--- a/ספר הפרויקט.docx
+++ b/ספר הפרויקט.docx
@@ -148,15 +148,7 @@
           <w:b/>
           <w:bCs/>
         </w:rPr>
-        <w:t xml:space="preserve"> VLSI</w:t>
-      </w:r>
-      <w:r>
-        <w:rPr>
-          <w:rFonts w:asciiTheme="majorBidi" w:hAnsiTheme="majorBidi" w:cstheme="majorBidi"/>
-          <w:b/>
-          <w:bCs/>
-        </w:rPr>
-        <w:t xml:space="preserve"> </w:t>
+        <w:t xml:space="preserve"> VLSI </w:t>
       </w:r>
     </w:p>
     <w:p>
@@ -1363,7 +1355,7 @@
         <w:spacing w:line="360" w:lineRule="auto"/>
         <w:contextualSpacing/>
         <w:rPr>
-          <w:rFonts w:asciiTheme="majorBidi" w:hAnsiTheme="majorBidi" w:cstheme="majorBidi" w:hint="cs"/>
+          <w:rFonts w:asciiTheme="majorBidi" w:hAnsiTheme="majorBidi" w:cstheme="majorBidi"/>
           <w:rtl/>
         </w:rPr>
       </w:pPr>
@@ -1467,7 +1459,7 @@
         <w:pStyle w:val="ListParagraph"/>
         <w:bidi/>
         <w:spacing w:line="360" w:lineRule="auto"/>
-        <w:ind w:left="1800"/>
+        <w:ind w:left="1080"/>
         <w:rPr>
           <w:rFonts w:asciiTheme="majorBidi" w:hAnsiTheme="majorBidi" w:cstheme="majorBidi"/>
           <w:b/>
@@ -1480,6 +1472,7 @@
           <w:rFonts w:asciiTheme="majorBidi" w:hAnsiTheme="majorBidi" w:cs="Times New Roman"/>
           <w:b/>
           <w:bCs/>
+          <w:noProof/>
           <w:rtl/>
         </w:rPr>
         <w:drawing>
@@ -1524,7 +1517,7 @@
         <w:pStyle w:val="ListParagraph"/>
         <w:bidi/>
         <w:spacing w:line="360" w:lineRule="auto"/>
-        <w:ind w:left="1800"/>
+        <w:ind w:left="1080"/>
         <w:rPr>
           <w:rFonts w:asciiTheme="majorBidi" w:hAnsiTheme="majorBidi" w:cstheme="majorBidi"/>
           <w:b/>
@@ -1917,7 +1910,7 @@
               <w:ind w:left="0"/>
               <w:jc w:val="center"/>
               <w:rPr>
-                <w:rFonts w:asciiTheme="majorBidi" w:hAnsiTheme="majorBidi" w:cstheme="majorBidi" w:hint="cs"/>
+                <w:rFonts w:asciiTheme="majorBidi" w:hAnsiTheme="majorBidi" w:cstheme="majorBidi"/>
                 <w:rtl/>
               </w:rPr>
             </w:pPr>
@@ -2327,6 +2320,7 @@
           <w:rFonts w:asciiTheme="majorBidi" w:hAnsiTheme="majorBidi" w:cs="Times New Roman"/>
           <w:b/>
           <w:bCs/>
+          <w:noProof/>
           <w:rtl/>
         </w:rPr>
         <w:drawing>
@@ -2406,6 +2400,7 @@
           <w:rFonts w:asciiTheme="majorBidi" w:hAnsiTheme="majorBidi" w:cs="Times New Roman"/>
           <w:b/>
           <w:bCs/>
+          <w:noProof/>
           <w:rtl/>
         </w:rPr>
         <w:drawing>
@@ -2555,7 +2550,7 @@
         <w:pStyle w:val="ListParagraph"/>
         <w:numPr>
           <w:ilvl w:val="0"/>
-          <w:numId w:val="21"/>
+          <w:numId w:val="24"/>
         </w:numPr>
         <w:bidi/>
         <w:spacing w:line="360" w:lineRule="auto"/>
@@ -2579,7 +2574,7 @@
       <w:pPr>
         <w:bidi/>
         <w:spacing w:line="360" w:lineRule="auto"/>
-        <w:jc w:val="center"/>
+        <w:ind w:left="1080"/>
         <w:rPr>
           <w:rFonts w:asciiTheme="majorBidi" w:hAnsiTheme="majorBidi" w:cstheme="majorBidi"/>
           <w:b/>
@@ -2591,6 +2586,7 @@
           <w:rFonts w:asciiTheme="majorBidi" w:hAnsiTheme="majorBidi" w:cs="Times New Roman"/>
           <w:b/>
           <w:bCs/>
+          <w:noProof/>
           <w:rtl/>
         </w:rPr>
         <w:drawing>
@@ -2635,7 +2631,7 @@
         <w:pStyle w:val="ListParagraph"/>
         <w:numPr>
           <w:ilvl w:val="0"/>
-          <w:numId w:val="21"/>
+          <w:numId w:val="24"/>
         </w:numPr>
         <w:bidi/>
         <w:spacing w:line="360" w:lineRule="auto"/>
@@ -2660,7 +2656,7 @@
         <w:pStyle w:val="ListParagraph"/>
         <w:bidi/>
         <w:spacing w:line="360" w:lineRule="auto"/>
-        <w:ind w:left="1440"/>
+        <w:ind w:left="1080"/>
         <w:rPr>
           <w:rFonts w:asciiTheme="majorBidi" w:hAnsiTheme="majorBidi" w:cstheme="majorBidi"/>
           <w:b/>
@@ -2673,6 +2669,7 @@
           <w:rFonts w:asciiTheme="majorBidi" w:hAnsiTheme="majorBidi" w:cs="Times New Roman"/>
           <w:b/>
           <w:bCs/>
+          <w:noProof/>
           <w:rtl/>
         </w:rPr>
         <w:drawing>
@@ -2717,7 +2714,7 @@
         <w:pStyle w:val="ListParagraph"/>
         <w:numPr>
           <w:ilvl w:val="0"/>
-          <w:numId w:val="21"/>
+          <w:numId w:val="24"/>
         </w:numPr>
         <w:bidi/>
         <w:spacing w:line="360" w:lineRule="auto"/>
@@ -2741,7 +2738,7 @@
       <w:pPr>
         <w:bidi/>
         <w:spacing w:line="360" w:lineRule="auto"/>
-        <w:jc w:val="center"/>
+        <w:ind w:left="1080"/>
         <w:rPr>
           <w:rFonts w:asciiTheme="majorBidi" w:hAnsiTheme="majorBidi" w:cstheme="majorBidi"/>
           <w:b/>
@@ -2753,6 +2750,7 @@
           <w:rFonts w:asciiTheme="majorBidi" w:hAnsiTheme="majorBidi" w:cs="Times New Roman"/>
           <w:b/>
           <w:bCs/>
+          <w:noProof/>
           <w:rtl/>
         </w:rPr>
         <w:drawing>
@@ -2854,12 +2852,21 @@
       </w:pPr>
       <w:r>
         <w:rPr>
-          <w:rFonts w:asciiTheme="majorBidi" w:hAnsiTheme="majorBidi" w:cstheme="majorBidi"/>
+          <w:rFonts w:asciiTheme="majorBidi" w:hAnsiTheme="majorBidi" w:cstheme="majorBidi" w:hint="cs"/>
           <w:b/>
           <w:bCs/>
           <w:rtl/>
         </w:rPr>
         <w:lastRenderedPageBreak/>
+        <w:t xml:space="preserve"> </w:t>
+      </w:r>
+      <w:r>
+        <w:rPr>
+          <w:rFonts w:asciiTheme="majorBidi" w:hAnsiTheme="majorBidi" w:cstheme="majorBidi"/>
+          <w:b/>
+          <w:bCs/>
+          <w:rtl/>
+        </w:rPr>
         <w:t xml:space="preserve">מודול </w:t>
       </w:r>
       <w:r>
@@ -2907,14 +2914,58 @@
     </w:p>
     <w:p>
       <w:pPr>
-        <w:pStyle w:val="ListParagraph"/>
-        <w:bidi/>
-        <w:spacing w:line="360" w:lineRule="auto"/>
-        <w:ind w:left="2520"/>
-        <w:rPr>
-          <w:rFonts w:asciiTheme="majorBidi" w:hAnsiTheme="majorBidi" w:cstheme="majorBidi" w:hint="cs"/>
-        </w:rPr>
-      </w:pPr>
+        <w:bidi/>
+        <w:spacing w:line="360" w:lineRule="auto"/>
+        <w:ind w:left="1080"/>
+        <w:rPr>
+          <w:rFonts w:asciiTheme="majorBidi" w:hAnsiTheme="majorBidi" w:cstheme="majorBidi"/>
+          <w:b/>
+          <w:bCs/>
+        </w:rPr>
+      </w:pPr>
+      <w:r>
+        <w:rPr>
+          <w:rFonts w:asciiTheme="majorBidi" w:hAnsiTheme="majorBidi" w:cs="Times New Roman"/>
+          <w:b/>
+          <w:bCs/>
+          <w:rtl/>
+        </w:rPr>
+        <w:drawing>
+          <wp:inline distT="0" distB="0" distL="0" distR="0" wp14:anchorId="2634A0A0" wp14:editId="4C02E341">
+            <wp:extent cx="4976291" cy="3223539"/>
+            <wp:effectExtent l="0" t="0" r="0" b="0"/>
+            <wp:docPr id="875868987" name="Picture 1"/>
+            <wp:cNvGraphicFramePr>
+              <a:graphicFrameLocks xmlns:a="http://schemas.openxmlformats.org/drawingml/2006/main" noChangeAspect="1"/>
+            </wp:cNvGraphicFramePr>
+            <a:graphic xmlns:a="http://schemas.openxmlformats.org/drawingml/2006/main">
+              <a:graphicData uri="http://schemas.openxmlformats.org/drawingml/2006/picture">
+                <pic:pic xmlns:pic="http://schemas.openxmlformats.org/drawingml/2006/picture">
+                  <pic:nvPicPr>
+                    <pic:cNvPr id="875868987" name=""/>
+                    <pic:cNvPicPr/>
+                  </pic:nvPicPr>
+                  <pic:blipFill>
+                    <a:blip r:embed="rId15"/>
+                    <a:stretch>
+                      <a:fillRect/>
+                    </a:stretch>
+                  </pic:blipFill>
+                  <pic:spPr>
+                    <a:xfrm>
+                      <a:off x="0" y="0"/>
+                      <a:ext cx="4976291" cy="3223539"/>
+                    </a:xfrm>
+                    <a:prstGeom prst="rect">
+                      <a:avLst/>
+                    </a:prstGeom>
+                  </pic:spPr>
+                </pic:pic>
+              </a:graphicData>
+            </a:graphic>
+          </wp:inline>
+        </w:drawing>
+      </w:r>
     </w:p>
     <w:p>
       <w:pPr>
@@ -2952,8 +3003,8 @@
       <w:tblGrid>
         <w:gridCol w:w="2030"/>
         <w:gridCol w:w="1580"/>
-        <w:gridCol w:w="2671"/>
-        <w:gridCol w:w="2790"/>
+        <w:gridCol w:w="1418"/>
+        <w:gridCol w:w="4043"/>
       </w:tblGrid>
       <w:tr>
         <w:tc>
@@ -3008,7 +3059,7 @@
         </w:tc>
         <w:tc>
           <w:tcPr>
-            <w:tcW w:w="2671" w:type="dxa"/>
+            <w:tcW w:w="1418" w:type="dxa"/>
           </w:tcPr>
           <w:p>
             <w:pPr>
@@ -3033,7 +3084,7 @@
         </w:tc>
         <w:tc>
           <w:tcPr>
-            <w:tcW w:w="2790" w:type="dxa"/>
+            <w:tcW w:w="4043" w:type="dxa"/>
           </w:tcPr>
           <w:p>
             <w:pPr>
@@ -3074,6 +3125,14 @@
                 <w:rtl/>
               </w:rPr>
             </w:pPr>
+            <w:proofErr w:type="spellStart"/>
+            <w:r>
+              <w:rPr>
+                <w:rFonts w:asciiTheme="majorBidi" w:hAnsiTheme="majorBidi" w:cstheme="majorBidi"/>
+              </w:rPr>
+              <w:t>iSlowClk</w:t>
+            </w:r>
+            <w:proofErr w:type="spellEnd"/>
           </w:p>
         </w:tc>
         <w:tc>
@@ -3091,11 +3150,17 @@
                 <w:rFonts w:asciiTheme="majorBidi" w:hAnsiTheme="majorBidi" w:cstheme="majorBidi"/>
               </w:rPr>
             </w:pPr>
-          </w:p>
-        </w:tc>
-        <w:tc>
-          <w:tcPr>
-            <w:tcW w:w="2671" w:type="dxa"/>
+            <w:r>
+              <w:rPr>
+                <w:rFonts w:asciiTheme="majorBidi" w:hAnsiTheme="majorBidi" w:cstheme="majorBidi"/>
+              </w:rPr>
+              <w:t>input</w:t>
+            </w:r>
+          </w:p>
+        </w:tc>
+        <w:tc>
+          <w:tcPr>
+            <w:tcW w:w="1418" w:type="dxa"/>
           </w:tcPr>
           <w:p>
             <w:pPr>
@@ -3109,11 +3174,17 @@
                 <w:rtl/>
               </w:rPr>
             </w:pPr>
-          </w:p>
-        </w:tc>
-        <w:tc>
-          <w:tcPr>
-            <w:tcW w:w="2790" w:type="dxa"/>
+            <w:r>
+              <w:rPr>
+                <w:rFonts w:asciiTheme="majorBidi" w:hAnsiTheme="majorBidi" w:cstheme="majorBidi"/>
+              </w:rPr>
+              <w:t>1</w:t>
+            </w:r>
+          </w:p>
+        </w:tc>
+        <w:tc>
+          <w:tcPr>
+            <w:tcW w:w="4043" w:type="dxa"/>
           </w:tcPr>
           <w:p>
             <w:pPr>
@@ -3123,10 +3194,16 @@
               <w:ind w:left="0"/>
               <w:jc w:val="center"/>
               <w:rPr>
-                <w:rFonts w:asciiTheme="majorBidi" w:hAnsiTheme="majorBidi" w:cstheme="majorBidi" w:hint="cs"/>
-                <w:rtl/>
-              </w:rPr>
-            </w:pPr>
+                <w:rFonts w:asciiTheme="majorBidi" w:hAnsiTheme="majorBidi" w:cstheme="majorBidi"/>
+                <w:rtl/>
+              </w:rPr>
+            </w:pPr>
+            <w:r>
+              <w:rPr>
+                <w:rFonts w:asciiTheme="majorBidi" w:hAnsiTheme="majorBidi" w:cstheme="majorBidi"/>
+              </w:rPr>
+              <w:t>slow clock, for example 10 MHz</w:t>
+            </w:r>
           </w:p>
         </w:tc>
       </w:tr>
@@ -3147,6 +3224,14 @@
                 <w:rtl/>
               </w:rPr>
             </w:pPr>
+            <w:proofErr w:type="spellStart"/>
+            <w:r>
+              <w:rPr>
+                <w:rFonts w:asciiTheme="majorBidi" w:hAnsiTheme="majorBidi" w:cstheme="majorBidi"/>
+              </w:rPr>
+              <w:t>iResetN</w:t>
+            </w:r>
+            <w:proofErr w:type="spellEnd"/>
           </w:p>
         </w:tc>
         <w:tc>
@@ -3165,11 +3250,17 @@
                 <w:rtl/>
               </w:rPr>
             </w:pPr>
-          </w:p>
-        </w:tc>
-        <w:tc>
-          <w:tcPr>
-            <w:tcW w:w="2671" w:type="dxa"/>
+            <w:r>
+              <w:rPr>
+                <w:rFonts w:asciiTheme="majorBidi" w:hAnsiTheme="majorBidi" w:cstheme="majorBidi"/>
+              </w:rPr>
+              <w:t>input</w:t>
+            </w:r>
+          </w:p>
+        </w:tc>
+        <w:tc>
+          <w:tcPr>
+            <w:tcW w:w="1418" w:type="dxa"/>
           </w:tcPr>
           <w:p>
             <w:pPr>
@@ -3183,11 +3274,17 @@
                 <w:rtl/>
               </w:rPr>
             </w:pPr>
-          </w:p>
-        </w:tc>
-        <w:tc>
-          <w:tcPr>
-            <w:tcW w:w="2790" w:type="dxa"/>
+            <w:r>
+              <w:rPr>
+                <w:rFonts w:asciiTheme="majorBidi" w:hAnsiTheme="majorBidi" w:cstheme="majorBidi"/>
+              </w:rPr>
+              <w:t>1</w:t>
+            </w:r>
+          </w:p>
+        </w:tc>
+        <w:tc>
+          <w:tcPr>
+            <w:tcW w:w="4043" w:type="dxa"/>
           </w:tcPr>
           <w:p>
             <w:pPr>
@@ -3201,6 +3298,13 @@
                 <w:lang w:bidi="ar-EG"/>
               </w:rPr>
             </w:pPr>
+            <w:r>
+              <w:rPr>
+                <w:rFonts w:asciiTheme="majorBidi" w:hAnsiTheme="majorBidi" w:cstheme="majorBidi"/>
+                <w:lang w:bidi="ar-EG"/>
+              </w:rPr>
+              <w:t>async active-low reset</w:t>
+            </w:r>
           </w:p>
         </w:tc>
       </w:tr>
@@ -3221,6 +3325,14 @@
                 <w:rtl/>
               </w:rPr>
             </w:pPr>
+            <w:proofErr w:type="spellStart"/>
+            <w:r>
+              <w:rPr>
+                <w:rFonts w:asciiTheme="majorBidi" w:hAnsiTheme="majorBidi" w:cstheme="majorBidi"/>
+              </w:rPr>
+              <w:t>iFifoEmpty</w:t>
+            </w:r>
+            <w:proofErr w:type="spellEnd"/>
           </w:p>
         </w:tc>
         <w:tc>
@@ -3239,11 +3351,17 @@
                 <w:rtl/>
               </w:rPr>
             </w:pPr>
-          </w:p>
-        </w:tc>
-        <w:tc>
-          <w:tcPr>
-            <w:tcW w:w="2671" w:type="dxa"/>
+            <w:r>
+              <w:rPr>
+                <w:rFonts w:asciiTheme="majorBidi" w:hAnsiTheme="majorBidi" w:cstheme="majorBidi"/>
+              </w:rPr>
+              <w:t>input</w:t>
+            </w:r>
+          </w:p>
+        </w:tc>
+        <w:tc>
+          <w:tcPr>
+            <w:tcW w:w="1418" w:type="dxa"/>
           </w:tcPr>
           <w:p>
             <w:pPr>
@@ -3257,11 +3375,17 @@
                 <w:rtl/>
               </w:rPr>
             </w:pPr>
-          </w:p>
-        </w:tc>
-        <w:tc>
-          <w:tcPr>
-            <w:tcW w:w="2790" w:type="dxa"/>
+            <w:r>
+              <w:rPr>
+                <w:rFonts w:asciiTheme="majorBidi" w:hAnsiTheme="majorBidi" w:cstheme="majorBidi"/>
+              </w:rPr>
+              <w:t>1</w:t>
+            </w:r>
+          </w:p>
+        </w:tc>
+        <w:tc>
+          <w:tcPr>
+            <w:tcW w:w="4043" w:type="dxa"/>
           </w:tcPr>
           <w:p>
             <w:pPr>
@@ -3275,6 +3399,20 @@
                 <w:rtl/>
               </w:rPr>
             </w:pPr>
+            <w:r>
+              <w:rPr>
+                <w:rFonts w:asciiTheme="majorBidi" w:hAnsiTheme="majorBidi" w:cstheme="majorBidi"/>
+              </w:rPr>
+              <w:t xml:space="preserve">connected to FIFO </w:t>
+            </w:r>
+            <w:proofErr w:type="spellStart"/>
+            <w:r>
+              <w:rPr>
+                <w:rFonts w:asciiTheme="majorBidi" w:hAnsiTheme="majorBidi" w:cstheme="majorBidi"/>
+              </w:rPr>
+              <w:t>rempty</w:t>
+            </w:r>
+            <w:proofErr w:type="spellEnd"/>
           </w:p>
         </w:tc>
       </w:tr>
@@ -3295,6 +3433,14 @@
                 <w:rtl/>
               </w:rPr>
             </w:pPr>
+            <w:proofErr w:type="spellStart"/>
+            <w:r>
+              <w:rPr>
+                <w:rFonts w:asciiTheme="majorBidi" w:hAnsiTheme="majorBidi" w:cstheme="majorBidi"/>
+              </w:rPr>
+              <w:t>iFifoData</w:t>
+            </w:r>
+            <w:proofErr w:type="spellEnd"/>
           </w:p>
         </w:tc>
         <w:tc>
@@ -3313,11 +3459,17 @@
                 <w:rtl/>
               </w:rPr>
             </w:pPr>
-          </w:p>
-        </w:tc>
-        <w:tc>
-          <w:tcPr>
-            <w:tcW w:w="2671" w:type="dxa"/>
+            <w:r>
+              <w:rPr>
+                <w:rFonts w:asciiTheme="majorBidi" w:hAnsiTheme="majorBidi" w:cstheme="majorBidi"/>
+              </w:rPr>
+              <w:t>input</w:t>
+            </w:r>
+          </w:p>
+        </w:tc>
+        <w:tc>
+          <w:tcPr>
+            <w:tcW w:w="1418" w:type="dxa"/>
           </w:tcPr>
           <w:p>
             <w:pPr>
@@ -3331,11 +3483,18 @@
                 <w:rtl/>
               </w:rPr>
             </w:pPr>
-          </w:p>
-        </w:tc>
-        <w:tc>
-          <w:tcPr>
-            <w:tcW w:w="2790" w:type="dxa"/>
+            <w:r>
+              <w:rPr>
+                <w:rFonts w:asciiTheme="majorBidi" w:hAnsiTheme="majorBidi" w:cs="Times New Roman"/>
+                <w:rtl/>
+              </w:rPr>
+              <w:t>[15:0]</w:t>
+            </w:r>
+          </w:p>
+        </w:tc>
+        <w:tc>
+          <w:tcPr>
+            <w:tcW w:w="4043" w:type="dxa"/>
           </w:tcPr>
           <w:p>
             <w:pPr>
@@ -3349,6 +3508,342 @@
                 <w:rtl/>
               </w:rPr>
             </w:pPr>
+            <w:r>
+              <w:rPr>
+                <w:rFonts w:asciiTheme="majorBidi" w:hAnsiTheme="majorBidi" w:cstheme="majorBidi"/>
+              </w:rPr>
+              <w:t xml:space="preserve">connected to FIFO </w:t>
+            </w:r>
+            <w:proofErr w:type="spellStart"/>
+            <w:r>
+              <w:rPr>
+                <w:rFonts w:asciiTheme="majorBidi" w:hAnsiTheme="majorBidi" w:cstheme="majorBidi"/>
+              </w:rPr>
+              <w:t>rdata</w:t>
+            </w:r>
+            <w:proofErr w:type="spellEnd"/>
+            <w:r>
+              <w:rPr>
+                <w:rFonts w:asciiTheme="majorBidi" w:hAnsiTheme="majorBidi" w:cstheme="majorBidi"/>
+              </w:rPr>
+              <w:t xml:space="preserve"> </w:t>
+            </w:r>
+            <w:r>
+              <w:rPr>
+                <w:rFonts w:asciiTheme="majorBidi" w:hAnsiTheme="majorBidi" w:cstheme="majorBidi"/>
+              </w:rPr>
+              <w:t>[15:0</w:t>
+            </w:r>
+            <w:r>
+              <w:rPr>
+                <w:rFonts w:asciiTheme="majorBidi" w:hAnsiTheme="majorBidi" w:cstheme="majorBidi"/>
+              </w:rPr>
+              <w:t>]</w:t>
+            </w:r>
+            <w:r>
+              <w:rPr>
+                <w:rFonts w:asciiTheme="majorBidi" w:hAnsiTheme="majorBidi" w:cs="Times New Roman"/>
+                <w:rtl/>
+              </w:rPr>
+              <w:t xml:space="preserve"> </w:t>
+            </w:r>
+          </w:p>
+        </w:tc>
+      </w:tr>
+      <w:tr>
+        <w:tc>
+          <w:tcPr>
+            <w:tcW w:w="2030" w:type="dxa"/>
+          </w:tcPr>
+          <w:p>
+            <w:pPr>
+              <w:pStyle w:val="ListParagraph"/>
+              <w:bidi/>
+              <w:spacing w:line="360" w:lineRule="auto"/>
+              <w:ind w:left="0"/>
+              <w:jc w:val="center"/>
+              <w:rPr>
+                <w:rFonts w:asciiTheme="majorBidi" w:hAnsiTheme="majorBidi" w:cstheme="majorBidi"/>
+              </w:rPr>
+            </w:pPr>
+            <w:proofErr w:type="spellStart"/>
+            <w:r>
+              <w:rPr>
+                <w:rFonts w:asciiTheme="majorBidi" w:hAnsiTheme="majorBidi" w:cstheme="majorBidi"/>
+              </w:rPr>
+              <w:t>oFifoRinc</w:t>
+            </w:r>
+            <w:proofErr w:type="spellEnd"/>
+          </w:p>
+        </w:tc>
+        <w:tc>
+          <w:tcPr>
+            <w:tcW w:w="1580" w:type="dxa"/>
+          </w:tcPr>
+          <w:p>
+            <w:pPr>
+              <w:pStyle w:val="ListParagraph"/>
+              <w:bidi/>
+              <w:spacing w:line="360" w:lineRule="auto"/>
+              <w:ind w:left="0"/>
+              <w:jc w:val="center"/>
+              <w:rPr>
+                <w:rFonts w:asciiTheme="majorBidi" w:hAnsiTheme="majorBidi" w:cstheme="majorBidi"/>
+                <w:rtl/>
+              </w:rPr>
+            </w:pPr>
+            <w:r>
+              <w:rPr>
+                <w:rFonts w:asciiTheme="majorBidi" w:hAnsiTheme="majorBidi" w:cstheme="majorBidi"/>
+              </w:rPr>
+              <w:t>output</w:t>
+            </w:r>
+          </w:p>
+        </w:tc>
+        <w:tc>
+          <w:tcPr>
+            <w:tcW w:w="1418" w:type="dxa"/>
+          </w:tcPr>
+          <w:p>
+            <w:pPr>
+              <w:pStyle w:val="ListParagraph"/>
+              <w:bidi/>
+              <w:spacing w:line="360" w:lineRule="auto"/>
+              <w:ind w:left="0"/>
+              <w:jc w:val="center"/>
+              <w:rPr>
+                <w:rFonts w:asciiTheme="majorBidi" w:hAnsiTheme="majorBidi" w:cstheme="majorBidi"/>
+                <w:rtl/>
+              </w:rPr>
+            </w:pPr>
+            <w:r>
+              <w:rPr>
+                <w:rFonts w:asciiTheme="majorBidi" w:hAnsiTheme="majorBidi" w:cstheme="majorBidi"/>
+              </w:rPr>
+              <w:t>1</w:t>
+            </w:r>
+          </w:p>
+        </w:tc>
+        <w:tc>
+          <w:tcPr>
+            <w:tcW w:w="4043" w:type="dxa"/>
+          </w:tcPr>
+          <w:p>
+            <w:pPr>
+              <w:pStyle w:val="ListParagraph"/>
+              <w:bidi/>
+              <w:spacing w:line="360" w:lineRule="auto"/>
+              <w:ind w:left="0"/>
+              <w:jc w:val="center"/>
+              <w:rPr>
+                <w:rFonts w:asciiTheme="majorBidi" w:hAnsiTheme="majorBidi" w:cstheme="majorBidi"/>
+                <w:rtl/>
+              </w:rPr>
+            </w:pPr>
+            <w:r>
+              <w:rPr>
+                <w:rFonts w:asciiTheme="majorBidi" w:hAnsiTheme="majorBidi" w:cstheme="majorBidi"/>
+              </w:rPr>
+              <w:t>FIFO read increment pulse</w:t>
+            </w:r>
+          </w:p>
+        </w:tc>
+      </w:tr>
+      <w:tr>
+        <w:tc>
+          <w:tcPr>
+            <w:tcW w:w="2030" w:type="dxa"/>
+          </w:tcPr>
+          <w:p>
+            <w:pPr>
+              <w:pStyle w:val="ListParagraph"/>
+              <w:bidi/>
+              <w:spacing w:line="360" w:lineRule="auto"/>
+              <w:ind w:left="0"/>
+              <w:jc w:val="center"/>
+              <w:rPr>
+                <w:rFonts w:asciiTheme="majorBidi" w:hAnsiTheme="majorBidi" w:cstheme="majorBidi"/>
+              </w:rPr>
+            </w:pPr>
+            <w:proofErr w:type="spellStart"/>
+            <w:r>
+              <w:rPr>
+                <w:rFonts w:asciiTheme="majorBidi" w:hAnsiTheme="majorBidi" w:cstheme="majorBidi"/>
+              </w:rPr>
+              <w:t>oSerialTx</w:t>
+            </w:r>
+            <w:proofErr w:type="spellEnd"/>
+          </w:p>
+        </w:tc>
+        <w:tc>
+          <w:tcPr>
+            <w:tcW w:w="1580" w:type="dxa"/>
+          </w:tcPr>
+          <w:p>
+            <w:pPr>
+              <w:pStyle w:val="ListParagraph"/>
+              <w:bidi/>
+              <w:spacing w:line="360" w:lineRule="auto"/>
+              <w:ind w:left="0"/>
+              <w:jc w:val="center"/>
+              <w:rPr>
+                <w:rFonts w:asciiTheme="majorBidi" w:hAnsiTheme="majorBidi" w:cstheme="majorBidi"/>
+                <w:rtl/>
+              </w:rPr>
+            </w:pPr>
+            <w:r>
+              <w:rPr>
+                <w:rFonts w:asciiTheme="majorBidi" w:hAnsiTheme="majorBidi" w:cstheme="majorBidi"/>
+              </w:rPr>
+              <w:t>output</w:t>
+            </w:r>
+          </w:p>
+        </w:tc>
+        <w:tc>
+          <w:tcPr>
+            <w:tcW w:w="1418" w:type="dxa"/>
+          </w:tcPr>
+          <w:p>
+            <w:pPr>
+              <w:pStyle w:val="ListParagraph"/>
+              <w:bidi/>
+              <w:spacing w:line="360" w:lineRule="auto"/>
+              <w:ind w:left="0"/>
+              <w:jc w:val="center"/>
+              <w:rPr>
+                <w:rFonts w:asciiTheme="majorBidi" w:hAnsiTheme="majorBidi" w:cstheme="majorBidi"/>
+                <w:rtl/>
+              </w:rPr>
+            </w:pPr>
+            <w:r>
+              <w:rPr>
+                <w:rFonts w:asciiTheme="majorBidi" w:hAnsiTheme="majorBidi" w:cstheme="majorBidi"/>
+              </w:rPr>
+              <w:t>1</w:t>
+            </w:r>
+          </w:p>
+        </w:tc>
+        <w:tc>
+          <w:tcPr>
+            <w:tcW w:w="4043" w:type="dxa"/>
+          </w:tcPr>
+          <w:p>
+            <w:pPr>
+              <w:pStyle w:val="ListParagraph"/>
+              <w:bidi/>
+              <w:spacing w:line="360" w:lineRule="auto"/>
+              <w:ind w:left="0"/>
+              <w:jc w:val="center"/>
+              <w:rPr>
+                <w:rFonts w:asciiTheme="majorBidi" w:hAnsiTheme="majorBidi" w:cstheme="majorBidi"/>
+                <w:rtl/>
+              </w:rPr>
+            </w:pPr>
+            <w:r>
+              <w:rPr>
+                <w:rFonts w:asciiTheme="majorBidi" w:hAnsiTheme="majorBidi" w:cstheme="majorBidi"/>
+              </w:rPr>
+              <w:t>UART serial output</w:t>
+            </w:r>
+          </w:p>
+        </w:tc>
+      </w:tr>
+      <w:tr>
+        <w:tc>
+          <w:tcPr>
+            <w:tcW w:w="2030" w:type="dxa"/>
+          </w:tcPr>
+          <w:p>
+            <w:pPr>
+              <w:pStyle w:val="ListParagraph"/>
+              <w:bidi/>
+              <w:spacing w:line="360" w:lineRule="auto"/>
+              <w:ind w:left="0"/>
+              <w:jc w:val="center"/>
+              <w:rPr>
+                <w:rFonts w:asciiTheme="majorBidi" w:hAnsiTheme="majorBidi" w:cstheme="majorBidi"/>
+              </w:rPr>
+            </w:pPr>
+            <w:proofErr w:type="spellStart"/>
+            <w:r>
+              <w:rPr>
+                <w:rFonts w:asciiTheme="majorBidi" w:hAnsiTheme="majorBidi" w:cstheme="majorBidi"/>
+              </w:rPr>
+              <w:t>oBusyTx</w:t>
+            </w:r>
+            <w:proofErr w:type="spellEnd"/>
+          </w:p>
+        </w:tc>
+        <w:tc>
+          <w:tcPr>
+            <w:tcW w:w="1580" w:type="dxa"/>
+          </w:tcPr>
+          <w:p>
+            <w:pPr>
+              <w:pStyle w:val="ListParagraph"/>
+              <w:bidi/>
+              <w:spacing w:line="360" w:lineRule="auto"/>
+              <w:ind w:left="0"/>
+              <w:jc w:val="center"/>
+              <w:rPr>
+                <w:rFonts w:asciiTheme="majorBidi" w:hAnsiTheme="majorBidi" w:cstheme="majorBidi"/>
+                <w:rtl/>
+              </w:rPr>
+            </w:pPr>
+            <w:r>
+              <w:rPr>
+                <w:rFonts w:asciiTheme="majorBidi" w:hAnsiTheme="majorBidi" w:cstheme="majorBidi"/>
+              </w:rPr>
+              <w:t>output</w:t>
+            </w:r>
+          </w:p>
+        </w:tc>
+        <w:tc>
+          <w:tcPr>
+            <w:tcW w:w="1418" w:type="dxa"/>
+          </w:tcPr>
+          <w:p>
+            <w:pPr>
+              <w:pStyle w:val="ListParagraph"/>
+              <w:bidi/>
+              <w:spacing w:line="360" w:lineRule="auto"/>
+              <w:ind w:left="0"/>
+              <w:jc w:val="center"/>
+              <w:rPr>
+                <w:rFonts w:asciiTheme="majorBidi" w:hAnsiTheme="majorBidi" w:cstheme="majorBidi"/>
+                <w:rtl/>
+              </w:rPr>
+            </w:pPr>
+            <w:r>
+              <w:rPr>
+                <w:rFonts w:asciiTheme="majorBidi" w:hAnsiTheme="majorBidi" w:cstheme="majorBidi"/>
+              </w:rPr>
+              <w:t>1</w:t>
+            </w:r>
+          </w:p>
+        </w:tc>
+        <w:tc>
+          <w:tcPr>
+            <w:tcW w:w="4043" w:type="dxa"/>
+          </w:tcPr>
+          <w:p>
+            <w:pPr>
+              <w:pStyle w:val="ListParagraph"/>
+              <w:bidi/>
+              <w:spacing w:line="360" w:lineRule="auto"/>
+              <w:ind w:left="0"/>
+              <w:jc w:val="center"/>
+              <w:rPr>
+                <w:rFonts w:asciiTheme="majorBidi" w:hAnsiTheme="majorBidi" w:cstheme="majorBidi"/>
+                <w:rtl/>
+              </w:rPr>
+            </w:pPr>
+            <w:r>
+              <w:rPr>
+                <w:rFonts w:asciiTheme="majorBidi" w:hAnsiTheme="majorBidi" w:cstheme="majorBidi"/>
+              </w:rPr>
+              <w:t>UART busy indication</w:t>
+            </w:r>
           </w:p>
         </w:tc>
       </w:tr>
@@ -3380,6 +3875,15 @@
         <w:rPr>
           <w:rFonts w:asciiTheme="majorBidi" w:hAnsiTheme="majorBidi" w:cstheme="majorBidi"/>
           <w:rtl/>
+        </w:rPr>
+      </w:pPr>
+    </w:p>
+    <w:p>
+      <w:pPr>
+        <w:bidi/>
+        <w:spacing w:line="360" w:lineRule="auto"/>
+        <w:rPr>
+          <w:rFonts w:asciiTheme="majorBidi" w:hAnsiTheme="majorBidi" w:cstheme="majorBidi"/>
         </w:rPr>
       </w:pPr>
     </w:p>
@@ -3413,6 +3917,7 @@
           <w:b/>
           <w:bCs/>
         </w:rPr>
+        <w:lastRenderedPageBreak/>
         <w:t>RTL</w:t>
       </w:r>
       <w:r>
@@ -3424,6 +3929,169 @@
         </w:rPr>
         <w:t>:</w:t>
       </w:r>
+    </w:p>
+    <w:p>
+      <w:pPr>
+        <w:bidi/>
+        <w:spacing w:line="360" w:lineRule="auto"/>
+        <w:rPr>
+          <w:rFonts w:asciiTheme="majorBidi" w:hAnsiTheme="majorBidi" w:cstheme="majorBidi"/>
+          <w:b/>
+          <w:bCs/>
+        </w:rPr>
+      </w:pPr>
+      <w:r>
+        <w:rPr>
+          <w:rFonts w:asciiTheme="majorBidi" w:hAnsiTheme="majorBidi" w:cs="Times New Roman"/>
+          <w:b/>
+          <w:bCs/>
+          <w:rtl/>
+        </w:rPr>
+        <w:drawing>
+          <wp:inline distT="0" distB="0" distL="0" distR="0" wp14:anchorId="712F79D6" wp14:editId="11CF1A76">
+            <wp:extent cx="5943600" cy="3070225"/>
+            <wp:effectExtent l="0" t="0" r="0" b="0"/>
+            <wp:docPr id="246453753" name="Picture 1"/>
+            <wp:cNvGraphicFramePr>
+              <a:graphicFrameLocks xmlns:a="http://schemas.openxmlformats.org/drawingml/2006/main" noChangeAspect="1"/>
+            </wp:cNvGraphicFramePr>
+            <a:graphic xmlns:a="http://schemas.openxmlformats.org/drawingml/2006/main">
+              <a:graphicData uri="http://schemas.openxmlformats.org/drawingml/2006/picture">
+                <pic:pic xmlns:pic="http://schemas.openxmlformats.org/drawingml/2006/picture">
+                  <pic:nvPicPr>
+                    <pic:cNvPr id="246453753" name=""/>
+                    <pic:cNvPicPr/>
+                  </pic:nvPicPr>
+                  <pic:blipFill>
+                    <a:blip r:embed="rId16"/>
+                    <a:stretch>
+                      <a:fillRect/>
+                    </a:stretch>
+                  </pic:blipFill>
+                  <pic:spPr>
+                    <a:xfrm>
+                      <a:off x="0" y="0"/>
+                      <a:ext cx="5943600" cy="3070225"/>
+                    </a:xfrm>
+                    <a:prstGeom prst="rect">
+                      <a:avLst/>
+                    </a:prstGeom>
+                  </pic:spPr>
+                </pic:pic>
+              </a:graphicData>
+            </a:graphic>
+          </wp:inline>
+        </w:drawing>
+      </w:r>
+    </w:p>
+    <w:p>
+      <w:pPr>
+        <w:bidi/>
+        <w:spacing w:line="360" w:lineRule="auto"/>
+        <w:rPr>
+          <w:rFonts w:asciiTheme="majorBidi" w:hAnsiTheme="majorBidi" w:cs="Times New Roman"/>
+          <w:b/>
+          <w:bCs/>
+        </w:rPr>
+      </w:pPr>
+    </w:p>
+    <w:p>
+      <w:pPr>
+        <w:bidi/>
+        <w:spacing w:line="360" w:lineRule="auto"/>
+        <w:rPr>
+          <w:rFonts w:asciiTheme="majorBidi" w:hAnsiTheme="majorBidi" w:cstheme="majorBidi"/>
+          <w:b/>
+          <w:bCs/>
+        </w:rPr>
+      </w:pPr>
+      <w:r>
+        <w:rPr>
+          <w:rFonts w:asciiTheme="majorBidi" w:hAnsiTheme="majorBidi" w:cs="Times New Roman"/>
+          <w:b/>
+          <w:bCs/>
+          <w:rtl/>
+        </w:rPr>
+        <w:drawing>
+          <wp:inline distT="0" distB="0" distL="0" distR="0" wp14:anchorId="53D59F12" wp14:editId="450A3116">
+            <wp:extent cx="5943600" cy="2127250"/>
+            <wp:effectExtent l="0" t="0" r="0" b="6350"/>
+            <wp:docPr id="151648566" name="Picture 1"/>
+            <wp:cNvGraphicFramePr>
+              <a:graphicFrameLocks xmlns:a="http://schemas.openxmlformats.org/drawingml/2006/main" noChangeAspect="1"/>
+            </wp:cNvGraphicFramePr>
+            <a:graphic xmlns:a="http://schemas.openxmlformats.org/drawingml/2006/main">
+              <a:graphicData uri="http://schemas.openxmlformats.org/drawingml/2006/picture">
+                <pic:pic xmlns:pic="http://schemas.openxmlformats.org/drawingml/2006/picture">
+                  <pic:nvPicPr>
+                    <pic:cNvPr id="151648566" name=""/>
+                    <pic:cNvPicPr/>
+                  </pic:nvPicPr>
+                  <pic:blipFill>
+                    <a:blip r:embed="rId17"/>
+                    <a:stretch>
+                      <a:fillRect/>
+                    </a:stretch>
+                  </pic:blipFill>
+                  <pic:spPr>
+                    <a:xfrm>
+                      <a:off x="0" y="0"/>
+                      <a:ext cx="5943600" cy="2127250"/>
+                    </a:xfrm>
+                    <a:prstGeom prst="rect">
+                      <a:avLst/>
+                    </a:prstGeom>
+                  </pic:spPr>
+                </pic:pic>
+              </a:graphicData>
+            </a:graphic>
+          </wp:inline>
+        </w:drawing>
+      </w:r>
+    </w:p>
+    <w:p>
+      <w:pPr>
+        <w:bidi/>
+        <w:spacing w:line="360" w:lineRule="auto"/>
+        <w:rPr>
+          <w:rFonts w:asciiTheme="majorBidi" w:hAnsiTheme="majorBidi" w:cstheme="majorBidi"/>
+          <w:b/>
+          <w:bCs/>
+        </w:rPr>
+      </w:pPr>
+    </w:p>
+    <w:p>
+      <w:pPr>
+        <w:bidi/>
+        <w:spacing w:line="360" w:lineRule="auto"/>
+        <w:rPr>
+          <w:rFonts w:asciiTheme="majorBidi" w:hAnsiTheme="majorBidi" w:cstheme="majorBidi"/>
+          <w:b/>
+          <w:bCs/>
+        </w:rPr>
+      </w:pPr>
+    </w:p>
+    <w:p>
+      <w:pPr>
+        <w:bidi/>
+        <w:spacing w:line="360" w:lineRule="auto"/>
+        <w:rPr>
+          <w:rFonts w:asciiTheme="majorBidi" w:hAnsiTheme="majorBidi" w:cstheme="majorBidi"/>
+          <w:b/>
+          <w:bCs/>
+        </w:rPr>
+      </w:pPr>
+    </w:p>
+    <w:p>
+      <w:pPr>
+        <w:bidi/>
+        <w:spacing w:line="360" w:lineRule="auto"/>
+        <w:rPr>
+          <w:rFonts w:asciiTheme="majorBidi" w:hAnsiTheme="majorBidi" w:cstheme="majorBidi"/>
+          <w:b/>
+          <w:bCs/>
+        </w:rPr>
+      </w:pPr>
     </w:p>
     <w:p>
       <w:pPr>
@@ -3458,6 +4126,7 @@
           <w:bCs/>
           <w:rtl/>
         </w:rPr>
+        <w:lastRenderedPageBreak/>
         <w:t>סימולציה ובדיות תקינות</w:t>
       </w:r>
     </w:p>
@@ -3476,6 +4145,7 @@
           <w:rFonts w:asciiTheme="majorBidi" w:hAnsiTheme="majorBidi" w:cs="Times New Roman"/>
           <w:b/>
           <w:bCs/>
+          <w:noProof/>
           <w:rtl/>
         </w:rPr>
         <w:drawing>
@@ -3494,7 +4164,7 @@
                     <pic:cNvPicPr/>
                   </pic:nvPicPr>
                   <pic:blipFill>
-                    <a:blip r:embed="rId15"/>
+                    <a:blip r:embed="rId18"/>
                     <a:stretch>
                       <a:fillRect/>
                     </a:stretch>
@@ -3543,9 +4213,9 @@
           <w:rFonts w:asciiTheme="majorBidi" w:hAnsiTheme="majorBidi" w:cs="Times New Roman"/>
           <w:b/>
           <w:bCs/>
-          <w:rtl/>
-        </w:rPr>
-        <w:lastRenderedPageBreak/>
+          <w:noProof/>
+          <w:rtl/>
+        </w:rPr>
         <w:drawing>
           <wp:inline distT="0" distB="0" distL="0" distR="0" wp14:anchorId="3070EC9A" wp14:editId="57324F9F">
             <wp:extent cx="5943600" cy="2218690"/>
@@ -3562,7 +4232,7 @@
                     <pic:cNvPicPr/>
                   </pic:nvPicPr>
                   <pic:blipFill>
-                    <a:blip r:embed="rId16"/>
+                    <a:blip r:embed="rId19"/>
                     <a:stretch>
                       <a:fillRect/>
                     </a:stretch>
@@ -3632,6 +4302,58 @@
           <w:rFonts w:asciiTheme="majorBidi" w:hAnsiTheme="majorBidi" w:cstheme="majorBidi"/>
           <w:b/>
           <w:bCs/>
+        </w:rPr>
+      </w:pPr>
+    </w:p>
+    <w:p>
+      <w:pPr>
+        <w:pStyle w:val="ListParagraph"/>
+        <w:bidi/>
+        <w:spacing w:line="360" w:lineRule="auto"/>
+        <w:ind w:left="1800"/>
+        <w:rPr>
+          <w:rFonts w:asciiTheme="majorBidi" w:hAnsiTheme="majorBidi" w:cstheme="majorBidi"/>
+          <w:b/>
+          <w:bCs/>
+        </w:rPr>
+      </w:pPr>
+    </w:p>
+    <w:p>
+      <w:pPr>
+        <w:pStyle w:val="ListParagraph"/>
+        <w:bidi/>
+        <w:spacing w:line="360" w:lineRule="auto"/>
+        <w:ind w:left="1800"/>
+        <w:rPr>
+          <w:rFonts w:asciiTheme="majorBidi" w:hAnsiTheme="majorBidi" w:cstheme="majorBidi"/>
+          <w:b/>
+          <w:bCs/>
+        </w:rPr>
+      </w:pPr>
+    </w:p>
+    <w:p>
+      <w:pPr>
+        <w:pStyle w:val="ListParagraph"/>
+        <w:bidi/>
+        <w:spacing w:line="360" w:lineRule="auto"/>
+        <w:ind w:left="1800"/>
+        <w:rPr>
+          <w:rFonts w:asciiTheme="majorBidi" w:hAnsiTheme="majorBidi" w:cstheme="majorBidi"/>
+          <w:b/>
+          <w:bCs/>
+        </w:rPr>
+      </w:pPr>
+    </w:p>
+    <w:p>
+      <w:pPr>
+        <w:pStyle w:val="ListParagraph"/>
+        <w:bidi/>
+        <w:spacing w:line="360" w:lineRule="auto"/>
+        <w:ind w:left="1800"/>
+        <w:rPr>
+          <w:rFonts w:asciiTheme="majorBidi" w:hAnsiTheme="majorBidi" w:cstheme="majorBidi"/>
+          <w:b/>
+          <w:bCs/>
           <w:rtl/>
         </w:rPr>
       </w:pPr>
@@ -3658,6 +4380,7 @@
           <w:bCs/>
           <w:rtl/>
         </w:rPr>
+        <w:lastRenderedPageBreak/>
         <w:t>דוחות</w:t>
       </w:r>
     </w:p>
@@ -3666,7 +4389,7 @@
         <w:pStyle w:val="ListParagraph"/>
         <w:numPr>
           <w:ilvl w:val="0"/>
-          <w:numId w:val="21"/>
+          <w:numId w:val="23"/>
         </w:numPr>
         <w:bidi/>
         <w:spacing w:line="360" w:lineRule="auto"/>
@@ -3690,20 +4413,63 @@
       <w:pPr>
         <w:bidi/>
         <w:spacing w:line="360" w:lineRule="auto"/>
-        <w:jc w:val="center"/>
-        <w:rPr>
-          <w:rFonts w:asciiTheme="majorBidi" w:hAnsiTheme="majorBidi" w:cstheme="majorBidi"/>
-          <w:b/>
-          <w:bCs/>
-        </w:rPr>
-      </w:pPr>
+        <w:ind w:left="1080"/>
+        <w:rPr>
+          <w:rFonts w:asciiTheme="majorBidi" w:hAnsiTheme="majorBidi" w:cstheme="majorBidi"/>
+          <w:b/>
+          <w:bCs/>
+        </w:rPr>
+      </w:pPr>
+      <w:r>
+        <w:rPr>
+          <w:rFonts w:asciiTheme="majorBidi" w:hAnsiTheme="majorBidi" w:cs="Times New Roman"/>
+          <w:b/>
+          <w:bCs/>
+          <w:rtl/>
+        </w:rPr>
+        <w:drawing>
+          <wp:inline distT="0" distB="0" distL="0" distR="0" wp14:anchorId="7E8E9A79" wp14:editId="3FC91AFA">
+            <wp:extent cx="4625741" cy="2972058"/>
+            <wp:effectExtent l="0" t="0" r="3810" b="0"/>
+            <wp:docPr id="224995706" name="Picture 1"/>
+            <wp:cNvGraphicFramePr>
+              <a:graphicFrameLocks xmlns:a="http://schemas.openxmlformats.org/drawingml/2006/main" noChangeAspect="1"/>
+            </wp:cNvGraphicFramePr>
+            <a:graphic xmlns:a="http://schemas.openxmlformats.org/drawingml/2006/main">
+              <a:graphicData uri="http://schemas.openxmlformats.org/drawingml/2006/picture">
+                <pic:pic xmlns:pic="http://schemas.openxmlformats.org/drawingml/2006/picture">
+                  <pic:nvPicPr>
+                    <pic:cNvPr id="224995706" name=""/>
+                    <pic:cNvPicPr/>
+                  </pic:nvPicPr>
+                  <pic:blipFill>
+                    <a:blip r:embed="rId20"/>
+                    <a:stretch>
+                      <a:fillRect/>
+                    </a:stretch>
+                  </pic:blipFill>
+                  <pic:spPr>
+                    <a:xfrm>
+                      <a:off x="0" y="0"/>
+                      <a:ext cx="4625741" cy="2972058"/>
+                    </a:xfrm>
+                    <a:prstGeom prst="rect">
+                      <a:avLst/>
+                    </a:prstGeom>
+                  </pic:spPr>
+                </pic:pic>
+              </a:graphicData>
+            </a:graphic>
+          </wp:inline>
+        </w:drawing>
+      </w:r>
     </w:p>
     <w:p>
       <w:pPr>
         <w:pStyle w:val="ListParagraph"/>
         <w:numPr>
           <w:ilvl w:val="0"/>
-          <w:numId w:val="21"/>
+          <w:numId w:val="23"/>
         </w:numPr>
         <w:bidi/>
         <w:spacing w:line="360" w:lineRule="auto"/>
@@ -3725,24 +4491,65 @@
     </w:p>
     <w:p>
       <w:pPr>
-        <w:pStyle w:val="ListParagraph"/>
-        <w:bidi/>
-        <w:spacing w:line="360" w:lineRule="auto"/>
-        <w:ind w:left="1440"/>
-        <w:rPr>
-          <w:rFonts w:asciiTheme="majorBidi" w:hAnsiTheme="majorBidi" w:cstheme="majorBidi"/>
-          <w:b/>
-          <w:bCs/>
-          <w:rtl/>
-        </w:rPr>
-      </w:pPr>
+        <w:bidi/>
+        <w:spacing w:line="360" w:lineRule="auto"/>
+        <w:ind w:left="1080"/>
+        <w:rPr>
+          <w:rFonts w:asciiTheme="majorBidi" w:hAnsiTheme="majorBidi" w:cstheme="majorBidi"/>
+          <w:b/>
+          <w:bCs/>
+        </w:rPr>
+      </w:pPr>
+      <w:r>
+        <w:rPr>
+          <w:rFonts w:asciiTheme="majorBidi" w:hAnsiTheme="majorBidi" w:cs="Times New Roman"/>
+          <w:b/>
+          <w:bCs/>
+          <w:rtl/>
+        </w:rPr>
+        <w:drawing>
+          <wp:inline distT="0" distB="0" distL="0" distR="0" wp14:anchorId="302BC998" wp14:editId="7D710E88">
+            <wp:extent cx="4549140" cy="2510578"/>
+            <wp:effectExtent l="0" t="0" r="3810" b="4445"/>
+            <wp:docPr id="2032559194" name="Picture 1"/>
+            <wp:cNvGraphicFramePr>
+              <a:graphicFrameLocks xmlns:a="http://schemas.openxmlformats.org/drawingml/2006/main" noChangeAspect="1"/>
+            </wp:cNvGraphicFramePr>
+            <a:graphic xmlns:a="http://schemas.openxmlformats.org/drawingml/2006/main">
+              <a:graphicData uri="http://schemas.openxmlformats.org/drawingml/2006/picture">
+                <pic:pic xmlns:pic="http://schemas.openxmlformats.org/drawingml/2006/picture">
+                  <pic:nvPicPr>
+                    <pic:cNvPr id="2032559194" name=""/>
+                    <pic:cNvPicPr/>
+                  </pic:nvPicPr>
+                  <pic:blipFill>
+                    <a:blip r:embed="rId21"/>
+                    <a:stretch>
+                      <a:fillRect/>
+                    </a:stretch>
+                  </pic:blipFill>
+                  <pic:spPr>
+                    <a:xfrm>
+                      <a:off x="0" y="0"/>
+                      <a:ext cx="4558484" cy="2515735"/>
+                    </a:xfrm>
+                    <a:prstGeom prst="rect">
+                      <a:avLst/>
+                    </a:prstGeom>
+                  </pic:spPr>
+                </pic:pic>
+              </a:graphicData>
+            </a:graphic>
+          </wp:inline>
+        </w:drawing>
+      </w:r>
     </w:p>
     <w:p>
       <w:pPr>
         <w:pStyle w:val="ListParagraph"/>
         <w:numPr>
           <w:ilvl w:val="0"/>
-          <w:numId w:val="21"/>
+          <w:numId w:val="23"/>
         </w:numPr>
         <w:bidi/>
         <w:spacing w:line="360" w:lineRule="auto"/>
@@ -3766,115 +4573,1377 @@
       <w:pPr>
         <w:bidi/>
         <w:spacing w:line="360" w:lineRule="auto"/>
-        <w:jc w:val="center"/>
-        <w:rPr>
-          <w:rFonts w:asciiTheme="majorBidi" w:hAnsiTheme="majorBidi" w:cstheme="majorBidi"/>
-          <w:b/>
-          <w:bCs/>
-        </w:rPr>
-      </w:pPr>
-    </w:p>
-    <w:p>
-      <w:pPr>
-        <w:bidi/>
-        <w:spacing w:line="360" w:lineRule="auto"/>
-        <w:rPr>
-          <w:rFonts w:asciiTheme="majorBidi" w:hAnsiTheme="majorBidi" w:cstheme="majorBidi"/>
-          <w:b/>
-          <w:bCs/>
-          <w:rtl/>
-        </w:rPr>
-      </w:pPr>
-    </w:p>
-    <w:p>
-      <w:pPr>
-        <w:bidi/>
-        <w:spacing w:line="360" w:lineRule="auto"/>
-        <w:rPr>
-          <w:rFonts w:asciiTheme="majorBidi" w:hAnsiTheme="majorBidi" w:cstheme="majorBidi"/>
-          <w:b/>
-          <w:bCs/>
-          <w:rtl/>
-        </w:rPr>
-      </w:pPr>
-    </w:p>
-    <w:p>
-      <w:pPr>
-        <w:bidi/>
-        <w:spacing w:line="360" w:lineRule="auto"/>
-        <w:rPr>
-          <w:rFonts w:asciiTheme="majorBidi" w:hAnsiTheme="majorBidi" w:cstheme="majorBidi"/>
-          <w:b/>
-          <w:bCs/>
-          <w:rtl/>
-        </w:rPr>
-      </w:pPr>
-    </w:p>
-    <w:p>
-      <w:pPr>
-        <w:bidi/>
-        <w:spacing w:line="360" w:lineRule="auto"/>
-        <w:rPr>
-          <w:rFonts w:asciiTheme="majorBidi" w:hAnsiTheme="majorBidi" w:cstheme="majorBidi"/>
-          <w:b/>
-          <w:bCs/>
-          <w:rtl/>
-        </w:rPr>
-      </w:pPr>
-    </w:p>
-    <w:p>
-      <w:pPr>
-        <w:bidi/>
-        <w:spacing w:line="360" w:lineRule="auto"/>
-        <w:rPr>
-          <w:rFonts w:asciiTheme="majorBidi" w:hAnsiTheme="majorBidi" w:cstheme="majorBidi"/>
-          <w:b/>
-          <w:bCs/>
-          <w:rtl/>
-        </w:rPr>
-      </w:pPr>
-    </w:p>
-    <w:p>
-      <w:pPr>
-        <w:bidi/>
-        <w:spacing w:line="360" w:lineRule="auto"/>
-        <w:rPr>
-          <w:rFonts w:asciiTheme="majorBidi" w:hAnsiTheme="majorBidi" w:cstheme="majorBidi"/>
-          <w:b/>
-          <w:bCs/>
-          <w:rtl/>
-        </w:rPr>
-      </w:pPr>
-    </w:p>
-    <w:p>
-      <w:pPr>
-        <w:bidi/>
-        <w:spacing w:line="360" w:lineRule="auto"/>
-        <w:rPr>
-          <w:rFonts w:asciiTheme="majorBidi" w:hAnsiTheme="majorBidi" w:cstheme="majorBidi"/>
-          <w:b/>
-          <w:bCs/>
-        </w:rPr>
-      </w:pPr>
-    </w:p>
-    <w:p>
-      <w:pPr>
-        <w:bidi/>
-        <w:spacing w:line="360" w:lineRule="auto"/>
-        <w:rPr>
-          <w:rFonts w:asciiTheme="majorBidi" w:hAnsiTheme="majorBidi" w:cstheme="majorBidi"/>
-          <w:b/>
-          <w:bCs/>
-          <w:rtl/>
-        </w:rPr>
-      </w:pPr>
+        <w:ind w:left="1080"/>
+        <w:rPr>
+          <w:rFonts w:asciiTheme="majorBidi" w:hAnsiTheme="majorBidi" w:cstheme="majorBidi"/>
+          <w:b/>
+          <w:bCs/>
+          <w:rtl/>
+        </w:rPr>
+      </w:pPr>
+      <w:r>
+        <w:rPr>
+          <w:rFonts w:asciiTheme="majorBidi" w:hAnsiTheme="majorBidi" w:cs="Times New Roman"/>
+          <w:b/>
+          <w:bCs/>
+          <w:rtl/>
+        </w:rPr>
+        <w:drawing>
+          <wp:inline distT="0" distB="0" distL="0" distR="0" wp14:anchorId="56849E67" wp14:editId="137D00A9">
+            <wp:extent cx="5448300" cy="891170"/>
+            <wp:effectExtent l="0" t="0" r="0" b="4445"/>
+            <wp:docPr id="1716233337" name="Picture 1"/>
+            <wp:cNvGraphicFramePr>
+              <a:graphicFrameLocks xmlns:a="http://schemas.openxmlformats.org/drawingml/2006/main" noChangeAspect="1"/>
+            </wp:cNvGraphicFramePr>
+            <a:graphic xmlns:a="http://schemas.openxmlformats.org/drawingml/2006/main">
+              <a:graphicData uri="http://schemas.openxmlformats.org/drawingml/2006/picture">
+                <pic:pic xmlns:pic="http://schemas.openxmlformats.org/drawingml/2006/picture">
+                  <pic:nvPicPr>
+                    <pic:cNvPr id="1716233337" name=""/>
+                    <pic:cNvPicPr/>
+                  </pic:nvPicPr>
+                  <pic:blipFill>
+                    <a:blip r:embed="rId22"/>
+                    <a:stretch>
+                      <a:fillRect/>
+                    </a:stretch>
+                  </pic:blipFill>
+                  <pic:spPr>
+                    <a:xfrm>
+                      <a:off x="0" y="0"/>
+                      <a:ext cx="5470224" cy="894756"/>
+                    </a:xfrm>
+                    <a:prstGeom prst="rect">
+                      <a:avLst/>
+                    </a:prstGeom>
+                  </pic:spPr>
+                </pic:pic>
+              </a:graphicData>
+            </a:graphic>
+          </wp:inline>
+        </w:drawing>
+      </w:r>
+    </w:p>
+    <w:p>
+      <w:pPr>
+        <w:pStyle w:val="ListParagraph"/>
+        <w:numPr>
+          <w:ilvl w:val="1"/>
+          <w:numId w:val="8"/>
+        </w:numPr>
+        <w:bidi/>
+        <w:spacing w:line="360" w:lineRule="auto"/>
+        <w:rPr>
+          <w:rFonts w:asciiTheme="majorBidi" w:hAnsiTheme="majorBidi" w:cstheme="majorBidi"/>
+          <w:b/>
+          <w:bCs/>
+        </w:rPr>
+      </w:pPr>
+      <w:r>
+        <w:rPr>
+          <w:rFonts w:asciiTheme="majorBidi" w:hAnsiTheme="majorBidi" w:cstheme="majorBidi" w:hint="cs"/>
+          <w:b/>
+          <w:bCs/>
+          <w:rtl/>
+        </w:rPr>
+        <w:lastRenderedPageBreak/>
+        <w:t xml:space="preserve"> מודול </w:t>
+      </w:r>
+      <w:r>
+        <w:rPr>
+          <w:rFonts w:asciiTheme="majorBidi" w:hAnsiTheme="majorBidi" w:cstheme="majorBidi"/>
+          <w:b/>
+          <w:bCs/>
+        </w:rPr>
+        <w:t>Power Controller</w:t>
+      </w:r>
+      <w:r>
+        <w:rPr>
+          <w:rFonts w:asciiTheme="majorBidi" w:hAnsiTheme="majorBidi" w:cstheme="majorBidi" w:hint="cs"/>
+          <w:b/>
+          <w:bCs/>
+          <w:rtl/>
+        </w:rPr>
+        <w:t xml:space="preserve">: </w:t>
+      </w:r>
+    </w:p>
+    <w:p>
+      <w:pPr>
+        <w:pStyle w:val="ListParagraph"/>
+        <w:numPr>
+          <w:ilvl w:val="2"/>
+          <w:numId w:val="8"/>
+        </w:numPr>
+        <w:bidi/>
+        <w:spacing w:line="360" w:lineRule="auto"/>
+        <w:rPr>
+          <w:rFonts w:asciiTheme="majorBidi" w:hAnsiTheme="majorBidi" w:cstheme="majorBidi"/>
+          <w:b/>
+          <w:bCs/>
+        </w:rPr>
+      </w:pPr>
+      <w:r>
+        <w:rPr>
+          <w:rFonts w:asciiTheme="majorBidi" w:hAnsiTheme="majorBidi" w:cstheme="majorBidi"/>
+          <w:b/>
+          <w:bCs/>
+          <w:rtl/>
+        </w:rPr>
+        <w:t>תיאור והסבר (הדרך)</w:t>
+      </w:r>
+    </w:p>
+    <w:p>
+      <w:pPr>
+        <w:bidi/>
+        <w:spacing w:line="360" w:lineRule="auto"/>
+        <w:ind w:left="1080"/>
+        <w:rPr>
+          <w:rFonts w:asciiTheme="majorBidi" w:hAnsiTheme="majorBidi" w:cstheme="majorBidi"/>
+          <w:b/>
+          <w:bCs/>
+        </w:rPr>
+      </w:pPr>
+    </w:p>
+    <w:p>
+      <w:pPr>
+        <w:pStyle w:val="ListParagraph"/>
+        <w:numPr>
+          <w:ilvl w:val="2"/>
+          <w:numId w:val="8"/>
+        </w:numPr>
+        <w:bidi/>
+        <w:spacing w:line="360" w:lineRule="auto"/>
+        <w:rPr>
+          <w:rFonts w:asciiTheme="majorBidi" w:hAnsiTheme="majorBidi" w:cstheme="majorBidi"/>
+          <w:b/>
+          <w:bCs/>
+        </w:rPr>
+      </w:pPr>
+      <w:r>
+        <w:rPr>
+          <w:rFonts w:asciiTheme="majorBidi" w:hAnsiTheme="majorBidi" w:cstheme="majorBidi"/>
+          <w:b/>
+          <w:bCs/>
+          <w:rtl/>
+        </w:rPr>
+        <w:t>טבלת כניסות יציאות:</w:t>
+      </w:r>
+    </w:p>
+    <w:tbl>
+      <w:tblPr>
+        <w:tblStyle w:val="TableGrid"/>
+        <w:bidiVisual/>
+        <w:tblW w:w="9071" w:type="dxa"/>
+        <w:tblInd w:w="282" w:type="dxa"/>
+        <w:tblLook w:val="04A0" w:firstRow="1" w:lastRow="0" w:firstColumn="1" w:lastColumn="0" w:noHBand="0" w:noVBand="1"/>
+      </w:tblPr>
+      <w:tblGrid>
+        <w:gridCol w:w="2030"/>
+        <w:gridCol w:w="1580"/>
+        <w:gridCol w:w="1418"/>
+        <w:gridCol w:w="4043"/>
+      </w:tblGrid>
+      <w:tr>
+        <w:tc>
+          <w:tcPr>
+            <w:tcW w:w="2030" w:type="dxa"/>
+          </w:tcPr>
+          <w:p>
+            <w:pPr>
+              <w:pStyle w:val="ListParagraph"/>
+              <w:bidi/>
+              <w:spacing w:line="360" w:lineRule="auto"/>
+              <w:ind w:left="0"/>
+              <w:jc w:val="center"/>
+              <w:rPr>
+                <w:rFonts w:asciiTheme="majorBidi" w:hAnsiTheme="majorBidi" w:cstheme="majorBidi"/>
+                <w:rtl/>
+              </w:rPr>
+            </w:pPr>
+            <w:r>
+              <w:rPr>
+                <w:rFonts w:asciiTheme="majorBidi" w:hAnsiTheme="majorBidi" w:cstheme="majorBidi"/>
+                <w:rtl/>
+              </w:rPr>
+              <w:t>פרמטר</w:t>
+            </w:r>
+          </w:p>
+        </w:tc>
+        <w:tc>
+          <w:tcPr>
+            <w:tcW w:w="1580" w:type="dxa"/>
+          </w:tcPr>
+          <w:p>
+            <w:pPr>
+              <w:pStyle w:val="ListParagraph"/>
+              <w:bidi/>
+              <w:spacing w:line="360" w:lineRule="auto"/>
+              <w:ind w:left="0"/>
+              <w:jc w:val="center"/>
+              <w:rPr>
+                <w:rFonts w:asciiTheme="majorBidi" w:hAnsiTheme="majorBidi" w:cstheme="majorBidi"/>
+                <w:rtl/>
+              </w:rPr>
+            </w:pPr>
+            <w:r>
+              <w:rPr>
+                <w:rFonts w:asciiTheme="majorBidi" w:hAnsiTheme="majorBidi" w:cstheme="majorBidi"/>
+                <w:rtl/>
+              </w:rPr>
+              <w:t>כניסה \ יציאה</w:t>
+            </w:r>
+          </w:p>
+        </w:tc>
+        <w:tc>
+          <w:tcPr>
+            <w:tcW w:w="1418" w:type="dxa"/>
+          </w:tcPr>
+          <w:p>
+            <w:pPr>
+              <w:pStyle w:val="ListParagraph"/>
+              <w:bidi/>
+              <w:spacing w:line="360" w:lineRule="auto"/>
+              <w:ind w:left="0"/>
+              <w:jc w:val="center"/>
+              <w:rPr>
+                <w:rFonts w:asciiTheme="majorBidi" w:hAnsiTheme="majorBidi" w:cstheme="majorBidi"/>
+                <w:rtl/>
+              </w:rPr>
+            </w:pPr>
+            <w:r>
+              <w:rPr>
+                <w:rFonts w:asciiTheme="majorBidi" w:hAnsiTheme="majorBidi" w:cstheme="majorBidi"/>
+                <w:rtl/>
+              </w:rPr>
+              <w:t>רוחב</w:t>
+            </w:r>
+          </w:p>
+        </w:tc>
+        <w:tc>
+          <w:tcPr>
+            <w:tcW w:w="4043" w:type="dxa"/>
+          </w:tcPr>
+          <w:p>
+            <w:pPr>
+              <w:pStyle w:val="ListParagraph"/>
+              <w:bidi/>
+              <w:spacing w:line="360" w:lineRule="auto"/>
+              <w:ind w:left="0"/>
+              <w:jc w:val="center"/>
+              <w:rPr>
+                <w:rFonts w:asciiTheme="majorBidi" w:hAnsiTheme="majorBidi" w:cstheme="majorBidi"/>
+                <w:rtl/>
+              </w:rPr>
+            </w:pPr>
+            <w:r>
+              <w:rPr>
+                <w:rFonts w:asciiTheme="majorBidi" w:hAnsiTheme="majorBidi" w:cstheme="majorBidi"/>
+                <w:rtl/>
+              </w:rPr>
+              <w:t>תיאור</w:t>
+            </w:r>
+          </w:p>
+        </w:tc>
+      </w:tr>
+      <w:tr>
+        <w:tc>
+          <w:tcPr>
+            <w:tcW w:w="2030" w:type="dxa"/>
+          </w:tcPr>
+          <w:p>
+            <w:pPr>
+              <w:pStyle w:val="ListParagraph"/>
+              <w:bidi/>
+              <w:spacing w:line="360" w:lineRule="auto"/>
+              <w:ind w:left="0"/>
+              <w:jc w:val="center"/>
+              <w:rPr>
+                <w:rFonts w:asciiTheme="majorBidi" w:hAnsiTheme="majorBidi" w:cstheme="majorBidi"/>
+                <w:rtl/>
+              </w:rPr>
+            </w:pPr>
+          </w:p>
+        </w:tc>
+        <w:tc>
+          <w:tcPr>
+            <w:tcW w:w="1580" w:type="dxa"/>
+          </w:tcPr>
+          <w:p>
+            <w:pPr>
+              <w:pStyle w:val="ListParagraph"/>
+              <w:bidi/>
+              <w:spacing w:line="360" w:lineRule="auto"/>
+              <w:ind w:left="0"/>
+              <w:jc w:val="center"/>
+              <w:rPr>
+                <w:rFonts w:asciiTheme="majorBidi" w:hAnsiTheme="majorBidi" w:cstheme="majorBidi"/>
+              </w:rPr>
+            </w:pPr>
+          </w:p>
+        </w:tc>
+        <w:tc>
+          <w:tcPr>
+            <w:tcW w:w="1418" w:type="dxa"/>
+          </w:tcPr>
+          <w:p>
+            <w:pPr>
+              <w:pStyle w:val="ListParagraph"/>
+              <w:bidi/>
+              <w:spacing w:line="360" w:lineRule="auto"/>
+              <w:ind w:left="0"/>
+              <w:jc w:val="center"/>
+              <w:rPr>
+                <w:rFonts w:asciiTheme="majorBidi" w:hAnsiTheme="majorBidi" w:cstheme="majorBidi"/>
+                <w:rtl/>
+              </w:rPr>
+            </w:pPr>
+          </w:p>
+        </w:tc>
+        <w:tc>
+          <w:tcPr>
+            <w:tcW w:w="4043" w:type="dxa"/>
+          </w:tcPr>
+          <w:p>
+            <w:pPr>
+              <w:pStyle w:val="ListParagraph"/>
+              <w:bidi/>
+              <w:spacing w:line="360" w:lineRule="auto"/>
+              <w:ind w:left="0"/>
+              <w:jc w:val="center"/>
+              <w:rPr>
+                <w:rFonts w:asciiTheme="majorBidi" w:hAnsiTheme="majorBidi" w:cstheme="majorBidi"/>
+                <w:rtl/>
+              </w:rPr>
+            </w:pPr>
+          </w:p>
+        </w:tc>
+      </w:tr>
+      <w:tr>
+        <w:tc>
+          <w:tcPr>
+            <w:tcW w:w="2030" w:type="dxa"/>
+          </w:tcPr>
+          <w:p>
+            <w:pPr>
+              <w:pStyle w:val="ListParagraph"/>
+              <w:bidi/>
+              <w:spacing w:line="360" w:lineRule="auto"/>
+              <w:ind w:left="0"/>
+              <w:jc w:val="center"/>
+              <w:rPr>
+                <w:rFonts w:asciiTheme="majorBidi" w:hAnsiTheme="majorBidi" w:cstheme="majorBidi"/>
+                <w:rtl/>
+              </w:rPr>
+            </w:pPr>
+          </w:p>
+        </w:tc>
+        <w:tc>
+          <w:tcPr>
+            <w:tcW w:w="1580" w:type="dxa"/>
+          </w:tcPr>
+          <w:p>
+            <w:pPr>
+              <w:pStyle w:val="ListParagraph"/>
+              <w:bidi/>
+              <w:spacing w:line="360" w:lineRule="auto"/>
+              <w:ind w:left="0"/>
+              <w:jc w:val="center"/>
+              <w:rPr>
+                <w:rFonts w:asciiTheme="majorBidi" w:hAnsiTheme="majorBidi" w:cstheme="majorBidi"/>
+                <w:rtl/>
+              </w:rPr>
+            </w:pPr>
+          </w:p>
+        </w:tc>
+        <w:tc>
+          <w:tcPr>
+            <w:tcW w:w="1418" w:type="dxa"/>
+          </w:tcPr>
+          <w:p>
+            <w:pPr>
+              <w:pStyle w:val="ListParagraph"/>
+              <w:bidi/>
+              <w:spacing w:line="360" w:lineRule="auto"/>
+              <w:ind w:left="0"/>
+              <w:jc w:val="center"/>
+              <w:rPr>
+                <w:rFonts w:asciiTheme="majorBidi" w:hAnsiTheme="majorBidi" w:cstheme="majorBidi"/>
+                <w:rtl/>
+              </w:rPr>
+            </w:pPr>
+          </w:p>
+        </w:tc>
+        <w:tc>
+          <w:tcPr>
+            <w:tcW w:w="4043" w:type="dxa"/>
+          </w:tcPr>
+          <w:p>
+            <w:pPr>
+              <w:pStyle w:val="ListParagraph"/>
+              <w:bidi/>
+              <w:spacing w:line="360" w:lineRule="auto"/>
+              <w:ind w:left="0"/>
+              <w:jc w:val="center"/>
+              <w:rPr>
+                <w:rFonts w:asciiTheme="majorBidi" w:hAnsiTheme="majorBidi" w:cstheme="majorBidi"/>
+                <w:lang w:bidi="ar-EG"/>
+              </w:rPr>
+            </w:pPr>
+          </w:p>
+        </w:tc>
+      </w:tr>
+      <w:tr>
+        <w:tc>
+          <w:tcPr>
+            <w:tcW w:w="2030" w:type="dxa"/>
+          </w:tcPr>
+          <w:p>
+            <w:pPr>
+              <w:pStyle w:val="ListParagraph"/>
+              <w:bidi/>
+              <w:spacing w:line="360" w:lineRule="auto"/>
+              <w:ind w:left="0"/>
+              <w:jc w:val="center"/>
+              <w:rPr>
+                <w:rFonts w:asciiTheme="majorBidi" w:hAnsiTheme="majorBidi" w:cstheme="majorBidi"/>
+                <w:rtl/>
+              </w:rPr>
+            </w:pPr>
+          </w:p>
+        </w:tc>
+        <w:tc>
+          <w:tcPr>
+            <w:tcW w:w="1580" w:type="dxa"/>
+          </w:tcPr>
+          <w:p>
+            <w:pPr>
+              <w:pStyle w:val="ListParagraph"/>
+              <w:bidi/>
+              <w:spacing w:line="360" w:lineRule="auto"/>
+              <w:ind w:left="0"/>
+              <w:jc w:val="center"/>
+              <w:rPr>
+                <w:rFonts w:asciiTheme="majorBidi" w:hAnsiTheme="majorBidi" w:cstheme="majorBidi"/>
+                <w:rtl/>
+              </w:rPr>
+            </w:pPr>
+          </w:p>
+        </w:tc>
+        <w:tc>
+          <w:tcPr>
+            <w:tcW w:w="1418" w:type="dxa"/>
+          </w:tcPr>
+          <w:p>
+            <w:pPr>
+              <w:pStyle w:val="ListParagraph"/>
+              <w:bidi/>
+              <w:spacing w:line="360" w:lineRule="auto"/>
+              <w:ind w:left="0"/>
+              <w:jc w:val="center"/>
+              <w:rPr>
+                <w:rFonts w:asciiTheme="majorBidi" w:hAnsiTheme="majorBidi" w:cstheme="majorBidi"/>
+                <w:rtl/>
+              </w:rPr>
+            </w:pPr>
+          </w:p>
+        </w:tc>
+        <w:tc>
+          <w:tcPr>
+            <w:tcW w:w="4043" w:type="dxa"/>
+          </w:tcPr>
+          <w:p>
+            <w:pPr>
+              <w:pStyle w:val="ListParagraph"/>
+              <w:bidi/>
+              <w:spacing w:line="360" w:lineRule="auto"/>
+              <w:ind w:left="0"/>
+              <w:jc w:val="center"/>
+              <w:rPr>
+                <w:rFonts w:asciiTheme="majorBidi" w:hAnsiTheme="majorBidi" w:cstheme="majorBidi"/>
+                <w:rtl/>
+              </w:rPr>
+            </w:pPr>
+          </w:p>
+        </w:tc>
+      </w:tr>
+      <w:tr>
+        <w:tc>
+          <w:tcPr>
+            <w:tcW w:w="2030" w:type="dxa"/>
+          </w:tcPr>
+          <w:p>
+            <w:pPr>
+              <w:pStyle w:val="ListParagraph"/>
+              <w:bidi/>
+              <w:spacing w:line="360" w:lineRule="auto"/>
+              <w:ind w:left="0"/>
+              <w:jc w:val="center"/>
+              <w:rPr>
+                <w:rFonts w:asciiTheme="majorBidi" w:hAnsiTheme="majorBidi" w:cstheme="majorBidi"/>
+                <w:rtl/>
+              </w:rPr>
+            </w:pPr>
+          </w:p>
+        </w:tc>
+        <w:tc>
+          <w:tcPr>
+            <w:tcW w:w="1580" w:type="dxa"/>
+          </w:tcPr>
+          <w:p>
+            <w:pPr>
+              <w:pStyle w:val="ListParagraph"/>
+              <w:bidi/>
+              <w:spacing w:line="360" w:lineRule="auto"/>
+              <w:ind w:left="0"/>
+              <w:jc w:val="center"/>
+              <w:rPr>
+                <w:rFonts w:asciiTheme="majorBidi" w:hAnsiTheme="majorBidi" w:cstheme="majorBidi"/>
+                <w:rtl/>
+              </w:rPr>
+            </w:pPr>
+          </w:p>
+        </w:tc>
+        <w:tc>
+          <w:tcPr>
+            <w:tcW w:w="1418" w:type="dxa"/>
+          </w:tcPr>
+          <w:p>
+            <w:pPr>
+              <w:pStyle w:val="ListParagraph"/>
+              <w:bidi/>
+              <w:spacing w:line="360" w:lineRule="auto"/>
+              <w:ind w:left="0"/>
+              <w:jc w:val="center"/>
+              <w:rPr>
+                <w:rFonts w:asciiTheme="majorBidi" w:hAnsiTheme="majorBidi" w:cstheme="majorBidi"/>
+                <w:rtl/>
+              </w:rPr>
+            </w:pPr>
+          </w:p>
+        </w:tc>
+        <w:tc>
+          <w:tcPr>
+            <w:tcW w:w="4043" w:type="dxa"/>
+          </w:tcPr>
+          <w:p>
+            <w:pPr>
+              <w:pStyle w:val="ListParagraph"/>
+              <w:bidi/>
+              <w:spacing w:line="360" w:lineRule="auto"/>
+              <w:ind w:left="0"/>
+              <w:jc w:val="center"/>
+              <w:rPr>
+                <w:rFonts w:asciiTheme="majorBidi" w:hAnsiTheme="majorBidi" w:cstheme="majorBidi"/>
+                <w:rtl/>
+              </w:rPr>
+            </w:pPr>
+          </w:p>
+        </w:tc>
+      </w:tr>
+      <w:tr>
+        <w:tc>
+          <w:tcPr>
+            <w:tcW w:w="2030" w:type="dxa"/>
+          </w:tcPr>
+          <w:p>
+            <w:pPr>
+              <w:pStyle w:val="ListParagraph"/>
+              <w:bidi/>
+              <w:spacing w:line="360" w:lineRule="auto"/>
+              <w:ind w:left="0"/>
+              <w:jc w:val="center"/>
+              <w:rPr>
+                <w:rFonts w:asciiTheme="majorBidi" w:hAnsiTheme="majorBidi" w:cstheme="majorBidi"/>
+              </w:rPr>
+            </w:pPr>
+          </w:p>
+        </w:tc>
+        <w:tc>
+          <w:tcPr>
+            <w:tcW w:w="1580" w:type="dxa"/>
+          </w:tcPr>
+          <w:p>
+            <w:pPr>
+              <w:pStyle w:val="ListParagraph"/>
+              <w:bidi/>
+              <w:spacing w:line="360" w:lineRule="auto"/>
+              <w:ind w:left="0"/>
+              <w:jc w:val="center"/>
+              <w:rPr>
+                <w:rFonts w:asciiTheme="majorBidi" w:hAnsiTheme="majorBidi" w:cstheme="majorBidi"/>
+                <w:rtl/>
+              </w:rPr>
+            </w:pPr>
+          </w:p>
+        </w:tc>
+        <w:tc>
+          <w:tcPr>
+            <w:tcW w:w="1418" w:type="dxa"/>
+          </w:tcPr>
+          <w:p>
+            <w:pPr>
+              <w:pStyle w:val="ListParagraph"/>
+              <w:bidi/>
+              <w:spacing w:line="360" w:lineRule="auto"/>
+              <w:ind w:left="0"/>
+              <w:jc w:val="center"/>
+              <w:rPr>
+                <w:rFonts w:asciiTheme="majorBidi" w:hAnsiTheme="majorBidi" w:cstheme="majorBidi"/>
+                <w:rtl/>
+              </w:rPr>
+            </w:pPr>
+          </w:p>
+        </w:tc>
+        <w:tc>
+          <w:tcPr>
+            <w:tcW w:w="4043" w:type="dxa"/>
+          </w:tcPr>
+          <w:p>
+            <w:pPr>
+              <w:pStyle w:val="ListParagraph"/>
+              <w:bidi/>
+              <w:spacing w:line="360" w:lineRule="auto"/>
+              <w:ind w:left="0"/>
+              <w:jc w:val="center"/>
+              <w:rPr>
+                <w:rFonts w:asciiTheme="majorBidi" w:hAnsiTheme="majorBidi" w:cstheme="majorBidi"/>
+                <w:rtl/>
+              </w:rPr>
+            </w:pPr>
+          </w:p>
+        </w:tc>
+      </w:tr>
+      <w:tr>
+        <w:tc>
+          <w:tcPr>
+            <w:tcW w:w="2030" w:type="dxa"/>
+          </w:tcPr>
+          <w:p>
+            <w:pPr>
+              <w:pStyle w:val="ListParagraph"/>
+              <w:bidi/>
+              <w:spacing w:line="360" w:lineRule="auto"/>
+              <w:ind w:left="0"/>
+              <w:jc w:val="center"/>
+              <w:rPr>
+                <w:rFonts w:asciiTheme="majorBidi" w:hAnsiTheme="majorBidi" w:cstheme="majorBidi"/>
+              </w:rPr>
+            </w:pPr>
+          </w:p>
+        </w:tc>
+        <w:tc>
+          <w:tcPr>
+            <w:tcW w:w="1580" w:type="dxa"/>
+          </w:tcPr>
+          <w:p>
+            <w:pPr>
+              <w:pStyle w:val="ListParagraph"/>
+              <w:bidi/>
+              <w:spacing w:line="360" w:lineRule="auto"/>
+              <w:ind w:left="0"/>
+              <w:jc w:val="center"/>
+              <w:rPr>
+                <w:rFonts w:asciiTheme="majorBidi" w:hAnsiTheme="majorBidi" w:cstheme="majorBidi"/>
+                <w:rtl/>
+              </w:rPr>
+            </w:pPr>
+          </w:p>
+        </w:tc>
+        <w:tc>
+          <w:tcPr>
+            <w:tcW w:w="1418" w:type="dxa"/>
+          </w:tcPr>
+          <w:p>
+            <w:pPr>
+              <w:pStyle w:val="ListParagraph"/>
+              <w:bidi/>
+              <w:spacing w:line="360" w:lineRule="auto"/>
+              <w:ind w:left="0"/>
+              <w:jc w:val="center"/>
+              <w:rPr>
+                <w:rFonts w:asciiTheme="majorBidi" w:hAnsiTheme="majorBidi" w:cstheme="majorBidi"/>
+                <w:rtl/>
+              </w:rPr>
+            </w:pPr>
+          </w:p>
+        </w:tc>
+        <w:tc>
+          <w:tcPr>
+            <w:tcW w:w="4043" w:type="dxa"/>
+          </w:tcPr>
+          <w:p>
+            <w:pPr>
+              <w:pStyle w:val="ListParagraph"/>
+              <w:bidi/>
+              <w:spacing w:line="360" w:lineRule="auto"/>
+              <w:ind w:left="0"/>
+              <w:jc w:val="center"/>
+              <w:rPr>
+                <w:rFonts w:asciiTheme="majorBidi" w:hAnsiTheme="majorBidi" w:cstheme="majorBidi"/>
+                <w:rtl/>
+              </w:rPr>
+            </w:pPr>
+          </w:p>
+        </w:tc>
+      </w:tr>
+      <w:tr>
+        <w:tc>
+          <w:tcPr>
+            <w:tcW w:w="2030" w:type="dxa"/>
+          </w:tcPr>
+          <w:p>
+            <w:pPr>
+              <w:pStyle w:val="ListParagraph"/>
+              <w:bidi/>
+              <w:spacing w:line="360" w:lineRule="auto"/>
+              <w:ind w:left="0"/>
+              <w:jc w:val="center"/>
+              <w:rPr>
+                <w:rFonts w:asciiTheme="majorBidi" w:hAnsiTheme="majorBidi" w:cstheme="majorBidi"/>
+              </w:rPr>
+            </w:pPr>
+          </w:p>
+        </w:tc>
+        <w:tc>
+          <w:tcPr>
+            <w:tcW w:w="1580" w:type="dxa"/>
+          </w:tcPr>
+          <w:p>
+            <w:pPr>
+              <w:pStyle w:val="ListParagraph"/>
+              <w:bidi/>
+              <w:spacing w:line="360" w:lineRule="auto"/>
+              <w:ind w:left="0"/>
+              <w:jc w:val="center"/>
+              <w:rPr>
+                <w:rFonts w:asciiTheme="majorBidi" w:hAnsiTheme="majorBidi" w:cstheme="majorBidi"/>
+                <w:rtl/>
+              </w:rPr>
+            </w:pPr>
+          </w:p>
+        </w:tc>
+        <w:tc>
+          <w:tcPr>
+            <w:tcW w:w="1418" w:type="dxa"/>
+          </w:tcPr>
+          <w:p>
+            <w:pPr>
+              <w:pStyle w:val="ListParagraph"/>
+              <w:bidi/>
+              <w:spacing w:line="360" w:lineRule="auto"/>
+              <w:ind w:left="0"/>
+              <w:jc w:val="center"/>
+              <w:rPr>
+                <w:rFonts w:asciiTheme="majorBidi" w:hAnsiTheme="majorBidi" w:cstheme="majorBidi"/>
+                <w:rtl/>
+              </w:rPr>
+            </w:pPr>
+          </w:p>
+        </w:tc>
+        <w:tc>
+          <w:tcPr>
+            <w:tcW w:w="4043" w:type="dxa"/>
+          </w:tcPr>
+          <w:p>
+            <w:pPr>
+              <w:pStyle w:val="ListParagraph"/>
+              <w:bidi/>
+              <w:spacing w:line="360" w:lineRule="auto"/>
+              <w:ind w:left="0"/>
+              <w:jc w:val="center"/>
+              <w:rPr>
+                <w:rFonts w:asciiTheme="majorBidi" w:hAnsiTheme="majorBidi" w:cstheme="majorBidi"/>
+                <w:rtl/>
+              </w:rPr>
+            </w:pPr>
+          </w:p>
+        </w:tc>
+      </w:tr>
+    </w:tbl>
+    <w:p>
+      <w:pPr>
+        <w:bidi/>
+        <w:spacing w:line="360" w:lineRule="auto"/>
+        <w:rPr>
+          <w:rFonts w:asciiTheme="majorBidi" w:hAnsiTheme="majorBidi" w:cstheme="majorBidi"/>
+          <w:rtl/>
+        </w:rPr>
+      </w:pPr>
+    </w:p>
+    <w:p>
+      <w:pPr>
+        <w:bidi/>
+        <w:spacing w:line="360" w:lineRule="auto"/>
+        <w:rPr>
+          <w:rFonts w:asciiTheme="majorBidi" w:hAnsiTheme="majorBidi" w:cstheme="majorBidi"/>
+          <w:rtl/>
+        </w:rPr>
+      </w:pPr>
+    </w:p>
+    <w:p>
+      <w:pPr>
+        <w:bidi/>
+        <w:spacing w:line="360" w:lineRule="auto"/>
+        <w:rPr>
+          <w:rFonts w:asciiTheme="majorBidi" w:hAnsiTheme="majorBidi" w:cstheme="majorBidi"/>
+          <w:rtl/>
+        </w:rPr>
+      </w:pPr>
+    </w:p>
+    <w:p>
+      <w:pPr>
+        <w:bidi/>
+        <w:spacing w:line="360" w:lineRule="auto"/>
+        <w:rPr>
+          <w:rFonts w:asciiTheme="majorBidi" w:hAnsiTheme="majorBidi" w:cstheme="majorBidi"/>
+        </w:rPr>
+      </w:pPr>
+    </w:p>
+    <w:p>
+      <w:pPr>
+        <w:bidi/>
+        <w:spacing w:line="360" w:lineRule="auto"/>
+        <w:rPr>
+          <w:rFonts w:asciiTheme="majorBidi" w:hAnsiTheme="majorBidi" w:cstheme="majorBidi"/>
+        </w:rPr>
+      </w:pPr>
+    </w:p>
+    <w:p>
+      <w:pPr>
+        <w:pStyle w:val="ListParagraph"/>
+        <w:numPr>
+          <w:ilvl w:val="2"/>
+          <w:numId w:val="8"/>
+        </w:numPr>
+        <w:bidi/>
+        <w:spacing w:line="360" w:lineRule="auto"/>
+        <w:rPr>
+          <w:rFonts w:asciiTheme="majorBidi" w:hAnsiTheme="majorBidi" w:cstheme="majorBidi"/>
+          <w:b/>
+          <w:bCs/>
+        </w:rPr>
+      </w:pPr>
+      <w:r>
+        <w:rPr>
+          <w:rFonts w:asciiTheme="majorBidi" w:hAnsiTheme="majorBidi" w:cstheme="majorBidi"/>
+          <w:b/>
+          <w:bCs/>
+        </w:rPr>
+        <w:t>RTL</w:t>
+      </w:r>
+      <w:r>
+        <w:rPr>
+          <w:rFonts w:asciiTheme="majorBidi" w:hAnsiTheme="majorBidi" w:cstheme="majorBidi"/>
+          <w:b/>
+          <w:bCs/>
+          <w:rtl/>
+        </w:rPr>
+        <w:t>:</w:t>
+      </w:r>
+    </w:p>
+    <w:p>
+      <w:pPr>
+        <w:bidi/>
+        <w:spacing w:line="360" w:lineRule="auto"/>
+        <w:rPr>
+          <w:rFonts w:asciiTheme="majorBidi" w:hAnsiTheme="majorBidi" w:cstheme="majorBidi"/>
+          <w:b/>
+          <w:bCs/>
+        </w:rPr>
+      </w:pPr>
+    </w:p>
+    <w:p>
+      <w:pPr>
+        <w:bidi/>
+        <w:spacing w:line="360" w:lineRule="auto"/>
+        <w:rPr>
+          <w:rFonts w:asciiTheme="majorBidi" w:hAnsiTheme="majorBidi" w:cs="Times New Roman"/>
+          <w:b/>
+          <w:bCs/>
+        </w:rPr>
+      </w:pPr>
+    </w:p>
+    <w:p>
+      <w:pPr>
+        <w:bidi/>
+        <w:spacing w:line="360" w:lineRule="auto"/>
+        <w:rPr>
+          <w:rFonts w:asciiTheme="majorBidi" w:hAnsiTheme="majorBidi" w:cstheme="majorBidi"/>
+          <w:b/>
+          <w:bCs/>
+        </w:rPr>
+      </w:pPr>
+    </w:p>
+    <w:p>
+      <w:pPr>
+        <w:bidi/>
+        <w:spacing w:line="360" w:lineRule="auto"/>
+        <w:rPr>
+          <w:rFonts w:asciiTheme="majorBidi" w:hAnsiTheme="majorBidi" w:cstheme="majorBidi"/>
+          <w:b/>
+          <w:bCs/>
+        </w:rPr>
+      </w:pPr>
+    </w:p>
+    <w:p>
+      <w:pPr>
+        <w:bidi/>
+        <w:spacing w:line="360" w:lineRule="auto"/>
+        <w:rPr>
+          <w:rFonts w:asciiTheme="majorBidi" w:hAnsiTheme="majorBidi" w:cstheme="majorBidi"/>
+          <w:b/>
+          <w:bCs/>
+        </w:rPr>
+      </w:pPr>
+    </w:p>
+    <w:p>
+      <w:pPr>
+        <w:bidi/>
+        <w:spacing w:line="360" w:lineRule="auto"/>
+        <w:rPr>
+          <w:rFonts w:asciiTheme="majorBidi" w:hAnsiTheme="majorBidi" w:cstheme="majorBidi"/>
+          <w:b/>
+          <w:bCs/>
+        </w:rPr>
+      </w:pPr>
+    </w:p>
+    <w:p>
+      <w:pPr>
+        <w:bidi/>
+        <w:spacing w:line="360" w:lineRule="auto"/>
+        <w:rPr>
+          <w:rFonts w:asciiTheme="majorBidi" w:hAnsiTheme="majorBidi" w:cstheme="majorBidi"/>
+          <w:b/>
+          <w:bCs/>
+        </w:rPr>
+      </w:pPr>
+    </w:p>
+    <w:p>
+      <w:pPr>
+        <w:bidi/>
+        <w:spacing w:line="360" w:lineRule="auto"/>
+        <w:rPr>
+          <w:rFonts w:asciiTheme="majorBidi" w:hAnsiTheme="majorBidi" w:cstheme="majorBidi"/>
+          <w:b/>
+          <w:bCs/>
+        </w:rPr>
+      </w:pPr>
+    </w:p>
+    <w:p>
+      <w:pPr>
+        <w:pStyle w:val="ListParagraph"/>
+        <w:numPr>
+          <w:ilvl w:val="2"/>
+          <w:numId w:val="8"/>
+        </w:numPr>
+        <w:bidi/>
+        <w:spacing w:line="360" w:lineRule="auto"/>
+        <w:rPr>
+          <w:rFonts w:asciiTheme="majorBidi" w:hAnsiTheme="majorBidi" w:cstheme="majorBidi"/>
+          <w:b/>
+          <w:bCs/>
+        </w:rPr>
+      </w:pPr>
+      <w:r>
+        <w:rPr>
+          <w:rFonts w:asciiTheme="majorBidi" w:hAnsiTheme="majorBidi" w:cstheme="majorBidi"/>
+          <w:b/>
+          <w:bCs/>
+          <w:rtl/>
+        </w:rPr>
+        <w:t>סימולציה ובדיות תקינות</w:t>
+      </w:r>
+    </w:p>
+    <w:p>
+      <w:pPr>
+        <w:bidi/>
+        <w:spacing w:line="360" w:lineRule="auto"/>
+        <w:rPr>
+          <w:rFonts w:asciiTheme="majorBidi" w:hAnsiTheme="majorBidi" w:cstheme="majorBidi"/>
+          <w:b/>
+          <w:bCs/>
+        </w:rPr>
+      </w:pPr>
+    </w:p>
+    <w:p>
+      <w:pPr>
+        <w:pStyle w:val="ListParagraph"/>
+        <w:bidi/>
+        <w:spacing w:line="360" w:lineRule="auto"/>
+        <w:ind w:left="1800"/>
+        <w:rPr>
+          <w:rFonts w:asciiTheme="majorBidi" w:hAnsiTheme="majorBidi" w:cstheme="majorBidi"/>
+          <w:b/>
+          <w:bCs/>
+        </w:rPr>
+      </w:pPr>
+    </w:p>
+    <w:p>
+      <w:pPr>
+        <w:bidi/>
+        <w:spacing w:line="360" w:lineRule="auto"/>
+        <w:rPr>
+          <w:rFonts w:asciiTheme="majorBidi" w:hAnsiTheme="majorBidi" w:cstheme="majorBidi"/>
+          <w:b/>
+          <w:bCs/>
+        </w:rPr>
+      </w:pPr>
+    </w:p>
+    <w:p>
+      <w:pPr>
+        <w:pStyle w:val="ListParagraph"/>
+        <w:bidi/>
+        <w:spacing w:line="360" w:lineRule="auto"/>
+        <w:ind w:left="1800"/>
+        <w:rPr>
+          <w:rFonts w:asciiTheme="majorBidi" w:hAnsiTheme="majorBidi" w:cstheme="majorBidi"/>
+          <w:b/>
+          <w:bCs/>
+        </w:rPr>
+      </w:pPr>
+    </w:p>
+    <w:p>
+      <w:pPr>
+        <w:pStyle w:val="ListParagraph"/>
+        <w:bidi/>
+        <w:spacing w:line="360" w:lineRule="auto"/>
+        <w:ind w:left="1800"/>
+        <w:rPr>
+          <w:rFonts w:asciiTheme="majorBidi" w:hAnsiTheme="majorBidi" w:cstheme="majorBidi"/>
+          <w:b/>
+          <w:bCs/>
+        </w:rPr>
+      </w:pPr>
+    </w:p>
+    <w:p>
+      <w:pPr>
+        <w:pStyle w:val="ListParagraph"/>
+        <w:bidi/>
+        <w:spacing w:line="360" w:lineRule="auto"/>
+        <w:ind w:left="1800"/>
+        <w:rPr>
+          <w:rFonts w:asciiTheme="majorBidi" w:hAnsiTheme="majorBidi" w:cstheme="majorBidi"/>
+          <w:b/>
+          <w:bCs/>
+        </w:rPr>
+      </w:pPr>
+    </w:p>
+    <w:p>
+      <w:pPr>
+        <w:pStyle w:val="ListParagraph"/>
+        <w:bidi/>
+        <w:spacing w:line="360" w:lineRule="auto"/>
+        <w:ind w:left="1800"/>
+        <w:rPr>
+          <w:rFonts w:asciiTheme="majorBidi" w:hAnsiTheme="majorBidi" w:cstheme="majorBidi"/>
+          <w:b/>
+          <w:bCs/>
+        </w:rPr>
+      </w:pPr>
+    </w:p>
+    <w:p>
+      <w:pPr>
+        <w:pStyle w:val="ListParagraph"/>
+        <w:bidi/>
+        <w:spacing w:line="360" w:lineRule="auto"/>
+        <w:ind w:left="1800"/>
+        <w:rPr>
+          <w:rFonts w:asciiTheme="majorBidi" w:hAnsiTheme="majorBidi" w:cstheme="majorBidi"/>
+          <w:b/>
+          <w:bCs/>
+        </w:rPr>
+      </w:pPr>
+    </w:p>
+    <w:p>
+      <w:pPr>
+        <w:pStyle w:val="ListParagraph"/>
+        <w:bidi/>
+        <w:spacing w:line="360" w:lineRule="auto"/>
+        <w:ind w:left="1800"/>
+        <w:rPr>
+          <w:rFonts w:asciiTheme="majorBidi" w:hAnsiTheme="majorBidi" w:cstheme="majorBidi"/>
+          <w:b/>
+          <w:bCs/>
+        </w:rPr>
+      </w:pPr>
+    </w:p>
+    <w:p>
+      <w:pPr>
+        <w:pStyle w:val="ListParagraph"/>
+        <w:bidi/>
+        <w:spacing w:line="360" w:lineRule="auto"/>
+        <w:ind w:left="1800"/>
+        <w:rPr>
+          <w:rFonts w:asciiTheme="majorBidi" w:hAnsiTheme="majorBidi" w:cstheme="majorBidi"/>
+          <w:b/>
+          <w:bCs/>
+        </w:rPr>
+      </w:pPr>
+    </w:p>
+    <w:p>
+      <w:pPr>
+        <w:pStyle w:val="ListParagraph"/>
+        <w:bidi/>
+        <w:spacing w:line="360" w:lineRule="auto"/>
+        <w:ind w:left="1800"/>
+        <w:rPr>
+          <w:rFonts w:asciiTheme="majorBidi" w:hAnsiTheme="majorBidi" w:cstheme="majorBidi"/>
+          <w:b/>
+          <w:bCs/>
+          <w:rtl/>
+        </w:rPr>
+      </w:pPr>
+    </w:p>
+    <w:p>
+      <w:pPr>
+        <w:pStyle w:val="ListParagraph"/>
+        <w:numPr>
+          <w:ilvl w:val="2"/>
+          <w:numId w:val="8"/>
+        </w:numPr>
+        <w:bidi/>
+        <w:spacing w:line="360" w:lineRule="auto"/>
+        <w:rPr>
+          <w:rFonts w:asciiTheme="majorBidi" w:hAnsiTheme="majorBidi" w:cstheme="majorBidi"/>
+          <w:b/>
+          <w:bCs/>
+        </w:rPr>
+      </w:pPr>
+      <w:r>
+        <w:rPr>
+          <w:rFonts w:asciiTheme="majorBidi" w:hAnsiTheme="majorBidi" w:cstheme="majorBidi" w:hint="cs"/>
+          <w:b/>
+          <w:bCs/>
+          <w:rtl/>
+        </w:rPr>
+        <w:t>דוחות</w:t>
+      </w:r>
     </w:p>
     <w:p>
       <w:pPr>
         <w:pStyle w:val="ListParagraph"/>
         <w:numPr>
           <w:ilvl w:val="0"/>
-          <w:numId w:val="8"/>
+          <w:numId w:val="25"/>
+        </w:numPr>
+        <w:bidi/>
+        <w:spacing w:line="360" w:lineRule="auto"/>
+        <w:rPr>
+          <w:rFonts w:asciiTheme="majorBidi" w:hAnsiTheme="majorBidi" w:cstheme="majorBidi"/>
+          <w:b/>
+          <w:bCs/>
+        </w:rPr>
+      </w:pPr>
+      <w:r>
+        <w:rPr>
+          <w:rFonts w:asciiTheme="majorBidi" w:hAnsiTheme="majorBidi" w:cstheme="majorBidi" w:hint="cs"/>
+          <w:b/>
+          <w:bCs/>
+          <w:rtl/>
+        </w:rPr>
+        <w:t>דוח משאבים:</w:t>
+      </w:r>
+    </w:p>
+    <w:p>
+      <w:pPr>
+        <w:bidi/>
+        <w:spacing w:line="360" w:lineRule="auto"/>
+        <w:ind w:left="1080"/>
+        <w:rPr>
+          <w:rFonts w:asciiTheme="majorBidi" w:hAnsiTheme="majorBidi" w:cstheme="majorBidi"/>
+          <w:b/>
+          <w:bCs/>
+        </w:rPr>
+      </w:pPr>
+    </w:p>
+    <w:p>
+      <w:pPr>
+        <w:pStyle w:val="ListParagraph"/>
+        <w:numPr>
+          <w:ilvl w:val="0"/>
+          <w:numId w:val="25"/>
+        </w:numPr>
+        <w:bidi/>
+        <w:spacing w:line="360" w:lineRule="auto"/>
+        <w:rPr>
+          <w:rFonts w:asciiTheme="majorBidi" w:hAnsiTheme="majorBidi" w:cstheme="majorBidi"/>
+          <w:b/>
+          <w:bCs/>
+        </w:rPr>
+      </w:pPr>
+      <w:r>
+        <w:rPr>
+          <w:rFonts w:asciiTheme="majorBidi" w:hAnsiTheme="majorBidi" w:cstheme="majorBidi" w:hint="cs"/>
+          <w:b/>
+          <w:bCs/>
+          <w:rtl/>
+        </w:rPr>
+        <w:t>דוח הספק:</w:t>
+      </w:r>
+    </w:p>
+    <w:p>
+      <w:pPr>
+        <w:bidi/>
+        <w:spacing w:line="360" w:lineRule="auto"/>
+        <w:ind w:left="1080"/>
+        <w:rPr>
+          <w:rFonts w:asciiTheme="majorBidi" w:hAnsiTheme="majorBidi" w:cstheme="majorBidi"/>
+          <w:b/>
+          <w:bCs/>
+        </w:rPr>
+      </w:pPr>
+    </w:p>
+    <w:p>
+      <w:pPr>
+        <w:pStyle w:val="ListParagraph"/>
+        <w:numPr>
+          <w:ilvl w:val="0"/>
+          <w:numId w:val="25"/>
+        </w:numPr>
+        <w:bidi/>
+        <w:spacing w:line="360" w:lineRule="auto"/>
+        <w:rPr>
+          <w:rFonts w:asciiTheme="majorBidi" w:hAnsiTheme="majorBidi" w:cstheme="majorBidi"/>
+          <w:b/>
+          <w:bCs/>
+        </w:rPr>
+      </w:pPr>
+      <w:r>
+        <w:rPr>
+          <w:rFonts w:asciiTheme="majorBidi" w:hAnsiTheme="majorBidi" w:cstheme="majorBidi" w:hint="cs"/>
+          <w:b/>
+          <w:bCs/>
+          <w:rtl/>
+        </w:rPr>
+        <w:t>דוח זמנים:</w:t>
+      </w:r>
+    </w:p>
+    <w:p>
+      <w:pPr>
+        <w:bidi/>
+        <w:spacing w:line="360" w:lineRule="auto"/>
+        <w:ind w:left="1080"/>
+        <w:rPr>
+          <w:rFonts w:asciiTheme="majorBidi" w:hAnsiTheme="majorBidi" w:cstheme="majorBidi"/>
+          <w:b/>
+          <w:bCs/>
+        </w:rPr>
+      </w:pPr>
+    </w:p>
+    <w:p>
+      <w:pPr>
+        <w:bidi/>
+        <w:spacing w:line="360" w:lineRule="auto"/>
+        <w:rPr>
+          <w:rFonts w:asciiTheme="majorBidi" w:hAnsiTheme="majorBidi" w:cstheme="majorBidi"/>
+          <w:b/>
+          <w:bCs/>
+          <w:rtl/>
+        </w:rPr>
+      </w:pPr>
+    </w:p>
+    <w:p>
+      <w:pPr>
+        <w:bidi/>
+        <w:spacing w:line="360" w:lineRule="auto"/>
+        <w:rPr>
+          <w:rFonts w:asciiTheme="majorBidi" w:hAnsiTheme="majorBidi" w:cstheme="majorBidi"/>
+          <w:b/>
+          <w:bCs/>
+          <w:rtl/>
+        </w:rPr>
+      </w:pPr>
+    </w:p>
+    <w:p>
+      <w:pPr>
+        <w:bidi/>
+        <w:spacing w:line="360" w:lineRule="auto"/>
+        <w:rPr>
+          <w:rFonts w:asciiTheme="majorBidi" w:hAnsiTheme="majorBidi" w:cstheme="majorBidi"/>
+          <w:b/>
+          <w:bCs/>
+          <w:rtl/>
+        </w:rPr>
+      </w:pPr>
+    </w:p>
+    <w:p>
+      <w:pPr>
+        <w:bidi/>
+        <w:spacing w:line="360" w:lineRule="auto"/>
+        <w:rPr>
+          <w:rFonts w:asciiTheme="majorBidi" w:hAnsiTheme="majorBidi" w:cstheme="majorBidi"/>
+          <w:b/>
+          <w:bCs/>
+          <w:rtl/>
+        </w:rPr>
+      </w:pPr>
+    </w:p>
+    <w:p>
+      <w:pPr>
+        <w:bidi/>
+        <w:spacing w:line="360" w:lineRule="auto"/>
+        <w:rPr>
+          <w:rFonts w:asciiTheme="majorBidi" w:hAnsiTheme="majorBidi" w:cstheme="majorBidi"/>
+          <w:b/>
+          <w:bCs/>
+          <w:rtl/>
+        </w:rPr>
+      </w:pPr>
+    </w:p>
+    <w:p>
+      <w:pPr>
+        <w:bidi/>
+        <w:spacing w:line="360" w:lineRule="auto"/>
+        <w:rPr>
+          <w:rFonts w:asciiTheme="majorBidi" w:hAnsiTheme="majorBidi" w:cstheme="majorBidi"/>
+          <w:b/>
+          <w:bCs/>
+          <w:rtl/>
+        </w:rPr>
+      </w:pPr>
+    </w:p>
+    <w:p>
+      <w:pPr>
+        <w:bidi/>
+        <w:spacing w:line="360" w:lineRule="auto"/>
+        <w:rPr>
+          <w:rFonts w:asciiTheme="majorBidi" w:hAnsiTheme="majorBidi" w:cstheme="majorBidi"/>
+          <w:b/>
+          <w:bCs/>
+          <w:rtl/>
+        </w:rPr>
+      </w:pPr>
+    </w:p>
+    <w:p>
+      <w:pPr>
+        <w:bidi/>
+        <w:spacing w:line="360" w:lineRule="auto"/>
+        <w:rPr>
+          <w:rFonts w:asciiTheme="majorBidi" w:hAnsiTheme="majorBidi" w:cstheme="majorBidi"/>
+          <w:b/>
+          <w:bCs/>
+        </w:rPr>
+      </w:pPr>
+    </w:p>
+    <w:p>
+      <w:pPr>
+        <w:bidi/>
+        <w:spacing w:line="360" w:lineRule="auto"/>
+        <w:rPr>
+          <w:rFonts w:asciiTheme="majorBidi" w:hAnsiTheme="majorBidi" w:cstheme="majorBidi"/>
+          <w:b/>
+          <w:bCs/>
+          <w:rtl/>
+        </w:rPr>
+      </w:pPr>
+    </w:p>
+    <w:p>
+      <w:pPr>
+        <w:pStyle w:val="ListParagraph"/>
+        <w:numPr>
+          <w:ilvl w:val="0"/>
+          <w:numId w:val="25"/>
         </w:numPr>
         <w:bidi/>
         <w:spacing w:line="360" w:lineRule="auto"/>
@@ -3963,7 +6032,7 @@
                     <pic:cNvPicPr/>
                   </pic:nvPicPr>
                   <pic:blipFill>
-                    <a:blip r:embed="rId17"/>
+                    <a:blip r:embed="rId23"/>
                     <a:stretch>
                       <a:fillRect/>
                     </a:stretch>
@@ -3997,7 +6066,7 @@
       </w:pPr>
     </w:p>
     <w:sectPr>
-      <w:footerReference w:type="default" r:id="rId18"/>
+      <w:footerReference w:type="default" r:id="rId24"/>
       <w:pgSz w:w="12240" w:h="15840"/>
       <w:pgMar w:top="1440" w:right="1440" w:bottom="1440" w:left="1440" w:header="708" w:footer="708" w:gutter="0"/>
       <w:pgBorders w:offsetFrom="page">
@@ -5007,6 +7076,95 @@
     </w:lvl>
   </w:abstractNum>
   <w:abstractNum w:abstractNumId="7" w15:restartNumberingAfterBreak="0">
+    <w:nsid w:val="24E77B26"/>
+    <w:multiLevelType w:val="hybridMultilevel"/>
+    <w:tmpl w:val="EF425748"/>
+    <w:lvl w:ilvl="0" w:tplc="8B3610A6">
+      <w:start w:val="1"/>
+      <w:numFmt w:val="decimal"/>
+      <w:lvlText w:val="%1."/>
+      <w:lvlJc w:val="left"/>
+      <w:pPr>
+        <w:ind w:left="1800" w:hanging="360"/>
+      </w:pPr>
+      <w:rPr>
+        <w:rFonts w:hint="default"/>
+      </w:rPr>
+    </w:lvl>
+    <w:lvl w:ilvl="1" w:tplc="04090019" w:tentative="1">
+      <w:start w:val="1"/>
+      <w:numFmt w:val="lowerLetter"/>
+      <w:lvlText w:val="%2."/>
+      <w:lvlJc w:val="left"/>
+      <w:pPr>
+        <w:ind w:left="2520" w:hanging="360"/>
+      </w:pPr>
+    </w:lvl>
+    <w:lvl w:ilvl="2" w:tplc="0409001B" w:tentative="1">
+      <w:start w:val="1"/>
+      <w:numFmt w:val="lowerRoman"/>
+      <w:lvlText w:val="%3."/>
+      <w:lvlJc w:val="right"/>
+      <w:pPr>
+        <w:ind w:left="3240" w:hanging="180"/>
+      </w:pPr>
+    </w:lvl>
+    <w:lvl w:ilvl="3" w:tplc="0409000F" w:tentative="1">
+      <w:start w:val="1"/>
+      <w:numFmt w:val="decimal"/>
+      <w:lvlText w:val="%4."/>
+      <w:lvlJc w:val="left"/>
+      <w:pPr>
+        <w:ind w:left="3960" w:hanging="360"/>
+      </w:pPr>
+    </w:lvl>
+    <w:lvl w:ilvl="4" w:tplc="04090019" w:tentative="1">
+      <w:start w:val="1"/>
+      <w:numFmt w:val="lowerLetter"/>
+      <w:lvlText w:val="%5."/>
+      <w:lvlJc w:val="left"/>
+      <w:pPr>
+        <w:ind w:left="4680" w:hanging="360"/>
+      </w:pPr>
+    </w:lvl>
+    <w:lvl w:ilvl="5" w:tplc="0409001B" w:tentative="1">
+      <w:start w:val="1"/>
+      <w:numFmt w:val="lowerRoman"/>
+      <w:lvlText w:val="%6."/>
+      <w:lvlJc w:val="right"/>
+      <w:pPr>
+        <w:ind w:left="5400" w:hanging="180"/>
+      </w:pPr>
+    </w:lvl>
+    <w:lvl w:ilvl="6" w:tplc="0409000F" w:tentative="1">
+      <w:start w:val="1"/>
+      <w:numFmt w:val="decimal"/>
+      <w:lvlText w:val="%7."/>
+      <w:lvlJc w:val="left"/>
+      <w:pPr>
+        <w:ind w:left="6120" w:hanging="360"/>
+      </w:pPr>
+    </w:lvl>
+    <w:lvl w:ilvl="7" w:tplc="04090019" w:tentative="1">
+      <w:start w:val="1"/>
+      <w:numFmt w:val="lowerLetter"/>
+      <w:lvlText w:val="%8."/>
+      <w:lvlJc w:val="left"/>
+      <w:pPr>
+        <w:ind w:left="6840" w:hanging="360"/>
+      </w:pPr>
+    </w:lvl>
+    <w:lvl w:ilvl="8" w:tplc="0409001B" w:tentative="1">
+      <w:start w:val="1"/>
+      <w:numFmt w:val="lowerRoman"/>
+      <w:lvlText w:val="%9."/>
+      <w:lvlJc w:val="right"/>
+      <w:pPr>
+        <w:ind w:left="7560" w:hanging="180"/>
+      </w:pPr>
+    </w:lvl>
+  </w:abstractNum>
+  <w:abstractNum w:abstractNumId="8" w15:restartNumberingAfterBreak="0">
     <w:nsid w:val="26B52039"/>
     <w:multiLevelType w:val="multilevel"/>
     <w:tmpl w:val="A07EA51C"/>
@@ -5119,7 +7277,7 @@
       </w:pPr>
     </w:lvl>
   </w:abstractNum>
-  <w:abstractNum w:abstractNumId="8" w15:restartNumberingAfterBreak="0">
+  <w:abstractNum w:abstractNumId="9" w15:restartNumberingAfterBreak="0">
     <w:nsid w:val="2DD87313"/>
     <w:multiLevelType w:val="multilevel"/>
     <w:tmpl w:val="04E41DEA"/>
@@ -5232,7 +7390,7 @@
       </w:pPr>
     </w:lvl>
   </w:abstractNum>
-  <w:abstractNum w:abstractNumId="9" w15:restartNumberingAfterBreak="0">
+  <w:abstractNum w:abstractNumId="10" w15:restartNumberingAfterBreak="0">
     <w:nsid w:val="37957CEB"/>
     <w:multiLevelType w:val="multilevel"/>
     <w:tmpl w:val="195AF390"/>
@@ -5347,7 +7505,7 @@
       </w:rPr>
     </w:lvl>
   </w:abstractNum>
-  <w:abstractNum w:abstractNumId="10" w15:restartNumberingAfterBreak="0">
+  <w:abstractNum w:abstractNumId="11" w15:restartNumberingAfterBreak="0">
     <w:nsid w:val="3A713BDD"/>
     <w:multiLevelType w:val="multilevel"/>
     <w:tmpl w:val="854EA96C"/>
@@ -5460,7 +7618,7 @@
       </w:pPr>
     </w:lvl>
   </w:abstractNum>
-  <w:abstractNum w:abstractNumId="11" w15:restartNumberingAfterBreak="0">
+  <w:abstractNum w:abstractNumId="12" w15:restartNumberingAfterBreak="0">
     <w:nsid w:val="3C4147E8"/>
     <w:multiLevelType w:val="hybridMultilevel"/>
     <w:tmpl w:val="CD20F6EA"/>
@@ -5549,7 +7707,7 @@
       </w:pPr>
     </w:lvl>
   </w:abstractNum>
-  <w:abstractNum w:abstractNumId="12" w15:restartNumberingAfterBreak="0">
+  <w:abstractNum w:abstractNumId="13" w15:restartNumberingAfterBreak="0">
     <w:nsid w:val="43D042A9"/>
     <w:multiLevelType w:val="multilevel"/>
     <w:tmpl w:val="0A5A8CD8"/>
@@ -5698,7 +7856,7 @@
       </w:rPr>
     </w:lvl>
   </w:abstractNum>
-  <w:abstractNum w:abstractNumId="13" w15:restartNumberingAfterBreak="0">
+  <w:abstractNum w:abstractNumId="14" w15:restartNumberingAfterBreak="0">
     <w:nsid w:val="4C343B9A"/>
     <w:multiLevelType w:val="multilevel"/>
     <w:tmpl w:val="63262706"/>
@@ -5847,7 +8005,7 @@
       </w:rPr>
     </w:lvl>
   </w:abstractNum>
-  <w:abstractNum w:abstractNumId="14" w15:restartNumberingAfterBreak="0">
+  <w:abstractNum w:abstractNumId="15" w15:restartNumberingAfterBreak="0">
     <w:nsid w:val="51160572"/>
     <w:multiLevelType w:val="multilevel"/>
     <w:tmpl w:val="07D85662"/>
@@ -5996,7 +8154,7 @@
       </w:rPr>
     </w:lvl>
   </w:abstractNum>
-  <w:abstractNum w:abstractNumId="15" w15:restartNumberingAfterBreak="0">
+  <w:abstractNum w:abstractNumId="16" w15:restartNumberingAfterBreak="0">
     <w:nsid w:val="55C64CD5"/>
     <w:multiLevelType w:val="multilevel"/>
     <w:tmpl w:val="03BE002A"/>
@@ -6119,7 +8277,7 @@
       </w:rPr>
     </w:lvl>
   </w:abstractNum>
-  <w:abstractNum w:abstractNumId="16" w15:restartNumberingAfterBreak="0">
+  <w:abstractNum w:abstractNumId="17" w15:restartNumberingAfterBreak="0">
     <w:nsid w:val="5F6E4EFF"/>
     <w:multiLevelType w:val="multilevel"/>
     <w:tmpl w:val="A91E6BF8"/>
@@ -6236,7 +8394,185 @@
       </w:pPr>
     </w:lvl>
   </w:abstractNum>
-  <w:abstractNum w:abstractNumId="17" w15:restartNumberingAfterBreak="0">
+  <w:abstractNum w:abstractNumId="18" w15:restartNumberingAfterBreak="0">
+    <w:nsid w:val="61EB51C6"/>
+    <w:multiLevelType w:val="hybridMultilevel"/>
+    <w:tmpl w:val="2042E73E"/>
+    <w:lvl w:ilvl="0" w:tplc="515C8754">
+      <w:start w:val="1"/>
+      <w:numFmt w:val="decimal"/>
+      <w:lvlText w:val="%1."/>
+      <w:lvlJc w:val="left"/>
+      <w:pPr>
+        <w:ind w:left="1800" w:hanging="360"/>
+      </w:pPr>
+      <w:rPr>
+        <w:rFonts w:hint="default"/>
+      </w:rPr>
+    </w:lvl>
+    <w:lvl w:ilvl="1" w:tplc="04090019">
+      <w:start w:val="1"/>
+      <w:numFmt w:val="lowerLetter"/>
+      <w:lvlText w:val="%2."/>
+      <w:lvlJc w:val="left"/>
+      <w:pPr>
+        <w:ind w:left="2520" w:hanging="360"/>
+      </w:pPr>
+    </w:lvl>
+    <w:lvl w:ilvl="2" w:tplc="0409001B">
+      <w:start w:val="1"/>
+      <w:numFmt w:val="lowerRoman"/>
+      <w:lvlText w:val="%3."/>
+      <w:lvlJc w:val="right"/>
+      <w:pPr>
+        <w:ind w:left="3240" w:hanging="180"/>
+      </w:pPr>
+    </w:lvl>
+    <w:lvl w:ilvl="3" w:tplc="0409000F" w:tentative="1">
+      <w:start w:val="1"/>
+      <w:numFmt w:val="decimal"/>
+      <w:lvlText w:val="%4."/>
+      <w:lvlJc w:val="left"/>
+      <w:pPr>
+        <w:ind w:left="3960" w:hanging="360"/>
+      </w:pPr>
+    </w:lvl>
+    <w:lvl w:ilvl="4" w:tplc="04090019" w:tentative="1">
+      <w:start w:val="1"/>
+      <w:numFmt w:val="lowerLetter"/>
+      <w:lvlText w:val="%5."/>
+      <w:lvlJc w:val="left"/>
+      <w:pPr>
+        <w:ind w:left="4680" w:hanging="360"/>
+      </w:pPr>
+    </w:lvl>
+    <w:lvl w:ilvl="5" w:tplc="0409001B" w:tentative="1">
+      <w:start w:val="1"/>
+      <w:numFmt w:val="lowerRoman"/>
+      <w:lvlText w:val="%6."/>
+      <w:lvlJc w:val="right"/>
+      <w:pPr>
+        <w:ind w:left="5400" w:hanging="180"/>
+      </w:pPr>
+    </w:lvl>
+    <w:lvl w:ilvl="6" w:tplc="0409000F" w:tentative="1">
+      <w:start w:val="1"/>
+      <w:numFmt w:val="decimal"/>
+      <w:lvlText w:val="%7."/>
+      <w:lvlJc w:val="left"/>
+      <w:pPr>
+        <w:ind w:left="6120" w:hanging="360"/>
+      </w:pPr>
+    </w:lvl>
+    <w:lvl w:ilvl="7" w:tplc="04090019" w:tentative="1">
+      <w:start w:val="1"/>
+      <w:numFmt w:val="lowerLetter"/>
+      <w:lvlText w:val="%8."/>
+      <w:lvlJc w:val="left"/>
+      <w:pPr>
+        <w:ind w:left="6840" w:hanging="360"/>
+      </w:pPr>
+    </w:lvl>
+    <w:lvl w:ilvl="8" w:tplc="0409001B" w:tentative="1">
+      <w:start w:val="1"/>
+      <w:numFmt w:val="lowerRoman"/>
+      <w:lvlText w:val="%9."/>
+      <w:lvlJc w:val="right"/>
+      <w:pPr>
+        <w:ind w:left="7560" w:hanging="180"/>
+      </w:pPr>
+    </w:lvl>
+  </w:abstractNum>
+  <w:abstractNum w:abstractNumId="19" w15:restartNumberingAfterBreak="0">
+    <w:nsid w:val="62BF1624"/>
+    <w:multiLevelType w:val="hybridMultilevel"/>
+    <w:tmpl w:val="8042EAD4"/>
+    <w:lvl w:ilvl="0" w:tplc="E4344FDE">
+      <w:start w:val="1"/>
+      <w:numFmt w:val="decimal"/>
+      <w:lvlText w:val="%1."/>
+      <w:lvlJc w:val="left"/>
+      <w:pPr>
+        <w:ind w:left="1800" w:hanging="360"/>
+      </w:pPr>
+      <w:rPr>
+        <w:rFonts w:hint="default"/>
+      </w:rPr>
+    </w:lvl>
+    <w:lvl w:ilvl="1" w:tplc="04090019">
+      <w:start w:val="1"/>
+      <w:numFmt w:val="lowerLetter"/>
+      <w:lvlText w:val="%2."/>
+      <w:lvlJc w:val="left"/>
+      <w:pPr>
+        <w:ind w:left="2520" w:hanging="360"/>
+      </w:pPr>
+    </w:lvl>
+    <w:lvl w:ilvl="2" w:tplc="0409001B">
+      <w:start w:val="1"/>
+      <w:numFmt w:val="lowerRoman"/>
+      <w:lvlText w:val="%3."/>
+      <w:lvlJc w:val="right"/>
+      <w:pPr>
+        <w:ind w:left="3240" w:hanging="180"/>
+      </w:pPr>
+    </w:lvl>
+    <w:lvl w:ilvl="3" w:tplc="0409000F" w:tentative="1">
+      <w:start w:val="1"/>
+      <w:numFmt w:val="decimal"/>
+      <w:lvlText w:val="%4."/>
+      <w:lvlJc w:val="left"/>
+      <w:pPr>
+        <w:ind w:left="3960" w:hanging="360"/>
+      </w:pPr>
+    </w:lvl>
+    <w:lvl w:ilvl="4" w:tplc="04090019" w:tentative="1">
+      <w:start w:val="1"/>
+      <w:numFmt w:val="lowerLetter"/>
+      <w:lvlText w:val="%5."/>
+      <w:lvlJc w:val="left"/>
+      <w:pPr>
+        <w:ind w:left="4680" w:hanging="360"/>
+      </w:pPr>
+    </w:lvl>
+    <w:lvl w:ilvl="5" w:tplc="0409001B" w:tentative="1">
+      <w:start w:val="1"/>
+      <w:numFmt w:val="lowerRoman"/>
+      <w:lvlText w:val="%6."/>
+      <w:lvlJc w:val="right"/>
+      <w:pPr>
+        <w:ind w:left="5400" w:hanging="180"/>
+      </w:pPr>
+    </w:lvl>
+    <w:lvl w:ilvl="6" w:tplc="0409000F" w:tentative="1">
+      <w:start w:val="1"/>
+      <w:numFmt w:val="decimal"/>
+      <w:lvlText w:val="%7."/>
+      <w:lvlJc w:val="left"/>
+      <w:pPr>
+        <w:ind w:left="6120" w:hanging="360"/>
+      </w:pPr>
+    </w:lvl>
+    <w:lvl w:ilvl="7" w:tplc="04090019" w:tentative="1">
+      <w:start w:val="1"/>
+      <w:numFmt w:val="lowerLetter"/>
+      <w:lvlText w:val="%8."/>
+      <w:lvlJc w:val="left"/>
+      <w:pPr>
+        <w:ind w:left="6840" w:hanging="360"/>
+      </w:pPr>
+    </w:lvl>
+    <w:lvl w:ilvl="8" w:tplc="0409001B" w:tentative="1">
+      <w:start w:val="1"/>
+      <w:numFmt w:val="lowerRoman"/>
+      <w:lvlText w:val="%9."/>
+      <w:lvlJc w:val="right"/>
+      <w:pPr>
+        <w:ind w:left="7560" w:hanging="180"/>
+      </w:pPr>
+    </w:lvl>
+  </w:abstractNum>
+  <w:abstractNum w:abstractNumId="20" w15:restartNumberingAfterBreak="0">
     <w:nsid w:val="647C2D03"/>
     <w:multiLevelType w:val="multilevel"/>
     <w:tmpl w:val="FBEAFD38"/>
@@ -6385,7 +8721,96 @@
       </w:rPr>
     </w:lvl>
   </w:abstractNum>
-  <w:abstractNum w:abstractNumId="18" w15:restartNumberingAfterBreak="0">
+  <w:abstractNum w:abstractNumId="21" w15:restartNumberingAfterBreak="0">
+    <w:nsid w:val="6757424D"/>
+    <w:multiLevelType w:val="hybridMultilevel"/>
+    <w:tmpl w:val="BA3ACEA2"/>
+    <w:lvl w:ilvl="0" w:tplc="D31A0928">
+      <w:start w:val="1"/>
+      <w:numFmt w:val="decimal"/>
+      <w:lvlText w:val="%1."/>
+      <w:lvlJc w:val="left"/>
+      <w:pPr>
+        <w:ind w:left="1440" w:hanging="360"/>
+      </w:pPr>
+      <w:rPr>
+        <w:rFonts w:hint="default"/>
+      </w:rPr>
+    </w:lvl>
+    <w:lvl w:ilvl="1" w:tplc="04090019" w:tentative="1">
+      <w:start w:val="1"/>
+      <w:numFmt w:val="lowerLetter"/>
+      <w:lvlText w:val="%2."/>
+      <w:lvlJc w:val="left"/>
+      <w:pPr>
+        <w:ind w:left="2160" w:hanging="360"/>
+      </w:pPr>
+    </w:lvl>
+    <w:lvl w:ilvl="2" w:tplc="0409001B" w:tentative="1">
+      <w:start w:val="1"/>
+      <w:numFmt w:val="lowerRoman"/>
+      <w:lvlText w:val="%3."/>
+      <w:lvlJc w:val="right"/>
+      <w:pPr>
+        <w:ind w:left="2880" w:hanging="180"/>
+      </w:pPr>
+    </w:lvl>
+    <w:lvl w:ilvl="3" w:tplc="0409000F" w:tentative="1">
+      <w:start w:val="1"/>
+      <w:numFmt w:val="decimal"/>
+      <w:lvlText w:val="%4."/>
+      <w:lvlJc w:val="left"/>
+      <w:pPr>
+        <w:ind w:left="3600" w:hanging="360"/>
+      </w:pPr>
+    </w:lvl>
+    <w:lvl w:ilvl="4" w:tplc="04090019" w:tentative="1">
+      <w:start w:val="1"/>
+      <w:numFmt w:val="lowerLetter"/>
+      <w:lvlText w:val="%5."/>
+      <w:lvlJc w:val="left"/>
+      <w:pPr>
+        <w:ind w:left="4320" w:hanging="360"/>
+      </w:pPr>
+    </w:lvl>
+    <w:lvl w:ilvl="5" w:tplc="0409001B" w:tentative="1">
+      <w:start w:val="1"/>
+      <w:numFmt w:val="lowerRoman"/>
+      <w:lvlText w:val="%6."/>
+      <w:lvlJc w:val="right"/>
+      <w:pPr>
+        <w:ind w:left="5040" w:hanging="180"/>
+      </w:pPr>
+    </w:lvl>
+    <w:lvl w:ilvl="6" w:tplc="0409000F" w:tentative="1">
+      <w:start w:val="1"/>
+      <w:numFmt w:val="decimal"/>
+      <w:lvlText w:val="%7."/>
+      <w:lvlJc w:val="left"/>
+      <w:pPr>
+        <w:ind w:left="5760" w:hanging="360"/>
+      </w:pPr>
+    </w:lvl>
+    <w:lvl w:ilvl="7" w:tplc="04090019" w:tentative="1">
+      <w:start w:val="1"/>
+      <w:numFmt w:val="lowerLetter"/>
+      <w:lvlText w:val="%8."/>
+      <w:lvlJc w:val="left"/>
+      <w:pPr>
+        <w:ind w:left="6480" w:hanging="360"/>
+      </w:pPr>
+    </w:lvl>
+    <w:lvl w:ilvl="8" w:tplc="0409001B" w:tentative="1">
+      <w:start w:val="1"/>
+      <w:numFmt w:val="lowerRoman"/>
+      <w:lvlText w:val="%9."/>
+      <w:lvlJc w:val="right"/>
+      <w:pPr>
+        <w:ind w:left="7200" w:hanging="180"/>
+      </w:pPr>
+    </w:lvl>
+  </w:abstractNum>
+  <w:abstractNum w:abstractNumId="22" w15:restartNumberingAfterBreak="0">
     <w:nsid w:val="684B4314"/>
     <w:multiLevelType w:val="hybridMultilevel"/>
     <w:tmpl w:val="CB262864"/>
@@ -6474,7 +8899,7 @@
       </w:pPr>
     </w:lvl>
   </w:abstractNum>
-  <w:abstractNum w:abstractNumId="19" w15:restartNumberingAfterBreak="0">
+  <w:abstractNum w:abstractNumId="23" w15:restartNumberingAfterBreak="0">
     <w:nsid w:val="69244AB0"/>
     <w:multiLevelType w:val="multilevel"/>
     <w:tmpl w:val="044AF0A2"/>
@@ -6587,7 +9012,7 @@
       </w:pPr>
     </w:lvl>
   </w:abstractNum>
-  <w:abstractNum w:abstractNumId="20" w15:restartNumberingAfterBreak="0">
+  <w:abstractNum w:abstractNumId="24" w15:restartNumberingAfterBreak="0">
     <w:nsid w:val="6B3D4582"/>
     <w:multiLevelType w:val="multilevel"/>
     <w:tmpl w:val="1B1C5B4E"/>
@@ -6707,49 +9132,49 @@
     <w:abstractNumId w:val="1"/>
   </w:num>
   <w:num w:numId="2" w16cid:durableId="184178810">
-    <w:abstractNumId w:val="17"/>
+    <w:abstractNumId w:val="20"/>
   </w:num>
   <w:num w:numId="3" w16cid:durableId="522399746">
     <w:abstractNumId w:val="5"/>
   </w:num>
   <w:num w:numId="4" w16cid:durableId="1565263354">
-    <w:abstractNumId w:val="18"/>
+    <w:abstractNumId w:val="22"/>
   </w:num>
   <w:num w:numId="5" w16cid:durableId="920140237">
     <w:abstractNumId w:val="0"/>
   </w:num>
   <w:num w:numId="6" w16cid:durableId="2022657033">
-    <w:abstractNumId w:val="8"/>
+    <w:abstractNumId w:val="9"/>
   </w:num>
   <w:num w:numId="7" w16cid:durableId="1274904030">
-    <w:abstractNumId w:val="13"/>
+    <w:abstractNumId w:val="14"/>
   </w:num>
   <w:num w:numId="8" w16cid:durableId="654994002">
-    <w:abstractNumId w:val="15"/>
+    <w:abstractNumId w:val="16"/>
   </w:num>
   <w:num w:numId="9" w16cid:durableId="26375187">
-    <w:abstractNumId w:val="19"/>
+    <w:abstractNumId w:val="23"/>
   </w:num>
   <w:num w:numId="10" w16cid:durableId="701126776">
-    <w:abstractNumId w:val="20"/>
+    <w:abstractNumId w:val="24"/>
   </w:num>
   <w:num w:numId="11" w16cid:durableId="385106486">
     <w:abstractNumId w:val="2"/>
   </w:num>
   <w:num w:numId="12" w16cid:durableId="1341391349">
-    <w:abstractNumId w:val="16"/>
+    <w:abstractNumId w:val="17"/>
   </w:num>
   <w:num w:numId="13" w16cid:durableId="607086473">
     <w:abstractNumId w:val="4"/>
   </w:num>
   <w:num w:numId="14" w16cid:durableId="1783723037">
-    <w:abstractNumId w:val="7"/>
+    <w:abstractNumId w:val="8"/>
   </w:num>
   <w:num w:numId="15" w16cid:durableId="768500253">
-    <w:abstractNumId w:val="14"/>
+    <w:abstractNumId w:val="15"/>
   </w:num>
   <w:num w:numId="16" w16cid:durableId="139615239">
-    <w:abstractNumId w:val="9"/>
+    <w:abstractNumId w:val="10"/>
   </w:num>
   <w:num w:numId="17" w16cid:durableId="414594400">
     <w:abstractNumId w:val="3"/>
@@ -6758,13 +9183,25 @@
     <w:abstractNumId w:val="6"/>
   </w:num>
   <w:num w:numId="19" w16cid:durableId="365956871">
-    <w:abstractNumId w:val="10"/>
+    <w:abstractNumId w:val="11"/>
   </w:num>
   <w:num w:numId="20" w16cid:durableId="1608075998">
+    <w:abstractNumId w:val="13"/>
+  </w:num>
+  <w:num w:numId="21" w16cid:durableId="2139637586">
     <w:abstractNumId w:val="12"/>
   </w:num>
-  <w:num w:numId="21" w16cid:durableId="2139637586">
-    <w:abstractNumId w:val="11"/>
+  <w:num w:numId="22" w16cid:durableId="525287300">
+    <w:abstractNumId w:val="21"/>
+  </w:num>
+  <w:num w:numId="23" w16cid:durableId="249970481">
+    <w:abstractNumId w:val="19"/>
+  </w:num>
+  <w:num w:numId="24" w16cid:durableId="1650593933">
+    <w:abstractNumId w:val="18"/>
+  </w:num>
+  <w:num w:numId="25" w16cid:durableId="1506092502">
+    <w:abstractNumId w:val="7"/>
   </w:num>
 </w:numbering>
 </file>
@@ -7372,6 +9809,7 @@
   <w:style w:type="character" w:default="1" w:styleId="DefaultParagraphFont">
     <w:name w:val="Default Paragraph Font"/>
     <w:uiPriority w:val="1"/>
+    <w:semiHidden/>
     <w:unhideWhenUsed/>
   </w:style>
   <w:style w:type="table" w:default="1" w:styleId="TableNormal">

--- a/ספר הפרויקט.docx
+++ b/ספר הפרויקט.docx
@@ -4704,6 +4704,49 @@
           <w:bCs/>
         </w:rPr>
       </w:pPr>
+      <w:r>
+        <w:rPr>
+          <w:rFonts w:asciiTheme="majorBidi" w:hAnsiTheme="majorBidi" w:cs="Times New Roman"/>
+          <w:b/>
+          <w:bCs/>
+          <w:rtl/>
+        </w:rPr>
+        <w:drawing>
+          <wp:inline distT="0" distB="0" distL="0" distR="0" wp14:anchorId="5A8815D2" wp14:editId="41478DA3">
+            <wp:extent cx="3733800" cy="2426635"/>
+            <wp:effectExtent l="0" t="0" r="0" b="0"/>
+            <wp:docPr id="277048160" name="Picture 1"/>
+            <wp:cNvGraphicFramePr>
+              <a:graphicFrameLocks xmlns:a="http://schemas.openxmlformats.org/drawingml/2006/main" noChangeAspect="1"/>
+            </wp:cNvGraphicFramePr>
+            <a:graphic xmlns:a="http://schemas.openxmlformats.org/drawingml/2006/main">
+              <a:graphicData uri="http://schemas.openxmlformats.org/drawingml/2006/picture">
+                <pic:pic xmlns:pic="http://schemas.openxmlformats.org/drawingml/2006/picture">
+                  <pic:nvPicPr>
+                    <pic:cNvPr id="277048160" name=""/>
+                    <pic:cNvPicPr/>
+                  </pic:nvPicPr>
+                  <pic:blipFill>
+                    <a:blip r:embed="rId23"/>
+                    <a:stretch>
+                      <a:fillRect/>
+                    </a:stretch>
+                  </pic:blipFill>
+                  <pic:spPr>
+                    <a:xfrm>
+                      <a:off x="0" y="0"/>
+                      <a:ext cx="3740683" cy="2431109"/>
+                    </a:xfrm>
+                    <a:prstGeom prst="rect">
+                      <a:avLst/>
+                    </a:prstGeom>
+                  </pic:spPr>
+                </pic:pic>
+              </a:graphicData>
+            </a:graphic>
+          </wp:inline>
+        </w:drawing>
+      </w:r>
     </w:p>
     <w:p>
       <w:pPr>
@@ -4739,15 +4782,15 @@
         <w:tblLook w:val="04A0" w:firstRow="1" w:lastRow="0" w:firstColumn="1" w:lastColumn="0" w:noHBand="0" w:noVBand="1"/>
       </w:tblPr>
       <w:tblGrid>
-        <w:gridCol w:w="2030"/>
-        <w:gridCol w:w="1580"/>
-        <w:gridCol w:w="1418"/>
-        <w:gridCol w:w="4043"/>
+        <w:gridCol w:w="2020"/>
+        <w:gridCol w:w="1388"/>
+        <w:gridCol w:w="3150"/>
+        <w:gridCol w:w="2513"/>
       </w:tblGrid>
       <w:tr>
         <w:tc>
           <w:tcPr>
-            <w:tcW w:w="2030" w:type="dxa"/>
+            <w:tcW w:w="2020" w:type="dxa"/>
           </w:tcPr>
           <w:p>
             <w:pPr>
@@ -4772,7 +4815,7 @@
         </w:tc>
         <w:tc>
           <w:tcPr>
-            <w:tcW w:w="1580" w:type="dxa"/>
+            <w:tcW w:w="1388" w:type="dxa"/>
           </w:tcPr>
           <w:p>
             <w:pPr>
@@ -4797,7 +4840,7 @@
         </w:tc>
         <w:tc>
           <w:tcPr>
-            <w:tcW w:w="1418" w:type="dxa"/>
+            <w:tcW w:w="3150" w:type="dxa"/>
           </w:tcPr>
           <w:p>
             <w:pPr>
@@ -4822,7 +4865,7 @@
         </w:tc>
         <w:tc>
           <w:tcPr>
-            <w:tcW w:w="4043" w:type="dxa"/>
+            <w:tcW w:w="2513" w:type="dxa"/>
           </w:tcPr>
           <w:p>
             <w:pPr>
@@ -4849,7 +4892,7 @@
       <w:tr>
         <w:tc>
           <w:tcPr>
-            <w:tcW w:w="2030" w:type="dxa"/>
+            <w:tcW w:w="2020" w:type="dxa"/>
           </w:tcPr>
           <w:p>
             <w:pPr>
@@ -4863,11 +4906,17 @@
                 <w:rtl/>
               </w:rPr>
             </w:pPr>
+            <w:r>
+              <w:rPr>
+                <w:rFonts w:asciiTheme="majorBidi" w:hAnsiTheme="majorBidi" w:cstheme="majorBidi"/>
+              </w:rPr>
+              <w:t>IDLE_TIMEOUT</w:t>
+            </w:r>
           </w:p>
         </w:tc>
         <w:tc>
           <w:tcPr>
-            <w:tcW w:w="1580" w:type="dxa"/>
+            <w:tcW w:w="1388" w:type="dxa"/>
           </w:tcPr>
           <w:p>
             <w:pPr>
@@ -4880,11 +4929,17 @@
                 <w:rFonts w:asciiTheme="majorBidi" w:hAnsiTheme="majorBidi" w:cstheme="majorBidi"/>
               </w:rPr>
             </w:pPr>
+            <w:r>
+              <w:rPr>
+                <w:rFonts w:asciiTheme="majorBidi" w:hAnsiTheme="majorBidi" w:cstheme="majorBidi"/>
+              </w:rPr>
+              <w:t>parameter</w:t>
+            </w:r>
           </w:p>
         </w:tc>
         <w:tc>
           <w:tcPr>
-            <w:tcW w:w="1418" w:type="dxa"/>
+            <w:tcW w:w="3150" w:type="dxa"/>
           </w:tcPr>
           <w:p>
             <w:pPr>
@@ -4898,11 +4953,35 @@
                 <w:rtl/>
               </w:rPr>
             </w:pPr>
+            <w:r>
+              <w:rPr>
+                <w:rFonts w:asciiTheme="majorBidi" w:hAnsiTheme="majorBidi" w:cs="Times New Roman"/>
+              </w:rPr>
+              <w:t>$</w:t>
+            </w:r>
+            <w:r>
+              <w:rPr>
+                <w:rFonts w:asciiTheme="majorBidi" w:hAnsiTheme="majorBidi" w:cstheme="majorBidi"/>
+              </w:rPr>
+              <w:t>clog2(</w:t>
+            </w:r>
+            <w:r>
+              <w:rPr>
+                <w:rFonts w:asciiTheme="majorBidi" w:hAnsiTheme="majorBidi" w:cstheme="majorBidi"/>
+              </w:rPr>
+              <w:t>IDLE_TIMEOUT</w:t>
+            </w:r>
+            <w:r>
+              <w:rPr>
+                <w:rFonts w:asciiTheme="majorBidi" w:hAnsiTheme="majorBidi" w:cstheme="majorBidi"/>
+              </w:rPr>
+              <w:t xml:space="preserve"> + 1)</w:t>
+            </w:r>
           </w:p>
         </w:tc>
         <w:tc>
           <w:tcPr>
-            <w:tcW w:w="4043" w:type="dxa"/>
+            <w:tcW w:w="2513" w:type="dxa"/>
           </w:tcPr>
           <w:p>
             <w:pPr>
@@ -4922,7 +5001,7 @@
       <w:tr>
         <w:tc>
           <w:tcPr>
-            <w:tcW w:w="2030" w:type="dxa"/>
+            <w:tcW w:w="2020" w:type="dxa"/>
           </w:tcPr>
           <w:p>
             <w:pPr>
@@ -4936,11 +5015,17 @@
                 <w:rtl/>
               </w:rPr>
             </w:pPr>
+            <w:r>
+              <w:rPr>
+                <w:rFonts w:asciiTheme="majorBidi" w:hAnsiTheme="majorBidi" w:cstheme="majorBidi"/>
+              </w:rPr>
+              <w:t>SIM_MODE</w:t>
+            </w:r>
           </w:p>
         </w:tc>
         <w:tc>
           <w:tcPr>
-            <w:tcW w:w="1580" w:type="dxa"/>
+            <w:tcW w:w="1388" w:type="dxa"/>
           </w:tcPr>
           <w:p>
             <w:pPr>
@@ -4954,11 +5039,17 @@
                 <w:rtl/>
               </w:rPr>
             </w:pPr>
+            <w:r>
+              <w:rPr>
+                <w:rFonts w:asciiTheme="majorBidi" w:hAnsiTheme="majorBidi" w:cstheme="majorBidi"/>
+              </w:rPr>
+              <w:t>parameter</w:t>
+            </w:r>
           </w:p>
         </w:tc>
         <w:tc>
           <w:tcPr>
-            <w:tcW w:w="1418" w:type="dxa"/>
+            <w:tcW w:w="3150" w:type="dxa"/>
           </w:tcPr>
           <w:p>
             <w:pPr>
@@ -4972,11 +5063,18 @@
                 <w:rtl/>
               </w:rPr>
             </w:pPr>
+            <w:r>
+              <w:rPr>
+                <w:rFonts w:asciiTheme="majorBidi" w:hAnsiTheme="majorBidi" w:cstheme="majorBidi" w:hint="cs"/>
+                <w:rtl/>
+              </w:rPr>
+              <w:t>1</w:t>
+            </w:r>
           </w:p>
         </w:tc>
         <w:tc>
           <w:tcPr>
-            <w:tcW w:w="4043" w:type="dxa"/>
+            <w:tcW w:w="2513" w:type="dxa"/>
           </w:tcPr>
           <w:p>
             <w:pPr>
@@ -4996,7 +5094,7 @@
       <w:tr>
         <w:tc>
           <w:tcPr>
-            <w:tcW w:w="2030" w:type="dxa"/>
+            <w:tcW w:w="2020" w:type="dxa"/>
           </w:tcPr>
           <w:p>
             <w:pPr>
@@ -5010,11 +5108,19 @@
                 <w:rtl/>
               </w:rPr>
             </w:pPr>
+            <w:proofErr w:type="spellStart"/>
+            <w:r>
+              <w:rPr>
+                <w:rFonts w:asciiTheme="majorBidi" w:hAnsiTheme="majorBidi" w:cstheme="majorBidi"/>
+              </w:rPr>
+              <w:t>iFastClk</w:t>
+            </w:r>
+            <w:proofErr w:type="spellEnd"/>
           </w:p>
         </w:tc>
         <w:tc>
           <w:tcPr>
-            <w:tcW w:w="1580" w:type="dxa"/>
+            <w:tcW w:w="1388" w:type="dxa"/>
           </w:tcPr>
           <w:p>
             <w:pPr>
@@ -5028,11 +5134,14 @@
                 <w:rtl/>
               </w:rPr>
             </w:pPr>
+            <w:r>
+              <w:t>input</w:t>
+            </w:r>
           </w:p>
         </w:tc>
         <w:tc>
           <w:tcPr>
-            <w:tcW w:w="1418" w:type="dxa"/>
+            <w:tcW w:w="3150" w:type="dxa"/>
           </w:tcPr>
           <w:p>
             <w:pPr>
@@ -5046,11 +5155,18 @@
                 <w:rtl/>
               </w:rPr>
             </w:pPr>
+            <w:r>
+              <w:rPr>
+                <w:rFonts w:asciiTheme="majorBidi" w:hAnsiTheme="majorBidi" w:cstheme="majorBidi" w:hint="cs"/>
+                <w:rtl/>
+              </w:rPr>
+              <w:t>1</w:t>
+            </w:r>
           </w:p>
         </w:tc>
         <w:tc>
           <w:tcPr>
-            <w:tcW w:w="4043" w:type="dxa"/>
+            <w:tcW w:w="2513" w:type="dxa"/>
           </w:tcPr>
           <w:p>
             <w:pPr>
@@ -5070,7 +5186,7 @@
       <w:tr>
         <w:tc>
           <w:tcPr>
-            <w:tcW w:w="2030" w:type="dxa"/>
+            <w:tcW w:w="2020" w:type="dxa"/>
           </w:tcPr>
           <w:p>
             <w:pPr>
@@ -5081,14 +5197,21 @@
               <w:jc w:val="center"/>
               <w:rPr>
                 <w:rFonts w:asciiTheme="majorBidi" w:hAnsiTheme="majorBidi" w:cstheme="majorBidi"/>
-                <w:rtl/>
               </w:rPr>
             </w:pPr>
+            <w:proofErr w:type="spellStart"/>
+            <w:r>
+              <w:rPr>
+                <w:rFonts w:asciiTheme="majorBidi" w:hAnsiTheme="majorBidi" w:cstheme="majorBidi"/>
+              </w:rPr>
+              <w:t>iResetN</w:t>
+            </w:r>
+            <w:proofErr w:type="spellEnd"/>
           </w:p>
         </w:tc>
         <w:tc>
           <w:tcPr>
-            <w:tcW w:w="1580" w:type="dxa"/>
+            <w:tcW w:w="1388" w:type="dxa"/>
           </w:tcPr>
           <w:p>
             <w:pPr>
@@ -5102,11 +5225,14 @@
                 <w:rtl/>
               </w:rPr>
             </w:pPr>
+            <w:r>
+              <w:t>input</w:t>
+            </w:r>
           </w:p>
         </w:tc>
         <w:tc>
           <w:tcPr>
-            <w:tcW w:w="1418" w:type="dxa"/>
+            <w:tcW w:w="3150" w:type="dxa"/>
           </w:tcPr>
           <w:p>
             <w:pPr>
@@ -5120,11 +5246,18 @@
                 <w:rtl/>
               </w:rPr>
             </w:pPr>
+            <w:r>
+              <w:rPr>
+                <w:rFonts w:asciiTheme="majorBidi" w:hAnsiTheme="majorBidi" w:cstheme="majorBidi" w:hint="cs"/>
+                <w:rtl/>
+              </w:rPr>
+              <w:t>1</w:t>
+            </w:r>
           </w:p>
         </w:tc>
         <w:tc>
           <w:tcPr>
-            <w:tcW w:w="4043" w:type="dxa"/>
+            <w:tcW w:w="2513" w:type="dxa"/>
           </w:tcPr>
           <w:p>
             <w:pPr>
@@ -5144,7 +5277,7 @@
       <w:tr>
         <w:tc>
           <w:tcPr>
-            <w:tcW w:w="2030" w:type="dxa"/>
+            <w:tcW w:w="2020" w:type="dxa"/>
           </w:tcPr>
           <w:p>
             <w:pPr>
@@ -5157,11 +5290,19 @@
                 <w:rFonts w:asciiTheme="majorBidi" w:hAnsiTheme="majorBidi" w:cstheme="majorBidi"/>
               </w:rPr>
             </w:pPr>
+            <w:proofErr w:type="spellStart"/>
+            <w:r>
+              <w:rPr>
+                <w:rFonts w:asciiTheme="majorBidi" w:hAnsiTheme="majorBidi" w:cstheme="majorBidi"/>
+              </w:rPr>
+              <w:t>iInValid</w:t>
+            </w:r>
+            <w:proofErr w:type="spellEnd"/>
           </w:p>
         </w:tc>
         <w:tc>
           <w:tcPr>
-            <w:tcW w:w="1580" w:type="dxa"/>
+            <w:tcW w:w="1388" w:type="dxa"/>
           </w:tcPr>
           <w:p>
             <w:pPr>
@@ -5175,11 +5316,14 @@
                 <w:rtl/>
               </w:rPr>
             </w:pPr>
+            <w:r>
+              <w:t>input</w:t>
+            </w:r>
           </w:p>
         </w:tc>
         <w:tc>
           <w:tcPr>
-            <w:tcW w:w="1418" w:type="dxa"/>
+            <w:tcW w:w="3150" w:type="dxa"/>
           </w:tcPr>
           <w:p>
             <w:pPr>
@@ -5193,11 +5337,18 @@
                 <w:rtl/>
               </w:rPr>
             </w:pPr>
+            <w:r>
+              <w:rPr>
+                <w:rFonts w:asciiTheme="majorBidi" w:hAnsiTheme="majorBidi" w:cstheme="majorBidi" w:hint="cs"/>
+                <w:rtl/>
+              </w:rPr>
+              <w:t>1</w:t>
+            </w:r>
           </w:p>
         </w:tc>
         <w:tc>
           <w:tcPr>
-            <w:tcW w:w="4043" w:type="dxa"/>
+            <w:tcW w:w="2513" w:type="dxa"/>
           </w:tcPr>
           <w:p>
             <w:pPr>
@@ -5217,7 +5368,7 @@
       <w:tr>
         <w:tc>
           <w:tcPr>
-            <w:tcW w:w="2030" w:type="dxa"/>
+            <w:tcW w:w="2020" w:type="dxa"/>
           </w:tcPr>
           <w:p>
             <w:pPr>
@@ -5230,11 +5381,19 @@
                 <w:rFonts w:asciiTheme="majorBidi" w:hAnsiTheme="majorBidi" w:cstheme="majorBidi"/>
               </w:rPr>
             </w:pPr>
+            <w:proofErr w:type="spellStart"/>
+            <w:r>
+              <w:rPr>
+                <w:rFonts w:asciiTheme="majorBidi" w:hAnsiTheme="majorBidi" w:cstheme="majorBidi"/>
+              </w:rPr>
+              <w:t>oClkEn</w:t>
+            </w:r>
+            <w:proofErr w:type="spellEnd"/>
           </w:p>
         </w:tc>
         <w:tc>
           <w:tcPr>
-            <w:tcW w:w="1580" w:type="dxa"/>
+            <w:tcW w:w="1388" w:type="dxa"/>
           </w:tcPr>
           <w:p>
             <w:pPr>
@@ -5248,11 +5407,14 @@
                 <w:rtl/>
               </w:rPr>
             </w:pPr>
+            <w:r>
+              <w:t>output</w:t>
+            </w:r>
           </w:p>
         </w:tc>
         <w:tc>
           <w:tcPr>
-            <w:tcW w:w="1418" w:type="dxa"/>
+            <w:tcW w:w="3150" w:type="dxa"/>
           </w:tcPr>
           <w:p>
             <w:pPr>
@@ -5266,11 +5428,18 @@
                 <w:rtl/>
               </w:rPr>
             </w:pPr>
+            <w:r>
+              <w:rPr>
+                <w:rFonts w:asciiTheme="majorBidi" w:hAnsiTheme="majorBidi" w:cstheme="majorBidi" w:hint="cs"/>
+                <w:rtl/>
+              </w:rPr>
+              <w:t>1</w:t>
+            </w:r>
           </w:p>
         </w:tc>
         <w:tc>
           <w:tcPr>
-            <w:tcW w:w="4043" w:type="dxa"/>
+            <w:tcW w:w="2513" w:type="dxa"/>
           </w:tcPr>
           <w:p>
             <w:pPr>
@@ -5290,7 +5459,7 @@
       <w:tr>
         <w:tc>
           <w:tcPr>
-            <w:tcW w:w="2030" w:type="dxa"/>
+            <w:tcW w:w="2020" w:type="dxa"/>
           </w:tcPr>
           <w:p>
             <w:pPr>
@@ -5303,11 +5472,19 @@
                 <w:rFonts w:asciiTheme="majorBidi" w:hAnsiTheme="majorBidi" w:cstheme="majorBidi"/>
               </w:rPr>
             </w:pPr>
+            <w:proofErr w:type="spellStart"/>
+            <w:r>
+              <w:rPr>
+                <w:rFonts w:asciiTheme="majorBidi" w:hAnsiTheme="majorBidi" w:cstheme="majorBidi"/>
+              </w:rPr>
+              <w:t>oGatedFastClk</w:t>
+            </w:r>
+            <w:proofErr w:type="spellEnd"/>
           </w:p>
         </w:tc>
         <w:tc>
           <w:tcPr>
-            <w:tcW w:w="1580" w:type="dxa"/>
+            <w:tcW w:w="1388" w:type="dxa"/>
           </w:tcPr>
           <w:p>
             <w:pPr>
@@ -5321,11 +5498,14 @@
                 <w:rtl/>
               </w:rPr>
             </w:pPr>
+            <w:r>
+              <w:t>output</w:t>
+            </w:r>
           </w:p>
         </w:tc>
         <w:tc>
           <w:tcPr>
-            <w:tcW w:w="1418" w:type="dxa"/>
+            <w:tcW w:w="3150" w:type="dxa"/>
           </w:tcPr>
           <w:p>
             <w:pPr>
@@ -5339,11 +5519,18 @@
                 <w:rtl/>
               </w:rPr>
             </w:pPr>
+            <w:r>
+              <w:rPr>
+                <w:rFonts w:asciiTheme="majorBidi" w:hAnsiTheme="majorBidi" w:cstheme="majorBidi" w:hint="cs"/>
+                <w:rtl/>
+              </w:rPr>
+              <w:t>1</w:t>
+            </w:r>
           </w:p>
         </w:tc>
         <w:tc>
           <w:tcPr>
-            <w:tcW w:w="4043" w:type="dxa"/>
+            <w:tcW w:w="2513" w:type="dxa"/>
           </w:tcPr>
           <w:p>
             <w:pPr>
@@ -5397,6 +5584,27 @@
         <w:spacing w:line="360" w:lineRule="auto"/>
         <w:rPr>
           <w:rFonts w:asciiTheme="majorBidi" w:hAnsiTheme="majorBidi" w:cstheme="majorBidi"/>
+          <w:rtl/>
+        </w:rPr>
+      </w:pPr>
+    </w:p>
+    <w:p>
+      <w:pPr>
+        <w:bidi/>
+        <w:spacing w:line="360" w:lineRule="auto"/>
+        <w:rPr>
+          <w:rFonts w:asciiTheme="majorBidi" w:hAnsiTheme="majorBidi" w:cstheme="majorBidi"/>
+          <w:rtl/>
+        </w:rPr>
+      </w:pPr>
+    </w:p>
+    <w:p>
+      <w:pPr>
+        <w:bidi/>
+        <w:spacing w:line="360" w:lineRule="auto"/>
+        <w:rPr>
+          <w:rFonts w:asciiTheme="majorBidi" w:hAnsiTheme="majorBidi" w:cstheme="majorBidi"/>
+          <w:rtl/>
         </w:rPr>
       </w:pPr>
     </w:p>
@@ -5430,6 +5638,7 @@
           <w:b/>
           <w:bCs/>
         </w:rPr>
+        <w:lastRenderedPageBreak/>
         <w:t>RTL</w:t>
       </w:r>
       <w:r>
@@ -5452,83 +5661,49 @@
           <w:bCs/>
         </w:rPr>
       </w:pPr>
-    </w:p>
-    <w:p>
-      <w:pPr>
-        <w:bidi/>
-        <w:spacing w:line="360" w:lineRule="auto"/>
+      <w:r>
         <w:rPr>
           <w:rFonts w:asciiTheme="majorBidi" w:hAnsiTheme="majorBidi" w:cs="Times New Roman"/>
           <w:b/>
           <w:bCs/>
-        </w:rPr>
-      </w:pPr>
-    </w:p>
-    <w:p>
-      <w:pPr>
-        <w:bidi/>
-        <w:spacing w:line="360" w:lineRule="auto"/>
-        <w:rPr>
-          <w:rFonts w:asciiTheme="majorBidi" w:hAnsiTheme="majorBidi" w:cstheme="majorBidi"/>
-          <w:b/>
-          <w:bCs/>
-        </w:rPr>
-      </w:pPr>
-    </w:p>
-    <w:p>
-      <w:pPr>
-        <w:bidi/>
-        <w:spacing w:line="360" w:lineRule="auto"/>
-        <w:rPr>
-          <w:rFonts w:asciiTheme="majorBidi" w:hAnsiTheme="majorBidi" w:cstheme="majorBidi"/>
-          <w:b/>
-          <w:bCs/>
-        </w:rPr>
-      </w:pPr>
-    </w:p>
-    <w:p>
-      <w:pPr>
-        <w:bidi/>
-        <w:spacing w:line="360" w:lineRule="auto"/>
-        <w:rPr>
-          <w:rFonts w:asciiTheme="majorBidi" w:hAnsiTheme="majorBidi" w:cstheme="majorBidi"/>
-          <w:b/>
-          <w:bCs/>
-        </w:rPr>
-      </w:pPr>
-    </w:p>
-    <w:p>
-      <w:pPr>
-        <w:bidi/>
-        <w:spacing w:line="360" w:lineRule="auto"/>
-        <w:rPr>
-          <w:rFonts w:asciiTheme="majorBidi" w:hAnsiTheme="majorBidi" w:cstheme="majorBidi"/>
-          <w:b/>
-          <w:bCs/>
-        </w:rPr>
-      </w:pPr>
-    </w:p>
-    <w:p>
-      <w:pPr>
-        <w:bidi/>
-        <w:spacing w:line="360" w:lineRule="auto"/>
-        <w:rPr>
-          <w:rFonts w:asciiTheme="majorBidi" w:hAnsiTheme="majorBidi" w:cstheme="majorBidi"/>
-          <w:b/>
-          <w:bCs/>
-        </w:rPr>
-      </w:pPr>
-    </w:p>
-    <w:p>
-      <w:pPr>
-        <w:bidi/>
-        <w:spacing w:line="360" w:lineRule="auto"/>
-        <w:rPr>
-          <w:rFonts w:asciiTheme="majorBidi" w:hAnsiTheme="majorBidi" w:cstheme="majorBidi"/>
-          <w:b/>
-          <w:bCs/>
-        </w:rPr>
-      </w:pPr>
+          <w:rtl/>
+        </w:rPr>
+        <w:drawing>
+          <wp:inline distT="0" distB="0" distL="0" distR="0" wp14:anchorId="2E2A5894" wp14:editId="4E30C5D7">
+            <wp:extent cx="6246074" cy="2364301"/>
+            <wp:effectExtent l="0" t="0" r="2540" b="0"/>
+            <wp:docPr id="1019369637" name="Picture 1"/>
+            <wp:cNvGraphicFramePr>
+              <a:graphicFrameLocks xmlns:a="http://schemas.openxmlformats.org/drawingml/2006/main" noChangeAspect="1"/>
+            </wp:cNvGraphicFramePr>
+            <a:graphic xmlns:a="http://schemas.openxmlformats.org/drawingml/2006/main">
+              <a:graphicData uri="http://schemas.openxmlformats.org/drawingml/2006/picture">
+                <pic:pic xmlns:pic="http://schemas.openxmlformats.org/drawingml/2006/picture">
+                  <pic:nvPicPr>
+                    <pic:cNvPr id="1019369637" name=""/>
+                    <pic:cNvPicPr/>
+                  </pic:nvPicPr>
+                  <pic:blipFill>
+                    <a:blip r:embed="rId24"/>
+                    <a:stretch>
+                      <a:fillRect/>
+                    </a:stretch>
+                  </pic:blipFill>
+                  <pic:spPr>
+                    <a:xfrm>
+                      <a:off x="0" y="0"/>
+                      <a:ext cx="6279068" cy="2376790"/>
+                    </a:xfrm>
+                    <a:prstGeom prst="rect">
+                      <a:avLst/>
+                    </a:prstGeom>
+                  </pic:spPr>
+                </pic:pic>
+              </a:graphicData>
+            </a:graphic>
+          </wp:inline>
+        </w:drawing>
+      </w:r>
     </w:p>
     <w:p>
       <w:pPr>
@@ -5565,135 +5740,201 @@
           <w:bCs/>
         </w:rPr>
       </w:pPr>
-    </w:p>
-    <w:p>
-      <w:pPr>
-        <w:pStyle w:val="ListParagraph"/>
-        <w:bidi/>
-        <w:spacing w:line="360" w:lineRule="auto"/>
-        <w:ind w:left="1800"/>
-        <w:rPr>
-          <w:rFonts w:asciiTheme="majorBidi" w:hAnsiTheme="majorBidi" w:cstheme="majorBidi"/>
-          <w:b/>
-          <w:bCs/>
-        </w:rPr>
-      </w:pPr>
-    </w:p>
-    <w:p>
-      <w:pPr>
-        <w:bidi/>
-        <w:spacing w:line="360" w:lineRule="auto"/>
-        <w:rPr>
-          <w:rFonts w:asciiTheme="majorBidi" w:hAnsiTheme="majorBidi" w:cstheme="majorBidi"/>
-          <w:b/>
-          <w:bCs/>
-        </w:rPr>
-      </w:pPr>
-    </w:p>
-    <w:p>
-      <w:pPr>
-        <w:pStyle w:val="ListParagraph"/>
-        <w:bidi/>
-        <w:spacing w:line="360" w:lineRule="auto"/>
-        <w:ind w:left="1800"/>
-        <w:rPr>
-          <w:rFonts w:asciiTheme="majorBidi" w:hAnsiTheme="majorBidi" w:cstheme="majorBidi"/>
-          <w:b/>
-          <w:bCs/>
-        </w:rPr>
-      </w:pPr>
-    </w:p>
-    <w:p>
-      <w:pPr>
-        <w:pStyle w:val="ListParagraph"/>
-        <w:bidi/>
-        <w:spacing w:line="360" w:lineRule="auto"/>
-        <w:ind w:left="1800"/>
-        <w:rPr>
-          <w:rFonts w:asciiTheme="majorBidi" w:hAnsiTheme="majorBidi" w:cstheme="majorBidi"/>
-          <w:b/>
-          <w:bCs/>
-        </w:rPr>
-      </w:pPr>
-    </w:p>
-    <w:p>
-      <w:pPr>
-        <w:pStyle w:val="ListParagraph"/>
-        <w:bidi/>
-        <w:spacing w:line="360" w:lineRule="auto"/>
-        <w:ind w:left="1800"/>
-        <w:rPr>
-          <w:rFonts w:asciiTheme="majorBidi" w:hAnsiTheme="majorBidi" w:cstheme="majorBidi"/>
-          <w:b/>
-          <w:bCs/>
-        </w:rPr>
-      </w:pPr>
-    </w:p>
-    <w:p>
-      <w:pPr>
-        <w:pStyle w:val="ListParagraph"/>
-        <w:bidi/>
-        <w:spacing w:line="360" w:lineRule="auto"/>
-        <w:ind w:left="1800"/>
-        <w:rPr>
-          <w:rFonts w:asciiTheme="majorBidi" w:hAnsiTheme="majorBidi" w:cstheme="majorBidi"/>
-          <w:b/>
-          <w:bCs/>
-        </w:rPr>
-      </w:pPr>
-    </w:p>
-    <w:p>
-      <w:pPr>
-        <w:pStyle w:val="ListParagraph"/>
-        <w:bidi/>
-        <w:spacing w:line="360" w:lineRule="auto"/>
-        <w:ind w:left="1800"/>
-        <w:rPr>
-          <w:rFonts w:asciiTheme="majorBidi" w:hAnsiTheme="majorBidi" w:cstheme="majorBidi"/>
-          <w:b/>
-          <w:bCs/>
-        </w:rPr>
-      </w:pPr>
-    </w:p>
-    <w:p>
-      <w:pPr>
-        <w:pStyle w:val="ListParagraph"/>
-        <w:bidi/>
-        <w:spacing w:line="360" w:lineRule="auto"/>
-        <w:ind w:left="1800"/>
-        <w:rPr>
-          <w:rFonts w:asciiTheme="majorBidi" w:hAnsiTheme="majorBidi" w:cstheme="majorBidi"/>
-          <w:b/>
-          <w:bCs/>
-        </w:rPr>
-      </w:pPr>
-    </w:p>
-    <w:p>
-      <w:pPr>
-        <w:pStyle w:val="ListParagraph"/>
-        <w:bidi/>
-        <w:spacing w:line="360" w:lineRule="auto"/>
-        <w:ind w:left="1800"/>
-        <w:rPr>
-          <w:rFonts w:asciiTheme="majorBidi" w:hAnsiTheme="majorBidi" w:cstheme="majorBidi"/>
-          <w:b/>
-          <w:bCs/>
-        </w:rPr>
-      </w:pPr>
-    </w:p>
-    <w:p>
-      <w:pPr>
-        <w:pStyle w:val="ListParagraph"/>
-        <w:bidi/>
-        <w:spacing w:line="360" w:lineRule="auto"/>
-        <w:ind w:left="1800"/>
-        <w:rPr>
-          <w:rFonts w:asciiTheme="majorBidi" w:hAnsiTheme="majorBidi" w:cstheme="majorBidi"/>
-          <w:b/>
-          <w:bCs/>
-          <w:rtl/>
-        </w:rPr>
-      </w:pPr>
+      <w:r>
+        <w:rPr>
+          <w:rFonts w:asciiTheme="majorBidi" w:hAnsiTheme="majorBidi" w:cs="Times New Roman"/>
+          <w:b/>
+          <w:bCs/>
+          <w:rtl/>
+        </w:rPr>
+        <w:drawing>
+          <wp:inline distT="0" distB="0" distL="0" distR="0" wp14:anchorId="32C8C795" wp14:editId="29A17BF0">
+            <wp:extent cx="5943600" cy="2381250"/>
+            <wp:effectExtent l="0" t="0" r="0" b="0"/>
+            <wp:docPr id="530908484" name="Picture 1"/>
+            <wp:cNvGraphicFramePr>
+              <a:graphicFrameLocks xmlns:a="http://schemas.openxmlformats.org/drawingml/2006/main" noChangeAspect="1"/>
+            </wp:cNvGraphicFramePr>
+            <a:graphic xmlns:a="http://schemas.openxmlformats.org/drawingml/2006/main">
+              <a:graphicData uri="http://schemas.openxmlformats.org/drawingml/2006/picture">
+                <pic:pic xmlns:pic="http://schemas.openxmlformats.org/drawingml/2006/picture">
+                  <pic:nvPicPr>
+                    <pic:cNvPr id="530908484" name=""/>
+                    <pic:cNvPicPr/>
+                  </pic:nvPicPr>
+                  <pic:blipFill>
+                    <a:blip r:embed="rId25"/>
+                    <a:stretch>
+                      <a:fillRect/>
+                    </a:stretch>
+                  </pic:blipFill>
+                  <pic:spPr>
+                    <a:xfrm>
+                      <a:off x="0" y="0"/>
+                      <a:ext cx="5943600" cy="2381250"/>
+                    </a:xfrm>
+                    <a:prstGeom prst="rect">
+                      <a:avLst/>
+                    </a:prstGeom>
+                  </pic:spPr>
+                </pic:pic>
+              </a:graphicData>
+            </a:graphic>
+          </wp:inline>
+        </w:drawing>
+      </w:r>
+    </w:p>
+    <w:p>
+      <w:pPr>
+        <w:bidi/>
+        <w:spacing w:line="360" w:lineRule="auto"/>
+        <w:rPr>
+          <w:rFonts w:asciiTheme="majorBidi" w:hAnsiTheme="majorBidi" w:cstheme="majorBidi"/>
+          <w:rtl/>
+        </w:rPr>
+      </w:pPr>
+      <w:r>
+        <w:rPr>
+          <w:rFonts w:asciiTheme="majorBidi" w:hAnsiTheme="majorBidi" w:cs="Times New Roman"/>
+          <w:rtl/>
+        </w:rPr>
+        <w:drawing>
+          <wp:inline distT="0" distB="0" distL="0" distR="0" wp14:anchorId="1CE33E8F" wp14:editId="51BBEE5F">
+            <wp:extent cx="5943600" cy="1176020"/>
+            <wp:effectExtent l="0" t="0" r="0" b="5080"/>
+            <wp:docPr id="1561798175" name="Picture 1"/>
+            <wp:cNvGraphicFramePr>
+              <a:graphicFrameLocks xmlns:a="http://schemas.openxmlformats.org/drawingml/2006/main" noChangeAspect="1"/>
+            </wp:cNvGraphicFramePr>
+            <a:graphic xmlns:a="http://schemas.openxmlformats.org/drawingml/2006/main">
+              <a:graphicData uri="http://schemas.openxmlformats.org/drawingml/2006/picture">
+                <pic:pic xmlns:pic="http://schemas.openxmlformats.org/drawingml/2006/picture">
+                  <pic:nvPicPr>
+                    <pic:cNvPr id="1561798175" name=""/>
+                    <pic:cNvPicPr/>
+                  </pic:nvPicPr>
+                  <pic:blipFill>
+                    <a:blip r:embed="rId26"/>
+                    <a:stretch>
+                      <a:fillRect/>
+                    </a:stretch>
+                  </pic:blipFill>
+                  <pic:spPr>
+                    <a:xfrm>
+                      <a:off x="0" y="0"/>
+                      <a:ext cx="5943600" cy="1176020"/>
+                    </a:xfrm>
+                    <a:prstGeom prst="rect">
+                      <a:avLst/>
+                    </a:prstGeom>
+                  </pic:spPr>
+                </pic:pic>
+              </a:graphicData>
+            </a:graphic>
+          </wp:inline>
+        </w:drawing>
+      </w:r>
+    </w:p>
+    <w:p>
+      <w:pPr>
+        <w:bidi/>
+        <w:spacing w:line="360" w:lineRule="auto"/>
+        <w:rPr>
+          <w:rFonts w:asciiTheme="majorBidi" w:hAnsiTheme="majorBidi" w:cstheme="majorBidi"/>
+          <w:rtl/>
+        </w:rPr>
+      </w:pPr>
+    </w:p>
+    <w:p>
+      <w:pPr>
+        <w:bidi/>
+        <w:spacing w:line="360" w:lineRule="auto"/>
+        <w:rPr>
+          <w:rFonts w:asciiTheme="majorBidi" w:hAnsiTheme="majorBidi" w:cstheme="majorBidi"/>
+          <w:rtl/>
+        </w:rPr>
+      </w:pPr>
+    </w:p>
+    <w:p>
+      <w:pPr>
+        <w:bidi/>
+        <w:spacing w:line="360" w:lineRule="auto"/>
+        <w:rPr>
+          <w:rFonts w:asciiTheme="majorBidi" w:hAnsiTheme="majorBidi" w:cstheme="majorBidi"/>
+          <w:rtl/>
+        </w:rPr>
+      </w:pPr>
+    </w:p>
+    <w:p>
+      <w:pPr>
+        <w:bidi/>
+        <w:spacing w:line="360" w:lineRule="auto"/>
+        <w:rPr>
+          <w:rFonts w:asciiTheme="majorBidi" w:hAnsiTheme="majorBidi" w:cstheme="majorBidi"/>
+        </w:rPr>
+      </w:pPr>
+      <w:r>
+        <w:rPr>
+          <w:rFonts w:asciiTheme="majorBidi" w:hAnsiTheme="majorBidi" w:cstheme="majorBidi" w:hint="cs"/>
+          <w:rtl/>
+        </w:rPr>
+        <w:lastRenderedPageBreak/>
+        <w:t>אחרי התיקון:</w:t>
+      </w:r>
+    </w:p>
+    <w:p>
+      <w:pPr>
+        <w:bidi/>
+        <w:spacing w:line="360" w:lineRule="auto"/>
+        <w:rPr>
+          <w:rFonts w:asciiTheme="majorBidi" w:hAnsiTheme="majorBidi" w:cstheme="majorBidi"/>
+          <w:b/>
+          <w:bCs/>
+        </w:rPr>
+      </w:pPr>
+      <w:r>
+        <w:rPr>
+          <w:rFonts w:asciiTheme="majorBidi" w:hAnsiTheme="majorBidi" w:cs="Times New Roman"/>
+          <w:b/>
+          <w:bCs/>
+          <w:rtl/>
+        </w:rPr>
+        <w:drawing>
+          <wp:inline distT="0" distB="0" distL="0" distR="0" wp14:anchorId="79331195" wp14:editId="38B1D9F7">
+            <wp:extent cx="5943600" cy="2331085"/>
+            <wp:effectExtent l="0" t="0" r="0" b="0"/>
+            <wp:docPr id="2047591882" name="Picture 1"/>
+            <wp:cNvGraphicFramePr>
+              <a:graphicFrameLocks xmlns:a="http://schemas.openxmlformats.org/drawingml/2006/main" noChangeAspect="1"/>
+            </wp:cNvGraphicFramePr>
+            <a:graphic xmlns:a="http://schemas.openxmlformats.org/drawingml/2006/main">
+              <a:graphicData uri="http://schemas.openxmlformats.org/drawingml/2006/picture">
+                <pic:pic xmlns:pic="http://schemas.openxmlformats.org/drawingml/2006/picture">
+                  <pic:nvPicPr>
+                    <pic:cNvPr id="2047591882" name=""/>
+                    <pic:cNvPicPr/>
+                  </pic:nvPicPr>
+                  <pic:blipFill>
+                    <a:blip r:embed="rId27"/>
+                    <a:stretch>
+                      <a:fillRect/>
+                    </a:stretch>
+                  </pic:blipFill>
+                  <pic:spPr>
+                    <a:xfrm>
+                      <a:off x="0" y="0"/>
+                      <a:ext cx="5943600" cy="2331085"/>
+                    </a:xfrm>
+                    <a:prstGeom prst="rect">
+                      <a:avLst/>
+                    </a:prstGeom>
+                  </pic:spPr>
+                </pic:pic>
+              </a:graphicData>
+            </a:graphic>
+          </wp:inline>
+        </w:drawing>
+      </w:r>
     </w:p>
     <w:p>
       <w:pPr>
@@ -5754,6 +5995,101 @@
           <w:rFonts w:asciiTheme="majorBidi" w:hAnsiTheme="majorBidi" w:cstheme="majorBidi"/>
           <w:b/>
           <w:bCs/>
+          <w:rtl/>
+        </w:rPr>
+      </w:pPr>
+      <w:r>
+        <w:rPr>
+          <w:rFonts w:asciiTheme="majorBidi" w:hAnsiTheme="majorBidi" w:cs="Times New Roman"/>
+          <w:b/>
+          <w:bCs/>
+          <w:rtl/>
+        </w:rPr>
+        <w:drawing>
+          <wp:inline distT="0" distB="0" distL="0" distR="0" wp14:anchorId="13583541" wp14:editId="39FFBB3B">
+            <wp:extent cx="4663844" cy="2987299"/>
+            <wp:effectExtent l="0" t="0" r="3810" b="3810"/>
+            <wp:docPr id="2076824033" name="Picture 1"/>
+            <wp:cNvGraphicFramePr>
+              <a:graphicFrameLocks xmlns:a="http://schemas.openxmlformats.org/drawingml/2006/main" noChangeAspect="1"/>
+            </wp:cNvGraphicFramePr>
+            <a:graphic xmlns:a="http://schemas.openxmlformats.org/drawingml/2006/main">
+              <a:graphicData uri="http://schemas.openxmlformats.org/drawingml/2006/picture">
+                <pic:pic xmlns:pic="http://schemas.openxmlformats.org/drawingml/2006/picture">
+                  <pic:nvPicPr>
+                    <pic:cNvPr id="2076824033" name=""/>
+                    <pic:cNvPicPr/>
+                  </pic:nvPicPr>
+                  <pic:blipFill>
+                    <a:blip r:embed="rId28"/>
+                    <a:stretch>
+                      <a:fillRect/>
+                    </a:stretch>
+                  </pic:blipFill>
+                  <pic:spPr>
+                    <a:xfrm>
+                      <a:off x="0" y="0"/>
+                      <a:ext cx="4663844" cy="2987299"/>
+                    </a:xfrm>
+                    <a:prstGeom prst="rect">
+                      <a:avLst/>
+                    </a:prstGeom>
+                  </pic:spPr>
+                </pic:pic>
+              </a:graphicData>
+            </a:graphic>
+          </wp:inline>
+        </w:drawing>
+      </w:r>
+    </w:p>
+    <w:p>
+      <w:pPr>
+        <w:bidi/>
+        <w:spacing w:line="360" w:lineRule="auto"/>
+        <w:ind w:left="1080"/>
+        <w:rPr>
+          <w:rFonts w:asciiTheme="majorBidi" w:hAnsiTheme="majorBidi" w:cstheme="majorBidi"/>
+          <w:b/>
+          <w:bCs/>
+          <w:rtl/>
+        </w:rPr>
+      </w:pPr>
+    </w:p>
+    <w:p>
+      <w:pPr>
+        <w:bidi/>
+        <w:spacing w:line="360" w:lineRule="auto"/>
+        <w:ind w:left="1080"/>
+        <w:rPr>
+          <w:rFonts w:asciiTheme="majorBidi" w:hAnsiTheme="majorBidi" w:cstheme="majorBidi"/>
+          <w:b/>
+          <w:bCs/>
+          <w:rtl/>
+        </w:rPr>
+      </w:pPr>
+    </w:p>
+    <w:p>
+      <w:pPr>
+        <w:bidi/>
+        <w:spacing w:line="360" w:lineRule="auto"/>
+        <w:ind w:left="1080"/>
+        <w:rPr>
+          <w:rFonts w:asciiTheme="majorBidi" w:hAnsiTheme="majorBidi" w:cstheme="majorBidi"/>
+          <w:b/>
+          <w:bCs/>
+          <w:rtl/>
+        </w:rPr>
+      </w:pPr>
+    </w:p>
+    <w:p>
+      <w:pPr>
+        <w:bidi/>
+        <w:spacing w:line="360" w:lineRule="auto"/>
+        <w:ind w:left="1080"/>
+        <w:rPr>
+          <w:rFonts w:asciiTheme="majorBidi" w:hAnsiTheme="majorBidi" w:cstheme="majorBidi"/>
+          <w:b/>
+          <w:bCs/>
         </w:rPr>
       </w:pPr>
     </w:p>
@@ -5779,7 +6115,126 @@
           <w:bCs/>
           <w:rtl/>
         </w:rPr>
+        <w:lastRenderedPageBreak/>
         <w:t>דוח הספק:</w:t>
+      </w:r>
+    </w:p>
+    <w:p>
+      <w:pPr>
+        <w:pStyle w:val="ListParagraph"/>
+        <w:bidi/>
+        <w:spacing w:line="360" w:lineRule="auto"/>
+        <w:ind w:left="1800"/>
+        <w:rPr>
+          <w:rFonts w:asciiTheme="majorBidi" w:hAnsiTheme="majorBidi" w:cstheme="majorBidi"/>
+          <w:b/>
+          <w:bCs/>
+        </w:rPr>
+      </w:pPr>
+      <w:r>
+        <w:rPr>
+          <w:rFonts w:asciiTheme="majorBidi" w:hAnsiTheme="majorBidi" w:cstheme="majorBidi" w:hint="cs"/>
+          <w:b/>
+          <w:bCs/>
+          <w:rtl/>
+        </w:rPr>
+        <w:t>עם האפשור של שליטה בשעון:</w:t>
+      </w:r>
+    </w:p>
+    <w:p>
+      <w:pPr>
+        <w:bidi/>
+        <w:spacing w:line="360" w:lineRule="auto"/>
+        <w:ind w:left="1080"/>
+        <w:rPr>
+          <w:rFonts w:asciiTheme="majorBidi" w:hAnsiTheme="majorBidi" w:cstheme="majorBidi"/>
+          <w:b/>
+          <w:bCs/>
+          <w:rtl/>
+        </w:rPr>
+      </w:pPr>
+      <w:r>
+        <w:rPr>
+          <w:rFonts w:asciiTheme="majorBidi" w:hAnsiTheme="majorBidi" w:cs="Times New Roman"/>
+          <w:b/>
+          <w:bCs/>
+          <w:rtl/>
+        </w:rPr>
+        <w:drawing>
+          <wp:inline distT="0" distB="0" distL="0" distR="0" wp14:anchorId="6E472284" wp14:editId="7FA76595">
+            <wp:extent cx="4887610" cy="2392680"/>
+            <wp:effectExtent l="0" t="0" r="8255" b="7620"/>
+            <wp:docPr id="1856953106" name="Picture 1"/>
+            <wp:cNvGraphicFramePr>
+              <a:graphicFrameLocks xmlns:a="http://schemas.openxmlformats.org/drawingml/2006/main" noChangeAspect="1"/>
+            </wp:cNvGraphicFramePr>
+            <a:graphic xmlns:a="http://schemas.openxmlformats.org/drawingml/2006/main">
+              <a:graphicData uri="http://schemas.openxmlformats.org/drawingml/2006/picture">
+                <pic:pic xmlns:pic="http://schemas.openxmlformats.org/drawingml/2006/picture">
+                  <pic:nvPicPr>
+                    <pic:cNvPr id="1856953106" name=""/>
+                    <pic:cNvPicPr/>
+                  </pic:nvPicPr>
+                  <pic:blipFill>
+                    <a:blip r:embed="rId29"/>
+                    <a:stretch>
+                      <a:fillRect/>
+                    </a:stretch>
+                  </pic:blipFill>
+                  <pic:spPr>
+                    <a:xfrm>
+                      <a:off x="0" y="0"/>
+                      <a:ext cx="4900673" cy="2399075"/>
+                    </a:xfrm>
+                    <a:prstGeom prst="rect">
+                      <a:avLst/>
+                    </a:prstGeom>
+                  </pic:spPr>
+                </pic:pic>
+              </a:graphicData>
+            </a:graphic>
+          </wp:inline>
+        </w:drawing>
+      </w:r>
+    </w:p>
+    <w:p>
+      <w:pPr>
+        <w:pStyle w:val="ListParagraph"/>
+        <w:bidi/>
+        <w:spacing w:line="360" w:lineRule="auto"/>
+        <w:ind w:left="1800"/>
+        <w:rPr>
+          <w:rFonts w:asciiTheme="majorBidi" w:hAnsiTheme="majorBidi" w:cstheme="majorBidi"/>
+          <w:b/>
+          <w:bCs/>
+        </w:rPr>
+      </w:pPr>
+      <w:r>
+        <w:rPr>
+          <w:rFonts w:asciiTheme="majorBidi" w:hAnsiTheme="majorBidi" w:cstheme="majorBidi" w:hint="cs"/>
+          <w:b/>
+          <w:bCs/>
+          <w:rtl/>
+        </w:rPr>
+        <w:t>בלי</w:t>
+      </w:r>
+      <w:r>
+        <w:rPr>
+          <w:rFonts w:asciiTheme="majorBidi" w:hAnsiTheme="majorBidi" w:cstheme="majorBidi" w:hint="cs"/>
+          <w:b/>
+          <w:bCs/>
+          <w:rtl/>
+        </w:rPr>
+        <w:t xml:space="preserve"> האפשור של שליטה בשעון</w:t>
+      </w:r>
+      <w:r>
+        <w:rPr>
+          <w:rFonts w:asciiTheme="majorBidi" w:hAnsiTheme="majorBidi" w:cstheme="majorBidi" w:hint="cs"/>
+          <w:b/>
+          <w:bCs/>
+          <w:rtl/>
+        </w:rPr>
+        <w:t>:</w:t>
       </w:r>
     </w:p>
     <w:p>
@@ -5830,99 +6285,119 @@
           <w:bCs/>
         </w:rPr>
       </w:pPr>
-    </w:p>
-    <w:p>
-      <w:pPr>
-        <w:bidi/>
-        <w:spacing w:line="360" w:lineRule="auto"/>
-        <w:rPr>
-          <w:rFonts w:asciiTheme="majorBidi" w:hAnsiTheme="majorBidi" w:cstheme="majorBidi"/>
-          <w:b/>
-          <w:bCs/>
-          <w:rtl/>
-        </w:rPr>
-      </w:pPr>
-    </w:p>
-    <w:p>
-      <w:pPr>
-        <w:bidi/>
-        <w:spacing w:line="360" w:lineRule="auto"/>
-        <w:rPr>
-          <w:rFonts w:asciiTheme="majorBidi" w:hAnsiTheme="majorBidi" w:cstheme="majorBidi"/>
-          <w:b/>
-          <w:bCs/>
-          <w:rtl/>
-        </w:rPr>
-      </w:pPr>
-    </w:p>
-    <w:p>
-      <w:pPr>
-        <w:bidi/>
-        <w:spacing w:line="360" w:lineRule="auto"/>
-        <w:rPr>
-          <w:rFonts w:asciiTheme="majorBidi" w:hAnsiTheme="majorBidi" w:cstheme="majorBidi"/>
-          <w:b/>
-          <w:bCs/>
-          <w:rtl/>
-        </w:rPr>
-      </w:pPr>
-    </w:p>
-    <w:p>
-      <w:pPr>
-        <w:bidi/>
-        <w:spacing w:line="360" w:lineRule="auto"/>
-        <w:rPr>
-          <w:rFonts w:asciiTheme="majorBidi" w:hAnsiTheme="majorBidi" w:cstheme="majorBidi"/>
-          <w:b/>
-          <w:bCs/>
-          <w:rtl/>
-        </w:rPr>
-      </w:pPr>
-    </w:p>
-    <w:p>
-      <w:pPr>
-        <w:bidi/>
-        <w:spacing w:line="360" w:lineRule="auto"/>
-        <w:rPr>
-          <w:rFonts w:asciiTheme="majorBidi" w:hAnsiTheme="majorBidi" w:cstheme="majorBidi"/>
-          <w:b/>
-          <w:bCs/>
-          <w:rtl/>
-        </w:rPr>
-      </w:pPr>
-    </w:p>
-    <w:p>
-      <w:pPr>
-        <w:bidi/>
-        <w:spacing w:line="360" w:lineRule="auto"/>
-        <w:rPr>
-          <w:rFonts w:asciiTheme="majorBidi" w:hAnsiTheme="majorBidi" w:cstheme="majorBidi"/>
-          <w:b/>
-          <w:bCs/>
-          <w:rtl/>
-        </w:rPr>
-      </w:pPr>
-    </w:p>
-    <w:p>
-      <w:pPr>
-        <w:bidi/>
-        <w:spacing w:line="360" w:lineRule="auto"/>
-        <w:rPr>
-          <w:rFonts w:asciiTheme="majorBidi" w:hAnsiTheme="majorBidi" w:cstheme="majorBidi"/>
-          <w:b/>
-          <w:bCs/>
-          <w:rtl/>
-        </w:rPr>
-      </w:pPr>
-    </w:p>
-    <w:p>
-      <w:pPr>
-        <w:bidi/>
-        <w:spacing w:line="360" w:lineRule="auto"/>
-        <w:rPr>
-          <w:rFonts w:asciiTheme="majorBidi" w:hAnsiTheme="majorBidi" w:cstheme="majorBidi"/>
-          <w:b/>
-          <w:bCs/>
+      <w:r>
+        <w:rPr>
+          <w:rFonts w:asciiTheme="majorBidi" w:hAnsiTheme="majorBidi" w:cs="Times New Roman"/>
+          <w:b/>
+          <w:bCs/>
+          <w:rtl/>
+        </w:rPr>
+        <w:drawing>
+          <wp:inline distT="0" distB="0" distL="0" distR="0" wp14:anchorId="5A1C5C01" wp14:editId="5F840EB6">
+            <wp:extent cx="5509260" cy="1056530"/>
+            <wp:effectExtent l="0" t="0" r="0" b="0"/>
+            <wp:docPr id="671842366" name="Picture 1"/>
+            <wp:cNvGraphicFramePr>
+              <a:graphicFrameLocks xmlns:a="http://schemas.openxmlformats.org/drawingml/2006/main" noChangeAspect="1"/>
+            </wp:cNvGraphicFramePr>
+            <a:graphic xmlns:a="http://schemas.openxmlformats.org/drawingml/2006/main">
+              <a:graphicData uri="http://schemas.openxmlformats.org/drawingml/2006/picture">
+                <pic:pic xmlns:pic="http://schemas.openxmlformats.org/drawingml/2006/picture">
+                  <pic:nvPicPr>
+                    <pic:cNvPr id="671842366" name=""/>
+                    <pic:cNvPicPr/>
+                  </pic:nvPicPr>
+                  <pic:blipFill>
+                    <a:blip r:embed="rId30"/>
+                    <a:stretch>
+                      <a:fillRect/>
+                    </a:stretch>
+                  </pic:blipFill>
+                  <pic:spPr>
+                    <a:xfrm>
+                      <a:off x="0" y="0"/>
+                      <a:ext cx="5538585" cy="1062154"/>
+                    </a:xfrm>
+                    <a:prstGeom prst="rect">
+                      <a:avLst/>
+                    </a:prstGeom>
+                  </pic:spPr>
+                </pic:pic>
+              </a:graphicData>
+            </a:graphic>
+          </wp:inline>
+        </w:drawing>
+      </w:r>
+    </w:p>
+    <w:p>
+      <w:pPr>
+        <w:bidi/>
+        <w:spacing w:line="360" w:lineRule="auto"/>
+        <w:rPr>
+          <w:rFonts w:asciiTheme="majorBidi" w:hAnsiTheme="majorBidi" w:cstheme="majorBidi"/>
+          <w:b/>
+          <w:bCs/>
+          <w:rtl/>
+        </w:rPr>
+      </w:pPr>
+    </w:p>
+    <w:p>
+      <w:pPr>
+        <w:bidi/>
+        <w:spacing w:line="360" w:lineRule="auto"/>
+        <w:rPr>
+          <w:rFonts w:asciiTheme="majorBidi" w:hAnsiTheme="majorBidi" w:cstheme="majorBidi"/>
+          <w:b/>
+          <w:bCs/>
+          <w:rtl/>
+        </w:rPr>
+      </w:pPr>
+    </w:p>
+    <w:p>
+      <w:pPr>
+        <w:bidi/>
+        <w:spacing w:line="360" w:lineRule="auto"/>
+        <w:rPr>
+          <w:rFonts w:asciiTheme="majorBidi" w:hAnsiTheme="majorBidi" w:cstheme="majorBidi"/>
+          <w:b/>
+          <w:bCs/>
+          <w:rtl/>
+        </w:rPr>
+      </w:pPr>
+    </w:p>
+    <w:p>
+      <w:pPr>
+        <w:bidi/>
+        <w:spacing w:line="360" w:lineRule="auto"/>
+        <w:rPr>
+          <w:rFonts w:asciiTheme="majorBidi" w:hAnsiTheme="majorBidi" w:cstheme="majorBidi"/>
+          <w:b/>
+          <w:bCs/>
+          <w:rtl/>
+        </w:rPr>
+      </w:pPr>
+    </w:p>
+    <w:p>
+      <w:pPr>
+        <w:bidi/>
+        <w:spacing w:line="360" w:lineRule="auto"/>
+        <w:rPr>
+          <w:rFonts w:asciiTheme="majorBidi" w:hAnsiTheme="majorBidi" w:cstheme="majorBidi"/>
+          <w:b/>
+          <w:bCs/>
+          <w:rtl/>
+        </w:rPr>
+      </w:pPr>
+    </w:p>
+    <w:p>
+      <w:pPr>
+        <w:bidi/>
+        <w:spacing w:line="360" w:lineRule="auto"/>
+        <w:rPr>
+          <w:rFonts w:asciiTheme="majorBidi" w:hAnsiTheme="majorBidi" w:cstheme="majorBidi"/>
+          <w:b/>
+          <w:bCs/>
+          <w:rtl/>
         </w:rPr>
       </w:pPr>
     </w:p>
@@ -5960,6 +6435,7 @@
           <w:bCs/>
           <w:rtl/>
         </w:rPr>
+        <w:lastRenderedPageBreak/>
         <w:t>סיכום</w:t>
       </w:r>
     </w:p>
@@ -6032,7 +6508,7 @@
                     <pic:cNvPicPr/>
                   </pic:nvPicPr>
                   <pic:blipFill>
-                    <a:blip r:embed="rId23"/>
+                    <a:blip r:embed="rId31"/>
                     <a:stretch>
                       <a:fillRect/>
                     </a:stretch>
@@ -6066,7 +6542,7 @@
       </w:pPr>
     </w:p>
     <w:sectPr>
-      <w:footerReference w:type="default" r:id="rId24"/>
+      <w:footerReference w:type="default" r:id="rId32"/>
       <w:pgSz w:w="12240" w:h="15840"/>
       <w:pgMar w:top="1440" w:right="1440" w:bottom="1440" w:left="1440" w:header="708" w:footer="708" w:gutter="0"/>
       <w:pgBorders w:offsetFrom="page">
@@ -9809,7 +10285,6 @@
   <w:style w:type="character" w:default="1" w:styleId="DefaultParagraphFont">
     <w:name w:val="Default Paragraph Font"/>
     <w:uiPriority w:val="1"/>
-    <w:semiHidden/>
     <w:unhideWhenUsed/>
   </w:style>
   <w:style w:type="table" w:default="1" w:styleId="TableNormal">

--- a/ספר הפרויקט.docx
+++ b/ספר הפרויקט.docx
@@ -328,6 +328,12 @@
         </w:rPr>
         <w:t xml:space="preserve">     ת.ז: </w:t>
       </w:r>
+      <w:r>
+        <w:rPr>
+          <w:rFonts w:asciiTheme="majorBidi" w:hAnsiTheme="majorBidi" w:cstheme="majorBidi"/>
+        </w:rPr>
+        <w:t>212149686</w:t>
+      </w:r>
     </w:p>
     <w:p>
       <w:pPr>
@@ -6537,7 +6543,6 @@
         <w:ind w:left="0"/>
         <w:rPr>
           <w:rFonts w:asciiTheme="majorBidi" w:hAnsiTheme="majorBidi" w:cstheme="majorBidi"/>
-          <w:rtl/>
         </w:rPr>
       </w:pPr>
     </w:p>

--- a/ספר הפרויקט.docx
+++ b/ספר הפרויקט.docx
@@ -310,17 +310,22 @@
           <w:rFonts w:asciiTheme="majorBidi" w:hAnsiTheme="majorBidi" w:cstheme="majorBidi" w:hint="cs"/>
           <w:rtl/>
         </w:rPr>
-        <w:t xml:space="preserve">אייל </w:t>
-      </w:r>
-      <w:proofErr w:type="spellStart"/>
+        <w:t>אייל לוש</w:t>
+      </w:r>
       <w:r>
         <w:rPr>
           <w:rFonts w:asciiTheme="majorBidi" w:hAnsiTheme="majorBidi" w:cstheme="majorBidi" w:hint="cs"/>
           <w:rtl/>
         </w:rPr>
-        <w:t>לושצקי</w:t>
-      </w:r>
-      <w:proofErr w:type="spellEnd"/>
+        <w:t>י</w:t>
+      </w:r>
+      <w:r>
+        <w:rPr>
+          <w:rFonts w:asciiTheme="majorBidi" w:hAnsiTheme="majorBidi" w:cstheme="majorBidi" w:hint="cs"/>
+          <w:rtl/>
+        </w:rPr>
+        <w:t>צקי</w:t>
+      </w:r>
       <w:r>
         <w:rPr>
           <w:rFonts w:asciiTheme="majorBidi" w:hAnsiTheme="majorBidi" w:cstheme="majorBidi"/>
@@ -392,7 +397,21 @@
           <w:rFonts w:asciiTheme="majorBidi" w:hAnsiTheme="majorBidi" w:cstheme="majorBidi"/>
           <w:rtl/>
         </w:rPr>
-        <w:t xml:space="preserve">מר' </w:t>
+        <w:t>מר</w:t>
+      </w:r>
+      <w:r>
+        <w:rPr>
+          <w:rFonts w:asciiTheme="majorBidi" w:hAnsiTheme="majorBidi" w:cstheme="majorBidi" w:hint="cs"/>
+          <w:rtl/>
+        </w:rPr>
+        <w:t xml:space="preserve"> שמואל</w:t>
+      </w:r>
+      <w:r>
+        <w:rPr>
+          <w:rFonts w:asciiTheme="majorBidi" w:hAnsiTheme="majorBidi" w:cstheme="majorBidi"/>
+          <w:rtl/>
+        </w:rPr>
+        <w:t xml:space="preserve"> </w:t>
       </w:r>
       <w:r>
         <w:rPr>
@@ -519,7 +538,7 @@
     </w:p>
     <w:p>
       <w:pPr>
-        <w:pStyle w:val="ListParagraph"/>
+        <w:pStyle w:val="a9"/>
         <w:numPr>
           <w:ilvl w:val="0"/>
           <w:numId w:val="8"/>
@@ -546,19 +565,19 @@
     </w:p>
     <w:p>
       <w:pPr>
-        <w:pStyle w:val="ListParagraph"/>
-        <w:bidi/>
-        <w:spacing w:line="360" w:lineRule="auto"/>
-        <w:rPr>
-          <w:rFonts w:asciiTheme="majorBidi" w:hAnsiTheme="majorBidi" w:cstheme="majorBidi"/>
-          <w:b/>
-          <w:bCs/>
-        </w:rPr>
-      </w:pPr>
-    </w:p>
-    <w:p>
-      <w:pPr>
-        <w:pStyle w:val="ListParagraph"/>
+        <w:pStyle w:val="a9"/>
+        <w:bidi/>
+        <w:spacing w:line="360" w:lineRule="auto"/>
+        <w:rPr>
+          <w:rFonts w:asciiTheme="majorBidi" w:hAnsiTheme="majorBidi" w:cstheme="majorBidi"/>
+          <w:b/>
+          <w:bCs/>
+        </w:rPr>
+      </w:pPr>
+    </w:p>
+    <w:p>
+      <w:pPr>
+        <w:pStyle w:val="a9"/>
         <w:numPr>
           <w:ilvl w:val="1"/>
           <w:numId w:val="8"/>
@@ -602,7 +621,7 @@
     </w:p>
     <w:p>
       <w:pPr>
-        <w:pStyle w:val="ListParagraph"/>
+        <w:pStyle w:val="a9"/>
         <w:numPr>
           <w:ilvl w:val="1"/>
           <w:numId w:val="8"/>
@@ -657,7 +676,7 @@
     </w:p>
     <w:p>
       <w:pPr>
-        <w:pStyle w:val="ListParagraph"/>
+        <w:pStyle w:val="a9"/>
         <w:numPr>
           <w:ilvl w:val="0"/>
           <w:numId w:val="8"/>
@@ -726,7 +745,7 @@
     </w:p>
     <w:tbl>
       <w:tblPr>
-        <w:tblStyle w:val="TableGrid"/>
+        <w:tblStyle w:val="af3"/>
         <w:bidiVisual/>
         <w:tblW w:w="9534" w:type="dxa"/>
         <w:tblLook w:val="04A0" w:firstRow="1" w:lastRow="0" w:firstColumn="1" w:lastColumn="0" w:noHBand="0" w:noVBand="1"/>
@@ -1368,7 +1387,7 @@
     </w:p>
     <w:p>
       <w:pPr>
-        <w:pStyle w:val="ListParagraph"/>
+        <w:pStyle w:val="a9"/>
         <w:numPr>
           <w:ilvl w:val="0"/>
           <w:numId w:val="8"/>
@@ -1394,7 +1413,7 @@
     </w:p>
     <w:p>
       <w:pPr>
-        <w:pStyle w:val="ListParagraph"/>
+        <w:pStyle w:val="a9"/>
         <w:numPr>
           <w:ilvl w:val="1"/>
           <w:numId w:val="8"/>
@@ -1437,7 +1456,7 @@
     </w:p>
     <w:p>
       <w:pPr>
-        <w:pStyle w:val="ListParagraph"/>
+        <w:pStyle w:val="a9"/>
         <w:numPr>
           <w:ilvl w:val="2"/>
           <w:numId w:val="8"/>
@@ -1462,7 +1481,7 @@
     </w:p>
     <w:p>
       <w:pPr>
-        <w:pStyle w:val="ListParagraph"/>
+        <w:pStyle w:val="a9"/>
         <w:bidi/>
         <w:spacing w:line="360" w:lineRule="auto"/>
         <w:ind w:left="1080"/>
@@ -1520,7 +1539,7 @@
     </w:p>
     <w:p>
       <w:pPr>
-        <w:pStyle w:val="ListParagraph"/>
+        <w:pStyle w:val="a9"/>
         <w:bidi/>
         <w:spacing w:line="360" w:lineRule="auto"/>
         <w:ind w:left="1080"/>
@@ -1675,7 +1694,7 @@
     </w:p>
     <w:p>
       <w:pPr>
-        <w:pStyle w:val="ListParagraph"/>
+        <w:pStyle w:val="a9"/>
         <w:bidi/>
         <w:spacing w:line="360" w:lineRule="auto"/>
         <w:ind w:left="2520"/>
@@ -1686,7 +1705,7 @@
     </w:p>
     <w:p>
       <w:pPr>
-        <w:pStyle w:val="ListParagraph"/>
+        <w:pStyle w:val="a9"/>
         <w:numPr>
           <w:ilvl w:val="2"/>
           <w:numId w:val="8"/>
@@ -1711,7 +1730,7 @@
     </w:p>
     <w:tbl>
       <w:tblPr>
-        <w:tblStyle w:val="TableGrid"/>
+        <w:tblStyle w:val="af3"/>
         <w:bidiVisual/>
         <w:tblW w:w="9071" w:type="dxa"/>
         <w:tblInd w:w="282" w:type="dxa"/>
@@ -1730,7 +1749,7 @@
           </w:tcPr>
           <w:p>
             <w:pPr>
-              <w:pStyle w:val="ListParagraph"/>
+              <w:pStyle w:val="a9"/>
               <w:bidi/>
               <w:spacing w:line="360" w:lineRule="auto"/>
               <w:ind w:left="0"/>
@@ -1755,7 +1774,7 @@
           </w:tcPr>
           <w:p>
             <w:pPr>
-              <w:pStyle w:val="ListParagraph"/>
+              <w:pStyle w:val="a9"/>
               <w:bidi/>
               <w:spacing w:line="360" w:lineRule="auto"/>
               <w:ind w:left="0"/>
@@ -1780,7 +1799,7 @@
           </w:tcPr>
           <w:p>
             <w:pPr>
-              <w:pStyle w:val="ListParagraph"/>
+              <w:pStyle w:val="a9"/>
               <w:bidi/>
               <w:spacing w:line="360" w:lineRule="auto"/>
               <w:ind w:left="0"/>
@@ -1805,7 +1824,7 @@
           </w:tcPr>
           <w:p>
             <w:pPr>
-              <w:pStyle w:val="ListParagraph"/>
+              <w:pStyle w:val="a9"/>
               <w:bidi/>
               <w:spacing w:line="360" w:lineRule="auto"/>
               <w:ind w:left="0"/>
@@ -1832,7 +1851,7 @@
           </w:tcPr>
           <w:p>
             <w:pPr>
-              <w:pStyle w:val="ListParagraph"/>
+              <w:pStyle w:val="a9"/>
               <w:bidi/>
               <w:spacing w:line="360" w:lineRule="auto"/>
               <w:ind w:left="0"/>
@@ -1856,7 +1875,7 @@
           </w:tcPr>
           <w:p>
             <w:pPr>
-              <w:pStyle w:val="ListParagraph"/>
+              <w:pStyle w:val="a9"/>
               <w:bidi/>
               <w:spacing w:line="360" w:lineRule="auto"/>
               <w:ind w:left="0"/>
@@ -1880,7 +1899,7 @@
           </w:tcPr>
           <w:p>
             <w:pPr>
-              <w:pStyle w:val="ListParagraph"/>
+              <w:pStyle w:val="a9"/>
               <w:bidi/>
               <w:spacing w:line="360" w:lineRule="auto"/>
               <w:ind w:left="0"/>
@@ -1910,7 +1929,7 @@
           </w:tcPr>
           <w:p>
             <w:pPr>
-              <w:pStyle w:val="ListParagraph"/>
+              <w:pStyle w:val="a9"/>
               <w:bidi/>
               <w:spacing w:line="360" w:lineRule="auto"/>
               <w:ind w:left="0"/>
@@ -1937,7 +1956,7 @@
           </w:tcPr>
           <w:p>
             <w:pPr>
-              <w:pStyle w:val="ListParagraph"/>
+              <w:pStyle w:val="a9"/>
               <w:bidi/>
               <w:spacing w:line="360" w:lineRule="auto"/>
               <w:ind w:left="0"/>
@@ -1963,7 +1982,7 @@
           </w:tcPr>
           <w:p>
             <w:pPr>
-              <w:pStyle w:val="ListParagraph"/>
+              <w:pStyle w:val="a9"/>
               <w:bidi/>
               <w:spacing w:line="360" w:lineRule="auto"/>
               <w:ind w:left="0"/>
@@ -1988,7 +2007,7 @@
           </w:tcPr>
           <w:p>
             <w:pPr>
-              <w:pStyle w:val="ListParagraph"/>
+              <w:pStyle w:val="a9"/>
               <w:bidi/>
               <w:spacing w:line="360" w:lineRule="auto"/>
               <w:ind w:left="0"/>
@@ -2012,7 +2031,7 @@
           </w:tcPr>
           <w:p>
             <w:pPr>
-              <w:pStyle w:val="ListParagraph"/>
+              <w:pStyle w:val="a9"/>
               <w:bidi/>
               <w:spacing w:line="360" w:lineRule="auto"/>
               <w:ind w:left="0"/>
@@ -2052,7 +2071,7 @@
           </w:tcPr>
           <w:p>
             <w:pPr>
-              <w:pStyle w:val="ListParagraph"/>
+              <w:pStyle w:val="a9"/>
               <w:bidi/>
               <w:spacing w:line="360" w:lineRule="auto"/>
               <w:ind w:left="0"/>
@@ -2078,7 +2097,7 @@
           </w:tcPr>
           <w:p>
             <w:pPr>
-              <w:pStyle w:val="ListParagraph"/>
+              <w:pStyle w:val="a9"/>
               <w:bidi/>
               <w:spacing w:line="360" w:lineRule="auto"/>
               <w:ind w:left="0"/>
@@ -2103,7 +2122,7 @@
           </w:tcPr>
           <w:p>
             <w:pPr>
-              <w:pStyle w:val="ListParagraph"/>
+              <w:pStyle w:val="a9"/>
               <w:bidi/>
               <w:spacing w:line="360" w:lineRule="auto"/>
               <w:ind w:left="0"/>
@@ -2127,7 +2146,7 @@
           </w:tcPr>
           <w:p>
             <w:pPr>
-              <w:pStyle w:val="ListParagraph"/>
+              <w:pStyle w:val="a9"/>
               <w:bidi/>
               <w:spacing w:line="360" w:lineRule="auto"/>
               <w:ind w:left="0"/>
@@ -2153,7 +2172,7 @@
           </w:tcPr>
           <w:p>
             <w:pPr>
-              <w:pStyle w:val="ListParagraph"/>
+              <w:pStyle w:val="a9"/>
               <w:bidi/>
               <w:spacing w:line="360" w:lineRule="auto"/>
               <w:ind w:left="0"/>
@@ -2179,7 +2198,7 @@
           </w:tcPr>
           <w:p>
             <w:pPr>
-              <w:pStyle w:val="ListParagraph"/>
+              <w:pStyle w:val="a9"/>
               <w:bidi/>
               <w:spacing w:line="360" w:lineRule="auto"/>
               <w:ind w:left="0"/>
@@ -2204,7 +2223,7 @@
           </w:tcPr>
           <w:p>
             <w:pPr>
-              <w:pStyle w:val="ListParagraph"/>
+              <w:pStyle w:val="a9"/>
               <w:bidi/>
               <w:spacing w:line="360" w:lineRule="auto"/>
               <w:ind w:left="0"/>
@@ -2228,7 +2247,7 @@
           </w:tcPr>
           <w:p>
             <w:pPr>
-              <w:pStyle w:val="ListParagraph"/>
+              <w:pStyle w:val="a9"/>
               <w:bidi/>
               <w:spacing w:line="360" w:lineRule="auto"/>
               <w:ind w:left="0"/>
@@ -2279,7 +2298,7 @@
     </w:p>
     <w:p>
       <w:pPr>
-        <w:pStyle w:val="ListParagraph"/>
+        <w:pStyle w:val="a9"/>
         <w:numPr>
           <w:ilvl w:val="2"/>
           <w:numId w:val="8"/>
@@ -2368,7 +2387,7 @@
     </w:p>
     <w:p>
       <w:pPr>
-        <w:pStyle w:val="ListParagraph"/>
+        <w:pStyle w:val="a9"/>
         <w:numPr>
           <w:ilvl w:val="2"/>
           <w:numId w:val="8"/>
@@ -2388,7 +2407,25 @@
           <w:bCs/>
           <w:rtl/>
         </w:rPr>
-        <w:t>סימולציה ובדיות תקינות</w:t>
+        <w:t>סימולציה ובדי</w:t>
+      </w:r>
+      <w:r>
+        <w:rPr>
+          <w:rFonts w:asciiTheme="majorBidi" w:hAnsiTheme="majorBidi" w:cstheme="majorBidi" w:hint="cs"/>
+          <w:b/>
+          <w:bCs/>
+          <w:rtl/>
+        </w:rPr>
+        <w:t>ק</w:t>
+      </w:r>
+      <w:r>
+        <w:rPr>
+          <w:rFonts w:asciiTheme="majorBidi" w:hAnsiTheme="majorBidi" w:cstheme="majorBidi"/>
+          <w:b/>
+          <w:bCs/>
+          <w:rtl/>
+        </w:rPr>
+        <w:t>ת תקינות</w:t>
       </w:r>
     </w:p>
     <w:p>
@@ -2448,7 +2485,7 @@
     </w:p>
     <w:p>
       <w:pPr>
-        <w:pStyle w:val="ListParagraph"/>
+        <w:pStyle w:val="a9"/>
         <w:bidi/>
         <w:spacing w:line="360" w:lineRule="auto"/>
         <w:ind w:left="1800"/>
@@ -2461,7 +2498,7 @@
     </w:p>
     <w:p>
       <w:pPr>
-        <w:pStyle w:val="ListParagraph"/>
+        <w:pStyle w:val="a9"/>
         <w:bidi/>
         <w:spacing w:line="360" w:lineRule="auto"/>
         <w:ind w:left="1800"/>
@@ -2474,7 +2511,7 @@
     </w:p>
     <w:p>
       <w:pPr>
-        <w:pStyle w:val="ListParagraph"/>
+        <w:pStyle w:val="a9"/>
         <w:bidi/>
         <w:spacing w:line="360" w:lineRule="auto"/>
         <w:ind w:left="1800"/>
@@ -2487,7 +2524,7 @@
     </w:p>
     <w:p>
       <w:pPr>
-        <w:pStyle w:val="ListParagraph"/>
+        <w:pStyle w:val="a9"/>
         <w:bidi/>
         <w:spacing w:line="360" w:lineRule="auto"/>
         <w:ind w:left="1800"/>
@@ -2500,7 +2537,7 @@
     </w:p>
     <w:p>
       <w:pPr>
-        <w:pStyle w:val="ListParagraph"/>
+        <w:pStyle w:val="a9"/>
         <w:bidi/>
         <w:spacing w:line="360" w:lineRule="auto"/>
         <w:ind w:left="1800"/>
@@ -2513,7 +2550,7 @@
     </w:p>
     <w:p>
       <w:pPr>
-        <w:pStyle w:val="ListParagraph"/>
+        <w:pStyle w:val="a9"/>
         <w:bidi/>
         <w:spacing w:line="360" w:lineRule="auto"/>
         <w:ind w:left="1800"/>
@@ -2527,7 +2564,7 @@
     </w:p>
     <w:p>
       <w:pPr>
-        <w:pStyle w:val="ListParagraph"/>
+        <w:pStyle w:val="a9"/>
         <w:numPr>
           <w:ilvl w:val="2"/>
           <w:numId w:val="8"/>
@@ -2553,10 +2590,10 @@
     </w:p>
     <w:p>
       <w:pPr>
-        <w:pStyle w:val="ListParagraph"/>
+        <w:pStyle w:val="a9"/>
         <w:numPr>
-          <w:ilvl w:val="0"/>
-          <w:numId w:val="24"/>
+          <w:ilvl w:val="3"/>
+          <w:numId w:val="8"/>
         </w:numPr>
         <w:bidi/>
         <w:spacing w:line="360" w:lineRule="auto"/>
@@ -2573,20 +2610,17 @@
           <w:bCs/>
           <w:rtl/>
         </w:rPr>
-        <w:t>דוח משאבים:</w:t>
-      </w:r>
-    </w:p>
-    <w:p>
-      <w:pPr>
-        <w:bidi/>
-        <w:spacing w:line="360" w:lineRule="auto"/>
-        <w:ind w:left="1080"/>
-        <w:rPr>
-          <w:rFonts w:asciiTheme="majorBidi" w:hAnsiTheme="majorBidi" w:cstheme="majorBidi"/>
-          <w:b/>
-          <w:bCs/>
-        </w:rPr>
-      </w:pPr>
+        <w:t xml:space="preserve"> דוח משאבים:</w:t>
+      </w:r>
+      <w:r>
+        <w:rPr>
+          <w:rFonts w:asciiTheme="majorBidi" w:hAnsiTheme="majorBidi" w:cstheme="majorBidi"/>
+          <w:b/>
+          <w:bCs/>
+          <w:rtl/>
+        </w:rPr>
+        <w:br/>
+      </w:r>
       <w:r>
         <w:rPr>
           <w:rFonts w:asciiTheme="majorBidi" w:hAnsiTheme="majorBidi" w:cs="Times New Roman"/>
@@ -2596,7 +2630,7 @@
           <w:rtl/>
         </w:rPr>
         <w:drawing>
-          <wp:inline distT="0" distB="0" distL="0" distR="0" wp14:anchorId="7138454B" wp14:editId="16C73FEA">
+          <wp:inline distT="0" distB="0" distL="0" distR="0" wp14:anchorId="01F3EB0E" wp14:editId="058D16CF">
             <wp:extent cx="3756986" cy="2476715"/>
             <wp:effectExtent l="0" t="0" r="0" b="0"/>
             <wp:docPr id="337228575" name="Picture 1"/>
@@ -2634,10 +2668,10 @@
     </w:p>
     <w:p>
       <w:pPr>
-        <w:pStyle w:val="ListParagraph"/>
+        <w:pStyle w:val="a9"/>
         <w:numPr>
-          <w:ilvl w:val="0"/>
-          <w:numId w:val="24"/>
+          <w:ilvl w:val="3"/>
+          <w:numId w:val="8"/>
         </w:numPr>
         <w:bidi/>
         <w:spacing w:line="360" w:lineRule="auto"/>
@@ -2654,22 +2688,17 @@
           <w:bCs/>
           <w:rtl/>
         </w:rPr>
-        <w:t>דוח הספק:</w:t>
-      </w:r>
-    </w:p>
-    <w:p>
-      <w:pPr>
-        <w:pStyle w:val="ListParagraph"/>
-        <w:bidi/>
-        <w:spacing w:line="360" w:lineRule="auto"/>
-        <w:ind w:left="1080"/>
-        <w:rPr>
-          <w:rFonts w:asciiTheme="majorBidi" w:hAnsiTheme="majorBidi" w:cstheme="majorBidi"/>
-          <w:b/>
-          <w:bCs/>
-          <w:rtl/>
-        </w:rPr>
-      </w:pPr>
+        <w:t xml:space="preserve"> דוח הספק:</w:t>
+      </w:r>
+      <w:r>
+        <w:rPr>
+          <w:rFonts w:asciiTheme="majorBidi" w:hAnsiTheme="majorBidi" w:cstheme="majorBidi"/>
+          <w:b/>
+          <w:bCs/>
+          <w:rtl/>
+        </w:rPr>
+        <w:br/>
+      </w:r>
       <w:r>
         <w:rPr>
           <w:rFonts w:asciiTheme="majorBidi" w:hAnsiTheme="majorBidi" w:cs="Times New Roman"/>
@@ -2679,7 +2708,7 @@
           <w:rtl/>
         </w:rPr>
         <w:drawing>
-          <wp:inline distT="0" distB="0" distL="0" distR="0" wp14:anchorId="12C4ED6D" wp14:editId="27D523CC">
+          <wp:inline distT="0" distB="0" distL="0" distR="0" wp14:anchorId="71E66FD1" wp14:editId="305C9E76">
             <wp:extent cx="4099915" cy="1996613"/>
             <wp:effectExtent l="0" t="0" r="0" b="3810"/>
             <wp:docPr id="466490112" name="Picture 1"/>
@@ -2717,10 +2746,10 @@
     </w:p>
     <w:p>
       <w:pPr>
-        <w:pStyle w:val="ListParagraph"/>
+        <w:pStyle w:val="a9"/>
         <w:numPr>
-          <w:ilvl w:val="0"/>
-          <w:numId w:val="24"/>
+          <w:ilvl w:val="3"/>
+          <w:numId w:val="8"/>
         </w:numPr>
         <w:bidi/>
         <w:spacing w:line="360" w:lineRule="auto"/>
@@ -2737,20 +2766,26 @@
           <w:bCs/>
           <w:rtl/>
         </w:rPr>
-        <w:t>דוח זמנים:</w:t>
-      </w:r>
-    </w:p>
-    <w:p>
-      <w:pPr>
-        <w:bidi/>
-        <w:spacing w:line="360" w:lineRule="auto"/>
-        <w:ind w:left="1080"/>
-        <w:rPr>
-          <w:rFonts w:asciiTheme="majorBidi" w:hAnsiTheme="majorBidi" w:cstheme="majorBidi"/>
-          <w:b/>
-          <w:bCs/>
-        </w:rPr>
-      </w:pPr>
+        <w:t xml:space="preserve"> דוח זמנים</w:t>
+      </w:r>
+      <w:r>
+        <w:rPr>
+          <w:rFonts w:asciiTheme="majorBidi" w:hAnsiTheme="majorBidi" w:cstheme="majorBidi"/>
+          <w:b/>
+          <w:bCs/>
+          <w:rtl/>
+        </w:rPr>
+        <w:tab/>
+      </w:r>
+      <w:r>
+        <w:rPr>
+          <w:rFonts w:asciiTheme="majorBidi" w:hAnsiTheme="majorBidi" w:cstheme="majorBidi"/>
+          <w:b/>
+          <w:bCs/>
+          <w:rtl/>
+        </w:rPr>
+        <w:br/>
+      </w:r>
       <w:r>
         <w:rPr>
           <w:rFonts w:asciiTheme="majorBidi" w:hAnsiTheme="majorBidi" w:cs="Times New Roman"/>
@@ -2760,9 +2795,9 @@
           <w:rtl/>
         </w:rPr>
         <w:drawing>
-          <wp:inline distT="0" distB="0" distL="0" distR="0" wp14:anchorId="000396EB" wp14:editId="24C155D1">
-            <wp:extent cx="5387807" cy="731583"/>
-            <wp:effectExtent l="0" t="0" r="3810" b="0"/>
+          <wp:inline distT="0" distB="0" distL="0" distR="0" wp14:anchorId="655B6576" wp14:editId="1DD48122">
+            <wp:extent cx="4692396" cy="637157"/>
+            <wp:effectExtent l="0" t="0" r="0" b="0"/>
             <wp:docPr id="971272327" name="Picture 1"/>
             <wp:cNvGraphicFramePr>
               <a:graphicFrameLocks xmlns:a="http://schemas.openxmlformats.org/drawingml/2006/main" noChangeAspect="1"/>
@@ -2783,7 +2818,7 @@
                   <pic:spPr>
                     <a:xfrm>
                       <a:off x="0" y="0"/>
-                      <a:ext cx="5387807" cy="731583"/>
+                      <a:ext cx="4721313" cy="641084"/>
                     </a:xfrm>
                     <a:prstGeom prst="rect">
                       <a:avLst/>
@@ -2798,52 +2833,25 @@
     </w:p>
     <w:p>
       <w:pPr>
-        <w:bidi/>
-        <w:spacing w:line="360" w:lineRule="auto"/>
-        <w:rPr>
-          <w:rFonts w:asciiTheme="majorBidi" w:hAnsiTheme="majorBidi" w:cstheme="majorBidi"/>
-          <w:b/>
-          <w:bCs/>
-        </w:rPr>
-      </w:pPr>
-    </w:p>
-    <w:p>
-      <w:pPr>
-        <w:bidi/>
-        <w:spacing w:line="360" w:lineRule="auto"/>
-        <w:rPr>
-          <w:rFonts w:asciiTheme="majorBidi" w:hAnsiTheme="majorBidi" w:cstheme="majorBidi"/>
-          <w:b/>
-          <w:bCs/>
-        </w:rPr>
-      </w:pPr>
-    </w:p>
-    <w:p>
-      <w:pPr>
-        <w:pStyle w:val="ListParagraph"/>
-        <w:bidi/>
-        <w:spacing w:line="360" w:lineRule="auto"/>
-        <w:ind w:left="1080"/>
-        <w:rPr>
-          <w:rFonts w:asciiTheme="majorBidi" w:hAnsiTheme="majorBidi" w:cstheme="majorBidi"/>
-        </w:rPr>
-      </w:pPr>
-    </w:p>
-    <w:p>
-      <w:pPr>
-        <w:bidi/>
-        <w:spacing w:line="360" w:lineRule="auto"/>
-        <w:rPr>
-          <w:rFonts w:asciiTheme="majorBidi" w:hAnsiTheme="majorBidi" w:cstheme="majorBidi"/>
-          <w:b/>
-          <w:bCs/>
-          <w:rtl/>
-        </w:rPr>
-      </w:pPr>
-    </w:p>
-    <w:p>
-      <w:pPr>
-        <w:pStyle w:val="ListParagraph"/>
+        <w:rPr>
+          <w:rFonts w:asciiTheme="majorBidi" w:hAnsiTheme="majorBidi" w:cstheme="majorBidi"/>
+          <w:b/>
+          <w:bCs/>
+          <w:rtl/>
+        </w:rPr>
+      </w:pPr>
+      <w:r>
+        <w:rPr>
+          <w:rFonts w:asciiTheme="majorBidi" w:hAnsiTheme="majorBidi" w:cstheme="majorBidi"/>
+          <w:b/>
+          <w:bCs/>
+        </w:rPr>
+        <w:br w:type="page"/>
+      </w:r>
+    </w:p>
+    <w:p>
+      <w:pPr>
+        <w:pStyle w:val="a9"/>
         <w:numPr>
           <w:ilvl w:val="1"/>
           <w:numId w:val="8"/>
@@ -2895,7 +2903,7 @@
     </w:p>
     <w:p>
       <w:pPr>
-        <w:pStyle w:val="ListParagraph"/>
+        <w:pStyle w:val="a9"/>
         <w:numPr>
           <w:ilvl w:val="2"/>
           <w:numId w:val="8"/>
@@ -2934,6 +2942,7 @@
           <w:rFonts w:asciiTheme="majorBidi" w:hAnsiTheme="majorBidi" w:cs="Times New Roman"/>
           <w:b/>
           <w:bCs/>
+          <w:noProof/>
           <w:rtl/>
         </w:rPr>
         <w:drawing>
@@ -2975,7 +2984,7 @@
     </w:p>
     <w:p>
       <w:pPr>
-        <w:pStyle w:val="ListParagraph"/>
+        <w:pStyle w:val="a9"/>
         <w:numPr>
           <w:ilvl w:val="2"/>
           <w:numId w:val="8"/>
@@ -3000,7 +3009,7 @@
     </w:p>
     <w:tbl>
       <w:tblPr>
-        <w:tblStyle w:val="TableGrid"/>
+        <w:tblStyle w:val="af3"/>
         <w:bidiVisual/>
         <w:tblW w:w="9071" w:type="dxa"/>
         <w:tblInd w:w="282" w:type="dxa"/>
@@ -3019,7 +3028,7 @@
           </w:tcPr>
           <w:p>
             <w:pPr>
-              <w:pStyle w:val="ListParagraph"/>
+              <w:pStyle w:val="a9"/>
               <w:bidi/>
               <w:spacing w:line="360" w:lineRule="auto"/>
               <w:ind w:left="0"/>
@@ -3044,7 +3053,7 @@
           </w:tcPr>
           <w:p>
             <w:pPr>
-              <w:pStyle w:val="ListParagraph"/>
+              <w:pStyle w:val="a9"/>
               <w:bidi/>
               <w:spacing w:line="360" w:lineRule="auto"/>
               <w:ind w:left="0"/>
@@ -3069,7 +3078,7 @@
           </w:tcPr>
           <w:p>
             <w:pPr>
-              <w:pStyle w:val="ListParagraph"/>
+              <w:pStyle w:val="a9"/>
               <w:bidi/>
               <w:spacing w:line="360" w:lineRule="auto"/>
               <w:ind w:left="0"/>
@@ -3094,7 +3103,7 @@
           </w:tcPr>
           <w:p>
             <w:pPr>
-              <w:pStyle w:val="ListParagraph"/>
+              <w:pStyle w:val="a9"/>
               <w:bidi/>
               <w:spacing w:line="360" w:lineRule="auto"/>
               <w:ind w:left="0"/>
@@ -3121,7 +3130,7 @@
           </w:tcPr>
           <w:p>
             <w:pPr>
-              <w:pStyle w:val="ListParagraph"/>
+              <w:pStyle w:val="a9"/>
               <w:bidi/>
               <w:spacing w:line="360" w:lineRule="auto"/>
               <w:ind w:left="0"/>
@@ -3147,7 +3156,7 @@
           </w:tcPr>
           <w:p>
             <w:pPr>
-              <w:pStyle w:val="ListParagraph"/>
+              <w:pStyle w:val="a9"/>
               <w:bidi/>
               <w:spacing w:line="360" w:lineRule="auto"/>
               <w:ind w:left="0"/>
@@ -3170,7 +3179,7 @@
           </w:tcPr>
           <w:p>
             <w:pPr>
-              <w:pStyle w:val="ListParagraph"/>
+              <w:pStyle w:val="a9"/>
               <w:bidi/>
               <w:spacing w:line="360" w:lineRule="auto"/>
               <w:ind w:left="0"/>
@@ -3194,7 +3203,7 @@
           </w:tcPr>
           <w:p>
             <w:pPr>
-              <w:pStyle w:val="ListParagraph"/>
+              <w:pStyle w:val="a9"/>
               <w:bidi/>
               <w:spacing w:line="360" w:lineRule="auto"/>
               <w:ind w:left="0"/>
@@ -3220,7 +3229,7 @@
           </w:tcPr>
           <w:p>
             <w:pPr>
-              <w:pStyle w:val="ListParagraph"/>
+              <w:pStyle w:val="a9"/>
               <w:bidi/>
               <w:spacing w:line="360" w:lineRule="auto"/>
               <w:ind w:left="0"/>
@@ -3246,7 +3255,7 @@
           </w:tcPr>
           <w:p>
             <w:pPr>
-              <w:pStyle w:val="ListParagraph"/>
+              <w:pStyle w:val="a9"/>
               <w:bidi/>
               <w:spacing w:line="360" w:lineRule="auto"/>
               <w:ind w:left="0"/>
@@ -3270,7 +3279,7 @@
           </w:tcPr>
           <w:p>
             <w:pPr>
-              <w:pStyle w:val="ListParagraph"/>
+              <w:pStyle w:val="a9"/>
               <w:bidi/>
               <w:spacing w:line="360" w:lineRule="auto"/>
               <w:ind w:left="0"/>
@@ -3294,7 +3303,7 @@
           </w:tcPr>
           <w:p>
             <w:pPr>
-              <w:pStyle w:val="ListParagraph"/>
+              <w:pStyle w:val="a9"/>
               <w:bidi/>
               <w:spacing w:line="360" w:lineRule="auto"/>
               <w:ind w:left="0"/>
@@ -3321,7 +3330,7 @@
           </w:tcPr>
           <w:p>
             <w:pPr>
-              <w:pStyle w:val="ListParagraph"/>
+              <w:pStyle w:val="a9"/>
               <w:bidi/>
               <w:spacing w:line="360" w:lineRule="auto"/>
               <w:ind w:left="0"/>
@@ -3347,7 +3356,7 @@
           </w:tcPr>
           <w:p>
             <w:pPr>
-              <w:pStyle w:val="ListParagraph"/>
+              <w:pStyle w:val="a9"/>
               <w:bidi/>
               <w:spacing w:line="360" w:lineRule="auto"/>
               <w:ind w:left="0"/>
@@ -3371,7 +3380,7 @@
           </w:tcPr>
           <w:p>
             <w:pPr>
-              <w:pStyle w:val="ListParagraph"/>
+              <w:pStyle w:val="a9"/>
               <w:bidi/>
               <w:spacing w:line="360" w:lineRule="auto"/>
               <w:ind w:left="0"/>
@@ -3395,7 +3404,7 @@
           </w:tcPr>
           <w:p>
             <w:pPr>
-              <w:pStyle w:val="ListParagraph"/>
+              <w:pStyle w:val="a9"/>
               <w:bidi/>
               <w:spacing w:line="360" w:lineRule="auto"/>
               <w:ind w:left="0"/>
@@ -3429,7 +3438,7 @@
           </w:tcPr>
           <w:p>
             <w:pPr>
-              <w:pStyle w:val="ListParagraph"/>
+              <w:pStyle w:val="a9"/>
               <w:bidi/>
               <w:spacing w:line="360" w:lineRule="auto"/>
               <w:ind w:left="0"/>
@@ -3455,7 +3464,7 @@
           </w:tcPr>
           <w:p>
             <w:pPr>
-              <w:pStyle w:val="ListParagraph"/>
+              <w:pStyle w:val="a9"/>
               <w:bidi/>
               <w:spacing w:line="360" w:lineRule="auto"/>
               <w:ind w:left="0"/>
@@ -3479,7 +3488,7 @@
           </w:tcPr>
           <w:p>
             <w:pPr>
-              <w:pStyle w:val="ListParagraph"/>
+              <w:pStyle w:val="a9"/>
               <w:bidi/>
               <w:spacing w:line="360" w:lineRule="auto"/>
               <w:ind w:left="0"/>
@@ -3504,7 +3513,7 @@
           </w:tcPr>
           <w:p>
             <w:pPr>
-              <w:pStyle w:val="ListParagraph"/>
+              <w:pStyle w:val="a9"/>
               <w:bidi/>
               <w:spacing w:line="360" w:lineRule="auto"/>
               <w:ind w:left="0"/>
@@ -3563,7 +3572,7 @@
           </w:tcPr>
           <w:p>
             <w:pPr>
-              <w:pStyle w:val="ListParagraph"/>
+              <w:pStyle w:val="a9"/>
               <w:bidi/>
               <w:spacing w:line="360" w:lineRule="auto"/>
               <w:ind w:left="0"/>
@@ -3588,7 +3597,7 @@
           </w:tcPr>
           <w:p>
             <w:pPr>
-              <w:pStyle w:val="ListParagraph"/>
+              <w:pStyle w:val="a9"/>
               <w:bidi/>
               <w:spacing w:line="360" w:lineRule="auto"/>
               <w:ind w:left="0"/>
@@ -3612,7 +3621,7 @@
           </w:tcPr>
           <w:p>
             <w:pPr>
-              <w:pStyle w:val="ListParagraph"/>
+              <w:pStyle w:val="a9"/>
               <w:bidi/>
               <w:spacing w:line="360" w:lineRule="auto"/>
               <w:ind w:left="0"/>
@@ -3636,7 +3645,7 @@
           </w:tcPr>
           <w:p>
             <w:pPr>
-              <w:pStyle w:val="ListParagraph"/>
+              <w:pStyle w:val="a9"/>
               <w:bidi/>
               <w:spacing w:line="360" w:lineRule="auto"/>
               <w:ind w:left="0"/>
@@ -3662,7 +3671,7 @@
           </w:tcPr>
           <w:p>
             <w:pPr>
-              <w:pStyle w:val="ListParagraph"/>
+              <w:pStyle w:val="a9"/>
               <w:bidi/>
               <w:spacing w:line="360" w:lineRule="auto"/>
               <w:ind w:left="0"/>
@@ -3687,7 +3696,7 @@
           </w:tcPr>
           <w:p>
             <w:pPr>
-              <w:pStyle w:val="ListParagraph"/>
+              <w:pStyle w:val="a9"/>
               <w:bidi/>
               <w:spacing w:line="360" w:lineRule="auto"/>
               <w:ind w:left="0"/>
@@ -3711,7 +3720,7 @@
           </w:tcPr>
           <w:p>
             <w:pPr>
-              <w:pStyle w:val="ListParagraph"/>
+              <w:pStyle w:val="a9"/>
               <w:bidi/>
               <w:spacing w:line="360" w:lineRule="auto"/>
               <w:ind w:left="0"/>
@@ -3735,7 +3744,7 @@
           </w:tcPr>
           <w:p>
             <w:pPr>
-              <w:pStyle w:val="ListParagraph"/>
+              <w:pStyle w:val="a9"/>
               <w:bidi/>
               <w:spacing w:line="360" w:lineRule="auto"/>
               <w:ind w:left="0"/>
@@ -3761,7 +3770,7 @@
           </w:tcPr>
           <w:p>
             <w:pPr>
-              <w:pStyle w:val="ListParagraph"/>
+              <w:pStyle w:val="a9"/>
               <w:bidi/>
               <w:spacing w:line="360" w:lineRule="auto"/>
               <w:ind w:left="0"/>
@@ -3786,7 +3795,7 @@
           </w:tcPr>
           <w:p>
             <w:pPr>
-              <w:pStyle w:val="ListParagraph"/>
+              <w:pStyle w:val="a9"/>
               <w:bidi/>
               <w:spacing w:line="360" w:lineRule="auto"/>
               <w:ind w:left="0"/>
@@ -3810,7 +3819,7 @@
           </w:tcPr>
           <w:p>
             <w:pPr>
-              <w:pStyle w:val="ListParagraph"/>
+              <w:pStyle w:val="a9"/>
               <w:bidi/>
               <w:spacing w:line="360" w:lineRule="auto"/>
               <w:ind w:left="0"/>
@@ -3834,7 +3843,7 @@
           </w:tcPr>
           <w:p>
             <w:pPr>
-              <w:pStyle w:val="ListParagraph"/>
+              <w:pStyle w:val="a9"/>
               <w:bidi/>
               <w:spacing w:line="360" w:lineRule="auto"/>
               <w:ind w:left="0"/>
@@ -3904,7 +3913,7 @@
     </w:p>
     <w:p>
       <w:pPr>
-        <w:pStyle w:val="ListParagraph"/>
+        <w:pStyle w:val="a9"/>
         <w:numPr>
           <w:ilvl w:val="2"/>
           <w:numId w:val="8"/>
@@ -3951,6 +3960,7 @@
           <w:rFonts w:asciiTheme="majorBidi" w:hAnsiTheme="majorBidi" w:cs="Times New Roman"/>
           <w:b/>
           <w:bCs/>
+          <w:noProof/>
           <w:rtl/>
         </w:rPr>
         <w:drawing>
@@ -4016,6 +4026,7 @@
           <w:rFonts w:asciiTheme="majorBidi" w:hAnsiTheme="majorBidi" w:cs="Times New Roman"/>
           <w:b/>
           <w:bCs/>
+          <w:noProof/>
           <w:rtl/>
         </w:rPr>
         <w:drawing>
@@ -4112,7 +4123,7 @@
     </w:p>
     <w:p>
       <w:pPr>
-        <w:pStyle w:val="ListParagraph"/>
+        <w:pStyle w:val="a9"/>
         <w:numPr>
           <w:ilvl w:val="2"/>
           <w:numId w:val="8"/>
@@ -4133,7 +4144,25 @@
           <w:rtl/>
         </w:rPr>
         <w:lastRenderedPageBreak/>
-        <w:t>סימולציה ובדיות תקינות</w:t>
+        <w:t>סימולציה ובדי</w:t>
+      </w:r>
+      <w:r>
+        <w:rPr>
+          <w:rFonts w:asciiTheme="majorBidi" w:hAnsiTheme="majorBidi" w:cstheme="majorBidi" w:hint="cs"/>
+          <w:b/>
+          <w:bCs/>
+          <w:rtl/>
+        </w:rPr>
+        <w:t>ק</w:t>
+      </w:r>
+      <w:r>
+        <w:rPr>
+          <w:rFonts w:asciiTheme="majorBidi" w:hAnsiTheme="majorBidi" w:cstheme="majorBidi"/>
+          <w:b/>
+          <w:bCs/>
+          <w:rtl/>
+        </w:rPr>
+        <w:t>ת תקינות</w:t>
       </w:r>
     </w:p>
     <w:p>
@@ -4193,7 +4222,7 @@
     </w:p>
     <w:p>
       <w:pPr>
-        <w:pStyle w:val="ListParagraph"/>
+        <w:pStyle w:val="a9"/>
         <w:bidi/>
         <w:spacing w:line="360" w:lineRule="auto"/>
         <w:ind w:left="1800"/>
@@ -4261,7 +4290,7 @@
     </w:p>
     <w:p>
       <w:pPr>
-        <w:pStyle w:val="ListParagraph"/>
+        <w:pStyle w:val="a9"/>
         <w:bidi/>
         <w:spacing w:line="360" w:lineRule="auto"/>
         <w:ind w:left="1800"/>
@@ -4274,7 +4303,7 @@
     </w:p>
     <w:p>
       <w:pPr>
-        <w:pStyle w:val="ListParagraph"/>
+        <w:pStyle w:val="a9"/>
         <w:bidi/>
         <w:spacing w:line="360" w:lineRule="auto"/>
         <w:ind w:left="1800"/>
@@ -4287,7 +4316,7 @@
     </w:p>
     <w:p>
       <w:pPr>
-        <w:pStyle w:val="ListParagraph"/>
+        <w:pStyle w:val="a9"/>
         <w:bidi/>
         <w:spacing w:line="360" w:lineRule="auto"/>
         <w:ind w:left="1800"/>
@@ -4300,7 +4329,7 @@
     </w:p>
     <w:p>
       <w:pPr>
-        <w:pStyle w:val="ListParagraph"/>
+        <w:pStyle w:val="a9"/>
         <w:bidi/>
         <w:spacing w:line="360" w:lineRule="auto"/>
         <w:ind w:left="1800"/>
@@ -4313,7 +4342,7 @@
     </w:p>
     <w:p>
       <w:pPr>
-        <w:pStyle w:val="ListParagraph"/>
+        <w:pStyle w:val="a9"/>
         <w:bidi/>
         <w:spacing w:line="360" w:lineRule="auto"/>
         <w:ind w:left="1800"/>
@@ -4326,7 +4355,7 @@
     </w:p>
     <w:p>
       <w:pPr>
-        <w:pStyle w:val="ListParagraph"/>
+        <w:pStyle w:val="a9"/>
         <w:bidi/>
         <w:spacing w:line="360" w:lineRule="auto"/>
         <w:ind w:left="1800"/>
@@ -4339,7 +4368,7 @@
     </w:p>
     <w:p>
       <w:pPr>
-        <w:pStyle w:val="ListParagraph"/>
+        <w:pStyle w:val="a9"/>
         <w:bidi/>
         <w:spacing w:line="360" w:lineRule="auto"/>
         <w:ind w:left="1800"/>
@@ -4352,7 +4381,7 @@
     </w:p>
     <w:p>
       <w:pPr>
-        <w:pStyle w:val="ListParagraph"/>
+        <w:pStyle w:val="a9"/>
         <w:bidi/>
         <w:spacing w:line="360" w:lineRule="auto"/>
         <w:ind w:left="1800"/>
@@ -4366,7 +4395,7 @@
     </w:p>
     <w:p>
       <w:pPr>
-        <w:pStyle w:val="ListParagraph"/>
+        <w:pStyle w:val="a9"/>
         <w:numPr>
           <w:ilvl w:val="2"/>
           <w:numId w:val="8"/>
@@ -4392,10 +4421,10 @@
     </w:p>
     <w:p>
       <w:pPr>
-        <w:pStyle w:val="ListParagraph"/>
+        <w:pStyle w:val="a9"/>
         <w:numPr>
-          <w:ilvl w:val="0"/>
-          <w:numId w:val="23"/>
+          <w:ilvl w:val="3"/>
+          <w:numId w:val="8"/>
         </w:numPr>
         <w:bidi/>
         <w:spacing w:line="360" w:lineRule="auto"/>
@@ -4412,29 +4441,27 @@
           <w:bCs/>
           <w:rtl/>
         </w:rPr>
-        <w:t>דוח משאבים:</w:t>
-      </w:r>
-    </w:p>
-    <w:p>
-      <w:pPr>
-        <w:bidi/>
-        <w:spacing w:line="360" w:lineRule="auto"/>
-        <w:ind w:left="1080"/>
-        <w:rPr>
-          <w:rFonts w:asciiTheme="majorBidi" w:hAnsiTheme="majorBidi" w:cstheme="majorBidi"/>
-          <w:b/>
-          <w:bCs/>
-        </w:rPr>
-      </w:pPr>
+        <w:t xml:space="preserve"> דוח משאבים</w:t>
+      </w:r>
+      <w:r>
+        <w:rPr>
+          <w:rFonts w:asciiTheme="majorBidi" w:hAnsiTheme="majorBidi" w:cstheme="majorBidi"/>
+          <w:b/>
+          <w:bCs/>
+          <w:rtl/>
+        </w:rPr>
+        <w:br/>
+      </w:r>
       <w:r>
         <w:rPr>
           <w:rFonts w:asciiTheme="majorBidi" w:hAnsiTheme="majorBidi" w:cs="Times New Roman"/>
           <w:b/>
           <w:bCs/>
+          <w:noProof/>
           <w:rtl/>
         </w:rPr>
         <w:drawing>
-          <wp:inline distT="0" distB="0" distL="0" distR="0" wp14:anchorId="7E8E9A79" wp14:editId="3FC91AFA">
+          <wp:inline distT="0" distB="0" distL="0" distR="0" wp14:anchorId="74560F90" wp14:editId="24A00618">
             <wp:extent cx="4625741" cy="2972058"/>
             <wp:effectExtent l="0" t="0" r="3810" b="0"/>
             <wp:docPr id="224995706" name="Picture 1"/>
@@ -4472,10 +4499,10 @@
     </w:p>
     <w:p>
       <w:pPr>
-        <w:pStyle w:val="ListParagraph"/>
+        <w:pStyle w:val="a9"/>
         <w:numPr>
-          <w:ilvl w:val="0"/>
-          <w:numId w:val="23"/>
+          <w:ilvl w:val="3"/>
+          <w:numId w:val="8"/>
         </w:numPr>
         <w:bidi/>
         <w:spacing w:line="360" w:lineRule="auto"/>
@@ -4492,29 +4519,27 @@
           <w:bCs/>
           <w:rtl/>
         </w:rPr>
-        <w:t>דוח הספק:</w:t>
-      </w:r>
-    </w:p>
-    <w:p>
-      <w:pPr>
-        <w:bidi/>
-        <w:spacing w:line="360" w:lineRule="auto"/>
-        <w:ind w:left="1080"/>
-        <w:rPr>
-          <w:rFonts w:asciiTheme="majorBidi" w:hAnsiTheme="majorBidi" w:cstheme="majorBidi"/>
-          <w:b/>
-          <w:bCs/>
-        </w:rPr>
-      </w:pPr>
+        <w:t>דוח הספק</w:t>
+      </w:r>
+      <w:r>
+        <w:rPr>
+          <w:rFonts w:asciiTheme="majorBidi" w:hAnsiTheme="majorBidi" w:cstheme="majorBidi"/>
+          <w:b/>
+          <w:bCs/>
+          <w:rtl/>
+        </w:rPr>
+        <w:br/>
+      </w:r>
       <w:r>
         <w:rPr>
           <w:rFonts w:asciiTheme="majorBidi" w:hAnsiTheme="majorBidi" w:cs="Times New Roman"/>
           <w:b/>
           <w:bCs/>
+          <w:noProof/>
           <w:rtl/>
         </w:rPr>
         <w:drawing>
-          <wp:inline distT="0" distB="0" distL="0" distR="0" wp14:anchorId="302BC998" wp14:editId="7D710E88">
+          <wp:inline distT="0" distB="0" distL="0" distR="0" wp14:anchorId="6A4BD7BD" wp14:editId="7AA06924">
             <wp:extent cx="4549140" cy="2510578"/>
             <wp:effectExtent l="0" t="0" r="3810" b="4445"/>
             <wp:docPr id="2032559194" name="Picture 1"/>
@@ -4552,10 +4577,10 @@
     </w:p>
     <w:p>
       <w:pPr>
-        <w:pStyle w:val="ListParagraph"/>
+        <w:pStyle w:val="a9"/>
         <w:numPr>
-          <w:ilvl w:val="0"/>
-          <w:numId w:val="23"/>
+          <w:ilvl w:val="3"/>
+          <w:numId w:val="8"/>
         </w:numPr>
         <w:bidi/>
         <w:spacing w:line="360" w:lineRule="auto"/>
@@ -4572,32 +4597,29 @@
           <w:bCs/>
           <w:rtl/>
         </w:rPr>
-        <w:t>דוח זמנים:</w:t>
-      </w:r>
-    </w:p>
-    <w:p>
-      <w:pPr>
-        <w:bidi/>
-        <w:spacing w:line="360" w:lineRule="auto"/>
-        <w:ind w:left="1080"/>
-        <w:rPr>
-          <w:rFonts w:asciiTheme="majorBidi" w:hAnsiTheme="majorBidi" w:cstheme="majorBidi"/>
-          <w:b/>
-          <w:bCs/>
-          <w:rtl/>
-        </w:rPr>
-      </w:pPr>
+        <w:t>דוח זמנים</w:t>
+      </w:r>
+      <w:r>
+        <w:rPr>
+          <w:rFonts w:asciiTheme="majorBidi" w:hAnsiTheme="majorBidi" w:cstheme="majorBidi"/>
+          <w:b/>
+          <w:bCs/>
+          <w:rtl/>
+        </w:rPr>
+        <w:br/>
+      </w:r>
       <w:r>
         <w:rPr>
           <w:rFonts w:asciiTheme="majorBidi" w:hAnsiTheme="majorBidi" w:cs="Times New Roman"/>
           <w:b/>
           <w:bCs/>
+          <w:noProof/>
           <w:rtl/>
         </w:rPr>
         <w:drawing>
-          <wp:inline distT="0" distB="0" distL="0" distR="0" wp14:anchorId="56849E67" wp14:editId="137D00A9">
-            <wp:extent cx="5448300" cy="891170"/>
-            <wp:effectExtent l="0" t="0" r="0" b="4445"/>
+          <wp:inline distT="0" distB="0" distL="0" distR="0" wp14:anchorId="4726FACA" wp14:editId="00766C29">
+            <wp:extent cx="4905355" cy="802361"/>
+            <wp:effectExtent l="0" t="0" r="0" b="0"/>
             <wp:docPr id="1716233337" name="Picture 1"/>
             <wp:cNvGraphicFramePr>
               <a:graphicFrameLocks xmlns:a="http://schemas.openxmlformats.org/drawingml/2006/main" noChangeAspect="1"/>
@@ -4618,7 +4640,7 @@
                   <pic:spPr>
                     <a:xfrm>
                       <a:off x="0" y="0"/>
-                      <a:ext cx="5470224" cy="894756"/>
+                      <a:ext cx="4964861" cy="812094"/>
                     </a:xfrm>
                     <a:prstGeom prst="rect">
                       <a:avLst/>
@@ -4633,7 +4655,24 @@
     </w:p>
     <w:p>
       <w:pPr>
-        <w:pStyle w:val="ListParagraph"/>
+        <w:rPr>
+          <w:rFonts w:asciiTheme="majorBidi" w:hAnsiTheme="majorBidi" w:cstheme="majorBidi"/>
+          <w:b/>
+          <w:bCs/>
+        </w:rPr>
+      </w:pPr>
+      <w:r>
+        <w:rPr>
+          <w:rFonts w:asciiTheme="majorBidi" w:hAnsiTheme="majorBidi" w:cstheme="majorBidi"/>
+          <w:b/>
+          <w:bCs/>
+        </w:rPr>
+        <w:br w:type="page"/>
+      </w:r>
+    </w:p>
+    <w:p>
+      <w:pPr>
+        <w:pStyle w:val="a9"/>
         <w:numPr>
           <w:ilvl w:val="1"/>
           <w:numId w:val="8"/>
@@ -4654,7 +4693,7 @@
           <w:rtl/>
         </w:rPr>
         <w:lastRenderedPageBreak/>
-        <w:t xml:space="preserve"> מודול </w:t>
+        <w:t xml:space="preserve">מודול </w:t>
       </w:r>
       <w:r>
         <w:rPr>
@@ -4676,7 +4715,7 @@
     </w:p>
     <w:p>
       <w:pPr>
-        <w:pStyle w:val="ListParagraph"/>
+        <w:pStyle w:val="a9"/>
         <w:numPr>
           <w:ilvl w:val="2"/>
           <w:numId w:val="8"/>
@@ -4715,6 +4754,7 @@
           <w:rFonts w:asciiTheme="majorBidi" w:hAnsiTheme="majorBidi" w:cs="Times New Roman"/>
           <w:b/>
           <w:bCs/>
+          <w:noProof/>
           <w:rtl/>
         </w:rPr>
         <w:drawing>
@@ -4756,7 +4796,7 @@
     </w:p>
     <w:p>
       <w:pPr>
-        <w:pStyle w:val="ListParagraph"/>
+        <w:pStyle w:val="a9"/>
         <w:numPr>
           <w:ilvl w:val="2"/>
           <w:numId w:val="8"/>
@@ -4781,7 +4821,7 @@
     </w:p>
     <w:tbl>
       <w:tblPr>
-        <w:tblStyle w:val="TableGrid"/>
+        <w:tblStyle w:val="af3"/>
         <w:bidiVisual/>
         <w:tblW w:w="9071" w:type="dxa"/>
         <w:tblInd w:w="282" w:type="dxa"/>
@@ -4800,7 +4840,7 @@
           </w:tcPr>
           <w:p>
             <w:pPr>
-              <w:pStyle w:val="ListParagraph"/>
+              <w:pStyle w:val="a9"/>
               <w:bidi/>
               <w:spacing w:line="360" w:lineRule="auto"/>
               <w:ind w:left="0"/>
@@ -4810,6 +4850,7 @@
                 <w:rtl/>
               </w:rPr>
             </w:pPr>
+            <w:bookmarkStart w:id="0" w:name="_Hlk233405133"/>
             <w:r>
               <w:rPr>
                 <w:rFonts w:asciiTheme="majorBidi" w:hAnsiTheme="majorBidi" w:cstheme="majorBidi"/>
@@ -4825,7 +4866,7 @@
           </w:tcPr>
           <w:p>
             <w:pPr>
-              <w:pStyle w:val="ListParagraph"/>
+              <w:pStyle w:val="a9"/>
               <w:bidi/>
               <w:spacing w:line="360" w:lineRule="auto"/>
               <w:ind w:left="0"/>
@@ -4850,7 +4891,7 @@
           </w:tcPr>
           <w:p>
             <w:pPr>
-              <w:pStyle w:val="ListParagraph"/>
+              <w:pStyle w:val="a9"/>
               <w:bidi/>
               <w:spacing w:line="360" w:lineRule="auto"/>
               <w:ind w:left="0"/>
@@ -4875,7 +4916,7 @@
           </w:tcPr>
           <w:p>
             <w:pPr>
-              <w:pStyle w:val="ListParagraph"/>
+              <w:pStyle w:val="a9"/>
               <w:bidi/>
               <w:spacing w:line="360" w:lineRule="auto"/>
               <w:ind w:left="0"/>
@@ -4892,6 +4933,116 @@
               </w:rPr>
               <w:t>תיאור</w:t>
             </w:r>
+          </w:p>
+        </w:tc>
+      </w:tr>
+      <w:bookmarkEnd w:id="0"/>
+      <w:tr>
+        <w:tc>
+          <w:tcPr>
+            <w:tcW w:w="2020" w:type="dxa"/>
+          </w:tcPr>
+          <w:p>
+            <w:pPr>
+              <w:pStyle w:val="a9"/>
+              <w:bidi/>
+              <w:spacing w:line="360" w:lineRule="auto"/>
+              <w:ind w:left="0"/>
+              <w:jc w:val="center"/>
+              <w:rPr>
+                <w:rFonts w:asciiTheme="majorBidi" w:hAnsiTheme="majorBidi" w:cstheme="majorBidi"/>
+                <w:rtl/>
+              </w:rPr>
+            </w:pPr>
+            <w:r>
+              <w:rPr>
+                <w:rFonts w:asciiTheme="majorBidi" w:hAnsiTheme="majorBidi" w:cstheme="majorBidi"/>
+              </w:rPr>
+              <w:t>IDLE_TIMEOUT</w:t>
+            </w:r>
+          </w:p>
+        </w:tc>
+        <w:tc>
+          <w:tcPr>
+            <w:tcW w:w="1388" w:type="dxa"/>
+          </w:tcPr>
+          <w:p>
+            <w:pPr>
+              <w:pStyle w:val="a9"/>
+              <w:bidi/>
+              <w:spacing w:line="360" w:lineRule="auto"/>
+              <w:ind w:left="0"/>
+              <w:jc w:val="center"/>
+              <w:rPr>
+                <w:rFonts w:asciiTheme="majorBidi" w:hAnsiTheme="majorBidi" w:cstheme="majorBidi"/>
+              </w:rPr>
+            </w:pPr>
+            <w:r>
+              <w:rPr>
+                <w:rFonts w:asciiTheme="majorBidi" w:hAnsiTheme="majorBidi" w:cstheme="majorBidi"/>
+              </w:rPr>
+              <w:t>parameter</w:t>
+            </w:r>
+          </w:p>
+        </w:tc>
+        <w:tc>
+          <w:tcPr>
+            <w:tcW w:w="3150" w:type="dxa"/>
+          </w:tcPr>
+          <w:p>
+            <w:pPr>
+              <w:pStyle w:val="a9"/>
+              <w:bidi/>
+              <w:spacing w:line="360" w:lineRule="auto"/>
+              <w:ind w:left="0"/>
+              <w:jc w:val="center"/>
+              <w:rPr>
+                <w:rFonts w:asciiTheme="majorBidi" w:hAnsiTheme="majorBidi" w:cstheme="majorBidi"/>
+                <w:rtl/>
+              </w:rPr>
+            </w:pPr>
+            <w:r>
+              <w:rPr>
+                <w:rFonts w:asciiTheme="majorBidi" w:hAnsiTheme="majorBidi" w:cs="Times New Roman"/>
+              </w:rPr>
+              <w:t>$</w:t>
+            </w:r>
+            <w:r>
+              <w:rPr>
+                <w:rFonts w:asciiTheme="majorBidi" w:hAnsiTheme="majorBidi" w:cstheme="majorBidi"/>
+              </w:rPr>
+              <w:t>clog2(</w:t>
+            </w:r>
+            <w:r>
+              <w:rPr>
+                <w:rFonts w:asciiTheme="majorBidi" w:hAnsiTheme="majorBidi" w:cstheme="majorBidi"/>
+              </w:rPr>
+              <w:t>IDLE_TIMEOUT</w:t>
+            </w:r>
+            <w:r>
+              <w:rPr>
+                <w:rFonts w:asciiTheme="majorBidi" w:hAnsiTheme="majorBidi" w:cstheme="majorBidi"/>
+              </w:rPr>
+              <w:t xml:space="preserve"> + 1)</w:t>
+            </w:r>
+          </w:p>
+        </w:tc>
+        <w:tc>
+          <w:tcPr>
+            <w:tcW w:w="2513" w:type="dxa"/>
+          </w:tcPr>
+          <w:p>
+            <w:pPr>
+              <w:pStyle w:val="a9"/>
+              <w:bidi/>
+              <w:spacing w:line="360" w:lineRule="auto"/>
+              <w:ind w:left="0"/>
+              <w:jc w:val="center"/>
+              <w:rPr>
+                <w:rFonts w:asciiTheme="majorBidi" w:hAnsiTheme="majorBidi" w:cstheme="majorBidi"/>
+                <w:rtl/>
+              </w:rPr>
+            </w:pPr>
           </w:p>
         </w:tc>
       </w:tr>
@@ -4902,7 +5053,7 @@
           </w:tcPr>
           <w:p>
             <w:pPr>
-              <w:pStyle w:val="ListParagraph"/>
+              <w:pStyle w:val="a9"/>
               <w:bidi/>
               <w:spacing w:line="360" w:lineRule="auto"/>
               <w:ind w:left="0"/>
@@ -4916,7 +5067,7 @@
               <w:rPr>
                 <w:rFonts w:asciiTheme="majorBidi" w:hAnsiTheme="majorBidi" w:cstheme="majorBidi"/>
               </w:rPr>
-              <w:t>IDLE_TIMEOUT</w:t>
+              <w:t>SIM_MODE</w:t>
             </w:r>
           </w:p>
         </w:tc>
@@ -4926,13 +5077,14 @@
           </w:tcPr>
           <w:p>
             <w:pPr>
-              <w:pStyle w:val="ListParagraph"/>
+              <w:pStyle w:val="a9"/>
               <w:bidi/>
               <w:spacing w:line="360" w:lineRule="auto"/>
               <w:ind w:left="0"/>
               <w:jc w:val="center"/>
               <w:rPr>
                 <w:rFonts w:asciiTheme="majorBidi" w:hAnsiTheme="majorBidi" w:cstheme="majorBidi"/>
+                <w:rtl/>
               </w:rPr>
             </w:pPr>
             <w:r>
@@ -4949,7 +5101,7 @@
           </w:tcPr>
           <w:p>
             <w:pPr>
-              <w:pStyle w:val="ListParagraph"/>
+              <w:pStyle w:val="a9"/>
               <w:bidi/>
               <w:spacing w:line="360" w:lineRule="auto"/>
               <w:ind w:left="0"/>
@@ -4961,27 +5113,10 @@
             </w:pPr>
             <w:r>
               <w:rPr>
-                <w:rFonts w:asciiTheme="majorBidi" w:hAnsiTheme="majorBidi" w:cs="Times New Roman"/>
-              </w:rPr>
-              <w:t>$</w:t>
-            </w:r>
-            <w:r>
-              <w:rPr>
-                <w:rFonts w:asciiTheme="majorBidi" w:hAnsiTheme="majorBidi" w:cstheme="majorBidi"/>
-              </w:rPr>
-              <w:t>clog2(</w:t>
-            </w:r>
-            <w:r>
-              <w:rPr>
-                <w:rFonts w:asciiTheme="majorBidi" w:hAnsiTheme="majorBidi" w:cstheme="majorBidi"/>
-              </w:rPr>
-              <w:t>IDLE_TIMEOUT</w:t>
-            </w:r>
-            <w:r>
-              <w:rPr>
-                <w:rFonts w:asciiTheme="majorBidi" w:hAnsiTheme="majorBidi" w:cstheme="majorBidi"/>
-              </w:rPr>
-              <w:t xml:space="preserve"> + 1)</w:t>
+                <w:rFonts w:asciiTheme="majorBidi" w:hAnsiTheme="majorBidi" w:cstheme="majorBidi" w:hint="cs"/>
+                <w:rtl/>
+              </w:rPr>
+              <w:t>1</w:t>
             </w:r>
           </w:p>
         </w:tc>
@@ -4991,14 +5126,14 @@
           </w:tcPr>
           <w:p>
             <w:pPr>
-              <w:pStyle w:val="ListParagraph"/>
+              <w:pStyle w:val="a9"/>
               <w:bidi/>
               <w:spacing w:line="360" w:lineRule="auto"/>
               <w:ind w:left="0"/>
               <w:jc w:val="center"/>
               <w:rPr>
                 <w:rFonts w:asciiTheme="majorBidi" w:hAnsiTheme="majorBidi" w:cstheme="majorBidi"/>
-                <w:rtl/>
+                <w:lang w:bidi="ar-EG"/>
               </w:rPr>
             </w:pPr>
           </w:p>
@@ -5011,7 +5146,7 @@
           </w:tcPr>
           <w:p>
             <w:pPr>
-              <w:pStyle w:val="ListParagraph"/>
+              <w:pStyle w:val="a9"/>
               <w:bidi/>
               <w:spacing w:line="360" w:lineRule="auto"/>
               <w:ind w:left="0"/>
@@ -5021,12 +5156,14 @@
                 <w:rtl/>
               </w:rPr>
             </w:pPr>
-            <w:r>
-              <w:rPr>
-                <w:rFonts w:asciiTheme="majorBidi" w:hAnsiTheme="majorBidi" w:cstheme="majorBidi"/>
-              </w:rPr>
-              <w:t>SIM_MODE</w:t>
-            </w:r>
+            <w:proofErr w:type="spellStart"/>
+            <w:r>
+              <w:rPr>
+                <w:rFonts w:asciiTheme="majorBidi" w:hAnsiTheme="majorBidi" w:cstheme="majorBidi"/>
+              </w:rPr>
+              <w:t>iFastClk</w:t>
+            </w:r>
+            <w:proofErr w:type="spellEnd"/>
           </w:p>
         </w:tc>
         <w:tc>
@@ -5035,7 +5172,7 @@
           </w:tcPr>
           <w:p>
             <w:pPr>
-              <w:pStyle w:val="ListParagraph"/>
+              <w:pStyle w:val="a9"/>
               <w:bidi/>
               <w:spacing w:line="360" w:lineRule="auto"/>
               <w:ind w:left="0"/>
@@ -5046,10 +5183,7 @@
               </w:rPr>
             </w:pPr>
             <w:r>
-              <w:rPr>
-                <w:rFonts w:asciiTheme="majorBidi" w:hAnsiTheme="majorBidi" w:cstheme="majorBidi"/>
-              </w:rPr>
-              <w:t>parameter</w:t>
+              <w:t>input</w:t>
             </w:r>
           </w:p>
         </w:tc>
@@ -5059,7 +5193,7 @@
           </w:tcPr>
           <w:p>
             <w:pPr>
-              <w:pStyle w:val="ListParagraph"/>
+              <w:pStyle w:val="a9"/>
               <w:bidi/>
               <w:spacing w:line="360" w:lineRule="auto"/>
               <w:ind w:left="0"/>
@@ -5084,14 +5218,14 @@
           </w:tcPr>
           <w:p>
             <w:pPr>
-              <w:pStyle w:val="ListParagraph"/>
+              <w:pStyle w:val="a9"/>
               <w:bidi/>
               <w:spacing w:line="360" w:lineRule="auto"/>
               <w:ind w:left="0"/>
               <w:jc w:val="center"/>
               <w:rPr>
                 <w:rFonts w:asciiTheme="majorBidi" w:hAnsiTheme="majorBidi" w:cstheme="majorBidi"/>
-                <w:lang w:bidi="ar-EG"/>
+                <w:rtl/>
               </w:rPr>
             </w:pPr>
           </w:p>
@@ -5104,14 +5238,13 @@
           </w:tcPr>
           <w:p>
             <w:pPr>
-              <w:pStyle w:val="ListParagraph"/>
+              <w:pStyle w:val="a9"/>
               <w:bidi/>
               <w:spacing w:line="360" w:lineRule="auto"/>
               <w:ind w:left="0"/>
               <w:jc w:val="center"/>
               <w:rPr>
                 <w:rFonts w:asciiTheme="majorBidi" w:hAnsiTheme="majorBidi" w:cstheme="majorBidi"/>
-                <w:rtl/>
               </w:rPr>
             </w:pPr>
             <w:proofErr w:type="spellStart"/>
@@ -5119,7 +5252,7 @@
               <w:rPr>
                 <w:rFonts w:asciiTheme="majorBidi" w:hAnsiTheme="majorBidi" w:cstheme="majorBidi"/>
               </w:rPr>
-              <w:t>iFastClk</w:t>
+              <w:t>iResetN</w:t>
             </w:r>
             <w:proofErr w:type="spellEnd"/>
           </w:p>
@@ -5130,7 +5263,7 @@
           </w:tcPr>
           <w:p>
             <w:pPr>
-              <w:pStyle w:val="ListParagraph"/>
+              <w:pStyle w:val="a9"/>
               <w:bidi/>
               <w:spacing w:line="360" w:lineRule="auto"/>
               <w:ind w:left="0"/>
@@ -5151,7 +5284,7 @@
           </w:tcPr>
           <w:p>
             <w:pPr>
-              <w:pStyle w:val="ListParagraph"/>
+              <w:pStyle w:val="a9"/>
               <w:bidi/>
               <w:spacing w:line="360" w:lineRule="auto"/>
               <w:ind w:left="0"/>
@@ -5176,7 +5309,7 @@
           </w:tcPr>
           <w:p>
             <w:pPr>
-              <w:pStyle w:val="ListParagraph"/>
+              <w:pStyle w:val="a9"/>
               <w:bidi/>
               <w:spacing w:line="360" w:lineRule="auto"/>
               <w:ind w:left="0"/>
@@ -5196,7 +5329,7 @@
           </w:tcPr>
           <w:p>
             <w:pPr>
-              <w:pStyle w:val="ListParagraph"/>
+              <w:pStyle w:val="a9"/>
               <w:bidi/>
               <w:spacing w:line="360" w:lineRule="auto"/>
               <w:ind w:left="0"/>
@@ -5210,7 +5343,7 @@
               <w:rPr>
                 <w:rFonts w:asciiTheme="majorBidi" w:hAnsiTheme="majorBidi" w:cstheme="majorBidi"/>
               </w:rPr>
-              <w:t>iResetN</w:t>
+              <w:t>iInValid</w:t>
             </w:r>
             <w:proofErr w:type="spellEnd"/>
           </w:p>
@@ -5221,7 +5354,7 @@
           </w:tcPr>
           <w:p>
             <w:pPr>
-              <w:pStyle w:val="ListParagraph"/>
+              <w:pStyle w:val="a9"/>
               <w:bidi/>
               <w:spacing w:line="360" w:lineRule="auto"/>
               <w:ind w:left="0"/>
@@ -5242,7 +5375,7 @@
           </w:tcPr>
           <w:p>
             <w:pPr>
-              <w:pStyle w:val="ListParagraph"/>
+              <w:pStyle w:val="a9"/>
               <w:bidi/>
               <w:spacing w:line="360" w:lineRule="auto"/>
               <w:ind w:left="0"/>
@@ -5267,7 +5400,7 @@
           </w:tcPr>
           <w:p>
             <w:pPr>
-              <w:pStyle w:val="ListParagraph"/>
+              <w:pStyle w:val="a9"/>
               <w:bidi/>
               <w:spacing w:line="360" w:lineRule="auto"/>
               <w:ind w:left="0"/>
@@ -5287,7 +5420,7 @@
           </w:tcPr>
           <w:p>
             <w:pPr>
-              <w:pStyle w:val="ListParagraph"/>
+              <w:pStyle w:val="a9"/>
               <w:bidi/>
               <w:spacing w:line="360" w:lineRule="auto"/>
               <w:ind w:left="0"/>
@@ -5301,7 +5434,7 @@
               <w:rPr>
                 <w:rFonts w:asciiTheme="majorBidi" w:hAnsiTheme="majorBidi" w:cstheme="majorBidi"/>
               </w:rPr>
-              <w:t>iInValid</w:t>
+              <w:t>oClkEn</w:t>
             </w:r>
             <w:proofErr w:type="spellEnd"/>
           </w:p>
@@ -5312,7 +5445,7 @@
           </w:tcPr>
           <w:p>
             <w:pPr>
-              <w:pStyle w:val="ListParagraph"/>
+              <w:pStyle w:val="a9"/>
               <w:bidi/>
               <w:spacing w:line="360" w:lineRule="auto"/>
               <w:ind w:left="0"/>
@@ -5323,7 +5456,7 @@
               </w:rPr>
             </w:pPr>
             <w:r>
-              <w:t>input</w:t>
+              <w:t>output</w:t>
             </w:r>
           </w:p>
         </w:tc>
@@ -5333,7 +5466,7 @@
           </w:tcPr>
           <w:p>
             <w:pPr>
-              <w:pStyle w:val="ListParagraph"/>
+              <w:pStyle w:val="a9"/>
               <w:bidi/>
               <w:spacing w:line="360" w:lineRule="auto"/>
               <w:ind w:left="0"/>
@@ -5358,7 +5491,7 @@
           </w:tcPr>
           <w:p>
             <w:pPr>
-              <w:pStyle w:val="ListParagraph"/>
+              <w:pStyle w:val="a9"/>
               <w:bidi/>
               <w:spacing w:line="360" w:lineRule="auto"/>
               <w:ind w:left="0"/>
@@ -5378,7 +5511,7 @@
           </w:tcPr>
           <w:p>
             <w:pPr>
-              <w:pStyle w:val="ListParagraph"/>
+              <w:pStyle w:val="a9"/>
               <w:bidi/>
               <w:spacing w:line="360" w:lineRule="auto"/>
               <w:ind w:left="0"/>
@@ -5392,7 +5525,7 @@
               <w:rPr>
                 <w:rFonts w:asciiTheme="majorBidi" w:hAnsiTheme="majorBidi" w:cstheme="majorBidi"/>
               </w:rPr>
-              <w:t>oClkEn</w:t>
+              <w:t>oGatedFastClk</w:t>
             </w:r>
             <w:proofErr w:type="spellEnd"/>
           </w:p>
@@ -5403,7 +5536,7 @@
           </w:tcPr>
           <w:p>
             <w:pPr>
-              <w:pStyle w:val="ListParagraph"/>
+              <w:pStyle w:val="a9"/>
               <w:bidi/>
               <w:spacing w:line="360" w:lineRule="auto"/>
               <w:ind w:left="0"/>
@@ -5424,7 +5557,7 @@
           </w:tcPr>
           <w:p>
             <w:pPr>
-              <w:pStyle w:val="ListParagraph"/>
+              <w:pStyle w:val="a9"/>
               <w:bidi/>
               <w:spacing w:line="360" w:lineRule="auto"/>
               <w:ind w:left="0"/>
@@ -5449,98 +5582,7 @@
           </w:tcPr>
           <w:p>
             <w:pPr>
-              <w:pStyle w:val="ListParagraph"/>
-              <w:bidi/>
-              <w:spacing w:line="360" w:lineRule="auto"/>
-              <w:ind w:left="0"/>
-              <w:jc w:val="center"/>
-              <w:rPr>
-                <w:rFonts w:asciiTheme="majorBidi" w:hAnsiTheme="majorBidi" w:cstheme="majorBidi"/>
-                <w:rtl/>
-              </w:rPr>
-            </w:pPr>
-          </w:p>
-        </w:tc>
-      </w:tr>
-      <w:tr>
-        <w:tc>
-          <w:tcPr>
-            <w:tcW w:w="2020" w:type="dxa"/>
-          </w:tcPr>
-          <w:p>
-            <w:pPr>
-              <w:pStyle w:val="ListParagraph"/>
-              <w:bidi/>
-              <w:spacing w:line="360" w:lineRule="auto"/>
-              <w:ind w:left="0"/>
-              <w:jc w:val="center"/>
-              <w:rPr>
-                <w:rFonts w:asciiTheme="majorBidi" w:hAnsiTheme="majorBidi" w:cstheme="majorBidi"/>
-              </w:rPr>
-            </w:pPr>
-            <w:proofErr w:type="spellStart"/>
-            <w:r>
-              <w:rPr>
-                <w:rFonts w:asciiTheme="majorBidi" w:hAnsiTheme="majorBidi" w:cstheme="majorBidi"/>
-              </w:rPr>
-              <w:t>oGatedFastClk</w:t>
-            </w:r>
-            <w:proofErr w:type="spellEnd"/>
-          </w:p>
-        </w:tc>
-        <w:tc>
-          <w:tcPr>
-            <w:tcW w:w="1388" w:type="dxa"/>
-          </w:tcPr>
-          <w:p>
-            <w:pPr>
-              <w:pStyle w:val="ListParagraph"/>
-              <w:bidi/>
-              <w:spacing w:line="360" w:lineRule="auto"/>
-              <w:ind w:left="0"/>
-              <w:jc w:val="center"/>
-              <w:rPr>
-                <w:rFonts w:asciiTheme="majorBidi" w:hAnsiTheme="majorBidi" w:cstheme="majorBidi"/>
-                <w:rtl/>
-              </w:rPr>
-            </w:pPr>
-            <w:r>
-              <w:t>output</w:t>
-            </w:r>
-          </w:p>
-        </w:tc>
-        <w:tc>
-          <w:tcPr>
-            <w:tcW w:w="3150" w:type="dxa"/>
-          </w:tcPr>
-          <w:p>
-            <w:pPr>
-              <w:pStyle w:val="ListParagraph"/>
-              <w:bidi/>
-              <w:spacing w:line="360" w:lineRule="auto"/>
-              <w:ind w:left="0"/>
-              <w:jc w:val="center"/>
-              <w:rPr>
-                <w:rFonts w:asciiTheme="majorBidi" w:hAnsiTheme="majorBidi" w:cstheme="majorBidi"/>
-                <w:rtl/>
-              </w:rPr>
-            </w:pPr>
-            <w:r>
-              <w:rPr>
-                <w:rFonts w:asciiTheme="majorBidi" w:hAnsiTheme="majorBidi" w:cstheme="majorBidi" w:hint="cs"/>
-                <w:rtl/>
-              </w:rPr>
-              <w:t>1</w:t>
-            </w:r>
-          </w:p>
-        </w:tc>
-        <w:tc>
-          <w:tcPr>
-            <w:tcW w:w="2513" w:type="dxa"/>
-          </w:tcPr>
-          <w:p>
-            <w:pPr>
-              <w:pStyle w:val="ListParagraph"/>
+              <w:pStyle w:val="a9"/>
               <w:bidi/>
               <w:spacing w:line="360" w:lineRule="auto"/>
               <w:ind w:left="0"/>
@@ -5625,7 +5667,7 @@
     </w:p>
     <w:p>
       <w:pPr>
-        <w:pStyle w:val="ListParagraph"/>
+        <w:pStyle w:val="a9"/>
         <w:numPr>
           <w:ilvl w:val="2"/>
           <w:numId w:val="8"/>
@@ -5672,6 +5714,7 @@
           <w:rFonts w:asciiTheme="majorBidi" w:hAnsiTheme="majorBidi" w:cs="Times New Roman"/>
           <w:b/>
           <w:bCs/>
+          <w:noProof/>
           <w:rtl/>
         </w:rPr>
         <w:drawing>
@@ -5713,7 +5756,7 @@
     </w:p>
     <w:p>
       <w:pPr>
-        <w:pStyle w:val="ListParagraph"/>
+        <w:pStyle w:val="a9"/>
         <w:numPr>
           <w:ilvl w:val="2"/>
           <w:numId w:val="8"/>
@@ -5733,7 +5776,25 @@
           <w:bCs/>
           <w:rtl/>
         </w:rPr>
-        <w:t>סימולציה ובדיות תקינות</w:t>
+        <w:t>סימולציה ובדי</w:t>
+      </w:r>
+      <w:r>
+        <w:rPr>
+          <w:rFonts w:asciiTheme="majorBidi" w:hAnsiTheme="majorBidi" w:cstheme="majorBidi" w:hint="cs"/>
+          <w:b/>
+          <w:bCs/>
+          <w:rtl/>
+        </w:rPr>
+        <w:t>ק</w:t>
+      </w:r>
+      <w:r>
+        <w:rPr>
+          <w:rFonts w:asciiTheme="majorBidi" w:hAnsiTheme="majorBidi" w:cstheme="majorBidi"/>
+          <w:b/>
+          <w:bCs/>
+          <w:rtl/>
+        </w:rPr>
+        <w:t>ת תקינות</w:t>
       </w:r>
     </w:p>
     <w:p>
@@ -5751,6 +5812,7 @@
           <w:rFonts w:asciiTheme="majorBidi" w:hAnsiTheme="majorBidi" w:cs="Times New Roman"/>
           <w:b/>
           <w:bCs/>
+          <w:noProof/>
           <w:rtl/>
         </w:rPr>
         <w:drawing>
@@ -5802,6 +5864,7 @@
       <w:r>
         <w:rPr>
           <w:rFonts w:asciiTheme="majorBidi" w:hAnsiTheme="majorBidi" w:cs="Times New Roman"/>
+          <w:noProof/>
           <w:rtl/>
         </w:rPr>
         <w:drawing>
@@ -5903,6 +5966,7 @@
           <w:rFonts w:asciiTheme="majorBidi" w:hAnsiTheme="majorBidi" w:cs="Times New Roman"/>
           <w:b/>
           <w:bCs/>
+          <w:noProof/>
           <w:rtl/>
         </w:rPr>
         <w:drawing>
@@ -5944,7 +6008,7 @@
     </w:p>
     <w:p>
       <w:pPr>
-        <w:pStyle w:val="ListParagraph"/>
+        <w:pStyle w:val="a9"/>
         <w:numPr>
           <w:ilvl w:val="2"/>
           <w:numId w:val="8"/>
@@ -5969,10 +6033,10 @@
     </w:p>
     <w:p>
       <w:pPr>
-        <w:pStyle w:val="ListParagraph"/>
+        <w:pStyle w:val="a9"/>
         <w:numPr>
-          <w:ilvl w:val="0"/>
-          <w:numId w:val="25"/>
+          <w:ilvl w:val="3"/>
+          <w:numId w:val="8"/>
         </w:numPr>
         <w:bidi/>
         <w:spacing w:line="360" w:lineRule="auto"/>
@@ -5989,30 +6053,27 @@
           <w:bCs/>
           <w:rtl/>
         </w:rPr>
-        <w:t>דוח משאבים:</w:t>
-      </w:r>
-    </w:p>
-    <w:p>
-      <w:pPr>
-        <w:bidi/>
-        <w:spacing w:line="360" w:lineRule="auto"/>
-        <w:ind w:left="1080"/>
-        <w:rPr>
-          <w:rFonts w:asciiTheme="majorBidi" w:hAnsiTheme="majorBidi" w:cstheme="majorBidi"/>
-          <w:b/>
-          <w:bCs/>
-          <w:rtl/>
-        </w:rPr>
-      </w:pPr>
+        <w:t xml:space="preserve"> דוח משאבים:</w:t>
+      </w:r>
+      <w:r>
+        <w:rPr>
+          <w:rFonts w:asciiTheme="majorBidi" w:hAnsiTheme="majorBidi" w:cstheme="majorBidi"/>
+          <w:b/>
+          <w:bCs/>
+          <w:rtl/>
+        </w:rPr>
+        <w:br/>
+      </w:r>
       <w:r>
         <w:rPr>
           <w:rFonts w:asciiTheme="majorBidi" w:hAnsiTheme="majorBidi" w:cs="Times New Roman"/>
           <w:b/>
           <w:bCs/>
+          <w:noProof/>
           <w:rtl/>
         </w:rPr>
         <w:drawing>
-          <wp:inline distT="0" distB="0" distL="0" distR="0" wp14:anchorId="13583541" wp14:editId="39FFBB3B">
+          <wp:inline distT="0" distB="0" distL="0" distR="0" wp14:anchorId="5DFD29E9" wp14:editId="543DC97A">
             <wp:extent cx="4663844" cy="2987299"/>
             <wp:effectExtent l="0" t="0" r="3810" b="3810"/>
             <wp:docPr id="2076824033" name="Picture 1"/>
@@ -6050,61 +6111,29 @@
     </w:p>
     <w:p>
       <w:pPr>
-        <w:bidi/>
-        <w:spacing w:line="360" w:lineRule="auto"/>
-        <w:ind w:left="1080"/>
-        <w:rPr>
-          <w:rFonts w:asciiTheme="majorBidi" w:hAnsiTheme="majorBidi" w:cstheme="majorBidi"/>
-          <w:b/>
-          <w:bCs/>
-          <w:rtl/>
-        </w:rPr>
-      </w:pPr>
-    </w:p>
-    <w:p>
-      <w:pPr>
-        <w:bidi/>
-        <w:spacing w:line="360" w:lineRule="auto"/>
-        <w:ind w:left="1080"/>
-        <w:rPr>
-          <w:rFonts w:asciiTheme="majorBidi" w:hAnsiTheme="majorBidi" w:cstheme="majorBidi"/>
-          <w:b/>
-          <w:bCs/>
-          <w:rtl/>
-        </w:rPr>
-      </w:pPr>
-    </w:p>
-    <w:p>
-      <w:pPr>
-        <w:bidi/>
-        <w:spacing w:line="360" w:lineRule="auto"/>
-        <w:ind w:left="1080"/>
-        <w:rPr>
-          <w:rFonts w:asciiTheme="majorBidi" w:hAnsiTheme="majorBidi" w:cstheme="majorBidi"/>
-          <w:b/>
-          <w:bCs/>
-          <w:rtl/>
-        </w:rPr>
-      </w:pPr>
-    </w:p>
-    <w:p>
-      <w:pPr>
-        <w:bidi/>
-        <w:spacing w:line="360" w:lineRule="auto"/>
-        <w:ind w:left="1080"/>
-        <w:rPr>
-          <w:rFonts w:asciiTheme="majorBidi" w:hAnsiTheme="majorBidi" w:cstheme="majorBidi"/>
-          <w:b/>
-          <w:bCs/>
-        </w:rPr>
-      </w:pPr>
-    </w:p>
-    <w:p>
-      <w:pPr>
-        <w:pStyle w:val="ListParagraph"/>
+        <w:rPr>
+          <w:rFonts w:asciiTheme="majorBidi" w:hAnsiTheme="majorBidi" w:cstheme="majorBidi"/>
+          <w:b/>
+          <w:bCs/>
+          <w:rtl/>
+        </w:rPr>
+      </w:pPr>
+      <w:r>
+        <w:rPr>
+          <w:rFonts w:asciiTheme="majorBidi" w:hAnsiTheme="majorBidi" w:cstheme="majorBidi"/>
+          <w:b/>
+          <w:bCs/>
+          <w:rtl/>
+        </w:rPr>
+        <w:br w:type="page"/>
+      </w:r>
+    </w:p>
+    <w:p>
+      <w:pPr>
+        <w:pStyle w:val="a9"/>
         <w:numPr>
-          <w:ilvl w:val="0"/>
-          <w:numId w:val="25"/>
+          <w:ilvl w:val="3"/>
+          <w:numId w:val="8"/>
         </w:numPr>
         <w:bidi/>
         <w:spacing w:line="360" w:lineRule="auto"/>
@@ -6122,21 +6151,17 @@
           <w:rtl/>
         </w:rPr>
         <w:lastRenderedPageBreak/>
-        <w:t>דוח הספק:</w:t>
-      </w:r>
-    </w:p>
-    <w:p>
-      <w:pPr>
-        <w:pStyle w:val="ListParagraph"/>
-        <w:bidi/>
-        <w:spacing w:line="360" w:lineRule="auto"/>
-        <w:ind w:left="1800"/>
-        <w:rPr>
-          <w:rFonts w:asciiTheme="majorBidi" w:hAnsiTheme="majorBidi" w:cstheme="majorBidi"/>
-          <w:b/>
-          <w:bCs/>
-        </w:rPr>
-      </w:pPr>
+        <w:t>דוח הספק</w:t>
+      </w:r>
+      <w:r>
+        <w:rPr>
+          <w:rFonts w:asciiTheme="majorBidi" w:hAnsiTheme="majorBidi" w:cstheme="majorBidi"/>
+          <w:b/>
+          <w:bCs/>
+          <w:rtl/>
+        </w:rPr>
+        <w:br/>
+      </w:r>
       <w:r>
         <w:rPr>
           <w:rFonts w:asciiTheme="majorBidi" w:hAnsiTheme="majorBidi" w:cstheme="majorBidi" w:hint="cs"/>
@@ -6146,28 +6171,25 @@
         </w:rPr>
         <w:t>עם האפשור של שליטה בשעון:</w:t>
       </w:r>
-    </w:p>
-    <w:p>
-      <w:pPr>
-        <w:bidi/>
-        <w:spacing w:line="360" w:lineRule="auto"/>
-        <w:ind w:left="1080"/>
-        <w:rPr>
-          <w:rFonts w:asciiTheme="majorBidi" w:hAnsiTheme="majorBidi" w:cstheme="majorBidi"/>
-          <w:b/>
-          <w:bCs/>
-          <w:rtl/>
-        </w:rPr>
-      </w:pPr>
+      <w:r>
+        <w:rPr>
+          <w:rFonts w:asciiTheme="majorBidi" w:hAnsiTheme="majorBidi" w:cstheme="majorBidi"/>
+          <w:b/>
+          <w:bCs/>
+          <w:rtl/>
+        </w:rPr>
+        <w:br/>
+      </w:r>
       <w:r>
         <w:rPr>
           <w:rFonts w:asciiTheme="majorBidi" w:hAnsiTheme="majorBidi" w:cs="Times New Roman"/>
           <w:b/>
           <w:bCs/>
+          <w:noProof/>
           <w:rtl/>
         </w:rPr>
         <w:drawing>
-          <wp:inline distT="0" distB="0" distL="0" distR="0" wp14:anchorId="6E472284" wp14:editId="7FA76595">
+          <wp:inline distT="0" distB="0" distL="0" distR="0" wp14:anchorId="5BEC39B9" wp14:editId="106F60DA">
             <wp:extent cx="4887610" cy="2392680"/>
             <wp:effectExtent l="0" t="0" r="8255" b="7620"/>
             <wp:docPr id="1856953106" name="Picture 1"/>
@@ -6202,19 +6224,15 @@
           </wp:inline>
         </w:drawing>
       </w:r>
-    </w:p>
-    <w:p>
-      <w:pPr>
-        <w:pStyle w:val="ListParagraph"/>
-        <w:bidi/>
-        <w:spacing w:line="360" w:lineRule="auto"/>
-        <w:ind w:left="1800"/>
-        <w:rPr>
-          <w:rFonts w:asciiTheme="majorBidi" w:hAnsiTheme="majorBidi" w:cstheme="majorBidi"/>
-          <w:b/>
-          <w:bCs/>
-        </w:rPr>
-      </w:pPr>
+      <w:r>
+        <w:rPr>
+          <w:rFonts w:asciiTheme="majorBidi" w:hAnsiTheme="majorBidi" w:cstheme="majorBidi"/>
+          <w:b/>
+          <w:bCs/>
+          <w:rtl/>
+        </w:rPr>
+        <w:br/>
+      </w:r>
       <w:r>
         <w:rPr>
           <w:rFonts w:asciiTheme="majorBidi" w:hAnsiTheme="majorBidi" w:cstheme="majorBidi" w:hint="cs"/>
@@ -6222,8 +6240,24 @@
           <w:bCs/>
           <w:rtl/>
         </w:rPr>
-        <w:t>בלי</w:t>
-      </w:r>
+        <w:t>בלי האפשור של שליטה בשעון:</w:t>
+      </w:r>
+    </w:p>
+    <w:p>
+      <w:pPr>
+        <w:pStyle w:val="a9"/>
+        <w:numPr>
+          <w:ilvl w:val="3"/>
+          <w:numId w:val="8"/>
+        </w:numPr>
+        <w:bidi/>
+        <w:spacing w:line="360" w:lineRule="auto"/>
+        <w:rPr>
+          <w:rFonts w:asciiTheme="majorBidi" w:hAnsiTheme="majorBidi" w:cstheme="majorBidi"/>
+          <w:b/>
+          <w:bCs/>
+        </w:rPr>
+      </w:pPr>
       <w:r>
         <w:rPr>
           <w:rFonts w:asciiTheme="majorBidi" w:hAnsiTheme="majorBidi" w:cstheme="majorBidi" w:hint="cs"/>
@@ -6231,77 +6265,29 @@
           <w:bCs/>
           <w:rtl/>
         </w:rPr>
-        <w:t xml:space="preserve"> האפשור של שליטה בשעון</w:t>
-      </w:r>
-      <w:r>
-        <w:rPr>
-          <w:rFonts w:asciiTheme="majorBidi" w:hAnsiTheme="majorBidi" w:cstheme="majorBidi" w:hint="cs"/>
-          <w:b/>
-          <w:bCs/>
-          <w:rtl/>
-        </w:rPr>
-        <w:t>:</w:t>
-      </w:r>
-    </w:p>
-    <w:p>
-      <w:pPr>
-        <w:bidi/>
-        <w:spacing w:line="360" w:lineRule="auto"/>
-        <w:ind w:left="1080"/>
-        <w:rPr>
-          <w:rFonts w:asciiTheme="majorBidi" w:hAnsiTheme="majorBidi" w:cstheme="majorBidi"/>
-          <w:b/>
-          <w:bCs/>
-        </w:rPr>
-      </w:pPr>
-    </w:p>
-    <w:p>
-      <w:pPr>
-        <w:pStyle w:val="ListParagraph"/>
-        <w:numPr>
-          <w:ilvl w:val="0"/>
-          <w:numId w:val="25"/>
-        </w:numPr>
-        <w:bidi/>
-        <w:spacing w:line="360" w:lineRule="auto"/>
-        <w:rPr>
-          <w:rFonts w:asciiTheme="majorBidi" w:hAnsiTheme="majorBidi" w:cstheme="majorBidi"/>
-          <w:b/>
-          <w:bCs/>
-        </w:rPr>
-      </w:pPr>
-      <w:r>
-        <w:rPr>
-          <w:rFonts w:asciiTheme="majorBidi" w:hAnsiTheme="majorBidi" w:cstheme="majorBidi" w:hint="cs"/>
-          <w:b/>
-          <w:bCs/>
-          <w:rtl/>
-        </w:rPr>
-        <w:t>דוח זמנים:</w:t>
-      </w:r>
-    </w:p>
-    <w:p>
-      <w:pPr>
-        <w:bidi/>
-        <w:spacing w:line="360" w:lineRule="auto"/>
-        <w:ind w:left="1080"/>
-        <w:rPr>
-          <w:rFonts w:asciiTheme="majorBidi" w:hAnsiTheme="majorBidi" w:cstheme="majorBidi"/>
-          <w:b/>
-          <w:bCs/>
-        </w:rPr>
-      </w:pPr>
+        <w:t xml:space="preserve"> דוח זמנים</w:t>
+      </w:r>
+      <w:r>
+        <w:rPr>
+          <w:rFonts w:asciiTheme="majorBidi" w:hAnsiTheme="majorBidi" w:cstheme="majorBidi"/>
+          <w:b/>
+          <w:bCs/>
+          <w:rtl/>
+        </w:rPr>
+        <w:br/>
+      </w:r>
       <w:r>
         <w:rPr>
           <w:rFonts w:asciiTheme="majorBidi" w:hAnsiTheme="majorBidi" w:cs="Times New Roman"/>
           <w:b/>
           <w:bCs/>
+          <w:noProof/>
           <w:rtl/>
         </w:rPr>
         <w:drawing>
-          <wp:inline distT="0" distB="0" distL="0" distR="0" wp14:anchorId="5A1C5C01" wp14:editId="5F840EB6">
-            <wp:extent cx="5509260" cy="1056530"/>
-            <wp:effectExtent l="0" t="0" r="0" b="0"/>
+          <wp:inline distT="0" distB="0" distL="0" distR="0" wp14:anchorId="6FAB3569" wp14:editId="1A963168">
+            <wp:extent cx="5018228" cy="962363"/>
+            <wp:effectExtent l="0" t="0" r="0" b="9525"/>
             <wp:docPr id="671842366" name="Picture 1"/>
             <wp:cNvGraphicFramePr>
               <a:graphicFrameLocks xmlns:a="http://schemas.openxmlformats.org/drawingml/2006/main" noChangeAspect="1"/>
@@ -6322,7 +6308,7 @@
                   <pic:spPr>
                     <a:xfrm>
                       <a:off x="0" y="0"/>
-                      <a:ext cx="5538585" cy="1062154"/>
+                      <a:ext cx="5081904" cy="974574"/>
                     </a:xfrm>
                     <a:prstGeom prst="rect">
                       <a:avLst/>
@@ -6337,94 +6323,4180 @@
     </w:p>
     <w:p>
       <w:pPr>
-        <w:bidi/>
-        <w:spacing w:line="360" w:lineRule="auto"/>
-        <w:rPr>
-          <w:rFonts w:asciiTheme="majorBidi" w:hAnsiTheme="majorBidi" w:cstheme="majorBidi"/>
-          <w:b/>
-          <w:bCs/>
-          <w:rtl/>
-        </w:rPr>
-      </w:pPr>
-    </w:p>
-    <w:p>
-      <w:pPr>
-        <w:bidi/>
-        <w:spacing w:line="360" w:lineRule="auto"/>
-        <w:rPr>
-          <w:rFonts w:asciiTheme="majorBidi" w:hAnsiTheme="majorBidi" w:cstheme="majorBidi"/>
-          <w:b/>
-          <w:bCs/>
-          <w:rtl/>
-        </w:rPr>
-      </w:pPr>
-    </w:p>
-    <w:p>
-      <w:pPr>
-        <w:bidi/>
-        <w:spacing w:line="360" w:lineRule="auto"/>
-        <w:rPr>
-          <w:rFonts w:asciiTheme="majorBidi" w:hAnsiTheme="majorBidi" w:cstheme="majorBidi"/>
-          <w:b/>
-          <w:bCs/>
-          <w:rtl/>
-        </w:rPr>
-      </w:pPr>
-    </w:p>
-    <w:p>
-      <w:pPr>
-        <w:bidi/>
-        <w:spacing w:line="360" w:lineRule="auto"/>
-        <w:rPr>
-          <w:rFonts w:asciiTheme="majorBidi" w:hAnsiTheme="majorBidi" w:cstheme="majorBidi"/>
-          <w:b/>
-          <w:bCs/>
-          <w:rtl/>
-        </w:rPr>
-      </w:pPr>
-    </w:p>
-    <w:p>
-      <w:pPr>
-        <w:bidi/>
-        <w:spacing w:line="360" w:lineRule="auto"/>
-        <w:rPr>
-          <w:rFonts w:asciiTheme="majorBidi" w:hAnsiTheme="majorBidi" w:cstheme="majorBidi"/>
-          <w:b/>
-          <w:bCs/>
-          <w:rtl/>
-        </w:rPr>
-      </w:pPr>
-    </w:p>
-    <w:p>
-      <w:pPr>
-        <w:bidi/>
-        <w:spacing w:line="360" w:lineRule="auto"/>
-        <w:rPr>
-          <w:rFonts w:asciiTheme="majorBidi" w:hAnsiTheme="majorBidi" w:cstheme="majorBidi"/>
-          <w:b/>
-          <w:bCs/>
-          <w:rtl/>
-        </w:rPr>
-      </w:pPr>
-    </w:p>
-    <w:p>
-      <w:pPr>
-        <w:bidi/>
-        <w:spacing w:line="360" w:lineRule="auto"/>
-        <w:rPr>
-          <w:rFonts w:asciiTheme="majorBidi" w:hAnsiTheme="majorBidi" w:cstheme="majorBidi"/>
-          <w:b/>
-          <w:bCs/>
-          <w:rtl/>
-        </w:rPr>
-      </w:pPr>
-    </w:p>
-    <w:p>
-      <w:pPr>
-        <w:pStyle w:val="ListParagraph"/>
+        <w:rPr>
+          <w:rFonts w:asciiTheme="majorBidi" w:hAnsiTheme="majorBidi" w:cstheme="majorBidi"/>
+          <w:b/>
+          <w:bCs/>
+        </w:rPr>
+      </w:pPr>
+      <w:r>
+        <w:rPr>
+          <w:rFonts w:asciiTheme="majorBidi" w:hAnsiTheme="majorBidi" w:cstheme="majorBidi"/>
+          <w:b/>
+          <w:bCs/>
+        </w:rPr>
+        <w:br w:type="page"/>
+      </w:r>
+    </w:p>
+    <w:p>
+      <w:pPr>
+        <w:pStyle w:val="a9"/>
+        <w:numPr>
+          <w:ilvl w:val="1"/>
+          <w:numId w:val="8"/>
+        </w:numPr>
+        <w:bidi/>
+        <w:spacing w:line="360" w:lineRule="auto"/>
+        <w:rPr>
+          <w:rFonts w:asciiTheme="majorBidi" w:hAnsiTheme="majorBidi" w:cstheme="majorBidi"/>
+          <w:b/>
+          <w:bCs/>
+        </w:rPr>
+      </w:pPr>
+      <w:r>
+        <w:rPr>
+          <w:rFonts w:asciiTheme="majorBidi" w:hAnsiTheme="majorBidi" w:cstheme="majorBidi" w:hint="cs"/>
+          <w:b/>
+          <w:bCs/>
+          <w:rtl/>
+        </w:rPr>
+        <w:lastRenderedPageBreak/>
+        <w:t xml:space="preserve"> מודול </w:t>
+      </w:r>
+      <w:r>
+        <w:rPr>
+          <w:rFonts w:asciiTheme="majorBidi" w:hAnsiTheme="majorBidi" w:cstheme="majorBidi"/>
+          <w:b/>
+          <w:bCs/>
+        </w:rPr>
+        <w:t>FIR Filter</w:t>
+      </w:r>
+    </w:p>
+    <w:p>
+      <w:pPr>
+        <w:pStyle w:val="a9"/>
+        <w:numPr>
+          <w:ilvl w:val="2"/>
+          <w:numId w:val="8"/>
+        </w:numPr>
+        <w:bidi/>
+        <w:spacing w:line="360" w:lineRule="auto"/>
+        <w:rPr>
+          <w:rFonts w:asciiTheme="majorBidi" w:hAnsiTheme="majorBidi" w:cstheme="majorBidi"/>
+          <w:b/>
+          <w:bCs/>
+        </w:rPr>
+      </w:pPr>
+      <w:r>
+        <w:rPr>
+          <w:rFonts w:asciiTheme="majorBidi" w:hAnsiTheme="majorBidi" w:cstheme="majorBidi" w:hint="cs"/>
+          <w:b/>
+          <w:bCs/>
+          <w:rtl/>
+        </w:rPr>
+        <w:t>תיאור והסבר (הדרך)</w:t>
+      </w:r>
+      <w:r>
+        <w:rPr>
+          <w:rFonts w:asciiTheme="majorBidi" w:hAnsiTheme="majorBidi" w:cstheme="majorBidi"/>
+          <w:b/>
+          <w:bCs/>
+          <w:rtl/>
+        </w:rPr>
+        <w:br/>
+      </w:r>
+      <w:r>
+        <w:rPr>
+          <w:rFonts w:asciiTheme="majorBidi" w:hAnsiTheme="majorBidi" w:cs="Times New Roman"/>
+          <w:b/>
+          <w:bCs/>
+          <w:rtl/>
+        </w:rPr>
+        <w:drawing>
+          <wp:inline distT="0" distB="0" distL="0" distR="0" wp14:anchorId="68D6930E" wp14:editId="0AD47D38">
+            <wp:extent cx="5296639" cy="1857634"/>
+            <wp:effectExtent l="0" t="0" r="0" b="9525"/>
+            <wp:docPr id="916169407" name="תמונה 1"/>
+            <wp:cNvGraphicFramePr>
+              <a:graphicFrameLocks xmlns:a="http://schemas.openxmlformats.org/drawingml/2006/main" noChangeAspect="1"/>
+            </wp:cNvGraphicFramePr>
+            <a:graphic xmlns:a="http://schemas.openxmlformats.org/drawingml/2006/main">
+              <a:graphicData uri="http://schemas.openxmlformats.org/drawingml/2006/picture">
+                <pic:pic xmlns:pic="http://schemas.openxmlformats.org/drawingml/2006/picture">
+                  <pic:nvPicPr>
+                    <pic:cNvPr id="916169407" name=""/>
+                    <pic:cNvPicPr/>
+                  </pic:nvPicPr>
+                  <pic:blipFill>
+                    <a:blip r:embed="rId31"/>
+                    <a:stretch>
+                      <a:fillRect/>
+                    </a:stretch>
+                  </pic:blipFill>
+                  <pic:spPr>
+                    <a:xfrm>
+                      <a:off x="0" y="0"/>
+                      <a:ext cx="5296639" cy="1857634"/>
+                    </a:xfrm>
+                    <a:prstGeom prst="rect">
+                      <a:avLst/>
+                    </a:prstGeom>
+                  </pic:spPr>
+                </pic:pic>
+              </a:graphicData>
+            </a:graphic>
+          </wp:inline>
+        </w:drawing>
+      </w:r>
+    </w:p>
+    <w:p>
+      <w:pPr>
+        <w:pStyle w:val="a9"/>
+        <w:numPr>
+          <w:ilvl w:val="2"/>
+          <w:numId w:val="8"/>
+        </w:numPr>
+        <w:bidi/>
+        <w:spacing w:after="0" w:line="360" w:lineRule="auto"/>
+        <w:rPr>
+          <w:rFonts w:asciiTheme="majorBidi" w:hAnsiTheme="majorBidi" w:cstheme="majorBidi" w:hint="cs"/>
+          <w:b/>
+          <w:bCs/>
+          <w:rtl/>
+        </w:rPr>
+      </w:pPr>
+      <w:r>
+        <w:rPr>
+          <w:rFonts w:asciiTheme="majorBidi" w:hAnsiTheme="majorBidi" w:cstheme="majorBidi" w:hint="cs"/>
+          <w:b/>
+          <w:bCs/>
+          <w:rtl/>
+        </w:rPr>
+        <w:t>טבלת כניסות ויציאות</w:t>
+      </w:r>
+    </w:p>
+    <w:tbl>
+      <w:tblPr>
+        <w:tblStyle w:val="af3"/>
+        <w:bidiVisual/>
+        <w:tblW w:w="0" w:type="auto"/>
+        <w:tblInd w:w="1080" w:type="dxa"/>
+        <w:tblLook w:val="04A0" w:firstRow="1" w:lastRow="0" w:firstColumn="1" w:lastColumn="0" w:noHBand="0" w:noVBand="1"/>
+      </w:tblPr>
+      <w:tblGrid>
+        <w:gridCol w:w="2097"/>
+        <w:gridCol w:w="2017"/>
+        <w:gridCol w:w="1974"/>
+        <w:gridCol w:w="2182"/>
+      </w:tblGrid>
+      <w:tr>
+        <w:tc>
+          <w:tcPr>
+            <w:tcW w:w="2337" w:type="dxa"/>
+          </w:tcPr>
+          <w:p>
+            <w:pPr>
+              <w:pStyle w:val="a9"/>
+              <w:bidi/>
+              <w:spacing w:line="360" w:lineRule="auto"/>
+              <w:ind w:left="0"/>
+              <w:jc w:val="center"/>
+              <w:rPr>
+                <w:rFonts w:asciiTheme="majorBidi" w:hAnsiTheme="majorBidi" w:cstheme="majorBidi"/>
+                <w:rtl/>
+              </w:rPr>
+            </w:pPr>
+            <w:r>
+              <w:rPr>
+                <w:rFonts w:asciiTheme="majorBidi" w:hAnsiTheme="majorBidi" w:cstheme="majorBidi" w:hint="cs"/>
+                <w:rtl/>
+              </w:rPr>
+              <w:t>פרמטר</w:t>
+            </w:r>
+          </w:p>
+        </w:tc>
+        <w:tc>
+          <w:tcPr>
+            <w:tcW w:w="2337" w:type="dxa"/>
+          </w:tcPr>
+          <w:p>
+            <w:pPr>
+              <w:pStyle w:val="a9"/>
+              <w:bidi/>
+              <w:spacing w:line="360" w:lineRule="auto"/>
+              <w:ind w:left="0"/>
+              <w:jc w:val="center"/>
+              <w:rPr>
+                <w:rFonts w:asciiTheme="majorBidi" w:hAnsiTheme="majorBidi" w:cstheme="majorBidi"/>
+                <w:rtl/>
+              </w:rPr>
+            </w:pPr>
+            <w:r>
+              <w:rPr>
+                <w:rFonts w:asciiTheme="majorBidi" w:hAnsiTheme="majorBidi" w:cstheme="majorBidi" w:hint="cs"/>
+                <w:rtl/>
+              </w:rPr>
+              <w:t>כניסה</w:t>
+            </w:r>
+            <w:r>
+              <w:rPr>
+                <w:rFonts w:asciiTheme="majorBidi" w:hAnsiTheme="majorBidi" w:cstheme="majorBidi"/>
+                <w:rtl/>
+              </w:rPr>
+              <w:t xml:space="preserve"> \ </w:t>
+            </w:r>
+            <w:r>
+              <w:rPr>
+                <w:rFonts w:asciiTheme="majorBidi" w:hAnsiTheme="majorBidi" w:cstheme="majorBidi" w:hint="cs"/>
+                <w:rtl/>
+              </w:rPr>
+              <w:t>יציאה</w:t>
+            </w:r>
+          </w:p>
+        </w:tc>
+        <w:tc>
+          <w:tcPr>
+            <w:tcW w:w="2338" w:type="dxa"/>
+          </w:tcPr>
+          <w:p>
+            <w:pPr>
+              <w:pStyle w:val="a9"/>
+              <w:bidi/>
+              <w:spacing w:line="360" w:lineRule="auto"/>
+              <w:ind w:left="0"/>
+              <w:jc w:val="center"/>
+              <w:rPr>
+                <w:rFonts w:asciiTheme="majorBidi" w:hAnsiTheme="majorBidi" w:cstheme="majorBidi"/>
+                <w:rtl/>
+              </w:rPr>
+            </w:pPr>
+            <w:r>
+              <w:rPr>
+                <w:rFonts w:asciiTheme="majorBidi" w:hAnsiTheme="majorBidi" w:cstheme="majorBidi" w:hint="cs"/>
+                <w:rtl/>
+              </w:rPr>
+              <w:t>רוחב</w:t>
+            </w:r>
+          </w:p>
+        </w:tc>
+        <w:tc>
+          <w:tcPr>
+            <w:tcW w:w="2338" w:type="dxa"/>
+          </w:tcPr>
+          <w:p>
+            <w:pPr>
+              <w:pStyle w:val="a9"/>
+              <w:bidi/>
+              <w:spacing w:line="360" w:lineRule="auto"/>
+              <w:ind w:left="0"/>
+              <w:jc w:val="center"/>
+              <w:rPr>
+                <w:rFonts w:asciiTheme="majorBidi" w:hAnsiTheme="majorBidi" w:cstheme="majorBidi"/>
+                <w:rtl/>
+              </w:rPr>
+            </w:pPr>
+            <w:r>
+              <w:rPr>
+                <w:rFonts w:asciiTheme="majorBidi" w:hAnsiTheme="majorBidi" w:cstheme="majorBidi" w:hint="cs"/>
+                <w:rtl/>
+              </w:rPr>
+              <w:t>תיאור</w:t>
+            </w:r>
+          </w:p>
+        </w:tc>
+      </w:tr>
+      <w:tr>
+        <w:tc>
+          <w:tcPr>
+            <w:tcW w:w="2337" w:type="dxa"/>
+          </w:tcPr>
+          <w:p>
+            <w:pPr>
+              <w:pStyle w:val="a9"/>
+              <w:bidi/>
+              <w:spacing w:line="360" w:lineRule="auto"/>
+              <w:ind w:left="0"/>
+              <w:jc w:val="center"/>
+              <w:rPr>
+                <w:rFonts w:asciiTheme="majorBidi" w:hAnsiTheme="majorBidi" w:cstheme="majorBidi"/>
+                <w:rtl/>
+              </w:rPr>
+            </w:pPr>
+            <w:proofErr w:type="spellStart"/>
+            <w:r>
+              <w:rPr>
+                <w:rFonts w:asciiTheme="majorBidi" w:hAnsiTheme="majorBidi" w:cstheme="majorBidi"/>
+              </w:rPr>
+              <w:t>iClkFast</w:t>
+            </w:r>
+            <w:proofErr w:type="spellEnd"/>
+          </w:p>
+        </w:tc>
+        <w:tc>
+          <w:tcPr>
+            <w:tcW w:w="2337" w:type="dxa"/>
+          </w:tcPr>
+          <w:p>
+            <w:pPr>
+              <w:pStyle w:val="a9"/>
+              <w:bidi/>
+              <w:spacing w:line="360" w:lineRule="auto"/>
+              <w:ind w:left="0"/>
+              <w:jc w:val="center"/>
+              <w:rPr>
+                <w:rFonts w:asciiTheme="majorBidi" w:hAnsiTheme="majorBidi" w:cstheme="majorBidi"/>
+                <w:rtl/>
+              </w:rPr>
+            </w:pPr>
+            <w:r>
+              <w:rPr>
+                <w:rFonts w:asciiTheme="majorBidi" w:hAnsiTheme="majorBidi" w:cstheme="majorBidi"/>
+              </w:rPr>
+              <w:t>input</w:t>
+            </w:r>
+          </w:p>
+        </w:tc>
+        <w:tc>
+          <w:tcPr>
+            <w:tcW w:w="2338" w:type="dxa"/>
+          </w:tcPr>
+          <w:p>
+            <w:pPr>
+              <w:pStyle w:val="a9"/>
+              <w:bidi/>
+              <w:spacing w:line="360" w:lineRule="auto"/>
+              <w:ind w:left="0"/>
+              <w:jc w:val="center"/>
+              <w:rPr>
+                <w:rFonts w:asciiTheme="majorBidi" w:hAnsiTheme="majorBidi" w:cstheme="majorBidi"/>
+                <w:rtl/>
+              </w:rPr>
+            </w:pPr>
+            <w:r>
+              <w:rPr>
+                <w:rFonts w:asciiTheme="majorBidi" w:hAnsiTheme="majorBidi" w:cstheme="majorBidi"/>
+                <w:rtl/>
+              </w:rPr>
+              <w:t>1</w:t>
+            </w:r>
+          </w:p>
+        </w:tc>
+        <w:tc>
+          <w:tcPr>
+            <w:tcW w:w="2338" w:type="dxa"/>
+          </w:tcPr>
+          <w:p>
+            <w:pPr>
+              <w:pStyle w:val="a9"/>
+              <w:bidi/>
+              <w:spacing w:line="360" w:lineRule="auto"/>
+              <w:ind w:left="0"/>
+              <w:jc w:val="center"/>
+              <w:rPr>
+                <w:rFonts w:asciiTheme="majorBidi" w:hAnsiTheme="majorBidi" w:cstheme="majorBidi"/>
+                <w:rtl/>
+              </w:rPr>
+            </w:pPr>
+            <w:r>
+              <w:rPr>
+                <w:rFonts w:asciiTheme="majorBidi" w:hAnsiTheme="majorBidi" w:cstheme="majorBidi"/>
+              </w:rPr>
+              <w:t>Fast domain clock</w:t>
+            </w:r>
+          </w:p>
+        </w:tc>
+      </w:tr>
+      <w:tr>
+        <w:tc>
+          <w:tcPr>
+            <w:tcW w:w="2337" w:type="dxa"/>
+          </w:tcPr>
+          <w:p>
+            <w:pPr>
+              <w:pStyle w:val="a9"/>
+              <w:bidi/>
+              <w:spacing w:line="360" w:lineRule="auto"/>
+              <w:ind w:left="0"/>
+              <w:jc w:val="center"/>
+              <w:rPr>
+                <w:rFonts w:asciiTheme="majorBidi" w:hAnsiTheme="majorBidi" w:cstheme="majorBidi" w:hint="cs"/>
+                <w:rtl/>
+              </w:rPr>
+            </w:pPr>
+            <w:proofErr w:type="spellStart"/>
+            <w:r>
+              <w:rPr>
+                <w:rFonts w:asciiTheme="majorBidi" w:hAnsiTheme="majorBidi" w:cstheme="majorBidi"/>
+              </w:rPr>
+              <w:t>iRstN</w:t>
+            </w:r>
+            <w:proofErr w:type="spellEnd"/>
+          </w:p>
+        </w:tc>
+        <w:tc>
+          <w:tcPr>
+            <w:tcW w:w="2337" w:type="dxa"/>
+          </w:tcPr>
+          <w:p>
+            <w:pPr>
+              <w:pStyle w:val="a9"/>
+              <w:bidi/>
+              <w:spacing w:line="360" w:lineRule="auto"/>
+              <w:ind w:left="0"/>
+              <w:jc w:val="center"/>
+              <w:rPr>
+                <w:rFonts w:asciiTheme="majorBidi" w:hAnsiTheme="majorBidi" w:cstheme="majorBidi"/>
+                <w:rtl/>
+              </w:rPr>
+            </w:pPr>
+            <w:r>
+              <w:rPr>
+                <w:rFonts w:asciiTheme="majorBidi" w:hAnsiTheme="majorBidi" w:cstheme="majorBidi"/>
+              </w:rPr>
+              <w:t>input</w:t>
+            </w:r>
+          </w:p>
+        </w:tc>
+        <w:tc>
+          <w:tcPr>
+            <w:tcW w:w="2338" w:type="dxa"/>
+          </w:tcPr>
+          <w:p>
+            <w:pPr>
+              <w:pStyle w:val="a9"/>
+              <w:bidi/>
+              <w:spacing w:line="360" w:lineRule="auto"/>
+              <w:ind w:left="0"/>
+              <w:jc w:val="center"/>
+              <w:rPr>
+                <w:rFonts w:asciiTheme="majorBidi" w:hAnsiTheme="majorBidi" w:cstheme="majorBidi"/>
+                <w:rtl/>
+              </w:rPr>
+            </w:pPr>
+            <w:r>
+              <w:rPr>
+                <w:rFonts w:asciiTheme="majorBidi" w:hAnsiTheme="majorBidi" w:cstheme="majorBidi"/>
+                <w:rtl/>
+              </w:rPr>
+              <w:t>1</w:t>
+            </w:r>
+          </w:p>
+        </w:tc>
+        <w:tc>
+          <w:tcPr>
+            <w:tcW w:w="2338" w:type="dxa"/>
+          </w:tcPr>
+          <w:p>
+            <w:pPr>
+              <w:pStyle w:val="a9"/>
+              <w:bidi/>
+              <w:spacing w:line="360" w:lineRule="auto"/>
+              <w:ind w:left="0"/>
+              <w:jc w:val="center"/>
+              <w:rPr>
+                <w:rFonts w:asciiTheme="majorBidi" w:hAnsiTheme="majorBidi" w:cstheme="majorBidi"/>
+                <w:rtl/>
+              </w:rPr>
+            </w:pPr>
+            <w:r>
+              <w:rPr>
+                <w:rFonts w:asciiTheme="majorBidi" w:hAnsiTheme="majorBidi" w:cstheme="majorBidi"/>
+              </w:rPr>
+              <w:t>Asynchronous active-low reset</w:t>
+            </w:r>
+          </w:p>
+        </w:tc>
+      </w:tr>
+      <w:tr>
+        <w:tc>
+          <w:tcPr>
+            <w:tcW w:w="2337" w:type="dxa"/>
+          </w:tcPr>
+          <w:p>
+            <w:pPr>
+              <w:pStyle w:val="a9"/>
+              <w:bidi/>
+              <w:spacing w:line="360" w:lineRule="auto"/>
+              <w:ind w:left="0"/>
+              <w:jc w:val="center"/>
+              <w:rPr>
+                <w:rFonts w:asciiTheme="majorBidi" w:hAnsiTheme="majorBidi" w:cstheme="majorBidi"/>
+                <w:rtl/>
+              </w:rPr>
+            </w:pPr>
+            <w:proofErr w:type="spellStart"/>
+            <w:r>
+              <w:rPr>
+                <w:rFonts w:asciiTheme="majorBidi" w:hAnsiTheme="majorBidi" w:cstheme="majorBidi"/>
+              </w:rPr>
+              <w:t>iDataIn</w:t>
+            </w:r>
+            <w:proofErr w:type="spellEnd"/>
+          </w:p>
+        </w:tc>
+        <w:tc>
+          <w:tcPr>
+            <w:tcW w:w="2337" w:type="dxa"/>
+          </w:tcPr>
+          <w:p>
+            <w:pPr>
+              <w:pStyle w:val="a9"/>
+              <w:bidi/>
+              <w:spacing w:line="360" w:lineRule="auto"/>
+              <w:ind w:left="0"/>
+              <w:jc w:val="center"/>
+              <w:rPr>
+                <w:rFonts w:asciiTheme="majorBidi" w:hAnsiTheme="majorBidi" w:cstheme="majorBidi"/>
+                <w:rtl/>
+              </w:rPr>
+            </w:pPr>
+            <w:r>
+              <w:rPr>
+                <w:rFonts w:asciiTheme="majorBidi" w:hAnsiTheme="majorBidi" w:cstheme="majorBidi"/>
+              </w:rPr>
+              <w:t>input</w:t>
+            </w:r>
+          </w:p>
+        </w:tc>
+        <w:tc>
+          <w:tcPr>
+            <w:tcW w:w="2338" w:type="dxa"/>
+          </w:tcPr>
+          <w:p>
+            <w:pPr>
+              <w:pStyle w:val="a9"/>
+              <w:bidi/>
+              <w:spacing w:line="360" w:lineRule="auto"/>
+              <w:ind w:left="0"/>
+              <w:jc w:val="center"/>
+              <w:rPr>
+                <w:rFonts w:asciiTheme="majorBidi" w:hAnsiTheme="majorBidi" w:cstheme="majorBidi"/>
+                <w:rtl/>
+              </w:rPr>
+            </w:pPr>
+            <w:r>
+              <w:rPr>
+                <w:rFonts w:asciiTheme="majorBidi" w:hAnsiTheme="majorBidi" w:cstheme="majorBidi"/>
+                <w:rtl/>
+              </w:rPr>
+              <w:t>8</w:t>
+            </w:r>
+          </w:p>
+        </w:tc>
+        <w:tc>
+          <w:tcPr>
+            <w:tcW w:w="2338" w:type="dxa"/>
+          </w:tcPr>
+          <w:p>
+            <w:pPr>
+              <w:pStyle w:val="a9"/>
+              <w:bidi/>
+              <w:spacing w:line="360" w:lineRule="auto"/>
+              <w:ind w:left="0"/>
+              <w:jc w:val="center"/>
+              <w:rPr>
+                <w:rFonts w:asciiTheme="majorBidi" w:hAnsiTheme="majorBidi" w:cstheme="majorBidi"/>
+                <w:rtl/>
+              </w:rPr>
+            </w:pPr>
+            <w:r>
+              <w:rPr>
+                <w:rFonts w:asciiTheme="majorBidi" w:hAnsiTheme="majorBidi" w:cstheme="majorBidi"/>
+              </w:rPr>
+              <w:t>Streaming input data sample</w:t>
+            </w:r>
+          </w:p>
+        </w:tc>
+      </w:tr>
+      <w:tr>
+        <w:tc>
+          <w:tcPr>
+            <w:tcW w:w="2337" w:type="dxa"/>
+          </w:tcPr>
+          <w:p>
+            <w:pPr>
+              <w:pStyle w:val="a9"/>
+              <w:bidi/>
+              <w:spacing w:line="360" w:lineRule="auto"/>
+              <w:ind w:left="0"/>
+              <w:jc w:val="center"/>
+              <w:rPr>
+                <w:rFonts w:asciiTheme="majorBidi" w:hAnsiTheme="majorBidi" w:cstheme="majorBidi"/>
+                <w:rtl/>
+              </w:rPr>
+            </w:pPr>
+            <w:proofErr w:type="spellStart"/>
+            <w:r>
+              <w:rPr>
+                <w:rFonts w:asciiTheme="majorBidi" w:hAnsiTheme="majorBidi" w:cstheme="majorBidi"/>
+              </w:rPr>
+              <w:t>iValidIn</w:t>
+            </w:r>
+            <w:proofErr w:type="spellEnd"/>
+          </w:p>
+        </w:tc>
+        <w:tc>
+          <w:tcPr>
+            <w:tcW w:w="2337" w:type="dxa"/>
+          </w:tcPr>
+          <w:p>
+            <w:pPr>
+              <w:pStyle w:val="a9"/>
+              <w:bidi/>
+              <w:spacing w:line="360" w:lineRule="auto"/>
+              <w:ind w:left="0"/>
+              <w:jc w:val="center"/>
+              <w:rPr>
+                <w:rFonts w:asciiTheme="majorBidi" w:hAnsiTheme="majorBidi" w:cstheme="majorBidi"/>
+                <w:rtl/>
+              </w:rPr>
+            </w:pPr>
+            <w:r>
+              <w:rPr>
+                <w:rFonts w:asciiTheme="majorBidi" w:hAnsiTheme="majorBidi" w:cstheme="majorBidi"/>
+              </w:rPr>
+              <w:t>input</w:t>
+            </w:r>
+          </w:p>
+        </w:tc>
+        <w:tc>
+          <w:tcPr>
+            <w:tcW w:w="2338" w:type="dxa"/>
+          </w:tcPr>
+          <w:p>
+            <w:pPr>
+              <w:pStyle w:val="a9"/>
+              <w:bidi/>
+              <w:spacing w:line="360" w:lineRule="auto"/>
+              <w:ind w:left="0"/>
+              <w:jc w:val="center"/>
+              <w:rPr>
+                <w:rFonts w:asciiTheme="majorBidi" w:hAnsiTheme="majorBidi" w:cstheme="majorBidi"/>
+                <w:rtl/>
+              </w:rPr>
+            </w:pPr>
+            <w:r>
+              <w:rPr>
+                <w:rFonts w:asciiTheme="majorBidi" w:hAnsiTheme="majorBidi" w:cstheme="majorBidi"/>
+                <w:rtl/>
+              </w:rPr>
+              <w:t>1</w:t>
+            </w:r>
+          </w:p>
+        </w:tc>
+        <w:tc>
+          <w:tcPr>
+            <w:tcW w:w="2338" w:type="dxa"/>
+          </w:tcPr>
+          <w:p>
+            <w:pPr>
+              <w:pStyle w:val="a9"/>
+              <w:bidi/>
+              <w:spacing w:line="360" w:lineRule="auto"/>
+              <w:ind w:left="0"/>
+              <w:jc w:val="center"/>
+              <w:rPr>
+                <w:rFonts w:asciiTheme="majorBidi" w:hAnsiTheme="majorBidi" w:cstheme="majorBidi"/>
+                <w:rtl/>
+              </w:rPr>
+            </w:pPr>
+            <w:r>
+              <w:rPr>
+                <w:rFonts w:asciiTheme="majorBidi" w:hAnsiTheme="majorBidi" w:cstheme="majorBidi"/>
+              </w:rPr>
+              <w:t>Indicates current input is valid</w:t>
+            </w:r>
+          </w:p>
+        </w:tc>
+      </w:tr>
+      <w:tr>
+        <w:tc>
+          <w:tcPr>
+            <w:tcW w:w="2337" w:type="dxa"/>
+          </w:tcPr>
+          <w:p>
+            <w:pPr>
+              <w:pStyle w:val="a9"/>
+              <w:bidi/>
+              <w:spacing w:line="360" w:lineRule="auto"/>
+              <w:ind w:left="0"/>
+              <w:jc w:val="center"/>
+              <w:rPr>
+                <w:rFonts w:asciiTheme="majorBidi" w:hAnsiTheme="majorBidi" w:cstheme="majorBidi"/>
+                <w:rtl/>
+              </w:rPr>
+            </w:pPr>
+            <w:proofErr w:type="spellStart"/>
+            <w:r>
+              <w:rPr>
+                <w:rFonts w:asciiTheme="majorBidi" w:hAnsiTheme="majorBidi" w:cstheme="majorBidi"/>
+              </w:rPr>
+              <w:t>oDataOut</w:t>
+            </w:r>
+            <w:proofErr w:type="spellEnd"/>
+          </w:p>
+        </w:tc>
+        <w:tc>
+          <w:tcPr>
+            <w:tcW w:w="2337" w:type="dxa"/>
+          </w:tcPr>
+          <w:p>
+            <w:pPr>
+              <w:pStyle w:val="a9"/>
+              <w:bidi/>
+              <w:spacing w:line="360" w:lineRule="auto"/>
+              <w:ind w:left="0"/>
+              <w:jc w:val="center"/>
+              <w:rPr>
+                <w:rFonts w:asciiTheme="majorBidi" w:hAnsiTheme="majorBidi" w:cstheme="majorBidi"/>
+              </w:rPr>
+            </w:pPr>
+            <w:r>
+              <w:rPr>
+                <w:rFonts w:asciiTheme="majorBidi" w:hAnsiTheme="majorBidi" w:cstheme="majorBidi"/>
+              </w:rPr>
+              <w:t>output</w:t>
+            </w:r>
+          </w:p>
+        </w:tc>
+        <w:tc>
+          <w:tcPr>
+            <w:tcW w:w="2338" w:type="dxa"/>
+          </w:tcPr>
+          <w:p>
+            <w:pPr>
+              <w:pStyle w:val="a9"/>
+              <w:bidi/>
+              <w:spacing w:line="360" w:lineRule="auto"/>
+              <w:ind w:left="0"/>
+              <w:jc w:val="center"/>
+              <w:rPr>
+                <w:rFonts w:asciiTheme="majorBidi" w:hAnsiTheme="majorBidi" w:cstheme="majorBidi"/>
+                <w:rtl/>
+              </w:rPr>
+            </w:pPr>
+            <w:r>
+              <w:rPr>
+                <w:rFonts w:asciiTheme="majorBidi" w:hAnsiTheme="majorBidi" w:cstheme="majorBidi"/>
+                <w:rtl/>
+              </w:rPr>
+              <w:t>16</w:t>
+            </w:r>
+          </w:p>
+        </w:tc>
+        <w:tc>
+          <w:tcPr>
+            <w:tcW w:w="2338" w:type="dxa"/>
+          </w:tcPr>
+          <w:p>
+            <w:pPr>
+              <w:pStyle w:val="a9"/>
+              <w:bidi/>
+              <w:spacing w:line="360" w:lineRule="auto"/>
+              <w:ind w:left="0"/>
+              <w:jc w:val="center"/>
+              <w:rPr>
+                <w:rFonts w:asciiTheme="majorBidi" w:hAnsiTheme="majorBidi" w:cstheme="majorBidi"/>
+                <w:rtl/>
+              </w:rPr>
+            </w:pPr>
+            <w:r>
+              <w:rPr>
+                <w:rFonts w:asciiTheme="majorBidi" w:hAnsiTheme="majorBidi" w:cstheme="majorBidi"/>
+              </w:rPr>
+              <w:t>Weighted sum output (Wide to prevent overflow)</w:t>
+            </w:r>
+          </w:p>
+        </w:tc>
+      </w:tr>
+      <w:tr>
+        <w:tc>
+          <w:tcPr>
+            <w:tcW w:w="2337" w:type="dxa"/>
+          </w:tcPr>
+          <w:p>
+            <w:pPr>
+              <w:pStyle w:val="a9"/>
+              <w:bidi/>
+              <w:spacing w:line="360" w:lineRule="auto"/>
+              <w:ind w:left="0"/>
+              <w:jc w:val="center"/>
+              <w:rPr>
+                <w:rFonts w:asciiTheme="majorBidi" w:hAnsiTheme="majorBidi" w:cstheme="majorBidi"/>
+                <w:rtl/>
+              </w:rPr>
+            </w:pPr>
+            <w:proofErr w:type="spellStart"/>
+            <w:r>
+              <w:rPr>
+                <w:rFonts w:asciiTheme="majorBidi" w:hAnsiTheme="majorBidi" w:cstheme="majorBidi"/>
+              </w:rPr>
+              <w:t>oValidOut</w:t>
+            </w:r>
+            <w:proofErr w:type="spellEnd"/>
+          </w:p>
+        </w:tc>
+        <w:tc>
+          <w:tcPr>
+            <w:tcW w:w="2337" w:type="dxa"/>
+          </w:tcPr>
+          <w:p>
+            <w:pPr>
+              <w:pStyle w:val="a9"/>
+              <w:bidi/>
+              <w:spacing w:line="360" w:lineRule="auto"/>
+              <w:ind w:left="0"/>
+              <w:jc w:val="center"/>
+              <w:rPr>
+                <w:rFonts w:asciiTheme="majorBidi" w:hAnsiTheme="majorBidi" w:cstheme="majorBidi"/>
+                <w:rtl/>
+              </w:rPr>
+            </w:pPr>
+            <w:r>
+              <w:rPr>
+                <w:rFonts w:asciiTheme="majorBidi" w:hAnsiTheme="majorBidi" w:cstheme="majorBidi"/>
+              </w:rPr>
+              <w:t>output</w:t>
+            </w:r>
+          </w:p>
+        </w:tc>
+        <w:tc>
+          <w:tcPr>
+            <w:tcW w:w="2338" w:type="dxa"/>
+          </w:tcPr>
+          <w:p>
+            <w:pPr>
+              <w:pStyle w:val="a9"/>
+              <w:bidi/>
+              <w:spacing w:line="360" w:lineRule="auto"/>
+              <w:ind w:left="0"/>
+              <w:jc w:val="center"/>
+              <w:rPr>
+                <w:rFonts w:asciiTheme="majorBidi" w:hAnsiTheme="majorBidi" w:cstheme="majorBidi"/>
+                <w:rtl/>
+              </w:rPr>
+            </w:pPr>
+            <w:r>
+              <w:rPr>
+                <w:rFonts w:asciiTheme="majorBidi" w:hAnsiTheme="majorBidi" w:cstheme="majorBidi"/>
+                <w:rtl/>
+              </w:rPr>
+              <w:t>1</w:t>
+            </w:r>
+          </w:p>
+        </w:tc>
+        <w:tc>
+          <w:tcPr>
+            <w:tcW w:w="2338" w:type="dxa"/>
+          </w:tcPr>
+          <w:p>
+            <w:pPr>
+              <w:pStyle w:val="a9"/>
+              <w:bidi/>
+              <w:spacing w:line="360" w:lineRule="auto"/>
+              <w:ind w:left="0"/>
+              <w:jc w:val="center"/>
+              <w:rPr>
+                <w:rFonts w:asciiTheme="majorBidi" w:hAnsiTheme="majorBidi" w:cstheme="majorBidi"/>
+                <w:rtl/>
+              </w:rPr>
+            </w:pPr>
+            <w:r>
+              <w:rPr>
+                <w:rFonts w:asciiTheme="majorBidi" w:hAnsiTheme="majorBidi" w:cstheme="majorBidi"/>
+              </w:rPr>
+              <w:t>Indicates output is ready (Connects to FIFO WE)</w:t>
+            </w:r>
+          </w:p>
+        </w:tc>
+      </w:tr>
+    </w:tbl>
+    <w:p>
+      <w:pPr>
+        <w:bidi/>
+        <w:spacing w:after="0" w:line="360" w:lineRule="auto"/>
+        <w:ind w:left="1080"/>
+        <w:rPr>
+          <w:rFonts w:asciiTheme="majorBidi" w:hAnsiTheme="majorBidi" w:cs="Times New Roman"/>
+          <w:b/>
+          <w:bCs/>
+          <w:rtl/>
+        </w:rPr>
+      </w:pPr>
+      <w:r>
+        <w:rPr>
+          <w:rFonts w:asciiTheme="majorBidi" w:hAnsiTheme="majorBidi" w:cs="Times New Roman"/>
+          <w:b/>
+          <w:bCs/>
+          <w:rtl/>
+        </w:rPr>
+        <w:tab/>
+      </w:r>
+      <w:r>
+        <w:rPr>
+          <w:rFonts w:asciiTheme="majorBidi" w:hAnsiTheme="majorBidi" w:cs="Times New Roman"/>
+          <w:b/>
+          <w:bCs/>
+          <w:rtl/>
+        </w:rPr>
+        <w:tab/>
+      </w:r>
+    </w:p>
+    <w:p>
+      <w:pPr>
+        <w:rPr>
+          <w:rFonts w:asciiTheme="majorBidi" w:hAnsiTheme="majorBidi" w:cs="Times New Roman" w:hint="cs"/>
+          <w:b/>
+          <w:bCs/>
+          <w:rtl/>
+        </w:rPr>
+      </w:pPr>
+      <w:r>
+        <w:rPr>
+          <w:rFonts w:asciiTheme="majorBidi" w:hAnsiTheme="majorBidi" w:cs="Times New Roman"/>
+          <w:b/>
+          <w:bCs/>
+          <w:rtl/>
+        </w:rPr>
+        <w:tab/>
+      </w:r>
+      <w:r>
+        <w:rPr>
+          <w:rFonts w:asciiTheme="majorBidi" w:hAnsiTheme="majorBidi" w:cs="Times New Roman"/>
+          <w:b/>
+          <w:bCs/>
+          <w:rtl/>
+        </w:rPr>
+        <w:tab/>
+      </w:r>
+      <w:r>
+        <w:rPr>
+          <w:rFonts w:asciiTheme="majorBidi" w:hAnsiTheme="majorBidi" w:cs="Times New Roman"/>
+          <w:b/>
+          <w:bCs/>
+          <w:rtl/>
+        </w:rPr>
+        <w:tab/>
+      </w:r>
+    </w:p>
+    <w:p>
+      <w:pPr>
+        <w:pStyle w:val="a9"/>
+        <w:numPr>
+          <w:ilvl w:val="2"/>
+          <w:numId w:val="8"/>
+        </w:numPr>
+        <w:bidi/>
+        <w:spacing w:line="360" w:lineRule="auto"/>
+        <w:rPr>
+          <w:rFonts w:asciiTheme="majorBidi" w:hAnsiTheme="majorBidi" w:cstheme="majorBidi"/>
+          <w:b/>
+          <w:bCs/>
+        </w:rPr>
+      </w:pPr>
+      <w:r>
+        <w:rPr>
+          <w:rFonts w:asciiTheme="majorBidi" w:hAnsiTheme="majorBidi" w:cstheme="majorBidi"/>
+          <w:b/>
+          <w:bCs/>
+        </w:rPr>
+        <w:lastRenderedPageBreak/>
+        <w:t>RTL</w:t>
+      </w:r>
+      <w:r>
+        <w:rPr>
+          <w:rFonts w:asciiTheme="majorBidi" w:hAnsiTheme="majorBidi" w:cstheme="majorBidi" w:hint="cs"/>
+          <w:b/>
+          <w:bCs/>
+          <w:rtl/>
+        </w:rPr>
+        <w:t>:</w:t>
+      </w:r>
+      <w:r>
+        <w:rPr>
+          <w:rFonts w:asciiTheme="majorBidi" w:hAnsiTheme="majorBidi" w:cstheme="majorBidi"/>
+          <w:b/>
+          <w:bCs/>
+          <w:rtl/>
+        </w:rPr>
+        <w:br/>
+      </w:r>
+      <w:r>
+        <w:rPr>
+          <w:rFonts w:asciiTheme="majorBidi" w:hAnsiTheme="majorBidi" w:cs="Times New Roman"/>
+          <w:b/>
+          <w:bCs/>
+          <w:rtl/>
+        </w:rPr>
+        <w:drawing>
+          <wp:inline distT="0" distB="0" distL="0" distR="0" wp14:anchorId="0A5EF393" wp14:editId="1BAC04CF">
+            <wp:extent cx="5060783" cy="1023620"/>
+            <wp:effectExtent l="0" t="0" r="6985" b="5080"/>
+            <wp:docPr id="598446442" name="תמונה 1"/>
+            <wp:cNvGraphicFramePr>
+              <a:graphicFrameLocks xmlns:a="http://schemas.openxmlformats.org/drawingml/2006/main" noChangeAspect="1"/>
+            </wp:cNvGraphicFramePr>
+            <a:graphic xmlns:a="http://schemas.openxmlformats.org/drawingml/2006/main">
+              <a:graphicData uri="http://schemas.openxmlformats.org/drawingml/2006/picture">
+                <pic:pic xmlns:pic="http://schemas.openxmlformats.org/drawingml/2006/picture">
+                  <pic:nvPicPr>
+                    <pic:cNvPr id="598446442" name=""/>
+                    <pic:cNvPicPr/>
+                  </pic:nvPicPr>
+                  <pic:blipFill rotWithShape="1">
+                    <a:blip r:embed="rId32"/>
+                    <a:srcRect t="18255"/>
+                    <a:stretch>
+                      <a:fillRect/>
+                    </a:stretch>
+                  </pic:blipFill>
+                  <pic:spPr bwMode="auto">
+                    <a:xfrm>
+                      <a:off x="0" y="0"/>
+                      <a:ext cx="5073445" cy="1026181"/>
+                    </a:xfrm>
+                    <a:prstGeom prst="rect">
+                      <a:avLst/>
+                    </a:prstGeom>
+                    <a:ln>
+                      <a:noFill/>
+                    </a:ln>
+                    <a:extLst>
+                      <a:ext uri="{53640926-AAD7-44D8-BBD7-CCE9431645EC}">
+                        <a14:shadowObscured xmlns:a14="http://schemas.microsoft.com/office/drawing/2010/main"/>
+                      </a:ext>
+                    </a:extLst>
+                  </pic:spPr>
+                </pic:pic>
+              </a:graphicData>
+            </a:graphic>
+          </wp:inline>
+        </w:drawing>
+      </w:r>
+    </w:p>
+    <w:p>
+      <w:pPr>
+        <w:pStyle w:val="a9"/>
+        <w:numPr>
+          <w:ilvl w:val="2"/>
+          <w:numId w:val="8"/>
+        </w:numPr>
+        <w:bidi/>
+        <w:spacing w:line="360" w:lineRule="auto"/>
+        <w:rPr>
+          <w:rFonts w:asciiTheme="majorBidi" w:hAnsiTheme="majorBidi" w:cstheme="majorBidi"/>
+          <w:b/>
+          <w:bCs/>
+        </w:rPr>
+      </w:pPr>
+      <w:r>
+        <w:rPr>
+          <w:rFonts w:asciiTheme="majorBidi" w:hAnsiTheme="majorBidi" w:cstheme="majorBidi" w:hint="cs"/>
+          <w:b/>
+          <w:bCs/>
+          <w:rtl/>
+        </w:rPr>
+        <w:t>סימולציה ובדיקת תקינות</w:t>
+      </w:r>
+      <w:r>
+        <w:rPr>
+          <w:rFonts w:asciiTheme="majorBidi" w:hAnsiTheme="majorBidi" w:cstheme="majorBidi"/>
+          <w:b/>
+          <w:bCs/>
+          <w:rtl/>
+        </w:rPr>
+        <w:br/>
+      </w:r>
+      <w:r>
+        <w:rPr>
+          <w:rFonts w:asciiTheme="majorBidi" w:hAnsiTheme="majorBidi" w:cs="Times New Roman"/>
+          <w:b/>
+          <w:bCs/>
+          <w:rtl/>
+        </w:rPr>
+        <w:drawing>
+          <wp:inline distT="0" distB="0" distL="0" distR="0" wp14:anchorId="31961EF1" wp14:editId="766E912E">
+            <wp:extent cx="5237683" cy="917154"/>
+            <wp:effectExtent l="0" t="0" r="1270" b="0"/>
+            <wp:docPr id="1682667850" name="תמונה 1"/>
+            <wp:cNvGraphicFramePr>
+              <a:graphicFrameLocks xmlns:a="http://schemas.openxmlformats.org/drawingml/2006/main" noChangeAspect="1"/>
+            </wp:cNvGraphicFramePr>
+            <a:graphic xmlns:a="http://schemas.openxmlformats.org/drawingml/2006/main">
+              <a:graphicData uri="http://schemas.openxmlformats.org/drawingml/2006/picture">
+                <pic:pic xmlns:pic="http://schemas.openxmlformats.org/drawingml/2006/picture">
+                  <pic:nvPicPr>
+                    <pic:cNvPr id="1682667850" name=""/>
+                    <pic:cNvPicPr/>
+                  </pic:nvPicPr>
+                  <pic:blipFill>
+                    <a:blip r:embed="rId33"/>
+                    <a:stretch>
+                      <a:fillRect/>
+                    </a:stretch>
+                  </pic:blipFill>
+                  <pic:spPr>
+                    <a:xfrm>
+                      <a:off x="0" y="0"/>
+                      <a:ext cx="5253694" cy="919958"/>
+                    </a:xfrm>
+                    <a:prstGeom prst="rect">
+                      <a:avLst/>
+                    </a:prstGeom>
+                  </pic:spPr>
+                </pic:pic>
+              </a:graphicData>
+            </a:graphic>
+          </wp:inline>
+        </w:drawing>
+      </w:r>
+    </w:p>
+    <w:p>
+      <w:pPr>
+        <w:pStyle w:val="a9"/>
+        <w:numPr>
+          <w:ilvl w:val="2"/>
+          <w:numId w:val="8"/>
+        </w:numPr>
+        <w:bidi/>
+        <w:spacing w:line="360" w:lineRule="auto"/>
+        <w:rPr>
+          <w:rFonts w:asciiTheme="majorBidi" w:hAnsiTheme="majorBidi" w:cstheme="majorBidi"/>
+          <w:b/>
+          <w:bCs/>
+        </w:rPr>
+      </w:pPr>
+      <w:r>
+        <w:rPr>
+          <w:rFonts w:asciiTheme="majorBidi" w:hAnsiTheme="majorBidi" w:cstheme="majorBidi" w:hint="cs"/>
+          <w:b/>
+          <w:bCs/>
+          <w:rtl/>
+        </w:rPr>
+        <w:t>דוחות</w:t>
+      </w:r>
+    </w:p>
+    <w:p>
+      <w:pPr>
+        <w:pStyle w:val="a9"/>
+        <w:numPr>
+          <w:ilvl w:val="3"/>
+          <w:numId w:val="8"/>
+        </w:numPr>
+        <w:bidi/>
+        <w:spacing w:line="360" w:lineRule="auto"/>
+        <w:rPr>
+          <w:rFonts w:asciiTheme="majorBidi" w:hAnsiTheme="majorBidi" w:cstheme="majorBidi"/>
+          <w:b/>
+          <w:bCs/>
+        </w:rPr>
+      </w:pPr>
+      <w:r>
+        <w:rPr>
+          <w:rFonts w:asciiTheme="majorBidi" w:hAnsiTheme="majorBidi" w:cstheme="majorBidi" w:hint="cs"/>
+          <w:b/>
+          <w:bCs/>
+          <w:rtl/>
+        </w:rPr>
+        <w:t xml:space="preserve"> דוח משאבים:</w:t>
+      </w:r>
+      <w:r>
+        <w:rPr>
+          <w:rFonts w:asciiTheme="majorBidi" w:hAnsiTheme="majorBidi" w:cstheme="majorBidi"/>
+          <w:b/>
+          <w:bCs/>
+          <w:rtl/>
+        </w:rPr>
+        <w:br/>
+      </w:r>
+      <w:r>
+        <w:rPr>
+          <w:rFonts w:asciiTheme="majorBidi" w:hAnsiTheme="majorBidi" w:cs="Times New Roman"/>
+          <w:b/>
+          <w:bCs/>
+          <w:rtl/>
+        </w:rPr>
+        <w:drawing>
+          <wp:inline distT="0" distB="0" distL="0" distR="0" wp14:anchorId="6A6B042F" wp14:editId="2BDD5E8B">
+            <wp:extent cx="3330266" cy="1830633"/>
+            <wp:effectExtent l="0" t="0" r="3810" b="0"/>
+            <wp:docPr id="2052979723" name="תמונה 1"/>
+            <wp:cNvGraphicFramePr>
+              <a:graphicFrameLocks xmlns:a="http://schemas.openxmlformats.org/drawingml/2006/main" noChangeAspect="1"/>
+            </wp:cNvGraphicFramePr>
+            <a:graphic xmlns:a="http://schemas.openxmlformats.org/drawingml/2006/main">
+              <a:graphicData uri="http://schemas.openxmlformats.org/drawingml/2006/picture">
+                <pic:pic xmlns:pic="http://schemas.openxmlformats.org/drawingml/2006/picture">
+                  <pic:nvPicPr>
+                    <pic:cNvPr id="2052979723" name=""/>
+                    <pic:cNvPicPr/>
+                  </pic:nvPicPr>
+                  <pic:blipFill>
+                    <a:blip r:embed="rId34"/>
+                    <a:stretch>
+                      <a:fillRect/>
+                    </a:stretch>
+                  </pic:blipFill>
+                  <pic:spPr>
+                    <a:xfrm>
+                      <a:off x="0" y="0"/>
+                      <a:ext cx="3342529" cy="1837374"/>
+                    </a:xfrm>
+                    <a:prstGeom prst="rect">
+                      <a:avLst/>
+                    </a:prstGeom>
+                  </pic:spPr>
+                </pic:pic>
+              </a:graphicData>
+            </a:graphic>
+          </wp:inline>
+        </w:drawing>
+      </w:r>
+    </w:p>
+    <w:p>
+      <w:pPr>
+        <w:pStyle w:val="a9"/>
+        <w:numPr>
+          <w:ilvl w:val="3"/>
+          <w:numId w:val="8"/>
+        </w:numPr>
+        <w:bidi/>
+        <w:spacing w:line="360" w:lineRule="auto"/>
+        <w:rPr>
+          <w:rFonts w:asciiTheme="majorBidi" w:hAnsiTheme="majorBidi" w:cstheme="majorBidi"/>
+          <w:b/>
+          <w:bCs/>
+        </w:rPr>
+      </w:pPr>
+      <w:r>
+        <w:rPr>
+          <w:rFonts w:asciiTheme="majorBidi" w:hAnsiTheme="majorBidi" w:cstheme="majorBidi" w:hint="cs"/>
+          <w:b/>
+          <w:bCs/>
+          <w:rtl/>
+        </w:rPr>
+        <w:t xml:space="preserve"> דוח הספק:</w:t>
+      </w:r>
+      <w:r>
+        <w:rPr>
+          <w:rFonts w:asciiTheme="majorBidi" w:hAnsiTheme="majorBidi" w:cstheme="majorBidi"/>
+          <w:b/>
+          <w:bCs/>
+          <w:rtl/>
+        </w:rPr>
+        <w:br/>
+      </w:r>
+      <w:r>
+        <w:rPr>
+          <w:rFonts w:asciiTheme="majorBidi" w:hAnsiTheme="majorBidi" w:cs="Times New Roman"/>
+          <w:b/>
+          <w:bCs/>
+          <w:rtl/>
+        </w:rPr>
+        <w:drawing>
+          <wp:inline distT="0" distB="0" distL="0" distR="0" wp14:anchorId="636D0B2C" wp14:editId="193C76F4">
+            <wp:extent cx="3374231" cy="1542506"/>
+            <wp:effectExtent l="0" t="0" r="0" b="635"/>
+            <wp:docPr id="383280244" name="תמונה 1"/>
+            <wp:cNvGraphicFramePr>
+              <a:graphicFrameLocks xmlns:a="http://schemas.openxmlformats.org/drawingml/2006/main" noChangeAspect="1"/>
+            </wp:cNvGraphicFramePr>
+            <a:graphic xmlns:a="http://schemas.openxmlformats.org/drawingml/2006/main">
+              <a:graphicData uri="http://schemas.openxmlformats.org/drawingml/2006/picture">
+                <pic:pic xmlns:pic="http://schemas.openxmlformats.org/drawingml/2006/picture">
+                  <pic:nvPicPr>
+                    <pic:cNvPr id="383280244" name=""/>
+                    <pic:cNvPicPr/>
+                  </pic:nvPicPr>
+                  <pic:blipFill>
+                    <a:blip r:embed="rId35"/>
+                    <a:stretch>
+                      <a:fillRect/>
+                    </a:stretch>
+                  </pic:blipFill>
+                  <pic:spPr>
+                    <a:xfrm>
+                      <a:off x="0" y="0"/>
+                      <a:ext cx="3395380" cy="1552174"/>
+                    </a:xfrm>
+                    <a:prstGeom prst="rect">
+                      <a:avLst/>
+                    </a:prstGeom>
+                  </pic:spPr>
+                </pic:pic>
+              </a:graphicData>
+            </a:graphic>
+          </wp:inline>
+        </w:drawing>
+      </w:r>
+    </w:p>
+    <w:p>
+      <w:pPr>
+        <w:pStyle w:val="a9"/>
+        <w:numPr>
+          <w:ilvl w:val="3"/>
+          <w:numId w:val="8"/>
+        </w:numPr>
+        <w:bidi/>
+        <w:spacing w:line="360" w:lineRule="auto"/>
+        <w:rPr>
+          <w:rFonts w:asciiTheme="majorBidi" w:hAnsiTheme="majorBidi" w:cstheme="majorBidi"/>
+          <w:b/>
+          <w:bCs/>
+        </w:rPr>
+      </w:pPr>
+      <w:r>
+        <w:rPr>
+          <w:rFonts w:asciiTheme="majorBidi" w:hAnsiTheme="majorBidi" w:cstheme="majorBidi" w:hint="cs"/>
+          <w:b/>
+          <w:bCs/>
+          <w:rtl/>
+        </w:rPr>
+        <w:t xml:space="preserve"> דוח זמנים:</w:t>
+      </w:r>
+      <w:r>
+        <w:rPr>
+          <w:rFonts w:asciiTheme="majorBidi" w:hAnsiTheme="majorBidi" w:cstheme="majorBidi"/>
+          <w:b/>
+          <w:bCs/>
+          <w:rtl/>
+        </w:rPr>
+        <w:br/>
+      </w:r>
+      <w:r>
+        <w:rPr>
+          <w:rFonts w:asciiTheme="majorBidi" w:hAnsiTheme="majorBidi" w:cs="Times New Roman"/>
+          <w:b/>
+          <w:bCs/>
+          <w:rtl/>
+        </w:rPr>
+        <w:drawing>
+          <wp:inline distT="0" distB="0" distL="0" distR="0" wp14:anchorId="64FD446A" wp14:editId="5CB2C7C0">
+            <wp:extent cx="3382079" cy="706148"/>
+            <wp:effectExtent l="0" t="0" r="8890" b="0"/>
+            <wp:docPr id="1262724721" name="תמונה 1"/>
+            <wp:cNvGraphicFramePr>
+              <a:graphicFrameLocks xmlns:a="http://schemas.openxmlformats.org/drawingml/2006/main" noChangeAspect="1"/>
+            </wp:cNvGraphicFramePr>
+            <a:graphic xmlns:a="http://schemas.openxmlformats.org/drawingml/2006/main">
+              <a:graphicData uri="http://schemas.openxmlformats.org/drawingml/2006/picture">
+                <pic:pic xmlns:pic="http://schemas.openxmlformats.org/drawingml/2006/picture">
+                  <pic:nvPicPr>
+                    <pic:cNvPr id="1262724721" name=""/>
+                    <pic:cNvPicPr/>
+                  </pic:nvPicPr>
+                  <pic:blipFill>
+                    <a:blip r:embed="rId36"/>
+                    <a:stretch>
+                      <a:fillRect/>
+                    </a:stretch>
+                  </pic:blipFill>
+                  <pic:spPr>
+                    <a:xfrm>
+                      <a:off x="0" y="0"/>
+                      <a:ext cx="3427097" cy="715547"/>
+                    </a:xfrm>
+                    <a:prstGeom prst="rect">
+                      <a:avLst/>
+                    </a:prstGeom>
+                  </pic:spPr>
+                </pic:pic>
+              </a:graphicData>
+            </a:graphic>
+          </wp:inline>
+        </w:drawing>
+      </w:r>
+    </w:p>
+    <w:p>
+      <w:pPr>
+        <w:pStyle w:val="a9"/>
+        <w:bidi/>
+        <w:spacing w:line="360" w:lineRule="auto"/>
+        <w:ind w:left="1080"/>
+        <w:rPr>
+          <w:rFonts w:asciiTheme="majorBidi" w:hAnsiTheme="majorBidi" w:cstheme="majorBidi"/>
+          <w:b/>
+          <w:bCs/>
+          <w:rtl/>
+        </w:rPr>
+      </w:pPr>
+    </w:p>
+    <w:p>
+      <w:pPr>
+        <w:pStyle w:val="a9"/>
+        <w:numPr>
+          <w:ilvl w:val="1"/>
+          <w:numId w:val="8"/>
+        </w:numPr>
+        <w:bidi/>
+        <w:spacing w:line="360" w:lineRule="auto"/>
+        <w:rPr>
+          <w:rFonts w:asciiTheme="majorBidi" w:hAnsiTheme="majorBidi" w:cstheme="majorBidi"/>
+          <w:b/>
+          <w:bCs/>
+        </w:rPr>
+      </w:pPr>
+      <w:r>
+        <w:rPr>
+          <w:rFonts w:asciiTheme="majorBidi" w:hAnsiTheme="majorBidi" w:cstheme="majorBidi" w:hint="cs"/>
+          <w:b/>
+          <w:bCs/>
+          <w:rtl/>
+        </w:rPr>
+        <w:lastRenderedPageBreak/>
+        <w:t xml:space="preserve">מודול </w:t>
+      </w:r>
+      <w:r>
+        <w:rPr>
+          <w:rFonts w:asciiTheme="majorBidi" w:hAnsiTheme="majorBidi" w:cstheme="majorBidi"/>
+          <w:b/>
+          <w:bCs/>
+        </w:rPr>
+        <w:t>Async FIFO</w:t>
+      </w:r>
+    </w:p>
+    <w:p>
+      <w:pPr>
+        <w:pStyle w:val="a9"/>
+        <w:numPr>
+          <w:ilvl w:val="2"/>
+          <w:numId w:val="8"/>
+        </w:numPr>
+        <w:bidi/>
+        <w:spacing w:line="360" w:lineRule="auto"/>
+        <w:rPr>
+          <w:rFonts w:asciiTheme="majorBidi" w:hAnsiTheme="majorBidi" w:cstheme="majorBidi"/>
+          <w:b/>
+          <w:bCs/>
+        </w:rPr>
+      </w:pPr>
+      <w:r>
+        <w:rPr>
+          <w:rFonts w:asciiTheme="majorBidi" w:hAnsiTheme="majorBidi" w:cstheme="majorBidi" w:hint="cs"/>
+          <w:b/>
+          <w:bCs/>
+          <w:rtl/>
+        </w:rPr>
+        <w:t>תיאור והסבר (הדרך)</w:t>
+      </w:r>
+      <w:r>
+        <w:rPr>
+          <w:rFonts w:asciiTheme="majorBidi" w:hAnsiTheme="majorBidi" w:cstheme="majorBidi"/>
+          <w:b/>
+          <w:bCs/>
+          <w:rtl/>
+        </w:rPr>
+        <w:br/>
+      </w:r>
+      <w:r>
+        <w:rPr>
+          <w:rFonts w:asciiTheme="majorBidi" w:hAnsiTheme="majorBidi" w:cs="Times New Roman"/>
+          <w:b/>
+          <w:bCs/>
+          <w:rtl/>
+        </w:rPr>
+        <w:drawing>
+          <wp:inline distT="0" distB="0" distL="0" distR="0" wp14:anchorId="7BDBC946" wp14:editId="2F590334">
+            <wp:extent cx="3545679" cy="1987070"/>
+            <wp:effectExtent l="0" t="0" r="0" b="0"/>
+            <wp:docPr id="1186384467" name="תמונה 1"/>
+            <wp:cNvGraphicFramePr>
+              <a:graphicFrameLocks xmlns:a="http://schemas.openxmlformats.org/drawingml/2006/main" noChangeAspect="1"/>
+            </wp:cNvGraphicFramePr>
+            <a:graphic xmlns:a="http://schemas.openxmlformats.org/drawingml/2006/main">
+              <a:graphicData uri="http://schemas.openxmlformats.org/drawingml/2006/picture">
+                <pic:pic xmlns:pic="http://schemas.openxmlformats.org/drawingml/2006/picture">
+                  <pic:nvPicPr>
+                    <pic:cNvPr id="1186384467" name=""/>
+                    <pic:cNvPicPr/>
+                  </pic:nvPicPr>
+                  <pic:blipFill>
+                    <a:blip r:embed="rId37"/>
+                    <a:stretch>
+                      <a:fillRect/>
+                    </a:stretch>
+                  </pic:blipFill>
+                  <pic:spPr>
+                    <a:xfrm>
+                      <a:off x="0" y="0"/>
+                      <a:ext cx="3553251" cy="1991314"/>
+                    </a:xfrm>
+                    <a:prstGeom prst="rect">
+                      <a:avLst/>
+                    </a:prstGeom>
+                  </pic:spPr>
+                </pic:pic>
+              </a:graphicData>
+            </a:graphic>
+          </wp:inline>
+        </w:drawing>
+      </w:r>
+    </w:p>
+    <w:p>
+      <w:pPr>
+        <w:pStyle w:val="a9"/>
+        <w:numPr>
+          <w:ilvl w:val="2"/>
+          <w:numId w:val="8"/>
+        </w:numPr>
+        <w:bidi/>
+        <w:spacing w:line="360" w:lineRule="auto"/>
+        <w:rPr>
+          <w:rFonts w:asciiTheme="majorBidi" w:hAnsiTheme="majorBidi" w:cstheme="majorBidi"/>
+          <w:b/>
+          <w:bCs/>
+          <w:rtl/>
+        </w:rPr>
+      </w:pPr>
+      <w:r>
+        <w:rPr>
+          <w:rFonts w:asciiTheme="majorBidi" w:hAnsiTheme="majorBidi" w:cstheme="majorBidi" w:hint="cs"/>
+          <w:b/>
+          <w:bCs/>
+          <w:rtl/>
+        </w:rPr>
+        <w:t>טבלת כניסות ויציאות</w:t>
+      </w:r>
+    </w:p>
+    <w:tbl>
+      <w:tblPr>
+        <w:bidiVisual/>
+        <w:tblW w:w="0" w:type="auto"/>
+        <w:tblCellSpacing w:w="15" w:type="dxa"/>
+        <w:tblCellMar>
+          <w:left w:w="0" w:type="dxa"/>
+          <w:right w:w="0" w:type="dxa"/>
+        </w:tblCellMar>
+        <w:tblLook w:val="04A0" w:firstRow="1" w:lastRow="0" w:firstColumn="1" w:lastColumn="0" w:noHBand="0" w:noVBand="1"/>
+      </w:tblPr>
+      <w:tblGrid>
+        <w:gridCol w:w="1519"/>
+        <w:gridCol w:w="1564"/>
+        <w:gridCol w:w="2126"/>
+        <w:gridCol w:w="4135"/>
+      </w:tblGrid>
+      <w:tr>
+        <w:trPr>
+          <w:tblHeader/>
+          <w:tblCellSpacing w:w="15" w:type="dxa"/>
+        </w:trPr>
+        <w:tc>
+          <w:tcPr>
+            <w:tcW w:w="0" w:type="auto"/>
+            <w:tcBorders>
+              <w:top w:val="single" w:sz="6" w:space="0" w:color="C4C7C5"/>
+              <w:left w:val="single" w:sz="6" w:space="0" w:color="C4C7C5"/>
+              <w:bottom w:val="single" w:sz="6" w:space="0" w:color="C4C7C5"/>
+              <w:right w:val="single" w:sz="6" w:space="0" w:color="C4C7C5"/>
+            </w:tcBorders>
+            <w:tcMar>
+              <w:top w:w="120" w:type="dxa"/>
+              <w:left w:w="180" w:type="dxa"/>
+              <w:bottom w:w="120" w:type="dxa"/>
+              <w:right w:w="180" w:type="dxa"/>
+            </w:tcMar>
+            <w:vAlign w:val="center"/>
+            <w:hideMark/>
+          </w:tcPr>
+          <w:p>
+            <w:pPr>
+              <w:pStyle w:val="a9"/>
+              <w:bidi/>
+              <w:spacing w:after="0" w:line="360" w:lineRule="auto"/>
+              <w:ind w:left="0"/>
+              <w:jc w:val="center"/>
+              <w:rPr>
+                <w:rFonts w:asciiTheme="majorBidi" w:hAnsiTheme="majorBidi" w:cstheme="majorBidi"/>
+              </w:rPr>
+            </w:pPr>
+            <w:r>
+              <w:rPr>
+                <w:rFonts w:asciiTheme="majorBidi" w:hAnsiTheme="majorBidi" w:cstheme="majorBidi"/>
+                <w:rtl/>
+              </w:rPr>
+              <w:t>פרמטר</w:t>
+            </w:r>
+          </w:p>
+        </w:tc>
+        <w:tc>
+          <w:tcPr>
+            <w:tcW w:w="1534" w:type="dxa"/>
+            <w:tcBorders>
+              <w:top w:val="single" w:sz="6" w:space="0" w:color="C4C7C5"/>
+              <w:left w:val="single" w:sz="6" w:space="0" w:color="C4C7C5"/>
+              <w:bottom w:val="single" w:sz="6" w:space="0" w:color="C4C7C5"/>
+              <w:right w:val="single" w:sz="6" w:space="0" w:color="C4C7C5"/>
+            </w:tcBorders>
+            <w:tcMar>
+              <w:top w:w="120" w:type="dxa"/>
+              <w:left w:w="180" w:type="dxa"/>
+              <w:bottom w:w="120" w:type="dxa"/>
+              <w:right w:w="180" w:type="dxa"/>
+            </w:tcMar>
+            <w:vAlign w:val="center"/>
+            <w:hideMark/>
+          </w:tcPr>
+          <w:p>
+            <w:pPr>
+              <w:pStyle w:val="a9"/>
+              <w:bidi/>
+              <w:spacing w:after="0" w:line="360" w:lineRule="auto"/>
+              <w:ind w:left="0"/>
+              <w:jc w:val="center"/>
+              <w:rPr>
+                <w:rFonts w:asciiTheme="majorBidi" w:hAnsiTheme="majorBidi" w:cstheme="majorBidi"/>
+                <w:rtl/>
+              </w:rPr>
+            </w:pPr>
+            <w:r>
+              <w:rPr>
+                <w:rFonts w:asciiTheme="majorBidi" w:hAnsiTheme="majorBidi" w:cstheme="majorBidi"/>
+                <w:rtl/>
+              </w:rPr>
+              <w:t>כניסה \ יציאה</w:t>
+            </w:r>
+          </w:p>
+        </w:tc>
+        <w:tc>
+          <w:tcPr>
+            <w:tcW w:w="2096" w:type="dxa"/>
+            <w:tcBorders>
+              <w:top w:val="single" w:sz="6" w:space="0" w:color="C4C7C5"/>
+              <w:left w:val="single" w:sz="6" w:space="0" w:color="C4C7C5"/>
+              <w:bottom w:val="single" w:sz="6" w:space="0" w:color="C4C7C5"/>
+              <w:right w:val="single" w:sz="6" w:space="0" w:color="C4C7C5"/>
+            </w:tcBorders>
+            <w:tcMar>
+              <w:top w:w="120" w:type="dxa"/>
+              <w:left w:w="180" w:type="dxa"/>
+              <w:bottom w:w="120" w:type="dxa"/>
+              <w:right w:w="180" w:type="dxa"/>
+            </w:tcMar>
+            <w:vAlign w:val="center"/>
+            <w:hideMark/>
+          </w:tcPr>
+          <w:p>
+            <w:pPr>
+              <w:pStyle w:val="a9"/>
+              <w:bidi/>
+              <w:spacing w:after="0" w:line="360" w:lineRule="auto"/>
+              <w:ind w:left="0"/>
+              <w:jc w:val="center"/>
+              <w:rPr>
+                <w:rFonts w:asciiTheme="majorBidi" w:hAnsiTheme="majorBidi" w:cstheme="majorBidi"/>
+                <w:rtl/>
+              </w:rPr>
+            </w:pPr>
+            <w:r>
+              <w:rPr>
+                <w:rFonts w:asciiTheme="majorBidi" w:hAnsiTheme="majorBidi" w:cstheme="majorBidi"/>
+                <w:rtl/>
+              </w:rPr>
+              <w:t>רוחב</w:t>
+            </w:r>
+          </w:p>
+        </w:tc>
+        <w:tc>
+          <w:tcPr>
+            <w:tcW w:w="4090" w:type="dxa"/>
+            <w:tcBorders>
+              <w:top w:val="single" w:sz="6" w:space="0" w:color="C4C7C5"/>
+              <w:left w:val="single" w:sz="6" w:space="0" w:color="C4C7C5"/>
+              <w:bottom w:val="single" w:sz="6" w:space="0" w:color="C4C7C5"/>
+              <w:right w:val="single" w:sz="6" w:space="0" w:color="C4C7C5"/>
+            </w:tcBorders>
+            <w:tcMar>
+              <w:top w:w="120" w:type="dxa"/>
+              <w:left w:w="180" w:type="dxa"/>
+              <w:bottom w:w="120" w:type="dxa"/>
+              <w:right w:w="180" w:type="dxa"/>
+            </w:tcMar>
+            <w:vAlign w:val="center"/>
+            <w:hideMark/>
+          </w:tcPr>
+          <w:p>
+            <w:pPr>
+              <w:pStyle w:val="a9"/>
+              <w:bidi/>
+              <w:spacing w:after="0" w:line="360" w:lineRule="auto"/>
+              <w:ind w:left="0"/>
+              <w:jc w:val="center"/>
+              <w:rPr>
+                <w:rFonts w:asciiTheme="majorBidi" w:hAnsiTheme="majorBidi" w:cstheme="majorBidi"/>
+                <w:rtl/>
+              </w:rPr>
+            </w:pPr>
+            <w:r>
+              <w:rPr>
+                <w:rFonts w:asciiTheme="majorBidi" w:hAnsiTheme="majorBidi" w:cstheme="majorBidi"/>
+                <w:rtl/>
+              </w:rPr>
+              <w:t>תיאור</w:t>
+            </w:r>
+          </w:p>
+        </w:tc>
+      </w:tr>
+      <w:tr>
+        <w:trPr>
+          <w:tblCellSpacing w:w="15" w:type="dxa"/>
+        </w:trPr>
+        <w:tc>
+          <w:tcPr>
+            <w:tcW w:w="0" w:type="auto"/>
+            <w:tcBorders>
+              <w:top w:val="single" w:sz="6" w:space="0" w:color="C4C7C5"/>
+              <w:left w:val="single" w:sz="6" w:space="0" w:color="C4C7C5"/>
+              <w:bottom w:val="single" w:sz="6" w:space="0" w:color="C4C7C5"/>
+              <w:right w:val="single" w:sz="6" w:space="0" w:color="C4C7C5"/>
+            </w:tcBorders>
+            <w:tcMar>
+              <w:top w:w="120" w:type="dxa"/>
+              <w:left w:w="180" w:type="dxa"/>
+              <w:bottom w:w="120" w:type="dxa"/>
+              <w:right w:w="180" w:type="dxa"/>
+            </w:tcMar>
+            <w:vAlign w:val="center"/>
+            <w:hideMark/>
+          </w:tcPr>
+          <w:p>
+            <w:pPr>
+              <w:pStyle w:val="a9"/>
+              <w:bidi/>
+              <w:spacing w:after="0" w:line="360" w:lineRule="auto"/>
+              <w:ind w:left="0"/>
+              <w:jc w:val="center"/>
+              <w:rPr>
+                <w:rFonts w:asciiTheme="majorBidi" w:hAnsiTheme="majorBidi" w:cstheme="majorBidi"/>
+                <w:rtl/>
+              </w:rPr>
+            </w:pPr>
+            <w:proofErr w:type="spellStart"/>
+            <w:r>
+              <w:rPr>
+                <w:rFonts w:asciiTheme="majorBidi" w:hAnsiTheme="majorBidi" w:cstheme="majorBidi"/>
+              </w:rPr>
+              <w:t>AddrWidth</w:t>
+            </w:r>
+            <w:proofErr w:type="spellEnd"/>
+          </w:p>
+        </w:tc>
+        <w:tc>
+          <w:tcPr>
+            <w:tcW w:w="1534" w:type="dxa"/>
+            <w:tcBorders>
+              <w:top w:val="single" w:sz="6" w:space="0" w:color="C4C7C5"/>
+              <w:left w:val="single" w:sz="6" w:space="0" w:color="C4C7C5"/>
+              <w:bottom w:val="single" w:sz="6" w:space="0" w:color="C4C7C5"/>
+              <w:right w:val="single" w:sz="6" w:space="0" w:color="C4C7C5"/>
+            </w:tcBorders>
+            <w:tcMar>
+              <w:top w:w="120" w:type="dxa"/>
+              <w:left w:w="180" w:type="dxa"/>
+              <w:bottom w:w="120" w:type="dxa"/>
+              <w:right w:w="180" w:type="dxa"/>
+            </w:tcMar>
+            <w:vAlign w:val="center"/>
+            <w:hideMark/>
+          </w:tcPr>
+          <w:p>
+            <w:pPr>
+              <w:pStyle w:val="a9"/>
+              <w:bidi/>
+              <w:spacing w:after="0" w:line="360" w:lineRule="auto"/>
+              <w:ind w:left="0"/>
+              <w:jc w:val="center"/>
+              <w:rPr>
+                <w:rFonts w:asciiTheme="majorBidi" w:hAnsiTheme="majorBidi" w:cstheme="majorBidi"/>
+                <w:rtl/>
+              </w:rPr>
+            </w:pPr>
+            <w:r>
+              <w:rPr>
+                <w:rFonts w:asciiTheme="majorBidi" w:hAnsiTheme="majorBidi" w:cstheme="majorBidi"/>
+              </w:rPr>
+              <w:t>parameter</w:t>
+            </w:r>
+          </w:p>
+        </w:tc>
+        <w:tc>
+          <w:tcPr>
+            <w:tcW w:w="2096" w:type="dxa"/>
+            <w:tcBorders>
+              <w:top w:val="single" w:sz="6" w:space="0" w:color="C4C7C5"/>
+              <w:left w:val="single" w:sz="6" w:space="0" w:color="C4C7C5"/>
+              <w:bottom w:val="single" w:sz="6" w:space="0" w:color="C4C7C5"/>
+              <w:right w:val="single" w:sz="6" w:space="0" w:color="C4C7C5"/>
+            </w:tcBorders>
+            <w:tcMar>
+              <w:top w:w="120" w:type="dxa"/>
+              <w:left w:w="180" w:type="dxa"/>
+              <w:bottom w:w="120" w:type="dxa"/>
+              <w:right w:w="180" w:type="dxa"/>
+            </w:tcMar>
+            <w:vAlign w:val="center"/>
+            <w:hideMark/>
+          </w:tcPr>
+          <w:p>
+            <w:pPr>
+              <w:pStyle w:val="a9"/>
+              <w:bidi/>
+              <w:spacing w:after="0" w:line="360" w:lineRule="auto"/>
+              <w:ind w:left="0"/>
+              <w:jc w:val="center"/>
+              <w:rPr>
+                <w:rFonts w:asciiTheme="majorBidi" w:hAnsiTheme="majorBidi" w:cstheme="majorBidi"/>
+                <w:rtl/>
+              </w:rPr>
+            </w:pPr>
+            <w:r>
+              <w:rPr>
+                <w:rFonts w:asciiTheme="majorBidi" w:hAnsiTheme="majorBidi" w:cstheme="majorBidi"/>
+              </w:rPr>
+              <w:t>Integer</w:t>
+            </w:r>
+          </w:p>
+        </w:tc>
+        <w:tc>
+          <w:tcPr>
+            <w:tcW w:w="4090" w:type="dxa"/>
+            <w:tcBorders>
+              <w:top w:val="single" w:sz="6" w:space="0" w:color="C4C7C5"/>
+              <w:left w:val="single" w:sz="6" w:space="0" w:color="C4C7C5"/>
+              <w:bottom w:val="single" w:sz="6" w:space="0" w:color="C4C7C5"/>
+              <w:right w:val="single" w:sz="6" w:space="0" w:color="C4C7C5"/>
+            </w:tcBorders>
+            <w:tcMar>
+              <w:top w:w="120" w:type="dxa"/>
+              <w:left w:w="180" w:type="dxa"/>
+              <w:bottom w:w="120" w:type="dxa"/>
+              <w:right w:w="180" w:type="dxa"/>
+            </w:tcMar>
+            <w:vAlign w:val="center"/>
+            <w:hideMark/>
+          </w:tcPr>
+          <w:p>
+            <w:pPr>
+              <w:pStyle w:val="a9"/>
+              <w:bidi/>
+              <w:spacing w:after="0" w:line="360" w:lineRule="auto"/>
+              <w:ind w:left="0"/>
+              <w:jc w:val="center"/>
+              <w:rPr>
+                <w:rFonts w:asciiTheme="majorBidi" w:hAnsiTheme="majorBidi" w:cstheme="majorBidi"/>
+                <w:rtl/>
+              </w:rPr>
+            </w:pPr>
+            <w:r>
+              <w:rPr>
+                <w:rFonts w:asciiTheme="majorBidi" w:hAnsiTheme="majorBidi" w:cstheme="majorBidi"/>
+                <w:rtl/>
+              </w:rPr>
+              <w:t>קובע את עומק ה-</w:t>
+            </w:r>
+            <w:r>
+              <w:rPr>
+                <w:rFonts w:asciiTheme="majorBidi" w:hAnsiTheme="majorBidi" w:cstheme="majorBidi"/>
+              </w:rPr>
+              <w:t>FIFO</w:t>
+            </w:r>
+            <w:r>
+              <w:rPr>
+                <w:rFonts w:asciiTheme="majorBidi" w:hAnsiTheme="majorBidi" w:cstheme="majorBidi"/>
+                <w:rtl/>
+              </w:rPr>
+              <w:t xml:space="preserve"> (העומק מחושב כ-2 בחזקת ערך זה)</w:t>
+            </w:r>
+          </w:p>
+        </w:tc>
+      </w:tr>
+      <w:tr>
+        <w:trPr>
+          <w:tblCellSpacing w:w="15" w:type="dxa"/>
+        </w:trPr>
+        <w:tc>
+          <w:tcPr>
+            <w:tcW w:w="0" w:type="auto"/>
+            <w:tcBorders>
+              <w:top w:val="single" w:sz="6" w:space="0" w:color="C4C7C5"/>
+              <w:left w:val="single" w:sz="6" w:space="0" w:color="C4C7C5"/>
+              <w:bottom w:val="single" w:sz="6" w:space="0" w:color="C4C7C5"/>
+              <w:right w:val="single" w:sz="6" w:space="0" w:color="C4C7C5"/>
+            </w:tcBorders>
+            <w:tcMar>
+              <w:top w:w="120" w:type="dxa"/>
+              <w:left w:w="180" w:type="dxa"/>
+              <w:bottom w:w="120" w:type="dxa"/>
+              <w:right w:w="180" w:type="dxa"/>
+            </w:tcMar>
+            <w:vAlign w:val="center"/>
+            <w:hideMark/>
+          </w:tcPr>
+          <w:p>
+            <w:pPr>
+              <w:pStyle w:val="a9"/>
+              <w:bidi/>
+              <w:spacing w:after="0" w:line="360" w:lineRule="auto"/>
+              <w:ind w:left="0"/>
+              <w:jc w:val="center"/>
+              <w:rPr>
+                <w:rFonts w:asciiTheme="majorBidi" w:hAnsiTheme="majorBidi" w:cstheme="majorBidi"/>
+                <w:rtl/>
+              </w:rPr>
+            </w:pPr>
+            <w:proofErr w:type="spellStart"/>
+            <w:r>
+              <w:rPr>
+                <w:rFonts w:asciiTheme="majorBidi" w:hAnsiTheme="majorBidi" w:cstheme="majorBidi"/>
+              </w:rPr>
+              <w:t>DataWidth</w:t>
+            </w:r>
+            <w:proofErr w:type="spellEnd"/>
+          </w:p>
+        </w:tc>
+        <w:tc>
+          <w:tcPr>
+            <w:tcW w:w="1534" w:type="dxa"/>
+            <w:tcBorders>
+              <w:top w:val="single" w:sz="6" w:space="0" w:color="C4C7C5"/>
+              <w:left w:val="single" w:sz="6" w:space="0" w:color="C4C7C5"/>
+              <w:bottom w:val="single" w:sz="6" w:space="0" w:color="C4C7C5"/>
+              <w:right w:val="single" w:sz="6" w:space="0" w:color="C4C7C5"/>
+            </w:tcBorders>
+            <w:tcMar>
+              <w:top w:w="120" w:type="dxa"/>
+              <w:left w:w="180" w:type="dxa"/>
+              <w:bottom w:w="120" w:type="dxa"/>
+              <w:right w:w="180" w:type="dxa"/>
+            </w:tcMar>
+            <w:vAlign w:val="center"/>
+            <w:hideMark/>
+          </w:tcPr>
+          <w:p>
+            <w:pPr>
+              <w:pStyle w:val="a9"/>
+              <w:bidi/>
+              <w:spacing w:after="0" w:line="360" w:lineRule="auto"/>
+              <w:ind w:left="0"/>
+              <w:jc w:val="center"/>
+              <w:rPr>
+                <w:rFonts w:asciiTheme="majorBidi" w:hAnsiTheme="majorBidi" w:cstheme="majorBidi"/>
+                <w:rtl/>
+              </w:rPr>
+            </w:pPr>
+            <w:r>
+              <w:rPr>
+                <w:rFonts w:asciiTheme="majorBidi" w:hAnsiTheme="majorBidi" w:cstheme="majorBidi"/>
+              </w:rPr>
+              <w:t>parameter</w:t>
+            </w:r>
+          </w:p>
+        </w:tc>
+        <w:tc>
+          <w:tcPr>
+            <w:tcW w:w="2096" w:type="dxa"/>
+            <w:tcBorders>
+              <w:top w:val="single" w:sz="6" w:space="0" w:color="C4C7C5"/>
+              <w:left w:val="single" w:sz="6" w:space="0" w:color="C4C7C5"/>
+              <w:bottom w:val="single" w:sz="6" w:space="0" w:color="C4C7C5"/>
+              <w:right w:val="single" w:sz="6" w:space="0" w:color="C4C7C5"/>
+            </w:tcBorders>
+            <w:tcMar>
+              <w:top w:w="120" w:type="dxa"/>
+              <w:left w:w="180" w:type="dxa"/>
+              <w:bottom w:w="120" w:type="dxa"/>
+              <w:right w:w="180" w:type="dxa"/>
+            </w:tcMar>
+            <w:vAlign w:val="center"/>
+            <w:hideMark/>
+          </w:tcPr>
+          <w:p>
+            <w:pPr>
+              <w:pStyle w:val="a9"/>
+              <w:bidi/>
+              <w:spacing w:after="0" w:line="360" w:lineRule="auto"/>
+              <w:ind w:left="0"/>
+              <w:jc w:val="center"/>
+              <w:rPr>
+                <w:rFonts w:asciiTheme="majorBidi" w:hAnsiTheme="majorBidi" w:cstheme="majorBidi"/>
+                <w:rtl/>
+              </w:rPr>
+            </w:pPr>
+            <w:r>
+              <w:rPr>
+                <w:rFonts w:asciiTheme="majorBidi" w:hAnsiTheme="majorBidi" w:cstheme="majorBidi"/>
+              </w:rPr>
+              <w:t>Integer</w:t>
+            </w:r>
+          </w:p>
+        </w:tc>
+        <w:tc>
+          <w:tcPr>
+            <w:tcW w:w="4090" w:type="dxa"/>
+            <w:tcBorders>
+              <w:top w:val="single" w:sz="6" w:space="0" w:color="C4C7C5"/>
+              <w:left w:val="single" w:sz="6" w:space="0" w:color="C4C7C5"/>
+              <w:bottom w:val="single" w:sz="6" w:space="0" w:color="C4C7C5"/>
+              <w:right w:val="single" w:sz="6" w:space="0" w:color="C4C7C5"/>
+            </w:tcBorders>
+            <w:tcMar>
+              <w:top w:w="120" w:type="dxa"/>
+              <w:left w:w="180" w:type="dxa"/>
+              <w:bottom w:w="120" w:type="dxa"/>
+              <w:right w:w="180" w:type="dxa"/>
+            </w:tcMar>
+            <w:vAlign w:val="center"/>
+            <w:hideMark/>
+          </w:tcPr>
+          <w:p>
+            <w:pPr>
+              <w:pStyle w:val="a9"/>
+              <w:bidi/>
+              <w:spacing w:after="0" w:line="360" w:lineRule="auto"/>
+              <w:ind w:left="0"/>
+              <w:jc w:val="center"/>
+              <w:rPr>
+                <w:rFonts w:asciiTheme="majorBidi" w:hAnsiTheme="majorBidi" w:cstheme="majorBidi"/>
+                <w:rtl/>
+              </w:rPr>
+            </w:pPr>
+            <w:r>
+              <w:rPr>
+                <w:rFonts w:asciiTheme="majorBidi" w:hAnsiTheme="majorBidi" w:cstheme="majorBidi"/>
+                <w:rtl/>
+              </w:rPr>
+              <w:t>קובע את רוחב אפיק הנתונים (מספר הביטים בכל דגימה)</w:t>
+            </w:r>
+          </w:p>
+        </w:tc>
+      </w:tr>
+      <w:tr>
+        <w:trPr>
+          <w:trHeight w:val="20"/>
+          <w:tblCellSpacing w:w="15" w:type="dxa"/>
+        </w:trPr>
+        <w:tc>
+          <w:tcPr>
+            <w:tcW w:w="0" w:type="auto"/>
+            <w:tcBorders>
+              <w:top w:val="single" w:sz="6" w:space="0" w:color="C4C7C5"/>
+              <w:left w:val="single" w:sz="6" w:space="0" w:color="C4C7C5"/>
+              <w:bottom w:val="single" w:sz="6" w:space="0" w:color="C4C7C5"/>
+              <w:right w:val="single" w:sz="6" w:space="0" w:color="C4C7C5"/>
+            </w:tcBorders>
+            <w:tcMar>
+              <w:top w:w="120" w:type="dxa"/>
+              <w:left w:w="180" w:type="dxa"/>
+              <w:bottom w:w="120" w:type="dxa"/>
+              <w:right w:w="180" w:type="dxa"/>
+            </w:tcMar>
+            <w:vAlign w:val="center"/>
+            <w:hideMark/>
+          </w:tcPr>
+          <w:p>
+            <w:pPr>
+              <w:pStyle w:val="a9"/>
+              <w:bidi/>
+              <w:spacing w:after="0" w:line="360" w:lineRule="auto"/>
+              <w:ind w:left="0"/>
+              <w:jc w:val="center"/>
+              <w:rPr>
+                <w:rFonts w:asciiTheme="majorBidi" w:hAnsiTheme="majorBidi" w:cstheme="majorBidi" w:hint="cs"/>
+                <w:rtl/>
+              </w:rPr>
+            </w:pPr>
+            <w:proofErr w:type="spellStart"/>
+            <w:r>
+              <w:rPr>
+                <w:rFonts w:asciiTheme="majorBidi" w:hAnsiTheme="majorBidi" w:cstheme="majorBidi"/>
+              </w:rPr>
+              <w:t>iWClk</w:t>
+            </w:r>
+            <w:proofErr w:type="spellEnd"/>
+          </w:p>
+        </w:tc>
+        <w:tc>
+          <w:tcPr>
+            <w:tcW w:w="1534" w:type="dxa"/>
+            <w:tcBorders>
+              <w:top w:val="single" w:sz="6" w:space="0" w:color="C4C7C5"/>
+              <w:left w:val="single" w:sz="6" w:space="0" w:color="C4C7C5"/>
+              <w:bottom w:val="single" w:sz="6" w:space="0" w:color="C4C7C5"/>
+              <w:right w:val="single" w:sz="6" w:space="0" w:color="C4C7C5"/>
+            </w:tcBorders>
+            <w:tcMar>
+              <w:top w:w="120" w:type="dxa"/>
+              <w:left w:w="180" w:type="dxa"/>
+              <w:bottom w:w="120" w:type="dxa"/>
+              <w:right w:w="180" w:type="dxa"/>
+            </w:tcMar>
+            <w:vAlign w:val="center"/>
+            <w:hideMark/>
+          </w:tcPr>
+          <w:p>
+            <w:pPr>
+              <w:pStyle w:val="a9"/>
+              <w:bidi/>
+              <w:spacing w:after="0" w:line="360" w:lineRule="auto"/>
+              <w:ind w:left="0"/>
+              <w:jc w:val="center"/>
+              <w:rPr>
+                <w:rFonts w:asciiTheme="majorBidi" w:hAnsiTheme="majorBidi" w:cstheme="majorBidi" w:hint="cs"/>
+                <w:rtl/>
+              </w:rPr>
+            </w:pPr>
+            <w:r>
+              <w:rPr>
+                <w:rFonts w:asciiTheme="majorBidi" w:hAnsiTheme="majorBidi" w:cstheme="majorBidi"/>
+              </w:rPr>
+              <w:t>input</w:t>
+            </w:r>
+          </w:p>
+        </w:tc>
+        <w:tc>
+          <w:tcPr>
+            <w:tcW w:w="2096" w:type="dxa"/>
+            <w:tcBorders>
+              <w:top w:val="single" w:sz="6" w:space="0" w:color="C4C7C5"/>
+              <w:left w:val="single" w:sz="6" w:space="0" w:color="C4C7C5"/>
+              <w:bottom w:val="single" w:sz="6" w:space="0" w:color="C4C7C5"/>
+              <w:right w:val="single" w:sz="6" w:space="0" w:color="C4C7C5"/>
+            </w:tcBorders>
+            <w:tcMar>
+              <w:top w:w="120" w:type="dxa"/>
+              <w:left w:w="180" w:type="dxa"/>
+              <w:bottom w:w="120" w:type="dxa"/>
+              <w:right w:w="180" w:type="dxa"/>
+            </w:tcMar>
+            <w:vAlign w:val="center"/>
+            <w:hideMark/>
+          </w:tcPr>
+          <w:p>
+            <w:pPr>
+              <w:pStyle w:val="a9"/>
+              <w:bidi/>
+              <w:spacing w:after="0" w:line="360" w:lineRule="auto"/>
+              <w:ind w:left="0"/>
+              <w:jc w:val="center"/>
+              <w:rPr>
+                <w:rFonts w:asciiTheme="majorBidi" w:hAnsiTheme="majorBidi" w:cstheme="majorBidi"/>
+                <w:rtl/>
+              </w:rPr>
+            </w:pPr>
+            <w:r>
+              <w:rPr>
+                <w:rFonts w:asciiTheme="majorBidi" w:hAnsiTheme="majorBidi" w:cstheme="majorBidi"/>
+                <w:rtl/>
+              </w:rPr>
+              <w:t>1</w:t>
+            </w:r>
+          </w:p>
+        </w:tc>
+        <w:tc>
+          <w:tcPr>
+            <w:tcW w:w="4090" w:type="dxa"/>
+            <w:tcBorders>
+              <w:top w:val="single" w:sz="6" w:space="0" w:color="C4C7C5"/>
+              <w:left w:val="single" w:sz="6" w:space="0" w:color="C4C7C5"/>
+              <w:bottom w:val="single" w:sz="6" w:space="0" w:color="C4C7C5"/>
+              <w:right w:val="single" w:sz="6" w:space="0" w:color="C4C7C5"/>
+            </w:tcBorders>
+            <w:tcMar>
+              <w:top w:w="120" w:type="dxa"/>
+              <w:left w:w="180" w:type="dxa"/>
+              <w:bottom w:w="120" w:type="dxa"/>
+              <w:right w:w="180" w:type="dxa"/>
+            </w:tcMar>
+            <w:vAlign w:val="center"/>
+            <w:hideMark/>
+          </w:tcPr>
+          <w:p>
+            <w:pPr>
+              <w:pStyle w:val="a9"/>
+              <w:bidi/>
+              <w:spacing w:after="0" w:line="360" w:lineRule="auto"/>
+              <w:ind w:left="0"/>
+              <w:jc w:val="center"/>
+              <w:rPr>
+                <w:rFonts w:asciiTheme="majorBidi" w:hAnsiTheme="majorBidi" w:cstheme="majorBidi"/>
+                <w:rtl/>
+              </w:rPr>
+            </w:pPr>
+            <w:r>
+              <w:rPr>
+                <w:rFonts w:asciiTheme="majorBidi" w:hAnsiTheme="majorBidi" w:cstheme="majorBidi"/>
+                <w:rtl/>
+              </w:rPr>
+              <w:t>שעון המערכת לכתיבה</w:t>
+            </w:r>
+          </w:p>
+        </w:tc>
+      </w:tr>
+      <w:tr>
+        <w:trPr>
+          <w:tblCellSpacing w:w="15" w:type="dxa"/>
+        </w:trPr>
+        <w:tc>
+          <w:tcPr>
+            <w:tcW w:w="0" w:type="auto"/>
+            <w:tcBorders>
+              <w:top w:val="single" w:sz="6" w:space="0" w:color="C4C7C5"/>
+              <w:left w:val="single" w:sz="6" w:space="0" w:color="C4C7C5"/>
+              <w:bottom w:val="single" w:sz="6" w:space="0" w:color="C4C7C5"/>
+              <w:right w:val="single" w:sz="6" w:space="0" w:color="C4C7C5"/>
+            </w:tcBorders>
+            <w:tcMar>
+              <w:top w:w="120" w:type="dxa"/>
+              <w:left w:w="180" w:type="dxa"/>
+              <w:bottom w:w="120" w:type="dxa"/>
+              <w:right w:w="180" w:type="dxa"/>
+            </w:tcMar>
+            <w:vAlign w:val="center"/>
+            <w:hideMark/>
+          </w:tcPr>
+          <w:p>
+            <w:pPr>
+              <w:pStyle w:val="a9"/>
+              <w:bidi/>
+              <w:spacing w:after="0" w:line="360" w:lineRule="auto"/>
+              <w:ind w:left="0"/>
+              <w:jc w:val="center"/>
+              <w:rPr>
+                <w:rFonts w:asciiTheme="majorBidi" w:hAnsiTheme="majorBidi" w:cstheme="majorBidi"/>
+                <w:rtl/>
+              </w:rPr>
+            </w:pPr>
+            <w:proofErr w:type="spellStart"/>
+            <w:r>
+              <w:rPr>
+                <w:rFonts w:asciiTheme="majorBidi" w:hAnsiTheme="majorBidi" w:cstheme="majorBidi"/>
+              </w:rPr>
+              <w:t>iWRstN</w:t>
+            </w:r>
+            <w:proofErr w:type="spellEnd"/>
+          </w:p>
+        </w:tc>
+        <w:tc>
+          <w:tcPr>
+            <w:tcW w:w="1534" w:type="dxa"/>
+            <w:tcBorders>
+              <w:top w:val="single" w:sz="6" w:space="0" w:color="C4C7C5"/>
+              <w:left w:val="single" w:sz="6" w:space="0" w:color="C4C7C5"/>
+              <w:bottom w:val="single" w:sz="6" w:space="0" w:color="C4C7C5"/>
+              <w:right w:val="single" w:sz="6" w:space="0" w:color="C4C7C5"/>
+            </w:tcBorders>
+            <w:tcMar>
+              <w:top w:w="120" w:type="dxa"/>
+              <w:left w:w="180" w:type="dxa"/>
+              <w:bottom w:w="120" w:type="dxa"/>
+              <w:right w:w="180" w:type="dxa"/>
+            </w:tcMar>
+            <w:vAlign w:val="center"/>
+            <w:hideMark/>
+          </w:tcPr>
+          <w:p>
+            <w:pPr>
+              <w:pStyle w:val="a9"/>
+              <w:bidi/>
+              <w:spacing w:after="0" w:line="360" w:lineRule="auto"/>
+              <w:ind w:left="0"/>
+              <w:jc w:val="center"/>
+              <w:rPr>
+                <w:rFonts w:asciiTheme="majorBidi" w:hAnsiTheme="majorBidi" w:cstheme="majorBidi"/>
+                <w:rtl/>
+              </w:rPr>
+            </w:pPr>
+            <w:r>
+              <w:rPr>
+                <w:rFonts w:asciiTheme="majorBidi" w:hAnsiTheme="majorBidi" w:cstheme="majorBidi"/>
+              </w:rPr>
+              <w:t>input</w:t>
+            </w:r>
+          </w:p>
+        </w:tc>
+        <w:tc>
+          <w:tcPr>
+            <w:tcW w:w="2096" w:type="dxa"/>
+            <w:tcBorders>
+              <w:top w:val="single" w:sz="6" w:space="0" w:color="C4C7C5"/>
+              <w:left w:val="single" w:sz="6" w:space="0" w:color="C4C7C5"/>
+              <w:bottom w:val="single" w:sz="6" w:space="0" w:color="C4C7C5"/>
+              <w:right w:val="single" w:sz="6" w:space="0" w:color="C4C7C5"/>
+            </w:tcBorders>
+            <w:tcMar>
+              <w:top w:w="120" w:type="dxa"/>
+              <w:left w:w="180" w:type="dxa"/>
+              <w:bottom w:w="120" w:type="dxa"/>
+              <w:right w:w="180" w:type="dxa"/>
+            </w:tcMar>
+            <w:vAlign w:val="center"/>
+            <w:hideMark/>
+          </w:tcPr>
+          <w:p>
+            <w:pPr>
+              <w:pStyle w:val="a9"/>
+              <w:bidi/>
+              <w:spacing w:after="0" w:line="360" w:lineRule="auto"/>
+              <w:ind w:left="0"/>
+              <w:jc w:val="center"/>
+              <w:rPr>
+                <w:rFonts w:asciiTheme="majorBidi" w:hAnsiTheme="majorBidi" w:cstheme="majorBidi"/>
+                <w:rtl/>
+              </w:rPr>
+            </w:pPr>
+            <w:r>
+              <w:rPr>
+                <w:rFonts w:asciiTheme="majorBidi" w:hAnsiTheme="majorBidi" w:cstheme="majorBidi"/>
+                <w:rtl/>
+              </w:rPr>
+              <w:t>1</w:t>
+            </w:r>
+          </w:p>
+        </w:tc>
+        <w:tc>
+          <w:tcPr>
+            <w:tcW w:w="4090" w:type="dxa"/>
+            <w:tcBorders>
+              <w:top w:val="single" w:sz="6" w:space="0" w:color="C4C7C5"/>
+              <w:left w:val="single" w:sz="6" w:space="0" w:color="C4C7C5"/>
+              <w:bottom w:val="single" w:sz="6" w:space="0" w:color="C4C7C5"/>
+              <w:right w:val="single" w:sz="6" w:space="0" w:color="C4C7C5"/>
+            </w:tcBorders>
+            <w:tcMar>
+              <w:top w:w="120" w:type="dxa"/>
+              <w:left w:w="180" w:type="dxa"/>
+              <w:bottom w:w="120" w:type="dxa"/>
+              <w:right w:w="180" w:type="dxa"/>
+            </w:tcMar>
+            <w:vAlign w:val="center"/>
+            <w:hideMark/>
+          </w:tcPr>
+          <w:p>
+            <w:pPr>
+              <w:pStyle w:val="a9"/>
+              <w:bidi/>
+              <w:spacing w:after="0" w:line="360" w:lineRule="auto"/>
+              <w:ind w:left="0"/>
+              <w:jc w:val="center"/>
+              <w:rPr>
+                <w:rFonts w:asciiTheme="majorBidi" w:hAnsiTheme="majorBidi" w:cstheme="majorBidi"/>
+                <w:rtl/>
+              </w:rPr>
+            </w:pPr>
+            <w:r>
+              <w:rPr>
+                <w:rFonts w:asciiTheme="majorBidi" w:hAnsiTheme="majorBidi" w:cstheme="majorBidi"/>
+                <w:rtl/>
+              </w:rPr>
+              <w:t>אות איפוס אסינכרוני למעגלי הכתיבה</w:t>
+            </w:r>
+          </w:p>
+        </w:tc>
+      </w:tr>
+      <w:tr>
+        <w:trPr>
+          <w:trHeight w:val="20"/>
+          <w:tblCellSpacing w:w="15" w:type="dxa"/>
+        </w:trPr>
+        <w:tc>
+          <w:tcPr>
+            <w:tcW w:w="0" w:type="auto"/>
+            <w:tcBorders>
+              <w:top w:val="single" w:sz="6" w:space="0" w:color="C4C7C5"/>
+              <w:left w:val="single" w:sz="6" w:space="0" w:color="C4C7C5"/>
+              <w:bottom w:val="single" w:sz="6" w:space="0" w:color="C4C7C5"/>
+              <w:right w:val="single" w:sz="6" w:space="0" w:color="C4C7C5"/>
+            </w:tcBorders>
+            <w:tcMar>
+              <w:top w:w="120" w:type="dxa"/>
+              <w:left w:w="180" w:type="dxa"/>
+              <w:bottom w:w="120" w:type="dxa"/>
+              <w:right w:w="180" w:type="dxa"/>
+            </w:tcMar>
+            <w:vAlign w:val="center"/>
+            <w:hideMark/>
+          </w:tcPr>
+          <w:p>
+            <w:pPr>
+              <w:pStyle w:val="a9"/>
+              <w:bidi/>
+              <w:spacing w:after="0" w:line="360" w:lineRule="auto"/>
+              <w:ind w:left="0"/>
+              <w:jc w:val="center"/>
+              <w:rPr>
+                <w:rFonts w:asciiTheme="majorBidi" w:hAnsiTheme="majorBidi" w:cstheme="majorBidi"/>
+                <w:rtl/>
+              </w:rPr>
+            </w:pPr>
+            <w:proofErr w:type="spellStart"/>
+            <w:r>
+              <w:rPr>
+                <w:rFonts w:asciiTheme="majorBidi" w:hAnsiTheme="majorBidi" w:cstheme="majorBidi"/>
+              </w:rPr>
+              <w:t>iRClk</w:t>
+            </w:r>
+            <w:proofErr w:type="spellEnd"/>
+          </w:p>
+        </w:tc>
+        <w:tc>
+          <w:tcPr>
+            <w:tcW w:w="1534" w:type="dxa"/>
+            <w:tcBorders>
+              <w:top w:val="single" w:sz="6" w:space="0" w:color="C4C7C5"/>
+              <w:left w:val="single" w:sz="6" w:space="0" w:color="C4C7C5"/>
+              <w:bottom w:val="single" w:sz="6" w:space="0" w:color="C4C7C5"/>
+              <w:right w:val="single" w:sz="6" w:space="0" w:color="C4C7C5"/>
+            </w:tcBorders>
+            <w:tcMar>
+              <w:top w:w="120" w:type="dxa"/>
+              <w:left w:w="180" w:type="dxa"/>
+              <w:bottom w:w="120" w:type="dxa"/>
+              <w:right w:w="180" w:type="dxa"/>
+            </w:tcMar>
+            <w:vAlign w:val="center"/>
+            <w:hideMark/>
+          </w:tcPr>
+          <w:p>
+            <w:pPr>
+              <w:pStyle w:val="a9"/>
+              <w:bidi/>
+              <w:spacing w:after="0" w:line="360" w:lineRule="auto"/>
+              <w:ind w:left="0"/>
+              <w:jc w:val="center"/>
+              <w:rPr>
+                <w:rFonts w:asciiTheme="majorBidi" w:hAnsiTheme="majorBidi" w:cstheme="majorBidi"/>
+                <w:rtl/>
+              </w:rPr>
+            </w:pPr>
+            <w:r>
+              <w:rPr>
+                <w:rFonts w:asciiTheme="majorBidi" w:hAnsiTheme="majorBidi" w:cstheme="majorBidi"/>
+              </w:rPr>
+              <w:t>input</w:t>
+            </w:r>
+          </w:p>
+        </w:tc>
+        <w:tc>
+          <w:tcPr>
+            <w:tcW w:w="2096" w:type="dxa"/>
+            <w:tcBorders>
+              <w:top w:val="single" w:sz="6" w:space="0" w:color="C4C7C5"/>
+              <w:left w:val="single" w:sz="6" w:space="0" w:color="C4C7C5"/>
+              <w:bottom w:val="single" w:sz="6" w:space="0" w:color="C4C7C5"/>
+              <w:right w:val="single" w:sz="6" w:space="0" w:color="C4C7C5"/>
+            </w:tcBorders>
+            <w:tcMar>
+              <w:top w:w="120" w:type="dxa"/>
+              <w:left w:w="180" w:type="dxa"/>
+              <w:bottom w:w="120" w:type="dxa"/>
+              <w:right w:w="180" w:type="dxa"/>
+            </w:tcMar>
+            <w:vAlign w:val="center"/>
+            <w:hideMark/>
+          </w:tcPr>
+          <w:p>
+            <w:pPr>
+              <w:pStyle w:val="a9"/>
+              <w:bidi/>
+              <w:spacing w:after="0" w:line="360" w:lineRule="auto"/>
+              <w:ind w:left="0"/>
+              <w:jc w:val="center"/>
+              <w:rPr>
+                <w:rFonts w:asciiTheme="majorBidi" w:hAnsiTheme="majorBidi" w:cstheme="majorBidi"/>
+                <w:rtl/>
+              </w:rPr>
+            </w:pPr>
+            <w:r>
+              <w:rPr>
+                <w:rFonts w:asciiTheme="majorBidi" w:hAnsiTheme="majorBidi" w:cstheme="majorBidi"/>
+                <w:rtl/>
+              </w:rPr>
+              <w:t>1</w:t>
+            </w:r>
+          </w:p>
+        </w:tc>
+        <w:tc>
+          <w:tcPr>
+            <w:tcW w:w="4090" w:type="dxa"/>
+            <w:tcBorders>
+              <w:top w:val="single" w:sz="6" w:space="0" w:color="C4C7C5"/>
+              <w:left w:val="single" w:sz="6" w:space="0" w:color="C4C7C5"/>
+              <w:bottom w:val="single" w:sz="6" w:space="0" w:color="C4C7C5"/>
+              <w:right w:val="single" w:sz="6" w:space="0" w:color="C4C7C5"/>
+            </w:tcBorders>
+            <w:tcMar>
+              <w:top w:w="120" w:type="dxa"/>
+              <w:left w:w="180" w:type="dxa"/>
+              <w:bottom w:w="120" w:type="dxa"/>
+              <w:right w:w="180" w:type="dxa"/>
+            </w:tcMar>
+            <w:vAlign w:val="center"/>
+            <w:hideMark/>
+          </w:tcPr>
+          <w:p>
+            <w:pPr>
+              <w:pStyle w:val="a9"/>
+              <w:bidi/>
+              <w:spacing w:after="0" w:line="360" w:lineRule="auto"/>
+              <w:ind w:left="0"/>
+              <w:jc w:val="center"/>
+              <w:rPr>
+                <w:rFonts w:asciiTheme="majorBidi" w:hAnsiTheme="majorBidi" w:cstheme="majorBidi" w:hint="cs"/>
+                <w:rtl/>
+              </w:rPr>
+            </w:pPr>
+            <w:r>
+              <w:rPr>
+                <w:rFonts w:asciiTheme="majorBidi" w:hAnsiTheme="majorBidi" w:cstheme="majorBidi"/>
+                <w:rtl/>
+              </w:rPr>
+              <w:t>שעון המערכת לקריאה</w:t>
+            </w:r>
+          </w:p>
+        </w:tc>
+      </w:tr>
+      <w:tr>
+        <w:trPr>
+          <w:trHeight w:val="20"/>
+          <w:tblCellSpacing w:w="15" w:type="dxa"/>
+        </w:trPr>
+        <w:tc>
+          <w:tcPr>
+            <w:tcW w:w="0" w:type="auto"/>
+            <w:tcBorders>
+              <w:top w:val="single" w:sz="6" w:space="0" w:color="C4C7C5"/>
+              <w:left w:val="single" w:sz="6" w:space="0" w:color="C4C7C5"/>
+              <w:bottom w:val="single" w:sz="6" w:space="0" w:color="C4C7C5"/>
+              <w:right w:val="single" w:sz="6" w:space="0" w:color="C4C7C5"/>
+            </w:tcBorders>
+            <w:tcMar>
+              <w:top w:w="120" w:type="dxa"/>
+              <w:left w:w="180" w:type="dxa"/>
+              <w:bottom w:w="120" w:type="dxa"/>
+              <w:right w:w="180" w:type="dxa"/>
+            </w:tcMar>
+            <w:vAlign w:val="center"/>
+            <w:hideMark/>
+          </w:tcPr>
+          <w:p>
+            <w:pPr>
+              <w:pStyle w:val="a9"/>
+              <w:bidi/>
+              <w:spacing w:after="0" w:line="360" w:lineRule="auto"/>
+              <w:ind w:left="0"/>
+              <w:jc w:val="center"/>
+              <w:rPr>
+                <w:rFonts w:asciiTheme="majorBidi" w:hAnsiTheme="majorBidi" w:cstheme="majorBidi"/>
+                <w:rtl/>
+              </w:rPr>
+            </w:pPr>
+            <w:proofErr w:type="spellStart"/>
+            <w:r>
+              <w:rPr>
+                <w:rFonts w:asciiTheme="majorBidi" w:hAnsiTheme="majorBidi" w:cstheme="majorBidi"/>
+              </w:rPr>
+              <w:t>iRRstN</w:t>
+            </w:r>
+            <w:proofErr w:type="spellEnd"/>
+          </w:p>
+        </w:tc>
+        <w:tc>
+          <w:tcPr>
+            <w:tcW w:w="1534" w:type="dxa"/>
+            <w:tcBorders>
+              <w:top w:val="single" w:sz="6" w:space="0" w:color="C4C7C5"/>
+              <w:left w:val="single" w:sz="6" w:space="0" w:color="C4C7C5"/>
+              <w:bottom w:val="single" w:sz="6" w:space="0" w:color="C4C7C5"/>
+              <w:right w:val="single" w:sz="6" w:space="0" w:color="C4C7C5"/>
+            </w:tcBorders>
+            <w:tcMar>
+              <w:top w:w="120" w:type="dxa"/>
+              <w:left w:w="180" w:type="dxa"/>
+              <w:bottom w:w="120" w:type="dxa"/>
+              <w:right w:w="180" w:type="dxa"/>
+            </w:tcMar>
+            <w:vAlign w:val="center"/>
+            <w:hideMark/>
+          </w:tcPr>
+          <w:p>
+            <w:pPr>
+              <w:pStyle w:val="a9"/>
+              <w:bidi/>
+              <w:spacing w:after="0" w:line="360" w:lineRule="auto"/>
+              <w:ind w:left="0"/>
+              <w:jc w:val="center"/>
+              <w:rPr>
+                <w:rFonts w:asciiTheme="majorBidi" w:hAnsiTheme="majorBidi" w:cstheme="majorBidi"/>
+                <w:rtl/>
+              </w:rPr>
+            </w:pPr>
+            <w:r>
+              <w:rPr>
+                <w:rFonts w:asciiTheme="majorBidi" w:hAnsiTheme="majorBidi" w:cstheme="majorBidi"/>
+              </w:rPr>
+              <w:t>input</w:t>
+            </w:r>
+          </w:p>
+        </w:tc>
+        <w:tc>
+          <w:tcPr>
+            <w:tcW w:w="2096" w:type="dxa"/>
+            <w:tcBorders>
+              <w:top w:val="single" w:sz="6" w:space="0" w:color="C4C7C5"/>
+              <w:left w:val="single" w:sz="6" w:space="0" w:color="C4C7C5"/>
+              <w:bottom w:val="single" w:sz="6" w:space="0" w:color="C4C7C5"/>
+              <w:right w:val="single" w:sz="6" w:space="0" w:color="C4C7C5"/>
+            </w:tcBorders>
+            <w:tcMar>
+              <w:top w:w="120" w:type="dxa"/>
+              <w:left w:w="180" w:type="dxa"/>
+              <w:bottom w:w="120" w:type="dxa"/>
+              <w:right w:w="180" w:type="dxa"/>
+            </w:tcMar>
+            <w:vAlign w:val="center"/>
+            <w:hideMark/>
+          </w:tcPr>
+          <w:p>
+            <w:pPr>
+              <w:pStyle w:val="a9"/>
+              <w:bidi/>
+              <w:spacing w:after="0" w:line="360" w:lineRule="auto"/>
+              <w:ind w:left="0"/>
+              <w:jc w:val="center"/>
+              <w:rPr>
+                <w:rFonts w:asciiTheme="majorBidi" w:hAnsiTheme="majorBidi" w:cstheme="majorBidi"/>
+                <w:rtl/>
+              </w:rPr>
+            </w:pPr>
+            <w:r>
+              <w:rPr>
+                <w:rFonts w:asciiTheme="majorBidi" w:hAnsiTheme="majorBidi" w:cstheme="majorBidi"/>
+                <w:rtl/>
+              </w:rPr>
+              <w:t>1</w:t>
+            </w:r>
+          </w:p>
+        </w:tc>
+        <w:tc>
+          <w:tcPr>
+            <w:tcW w:w="4090" w:type="dxa"/>
+            <w:tcBorders>
+              <w:top w:val="single" w:sz="6" w:space="0" w:color="C4C7C5"/>
+              <w:left w:val="single" w:sz="6" w:space="0" w:color="C4C7C5"/>
+              <w:bottom w:val="single" w:sz="6" w:space="0" w:color="C4C7C5"/>
+              <w:right w:val="single" w:sz="6" w:space="0" w:color="C4C7C5"/>
+            </w:tcBorders>
+            <w:tcMar>
+              <w:top w:w="120" w:type="dxa"/>
+              <w:left w:w="180" w:type="dxa"/>
+              <w:bottom w:w="120" w:type="dxa"/>
+              <w:right w:w="180" w:type="dxa"/>
+            </w:tcMar>
+            <w:vAlign w:val="center"/>
+            <w:hideMark/>
+          </w:tcPr>
+          <w:p>
+            <w:pPr>
+              <w:pStyle w:val="a9"/>
+              <w:bidi/>
+              <w:spacing w:after="0" w:line="360" w:lineRule="auto"/>
+              <w:ind w:left="0"/>
+              <w:jc w:val="center"/>
+              <w:rPr>
+                <w:rFonts w:asciiTheme="majorBidi" w:hAnsiTheme="majorBidi" w:cstheme="majorBidi"/>
+                <w:rtl/>
+              </w:rPr>
+            </w:pPr>
+            <w:r>
+              <w:rPr>
+                <w:rFonts w:asciiTheme="majorBidi" w:hAnsiTheme="majorBidi" w:cstheme="majorBidi"/>
+                <w:rtl/>
+              </w:rPr>
+              <w:t>אות איפוס אסינכרוני למעגלי הקריאה</w:t>
+            </w:r>
+          </w:p>
+        </w:tc>
+      </w:tr>
+      <w:tr>
+        <w:trPr>
+          <w:tblCellSpacing w:w="15" w:type="dxa"/>
+        </w:trPr>
+        <w:tc>
+          <w:tcPr>
+            <w:tcW w:w="0" w:type="auto"/>
+            <w:tcBorders>
+              <w:top w:val="single" w:sz="6" w:space="0" w:color="C4C7C5"/>
+              <w:left w:val="single" w:sz="6" w:space="0" w:color="C4C7C5"/>
+              <w:bottom w:val="single" w:sz="6" w:space="0" w:color="C4C7C5"/>
+              <w:right w:val="single" w:sz="6" w:space="0" w:color="C4C7C5"/>
+            </w:tcBorders>
+            <w:tcMar>
+              <w:top w:w="120" w:type="dxa"/>
+              <w:left w:w="180" w:type="dxa"/>
+              <w:bottom w:w="120" w:type="dxa"/>
+              <w:right w:w="180" w:type="dxa"/>
+            </w:tcMar>
+            <w:vAlign w:val="center"/>
+            <w:hideMark/>
+          </w:tcPr>
+          <w:p>
+            <w:pPr>
+              <w:pStyle w:val="a9"/>
+              <w:bidi/>
+              <w:spacing w:after="0" w:line="360" w:lineRule="auto"/>
+              <w:ind w:left="0"/>
+              <w:jc w:val="center"/>
+              <w:rPr>
+                <w:rFonts w:asciiTheme="majorBidi" w:hAnsiTheme="majorBidi" w:cstheme="majorBidi"/>
+                <w:rtl/>
+              </w:rPr>
+            </w:pPr>
+            <w:proofErr w:type="spellStart"/>
+            <w:r>
+              <w:rPr>
+                <w:rFonts w:asciiTheme="majorBidi" w:hAnsiTheme="majorBidi" w:cstheme="majorBidi"/>
+              </w:rPr>
+              <w:t>iData</w:t>
+            </w:r>
+            <w:proofErr w:type="spellEnd"/>
+          </w:p>
+        </w:tc>
+        <w:tc>
+          <w:tcPr>
+            <w:tcW w:w="1534" w:type="dxa"/>
+            <w:tcBorders>
+              <w:top w:val="single" w:sz="6" w:space="0" w:color="C4C7C5"/>
+              <w:left w:val="single" w:sz="6" w:space="0" w:color="C4C7C5"/>
+              <w:bottom w:val="single" w:sz="6" w:space="0" w:color="C4C7C5"/>
+              <w:right w:val="single" w:sz="6" w:space="0" w:color="C4C7C5"/>
+            </w:tcBorders>
+            <w:tcMar>
+              <w:top w:w="120" w:type="dxa"/>
+              <w:left w:w="180" w:type="dxa"/>
+              <w:bottom w:w="120" w:type="dxa"/>
+              <w:right w:w="180" w:type="dxa"/>
+            </w:tcMar>
+            <w:vAlign w:val="center"/>
+            <w:hideMark/>
+          </w:tcPr>
+          <w:p>
+            <w:pPr>
+              <w:pStyle w:val="a9"/>
+              <w:bidi/>
+              <w:spacing w:after="0" w:line="360" w:lineRule="auto"/>
+              <w:ind w:left="0"/>
+              <w:jc w:val="center"/>
+              <w:rPr>
+                <w:rFonts w:asciiTheme="majorBidi" w:hAnsiTheme="majorBidi" w:cstheme="majorBidi"/>
+                <w:rtl/>
+              </w:rPr>
+            </w:pPr>
+            <w:r>
+              <w:rPr>
+                <w:rFonts w:asciiTheme="majorBidi" w:hAnsiTheme="majorBidi" w:cstheme="majorBidi"/>
+              </w:rPr>
+              <w:t>input</w:t>
+            </w:r>
+          </w:p>
+        </w:tc>
+        <w:tc>
+          <w:tcPr>
+            <w:tcW w:w="2096" w:type="dxa"/>
+            <w:tcBorders>
+              <w:top w:val="single" w:sz="6" w:space="0" w:color="C4C7C5"/>
+              <w:left w:val="single" w:sz="6" w:space="0" w:color="C4C7C5"/>
+              <w:bottom w:val="single" w:sz="6" w:space="0" w:color="C4C7C5"/>
+              <w:right w:val="single" w:sz="6" w:space="0" w:color="C4C7C5"/>
+            </w:tcBorders>
+            <w:tcMar>
+              <w:top w:w="120" w:type="dxa"/>
+              <w:left w:w="180" w:type="dxa"/>
+              <w:bottom w:w="120" w:type="dxa"/>
+              <w:right w:w="180" w:type="dxa"/>
+            </w:tcMar>
+            <w:vAlign w:val="center"/>
+            <w:hideMark/>
+          </w:tcPr>
+          <w:p>
+            <w:pPr>
+              <w:pStyle w:val="a9"/>
+              <w:bidi/>
+              <w:spacing w:after="0" w:line="360" w:lineRule="auto"/>
+              <w:ind w:left="0"/>
+              <w:jc w:val="center"/>
+              <w:rPr>
+                <w:rFonts w:asciiTheme="majorBidi" w:hAnsiTheme="majorBidi" w:cstheme="majorBidi"/>
+                <w:rtl/>
+              </w:rPr>
+            </w:pPr>
+            <w:r>
+              <w:rPr>
+                <w:rFonts w:asciiTheme="majorBidi" w:hAnsiTheme="majorBidi" w:cstheme="majorBidi"/>
+                <w:rtl/>
+              </w:rPr>
+              <w:t>[</w:t>
+            </w:r>
+            <w:r>
+              <w:rPr>
+                <w:rFonts w:asciiTheme="majorBidi" w:hAnsiTheme="majorBidi" w:cstheme="majorBidi"/>
+              </w:rPr>
+              <w:t>DataWidth-1:0</w:t>
+            </w:r>
+            <w:r>
+              <w:rPr>
+                <w:rFonts w:asciiTheme="majorBidi" w:hAnsiTheme="majorBidi" w:cstheme="majorBidi"/>
+                <w:rtl/>
+              </w:rPr>
+              <w:t>]</w:t>
+            </w:r>
+          </w:p>
+        </w:tc>
+        <w:tc>
+          <w:tcPr>
+            <w:tcW w:w="4090" w:type="dxa"/>
+            <w:tcBorders>
+              <w:top w:val="single" w:sz="6" w:space="0" w:color="C4C7C5"/>
+              <w:left w:val="single" w:sz="6" w:space="0" w:color="C4C7C5"/>
+              <w:bottom w:val="single" w:sz="6" w:space="0" w:color="C4C7C5"/>
+              <w:right w:val="single" w:sz="6" w:space="0" w:color="C4C7C5"/>
+            </w:tcBorders>
+            <w:tcMar>
+              <w:top w:w="120" w:type="dxa"/>
+              <w:left w:w="180" w:type="dxa"/>
+              <w:bottom w:w="120" w:type="dxa"/>
+              <w:right w:w="180" w:type="dxa"/>
+            </w:tcMar>
+            <w:vAlign w:val="center"/>
+            <w:hideMark/>
+          </w:tcPr>
+          <w:p>
+            <w:pPr>
+              <w:pStyle w:val="a9"/>
+              <w:bidi/>
+              <w:spacing w:after="0" w:line="360" w:lineRule="auto"/>
+              <w:ind w:left="0"/>
+              <w:jc w:val="center"/>
+              <w:rPr>
+                <w:rFonts w:asciiTheme="majorBidi" w:hAnsiTheme="majorBidi" w:cstheme="majorBidi"/>
+                <w:rtl/>
+              </w:rPr>
+            </w:pPr>
+            <w:r>
+              <w:rPr>
+                <w:rFonts w:asciiTheme="majorBidi" w:hAnsiTheme="majorBidi" w:cstheme="majorBidi"/>
+                <w:rtl/>
+              </w:rPr>
+              <w:t>אפיק הנתונים הנכנסים לכתיבה אל הזיכרון.</w:t>
+            </w:r>
+          </w:p>
+        </w:tc>
+      </w:tr>
+      <w:tr>
+        <w:trPr>
+          <w:tblCellSpacing w:w="15" w:type="dxa"/>
+        </w:trPr>
+        <w:tc>
+          <w:tcPr>
+            <w:tcW w:w="0" w:type="auto"/>
+            <w:tcBorders>
+              <w:top w:val="single" w:sz="6" w:space="0" w:color="C4C7C5"/>
+              <w:left w:val="single" w:sz="6" w:space="0" w:color="C4C7C5"/>
+              <w:bottom w:val="single" w:sz="6" w:space="0" w:color="C4C7C5"/>
+              <w:right w:val="single" w:sz="6" w:space="0" w:color="C4C7C5"/>
+            </w:tcBorders>
+            <w:tcMar>
+              <w:top w:w="120" w:type="dxa"/>
+              <w:left w:w="180" w:type="dxa"/>
+              <w:bottom w:w="120" w:type="dxa"/>
+              <w:right w:w="180" w:type="dxa"/>
+            </w:tcMar>
+            <w:vAlign w:val="center"/>
+            <w:hideMark/>
+          </w:tcPr>
+          <w:p>
+            <w:pPr>
+              <w:pStyle w:val="a9"/>
+              <w:bidi/>
+              <w:spacing w:after="0" w:line="360" w:lineRule="auto"/>
+              <w:ind w:left="0"/>
+              <w:jc w:val="center"/>
+              <w:rPr>
+                <w:rFonts w:asciiTheme="majorBidi" w:hAnsiTheme="majorBidi" w:cstheme="majorBidi"/>
+                <w:rtl/>
+              </w:rPr>
+            </w:pPr>
+            <w:proofErr w:type="spellStart"/>
+            <w:r>
+              <w:rPr>
+                <w:rFonts w:asciiTheme="majorBidi" w:hAnsiTheme="majorBidi" w:cstheme="majorBidi"/>
+              </w:rPr>
+              <w:t>iWInc</w:t>
+            </w:r>
+            <w:proofErr w:type="spellEnd"/>
+          </w:p>
+        </w:tc>
+        <w:tc>
+          <w:tcPr>
+            <w:tcW w:w="1534" w:type="dxa"/>
+            <w:tcBorders>
+              <w:top w:val="single" w:sz="6" w:space="0" w:color="C4C7C5"/>
+              <w:left w:val="single" w:sz="6" w:space="0" w:color="C4C7C5"/>
+              <w:bottom w:val="single" w:sz="6" w:space="0" w:color="C4C7C5"/>
+              <w:right w:val="single" w:sz="6" w:space="0" w:color="C4C7C5"/>
+            </w:tcBorders>
+            <w:tcMar>
+              <w:top w:w="120" w:type="dxa"/>
+              <w:left w:w="180" w:type="dxa"/>
+              <w:bottom w:w="120" w:type="dxa"/>
+              <w:right w:w="180" w:type="dxa"/>
+            </w:tcMar>
+            <w:vAlign w:val="center"/>
+            <w:hideMark/>
+          </w:tcPr>
+          <w:p>
+            <w:pPr>
+              <w:pStyle w:val="a9"/>
+              <w:bidi/>
+              <w:spacing w:after="0" w:line="360" w:lineRule="auto"/>
+              <w:ind w:left="0"/>
+              <w:jc w:val="center"/>
+              <w:rPr>
+                <w:rFonts w:asciiTheme="majorBidi" w:hAnsiTheme="majorBidi" w:cstheme="majorBidi"/>
+                <w:rtl/>
+              </w:rPr>
+            </w:pPr>
+            <w:r>
+              <w:rPr>
+                <w:rFonts w:asciiTheme="majorBidi" w:hAnsiTheme="majorBidi" w:cstheme="majorBidi"/>
+              </w:rPr>
+              <w:t>input</w:t>
+            </w:r>
+          </w:p>
+        </w:tc>
+        <w:tc>
+          <w:tcPr>
+            <w:tcW w:w="2096" w:type="dxa"/>
+            <w:tcBorders>
+              <w:top w:val="single" w:sz="6" w:space="0" w:color="C4C7C5"/>
+              <w:left w:val="single" w:sz="6" w:space="0" w:color="C4C7C5"/>
+              <w:bottom w:val="single" w:sz="6" w:space="0" w:color="C4C7C5"/>
+              <w:right w:val="single" w:sz="6" w:space="0" w:color="C4C7C5"/>
+            </w:tcBorders>
+            <w:tcMar>
+              <w:top w:w="120" w:type="dxa"/>
+              <w:left w:w="180" w:type="dxa"/>
+              <w:bottom w:w="120" w:type="dxa"/>
+              <w:right w:w="180" w:type="dxa"/>
+            </w:tcMar>
+            <w:vAlign w:val="center"/>
+            <w:hideMark/>
+          </w:tcPr>
+          <w:p>
+            <w:pPr>
+              <w:pStyle w:val="a9"/>
+              <w:bidi/>
+              <w:spacing w:after="0" w:line="360" w:lineRule="auto"/>
+              <w:ind w:left="0"/>
+              <w:jc w:val="center"/>
+              <w:rPr>
+                <w:rFonts w:asciiTheme="majorBidi" w:hAnsiTheme="majorBidi" w:cstheme="majorBidi"/>
+                <w:rtl/>
+              </w:rPr>
+            </w:pPr>
+            <w:r>
+              <w:rPr>
+                <w:rFonts w:asciiTheme="majorBidi" w:hAnsiTheme="majorBidi" w:cstheme="majorBidi"/>
+                <w:rtl/>
+              </w:rPr>
+              <w:t>1</w:t>
+            </w:r>
+          </w:p>
+        </w:tc>
+        <w:tc>
+          <w:tcPr>
+            <w:tcW w:w="4090" w:type="dxa"/>
+            <w:tcBorders>
+              <w:top w:val="single" w:sz="6" w:space="0" w:color="C4C7C5"/>
+              <w:left w:val="single" w:sz="6" w:space="0" w:color="C4C7C5"/>
+              <w:bottom w:val="single" w:sz="6" w:space="0" w:color="C4C7C5"/>
+              <w:right w:val="single" w:sz="6" w:space="0" w:color="C4C7C5"/>
+            </w:tcBorders>
+            <w:tcMar>
+              <w:top w:w="120" w:type="dxa"/>
+              <w:left w:w="180" w:type="dxa"/>
+              <w:bottom w:w="120" w:type="dxa"/>
+              <w:right w:w="180" w:type="dxa"/>
+            </w:tcMar>
+            <w:vAlign w:val="center"/>
+            <w:hideMark/>
+          </w:tcPr>
+          <w:p>
+            <w:pPr>
+              <w:pStyle w:val="a9"/>
+              <w:bidi/>
+              <w:spacing w:after="0" w:line="360" w:lineRule="auto"/>
+              <w:ind w:left="0"/>
+              <w:jc w:val="center"/>
+              <w:rPr>
+                <w:rFonts w:asciiTheme="majorBidi" w:hAnsiTheme="majorBidi" w:cstheme="majorBidi"/>
+                <w:rtl/>
+              </w:rPr>
+            </w:pPr>
+            <w:r>
+              <w:rPr>
+                <w:rFonts w:asciiTheme="majorBidi" w:hAnsiTheme="majorBidi" w:cstheme="majorBidi"/>
+                <w:rtl/>
+              </w:rPr>
+              <w:t>אות בקשת כתיבה / קידום מצביע</w:t>
+            </w:r>
+          </w:p>
+        </w:tc>
+      </w:tr>
+      <w:tr>
+        <w:trPr>
+          <w:tblCellSpacing w:w="15" w:type="dxa"/>
+        </w:trPr>
+        <w:tc>
+          <w:tcPr>
+            <w:tcW w:w="0" w:type="auto"/>
+            <w:tcBorders>
+              <w:top w:val="single" w:sz="6" w:space="0" w:color="C4C7C5"/>
+              <w:left w:val="single" w:sz="6" w:space="0" w:color="C4C7C5"/>
+              <w:bottom w:val="single" w:sz="6" w:space="0" w:color="C4C7C5"/>
+              <w:right w:val="single" w:sz="6" w:space="0" w:color="C4C7C5"/>
+            </w:tcBorders>
+            <w:tcMar>
+              <w:top w:w="120" w:type="dxa"/>
+              <w:left w:w="180" w:type="dxa"/>
+              <w:bottom w:w="120" w:type="dxa"/>
+              <w:right w:w="180" w:type="dxa"/>
+            </w:tcMar>
+            <w:vAlign w:val="center"/>
+            <w:hideMark/>
+          </w:tcPr>
+          <w:p>
+            <w:pPr>
+              <w:pStyle w:val="a9"/>
+              <w:bidi/>
+              <w:spacing w:after="0" w:line="360" w:lineRule="auto"/>
+              <w:ind w:left="0"/>
+              <w:jc w:val="center"/>
+              <w:rPr>
+                <w:rFonts w:asciiTheme="majorBidi" w:hAnsiTheme="majorBidi" w:cstheme="majorBidi"/>
+                <w:rtl/>
+              </w:rPr>
+            </w:pPr>
+            <w:proofErr w:type="spellStart"/>
+            <w:r>
+              <w:rPr>
+                <w:rFonts w:asciiTheme="majorBidi" w:hAnsiTheme="majorBidi" w:cstheme="majorBidi"/>
+              </w:rPr>
+              <w:t>iRInc</w:t>
+            </w:r>
+            <w:proofErr w:type="spellEnd"/>
+          </w:p>
+        </w:tc>
+        <w:tc>
+          <w:tcPr>
+            <w:tcW w:w="1534" w:type="dxa"/>
+            <w:tcBorders>
+              <w:top w:val="single" w:sz="6" w:space="0" w:color="C4C7C5"/>
+              <w:left w:val="single" w:sz="6" w:space="0" w:color="C4C7C5"/>
+              <w:bottom w:val="single" w:sz="6" w:space="0" w:color="C4C7C5"/>
+              <w:right w:val="single" w:sz="6" w:space="0" w:color="C4C7C5"/>
+            </w:tcBorders>
+            <w:tcMar>
+              <w:top w:w="120" w:type="dxa"/>
+              <w:left w:w="180" w:type="dxa"/>
+              <w:bottom w:w="120" w:type="dxa"/>
+              <w:right w:w="180" w:type="dxa"/>
+            </w:tcMar>
+            <w:vAlign w:val="center"/>
+            <w:hideMark/>
+          </w:tcPr>
+          <w:p>
+            <w:pPr>
+              <w:pStyle w:val="a9"/>
+              <w:bidi/>
+              <w:spacing w:after="0" w:line="360" w:lineRule="auto"/>
+              <w:ind w:left="0"/>
+              <w:jc w:val="center"/>
+              <w:rPr>
+                <w:rFonts w:asciiTheme="majorBidi" w:hAnsiTheme="majorBidi" w:cstheme="majorBidi"/>
+                <w:rtl/>
+              </w:rPr>
+            </w:pPr>
+            <w:r>
+              <w:rPr>
+                <w:rFonts w:asciiTheme="majorBidi" w:hAnsiTheme="majorBidi" w:cstheme="majorBidi"/>
+              </w:rPr>
+              <w:t>input</w:t>
+            </w:r>
+          </w:p>
+        </w:tc>
+        <w:tc>
+          <w:tcPr>
+            <w:tcW w:w="2096" w:type="dxa"/>
+            <w:tcBorders>
+              <w:top w:val="single" w:sz="6" w:space="0" w:color="C4C7C5"/>
+              <w:left w:val="single" w:sz="6" w:space="0" w:color="C4C7C5"/>
+              <w:bottom w:val="single" w:sz="6" w:space="0" w:color="C4C7C5"/>
+              <w:right w:val="single" w:sz="6" w:space="0" w:color="C4C7C5"/>
+            </w:tcBorders>
+            <w:tcMar>
+              <w:top w:w="120" w:type="dxa"/>
+              <w:left w:w="180" w:type="dxa"/>
+              <w:bottom w:w="120" w:type="dxa"/>
+              <w:right w:w="180" w:type="dxa"/>
+            </w:tcMar>
+            <w:vAlign w:val="center"/>
+            <w:hideMark/>
+          </w:tcPr>
+          <w:p>
+            <w:pPr>
+              <w:pStyle w:val="a9"/>
+              <w:bidi/>
+              <w:spacing w:after="0" w:line="360" w:lineRule="auto"/>
+              <w:ind w:left="0"/>
+              <w:jc w:val="center"/>
+              <w:rPr>
+                <w:rFonts w:asciiTheme="majorBidi" w:hAnsiTheme="majorBidi" w:cstheme="majorBidi"/>
+                <w:rtl/>
+              </w:rPr>
+            </w:pPr>
+            <w:r>
+              <w:rPr>
+                <w:rFonts w:asciiTheme="majorBidi" w:hAnsiTheme="majorBidi" w:cstheme="majorBidi"/>
+                <w:rtl/>
+              </w:rPr>
+              <w:t>1</w:t>
+            </w:r>
+          </w:p>
+        </w:tc>
+        <w:tc>
+          <w:tcPr>
+            <w:tcW w:w="4090" w:type="dxa"/>
+            <w:tcBorders>
+              <w:top w:val="single" w:sz="6" w:space="0" w:color="C4C7C5"/>
+              <w:left w:val="single" w:sz="6" w:space="0" w:color="C4C7C5"/>
+              <w:bottom w:val="single" w:sz="6" w:space="0" w:color="C4C7C5"/>
+              <w:right w:val="single" w:sz="6" w:space="0" w:color="C4C7C5"/>
+            </w:tcBorders>
+            <w:tcMar>
+              <w:top w:w="120" w:type="dxa"/>
+              <w:left w:w="180" w:type="dxa"/>
+              <w:bottom w:w="120" w:type="dxa"/>
+              <w:right w:w="180" w:type="dxa"/>
+            </w:tcMar>
+            <w:vAlign w:val="center"/>
+            <w:hideMark/>
+          </w:tcPr>
+          <w:p>
+            <w:pPr>
+              <w:pStyle w:val="a9"/>
+              <w:bidi/>
+              <w:spacing w:after="0" w:line="360" w:lineRule="auto"/>
+              <w:ind w:left="0"/>
+              <w:jc w:val="center"/>
+              <w:rPr>
+                <w:rFonts w:asciiTheme="majorBidi" w:hAnsiTheme="majorBidi" w:cstheme="majorBidi" w:hint="cs"/>
+                <w:rtl/>
+              </w:rPr>
+            </w:pPr>
+            <w:r>
+              <w:rPr>
+                <w:rFonts w:asciiTheme="majorBidi" w:hAnsiTheme="majorBidi" w:cstheme="majorBidi"/>
+                <w:rtl/>
+              </w:rPr>
+              <w:t>אות בקשת קריאה / קידום מצביע</w:t>
+            </w:r>
+          </w:p>
+        </w:tc>
+      </w:tr>
+      <w:tr>
+        <w:trPr>
+          <w:trHeight w:val="20"/>
+          <w:tblCellSpacing w:w="15" w:type="dxa"/>
+        </w:trPr>
+        <w:tc>
+          <w:tcPr>
+            <w:tcW w:w="0" w:type="auto"/>
+            <w:tcBorders>
+              <w:top w:val="single" w:sz="6" w:space="0" w:color="C4C7C5"/>
+              <w:left w:val="single" w:sz="6" w:space="0" w:color="C4C7C5"/>
+              <w:bottom w:val="single" w:sz="6" w:space="0" w:color="C4C7C5"/>
+              <w:right w:val="single" w:sz="6" w:space="0" w:color="C4C7C5"/>
+            </w:tcBorders>
+            <w:tcMar>
+              <w:top w:w="120" w:type="dxa"/>
+              <w:left w:w="180" w:type="dxa"/>
+              <w:bottom w:w="120" w:type="dxa"/>
+              <w:right w:w="180" w:type="dxa"/>
+            </w:tcMar>
+            <w:vAlign w:val="center"/>
+            <w:hideMark/>
+          </w:tcPr>
+          <w:p>
+            <w:pPr>
+              <w:pStyle w:val="a9"/>
+              <w:bidi/>
+              <w:spacing w:after="0" w:line="360" w:lineRule="auto"/>
+              <w:ind w:left="0"/>
+              <w:jc w:val="center"/>
+              <w:rPr>
+                <w:rFonts w:asciiTheme="majorBidi" w:hAnsiTheme="majorBidi" w:cstheme="majorBidi"/>
+                <w:rtl/>
+              </w:rPr>
+            </w:pPr>
+            <w:proofErr w:type="spellStart"/>
+            <w:r>
+              <w:rPr>
+                <w:rFonts w:asciiTheme="majorBidi" w:hAnsiTheme="majorBidi" w:cstheme="majorBidi"/>
+              </w:rPr>
+              <w:lastRenderedPageBreak/>
+              <w:t>oData</w:t>
+            </w:r>
+            <w:proofErr w:type="spellEnd"/>
+          </w:p>
+        </w:tc>
+        <w:tc>
+          <w:tcPr>
+            <w:tcW w:w="1534" w:type="dxa"/>
+            <w:tcBorders>
+              <w:top w:val="single" w:sz="6" w:space="0" w:color="C4C7C5"/>
+              <w:left w:val="single" w:sz="6" w:space="0" w:color="C4C7C5"/>
+              <w:bottom w:val="single" w:sz="6" w:space="0" w:color="C4C7C5"/>
+              <w:right w:val="single" w:sz="6" w:space="0" w:color="C4C7C5"/>
+            </w:tcBorders>
+            <w:tcMar>
+              <w:top w:w="120" w:type="dxa"/>
+              <w:left w:w="180" w:type="dxa"/>
+              <w:bottom w:w="120" w:type="dxa"/>
+              <w:right w:w="180" w:type="dxa"/>
+            </w:tcMar>
+            <w:vAlign w:val="center"/>
+            <w:hideMark/>
+          </w:tcPr>
+          <w:p>
+            <w:pPr>
+              <w:pStyle w:val="a9"/>
+              <w:bidi/>
+              <w:spacing w:after="0" w:line="360" w:lineRule="auto"/>
+              <w:ind w:left="0"/>
+              <w:jc w:val="center"/>
+              <w:rPr>
+                <w:rFonts w:asciiTheme="majorBidi" w:hAnsiTheme="majorBidi" w:cstheme="majorBidi"/>
+                <w:rtl/>
+              </w:rPr>
+            </w:pPr>
+            <w:r>
+              <w:rPr>
+                <w:rFonts w:asciiTheme="majorBidi" w:hAnsiTheme="majorBidi" w:cstheme="majorBidi"/>
+              </w:rPr>
+              <w:t>output</w:t>
+            </w:r>
+          </w:p>
+        </w:tc>
+        <w:tc>
+          <w:tcPr>
+            <w:tcW w:w="2096" w:type="dxa"/>
+            <w:tcBorders>
+              <w:top w:val="single" w:sz="6" w:space="0" w:color="C4C7C5"/>
+              <w:left w:val="single" w:sz="6" w:space="0" w:color="C4C7C5"/>
+              <w:bottom w:val="single" w:sz="6" w:space="0" w:color="C4C7C5"/>
+              <w:right w:val="single" w:sz="6" w:space="0" w:color="C4C7C5"/>
+            </w:tcBorders>
+            <w:tcMar>
+              <w:top w:w="120" w:type="dxa"/>
+              <w:left w:w="180" w:type="dxa"/>
+              <w:bottom w:w="120" w:type="dxa"/>
+              <w:right w:w="180" w:type="dxa"/>
+            </w:tcMar>
+            <w:vAlign w:val="center"/>
+            <w:hideMark/>
+          </w:tcPr>
+          <w:p>
+            <w:pPr>
+              <w:pStyle w:val="a9"/>
+              <w:bidi/>
+              <w:spacing w:after="0" w:line="360" w:lineRule="auto"/>
+              <w:ind w:left="0"/>
+              <w:jc w:val="center"/>
+              <w:rPr>
+                <w:rFonts w:asciiTheme="majorBidi" w:hAnsiTheme="majorBidi" w:cstheme="majorBidi"/>
+                <w:rtl/>
+              </w:rPr>
+            </w:pPr>
+            <w:r>
+              <w:rPr>
+                <w:rFonts w:asciiTheme="majorBidi" w:hAnsiTheme="majorBidi" w:cstheme="majorBidi"/>
+                <w:rtl/>
+              </w:rPr>
+              <w:t>[</w:t>
+            </w:r>
+            <w:r>
+              <w:rPr>
+                <w:rFonts w:asciiTheme="majorBidi" w:hAnsiTheme="majorBidi" w:cstheme="majorBidi"/>
+              </w:rPr>
+              <w:t>DataWidth-1:0</w:t>
+            </w:r>
+            <w:r>
+              <w:rPr>
+                <w:rFonts w:asciiTheme="majorBidi" w:hAnsiTheme="majorBidi" w:cstheme="majorBidi"/>
+                <w:rtl/>
+              </w:rPr>
+              <w:t>]</w:t>
+            </w:r>
+          </w:p>
+        </w:tc>
+        <w:tc>
+          <w:tcPr>
+            <w:tcW w:w="4090" w:type="dxa"/>
+            <w:tcBorders>
+              <w:top w:val="single" w:sz="6" w:space="0" w:color="C4C7C5"/>
+              <w:left w:val="single" w:sz="6" w:space="0" w:color="C4C7C5"/>
+              <w:bottom w:val="single" w:sz="6" w:space="0" w:color="C4C7C5"/>
+              <w:right w:val="single" w:sz="6" w:space="0" w:color="C4C7C5"/>
+            </w:tcBorders>
+            <w:tcMar>
+              <w:top w:w="120" w:type="dxa"/>
+              <w:left w:w="180" w:type="dxa"/>
+              <w:bottom w:w="120" w:type="dxa"/>
+              <w:right w:w="180" w:type="dxa"/>
+            </w:tcMar>
+            <w:vAlign w:val="center"/>
+            <w:hideMark/>
+          </w:tcPr>
+          <w:p>
+            <w:pPr>
+              <w:pStyle w:val="a9"/>
+              <w:bidi/>
+              <w:spacing w:after="0" w:line="360" w:lineRule="auto"/>
+              <w:ind w:left="0"/>
+              <w:jc w:val="center"/>
+              <w:rPr>
+                <w:rFonts w:asciiTheme="majorBidi" w:hAnsiTheme="majorBidi" w:cstheme="majorBidi"/>
+              </w:rPr>
+            </w:pPr>
+            <w:r>
+              <w:rPr>
+                <w:rFonts w:asciiTheme="majorBidi" w:hAnsiTheme="majorBidi" w:cstheme="majorBidi"/>
+                <w:rtl/>
+              </w:rPr>
+              <w:t>אפיק הנתונים היוצאים מה-</w:t>
+            </w:r>
+            <w:r>
+              <w:rPr>
+                <w:rFonts w:asciiTheme="majorBidi" w:hAnsiTheme="majorBidi" w:cstheme="majorBidi"/>
+              </w:rPr>
+              <w:t>FIFO</w:t>
+            </w:r>
+          </w:p>
+        </w:tc>
+      </w:tr>
+      <w:tr>
+        <w:trPr>
+          <w:tblCellSpacing w:w="15" w:type="dxa"/>
+        </w:trPr>
+        <w:tc>
+          <w:tcPr>
+            <w:tcW w:w="0" w:type="auto"/>
+            <w:tcBorders>
+              <w:top w:val="single" w:sz="6" w:space="0" w:color="C4C7C5"/>
+              <w:left w:val="single" w:sz="6" w:space="0" w:color="C4C7C5"/>
+              <w:bottom w:val="single" w:sz="6" w:space="0" w:color="C4C7C5"/>
+              <w:right w:val="single" w:sz="6" w:space="0" w:color="C4C7C5"/>
+            </w:tcBorders>
+            <w:tcMar>
+              <w:top w:w="120" w:type="dxa"/>
+              <w:left w:w="180" w:type="dxa"/>
+              <w:bottom w:w="120" w:type="dxa"/>
+              <w:right w:w="180" w:type="dxa"/>
+            </w:tcMar>
+            <w:vAlign w:val="center"/>
+            <w:hideMark/>
+          </w:tcPr>
+          <w:p>
+            <w:pPr>
+              <w:pStyle w:val="a9"/>
+              <w:bidi/>
+              <w:spacing w:after="0" w:line="360" w:lineRule="auto"/>
+              <w:ind w:left="0"/>
+              <w:jc w:val="center"/>
+              <w:rPr>
+                <w:rFonts w:asciiTheme="majorBidi" w:hAnsiTheme="majorBidi" w:cstheme="majorBidi"/>
+                <w:rtl/>
+              </w:rPr>
+            </w:pPr>
+            <w:proofErr w:type="spellStart"/>
+            <w:r>
+              <w:rPr>
+                <w:rFonts w:asciiTheme="majorBidi" w:hAnsiTheme="majorBidi" w:cstheme="majorBidi"/>
+              </w:rPr>
+              <w:t>oFull</w:t>
+            </w:r>
+            <w:proofErr w:type="spellEnd"/>
+          </w:p>
+        </w:tc>
+        <w:tc>
+          <w:tcPr>
+            <w:tcW w:w="1534" w:type="dxa"/>
+            <w:tcBorders>
+              <w:top w:val="single" w:sz="6" w:space="0" w:color="C4C7C5"/>
+              <w:left w:val="single" w:sz="6" w:space="0" w:color="C4C7C5"/>
+              <w:bottom w:val="single" w:sz="6" w:space="0" w:color="C4C7C5"/>
+              <w:right w:val="single" w:sz="6" w:space="0" w:color="C4C7C5"/>
+            </w:tcBorders>
+            <w:tcMar>
+              <w:top w:w="120" w:type="dxa"/>
+              <w:left w:w="180" w:type="dxa"/>
+              <w:bottom w:w="120" w:type="dxa"/>
+              <w:right w:w="180" w:type="dxa"/>
+            </w:tcMar>
+            <w:vAlign w:val="center"/>
+            <w:hideMark/>
+          </w:tcPr>
+          <w:p>
+            <w:pPr>
+              <w:pStyle w:val="a9"/>
+              <w:bidi/>
+              <w:spacing w:after="0" w:line="360" w:lineRule="auto"/>
+              <w:ind w:left="0"/>
+              <w:jc w:val="center"/>
+              <w:rPr>
+                <w:rFonts w:asciiTheme="majorBidi" w:hAnsiTheme="majorBidi" w:cstheme="majorBidi"/>
+                <w:rtl/>
+              </w:rPr>
+            </w:pPr>
+            <w:r>
+              <w:rPr>
+                <w:rFonts w:asciiTheme="majorBidi" w:hAnsiTheme="majorBidi" w:cstheme="majorBidi"/>
+              </w:rPr>
+              <w:t>output</w:t>
+            </w:r>
+          </w:p>
+        </w:tc>
+        <w:tc>
+          <w:tcPr>
+            <w:tcW w:w="2096" w:type="dxa"/>
+            <w:tcBorders>
+              <w:top w:val="single" w:sz="6" w:space="0" w:color="C4C7C5"/>
+              <w:left w:val="single" w:sz="6" w:space="0" w:color="C4C7C5"/>
+              <w:bottom w:val="single" w:sz="6" w:space="0" w:color="C4C7C5"/>
+              <w:right w:val="single" w:sz="6" w:space="0" w:color="C4C7C5"/>
+            </w:tcBorders>
+            <w:tcMar>
+              <w:top w:w="120" w:type="dxa"/>
+              <w:left w:w="180" w:type="dxa"/>
+              <w:bottom w:w="120" w:type="dxa"/>
+              <w:right w:w="180" w:type="dxa"/>
+            </w:tcMar>
+            <w:vAlign w:val="center"/>
+            <w:hideMark/>
+          </w:tcPr>
+          <w:p>
+            <w:pPr>
+              <w:pStyle w:val="a9"/>
+              <w:bidi/>
+              <w:spacing w:after="0" w:line="360" w:lineRule="auto"/>
+              <w:ind w:left="0"/>
+              <w:jc w:val="center"/>
+              <w:rPr>
+                <w:rFonts w:asciiTheme="majorBidi" w:hAnsiTheme="majorBidi" w:cstheme="majorBidi"/>
+                <w:rtl/>
+              </w:rPr>
+            </w:pPr>
+            <w:r>
+              <w:rPr>
+                <w:rFonts w:asciiTheme="majorBidi" w:hAnsiTheme="majorBidi" w:cstheme="majorBidi"/>
+                <w:rtl/>
+              </w:rPr>
+              <w:t>1</w:t>
+            </w:r>
+          </w:p>
+        </w:tc>
+        <w:tc>
+          <w:tcPr>
+            <w:tcW w:w="4090" w:type="dxa"/>
+            <w:tcBorders>
+              <w:top w:val="single" w:sz="6" w:space="0" w:color="C4C7C5"/>
+              <w:left w:val="single" w:sz="6" w:space="0" w:color="C4C7C5"/>
+              <w:bottom w:val="single" w:sz="6" w:space="0" w:color="C4C7C5"/>
+              <w:right w:val="single" w:sz="6" w:space="0" w:color="C4C7C5"/>
+            </w:tcBorders>
+            <w:tcMar>
+              <w:top w:w="120" w:type="dxa"/>
+              <w:left w:w="180" w:type="dxa"/>
+              <w:bottom w:w="120" w:type="dxa"/>
+              <w:right w:w="180" w:type="dxa"/>
+            </w:tcMar>
+            <w:vAlign w:val="center"/>
+            <w:hideMark/>
+          </w:tcPr>
+          <w:p>
+            <w:pPr>
+              <w:pStyle w:val="a9"/>
+              <w:bidi/>
+              <w:spacing w:after="0" w:line="360" w:lineRule="auto"/>
+              <w:ind w:left="0"/>
+              <w:jc w:val="center"/>
+              <w:rPr>
+                <w:rFonts w:asciiTheme="majorBidi" w:hAnsiTheme="majorBidi" w:cstheme="majorBidi"/>
+                <w:rtl/>
+              </w:rPr>
+            </w:pPr>
+            <w:r>
+              <w:rPr>
+                <w:rFonts w:asciiTheme="majorBidi" w:hAnsiTheme="majorBidi" w:cstheme="majorBidi"/>
+                <w:rtl/>
+              </w:rPr>
+              <w:t>דגל "מלא" המעיד כי לא ניתן לכתוב נתונים נוספים כדי למנוע דריסה.</w:t>
+            </w:r>
+          </w:p>
+        </w:tc>
+      </w:tr>
+      <w:tr>
+        <w:trPr>
+          <w:tblCellSpacing w:w="15" w:type="dxa"/>
+        </w:trPr>
+        <w:tc>
+          <w:tcPr>
+            <w:tcW w:w="0" w:type="auto"/>
+            <w:tcBorders>
+              <w:top w:val="single" w:sz="6" w:space="0" w:color="C4C7C5"/>
+              <w:left w:val="single" w:sz="6" w:space="0" w:color="C4C7C5"/>
+              <w:bottom w:val="single" w:sz="6" w:space="0" w:color="C4C7C5"/>
+              <w:right w:val="single" w:sz="6" w:space="0" w:color="C4C7C5"/>
+            </w:tcBorders>
+            <w:tcMar>
+              <w:top w:w="120" w:type="dxa"/>
+              <w:left w:w="180" w:type="dxa"/>
+              <w:bottom w:w="120" w:type="dxa"/>
+              <w:right w:w="180" w:type="dxa"/>
+            </w:tcMar>
+            <w:vAlign w:val="center"/>
+            <w:hideMark/>
+          </w:tcPr>
+          <w:p>
+            <w:pPr>
+              <w:pStyle w:val="a9"/>
+              <w:bidi/>
+              <w:spacing w:after="0" w:line="360" w:lineRule="auto"/>
+              <w:ind w:left="0"/>
+              <w:jc w:val="center"/>
+              <w:rPr>
+                <w:rFonts w:asciiTheme="majorBidi" w:hAnsiTheme="majorBidi" w:cstheme="majorBidi"/>
+                <w:rtl/>
+              </w:rPr>
+            </w:pPr>
+            <w:proofErr w:type="spellStart"/>
+            <w:r>
+              <w:rPr>
+                <w:rFonts w:asciiTheme="majorBidi" w:hAnsiTheme="majorBidi" w:cstheme="majorBidi"/>
+              </w:rPr>
+              <w:t>oEmpty</w:t>
+            </w:r>
+            <w:proofErr w:type="spellEnd"/>
+          </w:p>
+        </w:tc>
+        <w:tc>
+          <w:tcPr>
+            <w:tcW w:w="1534" w:type="dxa"/>
+            <w:tcBorders>
+              <w:top w:val="single" w:sz="6" w:space="0" w:color="C4C7C5"/>
+              <w:left w:val="single" w:sz="6" w:space="0" w:color="C4C7C5"/>
+              <w:bottom w:val="single" w:sz="6" w:space="0" w:color="C4C7C5"/>
+              <w:right w:val="single" w:sz="6" w:space="0" w:color="C4C7C5"/>
+            </w:tcBorders>
+            <w:tcMar>
+              <w:top w:w="120" w:type="dxa"/>
+              <w:left w:w="180" w:type="dxa"/>
+              <w:bottom w:w="120" w:type="dxa"/>
+              <w:right w:w="180" w:type="dxa"/>
+            </w:tcMar>
+            <w:vAlign w:val="center"/>
+            <w:hideMark/>
+          </w:tcPr>
+          <w:p>
+            <w:pPr>
+              <w:pStyle w:val="a9"/>
+              <w:bidi/>
+              <w:spacing w:after="0" w:line="360" w:lineRule="auto"/>
+              <w:ind w:left="0"/>
+              <w:jc w:val="center"/>
+              <w:rPr>
+                <w:rFonts w:asciiTheme="majorBidi" w:hAnsiTheme="majorBidi" w:cstheme="majorBidi"/>
+                <w:rtl/>
+              </w:rPr>
+            </w:pPr>
+            <w:r>
+              <w:rPr>
+                <w:rFonts w:asciiTheme="majorBidi" w:hAnsiTheme="majorBidi" w:cstheme="majorBidi"/>
+              </w:rPr>
+              <w:t>output</w:t>
+            </w:r>
+          </w:p>
+        </w:tc>
+        <w:tc>
+          <w:tcPr>
+            <w:tcW w:w="2096" w:type="dxa"/>
+            <w:tcBorders>
+              <w:top w:val="single" w:sz="6" w:space="0" w:color="C4C7C5"/>
+              <w:left w:val="single" w:sz="6" w:space="0" w:color="C4C7C5"/>
+              <w:bottom w:val="single" w:sz="6" w:space="0" w:color="C4C7C5"/>
+              <w:right w:val="single" w:sz="6" w:space="0" w:color="C4C7C5"/>
+            </w:tcBorders>
+            <w:tcMar>
+              <w:top w:w="120" w:type="dxa"/>
+              <w:left w:w="180" w:type="dxa"/>
+              <w:bottom w:w="120" w:type="dxa"/>
+              <w:right w:w="180" w:type="dxa"/>
+            </w:tcMar>
+            <w:vAlign w:val="center"/>
+            <w:hideMark/>
+          </w:tcPr>
+          <w:p>
+            <w:pPr>
+              <w:pStyle w:val="a9"/>
+              <w:bidi/>
+              <w:spacing w:after="0" w:line="360" w:lineRule="auto"/>
+              <w:ind w:left="0"/>
+              <w:jc w:val="center"/>
+              <w:rPr>
+                <w:rFonts w:asciiTheme="majorBidi" w:hAnsiTheme="majorBidi" w:cstheme="majorBidi"/>
+                <w:rtl/>
+              </w:rPr>
+            </w:pPr>
+            <w:r>
+              <w:rPr>
+                <w:rFonts w:asciiTheme="majorBidi" w:hAnsiTheme="majorBidi" w:cstheme="majorBidi"/>
+                <w:rtl/>
+              </w:rPr>
+              <w:t>1</w:t>
+            </w:r>
+          </w:p>
+        </w:tc>
+        <w:tc>
+          <w:tcPr>
+            <w:tcW w:w="4090" w:type="dxa"/>
+            <w:tcBorders>
+              <w:top w:val="single" w:sz="6" w:space="0" w:color="C4C7C5"/>
+              <w:left w:val="single" w:sz="6" w:space="0" w:color="C4C7C5"/>
+              <w:bottom w:val="single" w:sz="6" w:space="0" w:color="C4C7C5"/>
+              <w:right w:val="single" w:sz="6" w:space="0" w:color="C4C7C5"/>
+            </w:tcBorders>
+            <w:tcMar>
+              <w:top w:w="120" w:type="dxa"/>
+              <w:left w:w="180" w:type="dxa"/>
+              <w:bottom w:w="120" w:type="dxa"/>
+              <w:right w:w="180" w:type="dxa"/>
+            </w:tcMar>
+            <w:vAlign w:val="center"/>
+            <w:hideMark/>
+          </w:tcPr>
+          <w:p>
+            <w:pPr>
+              <w:pStyle w:val="a9"/>
+              <w:bidi/>
+              <w:spacing w:after="0" w:line="360" w:lineRule="auto"/>
+              <w:ind w:left="0"/>
+              <w:jc w:val="center"/>
+              <w:rPr>
+                <w:rFonts w:asciiTheme="majorBidi" w:hAnsiTheme="majorBidi" w:cstheme="majorBidi"/>
+                <w:rtl/>
+              </w:rPr>
+            </w:pPr>
+            <w:r>
+              <w:rPr>
+                <w:rFonts w:asciiTheme="majorBidi" w:hAnsiTheme="majorBidi" w:cstheme="majorBidi"/>
+                <w:rtl/>
+              </w:rPr>
+              <w:t>דגל "ריק" המעיד כי אין נתונים תקפים חדשים לקריאה.</w:t>
+            </w:r>
+          </w:p>
+        </w:tc>
+      </w:tr>
+    </w:tbl>
+    <w:p>
+      <w:pPr>
+        <w:pStyle w:val="a9"/>
+        <w:numPr>
+          <w:ilvl w:val="2"/>
+          <w:numId w:val="8"/>
+        </w:numPr>
+        <w:bidi/>
+        <w:spacing w:line="360" w:lineRule="auto"/>
+        <w:rPr>
+          <w:rFonts w:asciiTheme="majorBidi" w:hAnsiTheme="majorBidi" w:cstheme="majorBidi"/>
+          <w:b/>
+          <w:bCs/>
+        </w:rPr>
+      </w:pPr>
+      <w:r>
+        <w:rPr>
+          <w:rFonts w:asciiTheme="majorBidi" w:hAnsiTheme="majorBidi" w:cstheme="majorBidi"/>
+          <w:b/>
+          <w:bCs/>
+        </w:rPr>
+        <w:t>RTL</w:t>
+      </w:r>
+      <w:r>
+        <w:rPr>
+          <w:rFonts w:asciiTheme="majorBidi" w:hAnsiTheme="majorBidi" w:cstheme="majorBidi" w:hint="cs"/>
+          <w:b/>
+          <w:bCs/>
+          <w:rtl/>
+        </w:rPr>
+        <w:t>:</w:t>
+      </w:r>
+      <w:r>
+        <w:rPr>
+          <w:rFonts w:asciiTheme="majorBidi" w:hAnsiTheme="majorBidi" w:cstheme="majorBidi"/>
+          <w:b/>
+          <w:bCs/>
+          <w:rtl/>
+        </w:rPr>
+        <w:br/>
+      </w:r>
+      <w:r>
+        <w:rPr>
+          <w:rFonts w:asciiTheme="majorBidi" w:hAnsiTheme="majorBidi" w:cs="Times New Roman"/>
+          <w:b/>
+          <w:bCs/>
+          <w:rtl/>
+        </w:rPr>
+        <w:drawing>
+          <wp:inline distT="0" distB="0" distL="0" distR="0" wp14:anchorId="3FA27B77" wp14:editId="7A4C3DB8">
+            <wp:extent cx="5159508" cy="2578100"/>
+            <wp:effectExtent l="0" t="0" r="3175" b="0"/>
+            <wp:docPr id="1437159596" name="תמונה 1"/>
+            <wp:cNvGraphicFramePr>
+              <a:graphicFrameLocks xmlns:a="http://schemas.openxmlformats.org/drawingml/2006/main" noChangeAspect="1"/>
+            </wp:cNvGraphicFramePr>
+            <a:graphic xmlns:a="http://schemas.openxmlformats.org/drawingml/2006/main">
+              <a:graphicData uri="http://schemas.openxmlformats.org/drawingml/2006/picture">
+                <pic:pic xmlns:pic="http://schemas.openxmlformats.org/drawingml/2006/picture">
+                  <pic:nvPicPr>
+                    <pic:cNvPr id="1437159596" name=""/>
+                    <pic:cNvPicPr/>
+                  </pic:nvPicPr>
+                  <pic:blipFill>
+                    <a:blip r:embed="rId38"/>
+                    <a:stretch>
+                      <a:fillRect/>
+                    </a:stretch>
+                  </pic:blipFill>
+                  <pic:spPr>
+                    <a:xfrm>
+                      <a:off x="0" y="0"/>
+                      <a:ext cx="5176734" cy="2586708"/>
+                    </a:xfrm>
+                    <a:prstGeom prst="rect">
+                      <a:avLst/>
+                    </a:prstGeom>
+                  </pic:spPr>
+                </pic:pic>
+              </a:graphicData>
+            </a:graphic>
+          </wp:inline>
+        </w:drawing>
+      </w:r>
+    </w:p>
+    <w:p>
+      <w:pPr>
+        <w:pStyle w:val="a9"/>
+        <w:numPr>
+          <w:ilvl w:val="2"/>
+          <w:numId w:val="8"/>
+        </w:numPr>
+        <w:bidi/>
+        <w:spacing w:line="360" w:lineRule="auto"/>
+        <w:rPr>
+          <w:rFonts w:asciiTheme="majorBidi" w:hAnsiTheme="majorBidi" w:cstheme="majorBidi"/>
+          <w:b/>
+          <w:bCs/>
+        </w:rPr>
+      </w:pPr>
+      <w:r>
+        <w:rPr>
+          <w:rFonts w:asciiTheme="majorBidi" w:hAnsiTheme="majorBidi" w:cstheme="majorBidi" w:hint="cs"/>
+          <w:b/>
+          <w:bCs/>
+          <w:rtl/>
+        </w:rPr>
+        <w:t>סימולציה ובדיקת תקינות:</w:t>
+      </w:r>
+      <w:r>
+        <w:rPr>
+          <w:rFonts w:asciiTheme="majorBidi" w:hAnsiTheme="majorBidi" w:cstheme="majorBidi"/>
+          <w:b/>
+          <w:bCs/>
+          <w:rtl/>
+        </w:rPr>
+        <w:br/>
+      </w:r>
+      <w:r>
+        <w:rPr>
+          <w:rFonts w:asciiTheme="majorBidi" w:hAnsiTheme="majorBidi" w:cs="Times New Roman"/>
+          <w:b/>
+          <w:bCs/>
+          <w:rtl/>
+        </w:rPr>
+        <w:drawing>
+          <wp:inline distT="0" distB="0" distL="0" distR="0" wp14:anchorId="3F813554" wp14:editId="2F5BAEA7">
+            <wp:extent cx="5118100" cy="560476"/>
+            <wp:effectExtent l="0" t="0" r="0" b="0"/>
+            <wp:docPr id="1856007622" name="תמונה 1"/>
+            <wp:cNvGraphicFramePr>
+              <a:graphicFrameLocks xmlns:a="http://schemas.openxmlformats.org/drawingml/2006/main" noChangeAspect="1"/>
+            </wp:cNvGraphicFramePr>
+            <a:graphic xmlns:a="http://schemas.openxmlformats.org/drawingml/2006/main">
+              <a:graphicData uri="http://schemas.openxmlformats.org/drawingml/2006/picture">
+                <pic:pic xmlns:pic="http://schemas.openxmlformats.org/drawingml/2006/picture">
+                  <pic:nvPicPr>
+                    <pic:cNvPr id="1856007622" name=""/>
+                    <pic:cNvPicPr/>
+                  </pic:nvPicPr>
+                  <pic:blipFill>
+                    <a:blip r:embed="rId39"/>
+                    <a:stretch>
+                      <a:fillRect/>
+                    </a:stretch>
+                  </pic:blipFill>
+                  <pic:spPr>
+                    <a:xfrm>
+                      <a:off x="0" y="0"/>
+                      <a:ext cx="5145533" cy="563480"/>
+                    </a:xfrm>
+                    <a:prstGeom prst="rect">
+                      <a:avLst/>
+                    </a:prstGeom>
+                  </pic:spPr>
+                </pic:pic>
+              </a:graphicData>
+            </a:graphic>
+          </wp:inline>
+        </w:drawing>
+      </w:r>
+    </w:p>
+    <w:p>
+      <w:pPr>
+        <w:rPr>
+          <w:rFonts w:asciiTheme="majorBidi" w:hAnsiTheme="majorBidi" w:cstheme="majorBidi"/>
+          <w:b/>
+          <w:bCs/>
+          <w:rtl/>
+        </w:rPr>
+      </w:pPr>
+      <w:r>
+        <w:rPr>
+          <w:rFonts w:asciiTheme="majorBidi" w:hAnsiTheme="majorBidi" w:cstheme="majorBidi"/>
+          <w:b/>
+          <w:bCs/>
+          <w:rtl/>
+        </w:rPr>
+        <w:br w:type="page"/>
+      </w:r>
+    </w:p>
+    <w:p>
+      <w:pPr>
+        <w:pStyle w:val="a9"/>
+        <w:numPr>
+          <w:ilvl w:val="2"/>
+          <w:numId w:val="8"/>
+        </w:numPr>
+        <w:bidi/>
+        <w:spacing w:line="360" w:lineRule="auto"/>
+        <w:rPr>
+          <w:rFonts w:asciiTheme="majorBidi" w:hAnsiTheme="majorBidi" w:cstheme="majorBidi"/>
+          <w:b/>
+          <w:bCs/>
+        </w:rPr>
+      </w:pPr>
+      <w:r>
+        <w:rPr>
+          <w:rFonts w:asciiTheme="majorBidi" w:hAnsiTheme="majorBidi" w:cstheme="majorBidi" w:hint="cs"/>
+          <w:b/>
+          <w:bCs/>
+          <w:rtl/>
+        </w:rPr>
+        <w:lastRenderedPageBreak/>
+        <w:t>דוחות</w:t>
+      </w:r>
+    </w:p>
+    <w:p>
+      <w:pPr>
+        <w:pStyle w:val="a9"/>
+        <w:numPr>
+          <w:ilvl w:val="3"/>
+          <w:numId w:val="8"/>
+        </w:numPr>
+        <w:bidi/>
+        <w:spacing w:line="360" w:lineRule="auto"/>
+        <w:rPr>
+          <w:rFonts w:asciiTheme="majorBidi" w:hAnsiTheme="majorBidi" w:cstheme="majorBidi"/>
+          <w:b/>
+          <w:bCs/>
+        </w:rPr>
+      </w:pPr>
+      <w:r>
+        <w:rPr>
+          <w:rFonts w:asciiTheme="majorBidi" w:hAnsiTheme="majorBidi" w:cstheme="majorBidi" w:hint="cs"/>
+          <w:b/>
+          <w:bCs/>
+          <w:rtl/>
+        </w:rPr>
+        <w:t xml:space="preserve"> דוח משאבים:</w:t>
+      </w:r>
+      <w:r>
+        <w:rPr>
+          <w:rFonts w:asciiTheme="majorBidi" w:hAnsiTheme="majorBidi" w:cstheme="majorBidi"/>
+          <w:b/>
+          <w:bCs/>
+          <w:rtl/>
+        </w:rPr>
+        <w:br/>
+      </w:r>
+      <w:r>
+        <w:rPr>
+          <w:rFonts w:asciiTheme="majorBidi" w:hAnsiTheme="majorBidi" w:cs="Times New Roman"/>
+          <w:b/>
+          <w:bCs/>
+          <w:rtl/>
+        </w:rPr>
+        <w:drawing>
+          <wp:inline distT="0" distB="0" distL="0" distR="0" wp14:anchorId="0FD4B1D6" wp14:editId="6DB71523">
+            <wp:extent cx="4667901" cy="2572109"/>
+            <wp:effectExtent l="0" t="0" r="0" b="0"/>
+            <wp:docPr id="1574344334" name="תמונה 1"/>
+            <wp:cNvGraphicFramePr>
+              <a:graphicFrameLocks xmlns:a="http://schemas.openxmlformats.org/drawingml/2006/main" noChangeAspect="1"/>
+            </wp:cNvGraphicFramePr>
+            <a:graphic xmlns:a="http://schemas.openxmlformats.org/drawingml/2006/main">
+              <a:graphicData uri="http://schemas.openxmlformats.org/drawingml/2006/picture">
+                <pic:pic xmlns:pic="http://schemas.openxmlformats.org/drawingml/2006/picture">
+                  <pic:nvPicPr>
+                    <pic:cNvPr id="1574344334" name=""/>
+                    <pic:cNvPicPr/>
+                  </pic:nvPicPr>
+                  <pic:blipFill>
+                    <a:blip r:embed="rId40"/>
+                    <a:stretch>
+                      <a:fillRect/>
+                    </a:stretch>
+                  </pic:blipFill>
+                  <pic:spPr>
+                    <a:xfrm>
+                      <a:off x="0" y="0"/>
+                      <a:ext cx="4667901" cy="2572109"/>
+                    </a:xfrm>
+                    <a:prstGeom prst="rect">
+                      <a:avLst/>
+                    </a:prstGeom>
+                  </pic:spPr>
+                </pic:pic>
+              </a:graphicData>
+            </a:graphic>
+          </wp:inline>
+        </w:drawing>
+      </w:r>
+    </w:p>
+    <w:p>
+      <w:pPr>
+        <w:pStyle w:val="a9"/>
+        <w:numPr>
+          <w:ilvl w:val="3"/>
+          <w:numId w:val="8"/>
+        </w:numPr>
+        <w:bidi/>
+        <w:spacing w:line="360" w:lineRule="auto"/>
+        <w:rPr>
+          <w:rFonts w:asciiTheme="majorBidi" w:hAnsiTheme="majorBidi" w:cstheme="majorBidi"/>
+          <w:b/>
+          <w:bCs/>
+        </w:rPr>
+      </w:pPr>
+      <w:r>
+        <w:rPr>
+          <w:rFonts w:asciiTheme="majorBidi" w:hAnsiTheme="majorBidi" w:cstheme="majorBidi" w:hint="cs"/>
+          <w:b/>
+          <w:bCs/>
+          <w:rtl/>
+        </w:rPr>
+        <w:t xml:space="preserve"> דוח הספק:</w:t>
+      </w:r>
+      <w:r>
+        <w:rPr>
+          <w:rFonts w:asciiTheme="majorBidi" w:hAnsiTheme="majorBidi" w:cstheme="majorBidi"/>
+          <w:b/>
+          <w:bCs/>
+          <w:rtl/>
+        </w:rPr>
+        <w:br/>
+      </w:r>
+      <w:r>
+        <w:rPr>
+          <w:rFonts w:asciiTheme="majorBidi" w:hAnsiTheme="majorBidi" w:cs="Times New Roman"/>
+          <w:b/>
+          <w:bCs/>
+          <w:rtl/>
+        </w:rPr>
+        <w:drawing>
+          <wp:inline distT="0" distB="0" distL="0" distR="0" wp14:anchorId="7D8CC0A0" wp14:editId="1BC6BAB4">
+            <wp:extent cx="4877481" cy="2286319"/>
+            <wp:effectExtent l="0" t="0" r="0" b="0"/>
+            <wp:docPr id="444629977" name="תמונה 1"/>
+            <wp:cNvGraphicFramePr>
+              <a:graphicFrameLocks xmlns:a="http://schemas.openxmlformats.org/drawingml/2006/main" noChangeAspect="1"/>
+            </wp:cNvGraphicFramePr>
+            <a:graphic xmlns:a="http://schemas.openxmlformats.org/drawingml/2006/main">
+              <a:graphicData uri="http://schemas.openxmlformats.org/drawingml/2006/picture">
+                <pic:pic xmlns:pic="http://schemas.openxmlformats.org/drawingml/2006/picture">
+                  <pic:nvPicPr>
+                    <pic:cNvPr id="444629977" name=""/>
+                    <pic:cNvPicPr/>
+                  </pic:nvPicPr>
+                  <pic:blipFill>
+                    <a:blip r:embed="rId41"/>
+                    <a:stretch>
+                      <a:fillRect/>
+                    </a:stretch>
+                  </pic:blipFill>
+                  <pic:spPr>
+                    <a:xfrm>
+                      <a:off x="0" y="0"/>
+                      <a:ext cx="4877481" cy="2286319"/>
+                    </a:xfrm>
+                    <a:prstGeom prst="rect">
+                      <a:avLst/>
+                    </a:prstGeom>
+                  </pic:spPr>
+                </pic:pic>
+              </a:graphicData>
+            </a:graphic>
+          </wp:inline>
+        </w:drawing>
+      </w:r>
+    </w:p>
+    <w:p>
+      <w:pPr>
+        <w:pStyle w:val="a9"/>
+        <w:numPr>
+          <w:ilvl w:val="3"/>
+          <w:numId w:val="8"/>
+        </w:numPr>
+        <w:bidi/>
+        <w:spacing w:line="360" w:lineRule="auto"/>
+        <w:rPr>
+          <w:rFonts w:asciiTheme="majorBidi" w:hAnsiTheme="majorBidi" w:cstheme="majorBidi"/>
+          <w:b/>
+          <w:bCs/>
+        </w:rPr>
+      </w:pPr>
+      <w:r>
+        <w:rPr>
+          <w:rFonts w:asciiTheme="majorBidi" w:hAnsiTheme="majorBidi" w:cstheme="majorBidi" w:hint="cs"/>
+          <w:b/>
+          <w:bCs/>
+          <w:rtl/>
+        </w:rPr>
+        <w:t xml:space="preserve"> דוח זמנים:</w:t>
+      </w:r>
+      <w:r>
+        <w:rPr>
+          <w:rFonts w:asciiTheme="majorBidi" w:hAnsiTheme="majorBidi" w:cstheme="majorBidi"/>
+          <w:b/>
+          <w:bCs/>
+          <w:rtl/>
+        </w:rPr>
+        <w:br/>
+      </w:r>
+      <w:r>
+        <w:rPr>
+          <w:rFonts w:asciiTheme="majorBidi" w:hAnsiTheme="majorBidi" w:cs="Times New Roman"/>
+          <w:b/>
+          <w:bCs/>
+          <w:rtl/>
+        </w:rPr>
+        <w:drawing>
+          <wp:inline distT="0" distB="0" distL="0" distR="0" wp14:anchorId="56F27D04" wp14:editId="2FB2E4D6">
+            <wp:extent cx="3439005" cy="914528"/>
+            <wp:effectExtent l="0" t="0" r="0" b="0"/>
+            <wp:docPr id="196339896" name="תמונה 1"/>
+            <wp:cNvGraphicFramePr>
+              <a:graphicFrameLocks xmlns:a="http://schemas.openxmlformats.org/drawingml/2006/main" noChangeAspect="1"/>
+            </wp:cNvGraphicFramePr>
+            <a:graphic xmlns:a="http://schemas.openxmlformats.org/drawingml/2006/main">
+              <a:graphicData uri="http://schemas.openxmlformats.org/drawingml/2006/picture">
+                <pic:pic xmlns:pic="http://schemas.openxmlformats.org/drawingml/2006/picture">
+                  <pic:nvPicPr>
+                    <pic:cNvPr id="196339896" name=""/>
+                    <pic:cNvPicPr/>
+                  </pic:nvPicPr>
+                  <pic:blipFill>
+                    <a:blip r:embed="rId42"/>
+                    <a:stretch>
+                      <a:fillRect/>
+                    </a:stretch>
+                  </pic:blipFill>
+                  <pic:spPr>
+                    <a:xfrm>
+                      <a:off x="0" y="0"/>
+                      <a:ext cx="3439005" cy="914528"/>
+                    </a:xfrm>
+                    <a:prstGeom prst="rect">
+                      <a:avLst/>
+                    </a:prstGeom>
+                  </pic:spPr>
+                </pic:pic>
+              </a:graphicData>
+            </a:graphic>
+          </wp:inline>
+        </w:drawing>
+      </w:r>
+    </w:p>
+    <w:p>
+      <w:pPr>
+        <w:bidi/>
+        <w:spacing w:line="360" w:lineRule="auto"/>
+        <w:rPr>
+          <w:rFonts w:asciiTheme="majorBidi" w:hAnsiTheme="majorBidi" w:cstheme="majorBidi"/>
+          <w:b/>
+          <w:bCs/>
+        </w:rPr>
+      </w:pPr>
+      <w:r>
+        <w:rPr>
+          <w:rFonts w:asciiTheme="majorBidi" w:hAnsiTheme="majorBidi" w:cstheme="majorBidi"/>
+          <w:b/>
+          <w:bCs/>
+          <w:rtl/>
+        </w:rPr>
+        <w:br/>
+      </w:r>
+    </w:p>
+    <w:p>
+      <w:pPr>
+        <w:rPr>
+          <w:rFonts w:asciiTheme="majorBidi" w:hAnsiTheme="majorBidi" w:cstheme="majorBidi"/>
+          <w:b/>
+          <w:bCs/>
+        </w:rPr>
+      </w:pPr>
+      <w:r>
+        <w:rPr>
+          <w:rFonts w:asciiTheme="majorBidi" w:hAnsiTheme="majorBidi" w:cstheme="majorBidi"/>
+          <w:b/>
+          <w:bCs/>
+        </w:rPr>
+        <w:br w:type="page"/>
+      </w:r>
+    </w:p>
+    <w:p>
+      <w:pPr>
+        <w:pStyle w:val="a9"/>
         <w:numPr>
           <w:ilvl w:val="0"/>
-          <w:numId w:val="25"/>
+          <w:numId w:val="8"/>
         </w:numPr>
         <w:bidi/>
         <w:spacing w:line="360" w:lineRule="auto"/>
@@ -6432,11 +10504,12 @@
           <w:rFonts w:asciiTheme="majorBidi" w:hAnsiTheme="majorBidi" w:cstheme="majorBidi"/>
           <w:b/>
           <w:bCs/>
-        </w:rPr>
-      </w:pPr>
-      <w:r>
-        <w:rPr>
-          <w:rFonts w:asciiTheme="majorBidi" w:hAnsiTheme="majorBidi" w:cstheme="majorBidi"/>
+          <w:rtl/>
+        </w:rPr>
+      </w:pPr>
+      <w:r>
+        <w:rPr>
+          <w:rFonts w:asciiTheme="majorBidi" w:hAnsiTheme="majorBidi" w:cstheme="majorBidi" w:hint="cs"/>
           <w:b/>
           <w:bCs/>
           <w:rtl/>
@@ -6447,7 +10520,7 @@
     </w:p>
     <w:p>
       <w:pPr>
-        <w:pStyle w:val="ListParagraph"/>
+        <w:pStyle w:val="a9"/>
         <w:bidi/>
         <w:spacing w:line="360" w:lineRule="auto"/>
         <w:rPr>
@@ -6465,7 +10538,7 @@
     </w:p>
     <w:p>
       <w:pPr>
-        <w:pStyle w:val="ListParagraph"/>
+        <w:pStyle w:val="a9"/>
         <w:bidi/>
         <w:spacing w:line="360" w:lineRule="auto"/>
         <w:rPr>
@@ -6483,7 +10556,7 @@
     </w:p>
     <w:p>
       <w:pPr>
-        <w:pStyle w:val="ListParagraph"/>
+        <w:pStyle w:val="a9"/>
         <w:bidi/>
         <w:spacing w:line="360" w:lineRule="auto"/>
         <w:ind w:left="0"/>
@@ -6514,7 +10587,7 @@
                     <pic:cNvPicPr/>
                   </pic:nvPicPr>
                   <pic:blipFill>
-                    <a:blip r:embed="rId31"/>
+                    <a:blip r:embed="rId43"/>
                     <a:stretch>
                       <a:fillRect/>
                     </a:stretch>
@@ -6537,7 +10610,7 @@
     </w:p>
     <w:p>
       <w:pPr>
-        <w:pStyle w:val="ListParagraph"/>
+        <w:pStyle w:val="a9"/>
         <w:bidi/>
         <w:spacing w:line="360" w:lineRule="auto"/>
         <w:ind w:left="0"/>
@@ -6547,7 +10620,7 @@
       </w:pPr>
     </w:p>
     <w:sectPr>
-      <w:footerReference w:type="default" r:id="rId32"/>
+      <w:footerReference w:type="default" r:id="rId44"/>
       <w:pgSz w:w="12240" w:h="15840"/>
       <w:pgMar w:top="1440" w:right="1440" w:bottom="1440" w:left="1440" w:header="708" w:footer="708" w:gutter="0"/>
       <w:pgBorders w:offsetFrom="page">
@@ -6606,7 +10679,7 @@
     <w:sdtContent>
       <w:p>
         <w:pPr>
-          <w:pStyle w:val="Footer"/>
+          <w:pStyle w:val="af0"/>
           <w:jc w:val="center"/>
         </w:pPr>
         <w:r>
@@ -6635,7 +10708,7 @@
   </w:sdt>
   <w:p>
     <w:pPr>
-      <w:pStyle w:val="Footer"/>
+      <w:pStyle w:val="af0"/>
     </w:pPr>
   </w:p>
 </w:ftr>
@@ -10084,16 +14157,16 @@
     <w:lsdException w:name="Unresolved Mention" w:semiHidden="1" w:unhideWhenUsed="1"/>
     <w:lsdException w:name="Smart Link" w:semiHidden="1" w:unhideWhenUsed="1"/>
   </w:latentStyles>
-  <w:style w:type="paragraph" w:default="1" w:styleId="Normal">
+  <w:style w:type="paragraph" w:default="1" w:styleId="a">
     <w:name w:val="Normal"/>
     <w:qFormat/>
     <w:rsid w:val="00F63E76"/>
   </w:style>
-  <w:style w:type="paragraph" w:styleId="Heading1">
+  <w:style w:type="paragraph" w:styleId="1">
     <w:name w:val="heading 1"/>
-    <w:basedOn w:val="Normal"/>
-    <w:next w:val="Normal"/>
-    <w:link w:val="Heading1Char"/>
+    <w:basedOn w:val="a"/>
+    <w:next w:val="a"/>
+    <w:link w:val="10"/>
     <w:uiPriority w:val="9"/>
     <w:qFormat/>
     <w:rsid w:val="00331E16"/>
@@ -10110,11 +14183,11 @@
       <w:szCs w:val="40"/>
     </w:rPr>
   </w:style>
-  <w:style w:type="paragraph" w:styleId="Heading2">
+  <w:style w:type="paragraph" w:styleId="2">
     <w:name w:val="heading 2"/>
-    <w:basedOn w:val="Normal"/>
-    <w:next w:val="Normal"/>
-    <w:link w:val="Heading2Char"/>
+    <w:basedOn w:val="a"/>
+    <w:next w:val="a"/>
+    <w:link w:val="20"/>
     <w:uiPriority w:val="9"/>
     <w:semiHidden/>
     <w:unhideWhenUsed/>
@@ -10133,11 +14206,11 @@
       <w:szCs w:val="32"/>
     </w:rPr>
   </w:style>
-  <w:style w:type="paragraph" w:styleId="Heading3">
+  <w:style w:type="paragraph" w:styleId="3">
     <w:name w:val="heading 3"/>
-    <w:basedOn w:val="Normal"/>
-    <w:next w:val="Normal"/>
-    <w:link w:val="Heading3Char"/>
+    <w:basedOn w:val="a"/>
+    <w:next w:val="a"/>
+    <w:link w:val="30"/>
     <w:uiPriority w:val="9"/>
     <w:unhideWhenUsed/>
     <w:qFormat/>
@@ -10155,11 +14228,11 @@
       <w:szCs w:val="28"/>
     </w:rPr>
   </w:style>
-  <w:style w:type="paragraph" w:styleId="Heading4">
+  <w:style w:type="paragraph" w:styleId="4">
     <w:name w:val="heading 4"/>
-    <w:basedOn w:val="Normal"/>
-    <w:next w:val="Normal"/>
-    <w:link w:val="Heading4Char"/>
+    <w:basedOn w:val="a"/>
+    <w:next w:val="a"/>
+    <w:link w:val="40"/>
     <w:uiPriority w:val="9"/>
     <w:semiHidden/>
     <w:unhideWhenUsed/>
@@ -10178,11 +14251,11 @@
       <w:color w:val="0F4761" w:themeColor="accent1" w:themeShade="BF"/>
     </w:rPr>
   </w:style>
-  <w:style w:type="paragraph" w:styleId="Heading5">
+  <w:style w:type="paragraph" w:styleId="5">
     <w:name w:val="heading 5"/>
-    <w:basedOn w:val="Normal"/>
-    <w:next w:val="Normal"/>
-    <w:link w:val="Heading5Char"/>
+    <w:basedOn w:val="a"/>
+    <w:next w:val="a"/>
+    <w:link w:val="50"/>
     <w:uiPriority w:val="9"/>
     <w:semiHidden/>
     <w:unhideWhenUsed/>
@@ -10199,11 +14272,11 @@
       <w:color w:val="0F4761" w:themeColor="accent1" w:themeShade="BF"/>
     </w:rPr>
   </w:style>
-  <w:style w:type="paragraph" w:styleId="Heading6">
+  <w:style w:type="paragraph" w:styleId="6">
     <w:name w:val="heading 6"/>
-    <w:basedOn w:val="Normal"/>
-    <w:next w:val="Normal"/>
-    <w:link w:val="Heading6Char"/>
+    <w:basedOn w:val="a"/>
+    <w:next w:val="a"/>
+    <w:link w:val="60"/>
     <w:uiPriority w:val="9"/>
     <w:semiHidden/>
     <w:unhideWhenUsed/>
@@ -10222,11 +14295,11 @@
       <w:color w:val="595959" w:themeColor="text1" w:themeTint="A6"/>
     </w:rPr>
   </w:style>
-  <w:style w:type="paragraph" w:styleId="Heading7">
+  <w:style w:type="paragraph" w:styleId="7">
     <w:name w:val="heading 7"/>
-    <w:basedOn w:val="Normal"/>
-    <w:next w:val="Normal"/>
-    <w:link w:val="Heading7Char"/>
+    <w:basedOn w:val="a"/>
+    <w:next w:val="a"/>
+    <w:link w:val="70"/>
     <w:uiPriority w:val="9"/>
     <w:semiHidden/>
     <w:unhideWhenUsed/>
@@ -10243,11 +14316,11 @@
       <w:color w:val="595959" w:themeColor="text1" w:themeTint="A6"/>
     </w:rPr>
   </w:style>
-  <w:style w:type="paragraph" w:styleId="Heading8">
+  <w:style w:type="paragraph" w:styleId="8">
     <w:name w:val="heading 8"/>
-    <w:basedOn w:val="Normal"/>
-    <w:next w:val="Normal"/>
-    <w:link w:val="Heading8Char"/>
+    <w:basedOn w:val="a"/>
+    <w:next w:val="a"/>
+    <w:link w:val="80"/>
     <w:uiPriority w:val="9"/>
     <w:semiHidden/>
     <w:unhideWhenUsed/>
@@ -10266,11 +14339,11 @@
       <w:color w:val="272727" w:themeColor="text1" w:themeTint="D8"/>
     </w:rPr>
   </w:style>
-  <w:style w:type="paragraph" w:styleId="Heading9">
+  <w:style w:type="paragraph" w:styleId="9">
     <w:name w:val="heading 9"/>
-    <w:basedOn w:val="Normal"/>
-    <w:next w:val="Normal"/>
-    <w:link w:val="Heading9Char"/>
+    <w:basedOn w:val="a"/>
+    <w:next w:val="a"/>
+    <w:link w:val="90"/>
     <w:uiPriority w:val="9"/>
     <w:semiHidden/>
     <w:unhideWhenUsed/>
@@ -10287,12 +14360,12 @@
       <w:color w:val="272727" w:themeColor="text1" w:themeTint="D8"/>
     </w:rPr>
   </w:style>
-  <w:style w:type="character" w:default="1" w:styleId="DefaultParagraphFont">
+  <w:style w:type="character" w:default="1" w:styleId="a0">
     <w:name w:val="Default Paragraph Font"/>
     <w:uiPriority w:val="1"/>
     <w:unhideWhenUsed/>
   </w:style>
-  <w:style w:type="table" w:default="1" w:styleId="TableNormal">
+  <w:style w:type="table" w:default="1" w:styleId="a1">
     <w:name w:val="Normal Table"/>
     <w:uiPriority w:val="99"/>
     <w:semiHidden/>
@@ -10307,16 +14380,16 @@
       </w:tblCellMar>
     </w:tblPr>
   </w:style>
-  <w:style w:type="numbering" w:default="1" w:styleId="NoList">
+  <w:style w:type="numbering" w:default="1" w:styleId="a2">
     <w:name w:val="No List"/>
     <w:uiPriority w:val="99"/>
     <w:semiHidden/>
     <w:unhideWhenUsed/>
   </w:style>
-  <w:style w:type="character" w:customStyle="1" w:styleId="Heading1Char">
-    <w:name w:val="Heading 1 Char"/>
-    <w:basedOn w:val="DefaultParagraphFont"/>
-    <w:link w:val="Heading1"/>
+  <w:style w:type="character" w:customStyle="1" w:styleId="10">
+    <w:name w:val="כותרת 1 תו"/>
+    <w:basedOn w:val="a0"/>
+    <w:link w:val="1"/>
     <w:uiPriority w:val="9"/>
     <w:rsid w:val="00331E16"/>
     <w:rPr>
@@ -10326,10 +14399,10 @@
       <w:szCs w:val="40"/>
     </w:rPr>
   </w:style>
-  <w:style w:type="character" w:customStyle="1" w:styleId="Heading2Char">
-    <w:name w:val="Heading 2 Char"/>
-    <w:basedOn w:val="DefaultParagraphFont"/>
-    <w:link w:val="Heading2"/>
+  <w:style w:type="character" w:customStyle="1" w:styleId="20">
+    <w:name w:val="כותרת 2 תו"/>
+    <w:basedOn w:val="a0"/>
+    <w:link w:val="2"/>
     <w:uiPriority w:val="9"/>
     <w:semiHidden/>
     <w:rsid w:val="00331E16"/>
@@ -10340,10 +14413,10 @@
       <w:szCs w:val="32"/>
     </w:rPr>
   </w:style>
-  <w:style w:type="character" w:customStyle="1" w:styleId="Heading3Char">
-    <w:name w:val="Heading 3 Char"/>
-    <w:basedOn w:val="DefaultParagraphFont"/>
-    <w:link w:val="Heading3"/>
+  <w:style w:type="character" w:customStyle="1" w:styleId="30">
+    <w:name w:val="כותרת 3 תו"/>
+    <w:basedOn w:val="a0"/>
+    <w:link w:val="3"/>
     <w:uiPriority w:val="9"/>
     <w:rsid w:val="00331E16"/>
     <w:rPr>
@@ -10353,10 +14426,10 @@
       <w:szCs w:val="28"/>
     </w:rPr>
   </w:style>
-  <w:style w:type="character" w:customStyle="1" w:styleId="Heading4Char">
-    <w:name w:val="Heading 4 Char"/>
-    <w:basedOn w:val="DefaultParagraphFont"/>
-    <w:link w:val="Heading4"/>
+  <w:style w:type="character" w:customStyle="1" w:styleId="40">
+    <w:name w:val="כותרת 4 תו"/>
+    <w:basedOn w:val="a0"/>
+    <w:link w:val="4"/>
     <w:uiPriority w:val="9"/>
     <w:semiHidden/>
     <w:rsid w:val="00331E16"/>
@@ -10367,10 +14440,10 @@
       <w:color w:val="0F4761" w:themeColor="accent1" w:themeShade="BF"/>
     </w:rPr>
   </w:style>
-  <w:style w:type="character" w:customStyle="1" w:styleId="Heading5Char">
-    <w:name w:val="Heading 5 Char"/>
-    <w:basedOn w:val="DefaultParagraphFont"/>
-    <w:link w:val="Heading5"/>
+  <w:style w:type="character" w:customStyle="1" w:styleId="50">
+    <w:name w:val="כותרת 5 תו"/>
+    <w:basedOn w:val="a0"/>
+    <w:link w:val="5"/>
     <w:uiPriority w:val="9"/>
     <w:semiHidden/>
     <w:rsid w:val="00331E16"/>
@@ -10379,10 +14452,10 @@
       <w:color w:val="0F4761" w:themeColor="accent1" w:themeShade="BF"/>
     </w:rPr>
   </w:style>
-  <w:style w:type="character" w:customStyle="1" w:styleId="Heading6Char">
-    <w:name w:val="Heading 6 Char"/>
-    <w:basedOn w:val="DefaultParagraphFont"/>
-    <w:link w:val="Heading6"/>
+  <w:style w:type="character" w:customStyle="1" w:styleId="60">
+    <w:name w:val="כותרת 6 תו"/>
+    <w:basedOn w:val="a0"/>
+    <w:link w:val="6"/>
     <w:uiPriority w:val="9"/>
     <w:semiHidden/>
     <w:rsid w:val="00331E16"/>
@@ -10393,10 +14466,10 @@
       <w:color w:val="595959" w:themeColor="text1" w:themeTint="A6"/>
     </w:rPr>
   </w:style>
-  <w:style w:type="character" w:customStyle="1" w:styleId="Heading7Char">
-    <w:name w:val="Heading 7 Char"/>
-    <w:basedOn w:val="DefaultParagraphFont"/>
-    <w:link w:val="Heading7"/>
+  <w:style w:type="character" w:customStyle="1" w:styleId="70">
+    <w:name w:val="כותרת 7 תו"/>
+    <w:basedOn w:val="a0"/>
+    <w:link w:val="7"/>
     <w:uiPriority w:val="9"/>
     <w:semiHidden/>
     <w:rsid w:val="00331E16"/>
@@ -10405,10 +14478,10 @@
       <w:color w:val="595959" w:themeColor="text1" w:themeTint="A6"/>
     </w:rPr>
   </w:style>
-  <w:style w:type="character" w:customStyle="1" w:styleId="Heading8Char">
-    <w:name w:val="Heading 8 Char"/>
-    <w:basedOn w:val="DefaultParagraphFont"/>
-    <w:link w:val="Heading8"/>
+  <w:style w:type="character" w:customStyle="1" w:styleId="80">
+    <w:name w:val="כותרת 8 תו"/>
+    <w:basedOn w:val="a0"/>
+    <w:link w:val="8"/>
     <w:uiPriority w:val="9"/>
     <w:semiHidden/>
     <w:rsid w:val="00331E16"/>
@@ -10419,10 +14492,10 @@
       <w:color w:val="272727" w:themeColor="text1" w:themeTint="D8"/>
     </w:rPr>
   </w:style>
-  <w:style w:type="character" w:customStyle="1" w:styleId="Heading9Char">
-    <w:name w:val="Heading 9 Char"/>
-    <w:basedOn w:val="DefaultParagraphFont"/>
-    <w:link w:val="Heading9"/>
+  <w:style w:type="character" w:customStyle="1" w:styleId="90">
+    <w:name w:val="כותרת 9 תו"/>
+    <w:basedOn w:val="a0"/>
+    <w:link w:val="9"/>
     <w:uiPriority w:val="9"/>
     <w:semiHidden/>
     <w:rsid w:val="00331E16"/>
@@ -10431,11 +14504,11 @@
       <w:color w:val="272727" w:themeColor="text1" w:themeTint="D8"/>
     </w:rPr>
   </w:style>
-  <w:style w:type="paragraph" w:styleId="Title">
+  <w:style w:type="paragraph" w:styleId="a3">
     <w:name w:val="Title"/>
-    <w:basedOn w:val="Normal"/>
-    <w:next w:val="Normal"/>
-    <w:link w:val="TitleChar"/>
+    <w:basedOn w:val="a"/>
+    <w:next w:val="a"/>
+    <w:link w:val="a4"/>
     <w:uiPriority w:val="10"/>
     <w:qFormat/>
     <w:rsid w:val="00331E16"/>
@@ -10451,10 +14524,10 @@
       <w:szCs w:val="56"/>
     </w:rPr>
   </w:style>
-  <w:style w:type="character" w:customStyle="1" w:styleId="TitleChar">
-    <w:name w:val="Title Char"/>
-    <w:basedOn w:val="DefaultParagraphFont"/>
-    <w:link w:val="Title"/>
+  <w:style w:type="character" w:customStyle="1" w:styleId="a4">
+    <w:name w:val="כותרת טקסט תו"/>
+    <w:basedOn w:val="a0"/>
+    <w:link w:val="a3"/>
     <w:uiPriority w:val="10"/>
     <w:rsid w:val="00331E16"/>
     <w:rPr>
@@ -10465,11 +14538,11 @@
       <w:szCs w:val="56"/>
     </w:rPr>
   </w:style>
-  <w:style w:type="paragraph" w:styleId="Subtitle">
+  <w:style w:type="paragraph" w:styleId="a5">
     <w:name w:val="Subtitle"/>
-    <w:basedOn w:val="Normal"/>
-    <w:next w:val="Normal"/>
-    <w:link w:val="SubtitleChar"/>
+    <w:basedOn w:val="a"/>
+    <w:next w:val="a"/>
+    <w:link w:val="a6"/>
     <w:uiPriority w:val="11"/>
     <w:qFormat/>
     <w:rsid w:val="00331E16"/>
@@ -10486,10 +14559,10 @@
       <w:szCs w:val="28"/>
     </w:rPr>
   </w:style>
-  <w:style w:type="character" w:customStyle="1" w:styleId="SubtitleChar">
-    <w:name w:val="Subtitle Char"/>
-    <w:basedOn w:val="DefaultParagraphFont"/>
-    <w:link w:val="Subtitle"/>
+  <w:style w:type="character" w:customStyle="1" w:styleId="a6">
+    <w:name w:val="כותרת משנה תו"/>
+    <w:basedOn w:val="a0"/>
+    <w:link w:val="a5"/>
     <w:uiPriority w:val="11"/>
     <w:rsid w:val="00331E16"/>
     <w:rPr>
@@ -10500,11 +14573,11 @@
       <w:szCs w:val="28"/>
     </w:rPr>
   </w:style>
-  <w:style w:type="paragraph" w:styleId="Quote">
+  <w:style w:type="paragraph" w:styleId="a7">
     <w:name w:val="Quote"/>
-    <w:basedOn w:val="Normal"/>
-    <w:next w:val="Normal"/>
-    <w:link w:val="QuoteChar"/>
+    <w:basedOn w:val="a"/>
+    <w:next w:val="a"/>
+    <w:link w:val="a8"/>
     <w:uiPriority w:val="29"/>
     <w:qFormat/>
     <w:rsid w:val="00331E16"/>
@@ -10518,10 +14591,10 @@
       <w:color w:val="404040" w:themeColor="text1" w:themeTint="BF"/>
     </w:rPr>
   </w:style>
-  <w:style w:type="character" w:customStyle="1" w:styleId="QuoteChar">
-    <w:name w:val="Quote Char"/>
-    <w:basedOn w:val="DefaultParagraphFont"/>
-    <w:link w:val="Quote"/>
+  <w:style w:type="character" w:customStyle="1" w:styleId="a8">
+    <w:name w:val="ציטוט תו"/>
+    <w:basedOn w:val="a0"/>
+    <w:link w:val="a7"/>
     <w:uiPriority w:val="29"/>
     <w:rsid w:val="00331E16"/>
     <w:rPr>
@@ -10530,9 +14603,9 @@
       <w:color w:val="404040" w:themeColor="text1" w:themeTint="BF"/>
     </w:rPr>
   </w:style>
-  <w:style w:type="paragraph" w:styleId="ListParagraph">
+  <w:style w:type="paragraph" w:styleId="a9">
     <w:name w:val="List Paragraph"/>
-    <w:basedOn w:val="Normal"/>
+    <w:basedOn w:val="a"/>
     <w:uiPriority w:val="34"/>
     <w:qFormat/>
     <w:rsid w:val="00331E16"/>
@@ -10541,9 +14614,9 @@
       <w:contextualSpacing/>
     </w:pPr>
   </w:style>
-  <w:style w:type="character" w:styleId="IntenseEmphasis">
+  <w:style w:type="character" w:styleId="aa">
     <w:name w:val="Intense Emphasis"/>
-    <w:basedOn w:val="DefaultParagraphFont"/>
+    <w:basedOn w:val="a0"/>
     <w:uiPriority w:val="21"/>
     <w:qFormat/>
     <w:rsid w:val="00331E16"/>
@@ -10553,11 +14626,11 @@
       <w:color w:val="0F4761" w:themeColor="accent1" w:themeShade="BF"/>
     </w:rPr>
   </w:style>
-  <w:style w:type="paragraph" w:styleId="IntenseQuote">
+  <w:style w:type="paragraph" w:styleId="ab">
     <w:name w:val="Intense Quote"/>
-    <w:basedOn w:val="Normal"/>
-    <w:next w:val="Normal"/>
-    <w:link w:val="IntenseQuoteChar"/>
+    <w:basedOn w:val="a"/>
+    <w:next w:val="a"/>
+    <w:link w:val="ac"/>
     <w:uiPriority w:val="30"/>
     <w:qFormat/>
     <w:rsid w:val="00331E16"/>
@@ -10576,10 +14649,10 @@
       <w:color w:val="0F4761" w:themeColor="accent1" w:themeShade="BF"/>
     </w:rPr>
   </w:style>
-  <w:style w:type="character" w:customStyle="1" w:styleId="IntenseQuoteChar">
-    <w:name w:val="Intense Quote Char"/>
-    <w:basedOn w:val="DefaultParagraphFont"/>
-    <w:link w:val="IntenseQuote"/>
+  <w:style w:type="character" w:customStyle="1" w:styleId="ac">
+    <w:name w:val="ציטוט חזק תו"/>
+    <w:basedOn w:val="a0"/>
+    <w:link w:val="ab"/>
     <w:uiPriority w:val="30"/>
     <w:rsid w:val="00331E16"/>
     <w:rPr>
@@ -10588,9 +14661,9 @@
       <w:color w:val="0F4761" w:themeColor="accent1" w:themeShade="BF"/>
     </w:rPr>
   </w:style>
-  <w:style w:type="character" w:styleId="IntenseReference">
+  <w:style w:type="character" w:styleId="ad">
     <w:name w:val="Intense Reference"/>
-    <w:basedOn w:val="DefaultParagraphFont"/>
+    <w:basedOn w:val="a0"/>
     <w:uiPriority w:val="32"/>
     <w:qFormat/>
     <w:rsid w:val="00331E16"/>
@@ -10602,10 +14675,10 @@
       <w:spacing w:val="5"/>
     </w:rPr>
   </w:style>
-  <w:style w:type="paragraph" w:styleId="Header">
+  <w:style w:type="paragraph" w:styleId="ae">
     <w:name w:val="header"/>
-    <w:basedOn w:val="Normal"/>
-    <w:link w:val="HeaderChar"/>
+    <w:basedOn w:val="a"/>
+    <w:link w:val="af"/>
     <w:uiPriority w:val="99"/>
     <w:unhideWhenUsed/>
     <w:rsid w:val="00874865"/>
@@ -10617,17 +14690,17 @@
       <w:spacing w:after="0" w:line="240" w:lineRule="auto"/>
     </w:pPr>
   </w:style>
-  <w:style w:type="character" w:customStyle="1" w:styleId="HeaderChar">
-    <w:name w:val="Header Char"/>
-    <w:basedOn w:val="DefaultParagraphFont"/>
-    <w:link w:val="Header"/>
+  <w:style w:type="character" w:customStyle="1" w:styleId="af">
+    <w:name w:val="כותרת עליונה תו"/>
+    <w:basedOn w:val="a0"/>
+    <w:link w:val="ae"/>
     <w:uiPriority w:val="99"/>
     <w:rsid w:val="00874865"/>
   </w:style>
-  <w:style w:type="paragraph" w:styleId="Footer">
+  <w:style w:type="paragraph" w:styleId="af0">
     <w:name w:val="footer"/>
-    <w:basedOn w:val="Normal"/>
-    <w:link w:val="FooterChar"/>
+    <w:basedOn w:val="a"/>
+    <w:link w:val="af1"/>
     <w:uiPriority w:val="99"/>
     <w:unhideWhenUsed/>
     <w:rsid w:val="00874865"/>
@@ -10639,17 +14712,17 @@
       <w:spacing w:after="0" w:line="240" w:lineRule="auto"/>
     </w:pPr>
   </w:style>
-  <w:style w:type="character" w:customStyle="1" w:styleId="FooterChar">
-    <w:name w:val="Footer Char"/>
-    <w:basedOn w:val="DefaultParagraphFont"/>
-    <w:link w:val="Footer"/>
+  <w:style w:type="character" w:customStyle="1" w:styleId="af1">
+    <w:name w:val="כותרת תחתונה תו"/>
+    <w:basedOn w:val="a0"/>
+    <w:link w:val="af0"/>
     <w:uiPriority w:val="99"/>
     <w:rsid w:val="00874865"/>
   </w:style>
-  <w:style w:type="paragraph" w:styleId="TOCHeading">
+  <w:style w:type="paragraph" w:styleId="af2">
     <w:name w:val="TOC Heading"/>
-    <w:basedOn w:val="Heading1"/>
-    <w:next w:val="Normal"/>
+    <w:basedOn w:val="1"/>
+    <w:next w:val="a"/>
     <w:uiPriority w:val="39"/>
     <w:unhideWhenUsed/>
     <w:qFormat/>
@@ -10668,8 +14741,8 @@
   </w:style>
   <w:style w:type="paragraph" w:styleId="TOC2">
     <w:name w:val="toc 2"/>
-    <w:basedOn w:val="Normal"/>
-    <w:next w:val="Normal"/>
+    <w:basedOn w:val="a"/>
+    <w:next w:val="a"/>
     <w:autoRedefine/>
     <w:uiPriority w:val="39"/>
     <w:unhideWhenUsed/>
@@ -10689,8 +14762,8 @@
   </w:style>
   <w:style w:type="paragraph" w:styleId="TOC1">
     <w:name w:val="toc 1"/>
-    <w:basedOn w:val="Normal"/>
-    <w:next w:val="Normal"/>
+    <w:basedOn w:val="a"/>
+    <w:next w:val="a"/>
     <w:autoRedefine/>
     <w:uiPriority w:val="39"/>
     <w:unhideWhenUsed/>
@@ -10709,8 +14782,8 @@
   </w:style>
   <w:style w:type="paragraph" w:styleId="TOC3">
     <w:name w:val="toc 3"/>
-    <w:basedOn w:val="Normal"/>
-    <w:next w:val="Normal"/>
+    <w:basedOn w:val="a"/>
+    <w:next w:val="a"/>
     <w:autoRedefine/>
     <w:uiPriority w:val="39"/>
     <w:unhideWhenUsed/>
@@ -10728,9 +14801,9 @@
       <w14:ligatures w14:val="none"/>
     </w:rPr>
   </w:style>
-  <w:style w:type="table" w:styleId="TableGrid">
+  <w:style w:type="table" w:styleId="af3">
     <w:name w:val="Table Grid"/>
-    <w:basedOn w:val="TableNormal"/>
+    <w:basedOn w:val="a1"/>
     <w:uiPriority w:val="39"/>
     <w:rsid w:val="00E5784C"/>
     <w:pPr>
@@ -10747,9 +14820,9 @@
       </w:tblBorders>
     </w:tblPr>
   </w:style>
-  <w:style w:type="character" w:styleId="PlaceholderText">
+  <w:style w:type="character" w:styleId="af4">
     <w:name w:val="Placeholder Text"/>
-    <w:basedOn w:val="DefaultParagraphFont"/>
+    <w:basedOn w:val="a0"/>
     <w:uiPriority w:val="99"/>
     <w:semiHidden/>
     <w:rsid w:val="00EC7D61"/>
@@ -10759,7 +14832,7 @@
   </w:style>
   <w:style w:type="paragraph" w:styleId="NormalWeb">
     <w:name w:val="Normal (Web)"/>
-    <w:basedOn w:val="Normal"/>
+    <w:basedOn w:val="a"/>
     <w:uiPriority w:val="99"/>
     <w:semiHidden/>
     <w:unhideWhenUsed/>

--- a/ספר הפרויקט.docx
+++ b/ספר הפרויקט.docx
@@ -533,12 +533,13 @@
         <w:contextualSpacing/>
         <w:rPr>
           <w:rFonts w:asciiTheme="majorBidi" w:hAnsiTheme="majorBidi" w:cstheme="majorBidi"/>
-        </w:rPr>
-      </w:pPr>
-    </w:p>
-    <w:p>
-      <w:pPr>
-        <w:pStyle w:val="a9"/>
+          <w:rtl/>
+        </w:rPr>
+      </w:pPr>
+    </w:p>
+    <w:p>
+      <w:pPr>
+        <w:pStyle w:val="ListParagraph"/>
         <w:numPr>
           <w:ilvl w:val="0"/>
           <w:numId w:val="8"/>
@@ -549,7 +550,6 @@
           <w:rFonts w:asciiTheme="majorBidi" w:hAnsiTheme="majorBidi" w:cstheme="majorBidi"/>
           <w:b/>
           <w:bCs/>
-          <w:rtl/>
         </w:rPr>
       </w:pPr>
       <w:r>
@@ -560,24 +560,12 @@
           <w:rtl/>
         </w:rPr>
         <w:lastRenderedPageBreak/>
-        <w:t>מבוא</w:t>
-      </w:r>
-    </w:p>
-    <w:p>
-      <w:pPr>
-        <w:pStyle w:val="a9"/>
-        <w:bidi/>
-        <w:spacing w:line="360" w:lineRule="auto"/>
-        <w:rPr>
-          <w:rFonts w:asciiTheme="majorBidi" w:hAnsiTheme="majorBidi" w:cstheme="majorBidi"/>
-          <w:b/>
-          <w:bCs/>
-        </w:rPr>
-      </w:pPr>
-    </w:p>
-    <w:p>
-      <w:pPr>
-        <w:pStyle w:val="a9"/>
+        <w:t>תכנון ומימוש המודולים:</w:t>
+      </w:r>
+    </w:p>
+    <w:p>
+      <w:pPr>
+        <w:pStyle w:val="ListParagraph"/>
         <w:numPr>
           <w:ilvl w:val="1"/>
           <w:numId w:val="8"/>
@@ -606,842 +594,6 @@
           <w:bCs/>
           <w:rtl/>
         </w:rPr>
-        <w:t>מטרת הפרויקט</w:t>
-      </w:r>
-    </w:p>
-    <w:p>
-      <w:pPr>
-        <w:bidi/>
-        <w:spacing w:line="360" w:lineRule="auto"/>
-        <w:contextualSpacing/>
-        <w:rPr>
-          <w:rFonts w:asciiTheme="majorBidi" w:hAnsiTheme="majorBidi" w:cstheme="majorBidi"/>
-        </w:rPr>
-      </w:pPr>
-    </w:p>
-    <w:p>
-      <w:pPr>
-        <w:pStyle w:val="a9"/>
-        <w:numPr>
-          <w:ilvl w:val="1"/>
-          <w:numId w:val="8"/>
-        </w:numPr>
-        <w:bidi/>
-        <w:spacing w:line="360" w:lineRule="auto"/>
-        <w:rPr>
-          <w:rFonts w:asciiTheme="majorBidi" w:hAnsiTheme="majorBidi" w:cstheme="majorBidi"/>
-          <w:b/>
-          <w:bCs/>
-        </w:rPr>
-      </w:pPr>
-      <w:r>
-        <w:rPr>
-          <w:rFonts w:asciiTheme="majorBidi" w:hAnsiTheme="majorBidi" w:cstheme="majorBidi" w:hint="cs"/>
-          <w:b/>
-          <w:bCs/>
-          <w:rtl/>
-        </w:rPr>
-        <w:t xml:space="preserve"> </w:t>
-      </w:r>
-      <w:r>
-        <w:rPr>
-          <w:rFonts w:asciiTheme="majorBidi" w:hAnsiTheme="majorBidi" w:cstheme="majorBidi"/>
-          <w:b/>
-          <w:bCs/>
-          <w:rtl/>
-        </w:rPr>
-        <w:t>סביבת עבודה:</w:t>
-      </w:r>
-    </w:p>
-    <w:p>
-      <w:pPr>
-        <w:bidi/>
-        <w:spacing w:line="360" w:lineRule="auto"/>
-        <w:contextualSpacing/>
-        <w:rPr>
-          <w:rFonts w:asciiTheme="majorBidi" w:hAnsiTheme="majorBidi" w:cstheme="majorBidi"/>
-          <w:rtl/>
-        </w:rPr>
-      </w:pPr>
-    </w:p>
-    <w:p>
-      <w:pPr>
-        <w:bidi/>
-        <w:spacing w:line="360" w:lineRule="auto"/>
-        <w:contextualSpacing/>
-        <w:rPr>
-          <w:rFonts w:asciiTheme="majorBidi" w:hAnsiTheme="majorBidi" w:cstheme="majorBidi"/>
-        </w:rPr>
-      </w:pPr>
-    </w:p>
-    <w:p>
-      <w:pPr>
-        <w:pStyle w:val="a9"/>
-        <w:numPr>
-          <w:ilvl w:val="0"/>
-          <w:numId w:val="8"/>
-        </w:numPr>
-        <w:bidi/>
-        <w:spacing w:line="360" w:lineRule="auto"/>
-        <w:rPr>
-          <w:rFonts w:asciiTheme="majorBidi" w:hAnsiTheme="majorBidi" w:cstheme="majorBidi"/>
-          <w:b/>
-          <w:bCs/>
-        </w:rPr>
-      </w:pPr>
-      <w:r>
-        <w:rPr>
-          <w:rFonts w:asciiTheme="majorBidi" w:hAnsiTheme="majorBidi" w:cstheme="majorBidi"/>
-          <w:b/>
-          <w:bCs/>
-          <w:rtl/>
-        </w:rPr>
-        <w:t>דרישות המערכת וחישוב פרמטרים אישיים</w:t>
-      </w:r>
-    </w:p>
-    <w:p>
-      <w:pPr>
-        <w:bidi/>
-        <w:spacing w:line="360" w:lineRule="auto"/>
-        <w:contextualSpacing/>
-        <w:rPr>
-          <w:rFonts w:asciiTheme="majorBidi" w:hAnsiTheme="majorBidi" w:cstheme="majorBidi"/>
-        </w:rPr>
-      </w:pPr>
-      <w:r>
-        <w:rPr>
-          <w:rFonts w:asciiTheme="majorBidi" w:hAnsiTheme="majorBidi" w:cstheme="majorBidi"/>
-          <w:rtl/>
-        </w:rPr>
-        <w:t>בפרק זה נפרט את דרישות המערכת ואת גזירת הפרמטרים התכנוניים על פי הנחיות הפרויקט</w:t>
-      </w:r>
-      <w:r>
-        <w:rPr>
-          <w:rFonts w:asciiTheme="majorBidi" w:hAnsiTheme="majorBidi" w:cstheme="majorBidi"/>
-        </w:rPr>
-        <w:t>.</w:t>
-      </w:r>
-    </w:p>
-    <w:p>
-      <w:pPr>
-        <w:bidi/>
-        <w:spacing w:line="360" w:lineRule="auto"/>
-        <w:contextualSpacing/>
-        <w:rPr>
-          <w:rFonts w:asciiTheme="majorBidi" w:hAnsiTheme="majorBidi" w:cstheme="majorBidi"/>
-          <w:b/>
-          <w:bCs/>
-        </w:rPr>
-      </w:pPr>
-      <w:r>
-        <w:rPr>
-          <w:rFonts w:asciiTheme="majorBidi" w:hAnsiTheme="majorBidi" w:cstheme="majorBidi"/>
-          <w:b/>
-          <w:bCs/>
-          <w:rtl/>
-        </w:rPr>
-        <w:t>טבלת ריכוז פרמטרים</w:t>
-      </w:r>
-    </w:p>
-    <w:tbl>
-      <w:tblPr>
-        <w:tblStyle w:val="af3"/>
-        <w:bidiVisual/>
-        <w:tblW w:w="9534" w:type="dxa"/>
-        <w:tblLook w:val="04A0" w:firstRow="1" w:lastRow="0" w:firstColumn="1" w:lastColumn="0" w:noHBand="0" w:noVBand="1"/>
-      </w:tblPr>
-      <w:tblGrid>
-        <w:gridCol w:w="2337"/>
-        <w:gridCol w:w="2337"/>
-        <w:gridCol w:w="912"/>
-        <w:gridCol w:w="3948"/>
-      </w:tblGrid>
-      <w:tr>
-        <w:tc>
-          <w:tcPr>
-            <w:tcW w:w="2337" w:type="dxa"/>
-            <w:vAlign w:val="center"/>
-          </w:tcPr>
-          <w:p>
-            <w:pPr>
-              <w:bidi/>
-              <w:spacing w:line="360" w:lineRule="auto"/>
-              <w:contextualSpacing/>
-              <w:jc w:val="center"/>
-              <w:rPr>
-                <w:rFonts w:asciiTheme="majorBidi" w:hAnsiTheme="majorBidi" w:cstheme="majorBidi"/>
-                <w:rtl/>
-              </w:rPr>
-            </w:pPr>
-            <w:r>
-              <w:rPr>
-                <w:rFonts w:asciiTheme="majorBidi" w:hAnsiTheme="majorBidi" w:cstheme="majorBidi"/>
-                <w:b/>
-                <w:bCs/>
-                <w:rtl/>
-              </w:rPr>
-              <w:t>פרמטר</w:t>
-            </w:r>
-          </w:p>
-        </w:tc>
-        <w:tc>
-          <w:tcPr>
-            <w:tcW w:w="2337" w:type="dxa"/>
-            <w:vAlign w:val="center"/>
-          </w:tcPr>
-          <w:p>
-            <w:pPr>
-              <w:bidi/>
-              <w:spacing w:line="360" w:lineRule="auto"/>
-              <w:contextualSpacing/>
-              <w:jc w:val="center"/>
-              <w:rPr>
-                <w:rFonts w:asciiTheme="majorBidi" w:hAnsiTheme="majorBidi" w:cstheme="majorBidi"/>
-                <w:rtl/>
-              </w:rPr>
-            </w:pPr>
-            <w:r>
-              <w:rPr>
-                <w:rFonts w:asciiTheme="majorBidi" w:hAnsiTheme="majorBidi" w:cstheme="majorBidi"/>
-                <w:b/>
-                <w:bCs/>
-                <w:rtl/>
-              </w:rPr>
-              <w:t>ערך מחושב</w:t>
-            </w:r>
-          </w:p>
-        </w:tc>
-        <w:tc>
-          <w:tcPr>
-            <w:tcW w:w="912" w:type="dxa"/>
-            <w:vAlign w:val="center"/>
-          </w:tcPr>
-          <w:p>
-            <w:pPr>
-              <w:bidi/>
-              <w:spacing w:line="360" w:lineRule="auto"/>
-              <w:contextualSpacing/>
-              <w:jc w:val="center"/>
-              <w:rPr>
-                <w:rFonts w:asciiTheme="majorBidi" w:hAnsiTheme="majorBidi" w:cstheme="majorBidi"/>
-                <w:rtl/>
-              </w:rPr>
-            </w:pPr>
-            <w:r>
-              <w:rPr>
-                <w:rFonts w:asciiTheme="majorBidi" w:hAnsiTheme="majorBidi" w:cstheme="majorBidi"/>
-                <w:b/>
-                <w:bCs/>
-                <w:rtl/>
-              </w:rPr>
-              <w:t>יחידות</w:t>
-            </w:r>
-          </w:p>
-        </w:tc>
-        <w:tc>
-          <w:tcPr>
-            <w:tcW w:w="3948" w:type="dxa"/>
-            <w:vAlign w:val="center"/>
-          </w:tcPr>
-          <w:p>
-            <w:pPr>
-              <w:bidi/>
-              <w:spacing w:line="360" w:lineRule="auto"/>
-              <w:contextualSpacing/>
-              <w:jc w:val="center"/>
-              <w:rPr>
-                <w:rFonts w:asciiTheme="majorBidi" w:hAnsiTheme="majorBidi" w:cstheme="majorBidi"/>
-                <w:rtl/>
-              </w:rPr>
-            </w:pPr>
-            <w:r>
-              <w:rPr>
-                <w:rFonts w:asciiTheme="majorBidi" w:hAnsiTheme="majorBidi" w:cstheme="majorBidi"/>
-                <w:b/>
-                <w:bCs/>
-                <w:rtl/>
-              </w:rPr>
-              <w:t>הערות</w:t>
-            </w:r>
-          </w:p>
-        </w:tc>
-      </w:tr>
-      <w:tr>
-        <w:tc>
-          <w:tcPr>
-            <w:tcW w:w="2337" w:type="dxa"/>
-            <w:vAlign w:val="center"/>
-          </w:tcPr>
-          <w:p>
-            <w:pPr>
-              <w:bidi/>
-              <w:spacing w:line="360" w:lineRule="auto"/>
-              <w:contextualSpacing/>
-              <w:jc w:val="center"/>
-              <w:rPr>
-                <w:rFonts w:asciiTheme="majorBidi" w:hAnsiTheme="majorBidi" w:cstheme="majorBidi"/>
-                <w:rtl/>
-              </w:rPr>
-            </w:pPr>
-          </w:p>
-        </w:tc>
-        <w:tc>
-          <w:tcPr>
-            <w:tcW w:w="2337" w:type="dxa"/>
-            <w:vAlign w:val="center"/>
-          </w:tcPr>
-          <w:p>
-            <w:pPr>
-              <w:bidi/>
-              <w:spacing w:line="360" w:lineRule="auto"/>
-              <w:contextualSpacing/>
-              <w:jc w:val="center"/>
-              <w:rPr>
-                <w:rFonts w:asciiTheme="majorBidi" w:hAnsiTheme="majorBidi" w:cstheme="majorBidi"/>
-                <w:rtl/>
-              </w:rPr>
-            </w:pPr>
-          </w:p>
-        </w:tc>
-        <w:tc>
-          <w:tcPr>
-            <w:tcW w:w="912" w:type="dxa"/>
-            <w:vAlign w:val="center"/>
-          </w:tcPr>
-          <w:p>
-            <w:pPr>
-              <w:bidi/>
-              <w:spacing w:line="360" w:lineRule="auto"/>
-              <w:contextualSpacing/>
-              <w:jc w:val="center"/>
-              <w:rPr>
-                <w:rFonts w:asciiTheme="majorBidi" w:hAnsiTheme="majorBidi" w:cstheme="majorBidi"/>
-                <w:rtl/>
-              </w:rPr>
-            </w:pPr>
-          </w:p>
-        </w:tc>
-        <w:tc>
-          <w:tcPr>
-            <w:tcW w:w="3948" w:type="dxa"/>
-            <w:vAlign w:val="center"/>
-          </w:tcPr>
-          <w:p>
-            <w:pPr>
-              <w:bidi/>
-              <w:spacing w:line="360" w:lineRule="auto"/>
-              <w:contextualSpacing/>
-              <w:jc w:val="center"/>
-              <w:rPr>
-                <w:rFonts w:asciiTheme="majorBidi" w:hAnsiTheme="majorBidi" w:cstheme="majorBidi"/>
-                <w:rtl/>
-              </w:rPr>
-            </w:pPr>
-          </w:p>
-        </w:tc>
-      </w:tr>
-      <w:tr>
-        <w:tc>
-          <w:tcPr>
-            <w:tcW w:w="2337" w:type="dxa"/>
-            <w:vAlign w:val="center"/>
-          </w:tcPr>
-          <w:p>
-            <w:pPr>
-              <w:bidi/>
-              <w:spacing w:line="360" w:lineRule="auto"/>
-              <w:contextualSpacing/>
-              <w:jc w:val="center"/>
-              <w:rPr>
-                <w:rFonts w:asciiTheme="majorBidi" w:hAnsiTheme="majorBidi" w:cstheme="majorBidi"/>
-                <w:rtl/>
-              </w:rPr>
-            </w:pPr>
-          </w:p>
-        </w:tc>
-        <w:tc>
-          <w:tcPr>
-            <w:tcW w:w="2337" w:type="dxa"/>
-            <w:vAlign w:val="center"/>
-          </w:tcPr>
-          <w:p>
-            <w:pPr>
-              <w:bidi/>
-              <w:spacing w:line="360" w:lineRule="auto"/>
-              <w:contextualSpacing/>
-              <w:jc w:val="center"/>
-              <w:rPr>
-                <w:rFonts w:asciiTheme="majorBidi" w:hAnsiTheme="majorBidi" w:cstheme="majorBidi"/>
-                <w:rtl/>
-              </w:rPr>
-            </w:pPr>
-          </w:p>
-        </w:tc>
-        <w:tc>
-          <w:tcPr>
-            <w:tcW w:w="912" w:type="dxa"/>
-            <w:vAlign w:val="center"/>
-          </w:tcPr>
-          <w:p>
-            <w:pPr>
-              <w:bidi/>
-              <w:spacing w:line="360" w:lineRule="auto"/>
-              <w:contextualSpacing/>
-              <w:jc w:val="center"/>
-              <w:rPr>
-                <w:rFonts w:asciiTheme="majorBidi" w:hAnsiTheme="majorBidi" w:cstheme="majorBidi"/>
-                <w:rtl/>
-              </w:rPr>
-            </w:pPr>
-          </w:p>
-        </w:tc>
-        <w:tc>
-          <w:tcPr>
-            <w:tcW w:w="3948" w:type="dxa"/>
-            <w:vAlign w:val="center"/>
-          </w:tcPr>
-          <w:p>
-            <w:pPr>
-              <w:bidi/>
-              <w:spacing w:line="360" w:lineRule="auto"/>
-              <w:contextualSpacing/>
-              <w:jc w:val="center"/>
-              <w:rPr>
-                <w:rFonts w:asciiTheme="majorBidi" w:hAnsiTheme="majorBidi" w:cstheme="majorBidi"/>
-                <w:rtl/>
-              </w:rPr>
-            </w:pPr>
-          </w:p>
-        </w:tc>
-      </w:tr>
-      <w:tr>
-        <w:tc>
-          <w:tcPr>
-            <w:tcW w:w="2337" w:type="dxa"/>
-            <w:vAlign w:val="center"/>
-          </w:tcPr>
-          <w:p>
-            <w:pPr>
-              <w:bidi/>
-              <w:spacing w:line="360" w:lineRule="auto"/>
-              <w:contextualSpacing/>
-              <w:jc w:val="center"/>
-              <w:rPr>
-                <w:rFonts w:asciiTheme="majorBidi" w:hAnsiTheme="majorBidi" w:cstheme="majorBidi"/>
-                <w:rtl/>
-              </w:rPr>
-            </w:pPr>
-          </w:p>
-        </w:tc>
-        <w:tc>
-          <w:tcPr>
-            <w:tcW w:w="2337" w:type="dxa"/>
-            <w:vAlign w:val="center"/>
-          </w:tcPr>
-          <w:p>
-            <w:pPr>
-              <w:bidi/>
-              <w:spacing w:line="360" w:lineRule="auto"/>
-              <w:contextualSpacing/>
-              <w:jc w:val="center"/>
-              <w:rPr>
-                <w:rFonts w:asciiTheme="majorBidi" w:hAnsiTheme="majorBidi" w:cstheme="majorBidi"/>
-                <w:rtl/>
-              </w:rPr>
-            </w:pPr>
-          </w:p>
-        </w:tc>
-        <w:tc>
-          <w:tcPr>
-            <w:tcW w:w="912" w:type="dxa"/>
-            <w:vAlign w:val="center"/>
-          </w:tcPr>
-          <w:p>
-            <w:pPr>
-              <w:bidi/>
-              <w:spacing w:line="360" w:lineRule="auto"/>
-              <w:contextualSpacing/>
-              <w:jc w:val="center"/>
-              <w:rPr>
-                <w:rFonts w:asciiTheme="majorBidi" w:hAnsiTheme="majorBidi" w:cstheme="majorBidi"/>
-                <w:rtl/>
-              </w:rPr>
-            </w:pPr>
-          </w:p>
-        </w:tc>
-        <w:tc>
-          <w:tcPr>
-            <w:tcW w:w="3948" w:type="dxa"/>
-            <w:vAlign w:val="center"/>
-          </w:tcPr>
-          <w:p>
-            <w:pPr>
-              <w:bidi/>
-              <w:spacing w:line="360" w:lineRule="auto"/>
-              <w:contextualSpacing/>
-              <w:jc w:val="center"/>
-              <w:rPr>
-                <w:rFonts w:asciiTheme="majorBidi" w:hAnsiTheme="majorBidi" w:cstheme="majorBidi"/>
-                <w:rtl/>
-              </w:rPr>
-            </w:pPr>
-          </w:p>
-        </w:tc>
-      </w:tr>
-      <w:tr>
-        <w:tc>
-          <w:tcPr>
-            <w:tcW w:w="2337" w:type="dxa"/>
-            <w:vAlign w:val="center"/>
-          </w:tcPr>
-          <w:p>
-            <w:pPr>
-              <w:bidi/>
-              <w:spacing w:line="360" w:lineRule="auto"/>
-              <w:contextualSpacing/>
-              <w:jc w:val="center"/>
-              <w:rPr>
-                <w:rFonts w:asciiTheme="majorBidi" w:hAnsiTheme="majorBidi" w:cstheme="majorBidi"/>
-                <w:rtl/>
-              </w:rPr>
-            </w:pPr>
-          </w:p>
-        </w:tc>
-        <w:tc>
-          <w:tcPr>
-            <w:tcW w:w="2337" w:type="dxa"/>
-            <w:vAlign w:val="center"/>
-          </w:tcPr>
-          <w:p>
-            <w:pPr>
-              <w:bidi/>
-              <w:spacing w:line="360" w:lineRule="auto"/>
-              <w:contextualSpacing/>
-              <w:jc w:val="center"/>
-              <w:rPr>
-                <w:rFonts w:asciiTheme="majorBidi" w:hAnsiTheme="majorBidi" w:cstheme="majorBidi"/>
-                <w:rtl/>
-              </w:rPr>
-            </w:pPr>
-          </w:p>
-        </w:tc>
-        <w:tc>
-          <w:tcPr>
-            <w:tcW w:w="912" w:type="dxa"/>
-            <w:vAlign w:val="center"/>
-          </w:tcPr>
-          <w:p>
-            <w:pPr>
-              <w:bidi/>
-              <w:spacing w:line="360" w:lineRule="auto"/>
-              <w:contextualSpacing/>
-              <w:jc w:val="center"/>
-              <w:rPr>
-                <w:rFonts w:asciiTheme="majorBidi" w:hAnsiTheme="majorBidi" w:cstheme="majorBidi"/>
-                <w:rtl/>
-              </w:rPr>
-            </w:pPr>
-          </w:p>
-        </w:tc>
-        <w:tc>
-          <w:tcPr>
-            <w:tcW w:w="3948" w:type="dxa"/>
-            <w:vAlign w:val="center"/>
-          </w:tcPr>
-          <w:p>
-            <w:pPr>
-              <w:bidi/>
-              <w:spacing w:line="360" w:lineRule="auto"/>
-              <w:contextualSpacing/>
-              <w:jc w:val="center"/>
-              <w:rPr>
-                <w:rFonts w:asciiTheme="majorBidi" w:hAnsiTheme="majorBidi" w:cstheme="majorBidi"/>
-                <w:rtl/>
-              </w:rPr>
-            </w:pPr>
-          </w:p>
-        </w:tc>
-      </w:tr>
-      <w:tr>
-        <w:tc>
-          <w:tcPr>
-            <w:tcW w:w="2337" w:type="dxa"/>
-            <w:vAlign w:val="center"/>
-          </w:tcPr>
-          <w:p>
-            <w:pPr>
-              <w:bidi/>
-              <w:spacing w:line="360" w:lineRule="auto"/>
-              <w:contextualSpacing/>
-              <w:jc w:val="center"/>
-              <w:rPr>
-                <w:rFonts w:asciiTheme="majorBidi" w:hAnsiTheme="majorBidi" w:cstheme="majorBidi"/>
-                <w:rtl/>
-              </w:rPr>
-            </w:pPr>
-          </w:p>
-        </w:tc>
-        <w:tc>
-          <w:tcPr>
-            <w:tcW w:w="2337" w:type="dxa"/>
-            <w:vAlign w:val="center"/>
-          </w:tcPr>
-          <w:p>
-            <w:pPr>
-              <w:bidi/>
-              <w:spacing w:line="360" w:lineRule="auto"/>
-              <w:contextualSpacing/>
-              <w:jc w:val="center"/>
-              <w:rPr>
-                <w:rFonts w:asciiTheme="majorBidi" w:hAnsiTheme="majorBidi" w:cstheme="majorBidi"/>
-                <w:rtl/>
-              </w:rPr>
-            </w:pPr>
-          </w:p>
-        </w:tc>
-        <w:tc>
-          <w:tcPr>
-            <w:tcW w:w="912" w:type="dxa"/>
-            <w:vAlign w:val="center"/>
-          </w:tcPr>
-          <w:p>
-            <w:pPr>
-              <w:bidi/>
-              <w:spacing w:line="360" w:lineRule="auto"/>
-              <w:contextualSpacing/>
-              <w:jc w:val="center"/>
-              <w:rPr>
-                <w:rFonts w:asciiTheme="majorBidi" w:hAnsiTheme="majorBidi" w:cstheme="majorBidi"/>
-                <w:rtl/>
-              </w:rPr>
-            </w:pPr>
-          </w:p>
-        </w:tc>
-        <w:tc>
-          <w:tcPr>
-            <w:tcW w:w="3948" w:type="dxa"/>
-            <w:vAlign w:val="center"/>
-          </w:tcPr>
-          <w:p>
-            <w:pPr>
-              <w:bidi/>
-              <w:spacing w:line="360" w:lineRule="auto"/>
-              <w:contextualSpacing/>
-              <w:jc w:val="center"/>
-              <w:rPr>
-                <w:rFonts w:asciiTheme="majorBidi" w:hAnsiTheme="majorBidi" w:cstheme="majorBidi"/>
-                <w:rtl/>
-              </w:rPr>
-            </w:pPr>
-          </w:p>
-        </w:tc>
-      </w:tr>
-    </w:tbl>
-    <w:p>
-      <w:pPr>
-        <w:bidi/>
-        <w:spacing w:line="360" w:lineRule="auto"/>
-        <w:contextualSpacing/>
-        <w:rPr>
-          <w:rFonts w:asciiTheme="majorBidi" w:hAnsiTheme="majorBidi" w:cstheme="majorBidi"/>
-          <w:rtl/>
-        </w:rPr>
-      </w:pPr>
-    </w:p>
-    <w:p>
-      <w:pPr>
-        <w:bidi/>
-        <w:spacing w:line="360" w:lineRule="auto"/>
-        <w:contextualSpacing/>
-        <w:rPr>
-          <w:rFonts w:asciiTheme="majorBidi" w:hAnsiTheme="majorBidi" w:cstheme="majorBidi"/>
-          <w:rtl/>
-        </w:rPr>
-      </w:pPr>
-    </w:p>
-    <w:p>
-      <w:pPr>
-        <w:bidi/>
-        <w:spacing w:line="360" w:lineRule="auto"/>
-        <w:contextualSpacing/>
-        <w:rPr>
-          <w:rFonts w:asciiTheme="majorBidi" w:hAnsiTheme="majorBidi" w:cstheme="majorBidi"/>
-          <w:rtl/>
-        </w:rPr>
-      </w:pPr>
-    </w:p>
-    <w:p>
-      <w:pPr>
-        <w:bidi/>
-        <w:spacing w:line="360" w:lineRule="auto"/>
-        <w:contextualSpacing/>
-        <w:rPr>
-          <w:rFonts w:asciiTheme="majorBidi" w:hAnsiTheme="majorBidi" w:cstheme="majorBidi"/>
-          <w:rtl/>
-        </w:rPr>
-      </w:pPr>
-    </w:p>
-    <w:p>
-      <w:pPr>
-        <w:bidi/>
-        <w:spacing w:line="360" w:lineRule="auto"/>
-        <w:contextualSpacing/>
-        <w:rPr>
-          <w:rFonts w:asciiTheme="majorBidi" w:hAnsiTheme="majorBidi" w:cstheme="majorBidi"/>
-          <w:rtl/>
-        </w:rPr>
-      </w:pPr>
-    </w:p>
-    <w:p>
-      <w:pPr>
-        <w:bidi/>
-        <w:spacing w:line="360" w:lineRule="auto"/>
-        <w:contextualSpacing/>
-        <w:rPr>
-          <w:rFonts w:asciiTheme="majorBidi" w:hAnsiTheme="majorBidi" w:cstheme="majorBidi"/>
-          <w:rtl/>
-          <w:lang w:bidi="ar-EG"/>
-        </w:rPr>
-      </w:pPr>
-    </w:p>
-    <w:p>
-      <w:pPr>
-        <w:bidi/>
-        <w:spacing w:line="360" w:lineRule="auto"/>
-        <w:contextualSpacing/>
-        <w:rPr>
-          <w:rFonts w:asciiTheme="majorBidi" w:hAnsiTheme="majorBidi" w:cstheme="majorBidi"/>
-          <w:rtl/>
-          <w:lang w:bidi="ar-EG"/>
-        </w:rPr>
-      </w:pPr>
-    </w:p>
-    <w:p>
-      <w:pPr>
-        <w:bidi/>
-        <w:spacing w:line="360" w:lineRule="auto"/>
-        <w:contextualSpacing/>
-        <w:rPr>
-          <w:rFonts w:asciiTheme="majorBidi" w:hAnsiTheme="majorBidi" w:cstheme="majorBidi"/>
-          <w:rtl/>
-          <w:lang w:bidi="ar-EG"/>
-        </w:rPr>
-      </w:pPr>
-    </w:p>
-    <w:p>
-      <w:pPr>
-        <w:bidi/>
-        <w:spacing w:line="360" w:lineRule="auto"/>
-        <w:contextualSpacing/>
-        <w:rPr>
-          <w:rFonts w:asciiTheme="majorBidi" w:hAnsiTheme="majorBidi" w:cstheme="majorBidi"/>
-          <w:rtl/>
-          <w:lang w:bidi="ar-EG"/>
-        </w:rPr>
-      </w:pPr>
-    </w:p>
-    <w:p>
-      <w:pPr>
-        <w:bidi/>
-        <w:spacing w:line="360" w:lineRule="auto"/>
-        <w:contextualSpacing/>
-        <w:rPr>
-          <w:rFonts w:asciiTheme="majorBidi" w:hAnsiTheme="majorBidi" w:cstheme="majorBidi"/>
-          <w:rtl/>
-          <w:lang w:bidi="ar-EG"/>
-        </w:rPr>
-      </w:pPr>
-    </w:p>
-    <w:p>
-      <w:pPr>
-        <w:bidi/>
-        <w:spacing w:line="360" w:lineRule="auto"/>
-        <w:contextualSpacing/>
-        <w:rPr>
-          <w:rFonts w:asciiTheme="majorBidi" w:hAnsiTheme="majorBidi" w:cstheme="majorBidi"/>
-          <w:lang w:bidi="ar-EG"/>
-        </w:rPr>
-      </w:pPr>
-    </w:p>
-    <w:p>
-      <w:pPr>
-        <w:bidi/>
-        <w:spacing w:line="360" w:lineRule="auto"/>
-        <w:contextualSpacing/>
-        <w:rPr>
-          <w:rFonts w:asciiTheme="majorBidi" w:hAnsiTheme="majorBidi" w:cstheme="majorBidi"/>
-          <w:lang w:bidi="ar-EG"/>
-        </w:rPr>
-      </w:pPr>
-    </w:p>
-    <w:p>
-      <w:pPr>
-        <w:bidi/>
-        <w:spacing w:line="360" w:lineRule="auto"/>
-        <w:contextualSpacing/>
-        <w:rPr>
-          <w:rFonts w:asciiTheme="majorBidi" w:hAnsiTheme="majorBidi" w:cstheme="majorBidi"/>
-          <w:rtl/>
-        </w:rPr>
-      </w:pPr>
-    </w:p>
-    <w:p>
-      <w:pPr>
-        <w:pStyle w:val="a9"/>
-        <w:numPr>
-          <w:ilvl w:val="0"/>
-          <w:numId w:val="8"/>
-        </w:numPr>
-        <w:bidi/>
-        <w:spacing w:line="360" w:lineRule="auto"/>
-        <w:rPr>
-          <w:rFonts w:asciiTheme="majorBidi" w:hAnsiTheme="majorBidi" w:cstheme="majorBidi"/>
-          <w:b/>
-          <w:bCs/>
-        </w:rPr>
-      </w:pPr>
-      <w:r>
-        <w:rPr>
-          <w:rFonts w:asciiTheme="majorBidi" w:hAnsiTheme="majorBidi" w:cstheme="majorBidi"/>
-          <w:b/>
-          <w:bCs/>
-          <w:rtl/>
-        </w:rPr>
-        <w:lastRenderedPageBreak/>
-        <w:t>תכנון ומימוש המודולים:</w:t>
-      </w:r>
-    </w:p>
-    <w:p>
-      <w:pPr>
-        <w:pStyle w:val="a9"/>
-        <w:numPr>
-          <w:ilvl w:val="1"/>
-          <w:numId w:val="8"/>
-        </w:numPr>
-        <w:bidi/>
-        <w:spacing w:line="360" w:lineRule="auto"/>
-        <w:rPr>
-          <w:rFonts w:asciiTheme="majorBidi" w:hAnsiTheme="majorBidi" w:cstheme="majorBidi"/>
-          <w:b/>
-          <w:bCs/>
-        </w:rPr>
-      </w:pPr>
-      <w:r>
-        <w:rPr>
-          <w:rFonts w:asciiTheme="majorBidi" w:hAnsiTheme="majorBidi" w:cstheme="majorBidi" w:hint="cs"/>
-          <w:b/>
-          <w:bCs/>
-          <w:rtl/>
-        </w:rPr>
-        <w:t xml:space="preserve"> </w:t>
-      </w:r>
-      <w:r>
-        <w:rPr>
-          <w:rFonts w:asciiTheme="majorBidi" w:hAnsiTheme="majorBidi" w:cstheme="majorBidi"/>
-          <w:b/>
-          <w:bCs/>
-          <w:rtl/>
-        </w:rPr>
         <w:t>מודול מחלק השעון</w:t>
       </w:r>
       <w:r>
@@ -1456,7 +608,7 @@
     </w:p>
     <w:p>
       <w:pPr>
-        <w:pStyle w:val="a9"/>
+        <w:pStyle w:val="ListParagraph"/>
         <w:numPr>
           <w:ilvl w:val="2"/>
           <w:numId w:val="8"/>
@@ -1481,7 +633,7 @@
     </w:p>
     <w:p>
       <w:pPr>
-        <w:pStyle w:val="a9"/>
+        <w:pStyle w:val="ListParagraph"/>
         <w:bidi/>
         <w:spacing w:line="360" w:lineRule="auto"/>
         <w:ind w:left="1080"/>
@@ -1539,7 +691,7 @@
     </w:p>
     <w:p>
       <w:pPr>
-        <w:pStyle w:val="a9"/>
+        <w:pStyle w:val="ListParagraph"/>
         <w:bidi/>
         <w:spacing w:line="360" w:lineRule="auto"/>
         <w:ind w:left="1080"/>
@@ -1694,7 +846,7 @@
     </w:p>
     <w:p>
       <w:pPr>
-        <w:pStyle w:val="a9"/>
+        <w:pStyle w:val="ListParagraph"/>
         <w:bidi/>
         <w:spacing w:line="360" w:lineRule="auto"/>
         <w:ind w:left="2520"/>
@@ -1705,7 +857,7 @@
     </w:p>
     <w:p>
       <w:pPr>
-        <w:pStyle w:val="a9"/>
+        <w:pStyle w:val="ListParagraph"/>
         <w:numPr>
           <w:ilvl w:val="2"/>
           <w:numId w:val="8"/>
@@ -1730,7 +882,7 @@
     </w:p>
     <w:tbl>
       <w:tblPr>
-        <w:tblStyle w:val="af3"/>
+        <w:tblStyle w:val="TableGrid"/>
         <w:bidiVisual/>
         <w:tblW w:w="9071" w:type="dxa"/>
         <w:tblInd w:w="282" w:type="dxa"/>
@@ -1749,7 +901,7 @@
           </w:tcPr>
           <w:p>
             <w:pPr>
-              <w:pStyle w:val="a9"/>
+              <w:pStyle w:val="ListParagraph"/>
               <w:bidi/>
               <w:spacing w:line="360" w:lineRule="auto"/>
               <w:ind w:left="0"/>
@@ -1774,7 +926,7 @@
           </w:tcPr>
           <w:p>
             <w:pPr>
-              <w:pStyle w:val="a9"/>
+              <w:pStyle w:val="ListParagraph"/>
               <w:bidi/>
               <w:spacing w:line="360" w:lineRule="auto"/>
               <w:ind w:left="0"/>
@@ -1799,7 +951,7 @@
           </w:tcPr>
           <w:p>
             <w:pPr>
-              <w:pStyle w:val="a9"/>
+              <w:pStyle w:val="ListParagraph"/>
               <w:bidi/>
               <w:spacing w:line="360" w:lineRule="auto"/>
               <w:ind w:left="0"/>
@@ -1824,7 +976,7 @@
           </w:tcPr>
           <w:p>
             <w:pPr>
-              <w:pStyle w:val="a9"/>
+              <w:pStyle w:val="ListParagraph"/>
               <w:bidi/>
               <w:spacing w:line="360" w:lineRule="auto"/>
               <w:ind w:left="0"/>
@@ -1851,7 +1003,7 @@
           </w:tcPr>
           <w:p>
             <w:pPr>
-              <w:pStyle w:val="a9"/>
+              <w:pStyle w:val="ListParagraph"/>
               <w:bidi/>
               <w:spacing w:line="360" w:lineRule="auto"/>
               <w:ind w:left="0"/>
@@ -1875,7 +1027,7 @@
           </w:tcPr>
           <w:p>
             <w:pPr>
-              <w:pStyle w:val="a9"/>
+              <w:pStyle w:val="ListParagraph"/>
               <w:bidi/>
               <w:spacing w:line="360" w:lineRule="auto"/>
               <w:ind w:left="0"/>
@@ -1899,7 +1051,7 @@
           </w:tcPr>
           <w:p>
             <w:pPr>
-              <w:pStyle w:val="a9"/>
+              <w:pStyle w:val="ListParagraph"/>
               <w:bidi/>
               <w:spacing w:line="360" w:lineRule="auto"/>
               <w:ind w:left="0"/>
@@ -1929,7 +1081,7 @@
           </w:tcPr>
           <w:p>
             <w:pPr>
-              <w:pStyle w:val="a9"/>
+              <w:pStyle w:val="ListParagraph"/>
               <w:bidi/>
               <w:spacing w:line="360" w:lineRule="auto"/>
               <w:ind w:left="0"/>
@@ -1956,7 +1108,7 @@
           </w:tcPr>
           <w:p>
             <w:pPr>
-              <w:pStyle w:val="a9"/>
+              <w:pStyle w:val="ListParagraph"/>
               <w:bidi/>
               <w:spacing w:line="360" w:lineRule="auto"/>
               <w:ind w:left="0"/>
@@ -1982,7 +1134,7 @@
           </w:tcPr>
           <w:p>
             <w:pPr>
-              <w:pStyle w:val="a9"/>
+              <w:pStyle w:val="ListParagraph"/>
               <w:bidi/>
               <w:spacing w:line="360" w:lineRule="auto"/>
               <w:ind w:left="0"/>
@@ -2007,7 +1159,7 @@
           </w:tcPr>
           <w:p>
             <w:pPr>
-              <w:pStyle w:val="a9"/>
+              <w:pStyle w:val="ListParagraph"/>
               <w:bidi/>
               <w:spacing w:line="360" w:lineRule="auto"/>
               <w:ind w:left="0"/>
@@ -2031,7 +1183,7 @@
           </w:tcPr>
           <w:p>
             <w:pPr>
-              <w:pStyle w:val="a9"/>
+              <w:pStyle w:val="ListParagraph"/>
               <w:bidi/>
               <w:spacing w:line="360" w:lineRule="auto"/>
               <w:ind w:left="0"/>
@@ -2071,7 +1223,7 @@
           </w:tcPr>
           <w:p>
             <w:pPr>
-              <w:pStyle w:val="a9"/>
+              <w:pStyle w:val="ListParagraph"/>
               <w:bidi/>
               <w:spacing w:line="360" w:lineRule="auto"/>
               <w:ind w:left="0"/>
@@ -2097,7 +1249,7 @@
           </w:tcPr>
           <w:p>
             <w:pPr>
-              <w:pStyle w:val="a9"/>
+              <w:pStyle w:val="ListParagraph"/>
               <w:bidi/>
               <w:spacing w:line="360" w:lineRule="auto"/>
               <w:ind w:left="0"/>
@@ -2122,7 +1274,7 @@
           </w:tcPr>
           <w:p>
             <w:pPr>
-              <w:pStyle w:val="a9"/>
+              <w:pStyle w:val="ListParagraph"/>
               <w:bidi/>
               <w:spacing w:line="360" w:lineRule="auto"/>
               <w:ind w:left="0"/>
@@ -2146,7 +1298,7 @@
           </w:tcPr>
           <w:p>
             <w:pPr>
-              <w:pStyle w:val="a9"/>
+              <w:pStyle w:val="ListParagraph"/>
               <w:bidi/>
               <w:spacing w:line="360" w:lineRule="auto"/>
               <w:ind w:left="0"/>
@@ -2172,7 +1324,7 @@
           </w:tcPr>
           <w:p>
             <w:pPr>
-              <w:pStyle w:val="a9"/>
+              <w:pStyle w:val="ListParagraph"/>
               <w:bidi/>
               <w:spacing w:line="360" w:lineRule="auto"/>
               <w:ind w:left="0"/>
@@ -2198,7 +1350,7 @@
           </w:tcPr>
           <w:p>
             <w:pPr>
-              <w:pStyle w:val="a9"/>
+              <w:pStyle w:val="ListParagraph"/>
               <w:bidi/>
               <w:spacing w:line="360" w:lineRule="auto"/>
               <w:ind w:left="0"/>
@@ -2223,7 +1375,7 @@
           </w:tcPr>
           <w:p>
             <w:pPr>
-              <w:pStyle w:val="a9"/>
+              <w:pStyle w:val="ListParagraph"/>
               <w:bidi/>
               <w:spacing w:line="360" w:lineRule="auto"/>
               <w:ind w:left="0"/>
@@ -2247,7 +1399,7 @@
           </w:tcPr>
           <w:p>
             <w:pPr>
-              <w:pStyle w:val="a9"/>
+              <w:pStyle w:val="ListParagraph"/>
               <w:bidi/>
               <w:spacing w:line="360" w:lineRule="auto"/>
               <w:ind w:left="0"/>
@@ -2298,7 +1450,7 @@
     </w:p>
     <w:p>
       <w:pPr>
-        <w:pStyle w:val="a9"/>
+        <w:pStyle w:val="ListParagraph"/>
         <w:numPr>
           <w:ilvl w:val="2"/>
           <w:numId w:val="8"/>
@@ -2387,7 +1539,7 @@
     </w:p>
     <w:p>
       <w:pPr>
-        <w:pStyle w:val="a9"/>
+        <w:pStyle w:val="ListParagraph"/>
         <w:numPr>
           <w:ilvl w:val="2"/>
           <w:numId w:val="8"/>
@@ -2485,7 +1637,7 @@
     </w:p>
     <w:p>
       <w:pPr>
-        <w:pStyle w:val="a9"/>
+        <w:pStyle w:val="ListParagraph"/>
         <w:bidi/>
         <w:spacing w:line="360" w:lineRule="auto"/>
         <w:ind w:left="1800"/>
@@ -2498,7 +1650,7 @@
     </w:p>
     <w:p>
       <w:pPr>
-        <w:pStyle w:val="a9"/>
+        <w:pStyle w:val="ListParagraph"/>
         <w:bidi/>
         <w:spacing w:line="360" w:lineRule="auto"/>
         <w:ind w:left="1800"/>
@@ -2511,7 +1663,7 @@
     </w:p>
     <w:p>
       <w:pPr>
-        <w:pStyle w:val="a9"/>
+        <w:pStyle w:val="ListParagraph"/>
         <w:bidi/>
         <w:spacing w:line="360" w:lineRule="auto"/>
         <w:ind w:left="1800"/>
@@ -2524,7 +1676,7 @@
     </w:p>
     <w:p>
       <w:pPr>
-        <w:pStyle w:val="a9"/>
+        <w:pStyle w:val="ListParagraph"/>
         <w:bidi/>
         <w:spacing w:line="360" w:lineRule="auto"/>
         <w:ind w:left="1800"/>
@@ -2537,7 +1689,7 @@
     </w:p>
     <w:p>
       <w:pPr>
-        <w:pStyle w:val="a9"/>
+        <w:pStyle w:val="ListParagraph"/>
         <w:bidi/>
         <w:spacing w:line="360" w:lineRule="auto"/>
         <w:ind w:left="1800"/>
@@ -2550,7 +1702,7 @@
     </w:p>
     <w:p>
       <w:pPr>
-        <w:pStyle w:val="a9"/>
+        <w:pStyle w:val="ListParagraph"/>
         <w:bidi/>
         <w:spacing w:line="360" w:lineRule="auto"/>
         <w:ind w:left="1800"/>
@@ -2564,7 +1716,7 @@
     </w:p>
     <w:p>
       <w:pPr>
-        <w:pStyle w:val="a9"/>
+        <w:pStyle w:val="ListParagraph"/>
         <w:numPr>
           <w:ilvl w:val="2"/>
           <w:numId w:val="8"/>
@@ -2590,7 +1742,7 @@
     </w:p>
     <w:p>
       <w:pPr>
-        <w:pStyle w:val="a9"/>
+        <w:pStyle w:val="ListParagraph"/>
         <w:numPr>
           <w:ilvl w:val="3"/>
           <w:numId w:val="8"/>
@@ -2668,7 +1820,7 @@
     </w:p>
     <w:p>
       <w:pPr>
-        <w:pStyle w:val="a9"/>
+        <w:pStyle w:val="ListParagraph"/>
         <w:numPr>
           <w:ilvl w:val="3"/>
           <w:numId w:val="8"/>
@@ -2746,7 +1898,7 @@
     </w:p>
     <w:p>
       <w:pPr>
-        <w:pStyle w:val="a9"/>
+        <w:pStyle w:val="ListParagraph"/>
         <w:numPr>
           <w:ilvl w:val="3"/>
           <w:numId w:val="8"/>
@@ -2851,7 +2003,7 @@
     </w:p>
     <w:p>
       <w:pPr>
-        <w:pStyle w:val="a9"/>
+        <w:pStyle w:val="ListParagraph"/>
         <w:numPr>
           <w:ilvl w:val="1"/>
           <w:numId w:val="8"/>
@@ -2903,7 +2055,7 @@
     </w:p>
     <w:p>
       <w:pPr>
-        <w:pStyle w:val="a9"/>
+        <w:pStyle w:val="ListParagraph"/>
         <w:numPr>
           <w:ilvl w:val="2"/>
           <w:numId w:val="8"/>
@@ -2984,7 +2136,7 @@
     </w:p>
     <w:p>
       <w:pPr>
-        <w:pStyle w:val="a9"/>
+        <w:pStyle w:val="ListParagraph"/>
         <w:numPr>
           <w:ilvl w:val="2"/>
           <w:numId w:val="8"/>
@@ -3009,7 +2161,7 @@
     </w:p>
     <w:tbl>
       <w:tblPr>
-        <w:tblStyle w:val="af3"/>
+        <w:tblStyle w:val="TableGrid"/>
         <w:bidiVisual/>
         <w:tblW w:w="9071" w:type="dxa"/>
         <w:tblInd w:w="282" w:type="dxa"/>
@@ -3028,7 +2180,7 @@
           </w:tcPr>
           <w:p>
             <w:pPr>
-              <w:pStyle w:val="a9"/>
+              <w:pStyle w:val="ListParagraph"/>
               <w:bidi/>
               <w:spacing w:line="360" w:lineRule="auto"/>
               <w:ind w:left="0"/>
@@ -3053,7 +2205,7 @@
           </w:tcPr>
           <w:p>
             <w:pPr>
-              <w:pStyle w:val="a9"/>
+              <w:pStyle w:val="ListParagraph"/>
               <w:bidi/>
               <w:spacing w:line="360" w:lineRule="auto"/>
               <w:ind w:left="0"/>
@@ -3078,7 +2230,7 @@
           </w:tcPr>
           <w:p>
             <w:pPr>
-              <w:pStyle w:val="a9"/>
+              <w:pStyle w:val="ListParagraph"/>
               <w:bidi/>
               <w:spacing w:line="360" w:lineRule="auto"/>
               <w:ind w:left="0"/>
@@ -3103,7 +2255,7 @@
           </w:tcPr>
           <w:p>
             <w:pPr>
-              <w:pStyle w:val="a9"/>
+              <w:pStyle w:val="ListParagraph"/>
               <w:bidi/>
               <w:spacing w:line="360" w:lineRule="auto"/>
               <w:ind w:left="0"/>
@@ -3130,7 +2282,7 @@
           </w:tcPr>
           <w:p>
             <w:pPr>
-              <w:pStyle w:val="a9"/>
+              <w:pStyle w:val="ListParagraph"/>
               <w:bidi/>
               <w:spacing w:line="360" w:lineRule="auto"/>
               <w:ind w:left="0"/>
@@ -3156,7 +2308,7 @@
           </w:tcPr>
           <w:p>
             <w:pPr>
-              <w:pStyle w:val="a9"/>
+              <w:pStyle w:val="ListParagraph"/>
               <w:bidi/>
               <w:spacing w:line="360" w:lineRule="auto"/>
               <w:ind w:left="0"/>
@@ -3179,7 +2331,7 @@
           </w:tcPr>
           <w:p>
             <w:pPr>
-              <w:pStyle w:val="a9"/>
+              <w:pStyle w:val="ListParagraph"/>
               <w:bidi/>
               <w:spacing w:line="360" w:lineRule="auto"/>
               <w:ind w:left="0"/>
@@ -3203,7 +2355,7 @@
           </w:tcPr>
           <w:p>
             <w:pPr>
-              <w:pStyle w:val="a9"/>
+              <w:pStyle w:val="ListParagraph"/>
               <w:bidi/>
               <w:spacing w:line="360" w:lineRule="auto"/>
               <w:ind w:left="0"/>
@@ -3229,7 +2381,7 @@
           </w:tcPr>
           <w:p>
             <w:pPr>
-              <w:pStyle w:val="a9"/>
+              <w:pStyle w:val="ListParagraph"/>
               <w:bidi/>
               <w:spacing w:line="360" w:lineRule="auto"/>
               <w:ind w:left="0"/>
@@ -3255,7 +2407,7 @@
           </w:tcPr>
           <w:p>
             <w:pPr>
-              <w:pStyle w:val="a9"/>
+              <w:pStyle w:val="ListParagraph"/>
               <w:bidi/>
               <w:spacing w:line="360" w:lineRule="auto"/>
               <w:ind w:left="0"/>
@@ -3279,7 +2431,7 @@
           </w:tcPr>
           <w:p>
             <w:pPr>
-              <w:pStyle w:val="a9"/>
+              <w:pStyle w:val="ListParagraph"/>
               <w:bidi/>
               <w:spacing w:line="360" w:lineRule="auto"/>
               <w:ind w:left="0"/>
@@ -3303,7 +2455,7 @@
           </w:tcPr>
           <w:p>
             <w:pPr>
-              <w:pStyle w:val="a9"/>
+              <w:pStyle w:val="ListParagraph"/>
               <w:bidi/>
               <w:spacing w:line="360" w:lineRule="auto"/>
               <w:ind w:left="0"/>
@@ -3330,7 +2482,7 @@
           </w:tcPr>
           <w:p>
             <w:pPr>
-              <w:pStyle w:val="a9"/>
+              <w:pStyle w:val="ListParagraph"/>
               <w:bidi/>
               <w:spacing w:line="360" w:lineRule="auto"/>
               <w:ind w:left="0"/>
@@ -3356,7 +2508,7 @@
           </w:tcPr>
           <w:p>
             <w:pPr>
-              <w:pStyle w:val="a9"/>
+              <w:pStyle w:val="ListParagraph"/>
               <w:bidi/>
               <w:spacing w:line="360" w:lineRule="auto"/>
               <w:ind w:left="0"/>
@@ -3380,7 +2532,7 @@
           </w:tcPr>
           <w:p>
             <w:pPr>
-              <w:pStyle w:val="a9"/>
+              <w:pStyle w:val="ListParagraph"/>
               <w:bidi/>
               <w:spacing w:line="360" w:lineRule="auto"/>
               <w:ind w:left="0"/>
@@ -3404,7 +2556,7 @@
           </w:tcPr>
           <w:p>
             <w:pPr>
-              <w:pStyle w:val="a9"/>
+              <w:pStyle w:val="ListParagraph"/>
               <w:bidi/>
               <w:spacing w:line="360" w:lineRule="auto"/>
               <w:ind w:left="0"/>
@@ -3438,7 +2590,7 @@
           </w:tcPr>
           <w:p>
             <w:pPr>
-              <w:pStyle w:val="a9"/>
+              <w:pStyle w:val="ListParagraph"/>
               <w:bidi/>
               <w:spacing w:line="360" w:lineRule="auto"/>
               <w:ind w:left="0"/>
@@ -3464,7 +2616,7 @@
           </w:tcPr>
           <w:p>
             <w:pPr>
-              <w:pStyle w:val="a9"/>
+              <w:pStyle w:val="ListParagraph"/>
               <w:bidi/>
               <w:spacing w:line="360" w:lineRule="auto"/>
               <w:ind w:left="0"/>
@@ -3488,7 +2640,7 @@
           </w:tcPr>
           <w:p>
             <w:pPr>
-              <w:pStyle w:val="a9"/>
+              <w:pStyle w:val="ListParagraph"/>
               <w:bidi/>
               <w:spacing w:line="360" w:lineRule="auto"/>
               <w:ind w:left="0"/>
@@ -3513,7 +2665,7 @@
           </w:tcPr>
           <w:p>
             <w:pPr>
-              <w:pStyle w:val="a9"/>
+              <w:pStyle w:val="ListParagraph"/>
               <w:bidi/>
               <w:spacing w:line="360" w:lineRule="auto"/>
               <w:ind w:left="0"/>
@@ -3572,7 +2724,7 @@
           </w:tcPr>
           <w:p>
             <w:pPr>
-              <w:pStyle w:val="a9"/>
+              <w:pStyle w:val="ListParagraph"/>
               <w:bidi/>
               <w:spacing w:line="360" w:lineRule="auto"/>
               <w:ind w:left="0"/>
@@ -3597,7 +2749,7 @@
           </w:tcPr>
           <w:p>
             <w:pPr>
-              <w:pStyle w:val="a9"/>
+              <w:pStyle w:val="ListParagraph"/>
               <w:bidi/>
               <w:spacing w:line="360" w:lineRule="auto"/>
               <w:ind w:left="0"/>
@@ -3621,7 +2773,7 @@
           </w:tcPr>
           <w:p>
             <w:pPr>
-              <w:pStyle w:val="a9"/>
+              <w:pStyle w:val="ListParagraph"/>
               <w:bidi/>
               <w:spacing w:line="360" w:lineRule="auto"/>
               <w:ind w:left="0"/>
@@ -3645,7 +2797,7 @@
           </w:tcPr>
           <w:p>
             <w:pPr>
-              <w:pStyle w:val="a9"/>
+              <w:pStyle w:val="ListParagraph"/>
               <w:bidi/>
               <w:spacing w:line="360" w:lineRule="auto"/>
               <w:ind w:left="0"/>
@@ -3671,7 +2823,7 @@
           </w:tcPr>
           <w:p>
             <w:pPr>
-              <w:pStyle w:val="a9"/>
+              <w:pStyle w:val="ListParagraph"/>
               <w:bidi/>
               <w:spacing w:line="360" w:lineRule="auto"/>
               <w:ind w:left="0"/>
@@ -3696,7 +2848,7 @@
           </w:tcPr>
           <w:p>
             <w:pPr>
-              <w:pStyle w:val="a9"/>
+              <w:pStyle w:val="ListParagraph"/>
               <w:bidi/>
               <w:spacing w:line="360" w:lineRule="auto"/>
               <w:ind w:left="0"/>
@@ -3720,7 +2872,7 @@
           </w:tcPr>
           <w:p>
             <w:pPr>
-              <w:pStyle w:val="a9"/>
+              <w:pStyle w:val="ListParagraph"/>
               <w:bidi/>
               <w:spacing w:line="360" w:lineRule="auto"/>
               <w:ind w:left="0"/>
@@ -3744,7 +2896,7 @@
           </w:tcPr>
           <w:p>
             <w:pPr>
-              <w:pStyle w:val="a9"/>
+              <w:pStyle w:val="ListParagraph"/>
               <w:bidi/>
               <w:spacing w:line="360" w:lineRule="auto"/>
               <w:ind w:left="0"/>
@@ -3770,7 +2922,7 @@
           </w:tcPr>
           <w:p>
             <w:pPr>
-              <w:pStyle w:val="a9"/>
+              <w:pStyle w:val="ListParagraph"/>
               <w:bidi/>
               <w:spacing w:line="360" w:lineRule="auto"/>
               <w:ind w:left="0"/>
@@ -3795,7 +2947,7 @@
           </w:tcPr>
           <w:p>
             <w:pPr>
-              <w:pStyle w:val="a9"/>
+              <w:pStyle w:val="ListParagraph"/>
               <w:bidi/>
               <w:spacing w:line="360" w:lineRule="auto"/>
               <w:ind w:left="0"/>
@@ -3819,7 +2971,7 @@
           </w:tcPr>
           <w:p>
             <w:pPr>
-              <w:pStyle w:val="a9"/>
+              <w:pStyle w:val="ListParagraph"/>
               <w:bidi/>
               <w:spacing w:line="360" w:lineRule="auto"/>
               <w:ind w:left="0"/>
@@ -3843,7 +2995,7 @@
           </w:tcPr>
           <w:p>
             <w:pPr>
-              <w:pStyle w:val="a9"/>
+              <w:pStyle w:val="ListParagraph"/>
               <w:bidi/>
               <w:spacing w:line="360" w:lineRule="auto"/>
               <w:ind w:left="0"/>
@@ -3913,7 +3065,7 @@
     </w:p>
     <w:p>
       <w:pPr>
-        <w:pStyle w:val="a9"/>
+        <w:pStyle w:val="ListParagraph"/>
         <w:numPr>
           <w:ilvl w:val="2"/>
           <w:numId w:val="8"/>
@@ -4123,7 +3275,7 @@
     </w:p>
     <w:p>
       <w:pPr>
-        <w:pStyle w:val="a9"/>
+        <w:pStyle w:val="ListParagraph"/>
         <w:numPr>
           <w:ilvl w:val="2"/>
           <w:numId w:val="8"/>
@@ -4163,6 +3315,44 @@
           <w:rtl/>
         </w:rPr>
         <w:t>ת תקינות</w:t>
+      </w:r>
+    </w:p>
+    <w:p>
+      <w:pPr>
+        <w:bidi/>
+        <w:spacing w:line="360" w:lineRule="auto"/>
+        <w:rPr>
+          <w:rFonts w:asciiTheme="majorBidi" w:hAnsiTheme="majorBidi" w:cstheme="majorBidi" w:hint="cs"/>
+          <w:b/>
+          <w:bCs/>
+          <w:rtl/>
+        </w:rPr>
+      </w:pPr>
+      <w:r>
+        <w:rPr>
+          <w:rFonts w:asciiTheme="majorBidi" w:hAnsiTheme="majorBidi" w:cstheme="majorBidi" w:hint="cs"/>
+          <w:b/>
+          <w:bCs/>
+          <w:rtl/>
+        </w:rPr>
+        <w:t xml:space="preserve">שידור </w:t>
+      </w:r>
+      <w:r>
+        <w:rPr>
+          <w:rFonts w:asciiTheme="majorBidi" w:hAnsiTheme="majorBidi" w:cstheme="majorBidi"/>
+          <w:b/>
+          <w:bCs/>
+        </w:rPr>
+        <w:t>DATA</w:t>
+      </w:r>
+      <w:r>
+        <w:rPr>
+          <w:rFonts w:asciiTheme="majorBidi" w:hAnsiTheme="majorBidi" w:cstheme="majorBidi" w:hint="cs"/>
+          <w:b/>
+          <w:bCs/>
+          <w:rtl/>
+        </w:rPr>
+        <w:t xml:space="preserve"> ראשון</w:t>
       </w:r>
     </w:p>
     <w:p>
@@ -4222,16 +3412,49 @@
     </w:p>
     <w:p>
       <w:pPr>
-        <w:pStyle w:val="a9"/>
         <w:bidi/>
         <w:spacing w:line="360" w:lineRule="auto"/>
-        <w:ind w:left="1800"/>
-        <w:rPr>
-          <w:rFonts w:asciiTheme="majorBidi" w:hAnsiTheme="majorBidi" w:cstheme="majorBidi"/>
-          <w:b/>
-          <w:bCs/>
-        </w:rPr>
-      </w:pPr>
+        <w:rPr>
+          <w:rFonts w:asciiTheme="majorBidi" w:hAnsiTheme="majorBidi" w:cstheme="majorBidi"/>
+          <w:b/>
+          <w:bCs/>
+        </w:rPr>
+      </w:pPr>
+      <w:r>
+        <w:rPr>
+          <w:rFonts w:asciiTheme="majorBidi" w:hAnsiTheme="majorBidi" w:cstheme="majorBidi" w:hint="cs"/>
+          <w:b/>
+          <w:bCs/>
+          <w:rtl/>
+        </w:rPr>
+        <w:t xml:space="preserve">שידור </w:t>
+      </w:r>
+      <w:r>
+        <w:rPr>
+          <w:rFonts w:asciiTheme="majorBidi" w:hAnsiTheme="majorBidi" w:cstheme="majorBidi"/>
+          <w:b/>
+          <w:bCs/>
+        </w:rPr>
+        <w:t>DATA</w:t>
+      </w:r>
+      <w:r>
+        <w:rPr>
+          <w:rFonts w:asciiTheme="majorBidi" w:hAnsiTheme="majorBidi" w:cstheme="majorBidi" w:hint="cs"/>
+          <w:b/>
+          <w:bCs/>
+          <w:rtl/>
+        </w:rPr>
+        <w:t xml:space="preserve"> </w:t>
+      </w:r>
+      <w:r>
+        <w:rPr>
+          <w:rFonts w:asciiTheme="majorBidi" w:hAnsiTheme="majorBidi" w:cstheme="majorBidi" w:hint="cs"/>
+          <w:b/>
+          <w:bCs/>
+          <w:rtl/>
+        </w:rPr>
+        <w:t>שני</w:t>
+      </w:r>
     </w:p>
     <w:p>
       <w:pPr>
@@ -4290,7 +3513,7 @@
     </w:p>
     <w:p>
       <w:pPr>
-        <w:pStyle w:val="a9"/>
+        <w:pStyle w:val="ListParagraph"/>
         <w:bidi/>
         <w:spacing w:line="360" w:lineRule="auto"/>
         <w:ind w:left="1800"/>
@@ -4303,7 +3526,7 @@
     </w:p>
     <w:p>
       <w:pPr>
-        <w:pStyle w:val="a9"/>
+        <w:pStyle w:val="ListParagraph"/>
         <w:bidi/>
         <w:spacing w:line="360" w:lineRule="auto"/>
         <w:ind w:left="1800"/>
@@ -4316,7 +3539,7 @@
     </w:p>
     <w:p>
       <w:pPr>
-        <w:pStyle w:val="a9"/>
+        <w:pStyle w:val="ListParagraph"/>
         <w:bidi/>
         <w:spacing w:line="360" w:lineRule="auto"/>
         <w:ind w:left="1800"/>
@@ -4329,7 +3552,7 @@
     </w:p>
     <w:p>
       <w:pPr>
-        <w:pStyle w:val="a9"/>
+        <w:pStyle w:val="ListParagraph"/>
         <w:bidi/>
         <w:spacing w:line="360" w:lineRule="auto"/>
         <w:ind w:left="1800"/>
@@ -4342,7 +3565,7 @@
     </w:p>
     <w:p>
       <w:pPr>
-        <w:pStyle w:val="a9"/>
+        <w:pStyle w:val="ListParagraph"/>
         <w:bidi/>
         <w:spacing w:line="360" w:lineRule="auto"/>
         <w:ind w:left="1800"/>
@@ -4355,47 +3578,19 @@
     </w:p>
     <w:p>
       <w:pPr>
-        <w:pStyle w:val="a9"/>
         <w:bidi/>
         <w:spacing w:line="360" w:lineRule="auto"/>
-        <w:ind w:left="1800"/>
-        <w:rPr>
-          <w:rFonts w:asciiTheme="majorBidi" w:hAnsiTheme="majorBidi" w:cstheme="majorBidi"/>
-          <w:b/>
-          <w:bCs/>
-        </w:rPr>
-      </w:pPr>
-    </w:p>
-    <w:p>
-      <w:pPr>
-        <w:pStyle w:val="a9"/>
-        <w:bidi/>
-        <w:spacing w:line="360" w:lineRule="auto"/>
-        <w:ind w:left="1800"/>
-        <w:rPr>
-          <w:rFonts w:asciiTheme="majorBidi" w:hAnsiTheme="majorBidi" w:cstheme="majorBidi"/>
-          <w:b/>
-          <w:bCs/>
-        </w:rPr>
-      </w:pPr>
-    </w:p>
-    <w:p>
-      <w:pPr>
-        <w:pStyle w:val="a9"/>
-        <w:bidi/>
-        <w:spacing w:line="360" w:lineRule="auto"/>
-        <w:ind w:left="1800"/>
-        <w:rPr>
-          <w:rFonts w:asciiTheme="majorBidi" w:hAnsiTheme="majorBidi" w:cstheme="majorBidi"/>
-          <w:b/>
-          <w:bCs/>
-          <w:rtl/>
-        </w:rPr>
-      </w:pPr>
-    </w:p>
-    <w:p>
-      <w:pPr>
-        <w:pStyle w:val="a9"/>
+        <w:rPr>
+          <w:rFonts w:asciiTheme="majorBidi" w:hAnsiTheme="majorBidi" w:cstheme="majorBidi"/>
+          <w:b/>
+          <w:bCs/>
+          <w:rtl/>
+        </w:rPr>
+      </w:pPr>
+    </w:p>
+    <w:p>
+      <w:pPr>
+        <w:pStyle w:val="ListParagraph"/>
         <w:numPr>
           <w:ilvl w:val="2"/>
           <w:numId w:val="8"/>
@@ -4421,7 +3616,7 @@
     </w:p>
     <w:p>
       <w:pPr>
-        <w:pStyle w:val="a9"/>
+        <w:pStyle w:val="ListParagraph"/>
         <w:numPr>
           <w:ilvl w:val="3"/>
           <w:numId w:val="8"/>
@@ -4499,7 +3694,7 @@
     </w:p>
     <w:p>
       <w:pPr>
-        <w:pStyle w:val="a9"/>
+        <w:pStyle w:val="ListParagraph"/>
         <w:numPr>
           <w:ilvl w:val="3"/>
           <w:numId w:val="8"/>
@@ -4577,7 +3772,7 @@
     </w:p>
     <w:p>
       <w:pPr>
-        <w:pStyle w:val="a9"/>
+        <w:pStyle w:val="ListParagraph"/>
         <w:numPr>
           <w:ilvl w:val="3"/>
           <w:numId w:val="8"/>
@@ -4672,7 +3867,7 @@
     </w:p>
     <w:p>
       <w:pPr>
-        <w:pStyle w:val="a9"/>
+        <w:pStyle w:val="ListParagraph"/>
         <w:numPr>
           <w:ilvl w:val="1"/>
           <w:numId w:val="8"/>
@@ -4715,7 +3910,7 @@
     </w:p>
     <w:p>
       <w:pPr>
-        <w:pStyle w:val="a9"/>
+        <w:pStyle w:val="ListParagraph"/>
         <w:numPr>
           <w:ilvl w:val="2"/>
           <w:numId w:val="8"/>
@@ -4796,7 +3991,7 @@
     </w:p>
     <w:p>
       <w:pPr>
-        <w:pStyle w:val="a9"/>
+        <w:pStyle w:val="ListParagraph"/>
         <w:numPr>
           <w:ilvl w:val="2"/>
           <w:numId w:val="8"/>
@@ -4821,7 +4016,7 @@
     </w:p>
     <w:tbl>
       <w:tblPr>
-        <w:tblStyle w:val="af3"/>
+        <w:tblStyle w:val="TableGrid"/>
         <w:bidiVisual/>
         <w:tblW w:w="9071" w:type="dxa"/>
         <w:tblInd w:w="282" w:type="dxa"/>
@@ -4840,7 +4035,7 @@
           </w:tcPr>
           <w:p>
             <w:pPr>
-              <w:pStyle w:val="a9"/>
+              <w:pStyle w:val="ListParagraph"/>
               <w:bidi/>
               <w:spacing w:line="360" w:lineRule="auto"/>
               <w:ind w:left="0"/>
@@ -4866,7 +4061,7 @@
           </w:tcPr>
           <w:p>
             <w:pPr>
-              <w:pStyle w:val="a9"/>
+              <w:pStyle w:val="ListParagraph"/>
               <w:bidi/>
               <w:spacing w:line="360" w:lineRule="auto"/>
               <w:ind w:left="0"/>
@@ -4891,7 +4086,7 @@
           </w:tcPr>
           <w:p>
             <w:pPr>
-              <w:pStyle w:val="a9"/>
+              <w:pStyle w:val="ListParagraph"/>
               <w:bidi/>
               <w:spacing w:line="360" w:lineRule="auto"/>
               <w:ind w:left="0"/>
@@ -4916,7 +4111,7 @@
           </w:tcPr>
           <w:p>
             <w:pPr>
-              <w:pStyle w:val="a9"/>
+              <w:pStyle w:val="ListParagraph"/>
               <w:bidi/>
               <w:spacing w:line="360" w:lineRule="auto"/>
               <w:ind w:left="0"/>
@@ -4944,7 +4139,7 @@
           </w:tcPr>
           <w:p>
             <w:pPr>
-              <w:pStyle w:val="a9"/>
+              <w:pStyle w:val="ListParagraph"/>
               <w:bidi/>
               <w:spacing w:line="360" w:lineRule="auto"/>
               <w:ind w:left="0"/>
@@ -4968,7 +4163,7 @@
           </w:tcPr>
           <w:p>
             <w:pPr>
-              <w:pStyle w:val="a9"/>
+              <w:pStyle w:val="ListParagraph"/>
               <w:bidi/>
               <w:spacing w:line="360" w:lineRule="auto"/>
               <w:ind w:left="0"/>
@@ -4991,7 +4186,7 @@
           </w:tcPr>
           <w:p>
             <w:pPr>
-              <w:pStyle w:val="a9"/>
+              <w:pStyle w:val="ListParagraph"/>
               <w:bidi/>
               <w:spacing w:line="360" w:lineRule="auto"/>
               <w:ind w:left="0"/>
@@ -5033,7 +4228,7 @@
           </w:tcPr>
           <w:p>
             <w:pPr>
-              <w:pStyle w:val="a9"/>
+              <w:pStyle w:val="ListParagraph"/>
               <w:bidi/>
               <w:spacing w:line="360" w:lineRule="auto"/>
               <w:ind w:left="0"/>
@@ -5053,7 +4248,7 @@
           </w:tcPr>
           <w:p>
             <w:pPr>
-              <w:pStyle w:val="a9"/>
+              <w:pStyle w:val="ListParagraph"/>
               <w:bidi/>
               <w:spacing w:line="360" w:lineRule="auto"/>
               <w:ind w:left="0"/>
@@ -5077,7 +4272,7 @@
           </w:tcPr>
           <w:p>
             <w:pPr>
-              <w:pStyle w:val="a9"/>
+              <w:pStyle w:val="ListParagraph"/>
               <w:bidi/>
               <w:spacing w:line="360" w:lineRule="auto"/>
               <w:ind w:left="0"/>
@@ -5101,7 +4296,7 @@
           </w:tcPr>
           <w:p>
             <w:pPr>
-              <w:pStyle w:val="a9"/>
+              <w:pStyle w:val="ListParagraph"/>
               <w:bidi/>
               <w:spacing w:line="360" w:lineRule="auto"/>
               <w:ind w:left="0"/>
@@ -5126,7 +4321,7 @@
           </w:tcPr>
           <w:p>
             <w:pPr>
-              <w:pStyle w:val="a9"/>
+              <w:pStyle w:val="ListParagraph"/>
               <w:bidi/>
               <w:spacing w:line="360" w:lineRule="auto"/>
               <w:ind w:left="0"/>
@@ -5146,7 +4341,7 @@
           </w:tcPr>
           <w:p>
             <w:pPr>
-              <w:pStyle w:val="a9"/>
+              <w:pStyle w:val="ListParagraph"/>
               <w:bidi/>
               <w:spacing w:line="360" w:lineRule="auto"/>
               <w:ind w:left="0"/>
@@ -5172,7 +4367,7 @@
           </w:tcPr>
           <w:p>
             <w:pPr>
-              <w:pStyle w:val="a9"/>
+              <w:pStyle w:val="ListParagraph"/>
               <w:bidi/>
               <w:spacing w:line="360" w:lineRule="auto"/>
               <w:ind w:left="0"/>
@@ -5193,7 +4388,7 @@
           </w:tcPr>
           <w:p>
             <w:pPr>
-              <w:pStyle w:val="a9"/>
+              <w:pStyle w:val="ListParagraph"/>
               <w:bidi/>
               <w:spacing w:line="360" w:lineRule="auto"/>
               <w:ind w:left="0"/>
@@ -5218,7 +4413,7 @@
           </w:tcPr>
           <w:p>
             <w:pPr>
-              <w:pStyle w:val="a9"/>
+              <w:pStyle w:val="ListParagraph"/>
               <w:bidi/>
               <w:spacing w:line="360" w:lineRule="auto"/>
               <w:ind w:left="0"/>
@@ -5238,7 +4433,7 @@
           </w:tcPr>
           <w:p>
             <w:pPr>
-              <w:pStyle w:val="a9"/>
+              <w:pStyle w:val="ListParagraph"/>
               <w:bidi/>
               <w:spacing w:line="360" w:lineRule="auto"/>
               <w:ind w:left="0"/>
@@ -5263,7 +4458,7 @@
           </w:tcPr>
           <w:p>
             <w:pPr>
-              <w:pStyle w:val="a9"/>
+              <w:pStyle w:val="ListParagraph"/>
               <w:bidi/>
               <w:spacing w:line="360" w:lineRule="auto"/>
               <w:ind w:left="0"/>
@@ -5284,7 +4479,7 @@
           </w:tcPr>
           <w:p>
             <w:pPr>
-              <w:pStyle w:val="a9"/>
+              <w:pStyle w:val="ListParagraph"/>
               <w:bidi/>
               <w:spacing w:line="360" w:lineRule="auto"/>
               <w:ind w:left="0"/>
@@ -5309,7 +4504,7 @@
           </w:tcPr>
           <w:p>
             <w:pPr>
-              <w:pStyle w:val="a9"/>
+              <w:pStyle w:val="ListParagraph"/>
               <w:bidi/>
               <w:spacing w:line="360" w:lineRule="auto"/>
               <w:ind w:left="0"/>
@@ -5329,7 +4524,7 @@
           </w:tcPr>
           <w:p>
             <w:pPr>
-              <w:pStyle w:val="a9"/>
+              <w:pStyle w:val="ListParagraph"/>
               <w:bidi/>
               <w:spacing w:line="360" w:lineRule="auto"/>
               <w:ind w:left="0"/>
@@ -5354,7 +4549,7 @@
           </w:tcPr>
           <w:p>
             <w:pPr>
-              <w:pStyle w:val="a9"/>
+              <w:pStyle w:val="ListParagraph"/>
               <w:bidi/>
               <w:spacing w:line="360" w:lineRule="auto"/>
               <w:ind w:left="0"/>
@@ -5375,7 +4570,7 @@
           </w:tcPr>
           <w:p>
             <w:pPr>
-              <w:pStyle w:val="a9"/>
+              <w:pStyle w:val="ListParagraph"/>
               <w:bidi/>
               <w:spacing w:line="360" w:lineRule="auto"/>
               <w:ind w:left="0"/>
@@ -5400,7 +4595,7 @@
           </w:tcPr>
           <w:p>
             <w:pPr>
-              <w:pStyle w:val="a9"/>
+              <w:pStyle w:val="ListParagraph"/>
               <w:bidi/>
               <w:spacing w:line="360" w:lineRule="auto"/>
               <w:ind w:left="0"/>
@@ -5420,7 +4615,7 @@
           </w:tcPr>
           <w:p>
             <w:pPr>
-              <w:pStyle w:val="a9"/>
+              <w:pStyle w:val="ListParagraph"/>
               <w:bidi/>
               <w:spacing w:line="360" w:lineRule="auto"/>
               <w:ind w:left="0"/>
@@ -5445,7 +4640,7 @@
           </w:tcPr>
           <w:p>
             <w:pPr>
-              <w:pStyle w:val="a9"/>
+              <w:pStyle w:val="ListParagraph"/>
               <w:bidi/>
               <w:spacing w:line="360" w:lineRule="auto"/>
               <w:ind w:left="0"/>
@@ -5466,7 +4661,7 @@
           </w:tcPr>
           <w:p>
             <w:pPr>
-              <w:pStyle w:val="a9"/>
+              <w:pStyle w:val="ListParagraph"/>
               <w:bidi/>
               <w:spacing w:line="360" w:lineRule="auto"/>
               <w:ind w:left="0"/>
@@ -5491,7 +4686,7 @@
           </w:tcPr>
           <w:p>
             <w:pPr>
-              <w:pStyle w:val="a9"/>
+              <w:pStyle w:val="ListParagraph"/>
               <w:bidi/>
               <w:spacing w:line="360" w:lineRule="auto"/>
               <w:ind w:left="0"/>
@@ -5511,7 +4706,7 @@
           </w:tcPr>
           <w:p>
             <w:pPr>
-              <w:pStyle w:val="a9"/>
+              <w:pStyle w:val="ListParagraph"/>
               <w:bidi/>
               <w:spacing w:line="360" w:lineRule="auto"/>
               <w:ind w:left="0"/>
@@ -5536,7 +4731,7 @@
           </w:tcPr>
           <w:p>
             <w:pPr>
-              <w:pStyle w:val="a9"/>
+              <w:pStyle w:val="ListParagraph"/>
               <w:bidi/>
               <w:spacing w:line="360" w:lineRule="auto"/>
               <w:ind w:left="0"/>
@@ -5557,7 +4752,7 @@
           </w:tcPr>
           <w:p>
             <w:pPr>
-              <w:pStyle w:val="a9"/>
+              <w:pStyle w:val="ListParagraph"/>
               <w:bidi/>
               <w:spacing w:line="360" w:lineRule="auto"/>
               <w:ind w:left="0"/>
@@ -5582,7 +4777,7 @@
           </w:tcPr>
           <w:p>
             <w:pPr>
-              <w:pStyle w:val="a9"/>
+              <w:pStyle w:val="ListParagraph"/>
               <w:bidi/>
               <w:spacing w:line="360" w:lineRule="auto"/>
               <w:ind w:left="0"/>
@@ -5667,7 +4862,7 @@
     </w:p>
     <w:p>
       <w:pPr>
-        <w:pStyle w:val="a9"/>
+        <w:pStyle w:val="ListParagraph"/>
         <w:numPr>
           <w:ilvl w:val="2"/>
           <w:numId w:val="8"/>
@@ -5756,7 +4951,7 @@
     </w:p>
     <w:p>
       <w:pPr>
-        <w:pStyle w:val="a9"/>
+        <w:pStyle w:val="ListParagraph"/>
         <w:numPr>
           <w:ilvl w:val="2"/>
           <w:numId w:val="8"/>
@@ -6008,7 +5203,7 @@
     </w:p>
     <w:p>
       <w:pPr>
-        <w:pStyle w:val="a9"/>
+        <w:pStyle w:val="ListParagraph"/>
         <w:numPr>
           <w:ilvl w:val="2"/>
           <w:numId w:val="8"/>
@@ -6033,7 +5228,7 @@
     </w:p>
     <w:p>
       <w:pPr>
-        <w:pStyle w:val="a9"/>
+        <w:pStyle w:val="ListParagraph"/>
         <w:numPr>
           <w:ilvl w:val="3"/>
           <w:numId w:val="8"/>
@@ -6130,7 +5325,7 @@
     </w:p>
     <w:p>
       <w:pPr>
-        <w:pStyle w:val="a9"/>
+        <w:pStyle w:val="ListParagraph"/>
         <w:numPr>
           <w:ilvl w:val="3"/>
           <w:numId w:val="8"/>
@@ -6245,7 +5440,7 @@
     </w:p>
     <w:p>
       <w:pPr>
-        <w:pStyle w:val="a9"/>
+        <w:pStyle w:val="ListParagraph"/>
         <w:numPr>
           <w:ilvl w:val="3"/>
           <w:numId w:val="8"/>
@@ -6340,7 +5535,7 @@
     </w:p>
     <w:p>
       <w:pPr>
-        <w:pStyle w:val="a9"/>
+        <w:pStyle w:val="ListParagraph"/>
         <w:numPr>
           <w:ilvl w:val="1"/>
           <w:numId w:val="8"/>
@@ -6374,7 +5569,7 @@
     </w:p>
     <w:p>
       <w:pPr>
-        <w:pStyle w:val="a9"/>
+        <w:pStyle w:val="ListParagraph"/>
         <w:numPr>
           <w:ilvl w:val="2"/>
           <w:numId w:val="8"/>
@@ -6410,6 +5605,7 @@
           <w:rFonts w:asciiTheme="majorBidi" w:hAnsiTheme="majorBidi" w:cs="Times New Roman"/>
           <w:b/>
           <w:bCs/>
+          <w:noProof/>
           <w:rtl/>
         </w:rPr>
         <w:drawing>
@@ -6451,7 +5647,7 @@
     </w:p>
     <w:p>
       <w:pPr>
-        <w:pStyle w:val="a9"/>
+        <w:pStyle w:val="ListParagraph"/>
         <w:numPr>
           <w:ilvl w:val="2"/>
           <w:numId w:val="8"/>
@@ -6459,7 +5655,7 @@
         <w:bidi/>
         <w:spacing w:after="0" w:line="360" w:lineRule="auto"/>
         <w:rPr>
-          <w:rFonts w:asciiTheme="majorBidi" w:hAnsiTheme="majorBidi" w:cstheme="majorBidi" w:hint="cs"/>
+          <w:rFonts w:asciiTheme="majorBidi" w:hAnsiTheme="majorBidi" w:cstheme="majorBidi"/>
           <w:b/>
           <w:bCs/>
           <w:rtl/>
@@ -6477,7 +5673,7 @@
     </w:p>
     <w:tbl>
       <w:tblPr>
-        <w:tblStyle w:val="af3"/>
+        <w:tblStyle w:val="TableGrid"/>
         <w:bidiVisual/>
         <w:tblW w:w="0" w:type="auto"/>
         <w:tblInd w:w="1080" w:type="dxa"/>
@@ -6496,7 +5692,7 @@
           </w:tcPr>
           <w:p>
             <w:pPr>
-              <w:pStyle w:val="a9"/>
+              <w:pStyle w:val="ListParagraph"/>
               <w:bidi/>
               <w:spacing w:line="360" w:lineRule="auto"/>
               <w:ind w:left="0"/>
@@ -6521,7 +5717,7 @@
           </w:tcPr>
           <w:p>
             <w:pPr>
-              <w:pStyle w:val="a9"/>
+              <w:pStyle w:val="ListParagraph"/>
               <w:bidi/>
               <w:spacing w:line="360" w:lineRule="auto"/>
               <w:ind w:left="0"/>
@@ -6560,7 +5756,7 @@
           </w:tcPr>
           <w:p>
             <w:pPr>
-              <w:pStyle w:val="a9"/>
+              <w:pStyle w:val="ListParagraph"/>
               <w:bidi/>
               <w:spacing w:line="360" w:lineRule="auto"/>
               <w:ind w:left="0"/>
@@ -6585,7 +5781,7 @@
           </w:tcPr>
           <w:p>
             <w:pPr>
-              <w:pStyle w:val="a9"/>
+              <w:pStyle w:val="ListParagraph"/>
               <w:bidi/>
               <w:spacing w:line="360" w:lineRule="auto"/>
               <w:ind w:left="0"/>
@@ -6612,7 +5808,7 @@
           </w:tcPr>
           <w:p>
             <w:pPr>
-              <w:pStyle w:val="a9"/>
+              <w:pStyle w:val="ListParagraph"/>
               <w:bidi/>
               <w:spacing w:line="360" w:lineRule="auto"/>
               <w:ind w:left="0"/>
@@ -6638,7 +5834,7 @@
           </w:tcPr>
           <w:p>
             <w:pPr>
-              <w:pStyle w:val="a9"/>
+              <w:pStyle w:val="ListParagraph"/>
               <w:bidi/>
               <w:spacing w:line="360" w:lineRule="auto"/>
               <w:ind w:left="0"/>
@@ -6662,7 +5858,7 @@
           </w:tcPr>
           <w:p>
             <w:pPr>
-              <w:pStyle w:val="a9"/>
+              <w:pStyle w:val="ListParagraph"/>
               <w:bidi/>
               <w:spacing w:line="360" w:lineRule="auto"/>
               <w:ind w:left="0"/>
@@ -6687,7 +5883,7 @@
           </w:tcPr>
           <w:p>
             <w:pPr>
-              <w:pStyle w:val="a9"/>
+              <w:pStyle w:val="ListParagraph"/>
               <w:bidi/>
               <w:spacing w:line="360" w:lineRule="auto"/>
               <w:ind w:left="0"/>
@@ -6713,13 +5909,13 @@
           </w:tcPr>
           <w:p>
             <w:pPr>
-              <w:pStyle w:val="a9"/>
+              <w:pStyle w:val="ListParagraph"/>
               <w:bidi/>
               <w:spacing w:line="360" w:lineRule="auto"/>
               <w:ind w:left="0"/>
               <w:jc w:val="center"/>
               <w:rPr>
-                <w:rFonts w:asciiTheme="majorBidi" w:hAnsiTheme="majorBidi" w:cstheme="majorBidi" w:hint="cs"/>
+                <w:rFonts w:asciiTheme="majorBidi" w:hAnsiTheme="majorBidi" w:cstheme="majorBidi"/>
                 <w:rtl/>
               </w:rPr>
             </w:pPr>
@@ -6739,7 +5935,7 @@
           </w:tcPr>
           <w:p>
             <w:pPr>
-              <w:pStyle w:val="a9"/>
+              <w:pStyle w:val="ListParagraph"/>
               <w:bidi/>
               <w:spacing w:line="360" w:lineRule="auto"/>
               <w:ind w:left="0"/>
@@ -6763,7 +5959,7 @@
           </w:tcPr>
           <w:p>
             <w:pPr>
-              <w:pStyle w:val="a9"/>
+              <w:pStyle w:val="ListParagraph"/>
               <w:bidi/>
               <w:spacing w:line="360" w:lineRule="auto"/>
               <w:ind w:left="0"/>
@@ -6788,7 +5984,7 @@
           </w:tcPr>
           <w:p>
             <w:pPr>
-              <w:pStyle w:val="a9"/>
+              <w:pStyle w:val="ListParagraph"/>
               <w:bidi/>
               <w:spacing w:line="360" w:lineRule="auto"/>
               <w:ind w:left="0"/>
@@ -6814,7 +6010,7 @@
           </w:tcPr>
           <w:p>
             <w:pPr>
-              <w:pStyle w:val="a9"/>
+              <w:pStyle w:val="ListParagraph"/>
               <w:bidi/>
               <w:spacing w:line="360" w:lineRule="auto"/>
               <w:ind w:left="0"/>
@@ -6840,7 +6036,7 @@
           </w:tcPr>
           <w:p>
             <w:pPr>
-              <w:pStyle w:val="a9"/>
+              <w:pStyle w:val="ListParagraph"/>
               <w:bidi/>
               <w:spacing w:line="360" w:lineRule="auto"/>
               <w:ind w:left="0"/>
@@ -6864,7 +6060,7 @@
           </w:tcPr>
           <w:p>
             <w:pPr>
-              <w:pStyle w:val="a9"/>
+              <w:pStyle w:val="ListParagraph"/>
               <w:bidi/>
               <w:spacing w:line="360" w:lineRule="auto"/>
               <w:ind w:left="0"/>
@@ -6889,7 +6085,7 @@
           </w:tcPr>
           <w:p>
             <w:pPr>
-              <w:pStyle w:val="a9"/>
+              <w:pStyle w:val="ListParagraph"/>
               <w:bidi/>
               <w:spacing w:line="360" w:lineRule="auto"/>
               <w:ind w:left="0"/>
@@ -6915,7 +6111,7 @@
           </w:tcPr>
           <w:p>
             <w:pPr>
-              <w:pStyle w:val="a9"/>
+              <w:pStyle w:val="ListParagraph"/>
               <w:bidi/>
               <w:spacing w:line="360" w:lineRule="auto"/>
               <w:ind w:left="0"/>
@@ -6941,7 +6137,7 @@
           </w:tcPr>
           <w:p>
             <w:pPr>
-              <w:pStyle w:val="a9"/>
+              <w:pStyle w:val="ListParagraph"/>
               <w:bidi/>
               <w:spacing w:line="360" w:lineRule="auto"/>
               <w:ind w:left="0"/>
@@ -6965,7 +6161,7 @@
           </w:tcPr>
           <w:p>
             <w:pPr>
-              <w:pStyle w:val="a9"/>
+              <w:pStyle w:val="ListParagraph"/>
               <w:bidi/>
               <w:spacing w:line="360" w:lineRule="auto"/>
               <w:ind w:left="0"/>
@@ -6990,7 +6186,7 @@
           </w:tcPr>
           <w:p>
             <w:pPr>
-              <w:pStyle w:val="a9"/>
+              <w:pStyle w:val="ListParagraph"/>
               <w:bidi/>
               <w:spacing w:line="360" w:lineRule="auto"/>
               <w:ind w:left="0"/>
@@ -7016,7 +6212,7 @@
           </w:tcPr>
           <w:p>
             <w:pPr>
-              <w:pStyle w:val="a9"/>
+              <w:pStyle w:val="ListParagraph"/>
               <w:bidi/>
               <w:spacing w:line="360" w:lineRule="auto"/>
               <w:ind w:left="0"/>
@@ -7042,7 +6238,7 @@
           </w:tcPr>
           <w:p>
             <w:pPr>
-              <w:pStyle w:val="a9"/>
+              <w:pStyle w:val="ListParagraph"/>
               <w:bidi/>
               <w:spacing w:line="360" w:lineRule="auto"/>
               <w:ind w:left="0"/>
@@ -7065,7 +6261,7 @@
           </w:tcPr>
           <w:p>
             <w:pPr>
-              <w:pStyle w:val="a9"/>
+              <w:pStyle w:val="ListParagraph"/>
               <w:bidi/>
               <w:spacing w:line="360" w:lineRule="auto"/>
               <w:ind w:left="0"/>
@@ -7090,7 +6286,7 @@
           </w:tcPr>
           <w:p>
             <w:pPr>
-              <w:pStyle w:val="a9"/>
+              <w:pStyle w:val="ListParagraph"/>
               <w:bidi/>
               <w:spacing w:line="360" w:lineRule="auto"/>
               <w:ind w:left="0"/>
@@ -7116,7 +6312,7 @@
           </w:tcPr>
           <w:p>
             <w:pPr>
-              <w:pStyle w:val="a9"/>
+              <w:pStyle w:val="ListParagraph"/>
               <w:bidi/>
               <w:spacing w:line="360" w:lineRule="auto"/>
               <w:ind w:left="0"/>
@@ -7142,7 +6338,7 @@
           </w:tcPr>
           <w:p>
             <w:pPr>
-              <w:pStyle w:val="a9"/>
+              <w:pStyle w:val="ListParagraph"/>
               <w:bidi/>
               <w:spacing w:line="360" w:lineRule="auto"/>
               <w:ind w:left="0"/>
@@ -7166,7 +6362,7 @@
           </w:tcPr>
           <w:p>
             <w:pPr>
-              <w:pStyle w:val="a9"/>
+              <w:pStyle w:val="ListParagraph"/>
               <w:bidi/>
               <w:spacing w:line="360" w:lineRule="auto"/>
               <w:ind w:left="0"/>
@@ -7191,7 +6387,7 @@
           </w:tcPr>
           <w:p>
             <w:pPr>
-              <w:pStyle w:val="a9"/>
+              <w:pStyle w:val="ListParagraph"/>
               <w:bidi/>
               <w:spacing w:line="360" w:lineRule="auto"/>
               <w:ind w:left="0"/>
@@ -7245,19 +6441,19 @@
     <w:p>
       <w:pPr>
         <w:rPr>
-          <w:rFonts w:asciiTheme="majorBidi" w:hAnsiTheme="majorBidi" w:cs="Times New Roman" w:hint="cs"/>
-          <w:b/>
-          <w:bCs/>
-          <w:rtl/>
-        </w:rPr>
-      </w:pPr>
-      <w:r>
-        <w:rPr>
           <w:rFonts w:asciiTheme="majorBidi" w:hAnsiTheme="majorBidi" w:cs="Times New Roman"/>
           <w:b/>
           <w:bCs/>
           <w:rtl/>
         </w:rPr>
+      </w:pPr>
+      <w:r>
+        <w:rPr>
+          <w:rFonts w:asciiTheme="majorBidi" w:hAnsiTheme="majorBidi" w:cs="Times New Roman"/>
+          <w:b/>
+          <w:bCs/>
+          <w:rtl/>
+        </w:rPr>
         <w:tab/>
       </w:r>
       <w:r>
@@ -7281,7 +6477,7 @@
     </w:p>
     <w:p>
       <w:pPr>
-        <w:pStyle w:val="a9"/>
+        <w:pStyle w:val="ListParagraph"/>
         <w:numPr>
           <w:ilvl w:val="2"/>
           <w:numId w:val="8"/>
@@ -7326,6 +6522,7 @@
           <w:rFonts w:asciiTheme="majorBidi" w:hAnsiTheme="majorBidi" w:cs="Times New Roman"/>
           <w:b/>
           <w:bCs/>
+          <w:noProof/>
           <w:rtl/>
         </w:rPr>
         <w:drawing>
@@ -7376,7 +6573,7 @@
     </w:p>
     <w:p>
       <w:pPr>
-        <w:pStyle w:val="a9"/>
+        <w:pStyle w:val="ListParagraph"/>
         <w:numPr>
           <w:ilvl w:val="2"/>
           <w:numId w:val="8"/>
@@ -7412,6 +6609,7 @@
           <w:rFonts w:asciiTheme="majorBidi" w:hAnsiTheme="majorBidi" w:cs="Times New Roman"/>
           <w:b/>
           <w:bCs/>
+          <w:noProof/>
           <w:rtl/>
         </w:rPr>
         <w:drawing>
@@ -7453,7 +6651,7 @@
     </w:p>
     <w:p>
       <w:pPr>
-        <w:pStyle w:val="a9"/>
+        <w:pStyle w:val="ListParagraph"/>
         <w:numPr>
           <w:ilvl w:val="2"/>
           <w:numId w:val="8"/>
@@ -7478,7 +6676,7 @@
     </w:p>
     <w:p>
       <w:pPr>
-        <w:pStyle w:val="a9"/>
+        <w:pStyle w:val="ListParagraph"/>
         <w:numPr>
           <w:ilvl w:val="3"/>
           <w:numId w:val="8"/>
@@ -7514,6 +6712,7 @@
           <w:rFonts w:asciiTheme="majorBidi" w:hAnsiTheme="majorBidi" w:cs="Times New Roman"/>
           <w:b/>
           <w:bCs/>
+          <w:noProof/>
           <w:rtl/>
         </w:rPr>
         <w:drawing>
@@ -7555,7 +6754,7 @@
     </w:p>
     <w:p>
       <w:pPr>
-        <w:pStyle w:val="a9"/>
+        <w:pStyle w:val="ListParagraph"/>
         <w:numPr>
           <w:ilvl w:val="3"/>
           <w:numId w:val="8"/>
@@ -7591,6 +6790,7 @@
           <w:rFonts w:asciiTheme="majorBidi" w:hAnsiTheme="majorBidi" w:cs="Times New Roman"/>
           <w:b/>
           <w:bCs/>
+          <w:noProof/>
           <w:rtl/>
         </w:rPr>
         <w:drawing>
@@ -7632,7 +6832,7 @@
     </w:p>
     <w:p>
       <w:pPr>
-        <w:pStyle w:val="a9"/>
+        <w:pStyle w:val="ListParagraph"/>
         <w:numPr>
           <w:ilvl w:val="3"/>
           <w:numId w:val="8"/>
@@ -7668,6 +6868,7 @@
           <w:rFonts w:asciiTheme="majorBidi" w:hAnsiTheme="majorBidi" w:cs="Times New Roman"/>
           <w:b/>
           <w:bCs/>
+          <w:noProof/>
           <w:rtl/>
         </w:rPr>
         <w:drawing>
@@ -7709,7 +6910,7 @@
     </w:p>
     <w:p>
       <w:pPr>
-        <w:pStyle w:val="a9"/>
+        <w:pStyle w:val="ListParagraph"/>
         <w:bidi/>
         <w:spacing w:line="360" w:lineRule="auto"/>
         <w:ind w:left="1080"/>
@@ -7723,7 +6924,7 @@
     </w:p>
     <w:p>
       <w:pPr>
-        <w:pStyle w:val="a9"/>
+        <w:pStyle w:val="ListParagraph"/>
         <w:numPr>
           <w:ilvl w:val="1"/>
           <w:numId w:val="8"/>
@@ -7757,7 +6958,7 @@
     </w:p>
     <w:p>
       <w:pPr>
-        <w:pStyle w:val="a9"/>
+        <w:pStyle w:val="ListParagraph"/>
         <w:numPr>
           <w:ilvl w:val="2"/>
           <w:numId w:val="8"/>
@@ -7793,6 +6994,7 @@
           <w:rFonts w:asciiTheme="majorBidi" w:hAnsiTheme="majorBidi" w:cs="Times New Roman"/>
           <w:b/>
           <w:bCs/>
+          <w:noProof/>
           <w:rtl/>
         </w:rPr>
         <w:drawing>
@@ -7834,7 +7036,7 @@
     </w:p>
     <w:p>
       <w:pPr>
-        <w:pStyle w:val="a9"/>
+        <w:pStyle w:val="ListParagraph"/>
         <w:numPr>
           <w:ilvl w:val="2"/>
           <w:numId w:val="8"/>
@@ -7900,7 +7102,7 @@
           </w:tcPr>
           <w:p>
             <w:pPr>
-              <w:pStyle w:val="a9"/>
+              <w:pStyle w:val="ListParagraph"/>
               <w:bidi/>
               <w:spacing w:after="0" w:line="360" w:lineRule="auto"/>
               <w:ind w:left="0"/>
@@ -7938,7 +7140,7 @@
           </w:tcPr>
           <w:p>
             <w:pPr>
-              <w:pStyle w:val="a9"/>
+              <w:pStyle w:val="ListParagraph"/>
               <w:bidi/>
               <w:spacing w:after="0" w:line="360" w:lineRule="auto"/>
               <w:ind w:left="0"/>
@@ -7977,7 +7179,7 @@
           </w:tcPr>
           <w:p>
             <w:pPr>
-              <w:pStyle w:val="a9"/>
+              <w:pStyle w:val="ListParagraph"/>
               <w:bidi/>
               <w:spacing w:after="0" w:line="360" w:lineRule="auto"/>
               <w:ind w:left="0"/>
@@ -8016,7 +7218,7 @@
           </w:tcPr>
           <w:p>
             <w:pPr>
-              <w:pStyle w:val="a9"/>
+              <w:pStyle w:val="ListParagraph"/>
               <w:bidi/>
               <w:spacing w:after="0" w:line="360" w:lineRule="auto"/>
               <w:ind w:left="0"/>
@@ -8060,7 +7262,7 @@
           </w:tcPr>
           <w:p>
             <w:pPr>
-              <w:pStyle w:val="a9"/>
+              <w:pStyle w:val="ListParagraph"/>
               <w:bidi/>
               <w:spacing w:after="0" w:line="360" w:lineRule="auto"/>
               <w:ind w:left="0"/>
@@ -8100,7 +7302,7 @@
           </w:tcPr>
           <w:p>
             <w:pPr>
-              <w:pStyle w:val="a9"/>
+              <w:pStyle w:val="ListParagraph"/>
               <w:bidi/>
               <w:spacing w:after="0" w:line="360" w:lineRule="auto"/>
               <w:ind w:left="0"/>
@@ -8138,7 +7340,7 @@
           </w:tcPr>
           <w:p>
             <w:pPr>
-              <w:pStyle w:val="a9"/>
+              <w:pStyle w:val="ListParagraph"/>
               <w:bidi/>
               <w:spacing w:after="0" w:line="360" w:lineRule="auto"/>
               <w:ind w:left="0"/>
@@ -8176,7 +7378,7 @@
           </w:tcPr>
           <w:p>
             <w:pPr>
-              <w:pStyle w:val="a9"/>
+              <w:pStyle w:val="ListParagraph"/>
               <w:bidi/>
               <w:spacing w:after="0" w:line="360" w:lineRule="auto"/>
               <w:ind w:left="0"/>
@@ -8233,7 +7435,7 @@
           </w:tcPr>
           <w:p>
             <w:pPr>
-              <w:pStyle w:val="a9"/>
+              <w:pStyle w:val="ListParagraph"/>
               <w:bidi/>
               <w:spacing w:after="0" w:line="360" w:lineRule="auto"/>
               <w:ind w:left="0"/>
@@ -8273,7 +7475,7 @@
           </w:tcPr>
           <w:p>
             <w:pPr>
-              <w:pStyle w:val="a9"/>
+              <w:pStyle w:val="ListParagraph"/>
               <w:bidi/>
               <w:spacing w:after="0" w:line="360" w:lineRule="auto"/>
               <w:ind w:left="0"/>
@@ -8311,7 +7513,7 @@
           </w:tcPr>
           <w:p>
             <w:pPr>
-              <w:pStyle w:val="a9"/>
+              <w:pStyle w:val="ListParagraph"/>
               <w:bidi/>
               <w:spacing w:after="0" w:line="360" w:lineRule="auto"/>
               <w:ind w:left="0"/>
@@ -8349,7 +7551,7 @@
           </w:tcPr>
           <w:p>
             <w:pPr>
-              <w:pStyle w:val="a9"/>
+              <w:pStyle w:val="ListParagraph"/>
               <w:bidi/>
               <w:spacing w:after="0" w:line="360" w:lineRule="auto"/>
               <w:ind w:left="0"/>
@@ -8394,13 +7596,13 @@
           </w:tcPr>
           <w:p>
             <w:pPr>
-              <w:pStyle w:val="a9"/>
+              <w:pStyle w:val="ListParagraph"/>
               <w:bidi/>
               <w:spacing w:after="0" w:line="360" w:lineRule="auto"/>
               <w:ind w:left="0"/>
               <w:jc w:val="center"/>
               <w:rPr>
-                <w:rFonts w:asciiTheme="majorBidi" w:hAnsiTheme="majorBidi" w:cstheme="majorBidi" w:hint="cs"/>
+                <w:rFonts w:asciiTheme="majorBidi" w:hAnsiTheme="majorBidi" w:cstheme="majorBidi"/>
                 <w:rtl/>
               </w:rPr>
             </w:pPr>
@@ -8434,13 +7636,13 @@
           </w:tcPr>
           <w:p>
             <w:pPr>
-              <w:pStyle w:val="a9"/>
+              <w:pStyle w:val="ListParagraph"/>
               <w:bidi/>
               <w:spacing w:after="0" w:line="360" w:lineRule="auto"/>
               <w:ind w:left="0"/>
               <w:jc w:val="center"/>
               <w:rPr>
-                <w:rFonts w:asciiTheme="majorBidi" w:hAnsiTheme="majorBidi" w:cstheme="majorBidi" w:hint="cs"/>
+                <w:rFonts w:asciiTheme="majorBidi" w:hAnsiTheme="majorBidi" w:cstheme="majorBidi"/>
                 <w:rtl/>
               </w:rPr>
             </w:pPr>
@@ -8472,7 +7674,7 @@
           </w:tcPr>
           <w:p>
             <w:pPr>
-              <w:pStyle w:val="a9"/>
+              <w:pStyle w:val="ListParagraph"/>
               <w:bidi/>
               <w:spacing w:after="0" w:line="360" w:lineRule="auto"/>
               <w:ind w:left="0"/>
@@ -8511,7 +7713,7 @@
           </w:tcPr>
           <w:p>
             <w:pPr>
-              <w:pStyle w:val="a9"/>
+              <w:pStyle w:val="ListParagraph"/>
               <w:bidi/>
               <w:spacing w:after="0" w:line="360" w:lineRule="auto"/>
               <w:ind w:left="0"/>
@@ -8555,7 +7757,7 @@
           </w:tcPr>
           <w:p>
             <w:pPr>
-              <w:pStyle w:val="a9"/>
+              <w:pStyle w:val="ListParagraph"/>
               <w:bidi/>
               <w:spacing w:after="0" w:line="360" w:lineRule="auto"/>
               <w:ind w:left="0"/>
@@ -8595,7 +7797,7 @@
           </w:tcPr>
           <w:p>
             <w:pPr>
-              <w:pStyle w:val="a9"/>
+              <w:pStyle w:val="ListParagraph"/>
               <w:bidi/>
               <w:spacing w:after="0" w:line="360" w:lineRule="auto"/>
               <w:ind w:left="0"/>
@@ -8633,7 +7835,7 @@
           </w:tcPr>
           <w:p>
             <w:pPr>
-              <w:pStyle w:val="a9"/>
+              <w:pStyle w:val="ListParagraph"/>
               <w:bidi/>
               <w:spacing w:after="0" w:line="360" w:lineRule="auto"/>
               <w:ind w:left="0"/>
@@ -8672,7 +7874,7 @@
           </w:tcPr>
           <w:p>
             <w:pPr>
-              <w:pStyle w:val="a9"/>
+              <w:pStyle w:val="ListParagraph"/>
               <w:bidi/>
               <w:spacing w:after="0" w:line="360" w:lineRule="auto"/>
               <w:ind w:left="0"/>
@@ -8717,7 +7919,7 @@
           </w:tcPr>
           <w:p>
             <w:pPr>
-              <w:pStyle w:val="a9"/>
+              <w:pStyle w:val="ListParagraph"/>
               <w:bidi/>
               <w:spacing w:after="0" w:line="360" w:lineRule="auto"/>
               <w:ind w:left="0"/>
@@ -8757,7 +7959,7 @@
           </w:tcPr>
           <w:p>
             <w:pPr>
-              <w:pStyle w:val="a9"/>
+              <w:pStyle w:val="ListParagraph"/>
               <w:bidi/>
               <w:spacing w:after="0" w:line="360" w:lineRule="auto"/>
               <w:ind w:left="0"/>
@@ -8795,7 +7997,7 @@
           </w:tcPr>
           <w:p>
             <w:pPr>
-              <w:pStyle w:val="a9"/>
+              <w:pStyle w:val="ListParagraph"/>
               <w:bidi/>
               <w:spacing w:after="0" w:line="360" w:lineRule="auto"/>
               <w:ind w:left="0"/>
@@ -8834,13 +8036,13 @@
           </w:tcPr>
           <w:p>
             <w:pPr>
-              <w:pStyle w:val="a9"/>
+              <w:pStyle w:val="ListParagraph"/>
               <w:bidi/>
               <w:spacing w:after="0" w:line="360" w:lineRule="auto"/>
               <w:ind w:left="0"/>
               <w:jc w:val="center"/>
               <w:rPr>
-                <w:rFonts w:asciiTheme="majorBidi" w:hAnsiTheme="majorBidi" w:cstheme="majorBidi" w:hint="cs"/>
+                <w:rFonts w:asciiTheme="majorBidi" w:hAnsiTheme="majorBidi" w:cstheme="majorBidi"/>
                 <w:rtl/>
               </w:rPr>
             </w:pPr>
@@ -8879,7 +8081,7 @@
           </w:tcPr>
           <w:p>
             <w:pPr>
-              <w:pStyle w:val="a9"/>
+              <w:pStyle w:val="ListParagraph"/>
               <w:bidi/>
               <w:spacing w:after="0" w:line="360" w:lineRule="auto"/>
               <w:ind w:left="0"/>
@@ -8919,7 +8121,7 @@
           </w:tcPr>
           <w:p>
             <w:pPr>
-              <w:pStyle w:val="a9"/>
+              <w:pStyle w:val="ListParagraph"/>
               <w:bidi/>
               <w:spacing w:after="0" w:line="360" w:lineRule="auto"/>
               <w:ind w:left="0"/>
@@ -8957,7 +8159,7 @@
           </w:tcPr>
           <w:p>
             <w:pPr>
-              <w:pStyle w:val="a9"/>
+              <w:pStyle w:val="ListParagraph"/>
               <w:bidi/>
               <w:spacing w:after="0" w:line="360" w:lineRule="auto"/>
               <w:ind w:left="0"/>
@@ -8996,7 +8198,7 @@
           </w:tcPr>
           <w:p>
             <w:pPr>
-              <w:pStyle w:val="a9"/>
+              <w:pStyle w:val="ListParagraph"/>
               <w:bidi/>
               <w:spacing w:after="0" w:line="360" w:lineRule="auto"/>
               <w:ind w:left="0"/>
@@ -9040,7 +8242,7 @@
           </w:tcPr>
           <w:p>
             <w:pPr>
-              <w:pStyle w:val="a9"/>
+              <w:pStyle w:val="ListParagraph"/>
               <w:bidi/>
               <w:spacing w:after="0" w:line="360" w:lineRule="auto"/>
               <w:ind w:left="0"/>
@@ -9080,7 +8282,7 @@
           </w:tcPr>
           <w:p>
             <w:pPr>
-              <w:pStyle w:val="a9"/>
+              <w:pStyle w:val="ListParagraph"/>
               <w:bidi/>
               <w:spacing w:after="0" w:line="360" w:lineRule="auto"/>
               <w:ind w:left="0"/>
@@ -9118,7 +8320,7 @@
           </w:tcPr>
           <w:p>
             <w:pPr>
-              <w:pStyle w:val="a9"/>
+              <w:pStyle w:val="ListParagraph"/>
               <w:bidi/>
               <w:spacing w:after="0" w:line="360" w:lineRule="auto"/>
               <w:ind w:left="0"/>
@@ -9170,7 +8372,7 @@
           </w:tcPr>
           <w:p>
             <w:pPr>
-              <w:pStyle w:val="a9"/>
+              <w:pStyle w:val="ListParagraph"/>
               <w:bidi/>
               <w:spacing w:after="0" w:line="360" w:lineRule="auto"/>
               <w:ind w:left="0"/>
@@ -9214,7 +8416,7 @@
           </w:tcPr>
           <w:p>
             <w:pPr>
-              <w:pStyle w:val="a9"/>
+              <w:pStyle w:val="ListParagraph"/>
               <w:bidi/>
               <w:spacing w:after="0" w:line="360" w:lineRule="auto"/>
               <w:ind w:left="0"/>
@@ -9254,7 +8456,7 @@
           </w:tcPr>
           <w:p>
             <w:pPr>
-              <w:pStyle w:val="a9"/>
+              <w:pStyle w:val="ListParagraph"/>
               <w:bidi/>
               <w:spacing w:after="0" w:line="360" w:lineRule="auto"/>
               <w:ind w:left="0"/>
@@ -9292,7 +8494,7 @@
           </w:tcPr>
           <w:p>
             <w:pPr>
-              <w:pStyle w:val="a9"/>
+              <w:pStyle w:val="ListParagraph"/>
               <w:bidi/>
               <w:spacing w:after="0" w:line="360" w:lineRule="auto"/>
               <w:ind w:left="0"/>
@@ -9331,7 +8533,7 @@
           </w:tcPr>
           <w:p>
             <w:pPr>
-              <w:pStyle w:val="a9"/>
+              <w:pStyle w:val="ListParagraph"/>
               <w:bidi/>
               <w:spacing w:after="0" w:line="360" w:lineRule="auto"/>
               <w:ind w:left="0"/>
@@ -9375,7 +8577,7 @@
           </w:tcPr>
           <w:p>
             <w:pPr>
-              <w:pStyle w:val="a9"/>
+              <w:pStyle w:val="ListParagraph"/>
               <w:bidi/>
               <w:spacing w:after="0" w:line="360" w:lineRule="auto"/>
               <w:ind w:left="0"/>
@@ -9415,7 +8617,7 @@
           </w:tcPr>
           <w:p>
             <w:pPr>
-              <w:pStyle w:val="a9"/>
+              <w:pStyle w:val="ListParagraph"/>
               <w:bidi/>
               <w:spacing w:after="0" w:line="360" w:lineRule="auto"/>
               <w:ind w:left="0"/>
@@ -9453,7 +8655,7 @@
           </w:tcPr>
           <w:p>
             <w:pPr>
-              <w:pStyle w:val="a9"/>
+              <w:pStyle w:val="ListParagraph"/>
               <w:bidi/>
               <w:spacing w:after="0" w:line="360" w:lineRule="auto"/>
               <w:ind w:left="0"/>
@@ -9492,13 +8694,13 @@
           </w:tcPr>
           <w:p>
             <w:pPr>
-              <w:pStyle w:val="a9"/>
+              <w:pStyle w:val="ListParagraph"/>
               <w:bidi/>
               <w:spacing w:after="0" w:line="360" w:lineRule="auto"/>
               <w:ind w:left="0"/>
               <w:jc w:val="center"/>
               <w:rPr>
-                <w:rFonts w:asciiTheme="majorBidi" w:hAnsiTheme="majorBidi" w:cstheme="majorBidi" w:hint="cs"/>
+                <w:rFonts w:asciiTheme="majorBidi" w:hAnsiTheme="majorBidi" w:cstheme="majorBidi"/>
                 <w:rtl/>
               </w:rPr>
             </w:pPr>
@@ -9537,7 +8739,7 @@
           </w:tcPr>
           <w:p>
             <w:pPr>
-              <w:pStyle w:val="a9"/>
+              <w:pStyle w:val="ListParagraph"/>
               <w:bidi/>
               <w:spacing w:after="0" w:line="360" w:lineRule="auto"/>
               <w:ind w:left="0"/>
@@ -9578,7 +8780,7 @@
           </w:tcPr>
           <w:p>
             <w:pPr>
-              <w:pStyle w:val="a9"/>
+              <w:pStyle w:val="ListParagraph"/>
               <w:bidi/>
               <w:spacing w:after="0" w:line="360" w:lineRule="auto"/>
               <w:ind w:left="0"/>
@@ -9616,7 +8818,7 @@
           </w:tcPr>
           <w:p>
             <w:pPr>
-              <w:pStyle w:val="a9"/>
+              <w:pStyle w:val="ListParagraph"/>
               <w:bidi/>
               <w:spacing w:after="0" w:line="360" w:lineRule="auto"/>
               <w:ind w:left="0"/>
@@ -9668,7 +8870,7 @@
           </w:tcPr>
           <w:p>
             <w:pPr>
-              <w:pStyle w:val="a9"/>
+              <w:pStyle w:val="ListParagraph"/>
               <w:bidi/>
               <w:spacing w:after="0" w:line="360" w:lineRule="auto"/>
               <w:ind w:left="0"/>
@@ -9717,7 +8919,7 @@
           </w:tcPr>
           <w:p>
             <w:pPr>
-              <w:pStyle w:val="a9"/>
+              <w:pStyle w:val="ListParagraph"/>
               <w:bidi/>
               <w:spacing w:after="0" w:line="360" w:lineRule="auto"/>
               <w:ind w:left="0"/>
@@ -9757,7 +8959,7 @@
           </w:tcPr>
           <w:p>
             <w:pPr>
-              <w:pStyle w:val="a9"/>
+              <w:pStyle w:val="ListParagraph"/>
               <w:bidi/>
               <w:spacing w:after="0" w:line="360" w:lineRule="auto"/>
               <w:ind w:left="0"/>
@@ -9795,7 +8997,7 @@
           </w:tcPr>
           <w:p>
             <w:pPr>
-              <w:pStyle w:val="a9"/>
+              <w:pStyle w:val="ListParagraph"/>
               <w:bidi/>
               <w:spacing w:after="0" w:line="360" w:lineRule="auto"/>
               <w:ind w:left="0"/>
@@ -9834,7 +9036,7 @@
           </w:tcPr>
           <w:p>
             <w:pPr>
-              <w:pStyle w:val="a9"/>
+              <w:pStyle w:val="ListParagraph"/>
               <w:bidi/>
               <w:spacing w:after="0" w:line="360" w:lineRule="auto"/>
               <w:ind w:left="0"/>
@@ -9878,7 +9080,7 @@
           </w:tcPr>
           <w:p>
             <w:pPr>
-              <w:pStyle w:val="a9"/>
+              <w:pStyle w:val="ListParagraph"/>
               <w:bidi/>
               <w:spacing w:after="0" w:line="360" w:lineRule="auto"/>
               <w:ind w:left="0"/>
@@ -9918,7 +9120,7 @@
           </w:tcPr>
           <w:p>
             <w:pPr>
-              <w:pStyle w:val="a9"/>
+              <w:pStyle w:val="ListParagraph"/>
               <w:bidi/>
               <w:spacing w:after="0" w:line="360" w:lineRule="auto"/>
               <w:ind w:left="0"/>
@@ -9956,7 +9158,7 @@
           </w:tcPr>
           <w:p>
             <w:pPr>
-              <w:pStyle w:val="a9"/>
+              <w:pStyle w:val="ListParagraph"/>
               <w:bidi/>
               <w:spacing w:after="0" w:line="360" w:lineRule="auto"/>
               <w:ind w:left="0"/>
@@ -9995,7 +9197,7 @@
           </w:tcPr>
           <w:p>
             <w:pPr>
-              <w:pStyle w:val="a9"/>
+              <w:pStyle w:val="ListParagraph"/>
               <w:bidi/>
               <w:spacing w:after="0" w:line="360" w:lineRule="auto"/>
               <w:ind w:left="0"/>
@@ -10018,7 +9220,7 @@
     </w:tbl>
     <w:p>
       <w:pPr>
-        <w:pStyle w:val="a9"/>
+        <w:pStyle w:val="ListParagraph"/>
         <w:numPr>
           <w:ilvl w:val="2"/>
           <w:numId w:val="8"/>
@@ -10062,6 +9264,7 @@
           <w:rFonts w:asciiTheme="majorBidi" w:hAnsiTheme="majorBidi" w:cs="Times New Roman"/>
           <w:b/>
           <w:bCs/>
+          <w:noProof/>
           <w:rtl/>
         </w:rPr>
         <w:drawing>
@@ -10103,7 +9306,7 @@
     </w:p>
     <w:p>
       <w:pPr>
-        <w:pStyle w:val="a9"/>
+        <w:pStyle w:val="ListParagraph"/>
         <w:numPr>
           <w:ilvl w:val="2"/>
           <w:numId w:val="8"/>
@@ -10139,6 +9342,7 @@
           <w:rFonts w:asciiTheme="majorBidi" w:hAnsiTheme="majorBidi" w:cs="Times New Roman"/>
           <w:b/>
           <w:bCs/>
+          <w:noProof/>
           <w:rtl/>
         </w:rPr>
         <w:drawing>
@@ -10199,7 +9403,7 @@
     </w:p>
     <w:p>
       <w:pPr>
-        <w:pStyle w:val="a9"/>
+        <w:pStyle w:val="ListParagraph"/>
         <w:numPr>
           <w:ilvl w:val="2"/>
           <w:numId w:val="8"/>
@@ -10225,7 +9429,7 @@
     </w:p>
     <w:p>
       <w:pPr>
-        <w:pStyle w:val="a9"/>
+        <w:pStyle w:val="ListParagraph"/>
         <w:numPr>
           <w:ilvl w:val="3"/>
           <w:numId w:val="8"/>
@@ -10261,6 +9465,7 @@
           <w:rFonts w:asciiTheme="majorBidi" w:hAnsiTheme="majorBidi" w:cs="Times New Roman"/>
           <w:b/>
           <w:bCs/>
+          <w:noProof/>
           <w:rtl/>
         </w:rPr>
         <w:drawing>
@@ -10302,7 +9507,7 @@
     </w:p>
     <w:p>
       <w:pPr>
-        <w:pStyle w:val="a9"/>
+        <w:pStyle w:val="ListParagraph"/>
         <w:numPr>
           <w:ilvl w:val="3"/>
           <w:numId w:val="8"/>
@@ -10338,6 +9543,7 @@
           <w:rFonts w:asciiTheme="majorBidi" w:hAnsiTheme="majorBidi" w:cs="Times New Roman"/>
           <w:b/>
           <w:bCs/>
+          <w:noProof/>
           <w:rtl/>
         </w:rPr>
         <w:drawing>
@@ -10379,7 +9585,7 @@
     </w:p>
     <w:p>
       <w:pPr>
-        <w:pStyle w:val="a9"/>
+        <w:pStyle w:val="ListParagraph"/>
         <w:numPr>
           <w:ilvl w:val="3"/>
           <w:numId w:val="8"/>
@@ -10415,6 +9621,7 @@
           <w:rFonts w:asciiTheme="majorBidi" w:hAnsiTheme="majorBidi" w:cs="Times New Roman"/>
           <w:b/>
           <w:bCs/>
+          <w:noProof/>
           <w:rtl/>
         </w:rPr>
         <w:drawing>
@@ -10493,10 +9700,10 @@
     </w:p>
     <w:p>
       <w:pPr>
-        <w:pStyle w:val="a9"/>
+        <w:pStyle w:val="ListParagraph"/>
         <w:numPr>
-          <w:ilvl w:val="0"/>
-          <w:numId w:val="8"/>
+          <w:ilvl w:val="1"/>
+          <w:numId w:val="26"/>
         </w:numPr>
         <w:bidi/>
         <w:spacing w:line="360" w:lineRule="auto"/>
@@ -10504,7 +9711,6 @@
           <w:rFonts w:asciiTheme="majorBidi" w:hAnsiTheme="majorBidi" w:cstheme="majorBidi"/>
           <w:b/>
           <w:bCs/>
-          <w:rtl/>
         </w:rPr>
       </w:pPr>
       <w:r>
@@ -10515,67 +9721,74 @@
           <w:rtl/>
         </w:rPr>
         <w:lastRenderedPageBreak/>
-        <w:t>סיכום</w:t>
-      </w:r>
-    </w:p>
-    <w:p>
-      <w:pPr>
-        <w:pStyle w:val="a9"/>
+        <w:t xml:space="preserve">מודול </w:t>
+      </w:r>
+      <w:r>
+        <w:rPr>
+          <w:rFonts w:asciiTheme="majorBidi" w:hAnsiTheme="majorBidi" w:cstheme="majorBidi"/>
+          <w:b/>
+          <w:bCs/>
+        </w:rPr>
+        <w:t>Streaming System</w:t>
+      </w:r>
+      <w:r>
+        <w:rPr>
+          <w:rFonts w:asciiTheme="majorBidi" w:hAnsiTheme="majorBidi" w:cstheme="majorBidi" w:hint="cs"/>
+          <w:b/>
+          <w:bCs/>
+          <w:rtl/>
+        </w:rPr>
+        <w:t>:</w:t>
+      </w:r>
+    </w:p>
+    <w:p>
+      <w:pPr>
+        <w:pStyle w:val="ListParagraph"/>
+        <w:numPr>
+          <w:ilvl w:val="2"/>
+          <w:numId w:val="26"/>
+        </w:numPr>
         <w:bidi/>
         <w:spacing w:line="360" w:lineRule="auto"/>
         <w:rPr>
           <w:rFonts w:asciiTheme="majorBidi" w:hAnsiTheme="majorBidi" w:cstheme="majorBidi"/>
-          <w:rtl/>
-        </w:rPr>
-      </w:pPr>
-      <w:r>
-        <w:rPr>
-          <w:rFonts w:asciiTheme="majorBidi" w:hAnsiTheme="majorBidi" w:cstheme="majorBidi"/>
-          <w:rtl/>
-        </w:rPr>
-        <w:t>כל הדוחות מצורפים לפרויקט, הפרויקט נעשה בצורה היררכית ומסודרת.</w:t>
-      </w:r>
-    </w:p>
-    <w:p>
-      <w:pPr>
-        <w:pStyle w:val="a9"/>
+          <w:b/>
+          <w:bCs/>
+        </w:rPr>
+      </w:pPr>
+      <w:r>
+        <w:rPr>
+          <w:rFonts w:asciiTheme="majorBidi" w:hAnsiTheme="majorBidi" w:cstheme="majorBidi"/>
+          <w:b/>
+          <w:bCs/>
+          <w:rtl/>
+        </w:rPr>
+        <w:t>תיאור והסבר (הדרך)</w:t>
+      </w:r>
+    </w:p>
+    <w:p>
+      <w:pPr>
         <w:bidi/>
         <w:spacing w:line="360" w:lineRule="auto"/>
-        <w:rPr>
-          <w:rFonts w:asciiTheme="majorBidi" w:hAnsiTheme="majorBidi" w:cstheme="majorBidi"/>
-          <w:rtl/>
-        </w:rPr>
-      </w:pPr>
-      <w:r>
-        <w:rPr>
-          <w:rFonts w:asciiTheme="majorBidi" w:hAnsiTheme="majorBidi" w:cstheme="majorBidi"/>
-          <w:rtl/>
-        </w:rPr>
-        <w:t>רואים דוח הספק:</w:t>
-      </w:r>
-    </w:p>
-    <w:p>
-      <w:pPr>
-        <w:pStyle w:val="a9"/>
-        <w:bidi/>
-        <w:spacing w:line="360" w:lineRule="auto"/>
-        <w:ind w:left="0"/>
-        <w:rPr>
-          <w:rFonts w:asciiTheme="majorBidi" w:hAnsiTheme="majorBidi" w:cstheme="majorBidi"/>
-          <w:rtl/>
-        </w:rPr>
-      </w:pPr>
-      <w:r>
-        <w:rPr>
-          <w:rFonts w:asciiTheme="majorBidi" w:hAnsiTheme="majorBidi" w:cstheme="majorBidi"/>
-          <w:noProof/>
+        <w:ind w:left="1080"/>
+        <w:rPr>
+          <w:rFonts w:asciiTheme="majorBidi" w:hAnsiTheme="majorBidi" w:cstheme="majorBidi"/>
+          <w:b/>
+          <w:bCs/>
+        </w:rPr>
+      </w:pPr>
+      <w:r>
+        <w:rPr>
+          <w:rFonts w:asciiTheme="majorBidi" w:hAnsiTheme="majorBidi" w:cs="Times New Roman"/>
+          <w:b/>
+          <w:bCs/>
           <w:rtl/>
         </w:rPr>
         <w:drawing>
-          <wp:inline distT="0" distB="0" distL="0" distR="0" wp14:anchorId="106616D9" wp14:editId="23AE20AD">
-            <wp:extent cx="5943600" cy="1982470"/>
-            <wp:effectExtent l="0" t="0" r="0" b="0"/>
-            <wp:docPr id="349254204" name="Picture 1"/>
+          <wp:inline distT="0" distB="0" distL="0" distR="0" wp14:anchorId="40544E3B" wp14:editId="7D4A09E4">
+            <wp:extent cx="4320914" cy="3299746"/>
+            <wp:effectExtent l="0" t="0" r="3810" b="0"/>
+            <wp:docPr id="1371878341" name="Picture 1"/>
             <wp:cNvGraphicFramePr>
               <a:graphicFrameLocks xmlns:a="http://schemas.openxmlformats.org/drawingml/2006/main" noChangeAspect="1"/>
             </wp:cNvGraphicFramePr>
@@ -10583,7 +9796,7 @@
               <a:graphicData uri="http://schemas.openxmlformats.org/drawingml/2006/picture">
                 <pic:pic xmlns:pic="http://schemas.openxmlformats.org/drawingml/2006/picture">
                   <pic:nvPicPr>
-                    <pic:cNvPr id="349254204" name=""/>
+                    <pic:cNvPr id="1371878341" name=""/>
                     <pic:cNvPicPr/>
                   </pic:nvPicPr>
                   <pic:blipFill>
@@ -10595,7 +9808,7 @@
                   <pic:spPr>
                     <a:xfrm>
                       <a:off x="0" y="0"/>
-                      <a:ext cx="5943600" cy="1982470"/>
+                      <a:ext cx="4320914" cy="3299746"/>
                     </a:xfrm>
                     <a:prstGeom prst="rect">
                       <a:avLst/>
@@ -10610,17 +9823,2012 @@
     </w:p>
     <w:p>
       <w:pPr>
-        <w:pStyle w:val="a9"/>
+        <w:pStyle w:val="ListParagraph"/>
+        <w:numPr>
+          <w:ilvl w:val="2"/>
+          <w:numId w:val="26"/>
+        </w:numPr>
         <w:bidi/>
         <w:spacing w:line="360" w:lineRule="auto"/>
-        <w:ind w:left="0"/>
-        <w:rPr>
-          <w:rFonts w:asciiTheme="majorBidi" w:hAnsiTheme="majorBidi" w:cstheme="majorBidi"/>
-        </w:rPr>
-      </w:pPr>
+        <w:rPr>
+          <w:rFonts w:asciiTheme="majorBidi" w:hAnsiTheme="majorBidi" w:cstheme="majorBidi"/>
+          <w:b/>
+          <w:bCs/>
+        </w:rPr>
+      </w:pPr>
+      <w:r>
+        <w:rPr>
+          <w:rFonts w:asciiTheme="majorBidi" w:hAnsiTheme="majorBidi" w:cstheme="majorBidi"/>
+          <w:b/>
+          <w:bCs/>
+          <w:rtl/>
+        </w:rPr>
+        <w:t>טבלת כניסות יציאות:</w:t>
+      </w:r>
+    </w:p>
+    <w:tbl>
+      <w:tblPr>
+        <w:tblStyle w:val="TableGrid"/>
+        <w:bidiVisual/>
+        <w:tblW w:w="9071" w:type="dxa"/>
+        <w:tblInd w:w="282" w:type="dxa"/>
+        <w:tblLook w:val="04A0" w:firstRow="1" w:lastRow="0" w:firstColumn="1" w:lastColumn="0" w:noHBand="0" w:noVBand="1"/>
+      </w:tblPr>
+      <w:tblGrid>
+        <w:gridCol w:w="2456"/>
+        <w:gridCol w:w="1327"/>
+        <w:gridCol w:w="2932"/>
+        <w:gridCol w:w="2356"/>
+      </w:tblGrid>
+      <w:tr>
+        <w:tc>
+          <w:tcPr>
+            <w:tcW w:w="2456" w:type="dxa"/>
+          </w:tcPr>
+          <w:p>
+            <w:pPr>
+              <w:pStyle w:val="ListParagraph"/>
+              <w:bidi/>
+              <w:spacing w:line="360" w:lineRule="auto"/>
+              <w:ind w:left="0"/>
+              <w:jc w:val="center"/>
+              <w:rPr>
+                <w:rFonts w:asciiTheme="majorBidi" w:hAnsiTheme="majorBidi" w:cstheme="majorBidi"/>
+                <w:rtl/>
+              </w:rPr>
+            </w:pPr>
+            <w:r>
+              <w:rPr>
+                <w:rFonts w:asciiTheme="majorBidi" w:hAnsiTheme="majorBidi" w:cstheme="majorBidi"/>
+                <w:rtl/>
+              </w:rPr>
+              <w:t>פרמטר</w:t>
+            </w:r>
+          </w:p>
+        </w:tc>
+        <w:tc>
+          <w:tcPr>
+            <w:tcW w:w="1327" w:type="dxa"/>
+          </w:tcPr>
+          <w:p>
+            <w:pPr>
+              <w:pStyle w:val="ListParagraph"/>
+              <w:bidi/>
+              <w:spacing w:line="360" w:lineRule="auto"/>
+              <w:ind w:left="0"/>
+              <w:jc w:val="center"/>
+              <w:rPr>
+                <w:rFonts w:asciiTheme="majorBidi" w:hAnsiTheme="majorBidi" w:cstheme="majorBidi"/>
+                <w:rtl/>
+              </w:rPr>
+            </w:pPr>
+            <w:r>
+              <w:rPr>
+                <w:rFonts w:asciiTheme="majorBidi" w:hAnsiTheme="majorBidi" w:cstheme="majorBidi"/>
+                <w:rtl/>
+              </w:rPr>
+              <w:t>כניסה \ יציאה</w:t>
+            </w:r>
+          </w:p>
+        </w:tc>
+        <w:tc>
+          <w:tcPr>
+            <w:tcW w:w="2932" w:type="dxa"/>
+          </w:tcPr>
+          <w:p>
+            <w:pPr>
+              <w:pStyle w:val="ListParagraph"/>
+              <w:bidi/>
+              <w:spacing w:line="360" w:lineRule="auto"/>
+              <w:ind w:left="0"/>
+              <w:jc w:val="center"/>
+              <w:rPr>
+                <w:rFonts w:asciiTheme="majorBidi" w:hAnsiTheme="majorBidi" w:cstheme="majorBidi"/>
+                <w:rtl/>
+              </w:rPr>
+            </w:pPr>
+            <w:r>
+              <w:rPr>
+                <w:rFonts w:asciiTheme="majorBidi" w:hAnsiTheme="majorBidi" w:cstheme="majorBidi"/>
+                <w:rtl/>
+              </w:rPr>
+              <w:t>רוחב</w:t>
+            </w:r>
+          </w:p>
+        </w:tc>
+        <w:tc>
+          <w:tcPr>
+            <w:tcW w:w="2356" w:type="dxa"/>
+          </w:tcPr>
+          <w:p>
+            <w:pPr>
+              <w:pStyle w:val="ListParagraph"/>
+              <w:bidi/>
+              <w:spacing w:line="360" w:lineRule="auto"/>
+              <w:ind w:left="0"/>
+              <w:jc w:val="center"/>
+              <w:rPr>
+                <w:rFonts w:asciiTheme="majorBidi" w:hAnsiTheme="majorBidi" w:cstheme="majorBidi"/>
+                <w:rtl/>
+              </w:rPr>
+            </w:pPr>
+            <w:r>
+              <w:rPr>
+                <w:rFonts w:asciiTheme="majorBidi" w:hAnsiTheme="majorBidi" w:cstheme="majorBidi"/>
+                <w:rtl/>
+              </w:rPr>
+              <w:t>תיאור</w:t>
+            </w:r>
+          </w:p>
+        </w:tc>
+      </w:tr>
+      <w:tr>
+        <w:tc>
+          <w:tcPr>
+            <w:tcW w:w="2456" w:type="dxa"/>
+          </w:tcPr>
+          <w:p>
+            <w:pPr>
+              <w:pStyle w:val="ListParagraph"/>
+              <w:bidi/>
+              <w:spacing w:line="360" w:lineRule="auto"/>
+              <w:ind w:left="0"/>
+              <w:jc w:val="center"/>
+              <w:rPr>
+                <w:rFonts w:asciiTheme="majorBidi" w:hAnsiTheme="majorBidi" w:cstheme="majorBidi"/>
+                <w:rtl/>
+              </w:rPr>
+            </w:pPr>
+            <w:r>
+              <w:rPr>
+                <w:rFonts w:asciiTheme="majorBidi" w:hAnsiTheme="majorBidi" w:cstheme="majorBidi"/>
+              </w:rPr>
+              <w:t>FIFO_ADDR_WIDTH</w:t>
+            </w:r>
+          </w:p>
+        </w:tc>
+        <w:tc>
+          <w:tcPr>
+            <w:tcW w:w="1327" w:type="dxa"/>
+          </w:tcPr>
+          <w:p>
+            <w:pPr>
+              <w:pStyle w:val="ListParagraph"/>
+              <w:bidi/>
+              <w:spacing w:line="360" w:lineRule="auto"/>
+              <w:ind w:left="0"/>
+              <w:jc w:val="center"/>
+              <w:rPr>
+                <w:rFonts w:asciiTheme="majorBidi" w:hAnsiTheme="majorBidi" w:cstheme="majorBidi"/>
+              </w:rPr>
+            </w:pPr>
+            <w:r>
+              <w:t>parameter</w:t>
+            </w:r>
+          </w:p>
+        </w:tc>
+        <w:tc>
+          <w:tcPr>
+            <w:tcW w:w="2932" w:type="dxa"/>
+          </w:tcPr>
+          <w:p>
+            <w:pPr>
+              <w:pStyle w:val="ListParagraph"/>
+              <w:bidi/>
+              <w:spacing w:line="360" w:lineRule="auto"/>
+              <w:ind w:left="0"/>
+              <w:jc w:val="center"/>
+              <w:rPr>
+                <w:rFonts w:asciiTheme="majorBidi" w:hAnsiTheme="majorBidi" w:cstheme="majorBidi"/>
+                <w:rtl/>
+              </w:rPr>
+            </w:pPr>
+            <w:r>
+              <w:rPr>
+                <w:rFonts w:asciiTheme="majorBidi" w:hAnsiTheme="majorBidi" w:cstheme="majorBidi"/>
+              </w:rPr>
+              <w:t>integer</w:t>
+            </w:r>
+          </w:p>
+        </w:tc>
+        <w:tc>
+          <w:tcPr>
+            <w:tcW w:w="2356" w:type="dxa"/>
+          </w:tcPr>
+          <w:p>
+            <w:pPr>
+              <w:pStyle w:val="ListParagraph"/>
+              <w:bidi/>
+              <w:spacing w:line="360" w:lineRule="auto"/>
+              <w:ind w:left="0"/>
+              <w:jc w:val="center"/>
+              <w:rPr>
+                <w:rFonts w:asciiTheme="majorBidi" w:hAnsiTheme="majorBidi" w:cstheme="majorBidi"/>
+                <w:rtl/>
+              </w:rPr>
+            </w:pPr>
+          </w:p>
+        </w:tc>
+      </w:tr>
+      <w:tr>
+        <w:tc>
+          <w:tcPr>
+            <w:tcW w:w="2456" w:type="dxa"/>
+          </w:tcPr>
+          <w:p>
+            <w:pPr>
+              <w:pStyle w:val="ListParagraph"/>
+              <w:bidi/>
+              <w:spacing w:line="360" w:lineRule="auto"/>
+              <w:ind w:left="0"/>
+              <w:jc w:val="center"/>
+              <w:rPr>
+                <w:rFonts w:asciiTheme="majorBidi" w:hAnsiTheme="majorBidi" w:cstheme="majorBidi"/>
+                <w:rtl/>
+              </w:rPr>
+            </w:pPr>
+            <w:r>
+              <w:rPr>
+                <w:rFonts w:asciiTheme="majorBidi" w:hAnsiTheme="majorBidi" w:cstheme="majorBidi"/>
+              </w:rPr>
+              <w:t>BAUD_HALF_DIV</w:t>
+            </w:r>
+          </w:p>
+        </w:tc>
+        <w:tc>
+          <w:tcPr>
+            <w:tcW w:w="1327" w:type="dxa"/>
+          </w:tcPr>
+          <w:p>
+            <w:pPr>
+              <w:pStyle w:val="ListParagraph"/>
+              <w:bidi/>
+              <w:spacing w:line="360" w:lineRule="auto"/>
+              <w:ind w:left="0"/>
+              <w:jc w:val="center"/>
+              <w:rPr>
+                <w:rFonts w:asciiTheme="majorBidi" w:hAnsiTheme="majorBidi" w:cstheme="majorBidi"/>
+                <w:rtl/>
+              </w:rPr>
+            </w:pPr>
+            <w:r>
+              <w:t>parameter</w:t>
+            </w:r>
+          </w:p>
+        </w:tc>
+        <w:tc>
+          <w:tcPr>
+            <w:tcW w:w="2932" w:type="dxa"/>
+          </w:tcPr>
+          <w:p>
+            <w:pPr>
+              <w:pStyle w:val="ListParagraph"/>
+              <w:bidi/>
+              <w:spacing w:line="360" w:lineRule="auto"/>
+              <w:ind w:left="0"/>
+              <w:jc w:val="center"/>
+              <w:rPr>
+                <w:rFonts w:asciiTheme="majorBidi" w:hAnsiTheme="majorBidi" w:cstheme="majorBidi"/>
+                <w:rtl/>
+              </w:rPr>
+            </w:pPr>
+            <w:r>
+              <w:rPr>
+                <w:rFonts w:asciiTheme="majorBidi" w:hAnsiTheme="majorBidi" w:cstheme="majorBidi"/>
+              </w:rPr>
+              <w:t>integer</w:t>
+            </w:r>
+          </w:p>
+        </w:tc>
+        <w:tc>
+          <w:tcPr>
+            <w:tcW w:w="2356" w:type="dxa"/>
+          </w:tcPr>
+          <w:p>
+            <w:pPr>
+              <w:pStyle w:val="ListParagraph"/>
+              <w:bidi/>
+              <w:spacing w:line="360" w:lineRule="auto"/>
+              <w:ind w:left="0"/>
+              <w:jc w:val="center"/>
+              <w:rPr>
+                <w:rFonts w:asciiTheme="majorBidi" w:hAnsiTheme="majorBidi" w:cstheme="majorBidi"/>
+                <w:lang w:bidi="ar-EG"/>
+              </w:rPr>
+            </w:pPr>
+          </w:p>
+        </w:tc>
+      </w:tr>
+      <w:tr>
+        <w:tc>
+          <w:tcPr>
+            <w:tcW w:w="2456" w:type="dxa"/>
+          </w:tcPr>
+          <w:p>
+            <w:pPr>
+              <w:pStyle w:val="ListParagraph"/>
+              <w:bidi/>
+              <w:spacing w:line="360" w:lineRule="auto"/>
+              <w:ind w:left="0"/>
+              <w:jc w:val="center"/>
+              <w:rPr>
+                <w:rFonts w:asciiTheme="majorBidi" w:hAnsiTheme="majorBidi" w:cstheme="majorBidi"/>
+                <w:rtl/>
+              </w:rPr>
+            </w:pPr>
+            <w:r>
+              <w:rPr>
+                <w:rFonts w:asciiTheme="majorBidi" w:hAnsiTheme="majorBidi" w:cstheme="majorBidi"/>
+              </w:rPr>
+              <w:t>IDLE_TIMEOUT</w:t>
+            </w:r>
+          </w:p>
+        </w:tc>
+        <w:tc>
+          <w:tcPr>
+            <w:tcW w:w="1327" w:type="dxa"/>
+          </w:tcPr>
+          <w:p>
+            <w:pPr>
+              <w:pStyle w:val="ListParagraph"/>
+              <w:bidi/>
+              <w:spacing w:line="360" w:lineRule="auto"/>
+              <w:ind w:left="0"/>
+              <w:jc w:val="center"/>
+              <w:rPr>
+                <w:rFonts w:asciiTheme="majorBidi" w:hAnsiTheme="majorBidi" w:cstheme="majorBidi"/>
+                <w:rtl/>
+              </w:rPr>
+            </w:pPr>
+            <w:r>
+              <w:t>parameter</w:t>
+            </w:r>
+          </w:p>
+        </w:tc>
+        <w:tc>
+          <w:tcPr>
+            <w:tcW w:w="2932" w:type="dxa"/>
+          </w:tcPr>
+          <w:p>
+            <w:pPr>
+              <w:pStyle w:val="ListParagraph"/>
+              <w:bidi/>
+              <w:spacing w:line="360" w:lineRule="auto"/>
+              <w:ind w:left="0"/>
+              <w:jc w:val="center"/>
+              <w:rPr>
+                <w:rFonts w:asciiTheme="majorBidi" w:hAnsiTheme="majorBidi" w:cstheme="majorBidi"/>
+                <w:rtl/>
+              </w:rPr>
+            </w:pPr>
+            <w:r>
+              <w:t>integer</w:t>
+            </w:r>
+          </w:p>
+        </w:tc>
+        <w:tc>
+          <w:tcPr>
+            <w:tcW w:w="2356" w:type="dxa"/>
+          </w:tcPr>
+          <w:p>
+            <w:pPr>
+              <w:pStyle w:val="ListParagraph"/>
+              <w:bidi/>
+              <w:spacing w:line="360" w:lineRule="auto"/>
+              <w:ind w:left="0"/>
+              <w:jc w:val="center"/>
+              <w:rPr>
+                <w:rFonts w:asciiTheme="majorBidi" w:hAnsiTheme="majorBidi" w:cstheme="majorBidi"/>
+                <w:rtl/>
+              </w:rPr>
+            </w:pPr>
+          </w:p>
+        </w:tc>
+      </w:tr>
+      <w:tr>
+        <w:tc>
+          <w:tcPr>
+            <w:tcW w:w="2456" w:type="dxa"/>
+          </w:tcPr>
+          <w:p>
+            <w:pPr>
+              <w:pStyle w:val="ListParagraph"/>
+              <w:bidi/>
+              <w:spacing w:line="360" w:lineRule="auto"/>
+              <w:ind w:left="0"/>
+              <w:jc w:val="center"/>
+              <w:rPr>
+                <w:rFonts w:asciiTheme="majorBidi" w:hAnsiTheme="majorBidi" w:cstheme="majorBidi"/>
+              </w:rPr>
+            </w:pPr>
+            <w:r>
+              <w:rPr>
+                <w:rFonts w:asciiTheme="majorBidi" w:hAnsiTheme="majorBidi" w:cstheme="majorBidi"/>
+              </w:rPr>
+              <w:t>SIM_MODE</w:t>
+            </w:r>
+          </w:p>
+        </w:tc>
+        <w:tc>
+          <w:tcPr>
+            <w:tcW w:w="1327" w:type="dxa"/>
+          </w:tcPr>
+          <w:p>
+            <w:pPr>
+              <w:pStyle w:val="ListParagraph"/>
+              <w:bidi/>
+              <w:spacing w:line="360" w:lineRule="auto"/>
+              <w:ind w:left="0"/>
+              <w:jc w:val="center"/>
+              <w:rPr>
+                <w:rFonts w:asciiTheme="majorBidi" w:hAnsiTheme="majorBidi" w:cstheme="majorBidi"/>
+                <w:rtl/>
+              </w:rPr>
+            </w:pPr>
+            <w:r>
+              <w:t>parameter</w:t>
+            </w:r>
+          </w:p>
+        </w:tc>
+        <w:tc>
+          <w:tcPr>
+            <w:tcW w:w="2932" w:type="dxa"/>
+          </w:tcPr>
+          <w:p>
+            <w:pPr>
+              <w:pStyle w:val="ListParagraph"/>
+              <w:bidi/>
+              <w:spacing w:line="360" w:lineRule="auto"/>
+              <w:ind w:left="0"/>
+              <w:jc w:val="center"/>
+              <w:rPr>
+                <w:rFonts w:asciiTheme="majorBidi" w:hAnsiTheme="majorBidi" w:cstheme="majorBidi"/>
+                <w:rtl/>
+              </w:rPr>
+            </w:pPr>
+            <w:r>
+              <w:t>integer</w:t>
+            </w:r>
+          </w:p>
+        </w:tc>
+        <w:tc>
+          <w:tcPr>
+            <w:tcW w:w="2356" w:type="dxa"/>
+          </w:tcPr>
+          <w:p>
+            <w:pPr>
+              <w:pStyle w:val="ListParagraph"/>
+              <w:bidi/>
+              <w:spacing w:line="360" w:lineRule="auto"/>
+              <w:ind w:left="0"/>
+              <w:jc w:val="center"/>
+              <w:rPr>
+                <w:rFonts w:asciiTheme="majorBidi" w:hAnsiTheme="majorBidi" w:cstheme="majorBidi"/>
+                <w:rtl/>
+              </w:rPr>
+            </w:pPr>
+          </w:p>
+        </w:tc>
+      </w:tr>
+      <w:tr>
+        <w:tc>
+          <w:tcPr>
+            <w:tcW w:w="2456" w:type="dxa"/>
+          </w:tcPr>
+          <w:p>
+            <w:pPr>
+              <w:pStyle w:val="ListParagraph"/>
+              <w:bidi/>
+              <w:spacing w:line="360" w:lineRule="auto"/>
+              <w:ind w:left="0"/>
+              <w:jc w:val="center"/>
+              <w:rPr>
+                <w:rFonts w:asciiTheme="majorBidi" w:hAnsiTheme="majorBidi" w:cstheme="majorBidi"/>
+              </w:rPr>
+            </w:pPr>
+            <w:proofErr w:type="spellStart"/>
+            <w:r>
+              <w:rPr>
+                <w:rFonts w:asciiTheme="majorBidi" w:hAnsiTheme="majorBidi" w:cstheme="majorBidi"/>
+              </w:rPr>
+              <w:t>iFastClk</w:t>
+            </w:r>
+            <w:proofErr w:type="spellEnd"/>
+          </w:p>
+        </w:tc>
+        <w:tc>
+          <w:tcPr>
+            <w:tcW w:w="1327" w:type="dxa"/>
+          </w:tcPr>
+          <w:p>
+            <w:pPr>
+              <w:pStyle w:val="ListParagraph"/>
+              <w:bidi/>
+              <w:spacing w:line="360" w:lineRule="auto"/>
+              <w:ind w:left="0"/>
+              <w:jc w:val="center"/>
+              <w:rPr>
+                <w:rFonts w:asciiTheme="majorBidi" w:hAnsiTheme="majorBidi" w:cstheme="majorBidi"/>
+                <w:rtl/>
+              </w:rPr>
+            </w:pPr>
+            <w:r>
+              <w:t>input</w:t>
+            </w:r>
+          </w:p>
+        </w:tc>
+        <w:tc>
+          <w:tcPr>
+            <w:tcW w:w="2932" w:type="dxa"/>
+          </w:tcPr>
+          <w:p>
+            <w:pPr>
+              <w:pStyle w:val="ListParagraph"/>
+              <w:bidi/>
+              <w:spacing w:line="360" w:lineRule="auto"/>
+              <w:ind w:left="0"/>
+              <w:jc w:val="center"/>
+              <w:rPr>
+                <w:rFonts w:asciiTheme="majorBidi" w:hAnsiTheme="majorBidi" w:cstheme="majorBidi"/>
+                <w:rtl/>
+              </w:rPr>
+            </w:pPr>
+            <w:r>
+              <w:rPr>
+                <w:rFonts w:asciiTheme="majorBidi" w:hAnsiTheme="majorBidi" w:cstheme="majorBidi" w:hint="cs"/>
+                <w:rtl/>
+              </w:rPr>
+              <w:t>1</w:t>
+            </w:r>
+          </w:p>
+        </w:tc>
+        <w:tc>
+          <w:tcPr>
+            <w:tcW w:w="2356" w:type="dxa"/>
+          </w:tcPr>
+          <w:p>
+            <w:pPr>
+              <w:pStyle w:val="ListParagraph"/>
+              <w:bidi/>
+              <w:spacing w:line="360" w:lineRule="auto"/>
+              <w:ind w:left="0"/>
+              <w:jc w:val="center"/>
+              <w:rPr>
+                <w:rFonts w:asciiTheme="majorBidi" w:hAnsiTheme="majorBidi" w:cstheme="majorBidi"/>
+                <w:rtl/>
+              </w:rPr>
+            </w:pPr>
+          </w:p>
+        </w:tc>
+      </w:tr>
+      <w:tr>
+        <w:tc>
+          <w:tcPr>
+            <w:tcW w:w="2456" w:type="dxa"/>
+          </w:tcPr>
+          <w:p>
+            <w:pPr>
+              <w:pStyle w:val="ListParagraph"/>
+              <w:bidi/>
+              <w:spacing w:line="360" w:lineRule="auto"/>
+              <w:ind w:left="0"/>
+              <w:jc w:val="center"/>
+              <w:rPr>
+                <w:rFonts w:asciiTheme="majorBidi" w:hAnsiTheme="majorBidi" w:cstheme="majorBidi"/>
+              </w:rPr>
+            </w:pPr>
+            <w:proofErr w:type="spellStart"/>
+            <w:r>
+              <w:rPr>
+                <w:rFonts w:asciiTheme="majorBidi" w:hAnsiTheme="majorBidi" w:cstheme="majorBidi"/>
+              </w:rPr>
+              <w:t>iSlowClk</w:t>
+            </w:r>
+            <w:proofErr w:type="spellEnd"/>
+          </w:p>
+        </w:tc>
+        <w:tc>
+          <w:tcPr>
+            <w:tcW w:w="1327" w:type="dxa"/>
+          </w:tcPr>
+          <w:p>
+            <w:pPr>
+              <w:pStyle w:val="ListParagraph"/>
+              <w:bidi/>
+              <w:spacing w:line="360" w:lineRule="auto"/>
+              <w:ind w:left="0"/>
+              <w:jc w:val="center"/>
+              <w:rPr>
+                <w:rFonts w:asciiTheme="majorBidi" w:hAnsiTheme="majorBidi" w:cstheme="majorBidi"/>
+                <w:rtl/>
+              </w:rPr>
+            </w:pPr>
+            <w:r>
+              <w:t>input</w:t>
+            </w:r>
+          </w:p>
+        </w:tc>
+        <w:tc>
+          <w:tcPr>
+            <w:tcW w:w="2932" w:type="dxa"/>
+          </w:tcPr>
+          <w:p>
+            <w:pPr>
+              <w:pStyle w:val="ListParagraph"/>
+              <w:bidi/>
+              <w:spacing w:line="360" w:lineRule="auto"/>
+              <w:ind w:left="0"/>
+              <w:jc w:val="center"/>
+              <w:rPr>
+                <w:rFonts w:asciiTheme="majorBidi" w:hAnsiTheme="majorBidi" w:cstheme="majorBidi"/>
+                <w:rtl/>
+              </w:rPr>
+            </w:pPr>
+            <w:r>
+              <w:rPr>
+                <w:rFonts w:asciiTheme="majorBidi" w:hAnsiTheme="majorBidi" w:cstheme="majorBidi" w:hint="cs"/>
+                <w:rtl/>
+              </w:rPr>
+              <w:t>1</w:t>
+            </w:r>
+          </w:p>
+        </w:tc>
+        <w:tc>
+          <w:tcPr>
+            <w:tcW w:w="2356" w:type="dxa"/>
+          </w:tcPr>
+          <w:p>
+            <w:pPr>
+              <w:pStyle w:val="ListParagraph"/>
+              <w:bidi/>
+              <w:spacing w:line="360" w:lineRule="auto"/>
+              <w:ind w:left="0"/>
+              <w:jc w:val="center"/>
+              <w:rPr>
+                <w:rFonts w:asciiTheme="majorBidi" w:hAnsiTheme="majorBidi" w:cstheme="majorBidi"/>
+                <w:rtl/>
+              </w:rPr>
+            </w:pPr>
+          </w:p>
+        </w:tc>
+      </w:tr>
+      <w:tr>
+        <w:tc>
+          <w:tcPr>
+            <w:tcW w:w="2456" w:type="dxa"/>
+          </w:tcPr>
+          <w:p>
+            <w:pPr>
+              <w:pStyle w:val="ListParagraph"/>
+              <w:bidi/>
+              <w:spacing w:line="360" w:lineRule="auto"/>
+              <w:ind w:left="0"/>
+              <w:jc w:val="center"/>
+              <w:rPr>
+                <w:rFonts w:asciiTheme="majorBidi" w:hAnsiTheme="majorBidi" w:cstheme="majorBidi"/>
+              </w:rPr>
+            </w:pPr>
+            <w:proofErr w:type="spellStart"/>
+            <w:r>
+              <w:rPr>
+                <w:rFonts w:asciiTheme="majorBidi" w:hAnsiTheme="majorBidi" w:cstheme="majorBidi"/>
+              </w:rPr>
+              <w:t>iResetN</w:t>
+            </w:r>
+            <w:proofErr w:type="spellEnd"/>
+          </w:p>
+        </w:tc>
+        <w:tc>
+          <w:tcPr>
+            <w:tcW w:w="1327" w:type="dxa"/>
+          </w:tcPr>
+          <w:p>
+            <w:pPr>
+              <w:pStyle w:val="ListParagraph"/>
+              <w:bidi/>
+              <w:spacing w:line="360" w:lineRule="auto"/>
+              <w:ind w:left="0"/>
+              <w:jc w:val="center"/>
+              <w:rPr>
+                <w:rFonts w:asciiTheme="majorBidi" w:hAnsiTheme="majorBidi" w:cstheme="majorBidi"/>
+                <w:rtl/>
+              </w:rPr>
+            </w:pPr>
+            <w:r>
+              <w:t>input</w:t>
+            </w:r>
+          </w:p>
+        </w:tc>
+        <w:tc>
+          <w:tcPr>
+            <w:tcW w:w="2932" w:type="dxa"/>
+          </w:tcPr>
+          <w:p>
+            <w:pPr>
+              <w:pStyle w:val="ListParagraph"/>
+              <w:bidi/>
+              <w:spacing w:line="360" w:lineRule="auto"/>
+              <w:ind w:left="0"/>
+              <w:jc w:val="center"/>
+              <w:rPr>
+                <w:rFonts w:asciiTheme="majorBidi" w:hAnsiTheme="majorBidi" w:cstheme="majorBidi"/>
+                <w:rtl/>
+              </w:rPr>
+            </w:pPr>
+            <w:r>
+              <w:rPr>
+                <w:rFonts w:asciiTheme="majorBidi" w:hAnsiTheme="majorBidi" w:cstheme="majorBidi" w:hint="cs"/>
+                <w:rtl/>
+              </w:rPr>
+              <w:t>1</w:t>
+            </w:r>
+          </w:p>
+        </w:tc>
+        <w:tc>
+          <w:tcPr>
+            <w:tcW w:w="2356" w:type="dxa"/>
+          </w:tcPr>
+          <w:p>
+            <w:pPr>
+              <w:pStyle w:val="ListParagraph"/>
+              <w:bidi/>
+              <w:spacing w:line="360" w:lineRule="auto"/>
+              <w:ind w:left="0"/>
+              <w:jc w:val="center"/>
+              <w:rPr>
+                <w:rFonts w:asciiTheme="majorBidi" w:hAnsiTheme="majorBidi" w:cstheme="majorBidi"/>
+                <w:rtl/>
+              </w:rPr>
+            </w:pPr>
+          </w:p>
+        </w:tc>
+      </w:tr>
+      <w:tr>
+        <w:tc>
+          <w:tcPr>
+            <w:tcW w:w="2456" w:type="dxa"/>
+          </w:tcPr>
+          <w:p>
+            <w:pPr>
+              <w:pStyle w:val="ListParagraph"/>
+              <w:bidi/>
+              <w:spacing w:line="360" w:lineRule="auto"/>
+              <w:ind w:left="0"/>
+              <w:jc w:val="center"/>
+              <w:rPr>
+                <w:rFonts w:asciiTheme="majorBidi" w:hAnsiTheme="majorBidi" w:cstheme="majorBidi"/>
+              </w:rPr>
+            </w:pPr>
+            <w:proofErr w:type="spellStart"/>
+            <w:r>
+              <w:rPr>
+                <w:rFonts w:asciiTheme="majorBidi" w:hAnsiTheme="majorBidi" w:cstheme="majorBidi"/>
+              </w:rPr>
+              <w:t>iDataIn</w:t>
+            </w:r>
+            <w:proofErr w:type="spellEnd"/>
+          </w:p>
+        </w:tc>
+        <w:tc>
+          <w:tcPr>
+            <w:tcW w:w="1327" w:type="dxa"/>
+          </w:tcPr>
+          <w:p>
+            <w:pPr>
+              <w:pStyle w:val="ListParagraph"/>
+              <w:bidi/>
+              <w:spacing w:line="360" w:lineRule="auto"/>
+              <w:ind w:left="0"/>
+              <w:jc w:val="center"/>
+              <w:rPr>
+                <w:rFonts w:asciiTheme="majorBidi" w:hAnsiTheme="majorBidi" w:cstheme="majorBidi"/>
+                <w:rtl/>
+              </w:rPr>
+            </w:pPr>
+            <w:r>
+              <w:t>input</w:t>
+            </w:r>
+          </w:p>
+        </w:tc>
+        <w:tc>
+          <w:tcPr>
+            <w:tcW w:w="2932" w:type="dxa"/>
+          </w:tcPr>
+          <w:p>
+            <w:pPr>
+              <w:pStyle w:val="ListParagraph"/>
+              <w:bidi/>
+              <w:spacing w:line="360" w:lineRule="auto"/>
+              <w:ind w:left="0"/>
+              <w:jc w:val="center"/>
+              <w:rPr>
+                <w:rFonts w:asciiTheme="majorBidi" w:hAnsiTheme="majorBidi" w:cstheme="majorBidi"/>
+                <w:rtl/>
+              </w:rPr>
+            </w:pPr>
+            <w:r>
+              <w:rPr>
+                <w:rFonts w:asciiTheme="majorBidi" w:hAnsiTheme="majorBidi" w:cs="Times New Roman"/>
+                <w:rtl/>
+              </w:rPr>
+              <w:t>[7:0]</w:t>
+            </w:r>
+          </w:p>
+        </w:tc>
+        <w:tc>
+          <w:tcPr>
+            <w:tcW w:w="2356" w:type="dxa"/>
+          </w:tcPr>
+          <w:p>
+            <w:pPr>
+              <w:pStyle w:val="ListParagraph"/>
+              <w:bidi/>
+              <w:spacing w:line="360" w:lineRule="auto"/>
+              <w:ind w:left="0"/>
+              <w:jc w:val="center"/>
+              <w:rPr>
+                <w:rFonts w:asciiTheme="majorBidi" w:hAnsiTheme="majorBidi" w:cstheme="majorBidi"/>
+                <w:rtl/>
+              </w:rPr>
+            </w:pPr>
+          </w:p>
+        </w:tc>
+      </w:tr>
+      <w:tr>
+        <w:tc>
+          <w:tcPr>
+            <w:tcW w:w="2456" w:type="dxa"/>
+          </w:tcPr>
+          <w:p>
+            <w:pPr>
+              <w:pStyle w:val="ListParagraph"/>
+              <w:bidi/>
+              <w:spacing w:line="360" w:lineRule="auto"/>
+              <w:ind w:left="0"/>
+              <w:jc w:val="center"/>
+              <w:rPr>
+                <w:rFonts w:asciiTheme="majorBidi" w:hAnsiTheme="majorBidi" w:cstheme="majorBidi"/>
+              </w:rPr>
+            </w:pPr>
+            <w:proofErr w:type="spellStart"/>
+            <w:r>
+              <w:rPr>
+                <w:rFonts w:asciiTheme="majorBidi" w:hAnsiTheme="majorBidi" w:cstheme="majorBidi"/>
+              </w:rPr>
+              <w:t>iValidIn</w:t>
+            </w:r>
+            <w:proofErr w:type="spellEnd"/>
+          </w:p>
+        </w:tc>
+        <w:tc>
+          <w:tcPr>
+            <w:tcW w:w="1327" w:type="dxa"/>
+          </w:tcPr>
+          <w:p>
+            <w:pPr>
+              <w:pStyle w:val="ListParagraph"/>
+              <w:bidi/>
+              <w:spacing w:line="360" w:lineRule="auto"/>
+              <w:ind w:left="0"/>
+              <w:jc w:val="center"/>
+              <w:rPr>
+                <w:rFonts w:asciiTheme="majorBidi" w:hAnsiTheme="majorBidi" w:cstheme="majorBidi"/>
+                <w:rtl/>
+              </w:rPr>
+            </w:pPr>
+            <w:r>
+              <w:t>input</w:t>
+            </w:r>
+          </w:p>
+        </w:tc>
+        <w:tc>
+          <w:tcPr>
+            <w:tcW w:w="2932" w:type="dxa"/>
+          </w:tcPr>
+          <w:p>
+            <w:pPr>
+              <w:pStyle w:val="ListParagraph"/>
+              <w:bidi/>
+              <w:spacing w:line="360" w:lineRule="auto"/>
+              <w:ind w:left="0"/>
+              <w:jc w:val="center"/>
+              <w:rPr>
+                <w:rFonts w:asciiTheme="majorBidi" w:hAnsiTheme="majorBidi" w:cstheme="majorBidi"/>
+                <w:rtl/>
+              </w:rPr>
+            </w:pPr>
+            <w:r>
+              <w:rPr>
+                <w:rFonts w:asciiTheme="majorBidi" w:hAnsiTheme="majorBidi" w:cstheme="majorBidi" w:hint="cs"/>
+                <w:rtl/>
+              </w:rPr>
+              <w:t>1</w:t>
+            </w:r>
+          </w:p>
+        </w:tc>
+        <w:tc>
+          <w:tcPr>
+            <w:tcW w:w="2356" w:type="dxa"/>
+          </w:tcPr>
+          <w:p>
+            <w:pPr>
+              <w:pStyle w:val="ListParagraph"/>
+              <w:bidi/>
+              <w:spacing w:line="360" w:lineRule="auto"/>
+              <w:ind w:left="0"/>
+              <w:jc w:val="center"/>
+              <w:rPr>
+                <w:rFonts w:asciiTheme="majorBidi" w:hAnsiTheme="majorBidi" w:cstheme="majorBidi"/>
+                <w:rtl/>
+              </w:rPr>
+            </w:pPr>
+          </w:p>
+        </w:tc>
+      </w:tr>
+      <w:tr>
+        <w:tc>
+          <w:tcPr>
+            <w:tcW w:w="2456" w:type="dxa"/>
+          </w:tcPr>
+          <w:p>
+            <w:pPr>
+              <w:pStyle w:val="ListParagraph"/>
+              <w:bidi/>
+              <w:spacing w:line="360" w:lineRule="auto"/>
+              <w:ind w:left="0"/>
+              <w:jc w:val="center"/>
+              <w:rPr>
+                <w:rFonts w:asciiTheme="majorBidi" w:hAnsiTheme="majorBidi" w:cstheme="majorBidi"/>
+              </w:rPr>
+            </w:pPr>
+            <w:proofErr w:type="spellStart"/>
+            <w:r>
+              <w:rPr>
+                <w:rFonts w:asciiTheme="majorBidi" w:hAnsiTheme="majorBidi" w:cstheme="majorBidi"/>
+              </w:rPr>
+              <w:t>oSerialTx</w:t>
+            </w:r>
+            <w:proofErr w:type="spellEnd"/>
+          </w:p>
+        </w:tc>
+        <w:tc>
+          <w:tcPr>
+            <w:tcW w:w="1327" w:type="dxa"/>
+          </w:tcPr>
+          <w:p>
+            <w:pPr>
+              <w:pStyle w:val="ListParagraph"/>
+              <w:bidi/>
+              <w:spacing w:line="360" w:lineRule="auto"/>
+              <w:ind w:left="0"/>
+              <w:jc w:val="center"/>
+              <w:rPr>
+                <w:rFonts w:asciiTheme="majorBidi" w:hAnsiTheme="majorBidi" w:cstheme="majorBidi"/>
+                <w:rtl/>
+              </w:rPr>
+            </w:pPr>
+            <w:r>
+              <w:t>output</w:t>
+            </w:r>
+          </w:p>
+        </w:tc>
+        <w:tc>
+          <w:tcPr>
+            <w:tcW w:w="2932" w:type="dxa"/>
+          </w:tcPr>
+          <w:p>
+            <w:pPr>
+              <w:pStyle w:val="ListParagraph"/>
+              <w:bidi/>
+              <w:spacing w:line="360" w:lineRule="auto"/>
+              <w:ind w:left="0"/>
+              <w:jc w:val="center"/>
+              <w:rPr>
+                <w:rFonts w:asciiTheme="majorBidi" w:hAnsiTheme="majorBidi" w:cstheme="majorBidi"/>
+                <w:rtl/>
+              </w:rPr>
+            </w:pPr>
+            <w:r>
+              <w:rPr>
+                <w:rFonts w:asciiTheme="majorBidi" w:hAnsiTheme="majorBidi" w:cstheme="majorBidi" w:hint="cs"/>
+                <w:rtl/>
+              </w:rPr>
+              <w:t>1</w:t>
+            </w:r>
+          </w:p>
+        </w:tc>
+        <w:tc>
+          <w:tcPr>
+            <w:tcW w:w="2356" w:type="dxa"/>
+          </w:tcPr>
+          <w:p>
+            <w:pPr>
+              <w:pStyle w:val="ListParagraph"/>
+              <w:bidi/>
+              <w:spacing w:line="360" w:lineRule="auto"/>
+              <w:ind w:left="0"/>
+              <w:jc w:val="center"/>
+              <w:rPr>
+                <w:rFonts w:asciiTheme="majorBidi" w:hAnsiTheme="majorBidi" w:cstheme="majorBidi"/>
+                <w:rtl/>
+              </w:rPr>
+            </w:pPr>
+          </w:p>
+        </w:tc>
+      </w:tr>
+      <w:tr>
+        <w:tc>
+          <w:tcPr>
+            <w:tcW w:w="2456" w:type="dxa"/>
+          </w:tcPr>
+          <w:p>
+            <w:pPr>
+              <w:pStyle w:val="ListParagraph"/>
+              <w:bidi/>
+              <w:spacing w:line="360" w:lineRule="auto"/>
+              <w:ind w:left="0"/>
+              <w:jc w:val="center"/>
+              <w:rPr>
+                <w:rFonts w:asciiTheme="majorBidi" w:hAnsiTheme="majorBidi" w:cstheme="majorBidi"/>
+              </w:rPr>
+            </w:pPr>
+            <w:proofErr w:type="spellStart"/>
+            <w:r>
+              <w:rPr>
+                <w:rFonts w:asciiTheme="majorBidi" w:hAnsiTheme="majorBidi" w:cstheme="majorBidi"/>
+              </w:rPr>
+              <w:t>oBusyTx</w:t>
+            </w:r>
+            <w:proofErr w:type="spellEnd"/>
+          </w:p>
+        </w:tc>
+        <w:tc>
+          <w:tcPr>
+            <w:tcW w:w="1327" w:type="dxa"/>
+          </w:tcPr>
+          <w:p>
+            <w:pPr>
+              <w:pStyle w:val="ListParagraph"/>
+              <w:bidi/>
+              <w:spacing w:line="360" w:lineRule="auto"/>
+              <w:ind w:left="0"/>
+              <w:jc w:val="center"/>
+              <w:rPr>
+                <w:rFonts w:asciiTheme="majorBidi" w:hAnsiTheme="majorBidi" w:cstheme="majorBidi"/>
+                <w:rtl/>
+              </w:rPr>
+            </w:pPr>
+            <w:r>
+              <w:t>output</w:t>
+            </w:r>
+          </w:p>
+        </w:tc>
+        <w:tc>
+          <w:tcPr>
+            <w:tcW w:w="2932" w:type="dxa"/>
+          </w:tcPr>
+          <w:p>
+            <w:pPr>
+              <w:pStyle w:val="ListParagraph"/>
+              <w:bidi/>
+              <w:spacing w:line="360" w:lineRule="auto"/>
+              <w:ind w:left="0"/>
+              <w:jc w:val="center"/>
+              <w:rPr>
+                <w:rFonts w:asciiTheme="majorBidi" w:hAnsiTheme="majorBidi" w:cstheme="majorBidi"/>
+                <w:rtl/>
+              </w:rPr>
+            </w:pPr>
+            <w:r>
+              <w:rPr>
+                <w:rFonts w:asciiTheme="majorBidi" w:hAnsiTheme="majorBidi" w:cstheme="majorBidi" w:hint="cs"/>
+                <w:rtl/>
+              </w:rPr>
+              <w:t>1</w:t>
+            </w:r>
+          </w:p>
+        </w:tc>
+        <w:tc>
+          <w:tcPr>
+            <w:tcW w:w="2356" w:type="dxa"/>
+          </w:tcPr>
+          <w:p>
+            <w:pPr>
+              <w:pStyle w:val="ListParagraph"/>
+              <w:bidi/>
+              <w:spacing w:line="360" w:lineRule="auto"/>
+              <w:ind w:left="0"/>
+              <w:jc w:val="center"/>
+              <w:rPr>
+                <w:rFonts w:asciiTheme="majorBidi" w:hAnsiTheme="majorBidi" w:cstheme="majorBidi"/>
+                <w:rtl/>
+              </w:rPr>
+            </w:pPr>
+          </w:p>
+        </w:tc>
+      </w:tr>
+    </w:tbl>
+    <w:p>
+      <w:pPr>
+        <w:pStyle w:val="ListParagraph"/>
+        <w:numPr>
+          <w:ilvl w:val="2"/>
+          <w:numId w:val="26"/>
+        </w:numPr>
+        <w:bidi/>
+        <w:spacing w:line="360" w:lineRule="auto"/>
+        <w:rPr>
+          <w:rFonts w:asciiTheme="majorBidi" w:hAnsiTheme="majorBidi" w:cstheme="majorBidi"/>
+          <w:b/>
+          <w:bCs/>
+        </w:rPr>
+      </w:pPr>
+      <w:r>
+        <w:rPr>
+          <w:rFonts w:asciiTheme="majorBidi" w:hAnsiTheme="majorBidi" w:cstheme="majorBidi"/>
+          <w:b/>
+          <w:bCs/>
+        </w:rPr>
+        <w:lastRenderedPageBreak/>
+        <w:t>RTL</w:t>
+      </w:r>
+      <w:r>
+        <w:rPr>
+          <w:rFonts w:asciiTheme="majorBidi" w:hAnsiTheme="majorBidi" w:cstheme="majorBidi"/>
+          <w:b/>
+          <w:bCs/>
+          <w:rtl/>
+        </w:rPr>
+        <w:t>:</w:t>
+      </w:r>
+    </w:p>
+    <w:p>
+      <w:pPr>
+        <w:bidi/>
+        <w:spacing w:line="360" w:lineRule="auto"/>
+        <w:rPr>
+          <w:rFonts w:asciiTheme="majorBidi" w:hAnsiTheme="majorBidi" w:cstheme="majorBidi"/>
+          <w:b/>
+          <w:bCs/>
+        </w:rPr>
+      </w:pPr>
+      <w:r>
+        <w:rPr>
+          <w:rFonts w:asciiTheme="majorBidi" w:hAnsiTheme="majorBidi" w:cs="Times New Roman"/>
+          <w:b/>
+          <w:bCs/>
+          <w:rtl/>
+        </w:rPr>
+        <w:drawing>
+          <wp:inline distT="0" distB="0" distL="0" distR="0" wp14:anchorId="2515F7F8" wp14:editId="5D334F12">
+            <wp:extent cx="6181758" cy="1516380"/>
+            <wp:effectExtent l="0" t="0" r="9525" b="7620"/>
+            <wp:docPr id="933507090" name="Picture 1"/>
+            <wp:cNvGraphicFramePr>
+              <a:graphicFrameLocks xmlns:a="http://schemas.openxmlformats.org/drawingml/2006/main" noChangeAspect="1"/>
+            </wp:cNvGraphicFramePr>
+            <a:graphic xmlns:a="http://schemas.openxmlformats.org/drawingml/2006/main">
+              <a:graphicData uri="http://schemas.openxmlformats.org/drawingml/2006/picture">
+                <pic:pic xmlns:pic="http://schemas.openxmlformats.org/drawingml/2006/picture">
+                  <pic:nvPicPr>
+                    <pic:cNvPr id="933507090" name=""/>
+                    <pic:cNvPicPr/>
+                  </pic:nvPicPr>
+                  <pic:blipFill>
+                    <a:blip r:embed="rId44"/>
+                    <a:stretch>
+                      <a:fillRect/>
+                    </a:stretch>
+                  </pic:blipFill>
+                  <pic:spPr>
+                    <a:xfrm>
+                      <a:off x="0" y="0"/>
+                      <a:ext cx="6184123" cy="1516960"/>
+                    </a:xfrm>
+                    <a:prstGeom prst="rect">
+                      <a:avLst/>
+                    </a:prstGeom>
+                  </pic:spPr>
+                </pic:pic>
+              </a:graphicData>
+            </a:graphic>
+          </wp:inline>
+        </w:drawing>
+      </w:r>
+    </w:p>
+    <w:p>
+      <w:pPr>
+        <w:pStyle w:val="ListParagraph"/>
+        <w:numPr>
+          <w:ilvl w:val="2"/>
+          <w:numId w:val="26"/>
+        </w:numPr>
+        <w:bidi/>
+        <w:spacing w:line="360" w:lineRule="auto"/>
+        <w:rPr>
+          <w:rFonts w:asciiTheme="majorBidi" w:hAnsiTheme="majorBidi" w:cstheme="majorBidi"/>
+          <w:b/>
+          <w:bCs/>
+        </w:rPr>
+      </w:pPr>
+      <w:r>
+        <w:rPr>
+          <w:rFonts w:asciiTheme="majorBidi" w:hAnsiTheme="majorBidi" w:cstheme="majorBidi"/>
+          <w:b/>
+          <w:bCs/>
+          <w:rtl/>
+        </w:rPr>
+        <w:t>סימולציה ובדי</w:t>
+      </w:r>
+      <w:r>
+        <w:rPr>
+          <w:rFonts w:asciiTheme="majorBidi" w:hAnsiTheme="majorBidi" w:cstheme="majorBidi" w:hint="cs"/>
+          <w:b/>
+          <w:bCs/>
+          <w:rtl/>
+        </w:rPr>
+        <w:t>ק</w:t>
+      </w:r>
+      <w:r>
+        <w:rPr>
+          <w:rFonts w:asciiTheme="majorBidi" w:hAnsiTheme="majorBidi" w:cstheme="majorBidi"/>
+          <w:b/>
+          <w:bCs/>
+          <w:rtl/>
+        </w:rPr>
+        <w:t>ת תקינות</w:t>
+      </w:r>
+    </w:p>
+    <w:p>
+      <w:pPr>
+        <w:bidi/>
+        <w:spacing w:line="360" w:lineRule="auto"/>
+        <w:rPr>
+          <w:rFonts w:asciiTheme="majorBidi" w:hAnsiTheme="majorBidi" w:cstheme="majorBidi"/>
+          <w:b/>
+          <w:bCs/>
+        </w:rPr>
+      </w:pPr>
+      <w:r>
+        <w:rPr>
+          <w:rFonts w:asciiTheme="majorBidi" w:hAnsiTheme="majorBidi" w:cs="Times New Roman"/>
+          <w:b/>
+          <w:bCs/>
+          <w:rtl/>
+        </w:rPr>
+        <w:drawing>
+          <wp:inline distT="0" distB="0" distL="0" distR="0" wp14:anchorId="22361BAF" wp14:editId="26DE6068">
+            <wp:extent cx="6103058" cy="2308860"/>
+            <wp:effectExtent l="0" t="0" r="0" b="0"/>
+            <wp:docPr id="1845016068" name="Picture 1"/>
+            <wp:cNvGraphicFramePr>
+              <a:graphicFrameLocks xmlns:a="http://schemas.openxmlformats.org/drawingml/2006/main" noChangeAspect="1"/>
+            </wp:cNvGraphicFramePr>
+            <a:graphic xmlns:a="http://schemas.openxmlformats.org/drawingml/2006/main">
+              <a:graphicData uri="http://schemas.openxmlformats.org/drawingml/2006/picture">
+                <pic:pic xmlns:pic="http://schemas.openxmlformats.org/drawingml/2006/picture">
+                  <pic:nvPicPr>
+                    <pic:cNvPr id="1845016068" name=""/>
+                    <pic:cNvPicPr/>
+                  </pic:nvPicPr>
+                  <pic:blipFill>
+                    <a:blip r:embed="rId45"/>
+                    <a:stretch>
+                      <a:fillRect/>
+                    </a:stretch>
+                  </pic:blipFill>
+                  <pic:spPr>
+                    <a:xfrm>
+                      <a:off x="0" y="0"/>
+                      <a:ext cx="6103890" cy="2309175"/>
+                    </a:xfrm>
+                    <a:prstGeom prst="rect">
+                      <a:avLst/>
+                    </a:prstGeom>
+                  </pic:spPr>
+                </pic:pic>
+              </a:graphicData>
+            </a:graphic>
+          </wp:inline>
+        </w:drawing>
+      </w:r>
+    </w:p>
+    <w:p>
+      <w:pPr>
+        <w:pStyle w:val="ListParagraph"/>
+        <w:numPr>
+          <w:ilvl w:val="2"/>
+          <w:numId w:val="26"/>
+        </w:numPr>
+        <w:bidi/>
+        <w:spacing w:line="360" w:lineRule="auto"/>
+        <w:rPr>
+          <w:rFonts w:asciiTheme="majorBidi" w:hAnsiTheme="majorBidi" w:cstheme="majorBidi"/>
+          <w:b/>
+          <w:bCs/>
+        </w:rPr>
+      </w:pPr>
+      <w:r>
+        <w:rPr>
+          <w:rFonts w:asciiTheme="majorBidi" w:hAnsiTheme="majorBidi" w:cstheme="majorBidi" w:hint="cs"/>
+          <w:b/>
+          <w:bCs/>
+          <w:rtl/>
+        </w:rPr>
+        <w:t>דוחות</w:t>
+      </w:r>
+    </w:p>
+    <w:p>
+      <w:pPr>
+        <w:pStyle w:val="ListParagraph"/>
+        <w:numPr>
+          <w:ilvl w:val="3"/>
+          <w:numId w:val="26"/>
+        </w:numPr>
+        <w:bidi/>
+        <w:spacing w:line="360" w:lineRule="auto"/>
+        <w:rPr>
+          <w:rFonts w:asciiTheme="majorBidi" w:hAnsiTheme="majorBidi" w:cstheme="majorBidi"/>
+          <w:b/>
+          <w:bCs/>
+        </w:rPr>
+      </w:pPr>
+      <w:r>
+        <w:rPr>
+          <w:rFonts w:asciiTheme="majorBidi" w:hAnsiTheme="majorBidi" w:cstheme="majorBidi" w:hint="cs"/>
+          <w:b/>
+          <w:bCs/>
+          <w:rtl/>
+        </w:rPr>
+        <w:t xml:space="preserve"> דוח משאבים:</w:t>
+      </w:r>
+      <w:r>
+        <w:rPr>
+          <w:rFonts w:asciiTheme="majorBidi" w:hAnsiTheme="majorBidi" w:cstheme="majorBidi"/>
+          <w:b/>
+          <w:bCs/>
+          <w:rtl/>
+        </w:rPr>
+        <w:br/>
+      </w:r>
+      <w:r>
+        <w:rPr>
+          <w:rFonts w:asciiTheme="majorBidi" w:hAnsiTheme="majorBidi" w:cs="Times New Roman"/>
+          <w:b/>
+          <w:bCs/>
+          <w:rtl/>
+        </w:rPr>
+        <w:drawing>
+          <wp:inline distT="0" distB="0" distL="0" distR="0" wp14:anchorId="4CC33A4B" wp14:editId="038CC010">
+            <wp:extent cx="4114512" cy="2639139"/>
+            <wp:effectExtent l="0" t="0" r="635" b="8890"/>
+            <wp:docPr id="484212952" name="Picture 1"/>
+            <wp:cNvGraphicFramePr>
+              <a:graphicFrameLocks xmlns:a="http://schemas.openxmlformats.org/drawingml/2006/main" noChangeAspect="1"/>
+            </wp:cNvGraphicFramePr>
+            <a:graphic xmlns:a="http://schemas.openxmlformats.org/drawingml/2006/main">
+              <a:graphicData uri="http://schemas.openxmlformats.org/drawingml/2006/picture">
+                <pic:pic xmlns:pic="http://schemas.openxmlformats.org/drawingml/2006/picture">
+                  <pic:nvPicPr>
+                    <pic:cNvPr id="484212952" name=""/>
+                    <pic:cNvPicPr/>
+                  </pic:nvPicPr>
+                  <pic:blipFill>
+                    <a:blip r:embed="rId46"/>
+                    <a:stretch>
+                      <a:fillRect/>
+                    </a:stretch>
+                  </pic:blipFill>
+                  <pic:spPr>
+                    <a:xfrm>
+                      <a:off x="0" y="0"/>
+                      <a:ext cx="4120084" cy="2642713"/>
+                    </a:xfrm>
+                    <a:prstGeom prst="rect">
+                      <a:avLst/>
+                    </a:prstGeom>
+                  </pic:spPr>
+                </pic:pic>
+              </a:graphicData>
+            </a:graphic>
+          </wp:inline>
+        </w:drawing>
+      </w:r>
+    </w:p>
+    <w:p>
+      <w:pPr>
+        <w:pStyle w:val="ListParagraph"/>
+        <w:numPr>
+          <w:ilvl w:val="3"/>
+          <w:numId w:val="26"/>
+        </w:numPr>
+        <w:bidi/>
+        <w:spacing w:line="360" w:lineRule="auto"/>
+        <w:rPr>
+          <w:rFonts w:asciiTheme="majorBidi" w:hAnsiTheme="majorBidi" w:cstheme="majorBidi"/>
+          <w:b/>
+          <w:bCs/>
+        </w:rPr>
+      </w:pPr>
+      <w:r>
+        <w:rPr>
+          <w:rFonts w:asciiTheme="majorBidi" w:hAnsiTheme="majorBidi" w:cstheme="majorBidi" w:hint="cs"/>
+          <w:b/>
+          <w:bCs/>
+          <w:rtl/>
+        </w:rPr>
+        <w:lastRenderedPageBreak/>
+        <w:t>דוח הספק</w:t>
+      </w:r>
+      <w:r>
+        <w:rPr>
+          <w:rFonts w:asciiTheme="majorBidi" w:hAnsiTheme="majorBidi" w:cstheme="majorBidi"/>
+          <w:b/>
+          <w:bCs/>
+          <w:rtl/>
+        </w:rPr>
+        <w:br/>
+      </w:r>
+      <w:r>
+        <w:rPr>
+          <w:rFonts w:asciiTheme="majorBidi" w:hAnsiTheme="majorBidi" w:cstheme="majorBidi" w:hint="cs"/>
+          <w:b/>
+          <w:bCs/>
+          <w:rtl/>
+        </w:rPr>
+        <w:t>עם האפשור של שליטה בשעון:</w:t>
+      </w:r>
+      <w:r>
+        <w:rPr>
+          <w:rFonts w:asciiTheme="majorBidi" w:hAnsiTheme="majorBidi" w:cstheme="majorBidi"/>
+          <w:b/>
+          <w:bCs/>
+          <w:rtl/>
+        </w:rPr>
+        <w:br/>
+      </w:r>
+      <w:r>
+        <w:rPr>
+          <w:rFonts w:asciiTheme="majorBidi" w:hAnsiTheme="majorBidi" w:cs="Times New Roman"/>
+          <w:b/>
+          <w:bCs/>
+          <w:rtl/>
+        </w:rPr>
+        <w:drawing>
+          <wp:inline distT="0" distB="0" distL="0" distR="0" wp14:anchorId="7E8B6A2F" wp14:editId="702A4016">
+            <wp:extent cx="4541520" cy="2415292"/>
+            <wp:effectExtent l="0" t="0" r="0" b="4445"/>
+            <wp:docPr id="1601817280" name="Picture 1"/>
+            <wp:cNvGraphicFramePr>
+              <a:graphicFrameLocks xmlns:a="http://schemas.openxmlformats.org/drawingml/2006/main" noChangeAspect="1"/>
+            </wp:cNvGraphicFramePr>
+            <a:graphic xmlns:a="http://schemas.openxmlformats.org/drawingml/2006/main">
+              <a:graphicData uri="http://schemas.openxmlformats.org/drawingml/2006/picture">
+                <pic:pic xmlns:pic="http://schemas.openxmlformats.org/drawingml/2006/picture">
+                  <pic:nvPicPr>
+                    <pic:cNvPr id="1601817280" name=""/>
+                    <pic:cNvPicPr/>
+                  </pic:nvPicPr>
+                  <pic:blipFill>
+                    <a:blip r:embed="rId47"/>
+                    <a:stretch>
+                      <a:fillRect/>
+                    </a:stretch>
+                  </pic:blipFill>
+                  <pic:spPr>
+                    <a:xfrm>
+                      <a:off x="0" y="0"/>
+                      <a:ext cx="4551207" cy="2420444"/>
+                    </a:xfrm>
+                    <a:prstGeom prst="rect">
+                      <a:avLst/>
+                    </a:prstGeom>
+                  </pic:spPr>
+                </pic:pic>
+              </a:graphicData>
+            </a:graphic>
+          </wp:inline>
+        </w:drawing>
+      </w:r>
+      <w:r>
+        <w:rPr>
+          <w:rFonts w:asciiTheme="majorBidi" w:hAnsiTheme="majorBidi" w:cstheme="majorBidi"/>
+          <w:b/>
+          <w:bCs/>
+          <w:rtl/>
+        </w:rPr>
+        <w:br/>
+      </w:r>
+      <w:r>
+        <w:rPr>
+          <w:rFonts w:asciiTheme="majorBidi" w:hAnsiTheme="majorBidi" w:cstheme="majorBidi" w:hint="cs"/>
+          <w:b/>
+          <w:bCs/>
+          <w:rtl/>
+        </w:rPr>
+        <w:t>בלי האפשור של שליטה בשעון:</w:t>
+      </w:r>
+    </w:p>
+    <w:p>
+      <w:pPr>
+        <w:pStyle w:val="ListParagraph"/>
+        <w:bidi/>
+        <w:spacing w:line="360" w:lineRule="auto"/>
+        <w:ind w:left="2160"/>
+        <w:rPr>
+          <w:rFonts w:asciiTheme="majorBidi" w:hAnsiTheme="majorBidi" w:cstheme="majorBidi"/>
+          <w:b/>
+          <w:bCs/>
+          <w:rtl/>
+        </w:rPr>
+      </w:pPr>
+      <w:r>
+        <w:rPr>
+          <w:rFonts w:asciiTheme="majorBidi" w:hAnsiTheme="majorBidi" w:cs="Times New Roman"/>
+          <w:b/>
+          <w:bCs/>
+          <w:rtl/>
+        </w:rPr>
+        <w:drawing>
+          <wp:inline distT="0" distB="0" distL="0" distR="0" wp14:anchorId="37B56EF3" wp14:editId="00CCEDBE">
+            <wp:extent cx="4457700" cy="2276138"/>
+            <wp:effectExtent l="0" t="0" r="0" b="0"/>
+            <wp:docPr id="302468171" name="Picture 1"/>
+            <wp:cNvGraphicFramePr>
+              <a:graphicFrameLocks xmlns:a="http://schemas.openxmlformats.org/drawingml/2006/main" noChangeAspect="1"/>
+            </wp:cNvGraphicFramePr>
+            <a:graphic xmlns:a="http://schemas.openxmlformats.org/drawingml/2006/main">
+              <a:graphicData uri="http://schemas.openxmlformats.org/drawingml/2006/picture">
+                <pic:pic xmlns:pic="http://schemas.openxmlformats.org/drawingml/2006/picture">
+                  <pic:nvPicPr>
+                    <pic:cNvPr id="302468171" name=""/>
+                    <pic:cNvPicPr/>
+                  </pic:nvPicPr>
+                  <pic:blipFill>
+                    <a:blip r:embed="rId48"/>
+                    <a:stretch>
+                      <a:fillRect/>
+                    </a:stretch>
+                  </pic:blipFill>
+                  <pic:spPr>
+                    <a:xfrm>
+                      <a:off x="0" y="0"/>
+                      <a:ext cx="4487130" cy="2291165"/>
+                    </a:xfrm>
+                    <a:prstGeom prst="rect">
+                      <a:avLst/>
+                    </a:prstGeom>
+                  </pic:spPr>
+                </pic:pic>
+              </a:graphicData>
+            </a:graphic>
+          </wp:inline>
+        </w:drawing>
+      </w:r>
+    </w:p>
+    <w:p>
+      <w:pPr>
+        <w:pStyle w:val="ListParagraph"/>
+        <w:bidi/>
+        <w:spacing w:line="360" w:lineRule="auto"/>
+        <w:ind w:left="2160"/>
+        <w:rPr>
+          <w:rFonts w:asciiTheme="majorBidi" w:hAnsiTheme="majorBidi" w:cstheme="majorBidi"/>
+          <w:b/>
+          <w:bCs/>
+          <w:rtl/>
+        </w:rPr>
+      </w:pPr>
+    </w:p>
+    <w:p>
+      <w:pPr>
+        <w:pStyle w:val="ListParagraph"/>
+        <w:bidi/>
+        <w:spacing w:line="360" w:lineRule="auto"/>
+        <w:ind w:left="2160"/>
+        <w:rPr>
+          <w:rFonts w:asciiTheme="majorBidi" w:hAnsiTheme="majorBidi" w:cstheme="majorBidi"/>
+          <w:b/>
+          <w:bCs/>
+          <w:rtl/>
+        </w:rPr>
+      </w:pPr>
+    </w:p>
+    <w:p>
+      <w:pPr>
+        <w:pStyle w:val="ListParagraph"/>
+        <w:bidi/>
+        <w:spacing w:line="360" w:lineRule="auto"/>
+        <w:ind w:left="2160"/>
+        <w:rPr>
+          <w:rFonts w:asciiTheme="majorBidi" w:hAnsiTheme="majorBidi" w:cstheme="majorBidi"/>
+          <w:b/>
+          <w:bCs/>
+          <w:rtl/>
+        </w:rPr>
+      </w:pPr>
+    </w:p>
+    <w:p>
+      <w:pPr>
+        <w:pStyle w:val="ListParagraph"/>
+        <w:bidi/>
+        <w:spacing w:line="360" w:lineRule="auto"/>
+        <w:ind w:left="2160"/>
+        <w:rPr>
+          <w:rFonts w:asciiTheme="majorBidi" w:hAnsiTheme="majorBidi" w:cstheme="majorBidi"/>
+          <w:b/>
+          <w:bCs/>
+          <w:rtl/>
+        </w:rPr>
+      </w:pPr>
+    </w:p>
+    <w:p>
+      <w:pPr>
+        <w:pStyle w:val="ListParagraph"/>
+        <w:bidi/>
+        <w:spacing w:line="360" w:lineRule="auto"/>
+        <w:ind w:left="2160"/>
+        <w:rPr>
+          <w:rFonts w:asciiTheme="majorBidi" w:hAnsiTheme="majorBidi" w:cstheme="majorBidi"/>
+          <w:b/>
+          <w:bCs/>
+          <w:rtl/>
+        </w:rPr>
+      </w:pPr>
+    </w:p>
+    <w:p>
+      <w:pPr>
+        <w:pStyle w:val="ListParagraph"/>
+        <w:bidi/>
+        <w:spacing w:line="360" w:lineRule="auto"/>
+        <w:ind w:left="2160"/>
+        <w:rPr>
+          <w:rFonts w:asciiTheme="majorBidi" w:hAnsiTheme="majorBidi" w:cstheme="majorBidi"/>
+          <w:b/>
+          <w:bCs/>
+          <w:rtl/>
+        </w:rPr>
+      </w:pPr>
+    </w:p>
+    <w:p>
+      <w:pPr>
+        <w:pStyle w:val="ListParagraph"/>
+        <w:bidi/>
+        <w:spacing w:line="360" w:lineRule="auto"/>
+        <w:ind w:left="2160"/>
+        <w:rPr>
+          <w:rFonts w:asciiTheme="majorBidi" w:hAnsiTheme="majorBidi" w:cstheme="majorBidi"/>
+          <w:b/>
+          <w:bCs/>
+          <w:rtl/>
+        </w:rPr>
+      </w:pPr>
+    </w:p>
+    <w:p>
+      <w:pPr>
+        <w:pStyle w:val="ListParagraph"/>
+        <w:bidi/>
+        <w:spacing w:line="360" w:lineRule="auto"/>
+        <w:ind w:left="2160"/>
+        <w:rPr>
+          <w:rFonts w:asciiTheme="majorBidi" w:hAnsiTheme="majorBidi" w:cstheme="majorBidi"/>
+          <w:b/>
+          <w:bCs/>
+          <w:rtl/>
+        </w:rPr>
+      </w:pPr>
+    </w:p>
+    <w:p>
+      <w:pPr>
+        <w:pStyle w:val="ListParagraph"/>
+        <w:bidi/>
+        <w:spacing w:line="360" w:lineRule="auto"/>
+        <w:ind w:left="2160"/>
+        <w:rPr>
+          <w:rFonts w:asciiTheme="majorBidi" w:hAnsiTheme="majorBidi" w:cstheme="majorBidi" w:hint="cs"/>
+          <w:b/>
+          <w:bCs/>
+        </w:rPr>
+      </w:pPr>
+    </w:p>
+    <w:p>
+      <w:pPr>
+        <w:pStyle w:val="ListParagraph"/>
+        <w:numPr>
+          <w:ilvl w:val="3"/>
+          <w:numId w:val="26"/>
+        </w:numPr>
+        <w:bidi/>
+        <w:spacing w:line="360" w:lineRule="auto"/>
+        <w:rPr>
+          <w:rFonts w:asciiTheme="majorBidi" w:hAnsiTheme="majorBidi" w:cstheme="majorBidi"/>
+          <w:b/>
+          <w:bCs/>
+        </w:rPr>
+      </w:pPr>
+      <w:r>
+        <w:rPr>
+          <w:rFonts w:asciiTheme="majorBidi" w:hAnsiTheme="majorBidi" w:cstheme="majorBidi" w:hint="cs"/>
+          <w:b/>
+          <w:bCs/>
+          <w:rtl/>
+        </w:rPr>
+        <w:lastRenderedPageBreak/>
+        <w:t xml:space="preserve"> דוח זמנים</w:t>
+      </w:r>
+      <w:r>
+        <w:rPr>
+          <w:rFonts w:asciiTheme="majorBidi" w:hAnsiTheme="majorBidi" w:cstheme="majorBidi"/>
+          <w:b/>
+          <w:bCs/>
+          <w:rtl/>
+        </w:rPr>
+        <w:br/>
+      </w:r>
+      <w:r>
+        <w:rPr>
+          <w:rFonts w:asciiTheme="majorBidi" w:hAnsiTheme="majorBidi" w:cstheme="majorBidi" w:hint="cs"/>
+          <w:b/>
+          <w:bCs/>
+          <w:rtl/>
+        </w:rPr>
+        <w:t xml:space="preserve">לפני הגדרת </w:t>
+      </w:r>
+      <w:r>
+        <w:rPr>
+          <w:rFonts w:asciiTheme="majorBidi" w:hAnsiTheme="majorBidi" w:cstheme="majorBidi"/>
+          <w:b/>
+          <w:bCs/>
+          <w:lang w:bidi="ar-EG"/>
+        </w:rPr>
+        <w:t>false path</w:t>
+      </w:r>
+      <w:r>
+        <w:rPr>
+          <w:rFonts w:asciiTheme="majorBidi" w:hAnsiTheme="majorBidi" w:cstheme="majorBidi" w:hint="cs"/>
+          <w:b/>
+          <w:bCs/>
+          <w:rtl/>
+        </w:rPr>
+        <w:t>:</w:t>
+      </w:r>
+    </w:p>
+    <w:p>
+      <w:pPr>
+        <w:pStyle w:val="ListParagraph"/>
+        <w:bidi/>
+        <w:spacing w:line="360" w:lineRule="auto"/>
+        <w:ind w:left="2160"/>
+        <w:rPr>
+          <w:rFonts w:asciiTheme="majorBidi" w:hAnsiTheme="majorBidi" w:cstheme="majorBidi"/>
+          <w:b/>
+          <w:bCs/>
+          <w:rtl/>
+        </w:rPr>
+      </w:pPr>
+      <w:r>
+        <w:rPr>
+          <w:rFonts w:asciiTheme="majorBidi" w:hAnsiTheme="majorBidi" w:cs="Times New Roman"/>
+          <w:b/>
+          <w:bCs/>
+          <w:rtl/>
+        </w:rPr>
+        <w:drawing>
+          <wp:inline distT="0" distB="0" distL="0" distR="0" wp14:anchorId="3B3E1241" wp14:editId="29351AD1">
+            <wp:extent cx="4701540" cy="894599"/>
+            <wp:effectExtent l="0" t="0" r="3810" b="1270"/>
+            <wp:docPr id="186120819" name="Picture 1"/>
+            <wp:cNvGraphicFramePr>
+              <a:graphicFrameLocks xmlns:a="http://schemas.openxmlformats.org/drawingml/2006/main" noChangeAspect="1"/>
+            </wp:cNvGraphicFramePr>
+            <a:graphic xmlns:a="http://schemas.openxmlformats.org/drawingml/2006/main">
+              <a:graphicData uri="http://schemas.openxmlformats.org/drawingml/2006/picture">
+                <pic:pic xmlns:pic="http://schemas.openxmlformats.org/drawingml/2006/picture">
+                  <pic:nvPicPr>
+                    <pic:cNvPr id="186120819" name=""/>
+                    <pic:cNvPicPr/>
+                  </pic:nvPicPr>
+                  <pic:blipFill>
+                    <a:blip r:embed="rId49"/>
+                    <a:stretch>
+                      <a:fillRect/>
+                    </a:stretch>
+                  </pic:blipFill>
+                  <pic:spPr>
+                    <a:xfrm>
+                      <a:off x="0" y="0"/>
+                      <a:ext cx="4731361" cy="900273"/>
+                    </a:xfrm>
+                    <a:prstGeom prst="rect">
+                      <a:avLst/>
+                    </a:prstGeom>
+                  </pic:spPr>
+                </pic:pic>
+              </a:graphicData>
+            </a:graphic>
+          </wp:inline>
+        </w:drawing>
+      </w:r>
+    </w:p>
+    <w:p>
+      <w:pPr>
+        <w:pStyle w:val="ListParagraph"/>
+        <w:bidi/>
+        <w:spacing w:line="360" w:lineRule="auto"/>
+        <w:ind w:left="2160"/>
+        <w:rPr>
+          <w:rFonts w:asciiTheme="majorBidi" w:hAnsiTheme="majorBidi" w:cstheme="majorBidi"/>
+          <w:b/>
+          <w:bCs/>
+          <w:rtl/>
+        </w:rPr>
+      </w:pPr>
+      <w:r>
+        <w:rPr>
+          <w:rFonts w:asciiTheme="majorBidi" w:hAnsiTheme="majorBidi" w:cstheme="majorBidi" w:hint="cs"/>
+          <w:b/>
+          <w:bCs/>
+          <w:rtl/>
+        </w:rPr>
+        <w:t>אחרי הגדרת שעון:</w:t>
+      </w:r>
+    </w:p>
+    <w:p>
+      <w:pPr>
+        <w:pStyle w:val="ListParagraph"/>
+        <w:bidi/>
+        <w:spacing w:line="360" w:lineRule="auto"/>
+        <w:ind w:left="2160"/>
+        <w:rPr>
+          <w:rFonts w:asciiTheme="majorBidi" w:hAnsiTheme="majorBidi" w:cstheme="majorBidi"/>
+          <w:b/>
+          <w:bCs/>
+          <w:rtl/>
+        </w:rPr>
+      </w:pPr>
+      <w:r>
+        <w:rPr>
+          <w:rFonts w:asciiTheme="majorBidi" w:hAnsiTheme="majorBidi" w:cs="Times New Roman"/>
+          <w:b/>
+          <w:bCs/>
+          <w:rtl/>
+        </w:rPr>
+        <w:drawing>
+          <wp:inline distT="0" distB="0" distL="0" distR="0" wp14:anchorId="59EF71EC" wp14:editId="64238076">
+            <wp:extent cx="4686300" cy="869669"/>
+            <wp:effectExtent l="0" t="0" r="0" b="6985"/>
+            <wp:docPr id="2114092126" name="Picture 1"/>
+            <wp:cNvGraphicFramePr>
+              <a:graphicFrameLocks xmlns:a="http://schemas.openxmlformats.org/drawingml/2006/main" noChangeAspect="1"/>
+            </wp:cNvGraphicFramePr>
+            <a:graphic xmlns:a="http://schemas.openxmlformats.org/drawingml/2006/main">
+              <a:graphicData uri="http://schemas.openxmlformats.org/drawingml/2006/picture">
+                <pic:pic xmlns:pic="http://schemas.openxmlformats.org/drawingml/2006/picture">
+                  <pic:nvPicPr>
+                    <pic:cNvPr id="2114092126" name=""/>
+                    <pic:cNvPicPr/>
+                  </pic:nvPicPr>
+                  <pic:blipFill>
+                    <a:blip r:embed="rId50"/>
+                    <a:stretch>
+                      <a:fillRect/>
+                    </a:stretch>
+                  </pic:blipFill>
+                  <pic:spPr>
+                    <a:xfrm>
+                      <a:off x="0" y="0"/>
+                      <a:ext cx="4747184" cy="880968"/>
+                    </a:xfrm>
+                    <a:prstGeom prst="rect">
+                      <a:avLst/>
+                    </a:prstGeom>
+                  </pic:spPr>
+                </pic:pic>
+              </a:graphicData>
+            </a:graphic>
+          </wp:inline>
+        </w:drawing>
+      </w:r>
+    </w:p>
+    <w:p>
+      <w:pPr>
+        <w:pStyle w:val="ListParagraph"/>
+        <w:bidi/>
+        <w:spacing w:line="360" w:lineRule="auto"/>
+        <w:ind w:left="2160"/>
+        <w:rPr>
+          <w:rFonts w:asciiTheme="majorBidi" w:hAnsiTheme="majorBidi" w:cstheme="majorBidi"/>
+          <w:b/>
+          <w:bCs/>
+          <w:rtl/>
+        </w:rPr>
+      </w:pPr>
+      <w:r>
+        <w:rPr>
+          <w:rFonts w:asciiTheme="majorBidi" w:hAnsiTheme="majorBidi" w:cstheme="majorBidi" w:hint="cs"/>
+          <w:b/>
+          <w:bCs/>
+          <w:rtl/>
+        </w:rPr>
+        <w:t xml:space="preserve">אחרי הגדרת </w:t>
+      </w:r>
+      <w:r>
+        <w:rPr>
+          <w:rFonts w:asciiTheme="majorBidi" w:hAnsiTheme="majorBidi" w:cstheme="majorBidi"/>
+          <w:b/>
+          <w:bCs/>
+          <w:lang w:bidi="ar-EG"/>
+        </w:rPr>
+        <w:t>false path</w:t>
+      </w:r>
+      <w:r>
+        <w:rPr>
+          <w:rFonts w:asciiTheme="majorBidi" w:hAnsiTheme="majorBidi" w:cstheme="majorBidi" w:hint="cs"/>
+          <w:b/>
+          <w:bCs/>
+          <w:rtl/>
+        </w:rPr>
+        <w:t>:</w:t>
+      </w:r>
+    </w:p>
+    <w:p>
+      <w:pPr>
+        <w:pStyle w:val="ListParagraph"/>
+        <w:bidi/>
+        <w:spacing w:line="360" w:lineRule="auto"/>
+        <w:ind w:left="2160"/>
+        <w:rPr>
+          <w:rFonts w:asciiTheme="majorBidi" w:hAnsiTheme="majorBidi" w:cstheme="majorBidi" w:hint="cs"/>
+          <w:b/>
+          <w:bCs/>
+        </w:rPr>
+      </w:pPr>
+      <w:r>
+        <w:rPr>
+          <w:rFonts w:asciiTheme="majorBidi" w:hAnsiTheme="majorBidi" w:cs="Times New Roman"/>
+          <w:b/>
+          <w:bCs/>
+          <w:rtl/>
+        </w:rPr>
+        <w:drawing>
+          <wp:inline distT="0" distB="0" distL="0" distR="0" wp14:anchorId="5C668C14" wp14:editId="08D7E7F3">
+            <wp:extent cx="4709160" cy="1070630"/>
+            <wp:effectExtent l="0" t="0" r="0" b="0"/>
+            <wp:docPr id="1516632821" name="Picture 1"/>
+            <wp:cNvGraphicFramePr>
+              <a:graphicFrameLocks xmlns:a="http://schemas.openxmlformats.org/drawingml/2006/main" noChangeAspect="1"/>
+            </wp:cNvGraphicFramePr>
+            <a:graphic xmlns:a="http://schemas.openxmlformats.org/drawingml/2006/main">
+              <a:graphicData uri="http://schemas.openxmlformats.org/drawingml/2006/picture">
+                <pic:pic xmlns:pic="http://schemas.openxmlformats.org/drawingml/2006/picture">
+                  <pic:nvPicPr>
+                    <pic:cNvPr id="1516632821" name=""/>
+                    <pic:cNvPicPr/>
+                  </pic:nvPicPr>
+                  <pic:blipFill>
+                    <a:blip r:embed="rId51"/>
+                    <a:stretch>
+                      <a:fillRect/>
+                    </a:stretch>
+                  </pic:blipFill>
+                  <pic:spPr>
+                    <a:xfrm>
+                      <a:off x="0" y="0"/>
+                      <a:ext cx="4738674" cy="1077340"/>
+                    </a:xfrm>
+                    <a:prstGeom prst="rect">
+                      <a:avLst/>
+                    </a:prstGeom>
+                  </pic:spPr>
+                </pic:pic>
+              </a:graphicData>
+            </a:graphic>
+          </wp:inline>
+        </w:drawing>
+      </w:r>
     </w:p>
     <w:sectPr>
-      <w:footerReference w:type="default" r:id="rId44"/>
+      <w:footerReference w:type="default" r:id="rId52"/>
       <w:pgSz w:w="12240" w:h="15840"/>
       <w:pgMar w:top="1440" w:right="1440" w:bottom="1440" w:left="1440" w:header="708" w:footer="708" w:gutter="0"/>
       <w:pgBorders w:offsetFrom="page">
@@ -10679,7 +11887,7 @@
     <w:sdtContent>
       <w:p>
         <w:pPr>
-          <w:pStyle w:val="af0"/>
+          <w:pStyle w:val="Footer"/>
           <w:jc w:val="center"/>
         </w:pPr>
         <w:r>
@@ -10708,7 +11916,7 @@
   </w:sdt>
   <w:p>
     <w:pPr>
-      <w:pStyle w:val="af0"/>
+      <w:pStyle w:val="Footer"/>
     </w:pPr>
   </w:p>
 </w:ftr>
@@ -13680,6 +14888,129 @@
         </w:tabs>
         <w:ind w:left="7200" w:hanging="360"/>
       </w:pPr>
+    </w:lvl>
+  </w:abstractNum>
+  <w:abstractNum w:abstractNumId="25" w15:restartNumberingAfterBreak="0">
+    <w:nsid w:val="7E2C444D"/>
+    <w:multiLevelType w:val="multilevel"/>
+    <w:tmpl w:val="03BE002A"/>
+    <w:lvl w:ilvl="0">
+      <w:start w:val="1"/>
+      <w:numFmt w:val="decimal"/>
+      <w:lvlText w:val="%1."/>
+      <w:lvlJc w:val="left"/>
+      <w:pPr>
+        <w:ind w:left="720" w:hanging="360"/>
+      </w:pPr>
+      <w:rPr>
+        <w:rFonts w:hint="default"/>
+      </w:rPr>
+    </w:lvl>
+    <w:lvl w:ilvl="1">
+      <w:start w:val="1"/>
+      <w:numFmt w:val="decimal"/>
+      <w:isLgl/>
+      <w:lvlText w:val="%1.%2."/>
+      <w:lvlJc w:val="left"/>
+      <w:pPr>
+        <w:ind w:left="1080" w:hanging="360"/>
+      </w:pPr>
+      <w:rPr>
+        <w:rFonts w:hint="default"/>
+      </w:rPr>
+    </w:lvl>
+    <w:lvl w:ilvl="2">
+      <w:start w:val="1"/>
+      <w:numFmt w:val="decimal"/>
+      <w:isLgl/>
+      <w:lvlText w:val="%1.%2.%3."/>
+      <w:lvlJc w:val="left"/>
+      <w:pPr>
+        <w:ind w:left="1800" w:hanging="720"/>
+      </w:pPr>
+      <w:rPr>
+        <w:rFonts w:hint="default"/>
+        <w:b/>
+        <w:bCs/>
+      </w:rPr>
+    </w:lvl>
+    <w:lvl w:ilvl="3">
+      <w:start w:val="1"/>
+      <w:numFmt w:val="decimal"/>
+      <w:isLgl/>
+      <w:lvlText w:val="%1.%2.%3.%4."/>
+      <w:lvlJc w:val="left"/>
+      <w:pPr>
+        <w:ind w:left="2160" w:hanging="720"/>
+      </w:pPr>
+      <w:rPr>
+        <w:rFonts w:hint="default"/>
+      </w:rPr>
+    </w:lvl>
+    <w:lvl w:ilvl="4">
+      <w:start w:val="1"/>
+      <w:numFmt w:val="decimal"/>
+      <w:isLgl/>
+      <w:lvlText w:val="%1.%2.%3.%4.%5."/>
+      <w:lvlJc w:val="left"/>
+      <w:pPr>
+        <w:ind w:left="2880" w:hanging="1080"/>
+      </w:pPr>
+      <w:rPr>
+        <w:rFonts w:hint="default"/>
+      </w:rPr>
+    </w:lvl>
+    <w:lvl w:ilvl="5">
+      <w:start w:val="1"/>
+      <w:numFmt w:val="decimal"/>
+      <w:isLgl/>
+      <w:lvlText w:val="%1.%2.%3.%4.%5.%6."/>
+      <w:lvlJc w:val="left"/>
+      <w:pPr>
+        <w:ind w:left="3240" w:hanging="1080"/>
+      </w:pPr>
+      <w:rPr>
+        <w:rFonts w:hint="default"/>
+      </w:rPr>
+    </w:lvl>
+    <w:lvl w:ilvl="6">
+      <w:start w:val="1"/>
+      <w:numFmt w:val="decimal"/>
+      <w:isLgl/>
+      <w:lvlText w:val="%1.%2.%3.%4.%5.%6.%7."/>
+      <w:lvlJc w:val="left"/>
+      <w:pPr>
+        <w:ind w:left="3960" w:hanging="1440"/>
+      </w:pPr>
+      <w:rPr>
+        <w:rFonts w:hint="default"/>
+      </w:rPr>
+    </w:lvl>
+    <w:lvl w:ilvl="7">
+      <w:start w:val="1"/>
+      <w:numFmt w:val="decimal"/>
+      <w:isLgl/>
+      <w:lvlText w:val="%1.%2.%3.%4.%5.%6.%7.%8."/>
+      <w:lvlJc w:val="left"/>
+      <w:pPr>
+        <w:ind w:left="4320" w:hanging="1440"/>
+      </w:pPr>
+      <w:rPr>
+        <w:rFonts w:hint="default"/>
+      </w:rPr>
+    </w:lvl>
+    <w:lvl w:ilvl="8">
+      <w:start w:val="1"/>
+      <w:numFmt w:val="decimal"/>
+      <w:isLgl/>
+      <w:lvlText w:val="%1.%2.%3.%4.%5.%6.%7.%8.%9."/>
+      <w:lvlJc w:val="left"/>
+      <w:pPr>
+        <w:ind w:left="5040" w:hanging="1800"/>
+      </w:pPr>
+      <w:rPr>
+        <w:rFonts w:hint="default"/>
+      </w:rPr>
     </w:lvl>
   </w:abstractNum>
   <w:num w:numId="1" w16cid:durableId="228078138">
@@ -13756,6 +15087,9 @@
   </w:num>
   <w:num w:numId="25" w16cid:durableId="1506092502">
     <w:abstractNumId w:val="7"/>
+  </w:num>
+  <w:num w:numId="26" w16cid:durableId="1960719341">
+    <w:abstractNumId w:val="25"/>
   </w:num>
 </w:numbering>
 </file>
@@ -14157,16 +15491,16 @@
     <w:lsdException w:name="Unresolved Mention" w:semiHidden="1" w:unhideWhenUsed="1"/>
     <w:lsdException w:name="Smart Link" w:semiHidden="1" w:unhideWhenUsed="1"/>
   </w:latentStyles>
-  <w:style w:type="paragraph" w:default="1" w:styleId="a">
+  <w:style w:type="paragraph" w:default="1" w:styleId="Normal">
     <w:name w:val="Normal"/>
     <w:qFormat/>
     <w:rsid w:val="00F63E76"/>
   </w:style>
-  <w:style w:type="paragraph" w:styleId="1">
+  <w:style w:type="paragraph" w:styleId="Heading1">
     <w:name w:val="heading 1"/>
-    <w:basedOn w:val="a"/>
-    <w:next w:val="a"/>
-    <w:link w:val="10"/>
+    <w:basedOn w:val="Normal"/>
+    <w:next w:val="Normal"/>
+    <w:link w:val="Heading1Char"/>
     <w:uiPriority w:val="9"/>
     <w:qFormat/>
     <w:rsid w:val="00331E16"/>
@@ -14183,11 +15517,11 @@
       <w:szCs w:val="40"/>
     </w:rPr>
   </w:style>
-  <w:style w:type="paragraph" w:styleId="2">
+  <w:style w:type="paragraph" w:styleId="Heading2">
     <w:name w:val="heading 2"/>
-    <w:basedOn w:val="a"/>
-    <w:next w:val="a"/>
-    <w:link w:val="20"/>
+    <w:basedOn w:val="Normal"/>
+    <w:next w:val="Normal"/>
+    <w:link w:val="Heading2Char"/>
     <w:uiPriority w:val="9"/>
     <w:semiHidden/>
     <w:unhideWhenUsed/>
@@ -14206,11 +15540,11 @@
       <w:szCs w:val="32"/>
     </w:rPr>
   </w:style>
-  <w:style w:type="paragraph" w:styleId="3">
+  <w:style w:type="paragraph" w:styleId="Heading3">
     <w:name w:val="heading 3"/>
-    <w:basedOn w:val="a"/>
-    <w:next w:val="a"/>
-    <w:link w:val="30"/>
+    <w:basedOn w:val="Normal"/>
+    <w:next w:val="Normal"/>
+    <w:link w:val="Heading3Char"/>
     <w:uiPriority w:val="9"/>
     <w:unhideWhenUsed/>
     <w:qFormat/>
@@ -14228,11 +15562,11 @@
       <w:szCs w:val="28"/>
     </w:rPr>
   </w:style>
-  <w:style w:type="paragraph" w:styleId="4">
+  <w:style w:type="paragraph" w:styleId="Heading4">
     <w:name w:val="heading 4"/>
-    <w:basedOn w:val="a"/>
-    <w:next w:val="a"/>
-    <w:link w:val="40"/>
+    <w:basedOn w:val="Normal"/>
+    <w:next w:val="Normal"/>
+    <w:link w:val="Heading4Char"/>
     <w:uiPriority w:val="9"/>
     <w:semiHidden/>
     <w:unhideWhenUsed/>
@@ -14251,11 +15585,11 @@
       <w:color w:val="0F4761" w:themeColor="accent1" w:themeShade="BF"/>
     </w:rPr>
   </w:style>
-  <w:style w:type="paragraph" w:styleId="5">
+  <w:style w:type="paragraph" w:styleId="Heading5">
     <w:name w:val="heading 5"/>
-    <w:basedOn w:val="a"/>
-    <w:next w:val="a"/>
-    <w:link w:val="50"/>
+    <w:basedOn w:val="Normal"/>
+    <w:next w:val="Normal"/>
+    <w:link w:val="Heading5Char"/>
     <w:uiPriority w:val="9"/>
     <w:semiHidden/>
     <w:unhideWhenUsed/>
@@ -14272,11 +15606,11 @@
       <w:color w:val="0F4761" w:themeColor="accent1" w:themeShade="BF"/>
     </w:rPr>
   </w:style>
-  <w:style w:type="paragraph" w:styleId="6">
+  <w:style w:type="paragraph" w:styleId="Heading6">
     <w:name w:val="heading 6"/>
-    <w:basedOn w:val="a"/>
-    <w:next w:val="a"/>
-    <w:link w:val="60"/>
+    <w:basedOn w:val="Normal"/>
+    <w:next w:val="Normal"/>
+    <w:link w:val="Heading6Char"/>
     <w:uiPriority w:val="9"/>
     <w:semiHidden/>
     <w:unhideWhenUsed/>
@@ -14295,11 +15629,11 @@
       <w:color w:val="595959" w:themeColor="text1" w:themeTint="A6"/>
     </w:rPr>
   </w:style>
-  <w:style w:type="paragraph" w:styleId="7">
+  <w:style w:type="paragraph" w:styleId="Heading7">
     <w:name w:val="heading 7"/>
-    <w:basedOn w:val="a"/>
-    <w:next w:val="a"/>
-    <w:link w:val="70"/>
+    <w:basedOn w:val="Normal"/>
+    <w:next w:val="Normal"/>
+    <w:link w:val="Heading7Char"/>
     <w:uiPriority w:val="9"/>
     <w:semiHidden/>
     <w:unhideWhenUsed/>
@@ -14316,11 +15650,11 @@
       <w:color w:val="595959" w:themeColor="text1" w:themeTint="A6"/>
     </w:rPr>
   </w:style>
-  <w:style w:type="paragraph" w:styleId="8">
+  <w:style w:type="paragraph" w:styleId="Heading8">
     <w:name w:val="heading 8"/>
-    <w:basedOn w:val="a"/>
-    <w:next w:val="a"/>
-    <w:link w:val="80"/>
+    <w:basedOn w:val="Normal"/>
+    <w:next w:val="Normal"/>
+    <w:link w:val="Heading8Char"/>
     <w:uiPriority w:val="9"/>
     <w:semiHidden/>
     <w:unhideWhenUsed/>
@@ -14339,11 +15673,11 @@
       <w:color w:val="272727" w:themeColor="text1" w:themeTint="D8"/>
     </w:rPr>
   </w:style>
-  <w:style w:type="paragraph" w:styleId="9">
+  <w:style w:type="paragraph" w:styleId="Heading9">
     <w:name w:val="heading 9"/>
-    <w:basedOn w:val="a"/>
-    <w:next w:val="a"/>
-    <w:link w:val="90"/>
+    <w:basedOn w:val="Normal"/>
+    <w:next w:val="Normal"/>
+    <w:link w:val="Heading9Char"/>
     <w:uiPriority w:val="9"/>
     <w:semiHidden/>
     <w:unhideWhenUsed/>
@@ -14360,12 +15694,12 @@
       <w:color w:val="272727" w:themeColor="text1" w:themeTint="D8"/>
     </w:rPr>
   </w:style>
-  <w:style w:type="character" w:default="1" w:styleId="a0">
+  <w:style w:type="character" w:default="1" w:styleId="DefaultParagraphFont">
     <w:name w:val="Default Paragraph Font"/>
     <w:uiPriority w:val="1"/>
     <w:unhideWhenUsed/>
   </w:style>
-  <w:style w:type="table" w:default="1" w:styleId="a1">
+  <w:style w:type="table" w:default="1" w:styleId="TableNormal">
     <w:name w:val="Normal Table"/>
     <w:uiPriority w:val="99"/>
     <w:semiHidden/>
@@ -14380,16 +15714,16 @@
       </w:tblCellMar>
     </w:tblPr>
   </w:style>
-  <w:style w:type="numbering" w:default="1" w:styleId="a2">
+  <w:style w:type="numbering" w:default="1" w:styleId="NoList">
     <w:name w:val="No List"/>
     <w:uiPriority w:val="99"/>
     <w:semiHidden/>
     <w:unhideWhenUsed/>
   </w:style>
-  <w:style w:type="character" w:customStyle="1" w:styleId="10">
-    <w:name w:val="כותרת 1 תו"/>
-    <w:basedOn w:val="a0"/>
-    <w:link w:val="1"/>
+  <w:style w:type="character" w:customStyle="1" w:styleId="Heading1Char">
+    <w:name w:val="Heading 1 Char"/>
+    <w:basedOn w:val="DefaultParagraphFont"/>
+    <w:link w:val="Heading1"/>
     <w:uiPriority w:val="9"/>
     <w:rsid w:val="00331E16"/>
     <w:rPr>
@@ -14399,10 +15733,10 @@
       <w:szCs w:val="40"/>
     </w:rPr>
   </w:style>
-  <w:style w:type="character" w:customStyle="1" w:styleId="20">
-    <w:name w:val="כותרת 2 תו"/>
-    <w:basedOn w:val="a0"/>
-    <w:link w:val="2"/>
+  <w:style w:type="character" w:customStyle="1" w:styleId="Heading2Char">
+    <w:name w:val="Heading 2 Char"/>
+    <w:basedOn w:val="DefaultParagraphFont"/>
+    <w:link w:val="Heading2"/>
     <w:uiPriority w:val="9"/>
     <w:semiHidden/>
     <w:rsid w:val="00331E16"/>
@@ -14413,10 +15747,10 @@
       <w:szCs w:val="32"/>
     </w:rPr>
   </w:style>
-  <w:style w:type="character" w:customStyle="1" w:styleId="30">
-    <w:name w:val="כותרת 3 תו"/>
-    <w:basedOn w:val="a0"/>
-    <w:link w:val="3"/>
+  <w:style w:type="character" w:customStyle="1" w:styleId="Heading3Char">
+    <w:name w:val="Heading 3 Char"/>
+    <w:basedOn w:val="DefaultParagraphFont"/>
+    <w:link w:val="Heading3"/>
     <w:uiPriority w:val="9"/>
     <w:rsid w:val="00331E16"/>
     <w:rPr>
@@ -14426,10 +15760,10 @@
       <w:szCs w:val="28"/>
     </w:rPr>
   </w:style>
-  <w:style w:type="character" w:customStyle="1" w:styleId="40">
-    <w:name w:val="כותרת 4 תו"/>
-    <w:basedOn w:val="a0"/>
-    <w:link w:val="4"/>
+  <w:style w:type="character" w:customStyle="1" w:styleId="Heading4Char">
+    <w:name w:val="Heading 4 Char"/>
+    <w:basedOn w:val="DefaultParagraphFont"/>
+    <w:link w:val="Heading4"/>
     <w:uiPriority w:val="9"/>
     <w:semiHidden/>
     <w:rsid w:val="00331E16"/>
@@ -14440,10 +15774,10 @@
       <w:color w:val="0F4761" w:themeColor="accent1" w:themeShade="BF"/>
     </w:rPr>
   </w:style>
-  <w:style w:type="character" w:customStyle="1" w:styleId="50">
-    <w:name w:val="כותרת 5 תו"/>
-    <w:basedOn w:val="a0"/>
-    <w:link w:val="5"/>
+  <w:style w:type="character" w:customStyle="1" w:styleId="Heading5Char">
+    <w:name w:val="Heading 5 Char"/>
+    <w:basedOn w:val="DefaultParagraphFont"/>
+    <w:link w:val="Heading5"/>
     <w:uiPriority w:val="9"/>
     <w:semiHidden/>
     <w:rsid w:val="00331E16"/>
@@ -14452,10 +15786,10 @@
       <w:color w:val="0F4761" w:themeColor="accent1" w:themeShade="BF"/>
     </w:rPr>
   </w:style>
-  <w:style w:type="character" w:customStyle="1" w:styleId="60">
-    <w:name w:val="כותרת 6 תו"/>
-    <w:basedOn w:val="a0"/>
-    <w:link w:val="6"/>
+  <w:style w:type="character" w:customStyle="1" w:styleId="Heading6Char">
+    <w:name w:val="Heading 6 Char"/>
+    <w:basedOn w:val="DefaultParagraphFont"/>
+    <w:link w:val="Heading6"/>
     <w:uiPriority w:val="9"/>
     <w:semiHidden/>
     <w:rsid w:val="00331E16"/>
@@ -14466,10 +15800,10 @@
       <w:color w:val="595959" w:themeColor="text1" w:themeTint="A6"/>
     </w:rPr>
   </w:style>
-  <w:style w:type="character" w:customStyle="1" w:styleId="70">
-    <w:name w:val="כותרת 7 תו"/>
-    <w:basedOn w:val="a0"/>
-    <w:link w:val="7"/>
+  <w:style w:type="character" w:customStyle="1" w:styleId="Heading7Char">
+    <w:name w:val="Heading 7 Char"/>
+    <w:basedOn w:val="DefaultParagraphFont"/>
+    <w:link w:val="Heading7"/>
     <w:uiPriority w:val="9"/>
     <w:semiHidden/>
     <w:rsid w:val="00331E16"/>
@@ -14478,10 +15812,10 @@
       <w:color w:val="595959" w:themeColor="text1" w:themeTint="A6"/>
     </w:rPr>
   </w:style>
-  <w:style w:type="character" w:customStyle="1" w:styleId="80">
-    <w:name w:val="כותרת 8 תו"/>
-    <w:basedOn w:val="a0"/>
-    <w:link w:val="8"/>
+  <w:style w:type="character" w:customStyle="1" w:styleId="Heading8Char">
+    <w:name w:val="Heading 8 Char"/>
+    <w:basedOn w:val="DefaultParagraphFont"/>
+    <w:link w:val="Heading8"/>
     <w:uiPriority w:val="9"/>
     <w:semiHidden/>
     <w:rsid w:val="00331E16"/>
@@ -14492,10 +15826,10 @@
       <w:color w:val="272727" w:themeColor="text1" w:themeTint="D8"/>
     </w:rPr>
   </w:style>
-  <w:style w:type="character" w:customStyle="1" w:styleId="90">
-    <w:name w:val="כותרת 9 תו"/>
-    <w:basedOn w:val="a0"/>
-    <w:link w:val="9"/>
+  <w:style w:type="character" w:customStyle="1" w:styleId="Heading9Char">
+    <w:name w:val="Heading 9 Char"/>
+    <w:basedOn w:val="DefaultParagraphFont"/>
+    <w:link w:val="Heading9"/>
     <w:uiPriority w:val="9"/>
     <w:semiHidden/>
     <w:rsid w:val="00331E16"/>
@@ -14504,11 +15838,11 @@
       <w:color w:val="272727" w:themeColor="text1" w:themeTint="D8"/>
     </w:rPr>
   </w:style>
-  <w:style w:type="paragraph" w:styleId="a3">
+  <w:style w:type="paragraph" w:styleId="Title">
     <w:name w:val="Title"/>
-    <w:basedOn w:val="a"/>
-    <w:next w:val="a"/>
-    <w:link w:val="a4"/>
+    <w:basedOn w:val="Normal"/>
+    <w:next w:val="Normal"/>
+    <w:link w:val="TitleChar"/>
     <w:uiPriority w:val="10"/>
     <w:qFormat/>
     <w:rsid w:val="00331E16"/>
@@ -14524,10 +15858,10 @@
       <w:szCs w:val="56"/>
     </w:rPr>
   </w:style>
-  <w:style w:type="character" w:customStyle="1" w:styleId="a4">
-    <w:name w:val="כותרת טקסט תו"/>
-    <w:basedOn w:val="a0"/>
-    <w:link w:val="a3"/>
+  <w:style w:type="character" w:customStyle="1" w:styleId="TitleChar">
+    <w:name w:val="Title Char"/>
+    <w:basedOn w:val="DefaultParagraphFont"/>
+    <w:link w:val="Title"/>
     <w:uiPriority w:val="10"/>
     <w:rsid w:val="00331E16"/>
     <w:rPr>
@@ -14538,11 +15872,11 @@
       <w:szCs w:val="56"/>
     </w:rPr>
   </w:style>
-  <w:style w:type="paragraph" w:styleId="a5">
+  <w:style w:type="paragraph" w:styleId="Subtitle">
     <w:name w:val="Subtitle"/>
-    <w:basedOn w:val="a"/>
-    <w:next w:val="a"/>
-    <w:link w:val="a6"/>
+    <w:basedOn w:val="Normal"/>
+    <w:next w:val="Normal"/>
+    <w:link w:val="SubtitleChar"/>
     <w:uiPriority w:val="11"/>
     <w:qFormat/>
     <w:rsid w:val="00331E16"/>
@@ -14559,10 +15893,10 @@
       <w:szCs w:val="28"/>
     </w:rPr>
   </w:style>
-  <w:style w:type="character" w:customStyle="1" w:styleId="a6">
-    <w:name w:val="כותרת משנה תו"/>
-    <w:basedOn w:val="a0"/>
-    <w:link w:val="a5"/>
+  <w:style w:type="character" w:customStyle="1" w:styleId="SubtitleChar">
+    <w:name w:val="Subtitle Char"/>
+    <w:basedOn w:val="DefaultParagraphFont"/>
+    <w:link w:val="Subtitle"/>
     <w:uiPriority w:val="11"/>
     <w:rsid w:val="00331E16"/>
     <w:rPr>
@@ -14573,11 +15907,11 @@
       <w:szCs w:val="28"/>
     </w:rPr>
   </w:style>
-  <w:style w:type="paragraph" w:styleId="a7">
+  <w:style w:type="paragraph" w:styleId="Quote">
     <w:name w:val="Quote"/>
-    <w:basedOn w:val="a"/>
-    <w:next w:val="a"/>
-    <w:link w:val="a8"/>
+    <w:basedOn w:val="Normal"/>
+    <w:next w:val="Normal"/>
+    <w:link w:val="QuoteChar"/>
     <w:uiPriority w:val="29"/>
     <w:qFormat/>
     <w:rsid w:val="00331E16"/>
@@ -14591,10 +15925,10 @@
       <w:color w:val="404040" w:themeColor="text1" w:themeTint="BF"/>
     </w:rPr>
   </w:style>
-  <w:style w:type="character" w:customStyle="1" w:styleId="a8">
-    <w:name w:val="ציטוט תו"/>
-    <w:basedOn w:val="a0"/>
-    <w:link w:val="a7"/>
+  <w:style w:type="character" w:customStyle="1" w:styleId="QuoteChar">
+    <w:name w:val="Quote Char"/>
+    <w:basedOn w:val="DefaultParagraphFont"/>
+    <w:link w:val="Quote"/>
     <w:uiPriority w:val="29"/>
     <w:rsid w:val="00331E16"/>
     <w:rPr>
@@ -14603,9 +15937,9 @@
       <w:color w:val="404040" w:themeColor="text1" w:themeTint="BF"/>
     </w:rPr>
   </w:style>
-  <w:style w:type="paragraph" w:styleId="a9">
+  <w:style w:type="paragraph" w:styleId="ListParagraph">
     <w:name w:val="List Paragraph"/>
-    <w:basedOn w:val="a"/>
+    <w:basedOn w:val="Normal"/>
     <w:uiPriority w:val="34"/>
     <w:qFormat/>
     <w:rsid w:val="00331E16"/>
@@ -14614,9 +15948,9 @@
       <w:contextualSpacing/>
     </w:pPr>
   </w:style>
-  <w:style w:type="character" w:styleId="aa">
+  <w:style w:type="character" w:styleId="IntenseEmphasis">
     <w:name w:val="Intense Emphasis"/>
-    <w:basedOn w:val="a0"/>
+    <w:basedOn w:val="DefaultParagraphFont"/>
     <w:uiPriority w:val="21"/>
     <w:qFormat/>
     <w:rsid w:val="00331E16"/>
@@ -14626,11 +15960,11 @@
       <w:color w:val="0F4761" w:themeColor="accent1" w:themeShade="BF"/>
     </w:rPr>
   </w:style>
-  <w:style w:type="paragraph" w:styleId="ab">
+  <w:style w:type="paragraph" w:styleId="IntenseQuote">
     <w:name w:val="Intense Quote"/>
-    <w:basedOn w:val="a"/>
-    <w:next w:val="a"/>
-    <w:link w:val="ac"/>
+    <w:basedOn w:val="Normal"/>
+    <w:next w:val="Normal"/>
+    <w:link w:val="IntenseQuoteChar"/>
     <w:uiPriority w:val="30"/>
     <w:qFormat/>
     <w:rsid w:val="00331E16"/>
@@ -14649,10 +15983,10 @@
       <w:color w:val="0F4761" w:themeColor="accent1" w:themeShade="BF"/>
     </w:rPr>
   </w:style>
-  <w:style w:type="character" w:customStyle="1" w:styleId="ac">
-    <w:name w:val="ציטוט חזק תו"/>
-    <w:basedOn w:val="a0"/>
-    <w:link w:val="ab"/>
+  <w:style w:type="character" w:customStyle="1" w:styleId="IntenseQuoteChar">
+    <w:name w:val="Intense Quote Char"/>
+    <w:basedOn w:val="DefaultParagraphFont"/>
+    <w:link w:val="IntenseQuote"/>
     <w:uiPriority w:val="30"/>
     <w:rsid w:val="00331E16"/>
     <w:rPr>
@@ -14661,9 +15995,9 @@
       <w:color w:val="0F4761" w:themeColor="accent1" w:themeShade="BF"/>
     </w:rPr>
   </w:style>
-  <w:style w:type="character" w:styleId="ad">
+  <w:style w:type="character" w:styleId="IntenseReference">
     <w:name w:val="Intense Reference"/>
-    <w:basedOn w:val="a0"/>
+    <w:basedOn w:val="DefaultParagraphFont"/>
     <w:uiPriority w:val="32"/>
     <w:qFormat/>
     <w:rsid w:val="00331E16"/>
@@ -14675,10 +16009,10 @@
       <w:spacing w:val="5"/>
     </w:rPr>
   </w:style>
-  <w:style w:type="paragraph" w:styleId="ae">
+  <w:style w:type="paragraph" w:styleId="Header">
     <w:name w:val="header"/>
-    <w:basedOn w:val="a"/>
-    <w:link w:val="af"/>
+    <w:basedOn w:val="Normal"/>
+    <w:link w:val="HeaderChar"/>
     <w:uiPriority w:val="99"/>
     <w:unhideWhenUsed/>
     <w:rsid w:val="00874865"/>
@@ -14690,17 +16024,17 @@
       <w:spacing w:after="0" w:line="240" w:lineRule="auto"/>
     </w:pPr>
   </w:style>
-  <w:style w:type="character" w:customStyle="1" w:styleId="af">
-    <w:name w:val="כותרת עליונה תו"/>
-    <w:basedOn w:val="a0"/>
-    <w:link w:val="ae"/>
+  <w:style w:type="character" w:customStyle="1" w:styleId="HeaderChar">
+    <w:name w:val="Header Char"/>
+    <w:basedOn w:val="DefaultParagraphFont"/>
+    <w:link w:val="Header"/>
     <w:uiPriority w:val="99"/>
     <w:rsid w:val="00874865"/>
   </w:style>
-  <w:style w:type="paragraph" w:styleId="af0">
+  <w:style w:type="paragraph" w:styleId="Footer">
     <w:name w:val="footer"/>
-    <w:basedOn w:val="a"/>
-    <w:link w:val="af1"/>
+    <w:basedOn w:val="Normal"/>
+    <w:link w:val="FooterChar"/>
     <w:uiPriority w:val="99"/>
     <w:unhideWhenUsed/>
     <w:rsid w:val="00874865"/>
@@ -14712,17 +16046,17 @@
       <w:spacing w:after="0" w:line="240" w:lineRule="auto"/>
     </w:pPr>
   </w:style>
-  <w:style w:type="character" w:customStyle="1" w:styleId="af1">
-    <w:name w:val="כותרת תחתונה תו"/>
-    <w:basedOn w:val="a0"/>
-    <w:link w:val="af0"/>
+  <w:style w:type="character" w:customStyle="1" w:styleId="FooterChar">
+    <w:name w:val="Footer Char"/>
+    <w:basedOn w:val="DefaultParagraphFont"/>
+    <w:link w:val="Footer"/>
     <w:uiPriority w:val="99"/>
     <w:rsid w:val="00874865"/>
   </w:style>
-  <w:style w:type="paragraph" w:styleId="af2">
+  <w:style w:type="paragraph" w:styleId="TOCHeading">
     <w:name w:val="TOC Heading"/>
-    <w:basedOn w:val="1"/>
-    <w:next w:val="a"/>
+    <w:basedOn w:val="Heading1"/>
+    <w:next w:val="Normal"/>
     <w:uiPriority w:val="39"/>
     <w:unhideWhenUsed/>
     <w:qFormat/>
@@ -14741,8 +16075,8 @@
   </w:style>
   <w:style w:type="paragraph" w:styleId="TOC2">
     <w:name w:val="toc 2"/>
-    <w:basedOn w:val="a"/>
-    <w:next w:val="a"/>
+    <w:basedOn w:val="Normal"/>
+    <w:next w:val="Normal"/>
     <w:autoRedefine/>
     <w:uiPriority w:val="39"/>
     <w:unhideWhenUsed/>
@@ -14762,8 +16096,8 @@
   </w:style>
   <w:style w:type="paragraph" w:styleId="TOC1">
     <w:name w:val="toc 1"/>
-    <w:basedOn w:val="a"/>
-    <w:next w:val="a"/>
+    <w:basedOn w:val="Normal"/>
+    <w:next w:val="Normal"/>
     <w:autoRedefine/>
     <w:uiPriority w:val="39"/>
     <w:unhideWhenUsed/>
@@ -14782,8 +16116,8 @@
   </w:style>
   <w:style w:type="paragraph" w:styleId="TOC3">
     <w:name w:val="toc 3"/>
-    <w:basedOn w:val="a"/>
-    <w:next w:val="a"/>
+    <w:basedOn w:val="Normal"/>
+    <w:next w:val="Normal"/>
     <w:autoRedefine/>
     <w:uiPriority w:val="39"/>
     <w:unhideWhenUsed/>
@@ -14801,9 +16135,9 @@
       <w14:ligatures w14:val="none"/>
     </w:rPr>
   </w:style>
-  <w:style w:type="table" w:styleId="af3">
+  <w:style w:type="table" w:styleId="TableGrid">
     <w:name w:val="Table Grid"/>
-    <w:basedOn w:val="a1"/>
+    <w:basedOn w:val="TableNormal"/>
     <w:uiPriority w:val="39"/>
     <w:rsid w:val="00E5784C"/>
     <w:pPr>
@@ -14820,9 +16154,9 @@
       </w:tblBorders>
     </w:tblPr>
   </w:style>
-  <w:style w:type="character" w:styleId="af4">
+  <w:style w:type="character" w:styleId="PlaceholderText">
     <w:name w:val="Placeholder Text"/>
-    <w:basedOn w:val="a0"/>
+    <w:basedOn w:val="DefaultParagraphFont"/>
     <w:uiPriority w:val="99"/>
     <w:semiHidden/>
     <w:rsid w:val="00EC7D61"/>
@@ -14832,7 +16166,7 @@
   </w:style>
   <w:style w:type="paragraph" w:styleId="NormalWeb">
     <w:name w:val="Normal (Web)"/>
-    <w:basedOn w:val="a"/>
+    <w:basedOn w:val="Normal"/>
     <w:uiPriority w:val="99"/>
     <w:semiHidden/>
     <w:unhideWhenUsed/>

--- a/ספר הפרויקט.docx
+++ b/ספר הפרויקט.docx
@@ -539,7 +539,7 @@
     </w:p>
     <w:p>
       <w:pPr>
-        <w:pStyle w:val="ListParagraph"/>
+        <w:pStyle w:val="a9"/>
         <w:numPr>
           <w:ilvl w:val="0"/>
           <w:numId w:val="8"/>
@@ -554,18 +554,71 @@
       </w:pPr>
       <w:r>
         <w:rPr>
-          <w:rFonts w:asciiTheme="majorBidi" w:hAnsiTheme="majorBidi" w:cstheme="majorBidi"/>
+          <w:rFonts w:asciiTheme="majorBidi" w:hAnsiTheme="majorBidi" w:cstheme="majorBidi" w:hint="cs"/>
           <w:b/>
           <w:bCs/>
           <w:rtl/>
         </w:rPr>
         <w:lastRenderedPageBreak/>
-        <w:t>תכנון ומימוש המודולים:</w:t>
-      </w:r>
+        <w:t>קישור ל</w:t>
+      </w:r>
+      <w:r>
+        <w:rPr>
+          <w:rFonts w:asciiTheme="majorBidi" w:hAnsiTheme="majorBidi" w:cstheme="majorBidi"/>
+          <w:b/>
+          <w:bCs/>
+        </w:rPr>
+        <w:t>GIT</w:t>
+      </w:r>
+      <w:r>
+        <w:rPr>
+          <w:rFonts w:asciiTheme="majorBidi" w:hAnsiTheme="majorBidi" w:cstheme="majorBidi" w:hint="cs"/>
+          <w:b/>
+          <w:bCs/>
+          <w:rtl/>
+        </w:rPr>
+        <w:t xml:space="preserve">: </w:t>
+      </w:r>
+      <w:hyperlink r:id="rId9" w:history="1">
+        <w:r>
+          <w:rPr>
+            <w:rStyle w:val="Hyperlink"/>
+            <w:rFonts w:asciiTheme="majorBidi" w:hAnsiTheme="majorBidi" w:cstheme="majorBidi"/>
+            <w:b/>
+            <w:bCs/>
+          </w:rPr>
+          <w:t>https://github.com/eliasweed/VLSI_steaming_system</w:t>
+        </w:r>
+      </w:hyperlink>
     </w:p>
     <w:p>
       <w:pPr>
-        <w:pStyle w:val="ListParagraph"/>
+        <w:pStyle w:val="a9"/>
+        <w:numPr>
+          <w:ilvl w:val="0"/>
+          <w:numId w:val="8"/>
+        </w:numPr>
+        <w:bidi/>
+        <w:spacing w:line="360" w:lineRule="auto"/>
+        <w:rPr>
+          <w:rFonts w:asciiTheme="majorBidi" w:hAnsiTheme="majorBidi" w:cstheme="majorBidi"/>
+          <w:b/>
+          <w:bCs/>
+        </w:rPr>
+      </w:pPr>
+      <w:r>
+        <w:rPr>
+          <w:rFonts w:asciiTheme="majorBidi" w:hAnsiTheme="majorBidi" w:cstheme="majorBidi"/>
+          <w:b/>
+          <w:bCs/>
+          <w:rtl/>
+        </w:rPr>
+        <w:t>תכנון ומימוש המודולים:</w:t>
+      </w:r>
+    </w:p>
+    <w:p>
+      <w:pPr>
+        <w:pStyle w:val="a9"/>
         <w:numPr>
           <w:ilvl w:val="1"/>
           <w:numId w:val="8"/>
@@ -608,7 +661,7 @@
     </w:p>
     <w:p>
       <w:pPr>
-        <w:pStyle w:val="ListParagraph"/>
+        <w:pStyle w:val="a9"/>
         <w:numPr>
           <w:ilvl w:val="2"/>
           <w:numId w:val="8"/>
@@ -633,7 +686,7 @@
     </w:p>
     <w:p>
       <w:pPr>
-        <w:pStyle w:val="ListParagraph"/>
+        <w:pStyle w:val="a9"/>
         <w:bidi/>
         <w:spacing w:line="360" w:lineRule="auto"/>
         <w:ind w:left="1080"/>
@@ -668,7 +721,7 @@
                     <pic:cNvPicPr/>
                   </pic:nvPicPr>
                   <pic:blipFill>
-                    <a:blip r:embed="rId9"/>
+                    <a:blip r:embed="rId10"/>
                     <a:stretch>
                       <a:fillRect/>
                     </a:stretch>
@@ -691,7 +744,7 @@
     </w:p>
     <w:p>
       <w:pPr>
-        <w:pStyle w:val="ListParagraph"/>
+        <w:pStyle w:val="a9"/>
         <w:bidi/>
         <w:spacing w:line="360" w:lineRule="auto"/>
         <w:ind w:left="1080"/>
@@ -846,7 +899,7 @@
     </w:p>
     <w:p>
       <w:pPr>
-        <w:pStyle w:val="ListParagraph"/>
+        <w:pStyle w:val="a9"/>
         <w:bidi/>
         <w:spacing w:line="360" w:lineRule="auto"/>
         <w:ind w:left="2520"/>
@@ -857,7 +910,7 @@
     </w:p>
     <w:p>
       <w:pPr>
-        <w:pStyle w:val="ListParagraph"/>
+        <w:pStyle w:val="a9"/>
         <w:numPr>
           <w:ilvl w:val="2"/>
           <w:numId w:val="8"/>
@@ -882,7 +935,7 @@
     </w:p>
     <w:tbl>
       <w:tblPr>
-        <w:tblStyle w:val="TableGrid"/>
+        <w:tblStyle w:val="af3"/>
         <w:bidiVisual/>
         <w:tblW w:w="9071" w:type="dxa"/>
         <w:tblInd w:w="282" w:type="dxa"/>
@@ -901,7 +954,7 @@
           </w:tcPr>
           <w:p>
             <w:pPr>
-              <w:pStyle w:val="ListParagraph"/>
+              <w:pStyle w:val="a9"/>
               <w:bidi/>
               <w:spacing w:line="360" w:lineRule="auto"/>
               <w:ind w:left="0"/>
@@ -926,7 +979,7 @@
           </w:tcPr>
           <w:p>
             <w:pPr>
-              <w:pStyle w:val="ListParagraph"/>
+              <w:pStyle w:val="a9"/>
               <w:bidi/>
               <w:spacing w:line="360" w:lineRule="auto"/>
               <w:ind w:left="0"/>
@@ -951,7 +1004,7 @@
           </w:tcPr>
           <w:p>
             <w:pPr>
-              <w:pStyle w:val="ListParagraph"/>
+              <w:pStyle w:val="a9"/>
               <w:bidi/>
               <w:spacing w:line="360" w:lineRule="auto"/>
               <w:ind w:left="0"/>
@@ -976,7 +1029,7 @@
           </w:tcPr>
           <w:p>
             <w:pPr>
-              <w:pStyle w:val="ListParagraph"/>
+              <w:pStyle w:val="a9"/>
               <w:bidi/>
               <w:spacing w:line="360" w:lineRule="auto"/>
               <w:ind w:left="0"/>
@@ -1003,7 +1056,7 @@
           </w:tcPr>
           <w:p>
             <w:pPr>
-              <w:pStyle w:val="ListParagraph"/>
+              <w:pStyle w:val="a9"/>
               <w:bidi/>
               <w:spacing w:line="360" w:lineRule="auto"/>
               <w:ind w:left="0"/>
@@ -1027,7 +1080,7 @@
           </w:tcPr>
           <w:p>
             <w:pPr>
-              <w:pStyle w:val="ListParagraph"/>
+              <w:pStyle w:val="a9"/>
               <w:bidi/>
               <w:spacing w:line="360" w:lineRule="auto"/>
               <w:ind w:left="0"/>
@@ -1051,7 +1104,7 @@
           </w:tcPr>
           <w:p>
             <w:pPr>
-              <w:pStyle w:val="ListParagraph"/>
+              <w:pStyle w:val="a9"/>
               <w:bidi/>
               <w:spacing w:line="360" w:lineRule="auto"/>
               <w:ind w:left="0"/>
@@ -1081,7 +1134,7 @@
           </w:tcPr>
           <w:p>
             <w:pPr>
-              <w:pStyle w:val="ListParagraph"/>
+              <w:pStyle w:val="a9"/>
               <w:bidi/>
               <w:spacing w:line="360" w:lineRule="auto"/>
               <w:ind w:left="0"/>
@@ -1108,7 +1161,7 @@
           </w:tcPr>
           <w:p>
             <w:pPr>
-              <w:pStyle w:val="ListParagraph"/>
+              <w:pStyle w:val="a9"/>
               <w:bidi/>
               <w:spacing w:line="360" w:lineRule="auto"/>
               <w:ind w:left="0"/>
@@ -1134,7 +1187,7 @@
           </w:tcPr>
           <w:p>
             <w:pPr>
-              <w:pStyle w:val="ListParagraph"/>
+              <w:pStyle w:val="a9"/>
               <w:bidi/>
               <w:spacing w:line="360" w:lineRule="auto"/>
               <w:ind w:left="0"/>
@@ -1159,7 +1212,7 @@
           </w:tcPr>
           <w:p>
             <w:pPr>
-              <w:pStyle w:val="ListParagraph"/>
+              <w:pStyle w:val="a9"/>
               <w:bidi/>
               <w:spacing w:line="360" w:lineRule="auto"/>
               <w:ind w:left="0"/>
@@ -1183,7 +1236,7 @@
           </w:tcPr>
           <w:p>
             <w:pPr>
-              <w:pStyle w:val="ListParagraph"/>
+              <w:pStyle w:val="a9"/>
               <w:bidi/>
               <w:spacing w:line="360" w:lineRule="auto"/>
               <w:ind w:left="0"/>
@@ -1223,7 +1276,7 @@
           </w:tcPr>
           <w:p>
             <w:pPr>
-              <w:pStyle w:val="ListParagraph"/>
+              <w:pStyle w:val="a9"/>
               <w:bidi/>
               <w:spacing w:line="360" w:lineRule="auto"/>
               <w:ind w:left="0"/>
@@ -1249,7 +1302,7 @@
           </w:tcPr>
           <w:p>
             <w:pPr>
-              <w:pStyle w:val="ListParagraph"/>
+              <w:pStyle w:val="a9"/>
               <w:bidi/>
               <w:spacing w:line="360" w:lineRule="auto"/>
               <w:ind w:left="0"/>
@@ -1274,7 +1327,7 @@
           </w:tcPr>
           <w:p>
             <w:pPr>
-              <w:pStyle w:val="ListParagraph"/>
+              <w:pStyle w:val="a9"/>
               <w:bidi/>
               <w:spacing w:line="360" w:lineRule="auto"/>
               <w:ind w:left="0"/>
@@ -1298,7 +1351,7 @@
           </w:tcPr>
           <w:p>
             <w:pPr>
-              <w:pStyle w:val="ListParagraph"/>
+              <w:pStyle w:val="a9"/>
               <w:bidi/>
               <w:spacing w:line="360" w:lineRule="auto"/>
               <w:ind w:left="0"/>
@@ -1324,7 +1377,7 @@
           </w:tcPr>
           <w:p>
             <w:pPr>
-              <w:pStyle w:val="ListParagraph"/>
+              <w:pStyle w:val="a9"/>
               <w:bidi/>
               <w:spacing w:line="360" w:lineRule="auto"/>
               <w:ind w:left="0"/>
@@ -1350,7 +1403,7 @@
           </w:tcPr>
           <w:p>
             <w:pPr>
-              <w:pStyle w:val="ListParagraph"/>
+              <w:pStyle w:val="a9"/>
               <w:bidi/>
               <w:spacing w:line="360" w:lineRule="auto"/>
               <w:ind w:left="0"/>
@@ -1375,7 +1428,7 @@
           </w:tcPr>
           <w:p>
             <w:pPr>
-              <w:pStyle w:val="ListParagraph"/>
+              <w:pStyle w:val="a9"/>
               <w:bidi/>
               <w:spacing w:line="360" w:lineRule="auto"/>
               <w:ind w:left="0"/>
@@ -1399,7 +1452,7 @@
           </w:tcPr>
           <w:p>
             <w:pPr>
-              <w:pStyle w:val="ListParagraph"/>
+              <w:pStyle w:val="a9"/>
               <w:bidi/>
               <w:spacing w:line="360" w:lineRule="auto"/>
               <w:ind w:left="0"/>
@@ -1450,7 +1503,7 @@
     </w:p>
     <w:p>
       <w:pPr>
-        <w:pStyle w:val="ListParagraph"/>
+        <w:pStyle w:val="a9"/>
         <w:numPr>
           <w:ilvl w:val="2"/>
           <w:numId w:val="8"/>
@@ -1469,7 +1522,6 @@
           <w:b/>
           <w:bCs/>
         </w:rPr>
-        <w:lastRenderedPageBreak/>
         <w:t>RTL</w:t>
       </w:r>
       <w:r>
@@ -1516,7 +1568,7 @@
                     <pic:cNvPicPr/>
                   </pic:nvPicPr>
                   <pic:blipFill>
-                    <a:blip r:embed="rId10"/>
+                    <a:blip r:embed="rId11"/>
                     <a:stretch>
                       <a:fillRect/>
                     </a:stretch>
@@ -1539,7 +1591,7 @@
     </w:p>
     <w:p>
       <w:pPr>
-        <w:pStyle w:val="ListParagraph"/>
+        <w:pStyle w:val="a9"/>
         <w:numPr>
           <w:ilvl w:val="2"/>
           <w:numId w:val="8"/>
@@ -1614,7 +1666,7 @@
                     <pic:cNvPicPr/>
                   </pic:nvPicPr>
                   <pic:blipFill>
-                    <a:blip r:embed="rId11"/>
+                    <a:blip r:embed="rId12"/>
                     <a:stretch>
                       <a:fillRect/>
                     </a:stretch>
@@ -1637,7 +1689,7 @@
     </w:p>
     <w:p>
       <w:pPr>
-        <w:pStyle w:val="ListParagraph"/>
+        <w:pStyle w:val="a9"/>
         <w:bidi/>
         <w:spacing w:line="360" w:lineRule="auto"/>
         <w:ind w:left="1800"/>
@@ -1650,7 +1702,7 @@
     </w:p>
     <w:p>
       <w:pPr>
-        <w:pStyle w:val="ListParagraph"/>
+        <w:pStyle w:val="a9"/>
         <w:bidi/>
         <w:spacing w:line="360" w:lineRule="auto"/>
         <w:ind w:left="1800"/>
@@ -1663,7 +1715,7 @@
     </w:p>
     <w:p>
       <w:pPr>
-        <w:pStyle w:val="ListParagraph"/>
+        <w:pStyle w:val="a9"/>
         <w:bidi/>
         <w:spacing w:line="360" w:lineRule="auto"/>
         <w:ind w:left="1800"/>
@@ -1676,7 +1728,7 @@
     </w:p>
     <w:p>
       <w:pPr>
-        <w:pStyle w:val="ListParagraph"/>
+        <w:pStyle w:val="a9"/>
         <w:bidi/>
         <w:spacing w:line="360" w:lineRule="auto"/>
         <w:ind w:left="1800"/>
@@ -1689,7 +1741,7 @@
     </w:p>
     <w:p>
       <w:pPr>
-        <w:pStyle w:val="ListParagraph"/>
+        <w:pStyle w:val="a9"/>
         <w:bidi/>
         <w:spacing w:line="360" w:lineRule="auto"/>
         <w:ind w:left="1800"/>
@@ -1702,7 +1754,7 @@
     </w:p>
     <w:p>
       <w:pPr>
-        <w:pStyle w:val="ListParagraph"/>
+        <w:pStyle w:val="a9"/>
         <w:bidi/>
         <w:spacing w:line="360" w:lineRule="auto"/>
         <w:ind w:left="1800"/>
@@ -1716,7 +1768,7 @@
     </w:p>
     <w:p>
       <w:pPr>
-        <w:pStyle w:val="ListParagraph"/>
+        <w:pStyle w:val="a9"/>
         <w:numPr>
           <w:ilvl w:val="2"/>
           <w:numId w:val="8"/>
@@ -1736,13 +1788,12 @@
           <w:bCs/>
           <w:rtl/>
         </w:rPr>
-        <w:lastRenderedPageBreak/>
         <w:t>דוחות</w:t>
       </w:r>
     </w:p>
     <w:p>
       <w:pPr>
-        <w:pStyle w:val="ListParagraph"/>
+        <w:pStyle w:val="a9"/>
         <w:numPr>
           <w:ilvl w:val="3"/>
           <w:numId w:val="8"/>
@@ -1797,7 +1848,7 @@
                     <pic:cNvPicPr/>
                   </pic:nvPicPr>
                   <pic:blipFill>
-                    <a:blip r:embed="rId12"/>
+                    <a:blip r:embed="rId13"/>
                     <a:stretch>
                       <a:fillRect/>
                     </a:stretch>
@@ -1820,7 +1871,7 @@
     </w:p>
     <w:p>
       <w:pPr>
-        <w:pStyle w:val="ListParagraph"/>
+        <w:pStyle w:val="a9"/>
         <w:numPr>
           <w:ilvl w:val="3"/>
           <w:numId w:val="8"/>
@@ -1875,7 +1926,7 @@
                     <pic:cNvPicPr/>
                   </pic:nvPicPr>
                   <pic:blipFill>
-                    <a:blip r:embed="rId13"/>
+                    <a:blip r:embed="rId14"/>
                     <a:stretch>
                       <a:fillRect/>
                     </a:stretch>
@@ -1898,7 +1949,7 @@
     </w:p>
     <w:p>
       <w:pPr>
-        <w:pStyle w:val="ListParagraph"/>
+        <w:pStyle w:val="a9"/>
         <w:numPr>
           <w:ilvl w:val="3"/>
           <w:numId w:val="8"/>
@@ -1962,7 +2013,7 @@
                     <pic:cNvPicPr/>
                   </pic:nvPicPr>
                   <pic:blipFill>
-                    <a:blip r:embed="rId14"/>
+                    <a:blip r:embed="rId15"/>
                     <a:stretch>
                       <a:fillRect/>
                     </a:stretch>
@@ -2003,7 +2054,7 @@
     </w:p>
     <w:p>
       <w:pPr>
-        <w:pStyle w:val="ListParagraph"/>
+        <w:pStyle w:val="a9"/>
         <w:numPr>
           <w:ilvl w:val="1"/>
           <w:numId w:val="8"/>
@@ -2055,7 +2106,7 @@
     </w:p>
     <w:p>
       <w:pPr>
-        <w:pStyle w:val="ListParagraph"/>
+        <w:pStyle w:val="a9"/>
         <w:numPr>
           <w:ilvl w:val="2"/>
           <w:numId w:val="8"/>
@@ -2113,7 +2164,7 @@
                     <pic:cNvPicPr/>
                   </pic:nvPicPr>
                   <pic:blipFill>
-                    <a:blip r:embed="rId15"/>
+                    <a:blip r:embed="rId16"/>
                     <a:stretch>
                       <a:fillRect/>
                     </a:stretch>
@@ -2136,7 +2187,7 @@
     </w:p>
     <w:p>
       <w:pPr>
-        <w:pStyle w:val="ListParagraph"/>
+        <w:pStyle w:val="a9"/>
         <w:numPr>
           <w:ilvl w:val="2"/>
           <w:numId w:val="8"/>
@@ -2161,7 +2212,7 @@
     </w:p>
     <w:tbl>
       <w:tblPr>
-        <w:tblStyle w:val="TableGrid"/>
+        <w:tblStyle w:val="af3"/>
         <w:bidiVisual/>
         <w:tblW w:w="9071" w:type="dxa"/>
         <w:tblInd w:w="282" w:type="dxa"/>
@@ -2180,7 +2231,7 @@
           </w:tcPr>
           <w:p>
             <w:pPr>
-              <w:pStyle w:val="ListParagraph"/>
+              <w:pStyle w:val="a9"/>
               <w:bidi/>
               <w:spacing w:line="360" w:lineRule="auto"/>
               <w:ind w:left="0"/>
@@ -2205,7 +2256,7 @@
           </w:tcPr>
           <w:p>
             <w:pPr>
-              <w:pStyle w:val="ListParagraph"/>
+              <w:pStyle w:val="a9"/>
               <w:bidi/>
               <w:spacing w:line="360" w:lineRule="auto"/>
               <w:ind w:left="0"/>
@@ -2230,7 +2281,7 @@
           </w:tcPr>
           <w:p>
             <w:pPr>
-              <w:pStyle w:val="ListParagraph"/>
+              <w:pStyle w:val="a9"/>
               <w:bidi/>
               <w:spacing w:line="360" w:lineRule="auto"/>
               <w:ind w:left="0"/>
@@ -2255,7 +2306,7 @@
           </w:tcPr>
           <w:p>
             <w:pPr>
-              <w:pStyle w:val="ListParagraph"/>
+              <w:pStyle w:val="a9"/>
               <w:bidi/>
               <w:spacing w:line="360" w:lineRule="auto"/>
               <w:ind w:left="0"/>
@@ -2282,7 +2333,7 @@
           </w:tcPr>
           <w:p>
             <w:pPr>
-              <w:pStyle w:val="ListParagraph"/>
+              <w:pStyle w:val="a9"/>
               <w:bidi/>
               <w:spacing w:line="360" w:lineRule="auto"/>
               <w:ind w:left="0"/>
@@ -2308,7 +2359,7 @@
           </w:tcPr>
           <w:p>
             <w:pPr>
-              <w:pStyle w:val="ListParagraph"/>
+              <w:pStyle w:val="a9"/>
               <w:bidi/>
               <w:spacing w:line="360" w:lineRule="auto"/>
               <w:ind w:left="0"/>
@@ -2331,7 +2382,7 @@
           </w:tcPr>
           <w:p>
             <w:pPr>
-              <w:pStyle w:val="ListParagraph"/>
+              <w:pStyle w:val="a9"/>
               <w:bidi/>
               <w:spacing w:line="360" w:lineRule="auto"/>
               <w:ind w:left="0"/>
@@ -2355,7 +2406,7 @@
           </w:tcPr>
           <w:p>
             <w:pPr>
-              <w:pStyle w:val="ListParagraph"/>
+              <w:pStyle w:val="a9"/>
               <w:bidi/>
               <w:spacing w:line="360" w:lineRule="auto"/>
               <w:ind w:left="0"/>
@@ -2381,7 +2432,7 @@
           </w:tcPr>
           <w:p>
             <w:pPr>
-              <w:pStyle w:val="ListParagraph"/>
+              <w:pStyle w:val="a9"/>
               <w:bidi/>
               <w:spacing w:line="360" w:lineRule="auto"/>
               <w:ind w:left="0"/>
@@ -2407,7 +2458,7 @@
           </w:tcPr>
           <w:p>
             <w:pPr>
-              <w:pStyle w:val="ListParagraph"/>
+              <w:pStyle w:val="a9"/>
               <w:bidi/>
               <w:spacing w:line="360" w:lineRule="auto"/>
               <w:ind w:left="0"/>
@@ -2431,7 +2482,7 @@
           </w:tcPr>
           <w:p>
             <w:pPr>
-              <w:pStyle w:val="ListParagraph"/>
+              <w:pStyle w:val="a9"/>
               <w:bidi/>
               <w:spacing w:line="360" w:lineRule="auto"/>
               <w:ind w:left="0"/>
@@ -2455,7 +2506,7 @@
           </w:tcPr>
           <w:p>
             <w:pPr>
-              <w:pStyle w:val="ListParagraph"/>
+              <w:pStyle w:val="a9"/>
               <w:bidi/>
               <w:spacing w:line="360" w:lineRule="auto"/>
               <w:ind w:left="0"/>
@@ -2482,7 +2533,7 @@
           </w:tcPr>
           <w:p>
             <w:pPr>
-              <w:pStyle w:val="ListParagraph"/>
+              <w:pStyle w:val="a9"/>
               <w:bidi/>
               <w:spacing w:line="360" w:lineRule="auto"/>
               <w:ind w:left="0"/>
@@ -2508,7 +2559,7 @@
           </w:tcPr>
           <w:p>
             <w:pPr>
-              <w:pStyle w:val="ListParagraph"/>
+              <w:pStyle w:val="a9"/>
               <w:bidi/>
               <w:spacing w:line="360" w:lineRule="auto"/>
               <w:ind w:left="0"/>
@@ -2532,7 +2583,7 @@
           </w:tcPr>
           <w:p>
             <w:pPr>
-              <w:pStyle w:val="ListParagraph"/>
+              <w:pStyle w:val="a9"/>
               <w:bidi/>
               <w:spacing w:line="360" w:lineRule="auto"/>
               <w:ind w:left="0"/>
@@ -2556,7 +2607,7 @@
           </w:tcPr>
           <w:p>
             <w:pPr>
-              <w:pStyle w:val="ListParagraph"/>
+              <w:pStyle w:val="a9"/>
               <w:bidi/>
               <w:spacing w:line="360" w:lineRule="auto"/>
               <w:ind w:left="0"/>
@@ -2590,7 +2641,7 @@
           </w:tcPr>
           <w:p>
             <w:pPr>
-              <w:pStyle w:val="ListParagraph"/>
+              <w:pStyle w:val="a9"/>
               <w:bidi/>
               <w:spacing w:line="360" w:lineRule="auto"/>
               <w:ind w:left="0"/>
@@ -2616,7 +2667,7 @@
           </w:tcPr>
           <w:p>
             <w:pPr>
-              <w:pStyle w:val="ListParagraph"/>
+              <w:pStyle w:val="a9"/>
               <w:bidi/>
               <w:spacing w:line="360" w:lineRule="auto"/>
               <w:ind w:left="0"/>
@@ -2640,7 +2691,7 @@
           </w:tcPr>
           <w:p>
             <w:pPr>
-              <w:pStyle w:val="ListParagraph"/>
+              <w:pStyle w:val="a9"/>
               <w:bidi/>
               <w:spacing w:line="360" w:lineRule="auto"/>
               <w:ind w:left="0"/>
@@ -2665,7 +2716,7 @@
           </w:tcPr>
           <w:p>
             <w:pPr>
-              <w:pStyle w:val="ListParagraph"/>
+              <w:pStyle w:val="a9"/>
               <w:bidi/>
               <w:spacing w:line="360" w:lineRule="auto"/>
               <w:ind w:left="0"/>
@@ -2724,7 +2775,7 @@
           </w:tcPr>
           <w:p>
             <w:pPr>
-              <w:pStyle w:val="ListParagraph"/>
+              <w:pStyle w:val="a9"/>
               <w:bidi/>
               <w:spacing w:line="360" w:lineRule="auto"/>
               <w:ind w:left="0"/>
@@ -2749,7 +2800,7 @@
           </w:tcPr>
           <w:p>
             <w:pPr>
-              <w:pStyle w:val="ListParagraph"/>
+              <w:pStyle w:val="a9"/>
               <w:bidi/>
               <w:spacing w:line="360" w:lineRule="auto"/>
               <w:ind w:left="0"/>
@@ -2773,7 +2824,7 @@
           </w:tcPr>
           <w:p>
             <w:pPr>
-              <w:pStyle w:val="ListParagraph"/>
+              <w:pStyle w:val="a9"/>
               <w:bidi/>
               <w:spacing w:line="360" w:lineRule="auto"/>
               <w:ind w:left="0"/>
@@ -2797,7 +2848,7 @@
           </w:tcPr>
           <w:p>
             <w:pPr>
-              <w:pStyle w:val="ListParagraph"/>
+              <w:pStyle w:val="a9"/>
               <w:bidi/>
               <w:spacing w:line="360" w:lineRule="auto"/>
               <w:ind w:left="0"/>
@@ -2823,7 +2874,7 @@
           </w:tcPr>
           <w:p>
             <w:pPr>
-              <w:pStyle w:val="ListParagraph"/>
+              <w:pStyle w:val="a9"/>
               <w:bidi/>
               <w:spacing w:line="360" w:lineRule="auto"/>
               <w:ind w:left="0"/>
@@ -2848,7 +2899,7 @@
           </w:tcPr>
           <w:p>
             <w:pPr>
-              <w:pStyle w:val="ListParagraph"/>
+              <w:pStyle w:val="a9"/>
               <w:bidi/>
               <w:spacing w:line="360" w:lineRule="auto"/>
               <w:ind w:left="0"/>
@@ -2872,7 +2923,7 @@
           </w:tcPr>
           <w:p>
             <w:pPr>
-              <w:pStyle w:val="ListParagraph"/>
+              <w:pStyle w:val="a9"/>
               <w:bidi/>
               <w:spacing w:line="360" w:lineRule="auto"/>
               <w:ind w:left="0"/>
@@ -2896,7 +2947,7 @@
           </w:tcPr>
           <w:p>
             <w:pPr>
-              <w:pStyle w:val="ListParagraph"/>
+              <w:pStyle w:val="a9"/>
               <w:bidi/>
               <w:spacing w:line="360" w:lineRule="auto"/>
               <w:ind w:left="0"/>
@@ -2922,7 +2973,7 @@
           </w:tcPr>
           <w:p>
             <w:pPr>
-              <w:pStyle w:val="ListParagraph"/>
+              <w:pStyle w:val="a9"/>
               <w:bidi/>
               <w:spacing w:line="360" w:lineRule="auto"/>
               <w:ind w:left="0"/>
@@ -2947,7 +2998,7 @@
           </w:tcPr>
           <w:p>
             <w:pPr>
-              <w:pStyle w:val="ListParagraph"/>
+              <w:pStyle w:val="a9"/>
               <w:bidi/>
               <w:spacing w:line="360" w:lineRule="auto"/>
               <w:ind w:left="0"/>
@@ -2971,7 +3022,7 @@
           </w:tcPr>
           <w:p>
             <w:pPr>
-              <w:pStyle w:val="ListParagraph"/>
+              <w:pStyle w:val="a9"/>
               <w:bidi/>
               <w:spacing w:line="360" w:lineRule="auto"/>
               <w:ind w:left="0"/>
@@ -2995,7 +3046,7 @@
           </w:tcPr>
           <w:p>
             <w:pPr>
-              <w:pStyle w:val="ListParagraph"/>
+              <w:pStyle w:val="a9"/>
               <w:bidi/>
               <w:spacing w:line="360" w:lineRule="auto"/>
               <w:ind w:left="0"/>
@@ -3065,7 +3116,7 @@
     </w:p>
     <w:p>
       <w:pPr>
-        <w:pStyle w:val="ListParagraph"/>
+        <w:pStyle w:val="a9"/>
         <w:numPr>
           <w:ilvl w:val="2"/>
           <w:numId w:val="8"/>
@@ -3131,7 +3182,7 @@
                     <pic:cNvPicPr/>
                   </pic:nvPicPr>
                   <pic:blipFill>
-                    <a:blip r:embed="rId16"/>
+                    <a:blip r:embed="rId17"/>
                     <a:stretch>
                       <a:fillRect/>
                     </a:stretch>
@@ -3197,7 +3248,7 @@
                     <pic:cNvPicPr/>
                   </pic:nvPicPr>
                   <pic:blipFill>
-                    <a:blip r:embed="rId17"/>
+                    <a:blip r:embed="rId18"/>
                     <a:stretch>
                       <a:fillRect/>
                     </a:stretch>
@@ -3275,7 +3326,7 @@
     </w:p>
     <w:p>
       <w:pPr>
-        <w:pStyle w:val="ListParagraph"/>
+        <w:pStyle w:val="a9"/>
         <w:numPr>
           <w:ilvl w:val="2"/>
           <w:numId w:val="8"/>
@@ -3322,7 +3373,7 @@
         <w:bidi/>
         <w:spacing w:line="360" w:lineRule="auto"/>
         <w:rPr>
-          <w:rFonts w:asciiTheme="majorBidi" w:hAnsiTheme="majorBidi" w:cstheme="majorBidi" w:hint="cs"/>
+          <w:rFonts w:asciiTheme="majorBidi" w:hAnsiTheme="majorBidi" w:cstheme="majorBidi"/>
           <w:b/>
           <w:bCs/>
           <w:rtl/>
@@ -3389,7 +3440,7 @@
                     <pic:cNvPicPr/>
                   </pic:nvPicPr>
                   <pic:blipFill>
-                    <a:blip r:embed="rId18"/>
+                    <a:blip r:embed="rId19"/>
                     <a:stretch>
                       <a:fillRect/>
                     </a:stretch>
@@ -3444,16 +3495,7 @@
           <w:bCs/>
           <w:rtl/>
         </w:rPr>
-        <w:t xml:space="preserve"> </w:t>
-      </w:r>
-      <w:r>
-        <w:rPr>
-          <w:rFonts w:asciiTheme="majorBidi" w:hAnsiTheme="majorBidi" w:cstheme="majorBidi" w:hint="cs"/>
-          <w:b/>
-          <w:bCs/>
-          <w:rtl/>
-        </w:rPr>
-        <w:t>שני</w:t>
+        <w:t xml:space="preserve"> שני</w:t>
       </w:r>
     </w:p>
     <w:p>
@@ -3490,7 +3532,7 @@
                     <pic:cNvPicPr/>
                   </pic:nvPicPr>
                   <pic:blipFill>
-                    <a:blip r:embed="rId19"/>
+                    <a:blip r:embed="rId20"/>
                     <a:stretch>
                       <a:fillRect/>
                     </a:stretch>
@@ -3513,7 +3555,7 @@
     </w:p>
     <w:p>
       <w:pPr>
-        <w:pStyle w:val="ListParagraph"/>
+        <w:pStyle w:val="a9"/>
         <w:bidi/>
         <w:spacing w:line="360" w:lineRule="auto"/>
         <w:ind w:left="1800"/>
@@ -3526,7 +3568,7 @@
     </w:p>
     <w:p>
       <w:pPr>
-        <w:pStyle w:val="ListParagraph"/>
+        <w:pStyle w:val="a9"/>
         <w:bidi/>
         <w:spacing w:line="360" w:lineRule="auto"/>
         <w:ind w:left="1800"/>
@@ -3539,7 +3581,7 @@
     </w:p>
     <w:p>
       <w:pPr>
-        <w:pStyle w:val="ListParagraph"/>
+        <w:pStyle w:val="a9"/>
         <w:bidi/>
         <w:spacing w:line="360" w:lineRule="auto"/>
         <w:ind w:left="1800"/>
@@ -3552,7 +3594,7 @@
     </w:p>
     <w:p>
       <w:pPr>
-        <w:pStyle w:val="ListParagraph"/>
+        <w:pStyle w:val="a9"/>
         <w:bidi/>
         <w:spacing w:line="360" w:lineRule="auto"/>
         <w:ind w:left="1800"/>
@@ -3565,7 +3607,7 @@
     </w:p>
     <w:p>
       <w:pPr>
-        <w:pStyle w:val="ListParagraph"/>
+        <w:pStyle w:val="a9"/>
         <w:bidi/>
         <w:spacing w:line="360" w:lineRule="auto"/>
         <w:ind w:left="1800"/>
@@ -3590,7 +3632,7 @@
     </w:p>
     <w:p>
       <w:pPr>
-        <w:pStyle w:val="ListParagraph"/>
+        <w:pStyle w:val="a9"/>
         <w:numPr>
           <w:ilvl w:val="2"/>
           <w:numId w:val="8"/>
@@ -3616,7 +3658,7 @@
     </w:p>
     <w:p>
       <w:pPr>
-        <w:pStyle w:val="ListParagraph"/>
+        <w:pStyle w:val="a9"/>
         <w:numPr>
           <w:ilvl w:val="3"/>
           <w:numId w:val="8"/>
@@ -3671,7 +3713,7 @@
                     <pic:cNvPicPr/>
                   </pic:nvPicPr>
                   <pic:blipFill>
-                    <a:blip r:embed="rId20"/>
+                    <a:blip r:embed="rId21"/>
                     <a:stretch>
                       <a:fillRect/>
                     </a:stretch>
@@ -3694,7 +3736,7 @@
     </w:p>
     <w:p>
       <w:pPr>
-        <w:pStyle w:val="ListParagraph"/>
+        <w:pStyle w:val="a9"/>
         <w:numPr>
           <w:ilvl w:val="3"/>
           <w:numId w:val="8"/>
@@ -3749,7 +3791,7 @@
                     <pic:cNvPicPr/>
                   </pic:nvPicPr>
                   <pic:blipFill>
-                    <a:blip r:embed="rId21"/>
+                    <a:blip r:embed="rId22"/>
                     <a:stretch>
                       <a:fillRect/>
                     </a:stretch>
@@ -3772,7 +3814,7 @@
     </w:p>
     <w:p>
       <w:pPr>
-        <w:pStyle w:val="ListParagraph"/>
+        <w:pStyle w:val="a9"/>
         <w:numPr>
           <w:ilvl w:val="3"/>
           <w:numId w:val="8"/>
@@ -3827,7 +3869,7 @@
                     <pic:cNvPicPr/>
                   </pic:nvPicPr>
                   <pic:blipFill>
-                    <a:blip r:embed="rId22"/>
+                    <a:blip r:embed="rId23"/>
                     <a:stretch>
                       <a:fillRect/>
                     </a:stretch>
@@ -3867,7 +3909,7 @@
     </w:p>
     <w:p>
       <w:pPr>
-        <w:pStyle w:val="ListParagraph"/>
+        <w:pStyle w:val="a9"/>
         <w:numPr>
           <w:ilvl w:val="1"/>
           <w:numId w:val="8"/>
@@ -3910,7 +3952,7 @@
     </w:p>
     <w:p>
       <w:pPr>
-        <w:pStyle w:val="ListParagraph"/>
+        <w:pStyle w:val="a9"/>
         <w:numPr>
           <w:ilvl w:val="2"/>
           <w:numId w:val="8"/>
@@ -3953,9 +3995,9 @@
           <w:rtl/>
         </w:rPr>
         <w:drawing>
-          <wp:inline distT="0" distB="0" distL="0" distR="0" wp14:anchorId="5A8815D2" wp14:editId="41478DA3">
-            <wp:extent cx="3733800" cy="2426635"/>
-            <wp:effectExtent l="0" t="0" r="0" b="0"/>
+          <wp:inline distT="0" distB="0" distL="0" distR="0" wp14:anchorId="5A8815D2" wp14:editId="54F1F8F5">
+            <wp:extent cx="2888787" cy="1877453"/>
+            <wp:effectExtent l="0" t="0" r="6985" b="8890"/>
             <wp:docPr id="277048160" name="Picture 1"/>
             <wp:cNvGraphicFramePr>
               <a:graphicFrameLocks xmlns:a="http://schemas.openxmlformats.org/drawingml/2006/main" noChangeAspect="1"/>
@@ -3968,7 +4010,7 @@
                     <pic:cNvPicPr/>
                   </pic:nvPicPr>
                   <pic:blipFill>
-                    <a:blip r:embed="rId23"/>
+                    <a:blip r:embed="rId24"/>
                     <a:stretch>
                       <a:fillRect/>
                     </a:stretch>
@@ -3976,7 +4018,7 @@
                   <pic:spPr>
                     <a:xfrm>
                       <a:off x="0" y="0"/>
-                      <a:ext cx="3740683" cy="2431109"/>
+                      <a:ext cx="2899381" cy="1884338"/>
                     </a:xfrm>
                     <a:prstGeom prst="rect">
                       <a:avLst/>
@@ -3991,7 +4033,7 @@
     </w:p>
     <w:p>
       <w:pPr>
-        <w:pStyle w:val="ListParagraph"/>
+        <w:pStyle w:val="a9"/>
         <w:numPr>
           <w:ilvl w:val="2"/>
           <w:numId w:val="8"/>
@@ -4016,7 +4058,7 @@
     </w:p>
     <w:tbl>
       <w:tblPr>
-        <w:tblStyle w:val="TableGrid"/>
+        <w:tblStyle w:val="af3"/>
         <w:bidiVisual/>
         <w:tblW w:w="9071" w:type="dxa"/>
         <w:tblInd w:w="282" w:type="dxa"/>
@@ -4035,7 +4077,7 @@
           </w:tcPr>
           <w:p>
             <w:pPr>
-              <w:pStyle w:val="ListParagraph"/>
+              <w:pStyle w:val="a9"/>
               <w:bidi/>
               <w:spacing w:line="360" w:lineRule="auto"/>
               <w:ind w:left="0"/>
@@ -4061,7 +4103,7 @@
           </w:tcPr>
           <w:p>
             <w:pPr>
-              <w:pStyle w:val="ListParagraph"/>
+              <w:pStyle w:val="a9"/>
               <w:bidi/>
               <w:spacing w:line="360" w:lineRule="auto"/>
               <w:ind w:left="0"/>
@@ -4086,7 +4128,7 @@
           </w:tcPr>
           <w:p>
             <w:pPr>
-              <w:pStyle w:val="ListParagraph"/>
+              <w:pStyle w:val="a9"/>
               <w:bidi/>
               <w:spacing w:line="360" w:lineRule="auto"/>
               <w:ind w:left="0"/>
@@ -4111,7 +4153,7 @@
           </w:tcPr>
           <w:p>
             <w:pPr>
-              <w:pStyle w:val="ListParagraph"/>
+              <w:pStyle w:val="a9"/>
               <w:bidi/>
               <w:spacing w:line="360" w:lineRule="auto"/>
               <w:ind w:left="0"/>
@@ -4139,7 +4181,7 @@
           </w:tcPr>
           <w:p>
             <w:pPr>
-              <w:pStyle w:val="ListParagraph"/>
+              <w:pStyle w:val="a9"/>
               <w:bidi/>
               <w:spacing w:line="360" w:lineRule="auto"/>
               <w:ind w:left="0"/>
@@ -4163,7 +4205,7 @@
           </w:tcPr>
           <w:p>
             <w:pPr>
-              <w:pStyle w:val="ListParagraph"/>
+              <w:pStyle w:val="a9"/>
               <w:bidi/>
               <w:spacing w:line="360" w:lineRule="auto"/>
               <w:ind w:left="0"/>
@@ -4186,7 +4228,7 @@
           </w:tcPr>
           <w:p>
             <w:pPr>
-              <w:pStyle w:val="ListParagraph"/>
+              <w:pStyle w:val="a9"/>
               <w:bidi/>
               <w:spacing w:line="360" w:lineRule="auto"/>
               <w:ind w:left="0"/>
@@ -4228,7 +4270,7 @@
           </w:tcPr>
           <w:p>
             <w:pPr>
-              <w:pStyle w:val="ListParagraph"/>
+              <w:pStyle w:val="a9"/>
               <w:bidi/>
               <w:spacing w:line="360" w:lineRule="auto"/>
               <w:ind w:left="0"/>
@@ -4238,6 +4280,12 @@
                 <w:rtl/>
               </w:rPr>
             </w:pPr>
+            <w:r>
+              <w:rPr>
+                <w:rFonts w:asciiTheme="majorBidi" w:hAnsiTheme="majorBidi" w:cstheme="majorBidi"/>
+              </w:rPr>
+              <w:t>Number of idle cycles before clock gating is activated</w:t>
+            </w:r>
           </w:p>
         </w:tc>
       </w:tr>
@@ -4248,7 +4296,7 @@
           </w:tcPr>
           <w:p>
             <w:pPr>
-              <w:pStyle w:val="ListParagraph"/>
+              <w:pStyle w:val="a9"/>
               <w:bidi/>
               <w:spacing w:line="360" w:lineRule="auto"/>
               <w:ind w:left="0"/>
@@ -4272,7 +4320,7 @@
           </w:tcPr>
           <w:p>
             <w:pPr>
-              <w:pStyle w:val="ListParagraph"/>
+              <w:pStyle w:val="a9"/>
               <w:bidi/>
               <w:spacing w:line="360" w:lineRule="auto"/>
               <w:ind w:left="0"/>
@@ -4296,7 +4344,7 @@
           </w:tcPr>
           <w:p>
             <w:pPr>
-              <w:pStyle w:val="ListParagraph"/>
+              <w:pStyle w:val="a9"/>
               <w:bidi/>
               <w:spacing w:line="360" w:lineRule="auto"/>
               <w:ind w:left="0"/>
@@ -4321,7 +4369,7 @@
           </w:tcPr>
           <w:p>
             <w:pPr>
-              <w:pStyle w:val="ListParagraph"/>
+              <w:pStyle w:val="a9"/>
               <w:bidi/>
               <w:spacing w:line="360" w:lineRule="auto"/>
               <w:ind w:left="0"/>
@@ -4331,6 +4379,13 @@
                 <w:lang w:bidi="ar-EG"/>
               </w:rPr>
             </w:pPr>
+            <w:r>
+              <w:rPr>
+                <w:rFonts w:asciiTheme="majorBidi" w:hAnsiTheme="majorBidi" w:cstheme="majorBidi"/>
+                <w:lang w:bidi="ar-EG"/>
+              </w:rPr>
+              <w:t>Selects between a simulation model and synthesis using ALTCLKCTRL</w:t>
+            </w:r>
           </w:p>
         </w:tc>
       </w:tr>
@@ -4341,7 +4396,7 @@
           </w:tcPr>
           <w:p>
             <w:pPr>
-              <w:pStyle w:val="ListParagraph"/>
+              <w:pStyle w:val="a9"/>
               <w:bidi/>
               <w:spacing w:line="360" w:lineRule="auto"/>
               <w:ind w:left="0"/>
@@ -4367,7 +4422,7 @@
           </w:tcPr>
           <w:p>
             <w:pPr>
-              <w:pStyle w:val="ListParagraph"/>
+              <w:pStyle w:val="a9"/>
               <w:bidi/>
               <w:spacing w:line="360" w:lineRule="auto"/>
               <w:ind w:left="0"/>
@@ -4388,7 +4443,7 @@
           </w:tcPr>
           <w:p>
             <w:pPr>
-              <w:pStyle w:val="ListParagraph"/>
+              <w:pStyle w:val="a9"/>
               <w:bidi/>
               <w:spacing w:line="360" w:lineRule="auto"/>
               <w:ind w:left="0"/>
@@ -4413,7 +4468,7 @@
           </w:tcPr>
           <w:p>
             <w:pPr>
-              <w:pStyle w:val="ListParagraph"/>
+              <w:pStyle w:val="a9"/>
               <w:bidi/>
               <w:spacing w:line="360" w:lineRule="auto"/>
               <w:ind w:left="0"/>
@@ -4423,6 +4478,24 @@
                 <w:rtl/>
               </w:rPr>
             </w:pPr>
+            <w:r>
+              <w:rPr>
+                <w:rFonts w:asciiTheme="majorBidi" w:hAnsiTheme="majorBidi" w:cstheme="majorBidi"/>
+              </w:rPr>
+              <w:t>Fast clock</w:t>
+            </w:r>
+            <w:r>
+              <w:rPr>
+                <w:rFonts w:asciiTheme="majorBidi" w:hAnsiTheme="majorBidi" w:cstheme="majorBidi"/>
+              </w:rPr>
+              <w:t xml:space="preserve"> </w:t>
+            </w:r>
+            <w:r>
+              <w:rPr>
+                <w:rFonts w:asciiTheme="majorBidi" w:hAnsiTheme="majorBidi" w:cstheme="majorBidi"/>
+              </w:rPr>
+              <w:t>input</w:t>
+            </w:r>
           </w:p>
         </w:tc>
       </w:tr>
@@ -4433,7 +4506,7 @@
           </w:tcPr>
           <w:p>
             <w:pPr>
-              <w:pStyle w:val="ListParagraph"/>
+              <w:pStyle w:val="a9"/>
               <w:bidi/>
               <w:spacing w:line="360" w:lineRule="auto"/>
               <w:ind w:left="0"/>
@@ -4458,7 +4531,7 @@
           </w:tcPr>
           <w:p>
             <w:pPr>
-              <w:pStyle w:val="ListParagraph"/>
+              <w:pStyle w:val="a9"/>
               <w:bidi/>
               <w:spacing w:line="360" w:lineRule="auto"/>
               <w:ind w:left="0"/>
@@ -4479,7 +4552,7 @@
           </w:tcPr>
           <w:p>
             <w:pPr>
-              <w:pStyle w:val="ListParagraph"/>
+              <w:pStyle w:val="a9"/>
               <w:bidi/>
               <w:spacing w:line="360" w:lineRule="auto"/>
               <w:ind w:left="0"/>
@@ -4504,16 +4577,22 @@
           </w:tcPr>
           <w:p>
             <w:pPr>
-              <w:pStyle w:val="ListParagraph"/>
+              <w:pStyle w:val="a9"/>
               <w:bidi/>
               <w:spacing w:line="360" w:lineRule="auto"/>
               <w:ind w:left="0"/>
               <w:jc w:val="center"/>
               <w:rPr>
-                <w:rFonts w:asciiTheme="majorBidi" w:hAnsiTheme="majorBidi" w:cstheme="majorBidi"/>
-                <w:rtl/>
-              </w:rPr>
-            </w:pPr>
+                <w:rFonts w:asciiTheme="majorBidi" w:hAnsiTheme="majorBidi" w:cstheme="majorBidi" w:hint="cs"/>
+                <w:rtl/>
+              </w:rPr>
+            </w:pPr>
+            <w:r>
+              <w:rPr>
+                <w:rFonts w:asciiTheme="majorBidi" w:hAnsiTheme="majorBidi" w:cstheme="majorBidi"/>
+              </w:rPr>
+              <w:t>Asynchronous active-low reset</w:t>
+            </w:r>
           </w:p>
         </w:tc>
       </w:tr>
@@ -4524,7 +4603,7 @@
           </w:tcPr>
           <w:p>
             <w:pPr>
-              <w:pStyle w:val="ListParagraph"/>
+              <w:pStyle w:val="a9"/>
               <w:bidi/>
               <w:spacing w:line="360" w:lineRule="auto"/>
               <w:ind w:left="0"/>
@@ -4549,7 +4628,7 @@
           </w:tcPr>
           <w:p>
             <w:pPr>
-              <w:pStyle w:val="ListParagraph"/>
+              <w:pStyle w:val="a9"/>
               <w:bidi/>
               <w:spacing w:line="360" w:lineRule="auto"/>
               <w:ind w:left="0"/>
@@ -4570,7 +4649,7 @@
           </w:tcPr>
           <w:p>
             <w:pPr>
-              <w:pStyle w:val="ListParagraph"/>
+              <w:pStyle w:val="a9"/>
               <w:bidi/>
               <w:spacing w:line="360" w:lineRule="auto"/>
               <w:ind w:left="0"/>
@@ -4595,16 +4674,22 @@
           </w:tcPr>
           <w:p>
             <w:pPr>
-              <w:pStyle w:val="ListParagraph"/>
+              <w:pStyle w:val="a9"/>
               <w:bidi/>
               <w:spacing w:line="360" w:lineRule="auto"/>
               <w:ind w:left="0"/>
               <w:jc w:val="center"/>
               <w:rPr>
-                <w:rFonts w:asciiTheme="majorBidi" w:hAnsiTheme="majorBidi" w:cstheme="majorBidi"/>
-                <w:rtl/>
-              </w:rPr>
-            </w:pPr>
+                <w:rFonts w:asciiTheme="majorBidi" w:hAnsiTheme="majorBidi" w:cstheme="majorBidi" w:hint="cs"/>
+                <w:rtl/>
+              </w:rPr>
+            </w:pPr>
+            <w:r>
+              <w:rPr>
+                <w:rFonts w:asciiTheme="majorBidi" w:hAnsiTheme="majorBidi" w:cstheme="majorBidi"/>
+              </w:rPr>
+              <w:t>Input valid signal; when high, the counter reloads and the clock is enabled</w:t>
+            </w:r>
           </w:p>
         </w:tc>
       </w:tr>
@@ -4615,7 +4700,7 @@
           </w:tcPr>
           <w:p>
             <w:pPr>
-              <w:pStyle w:val="ListParagraph"/>
+              <w:pStyle w:val="a9"/>
               <w:bidi/>
               <w:spacing w:line="360" w:lineRule="auto"/>
               <w:ind w:left="0"/>
@@ -4640,7 +4725,7 @@
           </w:tcPr>
           <w:p>
             <w:pPr>
-              <w:pStyle w:val="ListParagraph"/>
+              <w:pStyle w:val="a9"/>
               <w:bidi/>
               <w:spacing w:line="360" w:lineRule="auto"/>
               <w:ind w:left="0"/>
@@ -4661,7 +4746,7 @@
           </w:tcPr>
           <w:p>
             <w:pPr>
-              <w:pStyle w:val="ListParagraph"/>
+              <w:pStyle w:val="a9"/>
               <w:bidi/>
               <w:spacing w:line="360" w:lineRule="auto"/>
               <w:ind w:left="0"/>
@@ -4686,16 +4771,29 @@
           </w:tcPr>
           <w:p>
             <w:pPr>
-              <w:pStyle w:val="ListParagraph"/>
+              <w:pStyle w:val="a9"/>
               <w:bidi/>
               <w:spacing w:line="360" w:lineRule="auto"/>
               <w:ind w:left="0"/>
               <w:jc w:val="center"/>
               <w:rPr>
                 <w:rFonts w:asciiTheme="majorBidi" w:hAnsiTheme="majorBidi" w:cstheme="majorBidi"/>
-                <w:rtl/>
-              </w:rPr>
-            </w:pPr>
+              </w:rPr>
+            </w:pPr>
+            <w:r>
+              <w:rPr>
+                <w:rFonts w:asciiTheme="majorBidi" w:hAnsiTheme="majorBidi" w:cstheme="majorBidi"/>
+              </w:rPr>
+              <w:t xml:space="preserve">Clock enable signal, updated on the falling edge of </w:t>
+            </w:r>
+            <w:proofErr w:type="spellStart"/>
+            <w:r>
+              <w:rPr>
+                <w:rFonts w:asciiTheme="majorBidi" w:hAnsiTheme="majorBidi" w:cstheme="majorBidi"/>
+              </w:rPr>
+              <w:t>iFastClk</w:t>
+            </w:r>
+            <w:proofErr w:type="spellEnd"/>
           </w:p>
         </w:tc>
       </w:tr>
@@ -4706,7 +4804,7 @@
           </w:tcPr>
           <w:p>
             <w:pPr>
-              <w:pStyle w:val="ListParagraph"/>
+              <w:pStyle w:val="a9"/>
               <w:bidi/>
               <w:spacing w:line="360" w:lineRule="auto"/>
               <w:ind w:left="0"/>
@@ -4731,7 +4829,7 @@
           </w:tcPr>
           <w:p>
             <w:pPr>
-              <w:pStyle w:val="ListParagraph"/>
+              <w:pStyle w:val="a9"/>
               <w:bidi/>
               <w:spacing w:line="360" w:lineRule="auto"/>
               <w:ind w:left="0"/>
@@ -4752,7 +4850,7 @@
           </w:tcPr>
           <w:p>
             <w:pPr>
-              <w:pStyle w:val="ListParagraph"/>
+              <w:pStyle w:val="a9"/>
               <w:bidi/>
               <w:spacing w:line="360" w:lineRule="auto"/>
               <w:ind w:left="0"/>
@@ -4777,16 +4875,22 @@
           </w:tcPr>
           <w:p>
             <w:pPr>
-              <w:pStyle w:val="ListParagraph"/>
+              <w:pStyle w:val="a9"/>
               <w:bidi/>
               <w:spacing w:line="360" w:lineRule="auto"/>
               <w:ind w:left="0"/>
               <w:jc w:val="center"/>
               <w:rPr>
-                <w:rFonts w:asciiTheme="majorBidi" w:hAnsiTheme="majorBidi" w:cstheme="majorBidi"/>
-                <w:rtl/>
-              </w:rPr>
-            </w:pPr>
+                <w:rFonts w:asciiTheme="majorBidi" w:hAnsiTheme="majorBidi" w:cstheme="majorBidi" w:hint="cs"/>
+                <w:rtl/>
+              </w:rPr>
+            </w:pPr>
+            <w:r>
+              <w:rPr>
+                <w:rFonts w:asciiTheme="majorBidi" w:hAnsiTheme="majorBidi" w:cstheme="majorBidi"/>
+              </w:rPr>
+              <w:t>Gated fast clock output</w:t>
+            </w:r>
           </w:p>
         </w:tc>
       </w:tr>
@@ -4797,72 +4901,12 @@
         <w:spacing w:line="360" w:lineRule="auto"/>
         <w:rPr>
           <w:rFonts w:asciiTheme="majorBidi" w:hAnsiTheme="majorBidi" w:cstheme="majorBidi"/>
-          <w:rtl/>
         </w:rPr>
       </w:pPr>
     </w:p>
     <w:p>
       <w:pPr>
-        <w:bidi/>
-        <w:spacing w:line="360" w:lineRule="auto"/>
-        <w:rPr>
-          <w:rFonts w:asciiTheme="majorBidi" w:hAnsiTheme="majorBidi" w:cstheme="majorBidi"/>
-          <w:rtl/>
-        </w:rPr>
-      </w:pPr>
-    </w:p>
-    <w:p>
-      <w:pPr>
-        <w:bidi/>
-        <w:spacing w:line="360" w:lineRule="auto"/>
-        <w:rPr>
-          <w:rFonts w:asciiTheme="majorBidi" w:hAnsiTheme="majorBidi" w:cstheme="majorBidi"/>
-          <w:rtl/>
-        </w:rPr>
-      </w:pPr>
-    </w:p>
-    <w:p>
-      <w:pPr>
-        <w:bidi/>
-        <w:spacing w:line="360" w:lineRule="auto"/>
-        <w:rPr>
-          <w:rFonts w:asciiTheme="majorBidi" w:hAnsiTheme="majorBidi" w:cstheme="majorBidi"/>
-          <w:rtl/>
-        </w:rPr>
-      </w:pPr>
-    </w:p>
-    <w:p>
-      <w:pPr>
-        <w:bidi/>
-        <w:spacing w:line="360" w:lineRule="auto"/>
-        <w:rPr>
-          <w:rFonts w:asciiTheme="majorBidi" w:hAnsiTheme="majorBidi" w:cstheme="majorBidi"/>
-          <w:rtl/>
-        </w:rPr>
-      </w:pPr>
-    </w:p>
-    <w:p>
-      <w:pPr>
-        <w:bidi/>
-        <w:spacing w:line="360" w:lineRule="auto"/>
-        <w:rPr>
-          <w:rFonts w:asciiTheme="majorBidi" w:hAnsiTheme="majorBidi" w:cstheme="majorBidi"/>
-          <w:rtl/>
-        </w:rPr>
-      </w:pPr>
-    </w:p>
-    <w:p>
-      <w:pPr>
-        <w:bidi/>
-        <w:spacing w:line="360" w:lineRule="auto"/>
-        <w:rPr>
-          <w:rFonts w:asciiTheme="majorBidi" w:hAnsiTheme="majorBidi" w:cstheme="majorBidi"/>
-        </w:rPr>
-      </w:pPr>
-    </w:p>
-    <w:p>
-      <w:pPr>
-        <w:pStyle w:val="ListParagraph"/>
+        <w:pStyle w:val="a9"/>
         <w:numPr>
           <w:ilvl w:val="2"/>
           <w:numId w:val="8"/>
@@ -4928,7 +4972,7 @@
                     <pic:cNvPicPr/>
                   </pic:nvPicPr>
                   <pic:blipFill>
-                    <a:blip r:embed="rId24"/>
+                    <a:blip r:embed="rId25"/>
                     <a:stretch>
                       <a:fillRect/>
                     </a:stretch>
@@ -4951,7 +4995,7 @@
     </w:p>
     <w:p>
       <w:pPr>
-        <w:pStyle w:val="ListParagraph"/>
+        <w:pStyle w:val="a9"/>
         <w:numPr>
           <w:ilvl w:val="2"/>
           <w:numId w:val="8"/>
@@ -5026,7 +5070,7 @@
                     <pic:cNvPicPr/>
                   </pic:nvPicPr>
                   <pic:blipFill>
-                    <a:blip r:embed="rId25"/>
+                    <a:blip r:embed="rId26"/>
                     <a:stretch>
                       <a:fillRect/>
                     </a:stretch>
@@ -5078,7 +5122,7 @@
                     <pic:cNvPicPr/>
                   </pic:nvPicPr>
                   <pic:blipFill>
-                    <a:blip r:embed="rId26"/>
+                    <a:blip r:embed="rId27"/>
                     <a:stretch>
                       <a:fillRect/>
                     </a:stretch>
@@ -5180,7 +5224,7 @@
                     <pic:cNvPicPr/>
                   </pic:nvPicPr>
                   <pic:blipFill>
-                    <a:blip r:embed="rId27"/>
+                    <a:blip r:embed="rId28"/>
                     <a:stretch>
                       <a:fillRect/>
                     </a:stretch>
@@ -5203,7 +5247,7 @@
     </w:p>
     <w:p>
       <w:pPr>
-        <w:pStyle w:val="ListParagraph"/>
+        <w:pStyle w:val="a9"/>
         <w:numPr>
           <w:ilvl w:val="2"/>
           <w:numId w:val="8"/>
@@ -5228,7 +5272,7 @@
     </w:p>
     <w:p>
       <w:pPr>
-        <w:pStyle w:val="ListParagraph"/>
+        <w:pStyle w:val="a9"/>
         <w:numPr>
           <w:ilvl w:val="3"/>
           <w:numId w:val="8"/>
@@ -5283,7 +5327,7 @@
                     <pic:cNvPicPr/>
                   </pic:nvPicPr>
                   <pic:blipFill>
-                    <a:blip r:embed="rId28"/>
+                    <a:blip r:embed="rId29"/>
                     <a:stretch>
                       <a:fillRect/>
                     </a:stretch>
@@ -5325,7 +5369,7 @@
     </w:p>
     <w:p>
       <w:pPr>
-        <w:pStyle w:val="ListParagraph"/>
+        <w:pStyle w:val="a9"/>
         <w:numPr>
           <w:ilvl w:val="3"/>
           <w:numId w:val="8"/>
@@ -5399,7 +5443,7 @@
                     <pic:cNvPicPr/>
                   </pic:nvPicPr>
                   <pic:blipFill>
-                    <a:blip r:embed="rId29"/>
+                    <a:blip r:embed="rId30"/>
                     <a:stretch>
                       <a:fillRect/>
                     </a:stretch>
@@ -5440,7 +5484,7 @@
     </w:p>
     <w:p>
       <w:pPr>
-        <w:pStyle w:val="ListParagraph"/>
+        <w:pStyle w:val="a9"/>
         <w:numPr>
           <w:ilvl w:val="3"/>
           <w:numId w:val="8"/>
@@ -5495,7 +5539,7 @@
                     <pic:cNvPicPr/>
                   </pic:nvPicPr>
                   <pic:blipFill>
-                    <a:blip r:embed="rId30"/>
+                    <a:blip r:embed="rId31"/>
                     <a:stretch>
                       <a:fillRect/>
                     </a:stretch>
@@ -5535,7 +5579,7 @@
     </w:p>
     <w:p>
       <w:pPr>
-        <w:pStyle w:val="ListParagraph"/>
+        <w:pStyle w:val="a9"/>
         <w:numPr>
           <w:ilvl w:val="1"/>
           <w:numId w:val="8"/>
@@ -5569,7 +5613,7 @@
     </w:p>
     <w:p>
       <w:pPr>
-        <w:pStyle w:val="ListParagraph"/>
+        <w:pStyle w:val="a9"/>
         <w:numPr>
           <w:ilvl w:val="2"/>
           <w:numId w:val="8"/>
@@ -5624,7 +5668,7 @@
                     <pic:cNvPicPr/>
                   </pic:nvPicPr>
                   <pic:blipFill>
-                    <a:blip r:embed="rId31"/>
+                    <a:blip r:embed="rId32"/>
                     <a:stretch>
                       <a:fillRect/>
                     </a:stretch>
@@ -5647,7 +5691,7 @@
     </w:p>
     <w:p>
       <w:pPr>
-        <w:pStyle w:val="ListParagraph"/>
+        <w:pStyle w:val="a9"/>
         <w:numPr>
           <w:ilvl w:val="2"/>
           <w:numId w:val="8"/>
@@ -5673,7 +5717,7 @@
     </w:p>
     <w:tbl>
       <w:tblPr>
-        <w:tblStyle w:val="TableGrid"/>
+        <w:tblStyle w:val="af3"/>
         <w:bidiVisual/>
         <w:tblW w:w="0" w:type="auto"/>
         <w:tblInd w:w="1080" w:type="dxa"/>
@@ -5692,7 +5736,7 @@
           </w:tcPr>
           <w:p>
             <w:pPr>
-              <w:pStyle w:val="ListParagraph"/>
+              <w:pStyle w:val="a9"/>
               <w:bidi/>
               <w:spacing w:line="360" w:lineRule="auto"/>
               <w:ind w:left="0"/>
@@ -5717,7 +5761,7 @@
           </w:tcPr>
           <w:p>
             <w:pPr>
-              <w:pStyle w:val="ListParagraph"/>
+              <w:pStyle w:val="a9"/>
               <w:bidi/>
               <w:spacing w:line="360" w:lineRule="auto"/>
               <w:ind w:left="0"/>
@@ -5756,7 +5800,7 @@
           </w:tcPr>
           <w:p>
             <w:pPr>
-              <w:pStyle w:val="ListParagraph"/>
+              <w:pStyle w:val="a9"/>
               <w:bidi/>
               <w:spacing w:line="360" w:lineRule="auto"/>
               <w:ind w:left="0"/>
@@ -5781,7 +5825,7 @@
           </w:tcPr>
           <w:p>
             <w:pPr>
-              <w:pStyle w:val="ListParagraph"/>
+              <w:pStyle w:val="a9"/>
               <w:bidi/>
               <w:spacing w:line="360" w:lineRule="auto"/>
               <w:ind w:left="0"/>
@@ -5808,7 +5852,7 @@
           </w:tcPr>
           <w:p>
             <w:pPr>
-              <w:pStyle w:val="ListParagraph"/>
+              <w:pStyle w:val="a9"/>
               <w:bidi/>
               <w:spacing w:line="360" w:lineRule="auto"/>
               <w:ind w:left="0"/>
@@ -5834,7 +5878,7 @@
           </w:tcPr>
           <w:p>
             <w:pPr>
-              <w:pStyle w:val="ListParagraph"/>
+              <w:pStyle w:val="a9"/>
               <w:bidi/>
               <w:spacing w:line="360" w:lineRule="auto"/>
               <w:ind w:left="0"/>
@@ -5858,7 +5902,7 @@
           </w:tcPr>
           <w:p>
             <w:pPr>
-              <w:pStyle w:val="ListParagraph"/>
+              <w:pStyle w:val="a9"/>
               <w:bidi/>
               <w:spacing w:line="360" w:lineRule="auto"/>
               <w:ind w:left="0"/>
@@ -5883,7 +5927,7 @@
           </w:tcPr>
           <w:p>
             <w:pPr>
-              <w:pStyle w:val="ListParagraph"/>
+              <w:pStyle w:val="a9"/>
               <w:bidi/>
               <w:spacing w:line="360" w:lineRule="auto"/>
               <w:ind w:left="0"/>
@@ -5909,7 +5953,7 @@
           </w:tcPr>
           <w:p>
             <w:pPr>
-              <w:pStyle w:val="ListParagraph"/>
+              <w:pStyle w:val="a9"/>
               <w:bidi/>
               <w:spacing w:line="360" w:lineRule="auto"/>
               <w:ind w:left="0"/>
@@ -5935,7 +5979,7 @@
           </w:tcPr>
           <w:p>
             <w:pPr>
-              <w:pStyle w:val="ListParagraph"/>
+              <w:pStyle w:val="a9"/>
               <w:bidi/>
               <w:spacing w:line="360" w:lineRule="auto"/>
               <w:ind w:left="0"/>
@@ -5959,7 +6003,7 @@
           </w:tcPr>
           <w:p>
             <w:pPr>
-              <w:pStyle w:val="ListParagraph"/>
+              <w:pStyle w:val="a9"/>
               <w:bidi/>
               <w:spacing w:line="360" w:lineRule="auto"/>
               <w:ind w:left="0"/>
@@ -5984,7 +6028,7 @@
           </w:tcPr>
           <w:p>
             <w:pPr>
-              <w:pStyle w:val="ListParagraph"/>
+              <w:pStyle w:val="a9"/>
               <w:bidi/>
               <w:spacing w:line="360" w:lineRule="auto"/>
               <w:ind w:left="0"/>
@@ -6010,7 +6054,7 @@
           </w:tcPr>
           <w:p>
             <w:pPr>
-              <w:pStyle w:val="ListParagraph"/>
+              <w:pStyle w:val="a9"/>
               <w:bidi/>
               <w:spacing w:line="360" w:lineRule="auto"/>
               <w:ind w:left="0"/>
@@ -6036,7 +6080,7 @@
           </w:tcPr>
           <w:p>
             <w:pPr>
-              <w:pStyle w:val="ListParagraph"/>
+              <w:pStyle w:val="a9"/>
               <w:bidi/>
               <w:spacing w:line="360" w:lineRule="auto"/>
               <w:ind w:left="0"/>
@@ -6060,7 +6104,7 @@
           </w:tcPr>
           <w:p>
             <w:pPr>
-              <w:pStyle w:val="ListParagraph"/>
+              <w:pStyle w:val="a9"/>
               <w:bidi/>
               <w:spacing w:line="360" w:lineRule="auto"/>
               <w:ind w:left="0"/>
@@ -6085,7 +6129,7 @@
           </w:tcPr>
           <w:p>
             <w:pPr>
-              <w:pStyle w:val="ListParagraph"/>
+              <w:pStyle w:val="a9"/>
               <w:bidi/>
               <w:spacing w:line="360" w:lineRule="auto"/>
               <w:ind w:left="0"/>
@@ -6111,7 +6155,7 @@
           </w:tcPr>
           <w:p>
             <w:pPr>
-              <w:pStyle w:val="ListParagraph"/>
+              <w:pStyle w:val="a9"/>
               <w:bidi/>
               <w:spacing w:line="360" w:lineRule="auto"/>
               <w:ind w:left="0"/>
@@ -6137,7 +6181,7 @@
           </w:tcPr>
           <w:p>
             <w:pPr>
-              <w:pStyle w:val="ListParagraph"/>
+              <w:pStyle w:val="a9"/>
               <w:bidi/>
               <w:spacing w:line="360" w:lineRule="auto"/>
               <w:ind w:left="0"/>
@@ -6161,7 +6205,7 @@
           </w:tcPr>
           <w:p>
             <w:pPr>
-              <w:pStyle w:val="ListParagraph"/>
+              <w:pStyle w:val="a9"/>
               <w:bidi/>
               <w:spacing w:line="360" w:lineRule="auto"/>
               <w:ind w:left="0"/>
@@ -6186,7 +6230,7 @@
           </w:tcPr>
           <w:p>
             <w:pPr>
-              <w:pStyle w:val="ListParagraph"/>
+              <w:pStyle w:val="a9"/>
               <w:bidi/>
               <w:spacing w:line="360" w:lineRule="auto"/>
               <w:ind w:left="0"/>
@@ -6212,7 +6256,7 @@
           </w:tcPr>
           <w:p>
             <w:pPr>
-              <w:pStyle w:val="ListParagraph"/>
+              <w:pStyle w:val="a9"/>
               <w:bidi/>
               <w:spacing w:line="360" w:lineRule="auto"/>
               <w:ind w:left="0"/>
@@ -6238,7 +6282,7 @@
           </w:tcPr>
           <w:p>
             <w:pPr>
-              <w:pStyle w:val="ListParagraph"/>
+              <w:pStyle w:val="a9"/>
               <w:bidi/>
               <w:spacing w:line="360" w:lineRule="auto"/>
               <w:ind w:left="0"/>
@@ -6261,7 +6305,7 @@
           </w:tcPr>
           <w:p>
             <w:pPr>
-              <w:pStyle w:val="ListParagraph"/>
+              <w:pStyle w:val="a9"/>
               <w:bidi/>
               <w:spacing w:line="360" w:lineRule="auto"/>
               <w:ind w:left="0"/>
@@ -6286,7 +6330,7 @@
           </w:tcPr>
           <w:p>
             <w:pPr>
-              <w:pStyle w:val="ListParagraph"/>
+              <w:pStyle w:val="a9"/>
               <w:bidi/>
               <w:spacing w:line="360" w:lineRule="auto"/>
               <w:ind w:left="0"/>
@@ -6312,7 +6356,7 @@
           </w:tcPr>
           <w:p>
             <w:pPr>
-              <w:pStyle w:val="ListParagraph"/>
+              <w:pStyle w:val="a9"/>
               <w:bidi/>
               <w:spacing w:line="360" w:lineRule="auto"/>
               <w:ind w:left="0"/>
@@ -6338,7 +6382,7 @@
           </w:tcPr>
           <w:p>
             <w:pPr>
-              <w:pStyle w:val="ListParagraph"/>
+              <w:pStyle w:val="a9"/>
               <w:bidi/>
               <w:spacing w:line="360" w:lineRule="auto"/>
               <w:ind w:left="0"/>
@@ -6362,7 +6406,7 @@
           </w:tcPr>
           <w:p>
             <w:pPr>
-              <w:pStyle w:val="ListParagraph"/>
+              <w:pStyle w:val="a9"/>
               <w:bidi/>
               <w:spacing w:line="360" w:lineRule="auto"/>
               <w:ind w:left="0"/>
@@ -6387,7 +6431,7 @@
           </w:tcPr>
           <w:p>
             <w:pPr>
-              <w:pStyle w:val="ListParagraph"/>
+              <w:pStyle w:val="a9"/>
               <w:bidi/>
               <w:spacing w:line="360" w:lineRule="auto"/>
               <w:ind w:left="0"/>
@@ -6477,7 +6521,7 @@
     </w:p>
     <w:p>
       <w:pPr>
-        <w:pStyle w:val="ListParagraph"/>
+        <w:pStyle w:val="a9"/>
         <w:numPr>
           <w:ilvl w:val="2"/>
           <w:numId w:val="8"/>
@@ -6541,7 +6585,7 @@
                     <pic:cNvPicPr/>
                   </pic:nvPicPr>
                   <pic:blipFill rotWithShape="1">
-                    <a:blip r:embed="rId32"/>
+                    <a:blip r:embed="rId33"/>
                     <a:srcRect t="18255"/>
                     <a:stretch>
                       <a:fillRect/>
@@ -6573,7 +6617,7 @@
     </w:p>
     <w:p>
       <w:pPr>
-        <w:pStyle w:val="ListParagraph"/>
+        <w:pStyle w:val="a9"/>
         <w:numPr>
           <w:ilvl w:val="2"/>
           <w:numId w:val="8"/>
@@ -6628,7 +6672,7 @@
                     <pic:cNvPicPr/>
                   </pic:nvPicPr>
                   <pic:blipFill>
-                    <a:blip r:embed="rId33"/>
+                    <a:blip r:embed="rId34"/>
                     <a:stretch>
                       <a:fillRect/>
                     </a:stretch>
@@ -6651,7 +6695,7 @@
     </w:p>
     <w:p>
       <w:pPr>
-        <w:pStyle w:val="ListParagraph"/>
+        <w:pStyle w:val="a9"/>
         <w:numPr>
           <w:ilvl w:val="2"/>
           <w:numId w:val="8"/>
@@ -6676,7 +6720,7 @@
     </w:p>
     <w:p>
       <w:pPr>
-        <w:pStyle w:val="ListParagraph"/>
+        <w:pStyle w:val="a9"/>
         <w:numPr>
           <w:ilvl w:val="3"/>
           <w:numId w:val="8"/>
@@ -6731,7 +6775,7 @@
                     <pic:cNvPicPr/>
                   </pic:nvPicPr>
                   <pic:blipFill>
-                    <a:blip r:embed="rId34"/>
+                    <a:blip r:embed="rId35"/>
                     <a:stretch>
                       <a:fillRect/>
                     </a:stretch>
@@ -6754,7 +6798,7 @@
     </w:p>
     <w:p>
       <w:pPr>
-        <w:pStyle w:val="ListParagraph"/>
+        <w:pStyle w:val="a9"/>
         <w:numPr>
           <w:ilvl w:val="3"/>
           <w:numId w:val="8"/>
@@ -6809,7 +6853,7 @@
                     <pic:cNvPicPr/>
                   </pic:nvPicPr>
                   <pic:blipFill>
-                    <a:blip r:embed="rId35"/>
+                    <a:blip r:embed="rId36"/>
                     <a:stretch>
                       <a:fillRect/>
                     </a:stretch>
@@ -6832,7 +6876,7 @@
     </w:p>
     <w:p>
       <w:pPr>
-        <w:pStyle w:val="ListParagraph"/>
+        <w:pStyle w:val="a9"/>
         <w:numPr>
           <w:ilvl w:val="3"/>
           <w:numId w:val="8"/>
@@ -6887,7 +6931,7 @@
                     <pic:cNvPicPr/>
                   </pic:nvPicPr>
                   <pic:blipFill>
-                    <a:blip r:embed="rId36"/>
+                    <a:blip r:embed="rId37"/>
                     <a:stretch>
                       <a:fillRect/>
                     </a:stretch>
@@ -6910,7 +6954,7 @@
     </w:p>
     <w:p>
       <w:pPr>
-        <w:pStyle w:val="ListParagraph"/>
+        <w:pStyle w:val="a9"/>
         <w:bidi/>
         <w:spacing w:line="360" w:lineRule="auto"/>
         <w:ind w:left="1080"/>
@@ -6924,7 +6968,7 @@
     </w:p>
     <w:p>
       <w:pPr>
-        <w:pStyle w:val="ListParagraph"/>
+        <w:pStyle w:val="a9"/>
         <w:numPr>
           <w:ilvl w:val="1"/>
           <w:numId w:val="8"/>
@@ -6958,7 +7002,7 @@
     </w:p>
     <w:p>
       <w:pPr>
-        <w:pStyle w:val="ListParagraph"/>
+        <w:pStyle w:val="a9"/>
         <w:numPr>
           <w:ilvl w:val="2"/>
           <w:numId w:val="8"/>
@@ -7013,7 +7057,7 @@
                     <pic:cNvPicPr/>
                   </pic:nvPicPr>
                   <pic:blipFill>
-                    <a:blip r:embed="rId37"/>
+                    <a:blip r:embed="rId38"/>
                     <a:stretch>
                       <a:fillRect/>
                     </a:stretch>
@@ -7036,7 +7080,7 @@
     </w:p>
     <w:p>
       <w:pPr>
-        <w:pStyle w:val="ListParagraph"/>
+        <w:pStyle w:val="a9"/>
         <w:numPr>
           <w:ilvl w:val="2"/>
           <w:numId w:val="8"/>
@@ -7073,8 +7117,8 @@
       </w:tblPr>
       <w:tblGrid>
         <w:gridCol w:w="1519"/>
-        <w:gridCol w:w="1564"/>
-        <w:gridCol w:w="2126"/>
+        <w:gridCol w:w="1561"/>
+        <w:gridCol w:w="2129"/>
         <w:gridCol w:w="4135"/>
       </w:tblGrid>
       <w:tr>
@@ -7102,7 +7146,7 @@
           </w:tcPr>
           <w:p>
             <w:pPr>
-              <w:pStyle w:val="ListParagraph"/>
+              <w:pStyle w:val="a9"/>
               <w:bidi/>
               <w:spacing w:after="0" w:line="360" w:lineRule="auto"/>
               <w:ind w:left="0"/>
@@ -7122,7 +7166,7 @@
         </w:tc>
         <w:tc>
           <w:tcPr>
-            <w:tcW w:w="1534" w:type="dxa"/>
+            <w:tcW w:w="1531" w:type="dxa"/>
             <w:tcBorders>
               <w:top w:val="single" w:sz="6" w:space="0" w:color="C4C7C5"/>
               <w:left w:val="single" w:sz="6" w:space="0" w:color="C4C7C5"/>
@@ -7140,7 +7184,7 @@
           </w:tcPr>
           <w:p>
             <w:pPr>
-              <w:pStyle w:val="ListParagraph"/>
+              <w:pStyle w:val="a9"/>
               <w:bidi/>
               <w:spacing w:after="0" w:line="360" w:lineRule="auto"/>
               <w:ind w:left="0"/>
@@ -7161,7 +7205,7 @@
         </w:tc>
         <w:tc>
           <w:tcPr>
-            <w:tcW w:w="2096" w:type="dxa"/>
+            <w:tcW w:w="2099" w:type="dxa"/>
             <w:tcBorders>
               <w:top w:val="single" w:sz="6" w:space="0" w:color="C4C7C5"/>
               <w:left w:val="single" w:sz="6" w:space="0" w:color="C4C7C5"/>
@@ -7179,7 +7223,7 @@
           </w:tcPr>
           <w:p>
             <w:pPr>
-              <w:pStyle w:val="ListParagraph"/>
+              <w:pStyle w:val="a9"/>
               <w:bidi/>
               <w:spacing w:after="0" w:line="360" w:lineRule="auto"/>
               <w:ind w:left="0"/>
@@ -7218,7 +7262,7 @@
           </w:tcPr>
           <w:p>
             <w:pPr>
-              <w:pStyle w:val="ListParagraph"/>
+              <w:pStyle w:val="a9"/>
               <w:bidi/>
               <w:spacing w:after="0" w:line="360" w:lineRule="auto"/>
               <w:ind w:left="0"/>
@@ -7262,7 +7306,7 @@
           </w:tcPr>
           <w:p>
             <w:pPr>
-              <w:pStyle w:val="ListParagraph"/>
+              <w:pStyle w:val="a9"/>
               <w:bidi/>
               <w:spacing w:after="0" w:line="360" w:lineRule="auto"/>
               <w:ind w:left="0"/>
@@ -7284,7 +7328,7 @@
         </w:tc>
         <w:tc>
           <w:tcPr>
-            <w:tcW w:w="1534" w:type="dxa"/>
+            <w:tcW w:w="1531" w:type="dxa"/>
             <w:tcBorders>
               <w:top w:val="single" w:sz="6" w:space="0" w:color="C4C7C5"/>
               <w:left w:val="single" w:sz="6" w:space="0" w:color="C4C7C5"/>
@@ -7302,7 +7346,7 @@
           </w:tcPr>
           <w:p>
             <w:pPr>
-              <w:pStyle w:val="ListParagraph"/>
+              <w:pStyle w:val="a9"/>
               <w:bidi/>
               <w:spacing w:after="0" w:line="360" w:lineRule="auto"/>
               <w:ind w:left="0"/>
@@ -7322,7 +7366,7 @@
         </w:tc>
         <w:tc>
           <w:tcPr>
-            <w:tcW w:w="2096" w:type="dxa"/>
+            <w:tcW w:w="2099" w:type="dxa"/>
             <w:tcBorders>
               <w:top w:val="single" w:sz="6" w:space="0" w:color="C4C7C5"/>
               <w:left w:val="single" w:sz="6" w:space="0" w:color="C4C7C5"/>
@@ -7340,7 +7384,7 @@
           </w:tcPr>
           <w:p>
             <w:pPr>
-              <w:pStyle w:val="ListParagraph"/>
+              <w:pStyle w:val="a9"/>
               <w:bidi/>
               <w:spacing w:after="0" w:line="360" w:lineRule="auto"/>
               <w:ind w:left="0"/>
@@ -7378,7 +7422,7 @@
           </w:tcPr>
           <w:p>
             <w:pPr>
-              <w:pStyle w:val="ListParagraph"/>
+              <w:pStyle w:val="a9"/>
               <w:bidi/>
               <w:spacing w:after="0" w:line="360" w:lineRule="auto"/>
               <w:ind w:left="0"/>
@@ -7435,7 +7479,7 @@
           </w:tcPr>
           <w:p>
             <w:pPr>
-              <w:pStyle w:val="ListParagraph"/>
+              <w:pStyle w:val="a9"/>
               <w:bidi/>
               <w:spacing w:after="0" w:line="360" w:lineRule="auto"/>
               <w:ind w:left="0"/>
@@ -7457,7 +7501,7 @@
         </w:tc>
         <w:tc>
           <w:tcPr>
-            <w:tcW w:w="1534" w:type="dxa"/>
+            <w:tcW w:w="1531" w:type="dxa"/>
             <w:tcBorders>
               <w:top w:val="single" w:sz="6" w:space="0" w:color="C4C7C5"/>
               <w:left w:val="single" w:sz="6" w:space="0" w:color="C4C7C5"/>
@@ -7475,7 +7519,7 @@
           </w:tcPr>
           <w:p>
             <w:pPr>
-              <w:pStyle w:val="ListParagraph"/>
+              <w:pStyle w:val="a9"/>
               <w:bidi/>
               <w:spacing w:after="0" w:line="360" w:lineRule="auto"/>
               <w:ind w:left="0"/>
@@ -7495,7 +7539,7 @@
         </w:tc>
         <w:tc>
           <w:tcPr>
-            <w:tcW w:w="2096" w:type="dxa"/>
+            <w:tcW w:w="2099" w:type="dxa"/>
             <w:tcBorders>
               <w:top w:val="single" w:sz="6" w:space="0" w:color="C4C7C5"/>
               <w:left w:val="single" w:sz="6" w:space="0" w:color="C4C7C5"/>
@@ -7513,7 +7557,7 @@
           </w:tcPr>
           <w:p>
             <w:pPr>
-              <w:pStyle w:val="ListParagraph"/>
+              <w:pStyle w:val="a9"/>
               <w:bidi/>
               <w:spacing w:after="0" w:line="360" w:lineRule="auto"/>
               <w:ind w:left="0"/>
@@ -7551,7 +7595,7 @@
           </w:tcPr>
           <w:p>
             <w:pPr>
-              <w:pStyle w:val="ListParagraph"/>
+              <w:pStyle w:val="a9"/>
               <w:bidi/>
               <w:spacing w:after="0" w:line="360" w:lineRule="auto"/>
               <w:ind w:left="0"/>
@@ -7596,7 +7640,7 @@
           </w:tcPr>
           <w:p>
             <w:pPr>
-              <w:pStyle w:val="ListParagraph"/>
+              <w:pStyle w:val="a9"/>
               <w:bidi/>
               <w:spacing w:after="0" w:line="360" w:lineRule="auto"/>
               <w:ind w:left="0"/>
@@ -7618,7 +7662,7 @@
         </w:tc>
         <w:tc>
           <w:tcPr>
-            <w:tcW w:w="1534" w:type="dxa"/>
+            <w:tcW w:w="1531" w:type="dxa"/>
             <w:tcBorders>
               <w:top w:val="single" w:sz="6" w:space="0" w:color="C4C7C5"/>
               <w:left w:val="single" w:sz="6" w:space="0" w:color="C4C7C5"/>
@@ -7636,7 +7680,7 @@
           </w:tcPr>
           <w:p>
             <w:pPr>
-              <w:pStyle w:val="ListParagraph"/>
+              <w:pStyle w:val="a9"/>
               <w:bidi/>
               <w:spacing w:after="0" w:line="360" w:lineRule="auto"/>
               <w:ind w:left="0"/>
@@ -7656,7 +7700,7 @@
         </w:tc>
         <w:tc>
           <w:tcPr>
-            <w:tcW w:w="2096" w:type="dxa"/>
+            <w:tcW w:w="2099" w:type="dxa"/>
             <w:tcBorders>
               <w:top w:val="single" w:sz="6" w:space="0" w:color="C4C7C5"/>
               <w:left w:val="single" w:sz="6" w:space="0" w:color="C4C7C5"/>
@@ -7674,7 +7718,7 @@
           </w:tcPr>
           <w:p>
             <w:pPr>
-              <w:pStyle w:val="ListParagraph"/>
+              <w:pStyle w:val="a9"/>
               <w:bidi/>
               <w:spacing w:after="0" w:line="360" w:lineRule="auto"/>
               <w:ind w:left="0"/>
@@ -7713,7 +7757,7 @@
           </w:tcPr>
           <w:p>
             <w:pPr>
-              <w:pStyle w:val="ListParagraph"/>
+              <w:pStyle w:val="a9"/>
               <w:bidi/>
               <w:spacing w:after="0" w:line="360" w:lineRule="auto"/>
               <w:ind w:left="0"/>
@@ -7757,7 +7801,7 @@
           </w:tcPr>
           <w:p>
             <w:pPr>
-              <w:pStyle w:val="ListParagraph"/>
+              <w:pStyle w:val="a9"/>
               <w:bidi/>
               <w:spacing w:after="0" w:line="360" w:lineRule="auto"/>
               <w:ind w:left="0"/>
@@ -7779,7 +7823,7 @@
         </w:tc>
         <w:tc>
           <w:tcPr>
-            <w:tcW w:w="1534" w:type="dxa"/>
+            <w:tcW w:w="1531" w:type="dxa"/>
             <w:tcBorders>
               <w:top w:val="single" w:sz="6" w:space="0" w:color="C4C7C5"/>
               <w:left w:val="single" w:sz="6" w:space="0" w:color="C4C7C5"/>
@@ -7797,7 +7841,7 @@
           </w:tcPr>
           <w:p>
             <w:pPr>
-              <w:pStyle w:val="ListParagraph"/>
+              <w:pStyle w:val="a9"/>
               <w:bidi/>
               <w:spacing w:after="0" w:line="360" w:lineRule="auto"/>
               <w:ind w:left="0"/>
@@ -7817,7 +7861,7 @@
         </w:tc>
         <w:tc>
           <w:tcPr>
-            <w:tcW w:w="2096" w:type="dxa"/>
+            <w:tcW w:w="2099" w:type="dxa"/>
             <w:tcBorders>
               <w:top w:val="single" w:sz="6" w:space="0" w:color="C4C7C5"/>
               <w:left w:val="single" w:sz="6" w:space="0" w:color="C4C7C5"/>
@@ -7835,7 +7879,7 @@
           </w:tcPr>
           <w:p>
             <w:pPr>
-              <w:pStyle w:val="ListParagraph"/>
+              <w:pStyle w:val="a9"/>
               <w:bidi/>
               <w:spacing w:after="0" w:line="360" w:lineRule="auto"/>
               <w:ind w:left="0"/>
@@ -7874,7 +7918,7 @@
           </w:tcPr>
           <w:p>
             <w:pPr>
-              <w:pStyle w:val="ListParagraph"/>
+              <w:pStyle w:val="a9"/>
               <w:bidi/>
               <w:spacing w:after="0" w:line="360" w:lineRule="auto"/>
               <w:ind w:left="0"/>
@@ -7919,7 +7963,7 @@
           </w:tcPr>
           <w:p>
             <w:pPr>
-              <w:pStyle w:val="ListParagraph"/>
+              <w:pStyle w:val="a9"/>
               <w:bidi/>
               <w:spacing w:after="0" w:line="360" w:lineRule="auto"/>
               <w:ind w:left="0"/>
@@ -7941,7 +7985,7 @@
         </w:tc>
         <w:tc>
           <w:tcPr>
-            <w:tcW w:w="1534" w:type="dxa"/>
+            <w:tcW w:w="1531" w:type="dxa"/>
             <w:tcBorders>
               <w:top w:val="single" w:sz="6" w:space="0" w:color="C4C7C5"/>
               <w:left w:val="single" w:sz="6" w:space="0" w:color="C4C7C5"/>
@@ -7959,7 +8003,7 @@
           </w:tcPr>
           <w:p>
             <w:pPr>
-              <w:pStyle w:val="ListParagraph"/>
+              <w:pStyle w:val="a9"/>
               <w:bidi/>
               <w:spacing w:after="0" w:line="360" w:lineRule="auto"/>
               <w:ind w:left="0"/>
@@ -7979,7 +8023,7 @@
         </w:tc>
         <w:tc>
           <w:tcPr>
-            <w:tcW w:w="2096" w:type="dxa"/>
+            <w:tcW w:w="2099" w:type="dxa"/>
             <w:tcBorders>
               <w:top w:val="single" w:sz="6" w:space="0" w:color="C4C7C5"/>
               <w:left w:val="single" w:sz="6" w:space="0" w:color="C4C7C5"/>
@@ -7997,7 +8041,7 @@
           </w:tcPr>
           <w:p>
             <w:pPr>
-              <w:pStyle w:val="ListParagraph"/>
+              <w:pStyle w:val="a9"/>
               <w:bidi/>
               <w:spacing w:after="0" w:line="360" w:lineRule="auto"/>
               <w:ind w:left="0"/>
@@ -8036,7 +8080,7 @@
           </w:tcPr>
           <w:p>
             <w:pPr>
-              <w:pStyle w:val="ListParagraph"/>
+              <w:pStyle w:val="a9"/>
               <w:bidi/>
               <w:spacing w:after="0" w:line="360" w:lineRule="auto"/>
               <w:ind w:left="0"/>
@@ -8081,7 +8125,7 @@
           </w:tcPr>
           <w:p>
             <w:pPr>
-              <w:pStyle w:val="ListParagraph"/>
+              <w:pStyle w:val="a9"/>
               <w:bidi/>
               <w:spacing w:after="0" w:line="360" w:lineRule="auto"/>
               <w:ind w:left="0"/>
@@ -8103,7 +8147,7 @@
         </w:tc>
         <w:tc>
           <w:tcPr>
-            <w:tcW w:w="1534" w:type="dxa"/>
+            <w:tcW w:w="1531" w:type="dxa"/>
             <w:tcBorders>
               <w:top w:val="single" w:sz="6" w:space="0" w:color="C4C7C5"/>
               <w:left w:val="single" w:sz="6" w:space="0" w:color="C4C7C5"/>
@@ -8121,7 +8165,7 @@
           </w:tcPr>
           <w:p>
             <w:pPr>
-              <w:pStyle w:val="ListParagraph"/>
+              <w:pStyle w:val="a9"/>
               <w:bidi/>
               <w:spacing w:after="0" w:line="360" w:lineRule="auto"/>
               <w:ind w:left="0"/>
@@ -8141,7 +8185,7 @@
         </w:tc>
         <w:tc>
           <w:tcPr>
-            <w:tcW w:w="2096" w:type="dxa"/>
+            <w:tcW w:w="2099" w:type="dxa"/>
             <w:tcBorders>
               <w:top w:val="single" w:sz="6" w:space="0" w:color="C4C7C5"/>
               <w:left w:val="single" w:sz="6" w:space="0" w:color="C4C7C5"/>
@@ -8159,7 +8203,7 @@
           </w:tcPr>
           <w:p>
             <w:pPr>
-              <w:pStyle w:val="ListParagraph"/>
+              <w:pStyle w:val="a9"/>
               <w:bidi/>
               <w:spacing w:after="0" w:line="360" w:lineRule="auto"/>
               <w:ind w:left="0"/>
@@ -8198,7 +8242,7 @@
           </w:tcPr>
           <w:p>
             <w:pPr>
-              <w:pStyle w:val="ListParagraph"/>
+              <w:pStyle w:val="a9"/>
               <w:bidi/>
               <w:spacing w:after="0" w:line="360" w:lineRule="auto"/>
               <w:ind w:left="0"/>
@@ -8242,7 +8286,7 @@
           </w:tcPr>
           <w:p>
             <w:pPr>
-              <w:pStyle w:val="ListParagraph"/>
+              <w:pStyle w:val="a9"/>
               <w:bidi/>
               <w:spacing w:after="0" w:line="360" w:lineRule="auto"/>
               <w:ind w:left="0"/>
@@ -8264,7 +8308,7 @@
         </w:tc>
         <w:tc>
           <w:tcPr>
-            <w:tcW w:w="1534" w:type="dxa"/>
+            <w:tcW w:w="1531" w:type="dxa"/>
             <w:tcBorders>
               <w:top w:val="single" w:sz="6" w:space="0" w:color="C4C7C5"/>
               <w:left w:val="single" w:sz="6" w:space="0" w:color="C4C7C5"/>
@@ -8282,7 +8326,7 @@
           </w:tcPr>
           <w:p>
             <w:pPr>
-              <w:pStyle w:val="ListParagraph"/>
+              <w:pStyle w:val="a9"/>
               <w:bidi/>
               <w:spacing w:after="0" w:line="360" w:lineRule="auto"/>
               <w:ind w:left="0"/>
@@ -8302,7 +8346,7 @@
         </w:tc>
         <w:tc>
           <w:tcPr>
-            <w:tcW w:w="2096" w:type="dxa"/>
+            <w:tcW w:w="2099" w:type="dxa"/>
             <w:tcBorders>
               <w:top w:val="single" w:sz="6" w:space="0" w:color="C4C7C5"/>
               <w:left w:val="single" w:sz="6" w:space="0" w:color="C4C7C5"/>
@@ -8320,7 +8364,7 @@
           </w:tcPr>
           <w:p>
             <w:pPr>
-              <w:pStyle w:val="ListParagraph"/>
+              <w:pStyle w:val="a9"/>
               <w:bidi/>
               <w:spacing w:after="0" w:line="360" w:lineRule="auto"/>
               <w:ind w:left="0"/>
@@ -8372,7 +8416,7 @@
           </w:tcPr>
           <w:p>
             <w:pPr>
-              <w:pStyle w:val="ListParagraph"/>
+              <w:pStyle w:val="a9"/>
               <w:bidi/>
               <w:spacing w:after="0" w:line="360" w:lineRule="auto"/>
               <w:ind w:left="0"/>
@@ -8416,7 +8460,7 @@
           </w:tcPr>
           <w:p>
             <w:pPr>
-              <w:pStyle w:val="ListParagraph"/>
+              <w:pStyle w:val="a9"/>
               <w:bidi/>
               <w:spacing w:after="0" w:line="360" w:lineRule="auto"/>
               <w:ind w:left="0"/>
@@ -8438,7 +8482,7 @@
         </w:tc>
         <w:tc>
           <w:tcPr>
-            <w:tcW w:w="1534" w:type="dxa"/>
+            <w:tcW w:w="1531" w:type="dxa"/>
             <w:tcBorders>
               <w:top w:val="single" w:sz="6" w:space="0" w:color="C4C7C5"/>
               <w:left w:val="single" w:sz="6" w:space="0" w:color="C4C7C5"/>
@@ -8456,7 +8500,7 @@
           </w:tcPr>
           <w:p>
             <w:pPr>
-              <w:pStyle w:val="ListParagraph"/>
+              <w:pStyle w:val="a9"/>
               <w:bidi/>
               <w:spacing w:after="0" w:line="360" w:lineRule="auto"/>
               <w:ind w:left="0"/>
@@ -8476,7 +8520,7 @@
         </w:tc>
         <w:tc>
           <w:tcPr>
-            <w:tcW w:w="2096" w:type="dxa"/>
+            <w:tcW w:w="2099" w:type="dxa"/>
             <w:tcBorders>
               <w:top w:val="single" w:sz="6" w:space="0" w:color="C4C7C5"/>
               <w:left w:val="single" w:sz="6" w:space="0" w:color="C4C7C5"/>
@@ -8494,7 +8538,7 @@
           </w:tcPr>
           <w:p>
             <w:pPr>
-              <w:pStyle w:val="ListParagraph"/>
+              <w:pStyle w:val="a9"/>
               <w:bidi/>
               <w:spacing w:after="0" w:line="360" w:lineRule="auto"/>
               <w:ind w:left="0"/>
@@ -8533,7 +8577,7 @@
           </w:tcPr>
           <w:p>
             <w:pPr>
-              <w:pStyle w:val="ListParagraph"/>
+              <w:pStyle w:val="a9"/>
               <w:bidi/>
               <w:spacing w:after="0" w:line="360" w:lineRule="auto"/>
               <w:ind w:left="0"/>
@@ -8577,7 +8621,7 @@
           </w:tcPr>
           <w:p>
             <w:pPr>
-              <w:pStyle w:val="ListParagraph"/>
+              <w:pStyle w:val="a9"/>
               <w:bidi/>
               <w:spacing w:after="0" w:line="360" w:lineRule="auto"/>
               <w:ind w:left="0"/>
@@ -8599,7 +8643,7 @@
         </w:tc>
         <w:tc>
           <w:tcPr>
-            <w:tcW w:w="1534" w:type="dxa"/>
+            <w:tcW w:w="1531" w:type="dxa"/>
             <w:tcBorders>
               <w:top w:val="single" w:sz="6" w:space="0" w:color="C4C7C5"/>
               <w:left w:val="single" w:sz="6" w:space="0" w:color="C4C7C5"/>
@@ -8617,7 +8661,7 @@
           </w:tcPr>
           <w:p>
             <w:pPr>
-              <w:pStyle w:val="ListParagraph"/>
+              <w:pStyle w:val="a9"/>
               <w:bidi/>
               <w:spacing w:after="0" w:line="360" w:lineRule="auto"/>
               <w:ind w:left="0"/>
@@ -8637,7 +8681,7 @@
         </w:tc>
         <w:tc>
           <w:tcPr>
-            <w:tcW w:w="2096" w:type="dxa"/>
+            <w:tcW w:w="2099" w:type="dxa"/>
             <w:tcBorders>
               <w:top w:val="single" w:sz="6" w:space="0" w:color="C4C7C5"/>
               <w:left w:val="single" w:sz="6" w:space="0" w:color="C4C7C5"/>
@@ -8655,7 +8699,7 @@
           </w:tcPr>
           <w:p>
             <w:pPr>
-              <w:pStyle w:val="ListParagraph"/>
+              <w:pStyle w:val="a9"/>
               <w:bidi/>
               <w:spacing w:after="0" w:line="360" w:lineRule="auto"/>
               <w:ind w:left="0"/>
@@ -8694,7 +8738,7 @@
           </w:tcPr>
           <w:p>
             <w:pPr>
-              <w:pStyle w:val="ListParagraph"/>
+              <w:pStyle w:val="a9"/>
               <w:bidi/>
               <w:spacing w:after="0" w:line="360" w:lineRule="auto"/>
               <w:ind w:left="0"/>
@@ -8739,7 +8783,7 @@
           </w:tcPr>
           <w:p>
             <w:pPr>
-              <w:pStyle w:val="ListParagraph"/>
+              <w:pStyle w:val="a9"/>
               <w:bidi/>
               <w:spacing w:after="0" w:line="360" w:lineRule="auto"/>
               <w:ind w:left="0"/>
@@ -8762,7 +8806,7 @@
         </w:tc>
         <w:tc>
           <w:tcPr>
-            <w:tcW w:w="1534" w:type="dxa"/>
+            <w:tcW w:w="1531" w:type="dxa"/>
             <w:tcBorders>
               <w:top w:val="single" w:sz="6" w:space="0" w:color="C4C7C5"/>
               <w:left w:val="single" w:sz="6" w:space="0" w:color="C4C7C5"/>
@@ -8780,7 +8824,7 @@
           </w:tcPr>
           <w:p>
             <w:pPr>
-              <w:pStyle w:val="ListParagraph"/>
+              <w:pStyle w:val="a9"/>
               <w:bidi/>
               <w:spacing w:after="0" w:line="360" w:lineRule="auto"/>
               <w:ind w:left="0"/>
@@ -8800,7 +8844,7 @@
         </w:tc>
         <w:tc>
           <w:tcPr>
-            <w:tcW w:w="2096" w:type="dxa"/>
+            <w:tcW w:w="2099" w:type="dxa"/>
             <w:tcBorders>
               <w:top w:val="single" w:sz="6" w:space="0" w:color="C4C7C5"/>
               <w:left w:val="single" w:sz="6" w:space="0" w:color="C4C7C5"/>
@@ -8818,7 +8862,7 @@
           </w:tcPr>
           <w:p>
             <w:pPr>
-              <w:pStyle w:val="ListParagraph"/>
+              <w:pStyle w:val="a9"/>
               <w:bidi/>
               <w:spacing w:after="0" w:line="360" w:lineRule="auto"/>
               <w:ind w:left="0"/>
@@ -8870,7 +8914,7 @@
           </w:tcPr>
           <w:p>
             <w:pPr>
-              <w:pStyle w:val="ListParagraph"/>
+              <w:pStyle w:val="a9"/>
               <w:bidi/>
               <w:spacing w:after="0" w:line="360" w:lineRule="auto"/>
               <w:ind w:left="0"/>
@@ -8919,7 +8963,7 @@
           </w:tcPr>
           <w:p>
             <w:pPr>
-              <w:pStyle w:val="ListParagraph"/>
+              <w:pStyle w:val="a9"/>
               <w:bidi/>
               <w:spacing w:after="0" w:line="360" w:lineRule="auto"/>
               <w:ind w:left="0"/>
@@ -8941,7 +8985,7 @@
         </w:tc>
         <w:tc>
           <w:tcPr>
-            <w:tcW w:w="1534" w:type="dxa"/>
+            <w:tcW w:w="1531" w:type="dxa"/>
             <w:tcBorders>
               <w:top w:val="single" w:sz="6" w:space="0" w:color="C4C7C5"/>
               <w:left w:val="single" w:sz="6" w:space="0" w:color="C4C7C5"/>
@@ -8959,7 +9003,7 @@
           </w:tcPr>
           <w:p>
             <w:pPr>
-              <w:pStyle w:val="ListParagraph"/>
+              <w:pStyle w:val="a9"/>
               <w:bidi/>
               <w:spacing w:after="0" w:line="360" w:lineRule="auto"/>
               <w:ind w:left="0"/>
@@ -8979,7 +9023,7 @@
         </w:tc>
         <w:tc>
           <w:tcPr>
-            <w:tcW w:w="2096" w:type="dxa"/>
+            <w:tcW w:w="2099" w:type="dxa"/>
             <w:tcBorders>
               <w:top w:val="single" w:sz="6" w:space="0" w:color="C4C7C5"/>
               <w:left w:val="single" w:sz="6" w:space="0" w:color="C4C7C5"/>
@@ -8997,7 +9041,7 @@
           </w:tcPr>
           <w:p>
             <w:pPr>
-              <w:pStyle w:val="ListParagraph"/>
+              <w:pStyle w:val="a9"/>
               <w:bidi/>
               <w:spacing w:after="0" w:line="360" w:lineRule="auto"/>
               <w:ind w:left="0"/>
@@ -9036,7 +9080,7 @@
           </w:tcPr>
           <w:p>
             <w:pPr>
-              <w:pStyle w:val="ListParagraph"/>
+              <w:pStyle w:val="a9"/>
               <w:bidi/>
               <w:spacing w:after="0" w:line="360" w:lineRule="auto"/>
               <w:ind w:left="0"/>
@@ -9080,7 +9124,7 @@
           </w:tcPr>
           <w:p>
             <w:pPr>
-              <w:pStyle w:val="ListParagraph"/>
+              <w:pStyle w:val="a9"/>
               <w:bidi/>
               <w:spacing w:after="0" w:line="360" w:lineRule="auto"/>
               <w:ind w:left="0"/>
@@ -9102,7 +9146,7 @@
         </w:tc>
         <w:tc>
           <w:tcPr>
-            <w:tcW w:w="1534" w:type="dxa"/>
+            <w:tcW w:w="1531" w:type="dxa"/>
             <w:tcBorders>
               <w:top w:val="single" w:sz="6" w:space="0" w:color="C4C7C5"/>
               <w:left w:val="single" w:sz="6" w:space="0" w:color="C4C7C5"/>
@@ -9120,7 +9164,7 @@
           </w:tcPr>
           <w:p>
             <w:pPr>
-              <w:pStyle w:val="ListParagraph"/>
+              <w:pStyle w:val="a9"/>
               <w:bidi/>
               <w:spacing w:after="0" w:line="360" w:lineRule="auto"/>
               <w:ind w:left="0"/>
@@ -9140,7 +9184,7 @@
         </w:tc>
         <w:tc>
           <w:tcPr>
-            <w:tcW w:w="2096" w:type="dxa"/>
+            <w:tcW w:w="2099" w:type="dxa"/>
             <w:tcBorders>
               <w:top w:val="single" w:sz="6" w:space="0" w:color="C4C7C5"/>
               <w:left w:val="single" w:sz="6" w:space="0" w:color="C4C7C5"/>
@@ -9158,7 +9202,7 @@
           </w:tcPr>
           <w:p>
             <w:pPr>
-              <w:pStyle w:val="ListParagraph"/>
+              <w:pStyle w:val="a9"/>
               <w:bidi/>
               <w:spacing w:after="0" w:line="360" w:lineRule="auto"/>
               <w:ind w:left="0"/>
@@ -9197,7 +9241,7 @@
           </w:tcPr>
           <w:p>
             <w:pPr>
-              <w:pStyle w:val="ListParagraph"/>
+              <w:pStyle w:val="a9"/>
               <w:bidi/>
               <w:spacing w:after="0" w:line="360" w:lineRule="auto"/>
               <w:ind w:left="0"/>
@@ -9220,7 +9264,7 @@
     </w:tbl>
     <w:p>
       <w:pPr>
-        <w:pStyle w:val="ListParagraph"/>
+        <w:pStyle w:val="a9"/>
         <w:numPr>
           <w:ilvl w:val="2"/>
           <w:numId w:val="8"/>
@@ -9283,7 +9327,7 @@
                     <pic:cNvPicPr/>
                   </pic:nvPicPr>
                   <pic:blipFill>
-                    <a:blip r:embed="rId38"/>
+                    <a:blip r:embed="rId39"/>
                     <a:stretch>
                       <a:fillRect/>
                     </a:stretch>
@@ -9306,7 +9350,7 @@
     </w:p>
     <w:p>
       <w:pPr>
-        <w:pStyle w:val="ListParagraph"/>
+        <w:pStyle w:val="a9"/>
         <w:numPr>
           <w:ilvl w:val="2"/>
           <w:numId w:val="8"/>
@@ -9361,7 +9405,7 @@
                     <pic:cNvPicPr/>
                   </pic:nvPicPr>
                   <pic:blipFill>
-                    <a:blip r:embed="rId39"/>
+                    <a:blip r:embed="rId40"/>
                     <a:stretch>
                       <a:fillRect/>
                     </a:stretch>
@@ -9403,7 +9447,7 @@
     </w:p>
     <w:p>
       <w:pPr>
-        <w:pStyle w:val="ListParagraph"/>
+        <w:pStyle w:val="a9"/>
         <w:numPr>
           <w:ilvl w:val="2"/>
           <w:numId w:val="8"/>
@@ -9429,7 +9473,7 @@
     </w:p>
     <w:p>
       <w:pPr>
-        <w:pStyle w:val="ListParagraph"/>
+        <w:pStyle w:val="a9"/>
         <w:numPr>
           <w:ilvl w:val="3"/>
           <w:numId w:val="8"/>
@@ -9484,7 +9528,7 @@
                     <pic:cNvPicPr/>
                   </pic:nvPicPr>
                   <pic:blipFill>
-                    <a:blip r:embed="rId40"/>
+                    <a:blip r:embed="rId41"/>
                     <a:stretch>
                       <a:fillRect/>
                     </a:stretch>
@@ -9507,7 +9551,7 @@
     </w:p>
     <w:p>
       <w:pPr>
-        <w:pStyle w:val="ListParagraph"/>
+        <w:pStyle w:val="a9"/>
         <w:numPr>
           <w:ilvl w:val="3"/>
           <w:numId w:val="8"/>
@@ -9562,7 +9606,7 @@
                     <pic:cNvPicPr/>
                   </pic:nvPicPr>
                   <pic:blipFill>
-                    <a:blip r:embed="rId41"/>
+                    <a:blip r:embed="rId42"/>
                     <a:stretch>
                       <a:fillRect/>
                     </a:stretch>
@@ -9585,7 +9629,7 @@
     </w:p>
     <w:p>
       <w:pPr>
-        <w:pStyle w:val="ListParagraph"/>
+        <w:pStyle w:val="a9"/>
         <w:numPr>
           <w:ilvl w:val="3"/>
           <w:numId w:val="8"/>
@@ -9640,7 +9684,7 @@
                     <pic:cNvPicPr/>
                   </pic:nvPicPr>
                   <pic:blipFill>
-                    <a:blip r:embed="rId42"/>
+                    <a:blip r:embed="rId43"/>
                     <a:stretch>
                       <a:fillRect/>
                     </a:stretch>
@@ -9700,7 +9744,7 @@
     </w:p>
     <w:p>
       <w:pPr>
-        <w:pStyle w:val="ListParagraph"/>
+        <w:pStyle w:val="a9"/>
         <w:numPr>
           <w:ilvl w:val="1"/>
           <w:numId w:val="26"/>
@@ -9743,7 +9787,7 @@
     </w:p>
     <w:p>
       <w:pPr>
-        <w:pStyle w:val="ListParagraph"/>
+        <w:pStyle w:val="a9"/>
         <w:numPr>
           <w:ilvl w:val="2"/>
           <w:numId w:val="26"/>
@@ -9769,7 +9813,7 @@
     <w:p>
       <w:pPr>
         <w:bidi/>
-        <w:spacing w:line="360" w:lineRule="auto"/>
+        <w:spacing w:after="0" w:line="360" w:lineRule="auto"/>
         <w:ind w:left="1080"/>
         <w:rPr>
           <w:rFonts w:asciiTheme="majorBidi" w:hAnsiTheme="majorBidi" w:cstheme="majorBidi"/>
@@ -9782,12 +9826,13 @@
           <w:rFonts w:asciiTheme="majorBidi" w:hAnsiTheme="majorBidi" w:cs="Times New Roman"/>
           <w:b/>
           <w:bCs/>
+          <w:noProof/>
           <w:rtl/>
         </w:rPr>
         <w:drawing>
-          <wp:inline distT="0" distB="0" distL="0" distR="0" wp14:anchorId="40544E3B" wp14:editId="7D4A09E4">
-            <wp:extent cx="4320914" cy="3299746"/>
-            <wp:effectExtent l="0" t="0" r="3810" b="0"/>
+          <wp:inline distT="0" distB="0" distL="0" distR="0" wp14:anchorId="40544E3B" wp14:editId="15094015">
+            <wp:extent cx="2547590" cy="1945515"/>
+            <wp:effectExtent l="0" t="0" r="5715" b="0"/>
             <wp:docPr id="1371878341" name="Picture 1"/>
             <wp:cNvGraphicFramePr>
               <a:graphicFrameLocks xmlns:a="http://schemas.openxmlformats.org/drawingml/2006/main" noChangeAspect="1"/>
@@ -9800,7 +9845,7 @@
                     <pic:cNvPicPr/>
                   </pic:nvPicPr>
                   <pic:blipFill>
-                    <a:blip r:embed="rId43"/>
+                    <a:blip r:embed="rId44"/>
                     <a:stretch>
                       <a:fillRect/>
                     </a:stretch>
@@ -9808,7 +9853,7 @@
                   <pic:spPr>
                     <a:xfrm>
                       <a:off x="0" y="0"/>
-                      <a:ext cx="4320914" cy="3299746"/>
+                      <a:ext cx="2559031" cy="1954252"/>
                     </a:xfrm>
                     <a:prstGeom prst="rect">
                       <a:avLst/>
@@ -9823,7 +9868,7 @@
     </w:p>
     <w:p>
       <w:pPr>
-        <w:pStyle w:val="ListParagraph"/>
+        <w:pStyle w:val="a9"/>
         <w:numPr>
           <w:ilvl w:val="2"/>
           <w:numId w:val="26"/>
@@ -9848,7 +9893,7 @@
     </w:p>
     <w:tbl>
       <w:tblPr>
-        <w:tblStyle w:val="TableGrid"/>
+        <w:tblStyle w:val="af3"/>
         <w:bidiVisual/>
         <w:tblW w:w="9071" w:type="dxa"/>
         <w:tblInd w:w="282" w:type="dxa"/>
@@ -9856,18 +9901,18 @@
       </w:tblPr>
       <w:tblGrid>
         <w:gridCol w:w="2456"/>
-        <w:gridCol w:w="1327"/>
-        <w:gridCol w:w="2932"/>
-        <w:gridCol w:w="2356"/>
+        <w:gridCol w:w="1499"/>
+        <w:gridCol w:w="1032"/>
+        <w:gridCol w:w="4084"/>
       </w:tblGrid>
       <w:tr>
         <w:tc>
           <w:tcPr>
-            <w:tcW w:w="2456" w:type="dxa"/>
-          </w:tcPr>
-          <w:p>
-            <w:pPr>
-              <w:pStyle w:val="ListParagraph"/>
+            <w:tcW w:w="2271" w:type="dxa"/>
+          </w:tcPr>
+          <w:p>
+            <w:pPr>
+              <w:pStyle w:val="a9"/>
               <w:bidi/>
               <w:spacing w:line="360" w:lineRule="auto"/>
               <w:ind w:left="0"/>
@@ -9888,11 +9933,11 @@
         </w:tc>
         <w:tc>
           <w:tcPr>
-            <w:tcW w:w="1327" w:type="dxa"/>
-          </w:tcPr>
-          <w:p>
-            <w:pPr>
-              <w:pStyle w:val="ListParagraph"/>
+            <w:tcW w:w="1512" w:type="dxa"/>
+          </w:tcPr>
+          <w:p>
+            <w:pPr>
+              <w:pStyle w:val="a9"/>
               <w:bidi/>
               <w:spacing w:line="360" w:lineRule="auto"/>
               <w:ind w:left="0"/>
@@ -9913,11 +9958,11 @@
         </w:tc>
         <w:tc>
           <w:tcPr>
-            <w:tcW w:w="2932" w:type="dxa"/>
-          </w:tcPr>
-          <w:p>
-            <w:pPr>
-              <w:pStyle w:val="ListParagraph"/>
+            <w:tcW w:w="1039" w:type="dxa"/>
+          </w:tcPr>
+          <w:p>
+            <w:pPr>
+              <w:pStyle w:val="a9"/>
               <w:bidi/>
               <w:spacing w:line="360" w:lineRule="auto"/>
               <w:ind w:left="0"/>
@@ -9938,11 +9983,11 @@
         </w:tc>
         <w:tc>
           <w:tcPr>
-            <w:tcW w:w="2356" w:type="dxa"/>
-          </w:tcPr>
-          <w:p>
-            <w:pPr>
-              <w:pStyle w:val="ListParagraph"/>
+            <w:tcW w:w="4249" w:type="dxa"/>
+          </w:tcPr>
+          <w:p>
+            <w:pPr>
+              <w:pStyle w:val="a9"/>
               <w:bidi/>
               <w:spacing w:line="360" w:lineRule="auto"/>
               <w:ind w:left="0"/>
@@ -9965,11 +10010,11 @@
       <w:tr>
         <w:tc>
           <w:tcPr>
-            <w:tcW w:w="2456" w:type="dxa"/>
-          </w:tcPr>
-          <w:p>
-            <w:pPr>
-              <w:pStyle w:val="ListParagraph"/>
+            <w:tcW w:w="2271" w:type="dxa"/>
+          </w:tcPr>
+          <w:p>
+            <w:pPr>
+              <w:pStyle w:val="a9"/>
               <w:bidi/>
               <w:spacing w:line="360" w:lineRule="auto"/>
               <w:ind w:left="0"/>
@@ -9989,11 +10034,11 @@
         </w:tc>
         <w:tc>
           <w:tcPr>
-            <w:tcW w:w="1327" w:type="dxa"/>
-          </w:tcPr>
-          <w:p>
-            <w:pPr>
-              <w:pStyle w:val="ListParagraph"/>
+            <w:tcW w:w="1512" w:type="dxa"/>
+          </w:tcPr>
+          <w:p>
+            <w:pPr>
+              <w:pStyle w:val="a9"/>
               <w:bidi/>
               <w:spacing w:line="360" w:lineRule="auto"/>
               <w:ind w:left="0"/>
@@ -10009,11 +10054,11 @@
         </w:tc>
         <w:tc>
           <w:tcPr>
-            <w:tcW w:w="2932" w:type="dxa"/>
-          </w:tcPr>
-          <w:p>
-            <w:pPr>
-              <w:pStyle w:val="ListParagraph"/>
+            <w:tcW w:w="1039" w:type="dxa"/>
+          </w:tcPr>
+          <w:p>
+            <w:pPr>
+              <w:pStyle w:val="a9"/>
               <w:bidi/>
               <w:spacing w:line="360" w:lineRule="auto"/>
               <w:ind w:left="0"/>
@@ -10033,11 +10078,11 @@
         </w:tc>
         <w:tc>
           <w:tcPr>
-            <w:tcW w:w="2356" w:type="dxa"/>
-          </w:tcPr>
-          <w:p>
-            <w:pPr>
-              <w:pStyle w:val="ListParagraph"/>
+            <w:tcW w:w="4249" w:type="dxa"/>
+          </w:tcPr>
+          <w:p>
+            <w:pPr>
+              <w:pStyle w:val="a9"/>
               <w:bidi/>
               <w:spacing w:line="360" w:lineRule="auto"/>
               <w:ind w:left="0"/>
@@ -10047,17 +10092,23 @@
                 <w:rtl/>
               </w:rPr>
             </w:pPr>
+            <w:r>
+              <w:rPr>
+                <w:rFonts w:asciiTheme="majorBidi" w:hAnsiTheme="majorBidi" w:cstheme="majorBidi"/>
+              </w:rPr>
+              <w:t>Address width for the asynchronous FIFO</w:t>
+            </w:r>
           </w:p>
         </w:tc>
       </w:tr>
       <w:tr>
         <w:tc>
           <w:tcPr>
-            <w:tcW w:w="2456" w:type="dxa"/>
-          </w:tcPr>
-          <w:p>
-            <w:pPr>
-              <w:pStyle w:val="ListParagraph"/>
+            <w:tcW w:w="2271" w:type="dxa"/>
+          </w:tcPr>
+          <w:p>
+            <w:pPr>
+              <w:pStyle w:val="a9"/>
               <w:bidi/>
               <w:spacing w:line="360" w:lineRule="auto"/>
               <w:ind w:left="0"/>
@@ -10077,11 +10128,11 @@
         </w:tc>
         <w:tc>
           <w:tcPr>
-            <w:tcW w:w="1327" w:type="dxa"/>
-          </w:tcPr>
-          <w:p>
-            <w:pPr>
-              <w:pStyle w:val="ListParagraph"/>
+            <w:tcW w:w="1512" w:type="dxa"/>
+          </w:tcPr>
+          <w:p>
+            <w:pPr>
+              <w:pStyle w:val="a9"/>
               <w:bidi/>
               <w:spacing w:line="360" w:lineRule="auto"/>
               <w:ind w:left="0"/>
@@ -10098,11 +10149,11 @@
         </w:tc>
         <w:tc>
           <w:tcPr>
-            <w:tcW w:w="2932" w:type="dxa"/>
-          </w:tcPr>
-          <w:p>
-            <w:pPr>
-              <w:pStyle w:val="ListParagraph"/>
+            <w:tcW w:w="1039" w:type="dxa"/>
+          </w:tcPr>
+          <w:p>
+            <w:pPr>
+              <w:pStyle w:val="a9"/>
               <w:bidi/>
               <w:spacing w:line="360" w:lineRule="auto"/>
               <w:ind w:left="0"/>
@@ -10122,11 +10173,11 @@
         </w:tc>
         <w:tc>
           <w:tcPr>
-            <w:tcW w:w="2356" w:type="dxa"/>
-          </w:tcPr>
-          <w:p>
-            <w:pPr>
-              <w:pStyle w:val="ListParagraph"/>
+            <w:tcW w:w="4249" w:type="dxa"/>
+          </w:tcPr>
+          <w:p>
+            <w:pPr>
+              <w:pStyle w:val="a9"/>
               <w:bidi/>
               <w:spacing w:line="360" w:lineRule="auto"/>
               <w:ind w:left="0"/>
@@ -10136,17 +10187,24 @@
                 <w:lang w:bidi="ar-EG"/>
               </w:rPr>
             </w:pPr>
+            <w:r>
+              <w:rPr>
+                <w:rFonts w:asciiTheme="majorBidi" w:hAnsiTheme="majorBidi" w:cstheme="majorBidi"/>
+                <w:lang w:bidi="ar-EG"/>
+              </w:rPr>
+              <w:t>Baud rate half divider value for the UART transmitter</w:t>
+            </w:r>
           </w:p>
         </w:tc>
       </w:tr>
       <w:tr>
         <w:tc>
           <w:tcPr>
-            <w:tcW w:w="2456" w:type="dxa"/>
-          </w:tcPr>
-          <w:p>
-            <w:pPr>
-              <w:pStyle w:val="ListParagraph"/>
+            <w:tcW w:w="2271" w:type="dxa"/>
+          </w:tcPr>
+          <w:p>
+            <w:pPr>
+              <w:pStyle w:val="a9"/>
               <w:bidi/>
               <w:spacing w:line="360" w:lineRule="auto"/>
               <w:ind w:left="0"/>
@@ -10166,11 +10224,11 @@
         </w:tc>
         <w:tc>
           <w:tcPr>
-            <w:tcW w:w="1327" w:type="dxa"/>
-          </w:tcPr>
-          <w:p>
-            <w:pPr>
-              <w:pStyle w:val="ListParagraph"/>
+            <w:tcW w:w="1512" w:type="dxa"/>
+          </w:tcPr>
+          <w:p>
+            <w:pPr>
+              <w:pStyle w:val="a9"/>
               <w:bidi/>
               <w:spacing w:line="360" w:lineRule="auto"/>
               <w:ind w:left="0"/>
@@ -10187,11 +10245,11 @@
         </w:tc>
         <w:tc>
           <w:tcPr>
-            <w:tcW w:w="2932" w:type="dxa"/>
-          </w:tcPr>
-          <w:p>
-            <w:pPr>
-              <w:pStyle w:val="ListParagraph"/>
+            <w:tcW w:w="1039" w:type="dxa"/>
+          </w:tcPr>
+          <w:p>
+            <w:pPr>
+              <w:pStyle w:val="a9"/>
               <w:bidi/>
               <w:spacing w:line="360" w:lineRule="auto"/>
               <w:ind w:left="0"/>
@@ -10208,11 +10266,11 @@
         </w:tc>
         <w:tc>
           <w:tcPr>
-            <w:tcW w:w="2356" w:type="dxa"/>
-          </w:tcPr>
-          <w:p>
-            <w:pPr>
-              <w:pStyle w:val="ListParagraph"/>
+            <w:tcW w:w="4249" w:type="dxa"/>
+          </w:tcPr>
+          <w:p>
+            <w:pPr>
+              <w:pStyle w:val="a9"/>
               <w:bidi/>
               <w:spacing w:line="360" w:lineRule="auto"/>
               <w:ind w:left="0"/>
@@ -10222,17 +10280,23 @@
                 <w:rtl/>
               </w:rPr>
             </w:pPr>
+            <w:r>
+              <w:rPr>
+                <w:rFonts w:asciiTheme="majorBidi" w:hAnsiTheme="majorBidi" w:cstheme="majorBidi"/>
+              </w:rPr>
+              <w:t>Number of idle cycles before the fast clock is gated</w:t>
+            </w:r>
           </w:p>
         </w:tc>
       </w:tr>
       <w:tr>
         <w:tc>
           <w:tcPr>
-            <w:tcW w:w="2456" w:type="dxa"/>
-          </w:tcPr>
-          <w:p>
-            <w:pPr>
-              <w:pStyle w:val="ListParagraph"/>
+            <w:tcW w:w="2271" w:type="dxa"/>
+          </w:tcPr>
+          <w:p>
+            <w:pPr>
+              <w:pStyle w:val="a9"/>
               <w:bidi/>
               <w:spacing w:line="360" w:lineRule="auto"/>
               <w:ind w:left="0"/>
@@ -10251,11 +10315,11 @@
         </w:tc>
         <w:tc>
           <w:tcPr>
-            <w:tcW w:w="1327" w:type="dxa"/>
-          </w:tcPr>
-          <w:p>
-            <w:pPr>
-              <w:pStyle w:val="ListParagraph"/>
+            <w:tcW w:w="1512" w:type="dxa"/>
+          </w:tcPr>
+          <w:p>
+            <w:pPr>
+              <w:pStyle w:val="a9"/>
               <w:bidi/>
               <w:spacing w:line="360" w:lineRule="auto"/>
               <w:ind w:left="0"/>
@@ -10272,11 +10336,11 @@
         </w:tc>
         <w:tc>
           <w:tcPr>
-            <w:tcW w:w="2932" w:type="dxa"/>
-          </w:tcPr>
-          <w:p>
-            <w:pPr>
-              <w:pStyle w:val="ListParagraph"/>
+            <w:tcW w:w="1039" w:type="dxa"/>
+          </w:tcPr>
+          <w:p>
+            <w:pPr>
+              <w:pStyle w:val="a9"/>
               <w:bidi/>
               <w:spacing w:line="360" w:lineRule="auto"/>
               <w:ind w:left="0"/>
@@ -10293,11 +10357,11 @@
         </w:tc>
         <w:tc>
           <w:tcPr>
-            <w:tcW w:w="2356" w:type="dxa"/>
-          </w:tcPr>
-          <w:p>
-            <w:pPr>
-              <w:pStyle w:val="ListParagraph"/>
+            <w:tcW w:w="4249" w:type="dxa"/>
+          </w:tcPr>
+          <w:p>
+            <w:pPr>
+              <w:pStyle w:val="a9"/>
               <w:bidi/>
               <w:spacing w:line="360" w:lineRule="auto"/>
               <w:ind w:left="0"/>
@@ -10307,17 +10371,37 @@
                 <w:rtl/>
               </w:rPr>
             </w:pPr>
+            <w:r>
+              <w:rPr>
+                <w:rFonts w:asciiTheme="majorBidi" w:hAnsiTheme="majorBidi" w:cstheme="majorBidi"/>
+              </w:rPr>
+              <w:t xml:space="preserve">Selects between Quartus synthesis (0) and </w:t>
+            </w:r>
+            <w:proofErr w:type="spellStart"/>
+            <w:r>
+              <w:rPr>
+                <w:rFonts w:asciiTheme="majorBidi" w:hAnsiTheme="majorBidi" w:cstheme="majorBidi"/>
+              </w:rPr>
+              <w:t>ModelSim</w:t>
+            </w:r>
+            <w:proofErr w:type="spellEnd"/>
+            <w:r>
+              <w:rPr>
+                <w:rFonts w:asciiTheme="majorBidi" w:hAnsiTheme="majorBidi" w:cstheme="majorBidi"/>
+              </w:rPr>
+              <w:t xml:space="preserve"> behavioral simulation (1)</w:t>
+            </w:r>
           </w:p>
         </w:tc>
       </w:tr>
       <w:tr>
         <w:tc>
           <w:tcPr>
-            <w:tcW w:w="2456" w:type="dxa"/>
-          </w:tcPr>
-          <w:p>
-            <w:pPr>
-              <w:pStyle w:val="ListParagraph"/>
+            <w:tcW w:w="2271" w:type="dxa"/>
+          </w:tcPr>
+          <w:p>
+            <w:pPr>
+              <w:pStyle w:val="a9"/>
               <w:bidi/>
               <w:spacing w:line="360" w:lineRule="auto"/>
               <w:ind w:left="0"/>
@@ -10338,11 +10422,11 @@
         </w:tc>
         <w:tc>
           <w:tcPr>
-            <w:tcW w:w="1327" w:type="dxa"/>
-          </w:tcPr>
-          <w:p>
-            <w:pPr>
-              <w:pStyle w:val="ListParagraph"/>
+            <w:tcW w:w="1512" w:type="dxa"/>
+          </w:tcPr>
+          <w:p>
+            <w:pPr>
+              <w:pStyle w:val="a9"/>
               <w:bidi/>
               <w:spacing w:line="360" w:lineRule="auto"/>
               <w:ind w:left="0"/>
@@ -10359,11 +10443,11 @@
         </w:tc>
         <w:tc>
           <w:tcPr>
-            <w:tcW w:w="2932" w:type="dxa"/>
-          </w:tcPr>
-          <w:p>
-            <w:pPr>
-              <w:pStyle w:val="ListParagraph"/>
+            <w:tcW w:w="1039" w:type="dxa"/>
+          </w:tcPr>
+          <w:p>
+            <w:pPr>
+              <w:pStyle w:val="a9"/>
               <w:bidi/>
               <w:spacing w:line="360" w:lineRule="auto"/>
               <w:ind w:left="0"/>
@@ -10384,11 +10468,11 @@
         </w:tc>
         <w:tc>
           <w:tcPr>
-            <w:tcW w:w="2356" w:type="dxa"/>
-          </w:tcPr>
-          <w:p>
-            <w:pPr>
-              <w:pStyle w:val="ListParagraph"/>
+            <w:tcW w:w="4249" w:type="dxa"/>
+          </w:tcPr>
+          <w:p>
+            <w:pPr>
+              <w:pStyle w:val="a9"/>
               <w:bidi/>
               <w:spacing w:line="360" w:lineRule="auto"/>
               <w:ind w:left="0"/>
@@ -10398,17 +10482,23 @@
                 <w:rtl/>
               </w:rPr>
             </w:pPr>
+            <w:r>
+              <w:rPr>
+                <w:rFonts w:asciiTheme="majorBidi" w:hAnsiTheme="majorBidi" w:cstheme="majorBidi"/>
+              </w:rPr>
+              <w:t>Fast processing clock (e.g., 100 MHz)</w:t>
+            </w:r>
           </w:p>
         </w:tc>
       </w:tr>
       <w:tr>
         <w:tc>
           <w:tcPr>
-            <w:tcW w:w="2456" w:type="dxa"/>
-          </w:tcPr>
-          <w:p>
-            <w:pPr>
-              <w:pStyle w:val="ListParagraph"/>
+            <w:tcW w:w="2271" w:type="dxa"/>
+          </w:tcPr>
+          <w:p>
+            <w:pPr>
+              <w:pStyle w:val="a9"/>
               <w:bidi/>
               <w:spacing w:line="360" w:lineRule="auto"/>
               <w:ind w:left="0"/>
@@ -10429,11 +10519,11 @@
         </w:tc>
         <w:tc>
           <w:tcPr>
-            <w:tcW w:w="1327" w:type="dxa"/>
-          </w:tcPr>
-          <w:p>
-            <w:pPr>
-              <w:pStyle w:val="ListParagraph"/>
+            <w:tcW w:w="1512" w:type="dxa"/>
+          </w:tcPr>
+          <w:p>
+            <w:pPr>
+              <w:pStyle w:val="a9"/>
               <w:bidi/>
               <w:spacing w:line="360" w:lineRule="auto"/>
               <w:ind w:left="0"/>
@@ -10450,11 +10540,11 @@
         </w:tc>
         <w:tc>
           <w:tcPr>
-            <w:tcW w:w="2932" w:type="dxa"/>
-          </w:tcPr>
-          <w:p>
-            <w:pPr>
-              <w:pStyle w:val="ListParagraph"/>
+            <w:tcW w:w="1039" w:type="dxa"/>
+          </w:tcPr>
+          <w:p>
+            <w:pPr>
+              <w:pStyle w:val="a9"/>
               <w:bidi/>
               <w:spacing w:line="360" w:lineRule="auto"/>
               <w:ind w:left="0"/>
@@ -10475,11 +10565,11 @@
         </w:tc>
         <w:tc>
           <w:tcPr>
-            <w:tcW w:w="2356" w:type="dxa"/>
-          </w:tcPr>
-          <w:p>
-            <w:pPr>
-              <w:pStyle w:val="ListParagraph"/>
+            <w:tcW w:w="4249" w:type="dxa"/>
+          </w:tcPr>
+          <w:p>
+            <w:pPr>
+              <w:pStyle w:val="a9"/>
               <w:bidi/>
               <w:spacing w:line="360" w:lineRule="auto"/>
               <w:ind w:left="0"/>
@@ -10489,17 +10579,23 @@
                 <w:rtl/>
               </w:rPr>
             </w:pPr>
+            <w:r>
+              <w:rPr>
+                <w:rFonts w:asciiTheme="majorBidi" w:hAnsiTheme="majorBidi" w:cstheme="majorBidi"/>
+              </w:rPr>
+              <w:t>Slow clock for UART and FIFO-read domains (e.g., 10 MHz)</w:t>
+            </w:r>
           </w:p>
         </w:tc>
       </w:tr>
       <w:tr>
         <w:tc>
           <w:tcPr>
-            <w:tcW w:w="2456" w:type="dxa"/>
-          </w:tcPr>
-          <w:p>
-            <w:pPr>
-              <w:pStyle w:val="ListParagraph"/>
+            <w:tcW w:w="2271" w:type="dxa"/>
+          </w:tcPr>
+          <w:p>
+            <w:pPr>
+              <w:pStyle w:val="a9"/>
               <w:bidi/>
               <w:spacing w:line="360" w:lineRule="auto"/>
               <w:ind w:left="0"/>
@@ -10520,11 +10616,11 @@
         </w:tc>
         <w:tc>
           <w:tcPr>
-            <w:tcW w:w="1327" w:type="dxa"/>
-          </w:tcPr>
-          <w:p>
-            <w:pPr>
-              <w:pStyle w:val="ListParagraph"/>
+            <w:tcW w:w="1512" w:type="dxa"/>
+          </w:tcPr>
+          <w:p>
+            <w:pPr>
+              <w:pStyle w:val="a9"/>
               <w:bidi/>
               <w:spacing w:line="360" w:lineRule="auto"/>
               <w:ind w:left="0"/>
@@ -10541,11 +10637,11 @@
         </w:tc>
         <w:tc>
           <w:tcPr>
-            <w:tcW w:w="2932" w:type="dxa"/>
-          </w:tcPr>
-          <w:p>
-            <w:pPr>
-              <w:pStyle w:val="ListParagraph"/>
+            <w:tcW w:w="1039" w:type="dxa"/>
+          </w:tcPr>
+          <w:p>
+            <w:pPr>
+              <w:pStyle w:val="a9"/>
               <w:bidi/>
               <w:spacing w:line="360" w:lineRule="auto"/>
               <w:ind w:left="0"/>
@@ -10566,11 +10662,11 @@
         </w:tc>
         <w:tc>
           <w:tcPr>
-            <w:tcW w:w="2356" w:type="dxa"/>
-          </w:tcPr>
-          <w:p>
-            <w:pPr>
-              <w:pStyle w:val="ListParagraph"/>
+            <w:tcW w:w="4249" w:type="dxa"/>
+          </w:tcPr>
+          <w:p>
+            <w:pPr>
+              <w:pStyle w:val="a9"/>
               <w:bidi/>
               <w:spacing w:line="360" w:lineRule="auto"/>
               <w:ind w:left="0"/>
@@ -10580,17 +10676,23 @@
                 <w:rtl/>
               </w:rPr>
             </w:pPr>
+            <w:r>
+              <w:rPr>
+                <w:rFonts w:asciiTheme="majorBidi" w:hAnsiTheme="majorBidi" w:cstheme="majorBidi"/>
+              </w:rPr>
+              <w:t>Main asynchronous active-low reset</w:t>
+            </w:r>
           </w:p>
         </w:tc>
       </w:tr>
       <w:tr>
         <w:tc>
           <w:tcPr>
-            <w:tcW w:w="2456" w:type="dxa"/>
-          </w:tcPr>
-          <w:p>
-            <w:pPr>
-              <w:pStyle w:val="ListParagraph"/>
+            <w:tcW w:w="2271" w:type="dxa"/>
+          </w:tcPr>
+          <w:p>
+            <w:pPr>
+              <w:pStyle w:val="a9"/>
               <w:bidi/>
               <w:spacing w:line="360" w:lineRule="auto"/>
               <w:ind w:left="0"/>
@@ -10611,11 +10713,11 @@
         </w:tc>
         <w:tc>
           <w:tcPr>
-            <w:tcW w:w="1327" w:type="dxa"/>
-          </w:tcPr>
-          <w:p>
-            <w:pPr>
-              <w:pStyle w:val="ListParagraph"/>
+            <w:tcW w:w="1512" w:type="dxa"/>
+          </w:tcPr>
+          <w:p>
+            <w:pPr>
+              <w:pStyle w:val="a9"/>
               <w:bidi/>
               <w:spacing w:line="360" w:lineRule="auto"/>
               <w:ind w:left="0"/>
@@ -10632,11 +10734,11 @@
         </w:tc>
         <w:tc>
           <w:tcPr>
-            <w:tcW w:w="2932" w:type="dxa"/>
-          </w:tcPr>
-          <w:p>
-            <w:pPr>
-              <w:pStyle w:val="ListParagraph"/>
+            <w:tcW w:w="1039" w:type="dxa"/>
+          </w:tcPr>
+          <w:p>
+            <w:pPr>
+              <w:pStyle w:val="a9"/>
               <w:bidi/>
               <w:spacing w:line="360" w:lineRule="auto"/>
               <w:ind w:left="0"/>
@@ -10657,11 +10759,11 @@
         </w:tc>
         <w:tc>
           <w:tcPr>
-            <w:tcW w:w="2356" w:type="dxa"/>
-          </w:tcPr>
-          <w:p>
-            <w:pPr>
-              <w:pStyle w:val="ListParagraph"/>
+            <w:tcW w:w="4249" w:type="dxa"/>
+          </w:tcPr>
+          <w:p>
+            <w:pPr>
+              <w:pStyle w:val="a9"/>
               <w:bidi/>
               <w:spacing w:line="360" w:lineRule="auto"/>
               <w:ind w:left="0"/>
@@ -10671,17 +10773,23 @@
                 <w:rtl/>
               </w:rPr>
             </w:pPr>
+            <w:r>
+              <w:rPr>
+                <w:rFonts w:asciiTheme="majorBidi" w:hAnsiTheme="majorBidi" w:cstheme="majorBidi"/>
+              </w:rPr>
+              <w:t>8-bit streaming input data</w:t>
+            </w:r>
           </w:p>
         </w:tc>
       </w:tr>
       <w:tr>
         <w:tc>
           <w:tcPr>
-            <w:tcW w:w="2456" w:type="dxa"/>
-          </w:tcPr>
-          <w:p>
-            <w:pPr>
-              <w:pStyle w:val="ListParagraph"/>
+            <w:tcW w:w="2271" w:type="dxa"/>
+          </w:tcPr>
+          <w:p>
+            <w:pPr>
+              <w:pStyle w:val="a9"/>
               <w:bidi/>
               <w:spacing w:line="360" w:lineRule="auto"/>
               <w:ind w:left="0"/>
@@ -10702,11 +10810,11 @@
         </w:tc>
         <w:tc>
           <w:tcPr>
-            <w:tcW w:w="1327" w:type="dxa"/>
-          </w:tcPr>
-          <w:p>
-            <w:pPr>
-              <w:pStyle w:val="ListParagraph"/>
+            <w:tcW w:w="1512" w:type="dxa"/>
+          </w:tcPr>
+          <w:p>
+            <w:pPr>
+              <w:pStyle w:val="a9"/>
               <w:bidi/>
               <w:spacing w:line="360" w:lineRule="auto"/>
               <w:ind w:left="0"/>
@@ -10723,11 +10831,11 @@
         </w:tc>
         <w:tc>
           <w:tcPr>
-            <w:tcW w:w="2932" w:type="dxa"/>
-          </w:tcPr>
-          <w:p>
-            <w:pPr>
-              <w:pStyle w:val="ListParagraph"/>
+            <w:tcW w:w="1039" w:type="dxa"/>
+          </w:tcPr>
+          <w:p>
+            <w:pPr>
+              <w:pStyle w:val="a9"/>
               <w:bidi/>
               <w:spacing w:line="360" w:lineRule="auto"/>
               <w:ind w:left="0"/>
@@ -10748,11 +10856,11 @@
         </w:tc>
         <w:tc>
           <w:tcPr>
-            <w:tcW w:w="2356" w:type="dxa"/>
-          </w:tcPr>
-          <w:p>
-            <w:pPr>
-              <w:pStyle w:val="ListParagraph"/>
+            <w:tcW w:w="4249" w:type="dxa"/>
+          </w:tcPr>
+          <w:p>
+            <w:pPr>
+              <w:pStyle w:val="a9"/>
               <w:bidi/>
               <w:spacing w:line="360" w:lineRule="auto"/>
               <w:ind w:left="0"/>
@@ -10762,17 +10870,23 @@
                 <w:rtl/>
               </w:rPr>
             </w:pPr>
+            <w:r>
+              <w:rPr>
+                <w:rFonts w:asciiTheme="majorBidi" w:hAnsiTheme="majorBidi" w:cstheme="majorBidi"/>
+              </w:rPr>
+              <w:t>Indicates current input data stream is valid</w:t>
+            </w:r>
           </w:p>
         </w:tc>
       </w:tr>
       <w:tr>
         <w:tc>
           <w:tcPr>
-            <w:tcW w:w="2456" w:type="dxa"/>
-          </w:tcPr>
-          <w:p>
-            <w:pPr>
-              <w:pStyle w:val="ListParagraph"/>
+            <w:tcW w:w="2271" w:type="dxa"/>
+          </w:tcPr>
+          <w:p>
+            <w:pPr>
+              <w:pStyle w:val="a9"/>
               <w:bidi/>
               <w:spacing w:line="360" w:lineRule="auto"/>
               <w:ind w:left="0"/>
@@ -10793,11 +10907,11 @@
         </w:tc>
         <w:tc>
           <w:tcPr>
-            <w:tcW w:w="1327" w:type="dxa"/>
-          </w:tcPr>
-          <w:p>
-            <w:pPr>
-              <w:pStyle w:val="ListParagraph"/>
+            <w:tcW w:w="1512" w:type="dxa"/>
+          </w:tcPr>
+          <w:p>
+            <w:pPr>
+              <w:pStyle w:val="a9"/>
               <w:bidi/>
               <w:spacing w:line="360" w:lineRule="auto"/>
               <w:ind w:left="0"/>
@@ -10814,11 +10928,11 @@
         </w:tc>
         <w:tc>
           <w:tcPr>
-            <w:tcW w:w="2932" w:type="dxa"/>
-          </w:tcPr>
-          <w:p>
-            <w:pPr>
-              <w:pStyle w:val="ListParagraph"/>
+            <w:tcW w:w="1039" w:type="dxa"/>
+          </w:tcPr>
+          <w:p>
+            <w:pPr>
+              <w:pStyle w:val="a9"/>
               <w:bidi/>
               <w:spacing w:line="360" w:lineRule="auto"/>
               <w:ind w:left="0"/>
@@ -10839,11 +10953,11 @@
         </w:tc>
         <w:tc>
           <w:tcPr>
-            <w:tcW w:w="2356" w:type="dxa"/>
-          </w:tcPr>
-          <w:p>
-            <w:pPr>
-              <w:pStyle w:val="ListParagraph"/>
+            <w:tcW w:w="4249" w:type="dxa"/>
+          </w:tcPr>
+          <w:p>
+            <w:pPr>
+              <w:pStyle w:val="a9"/>
               <w:bidi/>
               <w:spacing w:line="360" w:lineRule="auto"/>
               <w:ind w:left="0"/>
@@ -10853,17 +10967,23 @@
                 <w:rtl/>
               </w:rPr>
             </w:pPr>
+            <w:r>
+              <w:rPr>
+                <w:rFonts w:asciiTheme="majorBidi" w:hAnsiTheme="majorBidi" w:cstheme="majorBidi"/>
+              </w:rPr>
+              <w:t>UART serial transmit output</w:t>
+            </w:r>
           </w:p>
         </w:tc>
       </w:tr>
       <w:tr>
         <w:tc>
           <w:tcPr>
-            <w:tcW w:w="2456" w:type="dxa"/>
-          </w:tcPr>
-          <w:p>
-            <w:pPr>
-              <w:pStyle w:val="ListParagraph"/>
+            <w:tcW w:w="2271" w:type="dxa"/>
+          </w:tcPr>
+          <w:p>
+            <w:pPr>
+              <w:pStyle w:val="a9"/>
               <w:bidi/>
               <w:spacing w:line="360" w:lineRule="auto"/>
               <w:ind w:left="0"/>
@@ -10884,11 +11004,11 @@
         </w:tc>
         <w:tc>
           <w:tcPr>
-            <w:tcW w:w="1327" w:type="dxa"/>
-          </w:tcPr>
-          <w:p>
-            <w:pPr>
-              <w:pStyle w:val="ListParagraph"/>
+            <w:tcW w:w="1512" w:type="dxa"/>
+          </w:tcPr>
+          <w:p>
+            <w:pPr>
+              <w:pStyle w:val="a9"/>
               <w:bidi/>
               <w:spacing w:line="360" w:lineRule="auto"/>
               <w:ind w:left="0"/>
@@ -10905,11 +11025,11 @@
         </w:tc>
         <w:tc>
           <w:tcPr>
-            <w:tcW w:w="2932" w:type="dxa"/>
-          </w:tcPr>
-          <w:p>
-            <w:pPr>
-              <w:pStyle w:val="ListParagraph"/>
+            <w:tcW w:w="1039" w:type="dxa"/>
+          </w:tcPr>
+          <w:p>
+            <w:pPr>
+              <w:pStyle w:val="a9"/>
               <w:bidi/>
               <w:spacing w:line="360" w:lineRule="auto"/>
               <w:ind w:left="0"/>
@@ -10930,11 +11050,11 @@
         </w:tc>
         <w:tc>
           <w:tcPr>
-            <w:tcW w:w="2356" w:type="dxa"/>
-          </w:tcPr>
-          <w:p>
-            <w:pPr>
-              <w:pStyle w:val="ListParagraph"/>
+            <w:tcW w:w="4249" w:type="dxa"/>
+          </w:tcPr>
+          <w:p>
+            <w:pPr>
+              <w:pStyle w:val="a9"/>
               <w:bidi/>
               <w:spacing w:line="360" w:lineRule="auto"/>
               <w:ind w:left="0"/>
@@ -10944,13 +11064,19 @@
                 <w:rtl/>
               </w:rPr>
             </w:pPr>
+            <w:r>
+              <w:rPr>
+                <w:rFonts w:asciiTheme="majorBidi" w:hAnsiTheme="majorBidi" w:cstheme="majorBidi"/>
+              </w:rPr>
+              <w:t>UART transmitter busy flag</w:t>
+            </w:r>
           </w:p>
         </w:tc>
       </w:tr>
     </w:tbl>
     <w:p>
       <w:pPr>
-        <w:pStyle w:val="ListParagraph"/>
+        <w:pStyle w:val="a9"/>
         <w:numPr>
           <w:ilvl w:val="2"/>
           <w:numId w:val="26"/>
@@ -10997,6 +11123,7 @@
           <w:rFonts w:asciiTheme="majorBidi" w:hAnsiTheme="majorBidi" w:cs="Times New Roman"/>
           <w:b/>
           <w:bCs/>
+          <w:noProof/>
           <w:rtl/>
         </w:rPr>
         <w:drawing>
@@ -11015,7 +11142,7 @@
                     <pic:cNvPicPr/>
                   </pic:nvPicPr>
                   <pic:blipFill>
-                    <a:blip r:embed="rId44"/>
+                    <a:blip r:embed="rId45"/>
                     <a:stretch>
                       <a:fillRect/>
                     </a:stretch>
@@ -11038,7 +11165,7 @@
     </w:p>
     <w:p>
       <w:pPr>
-        <w:pStyle w:val="ListParagraph"/>
+        <w:pStyle w:val="a9"/>
         <w:numPr>
           <w:ilvl w:val="2"/>
           <w:numId w:val="26"/>
@@ -11094,6 +11221,7 @@
           <w:rFonts w:asciiTheme="majorBidi" w:hAnsiTheme="majorBidi" w:cs="Times New Roman"/>
           <w:b/>
           <w:bCs/>
+          <w:noProof/>
           <w:rtl/>
         </w:rPr>
         <w:drawing>
@@ -11112,7 +11240,7 @@
                     <pic:cNvPicPr/>
                   </pic:nvPicPr>
                   <pic:blipFill>
-                    <a:blip r:embed="rId45"/>
+                    <a:blip r:embed="rId46"/>
                     <a:stretch>
                       <a:fillRect/>
                     </a:stretch>
@@ -11135,7 +11263,7 @@
     </w:p>
     <w:p>
       <w:pPr>
-        <w:pStyle w:val="ListParagraph"/>
+        <w:pStyle w:val="a9"/>
         <w:numPr>
           <w:ilvl w:val="2"/>
           <w:numId w:val="26"/>
@@ -11160,7 +11288,7 @@
     </w:p>
     <w:p>
       <w:pPr>
-        <w:pStyle w:val="ListParagraph"/>
+        <w:pStyle w:val="a9"/>
         <w:numPr>
           <w:ilvl w:val="3"/>
           <w:numId w:val="26"/>
@@ -11196,6 +11324,7 @@
           <w:rFonts w:asciiTheme="majorBidi" w:hAnsiTheme="majorBidi" w:cs="Times New Roman"/>
           <w:b/>
           <w:bCs/>
+          <w:noProof/>
           <w:rtl/>
         </w:rPr>
         <w:drawing>
@@ -11214,7 +11343,7 @@
                     <pic:cNvPicPr/>
                   </pic:nvPicPr>
                   <pic:blipFill>
-                    <a:blip r:embed="rId46"/>
+                    <a:blip r:embed="rId47"/>
                     <a:stretch>
                       <a:fillRect/>
                     </a:stretch>
@@ -11237,7 +11366,7 @@
     </w:p>
     <w:p>
       <w:pPr>
-        <w:pStyle w:val="ListParagraph"/>
+        <w:pStyle w:val="a9"/>
         <w:numPr>
           <w:ilvl w:val="3"/>
           <w:numId w:val="26"/>
@@ -11292,6 +11421,7 @@
           <w:rFonts w:asciiTheme="majorBidi" w:hAnsiTheme="majorBidi" w:cs="Times New Roman"/>
           <w:b/>
           <w:bCs/>
+          <w:noProof/>
           <w:rtl/>
         </w:rPr>
         <w:drawing>
@@ -11310,7 +11440,7 @@
                     <pic:cNvPicPr/>
                   </pic:nvPicPr>
                   <pic:blipFill>
-                    <a:blip r:embed="rId47"/>
+                    <a:blip r:embed="rId48"/>
                     <a:stretch>
                       <a:fillRect/>
                     </a:stretch>
@@ -11351,7 +11481,7 @@
     </w:p>
     <w:p>
       <w:pPr>
-        <w:pStyle w:val="ListParagraph"/>
+        <w:pStyle w:val="a9"/>
         <w:bidi/>
         <w:spacing w:line="360" w:lineRule="auto"/>
         <w:ind w:left="2160"/>
@@ -11367,6 +11497,7 @@
           <w:rFonts w:asciiTheme="majorBidi" w:hAnsiTheme="majorBidi" w:cs="Times New Roman"/>
           <w:b/>
           <w:bCs/>
+          <w:noProof/>
           <w:rtl/>
         </w:rPr>
         <w:drawing>
@@ -11385,7 +11516,7 @@
                     <pic:cNvPicPr/>
                   </pic:nvPicPr>
                   <pic:blipFill>
-                    <a:blip r:embed="rId48"/>
+                    <a:blip r:embed="rId49"/>
                     <a:stretch>
                       <a:fillRect/>
                     </a:stretch>
@@ -11408,7 +11539,7 @@
     </w:p>
     <w:p>
       <w:pPr>
-        <w:pStyle w:val="ListParagraph"/>
+        <w:pStyle w:val="a9"/>
         <w:bidi/>
         <w:spacing w:line="360" w:lineRule="auto"/>
         <w:ind w:left="2160"/>
@@ -11422,7 +11553,7 @@
     </w:p>
     <w:p>
       <w:pPr>
-        <w:pStyle w:val="ListParagraph"/>
+        <w:pStyle w:val="a9"/>
         <w:bidi/>
         <w:spacing w:line="360" w:lineRule="auto"/>
         <w:ind w:left="2160"/>
@@ -11436,7 +11567,7 @@
     </w:p>
     <w:p>
       <w:pPr>
-        <w:pStyle w:val="ListParagraph"/>
+        <w:pStyle w:val="a9"/>
         <w:bidi/>
         <w:spacing w:line="360" w:lineRule="auto"/>
         <w:ind w:left="2160"/>
@@ -11450,7 +11581,7 @@
     </w:p>
     <w:p>
       <w:pPr>
-        <w:pStyle w:val="ListParagraph"/>
+        <w:pStyle w:val="a9"/>
         <w:bidi/>
         <w:spacing w:line="360" w:lineRule="auto"/>
         <w:ind w:left="2160"/>
@@ -11464,7 +11595,7 @@
     </w:p>
     <w:p>
       <w:pPr>
-        <w:pStyle w:val="ListParagraph"/>
+        <w:pStyle w:val="a9"/>
         <w:bidi/>
         <w:spacing w:line="360" w:lineRule="auto"/>
         <w:ind w:left="2160"/>
@@ -11478,7 +11609,7 @@
     </w:p>
     <w:p>
       <w:pPr>
-        <w:pStyle w:val="ListParagraph"/>
+        <w:pStyle w:val="a9"/>
         <w:bidi/>
         <w:spacing w:line="360" w:lineRule="auto"/>
         <w:ind w:left="2160"/>
@@ -11492,7 +11623,7 @@
     </w:p>
     <w:p>
       <w:pPr>
-        <w:pStyle w:val="ListParagraph"/>
+        <w:pStyle w:val="a9"/>
         <w:bidi/>
         <w:spacing w:line="360" w:lineRule="auto"/>
         <w:ind w:left="2160"/>
@@ -11506,7 +11637,7 @@
     </w:p>
     <w:p>
       <w:pPr>
-        <w:pStyle w:val="ListParagraph"/>
+        <w:pStyle w:val="a9"/>
         <w:bidi/>
         <w:spacing w:line="360" w:lineRule="auto"/>
         <w:ind w:left="2160"/>
@@ -11520,12 +11651,12 @@
     </w:p>
     <w:p>
       <w:pPr>
-        <w:pStyle w:val="ListParagraph"/>
+        <w:pStyle w:val="a9"/>
         <w:bidi/>
         <w:spacing w:line="360" w:lineRule="auto"/>
         <w:ind w:left="2160"/>
         <w:rPr>
-          <w:rFonts w:asciiTheme="majorBidi" w:hAnsiTheme="majorBidi" w:cstheme="majorBidi" w:hint="cs"/>
+          <w:rFonts w:asciiTheme="majorBidi" w:hAnsiTheme="majorBidi" w:cstheme="majorBidi"/>
           <w:b/>
           <w:bCs/>
         </w:rPr>
@@ -11533,7 +11664,7 @@
     </w:p>
     <w:p>
       <w:pPr>
-        <w:pStyle w:val="ListParagraph"/>
+        <w:pStyle w:val="a9"/>
         <w:numPr>
           <w:ilvl w:val="3"/>
           <w:numId w:val="26"/>
@@ -11595,7 +11726,7 @@
     </w:p>
     <w:p>
       <w:pPr>
-        <w:pStyle w:val="ListParagraph"/>
+        <w:pStyle w:val="a9"/>
         <w:bidi/>
         <w:spacing w:line="360" w:lineRule="auto"/>
         <w:ind w:left="2160"/>
@@ -11611,6 +11742,7 @@
           <w:rFonts w:asciiTheme="majorBidi" w:hAnsiTheme="majorBidi" w:cs="Times New Roman"/>
           <w:b/>
           <w:bCs/>
+          <w:noProof/>
           <w:rtl/>
         </w:rPr>
         <w:drawing>
@@ -11629,7 +11761,7 @@
                     <pic:cNvPicPr/>
                   </pic:nvPicPr>
                   <pic:blipFill>
-                    <a:blip r:embed="rId49"/>
+                    <a:blip r:embed="rId50"/>
                     <a:stretch>
                       <a:fillRect/>
                     </a:stretch>
@@ -11652,7 +11784,7 @@
     </w:p>
     <w:p>
       <w:pPr>
-        <w:pStyle w:val="ListParagraph"/>
+        <w:pStyle w:val="a9"/>
         <w:bidi/>
         <w:spacing w:line="360" w:lineRule="auto"/>
         <w:ind w:left="2160"/>
@@ -11675,7 +11807,7 @@
     </w:p>
     <w:p>
       <w:pPr>
-        <w:pStyle w:val="ListParagraph"/>
+        <w:pStyle w:val="a9"/>
         <w:bidi/>
         <w:spacing w:line="360" w:lineRule="auto"/>
         <w:ind w:left="2160"/>
@@ -11691,6 +11823,7 @@
           <w:rFonts w:asciiTheme="majorBidi" w:hAnsiTheme="majorBidi" w:cs="Times New Roman"/>
           <w:b/>
           <w:bCs/>
+          <w:noProof/>
           <w:rtl/>
         </w:rPr>
         <w:drawing>
@@ -11709,7 +11842,7 @@
                     <pic:cNvPicPr/>
                   </pic:nvPicPr>
                   <pic:blipFill>
-                    <a:blip r:embed="rId50"/>
+                    <a:blip r:embed="rId51"/>
                     <a:stretch>
                       <a:fillRect/>
                     </a:stretch>
@@ -11732,7 +11865,7 @@
     </w:p>
     <w:p>
       <w:pPr>
-        <w:pStyle w:val="ListParagraph"/>
+        <w:pStyle w:val="a9"/>
         <w:bidi/>
         <w:spacing w:line="360" w:lineRule="auto"/>
         <w:ind w:left="2160"/>
@@ -11773,12 +11906,12 @@
     </w:p>
     <w:p>
       <w:pPr>
-        <w:pStyle w:val="ListParagraph"/>
+        <w:pStyle w:val="a9"/>
         <w:bidi/>
         <w:spacing w:line="360" w:lineRule="auto"/>
         <w:ind w:left="2160"/>
         <w:rPr>
-          <w:rFonts w:asciiTheme="majorBidi" w:hAnsiTheme="majorBidi" w:cstheme="majorBidi" w:hint="cs"/>
+          <w:rFonts w:asciiTheme="majorBidi" w:hAnsiTheme="majorBidi" w:cstheme="majorBidi"/>
           <w:b/>
           <w:bCs/>
         </w:rPr>
@@ -11788,6 +11921,7 @@
           <w:rFonts w:asciiTheme="majorBidi" w:hAnsiTheme="majorBidi" w:cs="Times New Roman"/>
           <w:b/>
           <w:bCs/>
+          <w:noProof/>
           <w:rtl/>
         </w:rPr>
         <w:drawing>
@@ -11806,7 +11940,7 @@
                     <pic:cNvPicPr/>
                   </pic:nvPicPr>
                   <pic:blipFill>
-                    <a:blip r:embed="rId51"/>
+                    <a:blip r:embed="rId52"/>
                     <a:stretch>
                       <a:fillRect/>
                     </a:stretch>
@@ -11828,7 +11962,7 @@
       </w:r>
     </w:p>
     <w:sectPr>
-      <w:footerReference w:type="default" r:id="rId52"/>
+      <w:footerReference w:type="default" r:id="rId53"/>
       <w:pgSz w:w="12240" w:h="15840"/>
       <w:pgMar w:top="1440" w:right="1440" w:bottom="1440" w:left="1440" w:header="708" w:footer="708" w:gutter="0"/>
       <w:pgBorders w:offsetFrom="page">
@@ -11887,7 +12021,7 @@
     <w:sdtContent>
       <w:p>
         <w:pPr>
-          <w:pStyle w:val="Footer"/>
+          <w:pStyle w:val="af0"/>
           <w:jc w:val="center"/>
         </w:pPr>
         <w:r>
@@ -11916,7 +12050,7 @@
   </w:sdt>
   <w:p>
     <w:pPr>
-      <w:pStyle w:val="Footer"/>
+      <w:pStyle w:val="af0"/>
     </w:pPr>
   </w:p>
 </w:ftr>
@@ -15491,16 +15625,16 @@
     <w:lsdException w:name="Unresolved Mention" w:semiHidden="1" w:unhideWhenUsed="1"/>
     <w:lsdException w:name="Smart Link" w:semiHidden="1" w:unhideWhenUsed="1"/>
   </w:latentStyles>
-  <w:style w:type="paragraph" w:default="1" w:styleId="Normal">
+  <w:style w:type="paragraph" w:default="1" w:styleId="a">
     <w:name w:val="Normal"/>
     <w:qFormat/>
     <w:rsid w:val="00F63E76"/>
   </w:style>
-  <w:style w:type="paragraph" w:styleId="Heading1">
+  <w:style w:type="paragraph" w:styleId="1">
     <w:name w:val="heading 1"/>
-    <w:basedOn w:val="Normal"/>
-    <w:next w:val="Normal"/>
-    <w:link w:val="Heading1Char"/>
+    <w:basedOn w:val="a"/>
+    <w:next w:val="a"/>
+    <w:link w:val="10"/>
     <w:uiPriority w:val="9"/>
     <w:qFormat/>
     <w:rsid w:val="00331E16"/>
@@ -15517,11 +15651,11 @@
       <w:szCs w:val="40"/>
     </w:rPr>
   </w:style>
-  <w:style w:type="paragraph" w:styleId="Heading2">
+  <w:style w:type="paragraph" w:styleId="2">
     <w:name w:val="heading 2"/>
-    <w:basedOn w:val="Normal"/>
-    <w:next w:val="Normal"/>
-    <w:link w:val="Heading2Char"/>
+    <w:basedOn w:val="a"/>
+    <w:next w:val="a"/>
+    <w:link w:val="20"/>
     <w:uiPriority w:val="9"/>
     <w:semiHidden/>
     <w:unhideWhenUsed/>
@@ -15540,11 +15674,11 @@
       <w:szCs w:val="32"/>
     </w:rPr>
   </w:style>
-  <w:style w:type="paragraph" w:styleId="Heading3">
+  <w:style w:type="paragraph" w:styleId="3">
     <w:name w:val="heading 3"/>
-    <w:basedOn w:val="Normal"/>
-    <w:next w:val="Normal"/>
-    <w:link w:val="Heading3Char"/>
+    <w:basedOn w:val="a"/>
+    <w:next w:val="a"/>
+    <w:link w:val="30"/>
     <w:uiPriority w:val="9"/>
     <w:unhideWhenUsed/>
     <w:qFormat/>
@@ -15562,11 +15696,11 @@
       <w:szCs w:val="28"/>
     </w:rPr>
   </w:style>
-  <w:style w:type="paragraph" w:styleId="Heading4">
+  <w:style w:type="paragraph" w:styleId="4">
     <w:name w:val="heading 4"/>
-    <w:basedOn w:val="Normal"/>
-    <w:next w:val="Normal"/>
-    <w:link w:val="Heading4Char"/>
+    <w:basedOn w:val="a"/>
+    <w:next w:val="a"/>
+    <w:link w:val="40"/>
     <w:uiPriority w:val="9"/>
     <w:semiHidden/>
     <w:unhideWhenUsed/>
@@ -15585,11 +15719,11 @@
       <w:color w:val="0F4761" w:themeColor="accent1" w:themeShade="BF"/>
     </w:rPr>
   </w:style>
-  <w:style w:type="paragraph" w:styleId="Heading5">
+  <w:style w:type="paragraph" w:styleId="5">
     <w:name w:val="heading 5"/>
-    <w:basedOn w:val="Normal"/>
-    <w:next w:val="Normal"/>
-    <w:link w:val="Heading5Char"/>
+    <w:basedOn w:val="a"/>
+    <w:next w:val="a"/>
+    <w:link w:val="50"/>
     <w:uiPriority w:val="9"/>
     <w:semiHidden/>
     <w:unhideWhenUsed/>
@@ -15606,11 +15740,11 @@
       <w:color w:val="0F4761" w:themeColor="accent1" w:themeShade="BF"/>
     </w:rPr>
   </w:style>
-  <w:style w:type="paragraph" w:styleId="Heading6">
+  <w:style w:type="paragraph" w:styleId="6">
     <w:name w:val="heading 6"/>
-    <w:basedOn w:val="Normal"/>
-    <w:next w:val="Normal"/>
-    <w:link w:val="Heading6Char"/>
+    <w:basedOn w:val="a"/>
+    <w:next w:val="a"/>
+    <w:link w:val="60"/>
     <w:uiPriority w:val="9"/>
     <w:semiHidden/>
     <w:unhideWhenUsed/>
@@ -15629,11 +15763,11 @@
       <w:color w:val="595959" w:themeColor="text1" w:themeTint="A6"/>
     </w:rPr>
   </w:style>
-  <w:style w:type="paragraph" w:styleId="Heading7">
+  <w:style w:type="paragraph" w:styleId="7">
     <w:name w:val="heading 7"/>
-    <w:basedOn w:val="Normal"/>
-    <w:next w:val="Normal"/>
-    <w:link w:val="Heading7Char"/>
+    <w:basedOn w:val="a"/>
+    <w:next w:val="a"/>
+    <w:link w:val="70"/>
     <w:uiPriority w:val="9"/>
     <w:semiHidden/>
     <w:unhideWhenUsed/>
@@ -15650,11 +15784,11 @@
       <w:color w:val="595959" w:themeColor="text1" w:themeTint="A6"/>
     </w:rPr>
   </w:style>
-  <w:style w:type="paragraph" w:styleId="Heading8">
+  <w:style w:type="paragraph" w:styleId="8">
     <w:name w:val="heading 8"/>
-    <w:basedOn w:val="Normal"/>
-    <w:next w:val="Normal"/>
-    <w:link w:val="Heading8Char"/>
+    <w:basedOn w:val="a"/>
+    <w:next w:val="a"/>
+    <w:link w:val="80"/>
     <w:uiPriority w:val="9"/>
     <w:semiHidden/>
     <w:unhideWhenUsed/>
@@ -15673,11 +15807,11 @@
       <w:color w:val="272727" w:themeColor="text1" w:themeTint="D8"/>
     </w:rPr>
   </w:style>
-  <w:style w:type="paragraph" w:styleId="Heading9">
+  <w:style w:type="paragraph" w:styleId="9">
     <w:name w:val="heading 9"/>
-    <w:basedOn w:val="Normal"/>
-    <w:next w:val="Normal"/>
-    <w:link w:val="Heading9Char"/>
+    <w:basedOn w:val="a"/>
+    <w:next w:val="a"/>
+    <w:link w:val="90"/>
     <w:uiPriority w:val="9"/>
     <w:semiHidden/>
     <w:unhideWhenUsed/>
@@ -15694,12 +15828,12 @@
       <w:color w:val="272727" w:themeColor="text1" w:themeTint="D8"/>
     </w:rPr>
   </w:style>
-  <w:style w:type="character" w:default="1" w:styleId="DefaultParagraphFont">
+  <w:style w:type="character" w:default="1" w:styleId="a0">
     <w:name w:val="Default Paragraph Font"/>
     <w:uiPriority w:val="1"/>
     <w:unhideWhenUsed/>
   </w:style>
-  <w:style w:type="table" w:default="1" w:styleId="TableNormal">
+  <w:style w:type="table" w:default="1" w:styleId="a1">
     <w:name w:val="Normal Table"/>
     <w:uiPriority w:val="99"/>
     <w:semiHidden/>
@@ -15714,16 +15848,16 @@
       </w:tblCellMar>
     </w:tblPr>
   </w:style>
-  <w:style w:type="numbering" w:default="1" w:styleId="NoList">
+  <w:style w:type="numbering" w:default="1" w:styleId="a2">
     <w:name w:val="No List"/>
     <w:uiPriority w:val="99"/>
     <w:semiHidden/>
     <w:unhideWhenUsed/>
   </w:style>
-  <w:style w:type="character" w:customStyle="1" w:styleId="Heading1Char">
-    <w:name w:val="Heading 1 Char"/>
-    <w:basedOn w:val="DefaultParagraphFont"/>
-    <w:link w:val="Heading1"/>
+  <w:style w:type="character" w:customStyle="1" w:styleId="10">
+    <w:name w:val="כותרת 1 תו"/>
+    <w:basedOn w:val="a0"/>
+    <w:link w:val="1"/>
     <w:uiPriority w:val="9"/>
     <w:rsid w:val="00331E16"/>
     <w:rPr>
@@ -15733,10 +15867,10 @@
       <w:szCs w:val="40"/>
     </w:rPr>
   </w:style>
-  <w:style w:type="character" w:customStyle="1" w:styleId="Heading2Char">
-    <w:name w:val="Heading 2 Char"/>
-    <w:basedOn w:val="DefaultParagraphFont"/>
-    <w:link w:val="Heading2"/>
+  <w:style w:type="character" w:customStyle="1" w:styleId="20">
+    <w:name w:val="כותרת 2 תו"/>
+    <w:basedOn w:val="a0"/>
+    <w:link w:val="2"/>
     <w:uiPriority w:val="9"/>
     <w:semiHidden/>
     <w:rsid w:val="00331E16"/>
@@ -15747,10 +15881,10 @@
       <w:szCs w:val="32"/>
     </w:rPr>
   </w:style>
-  <w:style w:type="character" w:customStyle="1" w:styleId="Heading3Char">
-    <w:name w:val="Heading 3 Char"/>
-    <w:basedOn w:val="DefaultParagraphFont"/>
-    <w:link w:val="Heading3"/>
+  <w:style w:type="character" w:customStyle="1" w:styleId="30">
+    <w:name w:val="כותרת 3 תו"/>
+    <w:basedOn w:val="a0"/>
+    <w:link w:val="3"/>
     <w:uiPriority w:val="9"/>
     <w:rsid w:val="00331E16"/>
     <w:rPr>
@@ -15760,10 +15894,10 @@
       <w:szCs w:val="28"/>
     </w:rPr>
   </w:style>
-  <w:style w:type="character" w:customStyle="1" w:styleId="Heading4Char">
-    <w:name w:val="Heading 4 Char"/>
-    <w:basedOn w:val="DefaultParagraphFont"/>
-    <w:link w:val="Heading4"/>
+  <w:style w:type="character" w:customStyle="1" w:styleId="40">
+    <w:name w:val="כותרת 4 תו"/>
+    <w:basedOn w:val="a0"/>
+    <w:link w:val="4"/>
     <w:uiPriority w:val="9"/>
     <w:semiHidden/>
     <w:rsid w:val="00331E16"/>
@@ -15774,10 +15908,10 @@
       <w:color w:val="0F4761" w:themeColor="accent1" w:themeShade="BF"/>
     </w:rPr>
   </w:style>
-  <w:style w:type="character" w:customStyle="1" w:styleId="Heading5Char">
-    <w:name w:val="Heading 5 Char"/>
-    <w:basedOn w:val="DefaultParagraphFont"/>
-    <w:link w:val="Heading5"/>
+  <w:style w:type="character" w:customStyle="1" w:styleId="50">
+    <w:name w:val="כותרת 5 תו"/>
+    <w:basedOn w:val="a0"/>
+    <w:link w:val="5"/>
     <w:uiPriority w:val="9"/>
     <w:semiHidden/>
     <w:rsid w:val="00331E16"/>
@@ -15786,10 +15920,10 @@
       <w:color w:val="0F4761" w:themeColor="accent1" w:themeShade="BF"/>
     </w:rPr>
   </w:style>
-  <w:style w:type="character" w:customStyle="1" w:styleId="Heading6Char">
-    <w:name w:val="Heading 6 Char"/>
-    <w:basedOn w:val="DefaultParagraphFont"/>
-    <w:link w:val="Heading6"/>
+  <w:style w:type="character" w:customStyle="1" w:styleId="60">
+    <w:name w:val="כותרת 6 תו"/>
+    <w:basedOn w:val="a0"/>
+    <w:link w:val="6"/>
     <w:uiPriority w:val="9"/>
     <w:semiHidden/>
     <w:rsid w:val="00331E16"/>
@@ -15800,10 +15934,10 @@
       <w:color w:val="595959" w:themeColor="text1" w:themeTint="A6"/>
     </w:rPr>
   </w:style>
-  <w:style w:type="character" w:customStyle="1" w:styleId="Heading7Char">
-    <w:name w:val="Heading 7 Char"/>
-    <w:basedOn w:val="DefaultParagraphFont"/>
-    <w:link w:val="Heading7"/>
+  <w:style w:type="character" w:customStyle="1" w:styleId="70">
+    <w:name w:val="כותרת 7 תו"/>
+    <w:basedOn w:val="a0"/>
+    <w:link w:val="7"/>
     <w:uiPriority w:val="9"/>
     <w:semiHidden/>
     <w:rsid w:val="00331E16"/>
@@ -15812,10 +15946,10 @@
       <w:color w:val="595959" w:themeColor="text1" w:themeTint="A6"/>
     </w:rPr>
   </w:style>
-  <w:style w:type="character" w:customStyle="1" w:styleId="Heading8Char">
-    <w:name w:val="Heading 8 Char"/>
-    <w:basedOn w:val="DefaultParagraphFont"/>
-    <w:link w:val="Heading8"/>
+  <w:style w:type="character" w:customStyle="1" w:styleId="80">
+    <w:name w:val="כותרת 8 תו"/>
+    <w:basedOn w:val="a0"/>
+    <w:link w:val="8"/>
     <w:uiPriority w:val="9"/>
     <w:semiHidden/>
     <w:rsid w:val="00331E16"/>
@@ -15826,10 +15960,10 @@
       <w:color w:val="272727" w:themeColor="text1" w:themeTint="D8"/>
     </w:rPr>
   </w:style>
-  <w:style w:type="character" w:customStyle="1" w:styleId="Heading9Char">
-    <w:name w:val="Heading 9 Char"/>
-    <w:basedOn w:val="DefaultParagraphFont"/>
-    <w:link w:val="Heading9"/>
+  <w:style w:type="character" w:customStyle="1" w:styleId="90">
+    <w:name w:val="כותרת 9 תו"/>
+    <w:basedOn w:val="a0"/>
+    <w:link w:val="9"/>
     <w:uiPriority w:val="9"/>
     <w:semiHidden/>
     <w:rsid w:val="00331E16"/>
@@ -15838,11 +15972,11 @@
       <w:color w:val="272727" w:themeColor="text1" w:themeTint="D8"/>
     </w:rPr>
   </w:style>
-  <w:style w:type="paragraph" w:styleId="Title">
+  <w:style w:type="paragraph" w:styleId="a3">
     <w:name w:val="Title"/>
-    <w:basedOn w:val="Normal"/>
-    <w:next w:val="Normal"/>
-    <w:link w:val="TitleChar"/>
+    <w:basedOn w:val="a"/>
+    <w:next w:val="a"/>
+    <w:link w:val="a4"/>
     <w:uiPriority w:val="10"/>
     <w:qFormat/>
     <w:rsid w:val="00331E16"/>
@@ -15858,10 +15992,10 @@
       <w:szCs w:val="56"/>
     </w:rPr>
   </w:style>
-  <w:style w:type="character" w:customStyle="1" w:styleId="TitleChar">
-    <w:name w:val="Title Char"/>
-    <w:basedOn w:val="DefaultParagraphFont"/>
-    <w:link w:val="Title"/>
+  <w:style w:type="character" w:customStyle="1" w:styleId="a4">
+    <w:name w:val="כותרת טקסט תו"/>
+    <w:basedOn w:val="a0"/>
+    <w:link w:val="a3"/>
     <w:uiPriority w:val="10"/>
     <w:rsid w:val="00331E16"/>
     <w:rPr>
@@ -15872,11 +16006,11 @@
       <w:szCs w:val="56"/>
     </w:rPr>
   </w:style>
-  <w:style w:type="paragraph" w:styleId="Subtitle">
+  <w:style w:type="paragraph" w:styleId="a5">
     <w:name w:val="Subtitle"/>
-    <w:basedOn w:val="Normal"/>
-    <w:next w:val="Normal"/>
-    <w:link w:val="SubtitleChar"/>
+    <w:basedOn w:val="a"/>
+    <w:next w:val="a"/>
+    <w:link w:val="a6"/>
     <w:uiPriority w:val="11"/>
     <w:qFormat/>
     <w:rsid w:val="00331E16"/>
@@ -15893,10 +16027,10 @@
       <w:szCs w:val="28"/>
     </w:rPr>
   </w:style>
-  <w:style w:type="character" w:customStyle="1" w:styleId="SubtitleChar">
-    <w:name w:val="Subtitle Char"/>
-    <w:basedOn w:val="DefaultParagraphFont"/>
-    <w:link w:val="Subtitle"/>
+  <w:style w:type="character" w:customStyle="1" w:styleId="a6">
+    <w:name w:val="כותרת משנה תו"/>
+    <w:basedOn w:val="a0"/>
+    <w:link w:val="a5"/>
     <w:uiPriority w:val="11"/>
     <w:rsid w:val="00331E16"/>
     <w:rPr>
@@ -15907,11 +16041,11 @@
       <w:szCs w:val="28"/>
     </w:rPr>
   </w:style>
-  <w:style w:type="paragraph" w:styleId="Quote">
+  <w:style w:type="paragraph" w:styleId="a7">
     <w:name w:val="Quote"/>
-    <w:basedOn w:val="Normal"/>
-    <w:next w:val="Normal"/>
-    <w:link w:val="QuoteChar"/>
+    <w:basedOn w:val="a"/>
+    <w:next w:val="a"/>
+    <w:link w:val="a8"/>
     <w:uiPriority w:val="29"/>
     <w:qFormat/>
     <w:rsid w:val="00331E16"/>
@@ -15925,10 +16059,10 @@
       <w:color w:val="404040" w:themeColor="text1" w:themeTint="BF"/>
     </w:rPr>
   </w:style>
-  <w:style w:type="character" w:customStyle="1" w:styleId="QuoteChar">
-    <w:name w:val="Quote Char"/>
-    <w:basedOn w:val="DefaultParagraphFont"/>
-    <w:link w:val="Quote"/>
+  <w:style w:type="character" w:customStyle="1" w:styleId="a8">
+    <w:name w:val="ציטוט תו"/>
+    <w:basedOn w:val="a0"/>
+    <w:link w:val="a7"/>
     <w:uiPriority w:val="29"/>
     <w:rsid w:val="00331E16"/>
     <w:rPr>
@@ -15937,9 +16071,9 @@
       <w:color w:val="404040" w:themeColor="text1" w:themeTint="BF"/>
     </w:rPr>
   </w:style>
-  <w:style w:type="paragraph" w:styleId="ListParagraph">
+  <w:style w:type="paragraph" w:styleId="a9">
     <w:name w:val="List Paragraph"/>
-    <w:basedOn w:val="Normal"/>
+    <w:basedOn w:val="a"/>
     <w:uiPriority w:val="34"/>
     <w:qFormat/>
     <w:rsid w:val="00331E16"/>
@@ -15948,9 +16082,9 @@
       <w:contextualSpacing/>
     </w:pPr>
   </w:style>
-  <w:style w:type="character" w:styleId="IntenseEmphasis">
+  <w:style w:type="character" w:styleId="aa">
     <w:name w:val="Intense Emphasis"/>
-    <w:basedOn w:val="DefaultParagraphFont"/>
+    <w:basedOn w:val="a0"/>
     <w:uiPriority w:val="21"/>
     <w:qFormat/>
     <w:rsid w:val="00331E16"/>
@@ -15960,11 +16094,11 @@
       <w:color w:val="0F4761" w:themeColor="accent1" w:themeShade="BF"/>
     </w:rPr>
   </w:style>
-  <w:style w:type="paragraph" w:styleId="IntenseQuote">
+  <w:style w:type="paragraph" w:styleId="ab">
     <w:name w:val="Intense Quote"/>
-    <w:basedOn w:val="Normal"/>
-    <w:next w:val="Normal"/>
-    <w:link w:val="IntenseQuoteChar"/>
+    <w:basedOn w:val="a"/>
+    <w:next w:val="a"/>
+    <w:link w:val="ac"/>
     <w:uiPriority w:val="30"/>
     <w:qFormat/>
     <w:rsid w:val="00331E16"/>
@@ -15983,10 +16117,10 @@
       <w:color w:val="0F4761" w:themeColor="accent1" w:themeShade="BF"/>
     </w:rPr>
   </w:style>
-  <w:style w:type="character" w:customStyle="1" w:styleId="IntenseQuoteChar">
-    <w:name w:val="Intense Quote Char"/>
-    <w:basedOn w:val="DefaultParagraphFont"/>
-    <w:link w:val="IntenseQuote"/>
+  <w:style w:type="character" w:customStyle="1" w:styleId="ac">
+    <w:name w:val="ציטוט חזק תו"/>
+    <w:basedOn w:val="a0"/>
+    <w:link w:val="ab"/>
     <w:uiPriority w:val="30"/>
     <w:rsid w:val="00331E16"/>
     <w:rPr>
@@ -15995,9 +16129,9 @@
       <w:color w:val="0F4761" w:themeColor="accent1" w:themeShade="BF"/>
     </w:rPr>
   </w:style>
-  <w:style w:type="character" w:styleId="IntenseReference">
+  <w:style w:type="character" w:styleId="ad">
     <w:name w:val="Intense Reference"/>
-    <w:basedOn w:val="DefaultParagraphFont"/>
+    <w:basedOn w:val="a0"/>
     <w:uiPriority w:val="32"/>
     <w:qFormat/>
     <w:rsid w:val="00331E16"/>
@@ -16009,10 +16143,10 @@
       <w:spacing w:val="5"/>
     </w:rPr>
   </w:style>
-  <w:style w:type="paragraph" w:styleId="Header">
+  <w:style w:type="paragraph" w:styleId="ae">
     <w:name w:val="header"/>
-    <w:basedOn w:val="Normal"/>
-    <w:link w:val="HeaderChar"/>
+    <w:basedOn w:val="a"/>
+    <w:link w:val="af"/>
     <w:uiPriority w:val="99"/>
     <w:unhideWhenUsed/>
     <w:rsid w:val="00874865"/>
@@ -16024,17 +16158,17 @@
       <w:spacing w:after="0" w:line="240" w:lineRule="auto"/>
     </w:pPr>
   </w:style>
-  <w:style w:type="character" w:customStyle="1" w:styleId="HeaderChar">
-    <w:name w:val="Header Char"/>
-    <w:basedOn w:val="DefaultParagraphFont"/>
-    <w:link w:val="Header"/>
+  <w:style w:type="character" w:customStyle="1" w:styleId="af">
+    <w:name w:val="כותרת עליונה תו"/>
+    <w:basedOn w:val="a0"/>
+    <w:link w:val="ae"/>
     <w:uiPriority w:val="99"/>
     <w:rsid w:val="00874865"/>
   </w:style>
-  <w:style w:type="paragraph" w:styleId="Footer">
+  <w:style w:type="paragraph" w:styleId="af0">
     <w:name w:val="footer"/>
-    <w:basedOn w:val="Normal"/>
-    <w:link w:val="FooterChar"/>
+    <w:basedOn w:val="a"/>
+    <w:link w:val="af1"/>
     <w:uiPriority w:val="99"/>
     <w:unhideWhenUsed/>
     <w:rsid w:val="00874865"/>
@@ -16046,17 +16180,17 @@
       <w:spacing w:after="0" w:line="240" w:lineRule="auto"/>
     </w:pPr>
   </w:style>
-  <w:style w:type="character" w:customStyle="1" w:styleId="FooterChar">
-    <w:name w:val="Footer Char"/>
-    <w:basedOn w:val="DefaultParagraphFont"/>
-    <w:link w:val="Footer"/>
+  <w:style w:type="character" w:customStyle="1" w:styleId="af1">
+    <w:name w:val="כותרת תחתונה תו"/>
+    <w:basedOn w:val="a0"/>
+    <w:link w:val="af0"/>
     <w:uiPriority w:val="99"/>
     <w:rsid w:val="00874865"/>
   </w:style>
-  <w:style w:type="paragraph" w:styleId="TOCHeading">
+  <w:style w:type="paragraph" w:styleId="af2">
     <w:name w:val="TOC Heading"/>
-    <w:basedOn w:val="Heading1"/>
-    <w:next w:val="Normal"/>
+    <w:basedOn w:val="1"/>
+    <w:next w:val="a"/>
     <w:uiPriority w:val="39"/>
     <w:unhideWhenUsed/>
     <w:qFormat/>
@@ -16075,8 +16209,8 @@
   </w:style>
   <w:style w:type="paragraph" w:styleId="TOC2">
     <w:name w:val="toc 2"/>
-    <w:basedOn w:val="Normal"/>
-    <w:next w:val="Normal"/>
+    <w:basedOn w:val="a"/>
+    <w:next w:val="a"/>
     <w:autoRedefine/>
     <w:uiPriority w:val="39"/>
     <w:unhideWhenUsed/>
@@ -16096,8 +16230,8 @@
   </w:style>
   <w:style w:type="paragraph" w:styleId="TOC1">
     <w:name w:val="toc 1"/>
-    <w:basedOn w:val="Normal"/>
-    <w:next w:val="Normal"/>
+    <w:basedOn w:val="a"/>
+    <w:next w:val="a"/>
     <w:autoRedefine/>
     <w:uiPriority w:val="39"/>
     <w:unhideWhenUsed/>
@@ -16116,8 +16250,8 @@
   </w:style>
   <w:style w:type="paragraph" w:styleId="TOC3">
     <w:name w:val="toc 3"/>
-    <w:basedOn w:val="Normal"/>
-    <w:next w:val="Normal"/>
+    <w:basedOn w:val="a"/>
+    <w:next w:val="a"/>
     <w:autoRedefine/>
     <w:uiPriority w:val="39"/>
     <w:unhideWhenUsed/>
@@ -16135,9 +16269,9 @@
       <w14:ligatures w14:val="none"/>
     </w:rPr>
   </w:style>
-  <w:style w:type="table" w:styleId="TableGrid">
+  <w:style w:type="table" w:styleId="af3">
     <w:name w:val="Table Grid"/>
-    <w:basedOn w:val="TableNormal"/>
+    <w:basedOn w:val="a1"/>
     <w:uiPriority w:val="39"/>
     <w:rsid w:val="00E5784C"/>
     <w:pPr>
@@ -16154,9 +16288,9 @@
       </w:tblBorders>
     </w:tblPr>
   </w:style>
-  <w:style w:type="character" w:styleId="PlaceholderText">
+  <w:style w:type="character" w:styleId="af4">
     <w:name w:val="Placeholder Text"/>
-    <w:basedOn w:val="DefaultParagraphFont"/>
+    <w:basedOn w:val="a0"/>
     <w:uiPriority w:val="99"/>
     <w:semiHidden/>
     <w:rsid w:val="00EC7D61"/>
@@ -16166,13 +16300,36 @@
   </w:style>
   <w:style w:type="paragraph" w:styleId="NormalWeb">
     <w:name w:val="Normal (Web)"/>
-    <w:basedOn w:val="Normal"/>
+    <w:basedOn w:val="a"/>
     <w:uiPriority w:val="99"/>
     <w:semiHidden/>
     <w:unhideWhenUsed/>
     <w:rsid w:val="00903D10"/>
     <w:rPr>
       <w:rFonts w:ascii="Times New Roman" w:hAnsi="Times New Roman" w:cs="Times New Roman"/>
+    </w:rPr>
+  </w:style>
+  <w:style w:type="character" w:styleId="Hyperlink">
+    <w:name w:val="Hyperlink"/>
+    <w:basedOn w:val="a0"/>
+    <w:uiPriority w:val="99"/>
+    <w:unhideWhenUsed/>
+    <w:rsid w:val="00E326B0"/>
+    <w:rPr>
+      <w:color w:val="467886" w:themeColor="hyperlink"/>
+      <w:u w:val="single"/>
+    </w:rPr>
+  </w:style>
+  <w:style w:type="character" w:styleId="af5">
+    <w:name w:val="Unresolved Mention"/>
+    <w:basedOn w:val="a0"/>
+    <w:uiPriority w:val="99"/>
+    <w:semiHidden/>
+    <w:unhideWhenUsed/>
+    <w:rsid w:val="00E326B0"/>
+    <w:rPr>
+      <w:color w:val="605E5C"/>
+      <w:shd w:val="clear" w:color="auto" w:fill="E1DFDD"/>
     </w:rPr>
   </w:style>
 </w:styles>
